--- a/Temat Projektu.docx
+++ b/Temat Projektu.docx
@@ -1,21 +1,18 @@
 
 <file path=word/document.xml><?xml version="1.0" encoding="utf-8"?>
-<w:document xmlns:wpc="http://schemas.microsoft.com/office/word/2010/wordprocessingCanvas" xmlns:cx="http://schemas.microsoft.com/office/drawing/2014/chartex" xmlns:cx1="http://schemas.microsoft.com/office/drawing/2015/9/8/chartex" xmlns:cx2="http://schemas.microsoft.com/office/drawing/2015/10/21/chartex" xmlns:cx3="http://schemas.microsoft.com/office/drawing/2016/5/9/chartex" xmlns:cx4="http://schemas.microsoft.com/office/drawing/2016/5/10/chartex" xmlns:cx5="http://schemas.microsoft.com/office/drawing/2016/5/11/chartex" xmlns:cx6="http://schemas.microsoft.com/office/drawing/2016/5/12/chartex" xmlns:cx7="http://schemas.microsoft.com/office/drawing/2016/5/13/chartex" xmlns:cx8="http://schemas.microsoft.com/office/drawing/2016/5/14/chartex" xmlns:mc="http://schemas.openxmlformats.org/markup-compatibility/2006" xmlns:aink="http://schemas.microsoft.com/office/drawing/2016/ink" xmlns:am3d="http://schemas.microsoft.com/office/drawing/2017/model3d" xmlns:o="urn:schemas-microsoft-com:office:office" xmlns:oel="http://schemas.microsoft.com/office/2019/extlst" xmlns:r="http://schemas.openxmlformats.org/officeDocument/2006/relationships" xmlns:m="http://schemas.openxmlformats.org/officeDocument/2006/math" xmlns:v="urn:schemas-microsoft-com:vml" xmlns:wp14="http://schemas.microsoft.com/office/word/2010/wordprocessingDrawing" xmlns:wp="http://schemas.openxmlformats.org/drawingml/2006/wordprocessingDrawing" xmlns:w10="urn:schemas-microsoft-com:office:word" xmlns:w="http://schemas.openxmlformats.org/wordprocessingml/2006/main" xmlns:w14="http://schemas.microsoft.com/office/word/2010/wordml" xmlns:w15="http://schemas.microsoft.com/office/word/2012/wordml" xmlns:w16cex="http://schemas.microsoft.com/office/word/2018/wordml/cex" xmlns:w16cid="http://schemas.microsoft.com/office/word/2016/wordml/cid" xmlns:w16="http://schemas.microsoft.com/office/word/2018/wordml" xmlns:w16du="http://schemas.microsoft.com/office/word/2023/wordml/word16du" xmlns:w16sdtdh="http://schemas.microsoft.com/office/word/2020/wordml/sdtdatahash" xmlns:w16sdtfl="http://schemas.microsoft.com/office/word/2024/wordml/sdtformatlock" xmlns:w16se="http://schemas.microsoft.com/office/word/2015/wordml/symex" xmlns:wpg="http://schemas.microsoft.com/office/word/2010/wordprocessingGroup" xmlns:wpi="http://schemas.microsoft.com/office/word/2010/wordprocessingInk" xmlns:wne="http://schemas.microsoft.com/office/word/2006/wordml" xmlns:wps="http://schemas.microsoft.com/office/word/2010/wordprocessingShape" xmlns:a="http://schemas.openxmlformats.org/drawingml/2006/main" xmlns:pic="http://schemas.openxmlformats.org/drawingml/2006/picture" xmlns:a14="http://schemas.microsoft.com/office/drawing/2010/main" mc:Ignorable="w14 w15 w16se w16cid w16 w16cex w16sdtdh w16sdtfl w16du wp14">
+<w:document xmlns:wpc="http://schemas.microsoft.com/office/word/2010/wordprocessingCanvas" xmlns:cx="http://schemas.microsoft.com/office/drawing/2014/chartex" xmlns:cx1="http://schemas.microsoft.com/office/drawing/2015/9/8/chartex" xmlns:cx2="http://schemas.microsoft.com/office/drawing/2015/10/21/chartex" xmlns:cx3="http://schemas.microsoft.com/office/drawing/2016/5/9/chartex" xmlns:cx4="http://schemas.microsoft.com/office/drawing/2016/5/10/chartex" xmlns:cx5="http://schemas.microsoft.com/office/drawing/2016/5/11/chartex" xmlns:cx6="http://schemas.microsoft.com/office/drawing/2016/5/12/chartex" xmlns:cx7="http://schemas.microsoft.com/office/drawing/2016/5/13/chartex" xmlns:cx8="http://schemas.microsoft.com/office/drawing/2016/5/14/chartex" xmlns:mc="http://schemas.openxmlformats.org/markup-compatibility/2006" xmlns:aink="http://schemas.microsoft.com/office/drawing/2016/ink" xmlns:am3d="http://schemas.microsoft.com/office/drawing/2017/model3d" xmlns:o="urn:schemas-microsoft-com:office:office" xmlns:oel="http://schemas.microsoft.com/office/2019/extlst" xmlns:r="http://schemas.openxmlformats.org/officeDocument/2006/relationships" xmlns:m="http://schemas.openxmlformats.org/officeDocument/2006/math" xmlns:v="urn:schemas-microsoft-com:vml" xmlns:wp14="http://schemas.microsoft.com/office/word/2010/wordprocessingDrawing" xmlns:wp="http://schemas.openxmlformats.org/drawingml/2006/wordprocessingDrawing" xmlns:w10="urn:schemas-microsoft-com:office:word" xmlns:w="http://schemas.openxmlformats.org/wordprocessingml/2006/main" xmlns:w14="http://schemas.microsoft.com/office/word/2010/wordml" xmlns:w15="http://schemas.microsoft.com/office/word/2012/wordml" xmlns:w16cex="http://schemas.microsoft.com/office/word/2018/wordml/cex" xmlns:w16cid="http://schemas.microsoft.com/office/word/2016/wordml/cid" xmlns:w16="http://schemas.microsoft.com/office/word/2018/wordml" xmlns:w16du="http://schemas.microsoft.com/office/word/2023/wordml/word16du" xmlns:w16sdtdh="http://schemas.microsoft.com/office/word/2020/wordml/sdtdatahash" xmlns:w16sdtfl="http://schemas.microsoft.com/office/word/2024/wordml/sdtformatlock" xmlns:w16se="http://schemas.microsoft.com/office/word/2015/wordml/symex" xmlns:wpg="http://schemas.microsoft.com/office/word/2010/wordprocessingGroup" xmlns:wpi="http://schemas.microsoft.com/office/word/2010/wordprocessingInk" xmlns:wne="http://schemas.microsoft.com/office/word/2006/wordml" xmlns:wps="http://schemas.microsoft.com/office/word/2010/wordprocessingShape" mc:Ignorable="w14 w15 w16se w16cid w16 w16cex w16sdtdh w16sdtfl w16du wp14">
   <w:body>
     <w:p>
       <w:pPr>
         <w:pStyle w:val="Nagwek1"/>
       </w:pPr>
       <w:r>
-        <w:rPr/>
         <w:t>Moduł zarządzania katalogiem i zamówieniami części zamiennych w serwisie</w:t>
       </w:r>
       <w:r>
-        <w:rPr/>
         <w:t xml:space="preserve"> komputerowym</w:t>
       </w:r>
       <w:r>
-        <w:rPr/>
         <w:t>.</w:t>
       </w:r>
     </w:p>
@@ -295,10 +292,590 @@
         <w:t>Pracownik serwisu</w:t>
       </w:r>
       <w:r>
+        <w:t>:</w:t>
+      </w:r>
+    </w:p>
+    <w:p>
+      <w:pPr>
+        <w:pStyle w:val="Akapitzlist"/>
+        <w:numPr>
+          <w:ilvl w:val="2"/>
+          <w:numId w:val="1"/>
+        </w:numPr>
+      </w:pPr>
+      <w:r>
+        <w:lastRenderedPageBreak/>
+        <w:t>Jest to osoba, która wyszukuje części w katalogu oraz sprawdza ich bieżącą dostępność.</w:t>
+      </w:r>
+    </w:p>
+    <w:p>
+      <w:pPr>
+        <w:pStyle w:val="Akapitzlist"/>
+        <w:numPr>
+          <w:ilvl w:val="2"/>
+          <w:numId w:val="1"/>
+        </w:numPr>
+      </w:pPr>
+      <w:r>
+        <w:t>Odpowiada za przypisywanie konkretnych części do realizowanych napraw lub zleceń serwisowych.</w:t>
+      </w:r>
+    </w:p>
+    <w:p>
+      <w:pPr>
+        <w:pStyle w:val="Akapitzlist"/>
+        <w:numPr>
+          <w:ilvl w:val="2"/>
+          <w:numId w:val="1"/>
+        </w:numPr>
+      </w:pPr>
+      <w:r>
+        <w:t>Posiada możliwość przeglądania historii użycia poszczególnych elementów.</w:t>
+      </w:r>
+    </w:p>
+    <w:p>
+      <w:pPr>
+        <w:pStyle w:val="Akapitzlist"/>
+        <w:numPr>
+          <w:ilvl w:val="2"/>
+          <w:numId w:val="1"/>
+        </w:numPr>
+      </w:pPr>
+      <w:r>
+        <w:t>Może zgłosić zapotrzebowanie na brakującą część.</w:t>
+      </w:r>
+    </w:p>
+    <w:p>
+      <w:pPr>
+        <w:pStyle w:val="Akapitzlist"/>
+        <w:numPr>
+          <w:ilvl w:val="1"/>
+          <w:numId w:val="1"/>
+        </w:numPr>
+      </w:pPr>
+      <w:r>
+        <w:t>Magazynier</w:t>
+      </w:r>
+    </w:p>
+    <w:p>
+      <w:pPr>
+        <w:pStyle w:val="Akapitzlist"/>
+        <w:numPr>
+          <w:ilvl w:val="2"/>
+          <w:numId w:val="1"/>
+        </w:numPr>
+      </w:pPr>
+      <w:r>
+        <w:t>Odpowiada za prowadzenie ewidencji stanów magazynowych oraz aktualizację ilości dostępnych części.</w:t>
+      </w:r>
+    </w:p>
+    <w:p>
+      <w:pPr>
+        <w:pStyle w:val="Akapitzlist"/>
+        <w:numPr>
+          <w:ilvl w:val="2"/>
+          <w:numId w:val="1"/>
+        </w:numPr>
+      </w:pPr>
+      <w:r>
+        <w:t>Zajmuje się obsługą katalogu, co obejmuje dodawanie nowych pozycji, ich edycję oraz usuwanie.</w:t>
+      </w:r>
+    </w:p>
+    <w:p>
+      <w:pPr>
+        <w:pStyle w:val="Akapitzlist"/>
+        <w:numPr>
+          <w:ilvl w:val="2"/>
+          <w:numId w:val="1"/>
+        </w:numPr>
+      </w:pPr>
+      <w:r>
+        <w:t>Tworzy i edytuje zamówienia na części do dostawców.</w:t>
+      </w:r>
+    </w:p>
+    <w:p>
+      <w:pPr>
+        <w:pStyle w:val="Akapitzlist"/>
+        <w:numPr>
+          <w:ilvl w:val="2"/>
+          <w:numId w:val="1"/>
+        </w:numPr>
+      </w:pPr>
+      <w:r>
+        <w:t>Rejestruje przyjęcie dostaw oraz zgłasza ewentualne niezgodności w otrzymanym towarze.</w:t>
+      </w:r>
+    </w:p>
+    <w:p>
+      <w:pPr>
+        <w:pStyle w:val="Akapitzlist"/>
+        <w:numPr>
+          <w:ilvl w:val="1"/>
+          <w:numId w:val="1"/>
+        </w:numPr>
+      </w:pPr>
+      <w:r>
+        <w:t>Kierownik serwisu</w:t>
+      </w:r>
+    </w:p>
+    <w:p>
+      <w:pPr>
+        <w:pStyle w:val="Akapitzlist"/>
+        <w:numPr>
+          <w:ilvl w:val="2"/>
+          <w:numId w:val="1"/>
+        </w:numPr>
+      </w:pPr>
+      <w:r>
+        <w:t>Pełni rolę nadzorczą nad całą gospodarką częściami w serwisie.</w:t>
+      </w:r>
+    </w:p>
+    <w:p>
+      <w:pPr>
+        <w:pStyle w:val="Akapitzlist"/>
+        <w:numPr>
+          <w:ilvl w:val="2"/>
+          <w:numId w:val="1"/>
+        </w:numPr>
+      </w:pPr>
+      <w:r>
+        <w:t>Podejmuje decyzje o zatwierdzeniu lub odrzuceniu zamówień utworzonych przez magazyniera.</w:t>
+      </w:r>
+    </w:p>
+    <w:p>
+      <w:pPr>
+        <w:pStyle w:val="Akapitzlist"/>
+        <w:numPr>
+          <w:ilvl w:val="2"/>
+          <w:numId w:val="1"/>
+        </w:numPr>
+      </w:pPr>
+      <w:r>
+        <w:t>Ma dostęp do raportów dotyczących braków magazynowych, co pozwala na kontrolę ciągłości pracy.</w:t>
+      </w:r>
+    </w:p>
+    <w:p>
+      <w:pPr>
+        <w:pStyle w:val="Akapitzlist"/>
+        <w:numPr>
+          <w:ilvl w:val="1"/>
+          <w:numId w:val="1"/>
+        </w:numPr>
+      </w:pPr>
+      <w:r>
+        <w:t>Administrator systemu</w:t>
+      </w:r>
+      <w:r>
+        <w:t>:</w:t>
+      </w:r>
+    </w:p>
+    <w:p>
+      <w:pPr>
+        <w:pStyle w:val="Akapitzlist"/>
+        <w:numPr>
+          <w:ilvl w:val="2"/>
+          <w:numId w:val="1"/>
+        </w:numPr>
+      </w:pPr>
+      <w:r>
+        <w:t xml:space="preserve"> Jest odpowiedzialny za techniczne zarządzanie użytkownikami, w tym ich dodawanie, edycję danych oraz usuwanie z systemu.</w:t>
+      </w:r>
+    </w:p>
+    <w:p>
+      <w:pPr>
+        <w:pStyle w:val="Akapitzlist"/>
+        <w:numPr>
+          <w:ilvl w:val="2"/>
+          <w:numId w:val="1"/>
+        </w:numPr>
+      </w:pPr>
+      <w:r>
+        <w:t>Definiuje role w systemie i zarządza uprawnieniami poszczególnych osób.</w:t>
+      </w:r>
+    </w:p>
+    <w:p>
+      <w:pPr>
+        <w:pStyle w:val="Akapitzlist"/>
+        <w:numPr>
+          <w:ilvl w:val="0"/>
+          <w:numId w:val="1"/>
+        </w:numPr>
+      </w:pPr>
+      <w:r>
+        <w:t>Proponowane przypadki użycia:</w:t>
+      </w:r>
+    </w:p>
+    <w:p>
+      <w:pPr>
+        <w:pStyle w:val="Akapitzlist"/>
+        <w:numPr>
+          <w:ilvl w:val="1"/>
+          <w:numId w:val="1"/>
+        </w:numPr>
+      </w:pPr>
+      <w:r>
+        <w:t>Aktor: Pracownik serwisu</w:t>
+      </w:r>
+    </w:p>
+    <w:p>
+      <w:pPr>
+        <w:pStyle w:val="Akapitzlist"/>
+        <w:numPr>
+          <w:ilvl w:val="2"/>
+          <w:numId w:val="1"/>
+        </w:numPr>
+        <w:spacing w:before="240" w:after="240"/>
+      </w:pPr>
+      <w:r>
+        <w:t>Zalogowanie do systemu</w:t>
+      </w:r>
+    </w:p>
+    <w:p>
+      <w:pPr>
+        <w:pStyle w:val="Akapitzlist"/>
+        <w:numPr>
+          <w:ilvl w:val="2"/>
+          <w:numId w:val="1"/>
+        </w:numPr>
+        <w:spacing w:before="240" w:after="240"/>
+      </w:pPr>
+      <w:r>
+        <w:t>Wyszukanie części zamiennej</w:t>
+      </w:r>
+    </w:p>
+    <w:p>
+      <w:pPr>
+        <w:pStyle w:val="Akapitzlist"/>
+        <w:numPr>
+          <w:ilvl w:val="2"/>
+          <w:numId w:val="1"/>
+        </w:numPr>
+        <w:spacing w:before="240" w:after="240"/>
+      </w:pPr>
+      <w:r>
+        <w:t>Przeglądanie katalogu części</w:t>
+      </w:r>
+    </w:p>
+    <w:p>
+      <w:pPr>
+        <w:pStyle w:val="Akapitzlist"/>
+        <w:numPr>
+          <w:ilvl w:val="2"/>
+          <w:numId w:val="1"/>
+        </w:numPr>
+        <w:spacing w:before="240" w:after="240"/>
+      </w:pPr>
+      <w:r>
+        <w:t>Podgląd szczegółów części</w:t>
+      </w:r>
+    </w:p>
+    <w:p>
+      <w:pPr>
+        <w:pStyle w:val="Akapitzlist"/>
+        <w:numPr>
+          <w:ilvl w:val="2"/>
+          <w:numId w:val="1"/>
+        </w:numPr>
+        <w:spacing w:before="240" w:after="240"/>
+      </w:pPr>
+      <w:r>
+        <w:t>Sprawdzenie dostępności części</w:t>
+      </w:r>
+    </w:p>
+    <w:p>
+      <w:pPr>
+        <w:pStyle w:val="Akapitzlist"/>
+        <w:numPr>
+          <w:ilvl w:val="2"/>
+          <w:numId w:val="1"/>
+        </w:numPr>
+        <w:spacing w:before="240" w:after="240"/>
+      </w:pPr>
+      <w:r>
+        <w:t>Zgłoszenie zapotrzebowania na część</w:t>
+      </w:r>
+    </w:p>
+    <w:p>
+      <w:pPr>
+        <w:pStyle w:val="Akapitzlist"/>
+        <w:numPr>
+          <w:ilvl w:val="2"/>
+          <w:numId w:val="1"/>
+        </w:numPr>
+        <w:spacing w:before="240" w:after="240"/>
+      </w:pPr>
+      <w:r>
+        <w:t>Przypisanie części do zlecenia naprawy</w:t>
+      </w:r>
+    </w:p>
+    <w:p>
+      <w:pPr>
+        <w:pStyle w:val="Akapitzlist"/>
+        <w:numPr>
+          <w:ilvl w:val="2"/>
+          <w:numId w:val="1"/>
+        </w:numPr>
+        <w:spacing w:before="240" w:after="240"/>
+      </w:pPr>
+      <w:r>
+        <w:t>Podgląd historii użycia części</w:t>
+      </w:r>
+    </w:p>
+    <w:p>
+      <w:pPr>
+        <w:pStyle w:val="Akapitzlist"/>
+        <w:numPr>
+          <w:ilvl w:val="1"/>
+          <w:numId w:val="1"/>
+        </w:numPr>
+        <w:spacing w:before="240" w:after="240"/>
+      </w:pPr>
+      <w:r>
+        <w:t>Aktor: Magazynier</w:t>
+      </w:r>
+    </w:p>
+    <w:p>
+      <w:pPr>
+        <w:pStyle w:val="Akapitzlist"/>
+        <w:numPr>
+          <w:ilvl w:val="2"/>
+          <w:numId w:val="1"/>
+        </w:numPr>
+        <w:spacing w:before="240" w:after="240"/>
+      </w:pPr>
+      <w:r>
+        <w:t>Dodanie nowej części do katalogu</w:t>
+      </w:r>
+    </w:p>
+    <w:p>
+      <w:pPr>
+        <w:pStyle w:val="Akapitzlist"/>
+        <w:numPr>
+          <w:ilvl w:val="2"/>
+          <w:numId w:val="1"/>
+        </w:numPr>
+        <w:spacing w:before="240" w:after="240"/>
+      </w:pPr>
+      <w:r>
+        <w:t>Edycja danych części</w:t>
+      </w:r>
+    </w:p>
+    <w:p>
+      <w:pPr>
+        <w:pStyle w:val="Akapitzlist"/>
+        <w:numPr>
+          <w:ilvl w:val="2"/>
+          <w:numId w:val="1"/>
+        </w:numPr>
+        <w:spacing w:before="240" w:after="240"/>
+      </w:pPr>
+      <w:r>
+        <w:t>Usunięcie części z katalogu</w:t>
+      </w:r>
+    </w:p>
+    <w:p>
+      <w:pPr>
+        <w:pStyle w:val="Akapitzlist"/>
+        <w:numPr>
+          <w:ilvl w:val="2"/>
+          <w:numId w:val="1"/>
+        </w:numPr>
+        <w:spacing w:before="240" w:after="240"/>
+      </w:pPr>
+      <w:r>
+        <w:t>Aktualizacja stanu magazynowego</w:t>
+      </w:r>
+    </w:p>
+    <w:p>
+      <w:pPr>
+        <w:pStyle w:val="Akapitzlist"/>
+        <w:numPr>
+          <w:ilvl w:val="1"/>
+          <w:numId w:val="1"/>
+        </w:numPr>
+        <w:spacing w:before="240" w:after="240"/>
+      </w:pPr>
+      <w:r>
+        <w:lastRenderedPageBreak/>
+        <w:t>Utworzenie zamówienia na część</w:t>
+      </w:r>
+    </w:p>
+    <w:p>
+      <w:pPr>
+        <w:pStyle w:val="Akapitzlist"/>
+        <w:numPr>
+          <w:ilvl w:val="1"/>
+          <w:numId w:val="1"/>
+        </w:numPr>
+        <w:spacing w:before="240" w:after="240"/>
+      </w:pPr>
+      <w:r>
+        <w:t>Edycja zamówienia</w:t>
+      </w:r>
+    </w:p>
+    <w:p>
+      <w:pPr>
+        <w:pStyle w:val="Akapitzlist"/>
+        <w:numPr>
+          <w:ilvl w:val="1"/>
+          <w:numId w:val="1"/>
+        </w:numPr>
+        <w:spacing w:before="240" w:after="240"/>
+      </w:pPr>
+      <w:r>
+        <w:t>Rejestracja przyjęcia dostawy</w:t>
+      </w:r>
+    </w:p>
+    <w:p>
+      <w:pPr>
+        <w:pStyle w:val="Akapitzlist"/>
+        <w:numPr>
+          <w:ilvl w:val="1"/>
+          <w:numId w:val="1"/>
+        </w:numPr>
+        <w:spacing w:before="240" w:after="240"/>
+      </w:pPr>
+      <w:r>
+        <w:t>Zgłoszenie niezgodności dostawy</w:t>
+      </w:r>
+    </w:p>
+    <w:p>
+      <w:pPr>
+        <w:pStyle w:val="Akapitzlist"/>
+        <w:numPr>
+          <w:ilvl w:val="1"/>
+          <w:numId w:val="1"/>
+        </w:numPr>
+        <w:spacing w:before="240" w:after="240"/>
+      </w:pPr>
+      <w:r>
+        <w:t>Przegląd historii zamówień</w:t>
+      </w:r>
+    </w:p>
+    <w:p>
+      <w:pPr>
+        <w:pStyle w:val="Akapitzlist"/>
+        <w:spacing w:before="240" w:after="240"/>
+        <w:ind w:left="643"/>
+      </w:pPr>
+      <w:r>
+        <w:t>Aktor: Kierownik serwisu</w:t>
+      </w:r>
+    </w:p>
+    <w:p>
+      <w:pPr>
+        <w:pStyle w:val="Akapitzlist"/>
+        <w:numPr>
+          <w:ilvl w:val="1"/>
+          <w:numId w:val="1"/>
+        </w:numPr>
+        <w:spacing w:before="240" w:after="240"/>
+      </w:pPr>
+      <w:r>
+        <w:t>Zatwierdzenie zamówienia</w:t>
+      </w:r>
+    </w:p>
+    <w:p>
+      <w:pPr>
+        <w:pStyle w:val="Akapitzlist"/>
+        <w:numPr>
+          <w:ilvl w:val="1"/>
+          <w:numId w:val="1"/>
+        </w:numPr>
+        <w:spacing w:before="240" w:after="240"/>
+      </w:pPr>
+      <w:r>
+        <w:t>Odrzucenie zamówienia</w:t>
+      </w:r>
+    </w:p>
+    <w:p>
+      <w:pPr>
+        <w:pStyle w:val="Akapitzlist"/>
+        <w:numPr>
+          <w:ilvl w:val="1"/>
+          <w:numId w:val="1"/>
+        </w:numPr>
+        <w:spacing w:before="240" w:after="240"/>
+      </w:pPr>
+      <w:r>
+        <w:t>Przegląd raportu braków magazynowych</w:t>
+      </w:r>
+    </w:p>
+    <w:p>
+      <w:pPr>
+        <w:pStyle w:val="Akapitzlist"/>
+        <w:spacing w:before="240" w:after="240"/>
+        <w:ind w:left="643"/>
+      </w:pPr>
+      <w:r>
+        <w:t>Aktor: Administrator systemu</w:t>
+      </w:r>
+    </w:p>
+    <w:p>
+      <w:pPr>
+        <w:pStyle w:val="Akapitzlist"/>
+        <w:numPr>
+          <w:ilvl w:val="1"/>
+          <w:numId w:val="1"/>
+        </w:numPr>
+        <w:spacing w:before="240" w:after="240"/>
+      </w:pPr>
+      <w:r>
+        <w:t>Dodanie użytkownika</w:t>
+      </w:r>
+    </w:p>
+    <w:p>
+      <w:pPr>
+        <w:pStyle w:val="Akapitzlist"/>
+        <w:numPr>
+          <w:ilvl w:val="1"/>
+          <w:numId w:val="1"/>
+        </w:numPr>
+        <w:spacing w:before="240" w:after="240"/>
+      </w:pPr>
+      <w:r>
+        <w:t>Edycja danych użytkownika</w:t>
+      </w:r>
+    </w:p>
+    <w:p>
+      <w:pPr>
+        <w:pStyle w:val="Akapitzlist"/>
+        <w:numPr>
+          <w:ilvl w:val="1"/>
+          <w:numId w:val="1"/>
+        </w:numPr>
+        <w:spacing w:before="240" w:after="240"/>
+      </w:pPr>
+      <w:r>
+        <w:t>Usunięcie użytkownika</w:t>
+      </w:r>
+    </w:p>
+    <w:p>
+      <w:pPr>
+        <w:pStyle w:val="Akapitzlist"/>
+        <w:numPr>
+          <w:ilvl w:val="1"/>
+          <w:numId w:val="1"/>
+        </w:numPr>
+      </w:pPr>
+      <w:r>
+        <w:t>Zarządzanie rolami i uprawnieniami</w:t>
+      </w:r>
+    </w:p>
+    <w:p>
+      <w:pPr>
+        <w:pStyle w:val="Akapitzlist"/>
+        <w:numPr>
+          <w:ilvl w:val="0"/>
+          <w:numId w:val="1"/>
+        </w:numPr>
+      </w:pPr>
+      <w:r>
+        <w:t>Obiekt, który będzie miał stany:</w:t>
+      </w:r>
+      <w:r>
         <w:br/>
       </w:r>
       <w:r>
-        <w:t>Osoba, która wyszukuje części, sprawdza ich dostępność i przypisuje je do napraw.</w:t>
+        <w:t>Zamówienie</w:t>
       </w:r>
     </w:p>
     <w:p>
@@ -310,14 +887,1902 @@
         </w:numPr>
       </w:pPr>
       <w:r>
+        <w:t>Przykładowe stany:</w:t>
+      </w:r>
+    </w:p>
+    <w:p>
+      <w:pPr>
+        <w:pStyle w:val="Akapitzlist"/>
+        <w:numPr>
+          <w:ilvl w:val="2"/>
+          <w:numId w:val="1"/>
+        </w:numPr>
+      </w:pPr>
+      <w:r>
+        <w:t>Utworzone</w:t>
+      </w:r>
+      <w:r>
+        <w:t>,</w:t>
+      </w:r>
+    </w:p>
+    <w:p>
+      <w:pPr>
+        <w:pStyle w:val="Akapitzlist"/>
+        <w:numPr>
+          <w:ilvl w:val="2"/>
+          <w:numId w:val="1"/>
+        </w:numPr>
+      </w:pPr>
+      <w:r>
+        <w:t>zapisane roboczo</w:t>
+      </w:r>
+      <w:r>
+        <w:t>,</w:t>
+      </w:r>
+      <w:r>
+        <w:t xml:space="preserve"> </w:t>
+      </w:r>
+    </w:p>
+    <w:p>
+      <w:pPr>
+        <w:pStyle w:val="Akapitzlist"/>
+        <w:numPr>
+          <w:ilvl w:val="2"/>
+          <w:numId w:val="1"/>
+        </w:numPr>
+      </w:pPr>
+      <w:r>
+        <w:t>wysłane do zatwierdzenia</w:t>
+      </w:r>
+      <w:r>
+        <w:t>,</w:t>
+      </w:r>
+    </w:p>
+    <w:p>
+      <w:pPr>
+        <w:pStyle w:val="Akapitzlist"/>
+        <w:numPr>
+          <w:ilvl w:val="2"/>
+          <w:numId w:val="1"/>
+        </w:numPr>
+      </w:pPr>
+      <w:r>
+        <w:t>zatwierdzone</w:t>
+      </w:r>
+      <w:r>
+        <w:t>,</w:t>
+      </w:r>
+    </w:p>
+    <w:p>
+      <w:pPr>
+        <w:pStyle w:val="Akapitzlist"/>
+        <w:numPr>
+          <w:ilvl w:val="2"/>
+          <w:numId w:val="1"/>
+        </w:numPr>
+      </w:pPr>
+      <w:r>
+        <w:t>odrzucone</w:t>
+      </w:r>
+      <w:r>
+        <w:t>,</w:t>
+      </w:r>
+    </w:p>
+    <w:p>
+      <w:pPr>
+        <w:pStyle w:val="Akapitzlist"/>
+        <w:numPr>
+          <w:ilvl w:val="2"/>
+          <w:numId w:val="1"/>
+        </w:numPr>
+      </w:pPr>
+      <w:r>
+        <w:t>wysłane do dostawcy</w:t>
+      </w:r>
+      <w:r>
+        <w:t>,</w:t>
+      </w:r>
+    </w:p>
+    <w:p>
+      <w:pPr>
+        <w:pStyle w:val="Akapitzlist"/>
+        <w:numPr>
+          <w:ilvl w:val="2"/>
+          <w:numId w:val="1"/>
+        </w:numPr>
+      </w:pPr>
+      <w:r>
+        <w:t>w realizacji</w:t>
+      </w:r>
+      <w:r>
+        <w:t>,</w:t>
+      </w:r>
+    </w:p>
+    <w:p>
+      <w:pPr>
+        <w:pStyle w:val="Akapitzlist"/>
+        <w:numPr>
+          <w:ilvl w:val="2"/>
+          <w:numId w:val="1"/>
+        </w:numPr>
+      </w:pPr>
+      <w:r>
+        <w:t>dostarczone</w:t>
+      </w:r>
+      <w:r>
+        <w:t>,</w:t>
+      </w:r>
+    </w:p>
+    <w:p>
+      <w:pPr>
+        <w:pStyle w:val="Akapitzlist"/>
+        <w:numPr>
+          <w:ilvl w:val="2"/>
+          <w:numId w:val="1"/>
+        </w:numPr>
+      </w:pPr>
+      <w:r>
+        <w:t>anulowan</w:t>
+      </w:r>
+      <w:r>
+        <w:t>e,</w:t>
+      </w:r>
+    </w:p>
+    <w:p>
+      <w:pPr>
+        <w:pStyle w:val="Akapitzlist"/>
+        <w:numPr>
+          <w:ilvl w:val="0"/>
+          <w:numId w:val="1"/>
+        </w:numPr>
+      </w:pPr>
+      <w:r>
+        <w:t>Opis przypadku użycia „Utworzenie zamówienia na część”</w:t>
+      </w:r>
+      <w:r>
+        <w:t>:</w:t>
+      </w:r>
+    </w:p>
+    <w:p>
+      <w:pPr>
+        <w:pStyle w:val="Akapitzlist"/>
+        <w:numPr>
+          <w:ilvl w:val="1"/>
+          <w:numId w:val="1"/>
+        </w:numPr>
+      </w:pPr>
+      <w:r>
+        <w:t>Uczestniczący aktorzy</w:t>
+      </w:r>
+    </w:p>
+    <w:p>
+      <w:pPr>
+        <w:pStyle w:val="Akapitzlist"/>
+        <w:numPr>
+          <w:ilvl w:val="2"/>
+          <w:numId w:val="1"/>
+        </w:numPr>
+      </w:pPr>
+      <w:r>
+        <w:t>Magazynier</w:t>
+      </w:r>
+    </w:p>
+    <w:p>
+      <w:pPr>
+        <w:pStyle w:val="Akapitzlist"/>
+        <w:numPr>
+          <w:ilvl w:val="1"/>
+          <w:numId w:val="1"/>
+        </w:numPr>
+      </w:pPr>
+      <w:r>
+        <w:t>Podstawowy ciąg zdarzeń</w:t>
+      </w:r>
+    </w:p>
+    <w:p>
+      <w:pPr>
+        <w:pStyle w:val="Akapitzlist"/>
+        <w:numPr>
+          <w:ilvl w:val="2"/>
+          <w:numId w:val="1"/>
+        </w:numPr>
+      </w:pPr>
+      <w:r>
+        <w:t>System wyświetla formularz umożliwiający utworzenie zamówienia na część, składający się z pól:</w:t>
+      </w:r>
+    </w:p>
+    <w:p>
+      <w:pPr>
+        <w:pStyle w:val="Akapitzlist"/>
+        <w:numPr>
+          <w:ilvl w:val="2"/>
+          <w:numId w:val="1"/>
+        </w:numPr>
+      </w:pPr>
+      <w:r>
+        <w:t>dane zamówienia: numer zamówienia, data utworzenia</w:t>
+      </w:r>
+    </w:p>
+    <w:p>
+      <w:pPr>
+        <w:pStyle w:val="Akapitzlist"/>
+        <w:numPr>
+          <w:ilvl w:val="2"/>
+          <w:numId w:val="1"/>
+        </w:numPr>
+      </w:pPr>
+      <w:r>
+        <w:t>dane części: nazwa części, symbol / numer katalogowy</w:t>
+      </w:r>
+    </w:p>
+    <w:p>
+      <w:pPr>
+        <w:pStyle w:val="Akapitzlist"/>
+        <w:numPr>
+          <w:ilvl w:val="2"/>
+          <w:numId w:val="1"/>
+        </w:numPr>
+      </w:pPr>
+      <w:r>
+        <w:t>dane ilościowe: liczba zamawianych sztuk</w:t>
+      </w:r>
+    </w:p>
+    <w:p>
+      <w:pPr>
+        <w:pStyle w:val="Akapitzlist"/>
+        <w:numPr>
+          <w:ilvl w:val="2"/>
+          <w:numId w:val="1"/>
+        </w:numPr>
+      </w:pPr>
+      <w:r>
+        <w:t>dane dostawcy: nazwa dostawcy</w:t>
+      </w:r>
+    </w:p>
+    <w:p>
+      <w:pPr>
+        <w:pStyle w:val="Akapitzlist"/>
+        <w:numPr>
+          <w:ilvl w:val="2"/>
+          <w:numId w:val="1"/>
+        </w:numPr>
+      </w:pPr>
+      <w:r>
+        <w:t>informacje dodatkowe: przewidywany termin dostawy, uwagi</w:t>
+      </w:r>
+    </w:p>
+    <w:p>
+      <w:pPr>
+        <w:pStyle w:val="Akapitzlist"/>
+        <w:numPr>
+          <w:ilvl w:val="2"/>
+          <w:numId w:val="1"/>
+        </w:numPr>
+      </w:pPr>
+      <w:r>
+        <w:t>Magazynier wybiera część z katalogu lub wyszukuje ją w systemie.</w:t>
+      </w:r>
+    </w:p>
+    <w:p>
+      <w:pPr>
+        <w:pStyle w:val="Akapitzlist"/>
+        <w:numPr>
+          <w:ilvl w:val="2"/>
+          <w:numId w:val="1"/>
+        </w:numPr>
+      </w:pPr>
+      <w:r>
+        <w:t>Magazynier uzupełnia formularz zamówienia, podając wymaganą ilość części oraz wybierając dostawcę.</w:t>
+      </w:r>
+    </w:p>
+    <w:p>
+      <w:pPr>
+        <w:pStyle w:val="Akapitzlist"/>
+        <w:numPr>
+          <w:ilvl w:val="2"/>
+          <w:numId w:val="1"/>
+        </w:numPr>
+      </w:pPr>
+      <w:r>
+        <w:t>Magazynier zatwierdza operację przyciskiem „Utwórz zamówienie”.</w:t>
+      </w:r>
+    </w:p>
+    <w:p>
+      <w:pPr>
+        <w:pStyle w:val="Akapitzlist"/>
+        <w:numPr>
+          <w:ilvl w:val="2"/>
+          <w:numId w:val="1"/>
+        </w:numPr>
+      </w:pPr>
+      <w:r>
         <w:lastRenderedPageBreak/>
+        <w:t>System weryfikuje kompletność i poprawność wprowadzonych danych:</w:t>
+      </w:r>
+    </w:p>
+    <w:p>
+      <w:pPr>
+        <w:pStyle w:val="Akapitzlist"/>
+        <w:numPr>
+          <w:ilvl w:val="3"/>
+          <w:numId w:val="1"/>
+        </w:numPr>
+      </w:pPr>
+      <w:r>
+        <w:t>część musi istnieć w katalogu części</w:t>
+      </w:r>
+    </w:p>
+    <w:p>
+      <w:pPr>
+        <w:pStyle w:val="Akapitzlist"/>
+        <w:numPr>
+          <w:ilvl w:val="3"/>
+          <w:numId w:val="1"/>
+        </w:numPr>
+      </w:pPr>
+      <w:r>
+        <w:t>ilość musi być liczbą całkowitą większą od zera</w:t>
+      </w:r>
+    </w:p>
+    <w:p>
+      <w:pPr>
+        <w:pStyle w:val="Akapitzlist"/>
+        <w:numPr>
+          <w:ilvl w:val="3"/>
+          <w:numId w:val="1"/>
+        </w:numPr>
+      </w:pPr>
+      <w:r>
+        <w:t>dostawca musi być wskazany</w:t>
+      </w:r>
+    </w:p>
+    <w:p>
+      <w:pPr>
+        <w:pStyle w:val="Akapitzlist"/>
+        <w:numPr>
+          <w:ilvl w:val="3"/>
+          <w:numId w:val="1"/>
+        </w:numPr>
+      </w:pPr>
+      <w:r>
+        <w:t>przewidywany termin dostawy nie może być wcześniejszy niż data utworzenia zamówienia</w:t>
+      </w:r>
+    </w:p>
+    <w:p>
+      <w:pPr>
+        <w:pStyle w:val="Akapitzlist"/>
+        <w:numPr>
+          <w:ilvl w:val="3"/>
+          <w:numId w:val="1"/>
+        </w:numPr>
+      </w:pPr>
+      <w:r>
+        <w:t>pole uwag jest opcjonalne</w:t>
+      </w:r>
+    </w:p>
+    <w:p>
+      <w:pPr>
+        <w:pStyle w:val="Akapitzlist"/>
+        <w:numPr>
+          <w:ilvl w:val="3"/>
+          <w:numId w:val="1"/>
+        </w:numPr>
+      </w:pPr>
+      <w:r>
+        <w:t>System zapisuje zamówienie w bazie danych, nadając mu unikalny numer oraz status „utworzone”.</w:t>
+      </w:r>
+    </w:p>
+    <w:p>
+      <w:pPr>
+        <w:pStyle w:val="Akapitzlist"/>
+        <w:numPr>
+          <w:ilvl w:val="3"/>
+          <w:numId w:val="1"/>
+        </w:numPr>
+      </w:pPr>
+      <w:r>
+        <w:t>System informuje magazyniera o poprawnym utworzeniu zamówienia, wyświetlając odpowiedni komunikat oraz numer nowo utworzonego zamówienia.</w:t>
+      </w:r>
+    </w:p>
+    <w:p>
+      <w:pPr>
+        <w:pStyle w:val="Akapitzlist"/>
+        <w:numPr>
+          <w:ilvl w:val="1"/>
+          <w:numId w:val="1"/>
+        </w:numPr>
+      </w:pPr>
+      <w:r>
+        <w:t>Alternatywne ciągi zdarzeń</w:t>
+      </w:r>
+      <w:r>
+        <w:t>:</w:t>
+      </w:r>
+    </w:p>
+    <w:p>
+      <w:pPr>
+        <w:pStyle w:val="Akapitzlist"/>
+        <w:numPr>
+          <w:ilvl w:val="2"/>
+          <w:numId w:val="1"/>
+        </w:numPr>
+      </w:pPr>
+      <w:r>
+        <w:t>System stwierdza niekompletność lub niepoprawność danych</w:t>
+      </w:r>
+    </w:p>
+    <w:p>
+      <w:pPr>
+        <w:pStyle w:val="Akapitzlist"/>
+        <w:numPr>
+          <w:ilvl w:val="3"/>
+          <w:numId w:val="1"/>
+        </w:numPr>
+      </w:pPr>
+      <w:r>
+        <w:t>System wyświetla formularz ponownie, wskazując pola zawierające błędy.</w:t>
+      </w:r>
+    </w:p>
+    <w:p>
+      <w:pPr>
+        <w:pStyle w:val="Akapitzlist"/>
+        <w:numPr>
+          <w:ilvl w:val="3"/>
+          <w:numId w:val="1"/>
+        </w:numPr>
+      </w:pPr>
+      <w:r>
+        <w:t>Magazynier poprawia dane i ponownie zatwierdza utworzenie zamówienia.</w:t>
+      </w:r>
+    </w:p>
+    <w:p>
+      <w:pPr>
+        <w:pStyle w:val="Akapitzlist"/>
+        <w:numPr>
+          <w:ilvl w:val="2"/>
+          <w:numId w:val="1"/>
+        </w:numPr>
+      </w:pPr>
+      <w:r>
+        <w:t>Magazynier rezygnuje z tworzenia zamówienia</w:t>
+      </w:r>
+    </w:p>
+    <w:p>
+      <w:pPr>
+        <w:pStyle w:val="Akapitzlist"/>
+        <w:numPr>
+          <w:ilvl w:val="3"/>
+          <w:numId w:val="1"/>
+        </w:numPr>
+      </w:pPr>
+      <w:r>
+        <w:t>Magazynier wybiera opcję anulowania operacji.</w:t>
+      </w:r>
+    </w:p>
+    <w:p>
+      <w:pPr>
+        <w:pStyle w:val="Akapitzlist"/>
+        <w:numPr>
+          <w:ilvl w:val="3"/>
+          <w:numId w:val="1"/>
+        </w:numPr>
+      </w:pPr>
+      <w:r>
+        <w:t>System przerywa proces i wraca do poprzedniego widoku bez zapisania danych.</w:t>
+      </w:r>
+    </w:p>
+    <w:p>
+      <w:pPr>
+        <w:pStyle w:val="Akapitzlist"/>
+        <w:numPr>
+          <w:ilvl w:val="2"/>
+          <w:numId w:val="1"/>
+        </w:numPr>
+      </w:pPr>
+      <w:r>
+        <w:t>Wybrana część nie istnieje w katalogu</w:t>
+      </w:r>
+    </w:p>
+    <w:p>
+      <w:pPr>
+        <w:pStyle w:val="Akapitzlist"/>
+        <w:numPr>
+          <w:ilvl w:val="3"/>
+          <w:numId w:val="1"/>
+        </w:numPr>
+      </w:pPr>
+      <w:r>
+        <w:t>System informuje magazyniera, że wskazana część nie została odnaleziona.</w:t>
+      </w:r>
+    </w:p>
+    <w:p>
+      <w:pPr>
+        <w:pStyle w:val="Akapitzlist"/>
+        <w:numPr>
+          <w:ilvl w:val="3"/>
+          <w:numId w:val="1"/>
+        </w:numPr>
+      </w:pPr>
+      <w:r>
+        <w:t>Magazynier może ponownie wyszukać część albo zrezygnować z operacji.</w:t>
+      </w:r>
+    </w:p>
+    <w:p>
+      <w:pPr>
+        <w:pStyle w:val="Akapitzlist"/>
+        <w:numPr>
+          <w:ilvl w:val="2"/>
+          <w:numId w:val="1"/>
+        </w:numPr>
+      </w:pPr>
+      <w:r>
+        <w:t>Zamówienie wymaga dalszego zatwierdzenia</w:t>
+      </w:r>
+    </w:p>
+    <w:p>
+      <w:pPr>
+        <w:pStyle w:val="Akapitzlist"/>
+        <w:numPr>
+          <w:ilvl w:val="3"/>
+          <w:numId w:val="1"/>
+        </w:numPr>
+      </w:pPr>
+      <w:r>
+        <w:t>Po zapisaniu zamówienia system nadaje mu status „oczekujące na zatwierdzenie”.</w:t>
+      </w:r>
+    </w:p>
+    <w:p>
+      <w:pPr>
+        <w:pStyle w:val="Akapitzlist"/>
+        <w:numPr>
+          <w:ilvl w:val="3"/>
+          <w:numId w:val="1"/>
+        </w:numPr>
+      </w:pPr>
+      <w:r>
+        <w:t>System informuje magazyniera, że zamówienie zostało utworzone i przekazane do akceptacji kierownika.</w:t>
+      </w:r>
+    </w:p>
+    <w:p>
+      <w:pPr>
+        <w:pStyle w:val="Akapitzlist"/>
+        <w:numPr>
+          <w:ilvl w:val="1"/>
+          <w:numId w:val="1"/>
+        </w:numPr>
+      </w:pPr>
+      <w:r>
+        <w:t>Zależności czasowe</w:t>
+      </w:r>
+    </w:p>
+    <w:p>
+      <w:pPr>
+        <w:pStyle w:val="Akapitzlist"/>
+        <w:numPr>
+          <w:ilvl w:val="2"/>
+          <w:numId w:val="1"/>
+        </w:numPr>
+      </w:pPr>
+      <w:r>
+        <w:t>częstotliwość wykonania:</w:t>
+      </w:r>
+    </w:p>
+    <w:p>
+      <w:pPr>
+        <w:pStyle w:val="Akapitzlist"/>
+        <w:numPr>
+          <w:ilvl w:val="3"/>
+          <w:numId w:val="1"/>
+        </w:numPr>
+      </w:pPr>
+      <w:r>
+        <w:t>zależna od liczby braków magazynowych i bieżących potrzeb serwisu, średnio od kilku do kilkunastu razy w tygodniu</w:t>
+      </w:r>
+    </w:p>
+    <w:p>
+      <w:pPr>
+        <w:pStyle w:val="Akapitzlist"/>
+        <w:numPr>
+          <w:ilvl w:val="2"/>
+          <w:numId w:val="1"/>
+        </w:numPr>
+      </w:pPr>
+      <w:r>
+        <w:t>przewidywane spiętrzenia:</w:t>
+      </w:r>
+    </w:p>
+    <w:p>
+      <w:pPr>
+        <w:pStyle w:val="Akapitzlist"/>
+        <w:numPr>
+          <w:ilvl w:val="3"/>
+          <w:numId w:val="1"/>
+        </w:numPr>
+      </w:pPr>
+      <w:r>
+        <w:t>w okresach zwiększonej liczby napraw sprzętu, np. po weekendach, po dłuższych świętach lub w czasie wzmożonego ruchu w serwisie</w:t>
+      </w:r>
+    </w:p>
+    <w:p>
+      <w:pPr>
+        <w:pStyle w:val="Akapitzlist"/>
+        <w:numPr>
+          <w:ilvl w:val="2"/>
+          <w:numId w:val="1"/>
+        </w:numPr>
+      </w:pPr>
+      <w:r>
+        <w:t>typowy czas realizacji:</w:t>
+      </w:r>
+    </w:p>
+    <w:p>
+      <w:pPr>
+        <w:pStyle w:val="Akapitzlist"/>
+        <w:numPr>
+          <w:ilvl w:val="3"/>
+          <w:numId w:val="1"/>
+        </w:numPr>
+      </w:pPr>
+      <w:r>
+        <w:lastRenderedPageBreak/>
+        <w:t>około 1–3 minuty</w:t>
+      </w:r>
+    </w:p>
+    <w:p>
+      <w:pPr>
+        <w:pStyle w:val="Akapitzlist"/>
+        <w:numPr>
+          <w:ilvl w:val="2"/>
+          <w:numId w:val="1"/>
+        </w:numPr>
+      </w:pPr>
+      <w:r>
+        <w:t>maksymalny czas realizacji:</w:t>
+      </w:r>
+    </w:p>
+    <w:p>
+      <w:pPr>
+        <w:pStyle w:val="Akapitzlist"/>
+        <w:numPr>
+          <w:ilvl w:val="3"/>
+          <w:numId w:val="1"/>
+        </w:numPr>
+      </w:pPr>
+      <w:r>
+        <w:t>nieokreślony; zależny od kompletności danych oraz dostępności informacji o części i dostawcy</w:t>
+      </w:r>
+    </w:p>
+    <w:p>
+      <w:pPr>
+        <w:pStyle w:val="Akapitzlist"/>
+        <w:numPr>
+          <w:ilvl w:val="1"/>
+          <w:numId w:val="1"/>
+        </w:numPr>
+      </w:pPr>
+      <w:r>
+        <w:t>Wartości uzyskiwane przez aktora po zakończeniu przypadku użycia</w:t>
+      </w:r>
+    </w:p>
+    <w:p>
+      <w:pPr>
+        <w:pStyle w:val="Akapitzlist"/>
+        <w:numPr>
+          <w:ilvl w:val="2"/>
+          <w:numId w:val="1"/>
+        </w:numPr>
+      </w:pPr>
+      <w:r>
+        <w:t>Utworzenie nowego zamówienia na brakującą część.</w:t>
+      </w:r>
+    </w:p>
+    <w:p>
+      <w:pPr>
+        <w:pStyle w:val="Akapitzlist"/>
+        <w:numPr>
+          <w:ilvl w:val="2"/>
+          <w:numId w:val="1"/>
+        </w:numPr>
+      </w:pPr>
+      <w:r>
+        <w:t>Zarejestrowanie zamówienia w systemie wraz z jego numerem i statusem.</w:t>
+      </w:r>
+    </w:p>
+    <w:p>
+      <w:pPr>
+        <w:pStyle w:val="Akapitzlist"/>
+        <w:numPr>
+          <w:ilvl w:val="2"/>
+          <w:numId w:val="1"/>
+        </w:numPr>
+      </w:pPr>
+      <w:r>
+        <w:t>Możliwość przekazania zamówienia do dalszej obsługi, w szczególności do zatwierdzenia i realizacji.</w:t>
+      </w:r>
+    </w:p>
+    <w:p>
+      <w:pPr>
+        <w:pStyle w:val="Akapitzlist"/>
+        <w:numPr>
+          <w:ilvl w:val="0"/>
+          <w:numId w:val="1"/>
+        </w:numPr>
+      </w:pPr>
+      <w:r>
+        <w:t>Opis przypadku użycia „Wyszukiwanie części”</w:t>
+      </w:r>
+    </w:p>
+    <w:p>
+      <w:pPr>
+        <w:pStyle w:val="Akapitzlist"/>
+        <w:numPr>
+          <w:ilvl w:val="1"/>
+          <w:numId w:val="1"/>
+        </w:numPr>
+      </w:pPr>
+      <w:r>
+        <w:t>Uczestniczący aktorzy</w:t>
+      </w:r>
+      <w:r>
+        <w:t>:</w:t>
+      </w:r>
+    </w:p>
+    <w:p>
+      <w:pPr>
+        <w:pStyle w:val="Akapitzlist"/>
+        <w:numPr>
+          <w:ilvl w:val="2"/>
+          <w:numId w:val="1"/>
+        </w:numPr>
+      </w:pPr>
+      <w:r>
+        <w:t>Pracownik serwisu</w:t>
+      </w:r>
+    </w:p>
+    <w:p>
+      <w:pPr>
+        <w:pStyle w:val="Akapitzlist"/>
+        <w:numPr>
+          <w:ilvl w:val="1"/>
+          <w:numId w:val="1"/>
+        </w:numPr>
+      </w:pPr>
+      <w:r>
+        <w:t>Podstawowy ciąg zdarzeń</w:t>
+      </w:r>
+      <w:r>
+        <w:t>:</w:t>
+      </w:r>
+    </w:p>
+    <w:p>
+      <w:pPr>
+        <w:pStyle w:val="Akapitzlist"/>
+        <w:numPr>
+          <w:ilvl w:val="2"/>
+          <w:numId w:val="1"/>
+        </w:numPr>
+      </w:pPr>
+      <w:r>
+        <w:t>System wyświetla interfejs wyszukiwania części, zawierający pola filtrów:</w:t>
+      </w:r>
+    </w:p>
+    <w:p>
+      <w:pPr>
+        <w:pStyle w:val="Akapitzlist"/>
+        <w:numPr>
+          <w:ilvl w:val="3"/>
+          <w:numId w:val="1"/>
+        </w:numPr>
+      </w:pPr>
+      <w:r>
+        <w:t>Kryteria wyszukiwania: nazwa części, symbol / numer katalogowy</w:t>
+      </w:r>
+      <w:r>
+        <w:t>,</w:t>
+      </w:r>
+    </w:p>
+    <w:p>
+      <w:pPr>
+        <w:pStyle w:val="Akapitzlist"/>
+        <w:numPr>
+          <w:ilvl w:val="3"/>
+          <w:numId w:val="1"/>
+        </w:numPr>
+      </w:pPr>
+      <w:r>
+        <w:t>Kategoria: (np. matryce, dyski, pamięci RAM)</w:t>
+      </w:r>
+      <w:r>
+        <w:t>,</w:t>
+      </w:r>
+    </w:p>
+    <w:p>
+      <w:pPr>
+        <w:pStyle w:val="Akapitzlist"/>
+        <w:numPr>
+          <w:ilvl w:val="3"/>
+          <w:numId w:val="1"/>
+        </w:numPr>
+      </w:pPr>
+      <w:r>
+        <w:t>Status dostępności: (wszystkie, dostępne, brak na stanie)</w:t>
+      </w:r>
+      <w:r>
+        <w:t>,</w:t>
+      </w:r>
+    </w:p>
+    <w:p>
+      <w:pPr>
+        <w:pStyle w:val="Akapitzlist"/>
+        <w:numPr>
+          <w:ilvl w:val="2"/>
+          <w:numId w:val="1"/>
+        </w:numPr>
+      </w:pPr>
+      <w:r>
+        <w:t>Aktor wprowadza wybrane kryteria (np. fragment nazwy lub numer katalogowy).</w:t>
+      </w:r>
+    </w:p>
+    <w:p>
+      <w:pPr>
+        <w:pStyle w:val="Akapitzlist"/>
+        <w:numPr>
+          <w:ilvl w:val="2"/>
+          <w:numId w:val="1"/>
+        </w:numPr>
+      </w:pPr>
+      <w:r>
+        <w:t>Aktor zatwierdza wyszukiwanie przyciskiem „Szukaj”.</w:t>
+      </w:r>
+    </w:p>
+    <w:p>
+      <w:pPr>
+        <w:pStyle w:val="Akapitzlist"/>
+        <w:numPr>
+          <w:ilvl w:val="2"/>
+          <w:numId w:val="1"/>
+        </w:numPr>
+      </w:pPr>
+      <w:r>
+        <w:t>System weryfikuje poprawność wprowadzonych danych (np. minimalna liczba znaków).</w:t>
+      </w:r>
+    </w:p>
+    <w:p>
+      <w:pPr>
+        <w:pStyle w:val="Akapitzlist"/>
+        <w:numPr>
+          <w:ilvl w:val="2"/>
+          <w:numId w:val="1"/>
+        </w:numPr>
+      </w:pPr>
+      <w:r>
+        <w:t>System przeszukuje bazę danych i wyświetla listę części spełniających kryteria. Tabela wynikowa zawiera:</w:t>
+      </w:r>
+    </w:p>
+    <w:p>
+      <w:pPr>
+        <w:pStyle w:val="Akapitzlist"/>
+        <w:numPr>
+          <w:ilvl w:val="3"/>
+          <w:numId w:val="1"/>
+        </w:numPr>
+      </w:pPr>
+      <w:r>
+        <w:t>Nazwę części i symbol.</w:t>
+      </w:r>
+    </w:p>
+    <w:p>
+      <w:pPr>
+        <w:pStyle w:val="Akapitzlist"/>
+        <w:numPr>
+          <w:ilvl w:val="3"/>
+          <w:numId w:val="1"/>
+        </w:numPr>
+      </w:pPr>
+      <w:r>
+        <w:t>Aktualny stan magazynowy</w:t>
+      </w:r>
+      <w:r>
+        <w:t>.</w:t>
+      </w:r>
+    </w:p>
+    <w:p>
+      <w:pPr>
+        <w:pStyle w:val="Akapitzlist"/>
+        <w:numPr>
+          <w:ilvl w:val="3"/>
+          <w:numId w:val="1"/>
+        </w:numPr>
+      </w:pPr>
+      <w:r>
+        <w:t>Cenę.</w:t>
+      </w:r>
+    </w:p>
+    <w:p>
+      <w:pPr>
+        <w:pStyle w:val="Akapitzlist"/>
+        <w:numPr>
+          <w:ilvl w:val="3"/>
+          <w:numId w:val="1"/>
+        </w:numPr>
+      </w:pPr>
+      <w:r>
+        <w:t>Aktor wybiera interesującą go pozycję z listy, aby wyświetlić szczegóły.</w:t>
+      </w:r>
+    </w:p>
+    <w:p>
+      <w:pPr>
+        <w:pStyle w:val="Akapitzlist"/>
+        <w:numPr>
+          <w:ilvl w:val="3"/>
+          <w:numId w:val="1"/>
+        </w:numPr>
+      </w:pPr>
+      <w:r>
+        <w:t>System wyświetla pełną kartę części, w tym historię jej wykorzystania lub parametry techniczne.</w:t>
+      </w:r>
+    </w:p>
+    <w:p>
+      <w:pPr>
+        <w:pStyle w:val="Akapitzlist"/>
+        <w:numPr>
+          <w:ilvl w:val="1"/>
+          <w:numId w:val="1"/>
+        </w:numPr>
+      </w:pPr>
+      <w:r>
+        <w:t>Alternatywne ciągi zdarzeń</w:t>
+      </w:r>
+      <w:r>
+        <w:t>:</w:t>
+      </w:r>
+    </w:p>
+    <w:p>
+      <w:pPr>
+        <w:pStyle w:val="Akapitzlist"/>
+        <w:numPr>
+          <w:ilvl w:val="2"/>
+          <w:numId w:val="1"/>
+        </w:numPr>
+      </w:pPr>
+      <w:r>
+        <w:t>Brak wyników wyszukiwania</w:t>
+      </w:r>
+      <w:r>
+        <w:t>:</w:t>
+      </w:r>
+    </w:p>
+    <w:p>
+      <w:pPr>
+        <w:pStyle w:val="Akapitzlist"/>
+        <w:numPr>
+          <w:ilvl w:val="3"/>
+          <w:numId w:val="1"/>
+        </w:numPr>
+      </w:pPr>
+      <w:r>
+        <w:t>System informuje aktora o braku części spełniających podane kryteria.</w:t>
+      </w:r>
+    </w:p>
+    <w:p>
+      <w:pPr>
+        <w:pStyle w:val="Akapitzlist"/>
+        <w:numPr>
+          <w:ilvl w:val="3"/>
+          <w:numId w:val="1"/>
+        </w:numPr>
+      </w:pPr>
+      <w:r>
+        <w:t>System sugeruje zmianę filtrów lub sprawdzenie pisowni.</w:t>
+      </w:r>
+    </w:p>
+    <w:p>
+      <w:pPr>
+        <w:pStyle w:val="Akapitzlist"/>
+        <w:numPr>
+          <w:ilvl w:val="3"/>
+          <w:numId w:val="1"/>
+        </w:numPr>
+      </w:pPr>
+      <w:r>
+        <w:t>Aktor może wpisać nowe dane lub zakończyć proces.</w:t>
+      </w:r>
+    </w:p>
+    <w:p>
+      <w:pPr>
+        <w:pStyle w:val="Akapitzlist"/>
+        <w:numPr>
+          <w:ilvl w:val="2"/>
+          <w:numId w:val="1"/>
+        </w:numPr>
+      </w:pPr>
+      <w:r>
+        <w:t>Nieprawidłowe kryteria wyszukiwania</w:t>
+      </w:r>
+      <w:r>
+        <w:t>:</w:t>
+      </w:r>
+    </w:p>
+    <w:p>
+      <w:pPr>
+        <w:pStyle w:val="Akapitzlist"/>
+        <w:numPr>
+          <w:ilvl w:val="3"/>
+          <w:numId w:val="1"/>
+        </w:numPr>
+      </w:pPr>
+      <w:r>
+        <w:lastRenderedPageBreak/>
+        <w:t>System wyświetla komunikat o błędzie (np. „Wprowadzono niedozwolone znaki”).</w:t>
+      </w:r>
+    </w:p>
+    <w:p>
+      <w:pPr>
+        <w:pStyle w:val="Akapitzlist"/>
+        <w:numPr>
+          <w:ilvl w:val="3"/>
+          <w:numId w:val="1"/>
+        </w:numPr>
+      </w:pPr>
+      <w:r>
+        <w:t>A</w:t>
+      </w:r>
+      <w:r>
+        <w:t>ktor poprawia dane i ponownie uruchamia wyszukiwanie.</w:t>
+      </w:r>
+    </w:p>
+    <w:p>
+      <w:pPr>
+        <w:pStyle w:val="Akapitzlist"/>
+        <w:numPr>
+          <w:ilvl w:val="1"/>
+          <w:numId w:val="1"/>
+        </w:numPr>
+      </w:pPr>
+      <w:r>
+        <w:t>Zależności czasowe</w:t>
+      </w:r>
+      <w:r>
+        <w:t>.</w:t>
+      </w:r>
+    </w:p>
+    <w:p>
+      <w:pPr>
+        <w:pStyle w:val="Akapitzlist"/>
+        <w:numPr>
+          <w:ilvl w:val="2"/>
+          <w:numId w:val="1"/>
+        </w:numPr>
+      </w:pPr>
+      <w:r>
+        <w:t>Częstotliwość wykonania:</w:t>
+      </w:r>
+    </w:p>
+    <w:p>
+      <w:pPr>
+        <w:pStyle w:val="Akapitzlist"/>
+        <w:numPr>
+          <w:ilvl w:val="3"/>
+          <w:numId w:val="1"/>
+        </w:numPr>
+      </w:pPr>
+      <w:r>
+        <w:t>Bardzo wysoka; wielokrotnie w ciągu dnia podczas przyjmowania zleceń, wykonywania napraw oraz inwentaryzacji.</w:t>
+      </w:r>
+    </w:p>
+    <w:p>
+      <w:pPr>
+        <w:pStyle w:val="Akapitzlist"/>
+        <w:numPr>
+          <w:ilvl w:val="2"/>
+          <w:numId w:val="1"/>
+        </w:numPr>
+      </w:pPr>
+      <w:r>
+        <w:t>Przewidywane spiętrzenia:</w:t>
+      </w:r>
+    </w:p>
+    <w:p>
+      <w:pPr>
+        <w:pStyle w:val="Akapitzlist"/>
+        <w:numPr>
+          <w:ilvl w:val="3"/>
+          <w:numId w:val="1"/>
+        </w:numPr>
+      </w:pPr>
+      <w:r>
+        <w:t>W godzinach porannych (rozpoczynanie prac serwisowych).</w:t>
+      </w:r>
+    </w:p>
+    <w:p>
+      <w:pPr>
+        <w:pStyle w:val="Akapitzlist"/>
+        <w:numPr>
+          <w:ilvl w:val="2"/>
+          <w:numId w:val="1"/>
+        </w:numPr>
+      </w:pPr>
+      <w:r>
+        <w:t>Typowy czas realizacji:</w:t>
+      </w:r>
+    </w:p>
+    <w:p>
+      <w:pPr>
+        <w:pStyle w:val="Akapitzlist"/>
+        <w:numPr>
+          <w:ilvl w:val="3"/>
+          <w:numId w:val="1"/>
+        </w:numPr>
+      </w:pPr>
+      <w:r>
+        <w:t>Od kilku do kilkunastu sekund (zależnie od precyzji filtrów).</w:t>
+      </w:r>
+    </w:p>
+    <w:p>
+      <w:pPr>
+        <w:pStyle w:val="Akapitzlist"/>
+        <w:numPr>
+          <w:ilvl w:val="3"/>
+          <w:numId w:val="1"/>
+        </w:numPr>
+      </w:pPr>
+      <w:r>
+        <w:t>Maksymalny czas realizacji:</w:t>
+      </w:r>
+    </w:p>
+    <w:p>
+      <w:pPr>
+        <w:pStyle w:val="Akapitzlist"/>
+        <w:numPr>
+          <w:ilvl w:val="3"/>
+          <w:numId w:val="1"/>
+        </w:numPr>
+      </w:pPr>
+      <w:r>
+        <w:t>Zależny od wydajności łącza i wielkości bazy danych, zazwyczaj nie przekracza 1 minuty.</w:t>
+      </w:r>
+    </w:p>
+    <w:p>
+      <w:pPr>
+        <w:pStyle w:val="Akapitzlist"/>
+        <w:numPr>
+          <w:ilvl w:val="1"/>
+          <w:numId w:val="1"/>
+        </w:numPr>
+      </w:pPr>
+      <w:r>
+        <w:t>Wartości uzyskiwane przez aktora po zakończeniu przypadku użycia</w:t>
+      </w:r>
+    </w:p>
+    <w:p>
+      <w:pPr>
+        <w:pStyle w:val="Akapitzlist"/>
+        <w:numPr>
+          <w:ilvl w:val="2"/>
+          <w:numId w:val="1"/>
+        </w:numPr>
+      </w:pPr>
+      <w:r>
+        <w:t>Uzyskanie informacji o dostępności konkretnej części.</w:t>
+      </w:r>
+    </w:p>
+    <w:p>
+      <w:pPr>
+        <w:pStyle w:val="Akapitzlist"/>
+        <w:numPr>
+          <w:ilvl w:val="2"/>
+          <w:numId w:val="1"/>
+        </w:numPr>
+      </w:pPr>
+      <w:r>
+        <w:t>Możliwość szybkiego przejścia do przypisania części do naprawy lub zgłoszenia zapotrzebowania.</w:t>
+      </w:r>
+    </w:p>
+    <w:p>
+      <w:pPr>
+        <w:pStyle w:val="Akapitzlist"/>
+        <w:numPr>
+          <w:ilvl w:val="2"/>
+          <w:numId w:val="1"/>
+        </w:numPr>
+      </w:pPr>
+      <w:r>
+        <w:t>Oszczędność czasu dzięki eliminacji ręcznego przeszukiwania ewidencji.</w:t>
+      </w:r>
+    </w:p>
+    <w:p>
+      <w:pPr>
+        <w:pStyle w:val="Akapitzlist"/>
+        <w:numPr>
+          <w:ilvl w:val="0"/>
+          <w:numId w:val="1"/>
+        </w:numPr>
+      </w:pPr>
+      <w:r>
+        <w:t xml:space="preserve">Opis przypadku użycia </w:t>
+      </w:r>
+      <w:r>
+        <w:t>„Obsługa dostawy”</w:t>
+      </w:r>
+      <w:r>
+        <w:t>:</w:t>
+      </w:r>
+    </w:p>
+    <w:p>
+      <w:pPr>
+        <w:pStyle w:val="Akapitzlist"/>
+        <w:numPr>
+          <w:ilvl w:val="1"/>
+          <w:numId w:val="1"/>
+        </w:numPr>
+      </w:pPr>
+      <w:r>
+        <w:t>Uczestniczący aktorzy</w:t>
+      </w:r>
+    </w:p>
+    <w:p>
+      <w:pPr>
+        <w:pStyle w:val="Akapitzlist"/>
+        <w:numPr>
+          <w:ilvl w:val="2"/>
+          <w:numId w:val="1"/>
+        </w:numPr>
+      </w:pPr>
+      <w:r>
         <w:t>Magazynier</w:t>
       </w:r>
+    </w:p>
+    <w:p>
+      <w:pPr>
+        <w:pStyle w:val="Akapitzlist"/>
+        <w:numPr>
+          <w:ilvl w:val="1"/>
+          <w:numId w:val="1"/>
+        </w:numPr>
+      </w:pPr>
+      <w:r>
+        <w:t>Podstawowy ciąg zdarzeń</w:t>
+      </w:r>
+    </w:p>
+    <w:p>
+      <w:pPr>
+        <w:pStyle w:val="Akapitzlist"/>
+        <w:numPr>
+          <w:ilvl w:val="2"/>
+          <w:numId w:val="1"/>
+        </w:numPr>
+      </w:pPr>
+      <w:r>
+        <w:t>System wyświetla formularz umożliwiający obsługę przyjęcia dostawy, zawierający:</w:t>
+      </w:r>
+    </w:p>
+    <w:p>
+      <w:pPr>
+        <w:pStyle w:val="Akapitzlist"/>
+        <w:numPr>
+          <w:ilvl w:val="3"/>
+          <w:numId w:val="1"/>
+        </w:numPr>
+      </w:pPr>
+      <w:r>
+        <w:t>numer zamówienia,</w:t>
+      </w:r>
+    </w:p>
+    <w:p>
+      <w:pPr>
+        <w:pStyle w:val="Akapitzlist"/>
+        <w:numPr>
+          <w:ilvl w:val="3"/>
+          <w:numId w:val="1"/>
+        </w:numPr>
+      </w:pPr>
+      <w:r>
+        <w:t>dane dostawcy,</w:t>
+      </w:r>
+    </w:p>
+    <w:p>
+      <w:pPr>
+        <w:pStyle w:val="Akapitzlist"/>
+        <w:numPr>
+          <w:ilvl w:val="3"/>
+          <w:numId w:val="1"/>
+        </w:numPr>
+      </w:pPr>
+      <w:r>
+        <w:t>listę zamówionych części,</w:t>
+      </w:r>
+    </w:p>
+    <w:p>
+      <w:pPr>
+        <w:pStyle w:val="Akapitzlist"/>
+        <w:numPr>
+          <w:ilvl w:val="3"/>
+          <w:numId w:val="1"/>
+        </w:numPr>
+      </w:pPr>
+      <w:r>
+        <w:t>ilość zamówioną,</w:t>
+      </w:r>
+    </w:p>
+    <w:p>
+      <w:pPr>
+        <w:pStyle w:val="Akapitzlist"/>
+        <w:numPr>
+          <w:ilvl w:val="3"/>
+          <w:numId w:val="1"/>
+        </w:numPr>
+      </w:pPr>
+      <w:r>
+        <w:t>ilość dostarczoną,</w:t>
+      </w:r>
+    </w:p>
+    <w:p>
+      <w:pPr>
+        <w:pStyle w:val="Akapitzlist"/>
+        <w:numPr>
+          <w:ilvl w:val="3"/>
+          <w:numId w:val="1"/>
+        </w:numPr>
+      </w:pPr>
+      <w:r>
+        <w:t>datę dostawy,</w:t>
+      </w:r>
+    </w:p>
+    <w:p>
+      <w:pPr>
+        <w:pStyle w:val="Akapitzlist"/>
+        <w:numPr>
+          <w:ilvl w:val="3"/>
+          <w:numId w:val="1"/>
+        </w:numPr>
+      </w:pPr>
+      <w:r>
+        <w:t>pole uwag.</w:t>
+      </w:r>
+    </w:p>
+    <w:p>
+      <w:pPr>
+        <w:pStyle w:val="Akapitzlist"/>
+        <w:numPr>
+          <w:ilvl w:val="2"/>
+          <w:numId w:val="1"/>
+        </w:numPr>
+      </w:pPr>
+      <w:r>
+        <w:t>Magazynier wybiera zamówienie, dla którego została dostarczona przesyłka.</w:t>
+      </w:r>
+    </w:p>
+    <w:p>
+      <w:pPr>
+        <w:pStyle w:val="Akapitzlist"/>
+        <w:numPr>
+          <w:ilvl w:val="2"/>
+          <w:numId w:val="1"/>
+        </w:numPr>
+      </w:pPr>
+      <w:r>
+        <w:t>System wyświetla szczegóły wybranego zamówienia.</w:t>
+      </w:r>
+    </w:p>
+    <w:p>
+      <w:pPr>
+        <w:pStyle w:val="Akapitzlist"/>
+        <w:numPr>
+          <w:ilvl w:val="2"/>
+          <w:numId w:val="1"/>
+        </w:numPr>
+      </w:pPr>
+      <w:r>
+        <w:t>Magazynier porównuje dostarczone części z danymi zapisanymi w zamówieniu.</w:t>
+      </w:r>
+    </w:p>
+    <w:p>
+      <w:pPr>
+        <w:pStyle w:val="Akapitzlist"/>
+        <w:numPr>
+          <w:ilvl w:val="2"/>
+          <w:numId w:val="1"/>
+        </w:numPr>
+      </w:pPr>
+      <w:r>
+        <w:t>Magazynier wprowadza rzeczywiście dostarczone ilości części.</w:t>
+      </w:r>
+    </w:p>
+    <w:p>
+      <w:pPr>
+        <w:pStyle w:val="Akapitzlist"/>
+        <w:numPr>
+          <w:ilvl w:val="2"/>
+          <w:numId w:val="1"/>
+        </w:numPr>
+      </w:pPr>
+      <w:r>
+        <w:lastRenderedPageBreak/>
+        <w:t>Magazynier potwierdza przyjęcie dostawy przyciskiem „Zatwierdź przyjęcie”.</w:t>
+      </w:r>
+    </w:p>
+    <w:p>
+      <w:pPr>
+        <w:pStyle w:val="Akapitzlist"/>
+        <w:numPr>
+          <w:ilvl w:val="2"/>
+          <w:numId w:val="1"/>
+        </w:numPr>
+      </w:pPr>
+      <w:r>
+        <w:t>System weryfikuje poprawność i kompletność danych:</w:t>
+      </w:r>
+    </w:p>
+    <w:p>
+      <w:pPr>
+        <w:pStyle w:val="Akapitzlist"/>
+        <w:numPr>
+          <w:ilvl w:val="3"/>
+          <w:numId w:val="1"/>
+        </w:numPr>
+      </w:pPr>
+      <w:r>
+        <w:t>zamówienie musi istnieć w systemie,</w:t>
+      </w:r>
+    </w:p>
+    <w:p>
+      <w:pPr>
+        <w:pStyle w:val="Akapitzlist"/>
+        <w:numPr>
+          <w:ilvl w:val="3"/>
+          <w:numId w:val="1"/>
+        </w:numPr>
+      </w:pPr>
+      <w:r>
+        <w:t>dostarczona ilość nie może być mniejsza od zera,</w:t>
+      </w:r>
+    </w:p>
+    <w:p>
+      <w:pPr>
+        <w:pStyle w:val="Akapitzlist"/>
+        <w:numPr>
+          <w:ilvl w:val="3"/>
+          <w:numId w:val="1"/>
+        </w:numPr>
+      </w:pPr>
+      <w:r>
+        <w:t>data dostawy nie może być wcześniejsza niż data utworzenia zamówienia,</w:t>
+      </w:r>
+    </w:p>
+    <w:p>
+      <w:pPr>
+        <w:pStyle w:val="Akapitzlist"/>
+        <w:numPr>
+          <w:ilvl w:val="3"/>
+          <w:numId w:val="1"/>
+        </w:numPr>
+      </w:pPr>
+      <w:r>
+        <w:t>każda przyjęta część musi być powiązana z pozycją zamówienia.</w:t>
+      </w:r>
+    </w:p>
+    <w:p>
+      <w:pPr>
+        <w:pStyle w:val="Akapitzlist"/>
+        <w:numPr>
+          <w:ilvl w:val="3"/>
+          <w:numId w:val="1"/>
+        </w:numPr>
+      </w:pPr>
+      <w:r>
+        <w:t>System aktualizuje stany magazynowe dla przyjętych części.</w:t>
+      </w:r>
+    </w:p>
+    <w:p>
+      <w:pPr>
+        <w:pStyle w:val="Akapitzlist"/>
+        <w:numPr>
+          <w:ilvl w:val="3"/>
+          <w:numId w:val="1"/>
+        </w:numPr>
+      </w:pPr>
+      <w:r>
+        <w:t>System zmienia status zamówienia na „zrealizowane” albo „częściowo zrealizowane”, w zależności od zgodności dostawy z zamówieniem.</w:t>
+      </w:r>
+    </w:p>
+    <w:p>
+      <w:pPr>
+        <w:pStyle w:val="Akapitzlist"/>
+        <w:numPr>
+          <w:ilvl w:val="3"/>
+          <w:numId w:val="1"/>
+        </w:numPr>
+      </w:pPr>
+      <w:r>
+        <w:t>System zapisuje informację o przyjęciu dostawy w bazie danych.</w:t>
+      </w:r>
+    </w:p>
+    <w:p>
+      <w:pPr>
+        <w:pStyle w:val="Akapitzlist"/>
+        <w:numPr>
+          <w:ilvl w:val="3"/>
+          <w:numId w:val="1"/>
+        </w:numPr>
+      </w:pPr>
+      <w:r>
+        <w:t>System wyświetla komunikat o poprawnym przyjęciu dostawy.</w:t>
+      </w:r>
+    </w:p>
+    <w:p>
+      <w:pPr>
+        <w:pStyle w:val="Akapitzlist"/>
+        <w:numPr>
+          <w:ilvl w:val="1"/>
+          <w:numId w:val="1"/>
+        </w:numPr>
+      </w:pPr>
+      <w:r>
+        <w:t>Alternatywne ciągi zdarzeń</w:t>
+      </w:r>
+    </w:p>
+    <w:p>
+      <w:pPr>
+        <w:pStyle w:val="Akapitzlist"/>
+        <w:numPr>
+          <w:ilvl w:val="2"/>
+          <w:numId w:val="1"/>
+        </w:numPr>
+      </w:pPr>
+      <w:r>
+        <w:t>System stwierdza niekompletność lub niepoprawność danych</w:t>
+      </w:r>
+    </w:p>
+    <w:p>
+      <w:pPr>
+        <w:pStyle w:val="Akapitzlist"/>
+        <w:numPr>
+          <w:ilvl w:val="3"/>
+          <w:numId w:val="1"/>
+        </w:numPr>
+      </w:pPr>
+      <w:r>
+        <w:t>System wyświetla formularz ponownie, wskazując pola zawierające błędy.</w:t>
+      </w:r>
+    </w:p>
+    <w:p>
+      <w:pPr>
+        <w:pStyle w:val="Akapitzlist"/>
+        <w:numPr>
+          <w:ilvl w:val="3"/>
+          <w:numId w:val="1"/>
+        </w:numPr>
+      </w:pPr>
+      <w:r>
+        <w:t>Magazynier poprawia dane i ponownie zatwierdza przyjęcie dostawy.</w:t>
+      </w:r>
+    </w:p>
+    <w:p>
+      <w:pPr>
+        <w:pStyle w:val="Akapitzlist"/>
+        <w:numPr>
+          <w:ilvl w:val="2"/>
+          <w:numId w:val="1"/>
+        </w:numPr>
+      </w:pPr>
+      <w:r>
+        <w:t>Magazynier rezygnuje z dostawy</w:t>
+      </w:r>
+      <w:r>
+        <w:t>:</w:t>
+      </w:r>
+    </w:p>
+    <w:p>
+      <w:pPr>
+        <w:pStyle w:val="Akapitzlist"/>
+        <w:numPr>
+          <w:ilvl w:val="3"/>
+          <w:numId w:val="1"/>
+        </w:numPr>
+      </w:pPr>
+      <w:r>
+        <w:t>Magazynier wybiera opcję anulowania operacji.</w:t>
+      </w:r>
+    </w:p>
+    <w:p>
+      <w:pPr>
+        <w:pStyle w:val="Akapitzlist"/>
+        <w:numPr>
+          <w:ilvl w:val="3"/>
+          <w:numId w:val="1"/>
+        </w:numPr>
+      </w:pPr>
+      <w:r>
+        <w:t>System przerywa proces i wraca do poprzedniego widoku bez zapisania zmian.</w:t>
+      </w:r>
+    </w:p>
+    <w:p>
+      <w:pPr>
+        <w:pStyle w:val="Akapitzlist"/>
+        <w:numPr>
+          <w:ilvl w:val="2"/>
+          <w:numId w:val="1"/>
+        </w:numPr>
+      </w:pPr>
+      <w:r>
+        <w:t>Dostawa jest niezgodna z zamówieniem</w:t>
+      </w:r>
+    </w:p>
+    <w:p>
+      <w:pPr>
+        <w:pStyle w:val="Akapitzlist"/>
+        <w:numPr>
+          <w:ilvl w:val="3"/>
+          <w:numId w:val="1"/>
+        </w:numPr>
+      </w:pPr>
+      <w:r>
+        <w:t>Magazynier stwierdza brak części, nadmiar części albo niezgodność ilościową.</w:t>
+      </w:r>
+    </w:p>
+    <w:p>
+      <w:pPr>
+        <w:pStyle w:val="Akapitzlist"/>
+        <w:numPr>
+          <w:ilvl w:val="3"/>
+          <w:numId w:val="1"/>
+        </w:numPr>
+      </w:pPr>
+      <w:r>
+        <w:t>System umożliwia zgłoszenie niezgodności dostawy.</w:t>
+      </w:r>
+    </w:p>
+    <w:p>
+      <w:pPr>
+        <w:pStyle w:val="Akapitzlist"/>
+        <w:numPr>
+          <w:ilvl w:val="3"/>
+          <w:numId w:val="1"/>
+        </w:numPr>
+      </w:pPr>
+      <w:r>
+        <w:t>System zapisuje informację o niezgodności oraz oznacza zamówienie statusem „wymaga wyjaśnienia” albo „częściowo zrealizowane”.</w:t>
+      </w:r>
+    </w:p>
+    <w:p>
+      <w:pPr>
+        <w:pStyle w:val="Akapitzlist"/>
+        <w:numPr>
+          <w:ilvl w:val="3"/>
+          <w:numId w:val="1"/>
+        </w:numPr>
+      </w:pPr>
+      <w:r>
+        <w:t>Dostawa obejmuje tylko część zamówienia</w:t>
+      </w:r>
+    </w:p>
+    <w:p>
+      <w:pPr>
+        <w:pStyle w:val="Akapitzlist"/>
+        <w:numPr>
+          <w:ilvl w:val="3"/>
+          <w:numId w:val="1"/>
+        </w:numPr>
+      </w:pPr>
+      <w:r>
+        <w:t>Magazynier potwierdza przyjęcie tylko części pozycji.</w:t>
+      </w:r>
+    </w:p>
+    <w:p>
+      <w:pPr>
+        <w:pStyle w:val="Akapitzlist"/>
+        <w:numPr>
+          <w:ilvl w:val="3"/>
+          <w:numId w:val="1"/>
+        </w:numPr>
+      </w:pPr>
+      <w:r>
+        <w:t>System aktualizuje stany magazynowe dla dostarczonych elementów.</w:t>
+      </w:r>
+    </w:p>
+    <w:p>
+      <w:pPr>
+        <w:pStyle w:val="Akapitzlist"/>
+        <w:numPr>
+          <w:ilvl w:val="3"/>
+          <w:numId w:val="1"/>
+        </w:numPr>
+      </w:pPr>
+      <w:r>
+        <w:t>System nadaje zamówieniu status „częściowo zrealizowane”.</w:t>
+      </w:r>
+    </w:p>
+    <w:p>
+      <w:pPr>
+        <w:pStyle w:val="Akapitzlist"/>
+        <w:numPr>
+          <w:ilvl w:val="1"/>
+          <w:numId w:val="1"/>
+        </w:numPr>
+      </w:pPr>
+      <w:r>
+        <w:t>Zależności czasowe</w:t>
+      </w:r>
+    </w:p>
+    <w:p>
+      <w:pPr>
+        <w:pStyle w:val="Akapitzlist"/>
+        <w:numPr>
+          <w:ilvl w:val="2"/>
+          <w:numId w:val="1"/>
+        </w:numPr>
+      </w:pPr>
+      <w:r>
+        <w:t>częstotliwość wykonania:</w:t>
+      </w:r>
+    </w:p>
+    <w:p>
+      <w:pPr>
+        <w:pStyle w:val="Akapitzlist"/>
+        <w:numPr>
+          <w:ilvl w:val="3"/>
+          <w:numId w:val="1"/>
+        </w:numPr>
+      </w:pPr>
+      <w:r>
+        <w:t>zależna od liczby składanych zamówień i terminów dostaw, średnio kilka razy w tygodniu</w:t>
+      </w:r>
+    </w:p>
+    <w:p>
+      <w:pPr>
+        <w:pStyle w:val="Akapitzlist"/>
+        <w:numPr>
+          <w:ilvl w:val="2"/>
+          <w:numId w:val="1"/>
+        </w:numPr>
+      </w:pPr>
+      <w:r>
+        <w:lastRenderedPageBreak/>
+        <w:t>przewidywane spiętrzenia:</w:t>
+      </w:r>
+    </w:p>
+    <w:p>
+      <w:pPr>
+        <w:pStyle w:val="Akapitzlist"/>
+        <w:numPr>
+          <w:ilvl w:val="3"/>
+          <w:numId w:val="1"/>
+        </w:numPr>
+      </w:pPr>
+      <w:r>
+        <w:t>w okresach zwiększonego zapotrzebowania na części, np. przy wzmożonej liczbie napraw lub po realizacji większej liczby zamówień</w:t>
+      </w:r>
+    </w:p>
+    <w:p>
+      <w:pPr>
+        <w:pStyle w:val="Akapitzlist"/>
+        <w:numPr>
+          <w:ilvl w:val="2"/>
+          <w:numId w:val="1"/>
+        </w:numPr>
+      </w:pPr>
+      <w:r>
+        <w:t>typowy czas realizacji:</w:t>
+      </w:r>
+    </w:p>
+    <w:p>
+      <w:pPr>
+        <w:pStyle w:val="Akapitzlist"/>
+        <w:numPr>
+          <w:ilvl w:val="3"/>
+          <w:numId w:val="1"/>
+        </w:numPr>
+      </w:pPr>
+      <w:r>
+        <w:t>około 2–5 minut</w:t>
+      </w:r>
+    </w:p>
+    <w:p>
+      <w:pPr>
+        <w:pStyle w:val="Akapitzlist"/>
+        <w:numPr>
+          <w:ilvl w:val="2"/>
+          <w:numId w:val="1"/>
+        </w:numPr>
+      </w:pPr>
+      <w:r>
+        <w:t>maksymalny czas realizacji:</w:t>
+      </w:r>
+    </w:p>
+    <w:p>
+      <w:pPr>
+        <w:pStyle w:val="Akapitzlist"/>
+        <w:numPr>
+          <w:ilvl w:val="3"/>
+          <w:numId w:val="1"/>
+        </w:numPr>
+      </w:pPr>
+      <w:r>
+        <w:t>nieokreślony; zależny od liczby pozycji w dostawie oraz ewentualnych niezgodności</w:t>
+      </w:r>
+    </w:p>
+    <w:p>
+      <w:pPr>
+        <w:pStyle w:val="Akapitzlist"/>
+        <w:numPr>
+          <w:ilvl w:val="1"/>
+          <w:numId w:val="1"/>
+        </w:numPr>
+      </w:pPr>
+      <w:r>
+        <w:t>Wartości uzyskiwane przez aktora po zakończeniu przypadku użycia</w:t>
+      </w:r>
+      <w:r>
+        <w:t>:</w:t>
+      </w:r>
+    </w:p>
+    <w:p>
+      <w:pPr>
+        <w:pStyle w:val="Akapitzlist"/>
+        <w:numPr>
+          <w:ilvl w:val="2"/>
+          <w:numId w:val="1"/>
+        </w:numPr>
+      </w:pPr>
+      <w:r>
+        <w:t>Zarejestrowanie przyjęcia dostawy w systemie.</w:t>
+      </w:r>
+    </w:p>
+    <w:p>
+      <w:pPr>
+        <w:pStyle w:val="Akapitzlist"/>
+        <w:numPr>
+          <w:ilvl w:val="2"/>
+          <w:numId w:val="1"/>
+        </w:numPr>
+      </w:pPr>
+      <w:r>
+        <w:t>Aktualizacja stanów magazynowych dla dostarczonych części.</w:t>
+      </w:r>
+    </w:p>
+    <w:p>
+      <w:pPr>
+        <w:pStyle w:val="Akapitzlist"/>
+        <w:numPr>
+          <w:ilvl w:val="2"/>
+          <w:numId w:val="1"/>
+        </w:numPr>
+      </w:pPr>
+      <w:r>
+        <w:t>Uaktualnienie statusu zamówienia.</w:t>
+      </w:r>
+    </w:p>
+    <w:p>
+      <w:pPr>
+        <w:pStyle w:val="Akapitzlist"/>
+        <w:numPr>
+          <w:ilvl w:val="2"/>
+          <w:numId w:val="1"/>
+        </w:numPr>
+      </w:pPr>
+      <w:r>
+        <w:t>Możliwość dalszego wykorzystania przyjętych części w procesie napraw.</w:t>
+      </w:r>
+    </w:p>
+    <w:p>
+      <w:pPr>
+        <w:pStyle w:val="Akapitzlist"/>
+        <w:numPr>
+          <w:ilvl w:val="0"/>
+          <w:numId w:val="1"/>
+        </w:numPr>
+      </w:pPr>
+      <w:r>
+        <w:t>Szacowanie kosztów i czasu realizacji projektu</w:t>
+      </w:r>
+      <w:r>
+        <w:t>:</w:t>
+      </w:r>
       <w:r>
         <w:br/>
       </w:r>
       <w:r>
-        <w:t>Osoba odpowiedzialna za ewidencję stanów magazynowych, przyjmowanie dostaw i aktualizację ilości części.</w:t>
+        <w:t>W ramach projektu dokonano szacunkowej analizy czasu oraz kosztów realizacji modułu zarządzania katalogiem i zamówieniami części zamiennych w serwisie komputerowym. Przyjęto uproszczony model wyceny oparty na liczbie roboczodni oraz średniej stawce pracy specjalisty IT wynoszącej 800 zł za dzień pracy.</w:t>
       </w:r>
     </w:p>
     <w:p>
@@ -329,13 +2794,64 @@
         </w:numPr>
       </w:pPr>
       <w:r>
-        <w:t>Kierownik serwisu</w:t>
+        <w:t>Etap 1: Analiza i projektowanie systemu</w:t>
+      </w:r>
+      <w:r>
+        <w:t>:</w:t>
       </w:r>
       <w:r>
         <w:br/>
       </w:r>
       <w:r>
-        <w:t>Osoba zatwierdzająca zamówienia oraz nadzorująca gospodarkę częściami.</w:t>
+        <w:t>Zakres etapu obejmuje:</w:t>
+      </w:r>
+    </w:p>
+    <w:p>
+      <w:pPr>
+        <w:pStyle w:val="Akapitzlist"/>
+        <w:numPr>
+          <w:ilvl w:val="2"/>
+          <w:numId w:val="1"/>
+        </w:numPr>
+      </w:pPr>
+      <w:r>
+        <w:t>analizę wymagań funkcjonalnych i niefunkcjonalnych,</w:t>
+      </w:r>
+    </w:p>
+    <w:p>
+      <w:pPr>
+        <w:pStyle w:val="Akapitzlist"/>
+        <w:numPr>
+          <w:ilvl w:val="2"/>
+          <w:numId w:val="1"/>
+        </w:numPr>
+      </w:pPr>
+      <w:r>
+        <w:t>identyfikację aktorów i przypadków użycia,</w:t>
+      </w:r>
+    </w:p>
+    <w:p>
+      <w:pPr>
+        <w:pStyle w:val="Akapitzlist"/>
+        <w:numPr>
+          <w:ilvl w:val="2"/>
+          <w:numId w:val="1"/>
+        </w:numPr>
+      </w:pPr>
+      <w:r>
+        <w:t>opracowanie diagramów UML,</w:t>
+      </w:r>
+    </w:p>
+    <w:p>
+      <w:pPr>
+        <w:pStyle w:val="Akapitzlist"/>
+        <w:numPr>
+          <w:ilvl w:val="2"/>
+          <w:numId w:val="1"/>
+        </w:numPr>
+      </w:pPr>
+      <w:r>
+        <w:t>zaprojektowanie struktury systemu i interfejsu użytkownika.</w:t>
       </w:r>
     </w:p>
     <w:p>
@@ -347,34 +2863,179 @@
         </w:numPr>
       </w:pPr>
       <w:r>
-        <w:t>Dostawca</w:t>
+        <w:t>Czas trwania: 10 dni roboczych.</w:t>
+      </w:r>
+    </w:p>
+    <w:p>
+      <w:pPr>
+        <w:pStyle w:val="Akapitzlist"/>
+        <w:numPr>
+          <w:ilvl w:val="1"/>
+          <w:numId w:val="1"/>
+        </w:numPr>
+      </w:pPr>
+      <w:r>
+        <w:t>Koszt: 10 × 800 zł = 8000 zł.</w:t>
+      </w:r>
+    </w:p>
+    <w:p>
+      <w:pPr>
+        <w:pStyle w:val="Akapitzlist"/>
+        <w:numPr>
+          <w:ilvl w:val="1"/>
+          <w:numId w:val="1"/>
+        </w:numPr>
+      </w:pPr>
+      <w:r>
+        <w:t>Etap 2: Implementacja systemu</w:t>
       </w:r>
       <w:r>
         <w:br/>
       </w:r>
       <w:r>
-        <w:t>Zewnętrzny podmiot realizujący zamówienia części.</w:t>
-      </w:r>
-    </w:p>
-    <w:p>
-      <w:pPr>
-        <w:pStyle w:val="Akapitzlist"/>
-        <w:numPr>
-          <w:ilvl w:val="0"/>
-          <w:numId w:val="1"/>
-        </w:numPr>
-        <w:rPr/>
-      </w:pPr>
-      <w:r>
-        <w:rPr/>
-        <w:t>Proponowane przypadki użycia:</w:t>
+        <w:t>Zakres etapu obejmuje:</w:t>
+      </w:r>
+    </w:p>
+    <w:p>
+      <w:pPr>
+        <w:pStyle w:val="Akapitzlist"/>
+        <w:numPr>
+          <w:ilvl w:val="2"/>
+          <w:numId w:val="1"/>
+        </w:numPr>
+      </w:pPr>
+      <w:r>
+        <w:t>implementację logiki systemu,</w:t>
+      </w:r>
+    </w:p>
+    <w:p>
+      <w:pPr>
+        <w:pStyle w:val="Akapitzlist"/>
+        <w:numPr>
+          <w:ilvl w:val="2"/>
+          <w:numId w:val="1"/>
+        </w:numPr>
+      </w:pPr>
+      <w:r>
+        <w:t>stworzenie bazy danych,</w:t>
+      </w:r>
+    </w:p>
+    <w:p>
+      <w:pPr>
+        <w:pStyle w:val="Akapitzlist"/>
+        <w:numPr>
+          <w:ilvl w:val="2"/>
+          <w:numId w:val="1"/>
+        </w:numPr>
+      </w:pPr>
+      <w:r>
+        <w:t>implementację interfejsu użytkownika,</w:t>
+      </w:r>
+    </w:p>
+    <w:p>
+      <w:pPr>
+        <w:pStyle w:val="Akapitzlist"/>
+        <w:numPr>
+          <w:ilvl w:val="2"/>
+          <w:numId w:val="1"/>
+        </w:numPr>
+      </w:pPr>
+      <w:r>
+        <w:t>integrację poszczególnych komponentów systemu.</w:t>
+      </w:r>
+    </w:p>
+    <w:p>
+      <w:pPr>
+        <w:pStyle w:val="Akapitzlist"/>
+        <w:numPr>
+          <w:ilvl w:val="1"/>
+          <w:numId w:val="1"/>
+        </w:numPr>
+      </w:pPr>
+      <w:r>
+        <w:t>Czas trwania: 25 dni roboczych.</w:t>
+      </w:r>
+    </w:p>
+    <w:p>
+      <w:pPr>
+        <w:pStyle w:val="Akapitzlist"/>
+        <w:numPr>
+          <w:ilvl w:val="1"/>
+          <w:numId w:val="1"/>
+        </w:numPr>
+      </w:pPr>
+      <w:r>
+        <w:t>Koszt: 25 × 800 zł = 20 000 zł.</w:t>
+      </w:r>
+    </w:p>
+    <w:p>
+      <w:pPr>
+        <w:pStyle w:val="Akapitzlist"/>
+        <w:numPr>
+          <w:ilvl w:val="1"/>
+          <w:numId w:val="1"/>
+        </w:numPr>
+      </w:pPr>
+      <w:r>
+        <w:t>Etap 3: Testowanie i wdrożenie</w:t>
+      </w:r>
+      <w:r>
+        <w:t>:</w:t>
       </w:r>
       <w:r>
         <w:br/>
       </w:r>
       <w:r>
-        <w:rPr/>
-        <w:t>Aktor: Pracownik serwisu</w:t>
+        <w:t>Zakres etapu obejmuje:</w:t>
+      </w:r>
+    </w:p>
+    <w:p>
+      <w:pPr>
+        <w:pStyle w:val="Akapitzlist"/>
+        <w:numPr>
+          <w:ilvl w:val="2"/>
+          <w:numId w:val="1"/>
+        </w:numPr>
+      </w:pPr>
+      <w:r>
+        <w:t>testy funkcjonalne systemu,</w:t>
+      </w:r>
+    </w:p>
+    <w:p>
+      <w:pPr>
+        <w:pStyle w:val="Akapitzlist"/>
+        <w:numPr>
+          <w:ilvl w:val="2"/>
+          <w:numId w:val="1"/>
+        </w:numPr>
+      </w:pPr>
+      <w:r>
+        <w:t>poprawę wykrytych błędów,</w:t>
+      </w:r>
+    </w:p>
+    <w:p>
+      <w:pPr>
+        <w:pStyle w:val="Akapitzlist"/>
+        <w:numPr>
+          <w:ilvl w:val="2"/>
+          <w:numId w:val="1"/>
+        </w:numPr>
+      </w:pPr>
+      <w:r>
+        <w:t>przygotowanie systemu do wdrożenia,</w:t>
+      </w:r>
+    </w:p>
+    <w:p>
+      <w:pPr>
+        <w:pStyle w:val="Akapitzlist"/>
+        <w:numPr>
+          <w:ilvl w:val="2"/>
+          <w:numId w:val="1"/>
+        </w:numPr>
+      </w:pPr>
+      <w:r>
+        <w:lastRenderedPageBreak/>
+        <w:t>instalację systemu w środowisku docelowym.</w:t>
       </w:r>
     </w:p>
     <w:p>
@@ -384,18 +3045,9 @@
           <w:ilvl w:val="1"/>
           <w:numId w:val="1"/>
         </w:numPr>
-        <w:spacing w:before="240" w:beforeAutospacing="off" w:after="240" w:afterAutospacing="off"/>
-        <w:rPr>
-          <w:noProof w:val="0"/>
-          <w:lang w:val="pl-PL"/>
-        </w:rPr>
-      </w:pPr>
-      <w:r>
-        <w:rPr>
-          <w:noProof w:val="0"/>
-          <w:lang w:val="pl-PL"/>
-        </w:rPr>
-        <w:t>Zalogowanie do systemu</w:t>
+      </w:pPr>
+      <w:r>
+        <w:t>Czas trwania: 8 dni roboczych.</w:t>
       </w:r>
     </w:p>
     <w:p>
@@ -405,1054 +3057,9 @@
           <w:ilvl w:val="1"/>
           <w:numId w:val="1"/>
         </w:numPr>
-        <w:spacing w:before="240" w:beforeAutospacing="off" w:after="240" w:afterAutospacing="off"/>
-        <w:rPr>
-          <w:noProof w:val="0"/>
-          <w:lang w:val="pl-PL"/>
-        </w:rPr>
-      </w:pPr>
-      <w:r>
-        <w:rPr>
-          <w:noProof w:val="0"/>
-          <w:lang w:val="pl-PL"/>
-        </w:rPr>
-        <w:t>Wyszukanie części zamiennej</w:t>
-      </w:r>
-    </w:p>
-    <w:p>
-      <w:pPr>
-        <w:pStyle w:val="Akapitzlist"/>
-        <w:numPr>
-          <w:ilvl w:val="1"/>
-          <w:numId w:val="1"/>
-        </w:numPr>
-        <w:spacing w:before="240" w:beforeAutospacing="off" w:after="240" w:afterAutospacing="off"/>
-        <w:rPr>
-          <w:noProof w:val="0"/>
-          <w:lang w:val="pl-PL"/>
-        </w:rPr>
-      </w:pPr>
-      <w:r>
-        <w:rPr>
-          <w:noProof w:val="0"/>
-          <w:lang w:val="pl-PL"/>
-        </w:rPr>
-        <w:t>Przeglądanie katalogu części</w:t>
-      </w:r>
-    </w:p>
-    <w:p>
-      <w:pPr>
-        <w:pStyle w:val="Akapitzlist"/>
-        <w:numPr>
-          <w:ilvl w:val="1"/>
-          <w:numId w:val="1"/>
-        </w:numPr>
-        <w:spacing w:before="240" w:beforeAutospacing="off" w:after="240" w:afterAutospacing="off"/>
-        <w:rPr>
-          <w:noProof w:val="0"/>
-          <w:lang w:val="pl-PL"/>
-        </w:rPr>
-      </w:pPr>
-      <w:r>
-        <w:rPr>
-          <w:noProof w:val="0"/>
-          <w:lang w:val="pl-PL"/>
-        </w:rPr>
-        <w:t>Podgląd szczegółów części</w:t>
-      </w:r>
-    </w:p>
-    <w:p>
-      <w:pPr>
-        <w:pStyle w:val="Akapitzlist"/>
-        <w:numPr>
-          <w:ilvl w:val="1"/>
-          <w:numId w:val="1"/>
-        </w:numPr>
-        <w:spacing w:before="240" w:beforeAutospacing="off" w:after="240" w:afterAutospacing="off"/>
-        <w:rPr>
-          <w:noProof w:val="0"/>
-          <w:lang w:val="pl-PL"/>
-        </w:rPr>
-      </w:pPr>
-      <w:r>
-        <w:rPr>
-          <w:noProof w:val="0"/>
-          <w:lang w:val="pl-PL"/>
-        </w:rPr>
-        <w:t>Sprawdzenie dostępności części</w:t>
-      </w:r>
-    </w:p>
-    <w:p>
-      <w:pPr>
-        <w:pStyle w:val="Akapitzlist"/>
-        <w:numPr>
-          <w:ilvl w:val="1"/>
-          <w:numId w:val="1"/>
-        </w:numPr>
-        <w:spacing w:before="240" w:beforeAutospacing="off" w:after="240" w:afterAutospacing="off"/>
-        <w:rPr>
-          <w:noProof w:val="0"/>
-          <w:lang w:val="pl-PL"/>
-        </w:rPr>
-      </w:pPr>
-      <w:r>
-        <w:rPr>
-          <w:noProof w:val="0"/>
-          <w:lang w:val="pl-PL"/>
-        </w:rPr>
-        <w:t>Zgłoszenie zapotrzebowania na część</w:t>
-      </w:r>
-    </w:p>
-    <w:p>
-      <w:pPr>
-        <w:pStyle w:val="Akapitzlist"/>
-        <w:numPr>
-          <w:ilvl w:val="1"/>
-          <w:numId w:val="1"/>
-        </w:numPr>
-        <w:spacing w:before="240" w:beforeAutospacing="off" w:after="240" w:afterAutospacing="off"/>
-        <w:rPr>
-          <w:noProof w:val="0"/>
-          <w:lang w:val="pl-PL"/>
-        </w:rPr>
-      </w:pPr>
-      <w:r>
-        <w:rPr>
-          <w:noProof w:val="0"/>
-          <w:lang w:val="pl-PL"/>
-        </w:rPr>
-        <w:t>Przypisanie części do zlecenia naprawy</w:t>
-      </w:r>
-    </w:p>
-    <w:p>
-      <w:pPr>
-        <w:pStyle w:val="Akapitzlist"/>
-        <w:numPr>
-          <w:ilvl w:val="1"/>
-          <w:numId w:val="1"/>
-        </w:numPr>
-        <w:spacing w:before="240" w:beforeAutospacing="off" w:after="240" w:afterAutospacing="off"/>
-        <w:rPr>
-          <w:noProof w:val="0"/>
-          <w:lang w:val="pl-PL"/>
-        </w:rPr>
-      </w:pPr>
-      <w:r>
-        <w:rPr>
-          <w:noProof w:val="0"/>
-          <w:lang w:val="pl-PL"/>
-        </w:rPr>
-        <w:t>Podgląd historii użycia części</w:t>
-      </w:r>
-    </w:p>
-    <w:p>
-      <w:pPr>
-        <w:pStyle w:val="Akapitzlist"/>
-        <w:spacing w:before="240" w:beforeAutospacing="off" w:after="240" w:afterAutospacing="off"/>
-        <w:ind w:left="643"/>
-        <w:rPr>
-          <w:noProof w:val="0"/>
-          <w:lang w:val="pl-PL"/>
-        </w:rPr>
-      </w:pPr>
-      <w:r>
-        <w:rPr>
-          <w:noProof w:val="0"/>
-          <w:lang w:val="pl-PL"/>
-        </w:rPr>
-        <w:t>Aktor: Magazynier</w:t>
-      </w:r>
-    </w:p>
-    <w:p>
-      <w:pPr>
-        <w:pStyle w:val="Akapitzlist"/>
-        <w:numPr>
-          <w:ilvl w:val="1"/>
-          <w:numId w:val="1"/>
-        </w:numPr>
-        <w:spacing w:before="240" w:beforeAutospacing="off" w:after="240" w:afterAutospacing="off"/>
-        <w:rPr>
-          <w:noProof w:val="0"/>
-          <w:lang w:val="pl-PL"/>
-        </w:rPr>
-      </w:pPr>
-      <w:r>
-        <w:rPr>
-          <w:noProof w:val="0"/>
-          <w:lang w:val="pl-PL"/>
-        </w:rPr>
-        <w:t>Dodanie nowej części do katalogu</w:t>
-      </w:r>
-    </w:p>
-    <w:p>
-      <w:pPr>
-        <w:pStyle w:val="Akapitzlist"/>
-        <w:numPr>
-          <w:ilvl w:val="1"/>
-          <w:numId w:val="1"/>
-        </w:numPr>
-        <w:spacing w:before="240" w:beforeAutospacing="off" w:after="240" w:afterAutospacing="off"/>
-        <w:rPr>
-          <w:noProof w:val="0"/>
-          <w:lang w:val="pl-PL"/>
-        </w:rPr>
-      </w:pPr>
-      <w:r>
-        <w:rPr>
-          <w:noProof w:val="0"/>
-          <w:lang w:val="pl-PL"/>
-        </w:rPr>
-        <w:t>Edycja danych części</w:t>
-      </w:r>
-    </w:p>
-    <w:p>
-      <w:pPr>
-        <w:pStyle w:val="Akapitzlist"/>
-        <w:numPr>
-          <w:ilvl w:val="1"/>
-          <w:numId w:val="1"/>
-        </w:numPr>
-        <w:spacing w:before="240" w:beforeAutospacing="off" w:after="240" w:afterAutospacing="off"/>
-        <w:rPr>
-          <w:noProof w:val="0"/>
-          <w:lang w:val="pl-PL"/>
-        </w:rPr>
-      </w:pPr>
-      <w:r>
-        <w:rPr>
-          <w:noProof w:val="0"/>
-          <w:lang w:val="pl-PL"/>
-        </w:rPr>
-        <w:t>Usunięcie części z katalogu</w:t>
-      </w:r>
-    </w:p>
-    <w:p>
-      <w:pPr>
-        <w:pStyle w:val="Akapitzlist"/>
-        <w:numPr>
-          <w:ilvl w:val="1"/>
-          <w:numId w:val="1"/>
-        </w:numPr>
-        <w:spacing w:before="240" w:beforeAutospacing="off" w:after="240" w:afterAutospacing="off"/>
-        <w:rPr>
-          <w:noProof w:val="0"/>
-          <w:lang w:val="pl-PL"/>
-        </w:rPr>
-      </w:pPr>
-      <w:r>
-        <w:rPr>
-          <w:noProof w:val="0"/>
-          <w:lang w:val="pl-PL"/>
-        </w:rPr>
-        <w:t>Aktualizacja stanu magazynowego</w:t>
-      </w:r>
-    </w:p>
-    <w:p>
-      <w:pPr>
-        <w:pStyle w:val="Akapitzlist"/>
-        <w:numPr>
-          <w:ilvl w:val="1"/>
-          <w:numId w:val="1"/>
-        </w:numPr>
-        <w:spacing w:before="240" w:beforeAutospacing="off" w:after="240" w:afterAutospacing="off"/>
-        <w:rPr>
-          <w:noProof w:val="0"/>
-          <w:lang w:val="pl-PL"/>
-        </w:rPr>
-      </w:pPr>
-      <w:r>
-        <w:rPr>
-          <w:noProof w:val="0"/>
-          <w:lang w:val="pl-PL"/>
-        </w:rPr>
-        <w:t>Utworzenie zamówienia na część</w:t>
-      </w:r>
-    </w:p>
-    <w:p>
-      <w:pPr>
-        <w:pStyle w:val="Akapitzlist"/>
-        <w:numPr>
-          <w:ilvl w:val="1"/>
-          <w:numId w:val="1"/>
-        </w:numPr>
-        <w:spacing w:before="240" w:beforeAutospacing="off" w:after="240" w:afterAutospacing="off"/>
-        <w:rPr>
-          <w:noProof w:val="0"/>
-          <w:lang w:val="pl-PL"/>
-        </w:rPr>
-      </w:pPr>
-      <w:r>
-        <w:rPr>
-          <w:noProof w:val="0"/>
-          <w:lang w:val="pl-PL"/>
-        </w:rPr>
-        <w:t>Edycja zamówienia</w:t>
-      </w:r>
-    </w:p>
-    <w:p>
-      <w:pPr>
-        <w:pStyle w:val="Akapitzlist"/>
-        <w:numPr>
-          <w:ilvl w:val="1"/>
-          <w:numId w:val="1"/>
-        </w:numPr>
-        <w:spacing w:before="240" w:beforeAutospacing="off" w:after="240" w:afterAutospacing="off"/>
-        <w:rPr>
-          <w:noProof w:val="0"/>
-          <w:lang w:val="pl-PL"/>
-        </w:rPr>
-      </w:pPr>
-      <w:r>
-        <w:rPr>
-          <w:noProof w:val="0"/>
-          <w:lang w:val="pl-PL"/>
-        </w:rPr>
-        <w:t>Rejestracja przyjęcia dostawy</w:t>
-      </w:r>
-    </w:p>
-    <w:p>
-      <w:pPr>
-        <w:pStyle w:val="Akapitzlist"/>
-        <w:numPr>
-          <w:ilvl w:val="1"/>
-          <w:numId w:val="1"/>
-        </w:numPr>
-        <w:spacing w:before="240" w:beforeAutospacing="off" w:after="240" w:afterAutospacing="off"/>
-        <w:rPr>
-          <w:noProof w:val="0"/>
-          <w:lang w:val="pl-PL"/>
-        </w:rPr>
-      </w:pPr>
-      <w:r>
-        <w:rPr>
-          <w:noProof w:val="0"/>
-          <w:lang w:val="pl-PL"/>
-        </w:rPr>
-        <w:t>Zgłoszenie niezgodności dostawy</w:t>
-      </w:r>
-    </w:p>
-    <w:p>
-      <w:pPr>
-        <w:pStyle w:val="Akapitzlist"/>
-        <w:numPr>
-          <w:ilvl w:val="1"/>
-          <w:numId w:val="1"/>
-        </w:numPr>
-        <w:spacing w:before="240" w:beforeAutospacing="off" w:after="240" w:afterAutospacing="off"/>
-        <w:rPr>
-          <w:noProof w:val="0"/>
-          <w:lang w:val="pl-PL"/>
-        </w:rPr>
-      </w:pPr>
-      <w:r>
-        <w:rPr>
-          <w:noProof w:val="0"/>
-          <w:lang w:val="pl-PL"/>
-        </w:rPr>
-        <w:t>Przegląd historii zamówień</w:t>
-      </w:r>
-    </w:p>
-    <w:p>
-      <w:pPr>
-        <w:pStyle w:val="Akapitzlist"/>
-        <w:spacing w:before="240" w:beforeAutospacing="off" w:after="240" w:afterAutospacing="off"/>
-        <w:ind w:left="643"/>
-        <w:rPr>
-          <w:noProof w:val="0"/>
-          <w:lang w:val="pl-PL"/>
-        </w:rPr>
-      </w:pPr>
-      <w:r>
-        <w:rPr>
-          <w:noProof w:val="0"/>
-          <w:lang w:val="pl-PL"/>
-        </w:rPr>
-        <w:t>Aktor: Kierownik serwisu</w:t>
-      </w:r>
-    </w:p>
-    <w:p>
-      <w:pPr>
-        <w:pStyle w:val="Akapitzlist"/>
-        <w:numPr>
-          <w:ilvl w:val="1"/>
-          <w:numId w:val="1"/>
-        </w:numPr>
-        <w:spacing w:before="240" w:beforeAutospacing="off" w:after="240" w:afterAutospacing="off"/>
-        <w:rPr>
-          <w:noProof w:val="0"/>
-          <w:lang w:val="pl-PL"/>
-        </w:rPr>
-      </w:pPr>
-      <w:r>
-        <w:rPr>
-          <w:noProof w:val="0"/>
-          <w:lang w:val="pl-PL"/>
-        </w:rPr>
-        <w:t>Zatwierdzenie zamówienia</w:t>
-      </w:r>
-    </w:p>
-    <w:p>
-      <w:pPr>
-        <w:pStyle w:val="Akapitzlist"/>
-        <w:numPr>
-          <w:ilvl w:val="1"/>
-          <w:numId w:val="1"/>
-        </w:numPr>
-        <w:spacing w:before="240" w:beforeAutospacing="off" w:after="240" w:afterAutospacing="off"/>
-        <w:rPr>
-          <w:noProof w:val="0"/>
-          <w:lang w:val="pl-PL"/>
-        </w:rPr>
-      </w:pPr>
-      <w:r>
-        <w:rPr>
-          <w:noProof w:val="0"/>
-          <w:lang w:val="pl-PL"/>
-        </w:rPr>
-        <w:t>Odrzucenie zamówienia</w:t>
-      </w:r>
-    </w:p>
-    <w:p>
-      <w:pPr>
-        <w:pStyle w:val="Akapitzlist"/>
-        <w:numPr>
-          <w:ilvl w:val="1"/>
-          <w:numId w:val="1"/>
-        </w:numPr>
-        <w:spacing w:before="240" w:beforeAutospacing="off" w:after="240" w:afterAutospacing="off"/>
-        <w:rPr>
-          <w:noProof w:val="0"/>
-          <w:lang w:val="pl-PL"/>
-        </w:rPr>
-      </w:pPr>
-      <w:r>
-        <w:rPr>
-          <w:noProof w:val="0"/>
-          <w:lang w:val="pl-PL"/>
-        </w:rPr>
-        <w:t>Przegląd raportu braków magazynowych</w:t>
-      </w:r>
-    </w:p>
-    <w:p>
-      <w:pPr>
-        <w:pStyle w:val="Akapitzlist"/>
-        <w:spacing w:before="240" w:beforeAutospacing="off" w:after="240" w:afterAutospacing="off"/>
-        <w:ind w:left="643"/>
-        <w:rPr>
-          <w:noProof w:val="0"/>
-          <w:lang w:val="pl-PL"/>
-        </w:rPr>
-      </w:pPr>
-      <w:r>
-        <w:rPr>
-          <w:noProof w:val="0"/>
-          <w:lang w:val="pl-PL"/>
-        </w:rPr>
-        <w:t>Aktor: Administrator systemu</w:t>
-      </w:r>
-    </w:p>
-    <w:p>
-      <w:pPr>
-        <w:pStyle w:val="Akapitzlist"/>
-        <w:numPr>
-          <w:ilvl w:val="1"/>
-          <w:numId w:val="1"/>
-        </w:numPr>
-        <w:spacing w:before="240" w:beforeAutospacing="off" w:after="240" w:afterAutospacing="off"/>
-        <w:rPr>
-          <w:noProof w:val="0"/>
-          <w:lang w:val="pl-PL"/>
-        </w:rPr>
-      </w:pPr>
-      <w:r>
-        <w:rPr>
-          <w:noProof w:val="0"/>
-          <w:lang w:val="pl-PL"/>
-        </w:rPr>
-        <w:t>Dodanie użytkownika</w:t>
-      </w:r>
-    </w:p>
-    <w:p>
-      <w:pPr>
-        <w:pStyle w:val="Akapitzlist"/>
-        <w:numPr>
-          <w:ilvl w:val="1"/>
-          <w:numId w:val="1"/>
-        </w:numPr>
-        <w:spacing w:before="240" w:beforeAutospacing="off" w:after="240" w:afterAutospacing="off"/>
-        <w:rPr>
-          <w:noProof w:val="0"/>
-          <w:lang w:val="pl-PL"/>
-        </w:rPr>
-      </w:pPr>
-      <w:r>
-        <w:rPr>
-          <w:noProof w:val="0"/>
-          <w:lang w:val="pl-PL"/>
-        </w:rPr>
-        <w:t>Edycja danych użytkownika</w:t>
-      </w:r>
-    </w:p>
-    <w:p>
-      <w:pPr>
-        <w:pStyle w:val="Akapitzlist"/>
-        <w:numPr>
-          <w:ilvl w:val="1"/>
-          <w:numId w:val="1"/>
-        </w:numPr>
-        <w:spacing w:before="240" w:beforeAutospacing="off" w:after="240" w:afterAutospacing="off"/>
-        <w:rPr>
-          <w:noProof w:val="0"/>
-          <w:lang w:val="pl-PL"/>
-        </w:rPr>
-      </w:pPr>
-      <w:r>
-        <w:rPr>
-          <w:noProof w:val="0"/>
-          <w:lang w:val="pl-PL"/>
-        </w:rPr>
-        <w:t>Usunięcie użytkownika</w:t>
-      </w:r>
-    </w:p>
-    <w:p>
-      <w:pPr>
-        <w:pStyle w:val="Akapitzlist"/>
-        <w:numPr>
-          <w:ilvl w:val="1"/>
-          <w:numId w:val="1"/>
-        </w:numPr>
-        <w:rPr>
-          <w:noProof w:val="0"/>
-          <w:lang w:val="pl-PL"/>
-        </w:rPr>
-      </w:pPr>
-      <w:r>
-        <w:rPr>
-          <w:noProof w:val="0"/>
-          <w:lang w:val="pl-PL"/>
-        </w:rPr>
-        <w:t>Zarządzanie rolami i uprawnieniami</w:t>
-      </w:r>
-    </w:p>
-    <w:p>
-      <w:pPr>
-        <w:pStyle w:val="Akapitzlist"/>
-        <w:numPr>
-          <w:ilvl w:val="0"/>
-          <w:numId w:val="1"/>
-        </w:numPr>
-      </w:pPr>
-      <w:r>
-        <w:t>Jedna pełna funkcjonalność do dalszego rozwinięcia</w:t>
-      </w:r>
-      <w:r>
-        <w:t>:</w:t>
-      </w:r>
-      <w:r>
-        <w:br/>
-      </w:r>
-      <w:r>
-        <w:t>Złożenie zamówienia na część zamienną</w:t>
-      </w:r>
-      <w:r>
-        <w:t>.</w:t>
-      </w:r>
-    </w:p>
-    <w:p>
-      <w:pPr>
-        <w:pStyle w:val="Akapitzlist"/>
-        <w:numPr>
-          <w:ilvl w:val="0"/>
-          <w:numId w:val="1"/>
-        </w:numPr>
-        <w:rPr>
-          <w:b w:val="0"/>
-          <w:bCs w:val="0"/>
-        </w:rPr>
-      </w:pPr>
-      <w:r>
-        <w:rPr/>
-        <w:t>Obiekt, który będzie miał stany</w:t>
-      </w:r>
-      <w:r>
-        <w:rPr/>
-        <w:t>:</w:t>
-      </w:r>
-      <w:r>
-        <w:br/>
-      </w:r>
-      <w:r>
-        <w:rPr>
-          <w:b w:val="0"/>
-          <w:bCs w:val="0"/>
-        </w:rPr>
-        <w:t>Zamówienie</w:t>
-      </w:r>
-    </w:p>
-    <w:p>
-      <w:pPr>
-        <w:pStyle w:val="Akapitzlist"/>
-        <w:numPr>
-          <w:ilvl w:val="1"/>
-          <w:numId w:val="1"/>
-        </w:numPr>
-      </w:pPr>
-      <w:r>
-        <w:t>Przykładowe stany:</w:t>
-      </w:r>
-    </w:p>
-    <w:p>
-      <w:pPr>
-        <w:pStyle w:val="Akapitzlist"/>
-        <w:numPr>
-          <w:ilvl w:val="2"/>
-          <w:numId w:val="1"/>
-        </w:numPr>
-      </w:pPr>
-      <w:r>
-        <w:t>Utworzone</w:t>
-      </w:r>
-      <w:r>
-        <w:t>,</w:t>
-      </w:r>
-    </w:p>
-    <w:p>
-      <w:pPr>
-        <w:pStyle w:val="Akapitzlist"/>
-        <w:numPr>
-          <w:ilvl w:val="2"/>
-          <w:numId w:val="1"/>
-        </w:numPr>
-      </w:pPr>
-      <w:r>
-        <w:t>zapisane roboczo</w:t>
-      </w:r>
-      <w:r>
-        <w:t>,</w:t>
-      </w:r>
-      <w:r>
-        <w:t xml:space="preserve"> </w:t>
-      </w:r>
-    </w:p>
-    <w:p>
-      <w:pPr>
-        <w:pStyle w:val="Akapitzlist"/>
-        <w:numPr>
-          <w:ilvl w:val="2"/>
-          <w:numId w:val="1"/>
-        </w:numPr>
-      </w:pPr>
-      <w:r>
-        <w:t>wysłane do zatwierdzenia</w:t>
-      </w:r>
-      <w:r>
-        <w:t>,</w:t>
-      </w:r>
-    </w:p>
-    <w:p>
-      <w:pPr>
-        <w:pStyle w:val="Akapitzlist"/>
-        <w:numPr>
-          <w:ilvl w:val="2"/>
-          <w:numId w:val="1"/>
-        </w:numPr>
-      </w:pPr>
-      <w:r>
-        <w:t>zatwierdzone</w:t>
-      </w:r>
-      <w:r>
-        <w:t>,</w:t>
-      </w:r>
-    </w:p>
-    <w:p>
-      <w:pPr>
-        <w:pStyle w:val="Akapitzlist"/>
-        <w:numPr>
-          <w:ilvl w:val="2"/>
-          <w:numId w:val="1"/>
-        </w:numPr>
-      </w:pPr>
-      <w:r>
-        <w:t>odrzucone</w:t>
-      </w:r>
-      <w:r>
-        <w:t>,</w:t>
-      </w:r>
-    </w:p>
-    <w:p>
-      <w:pPr>
-        <w:pStyle w:val="Akapitzlist"/>
-        <w:numPr>
-          <w:ilvl w:val="2"/>
-          <w:numId w:val="1"/>
-        </w:numPr>
-      </w:pPr>
-      <w:r>
-        <w:t>wysłane do dostawcy</w:t>
-      </w:r>
-      <w:r>
-        <w:t>,</w:t>
-      </w:r>
-    </w:p>
-    <w:p>
-      <w:pPr>
-        <w:pStyle w:val="Akapitzlist"/>
-        <w:numPr>
-          <w:ilvl w:val="2"/>
-          <w:numId w:val="1"/>
-        </w:numPr>
-      </w:pPr>
-      <w:r>
-        <w:t>w realizacji</w:t>
-      </w:r>
-      <w:r>
-        <w:t>,</w:t>
-      </w:r>
-    </w:p>
-    <w:p>
-      <w:pPr>
-        <w:pStyle w:val="Akapitzlist"/>
-        <w:numPr>
-          <w:ilvl w:val="2"/>
-          <w:numId w:val="1"/>
-        </w:numPr>
-      </w:pPr>
-      <w:r>
-        <w:t>dostarczone</w:t>
-      </w:r>
-      <w:r>
-        <w:t>,</w:t>
-      </w:r>
-    </w:p>
-    <w:p>
-      <w:pPr>
-        <w:pStyle w:val="Akapitzlist"/>
-        <w:numPr>
-          <w:ilvl w:val="2"/>
-          <w:numId w:val="1"/>
-        </w:numPr>
-      </w:pPr>
-      <w:r>
-        <w:t>anulowan</w:t>
-      </w:r>
-      <w:r>
-        <w:t>e,</w:t>
-      </w:r>
-    </w:p>
-    <w:p>
-      <w:pPr>
-        <w:pStyle w:val="Akapitzlist"/>
-        <w:numPr>
-          <w:ilvl w:val="0"/>
-          <w:numId w:val="1"/>
-        </w:numPr>
-      </w:pPr>
-      <w:r>
-        <w:t>Szacowanie kosztów i czasu realizacji projektu</w:t>
-      </w:r>
-      <w:r>
-        <w:t>:</w:t>
-      </w:r>
-      <w:r>
-        <w:br/>
-      </w:r>
-      <w:r>
-        <w:t>W ramach projektu dokonano szacunkowej analizy czasu oraz kosztów realizacji modułu zarządzania katalogiem i zamówieniami części zamiennych w serwisie komputerowym. Przyjęto uproszczony model wyceny oparty na liczbie roboczodni oraz średniej stawce pracy specjalisty IT wynoszącej 800 zł za dzień pracy.</w:t>
-      </w:r>
-    </w:p>
-    <w:p>
-      <w:pPr>
-        <w:pStyle w:val="Akapitzlist"/>
-        <w:numPr>
-          <w:ilvl w:val="1"/>
-          <w:numId w:val="1"/>
-        </w:numPr>
-      </w:pPr>
-      <w:r>
-        <w:t>Etap 1: Analiza i projektowanie systemu</w:t>
-      </w:r>
-      <w:r>
-        <w:t>:</w:t>
-      </w:r>
-      <w:r>
-        <w:br/>
-      </w:r>
-      <w:r>
-        <w:t>Zakres etapu obejmuje:</w:t>
-      </w:r>
-    </w:p>
-    <w:p>
-      <w:pPr>
-        <w:pStyle w:val="Akapitzlist"/>
-        <w:numPr>
-          <w:ilvl w:val="2"/>
-          <w:numId w:val="1"/>
-        </w:numPr>
-      </w:pPr>
-      <w:r>
-        <w:t>analizę wymagań funkcjonalnych i niefunkcjonalnych,</w:t>
-      </w:r>
-    </w:p>
-    <w:p>
-      <w:pPr>
-        <w:pStyle w:val="Akapitzlist"/>
-        <w:numPr>
-          <w:ilvl w:val="2"/>
-          <w:numId w:val="1"/>
-        </w:numPr>
-      </w:pPr>
-      <w:r>
-        <w:t>identyfikację aktorów i przypadków użycia,</w:t>
-      </w:r>
-    </w:p>
-    <w:p>
-      <w:pPr>
-        <w:pStyle w:val="Akapitzlist"/>
-        <w:numPr>
-          <w:ilvl w:val="2"/>
-          <w:numId w:val="1"/>
-        </w:numPr>
-      </w:pPr>
-      <w:r>
-        <w:t>opracowanie diagramów UML,</w:t>
-      </w:r>
-    </w:p>
-    <w:p>
-      <w:pPr>
-        <w:pStyle w:val="Akapitzlist"/>
-        <w:numPr>
-          <w:ilvl w:val="2"/>
-          <w:numId w:val="1"/>
-        </w:numPr>
-      </w:pPr>
-      <w:r>
-        <w:lastRenderedPageBreak/>
-        <w:t>zaprojektowanie struktury systemu i interfejsu użytkownika.</w:t>
-      </w:r>
-    </w:p>
-    <w:p>
-      <w:pPr>
-        <w:pStyle w:val="Akapitzlist"/>
-        <w:numPr>
-          <w:ilvl w:val="1"/>
-          <w:numId w:val="1"/>
-        </w:numPr>
-      </w:pPr>
-      <w:r>
-        <w:t>Czas trwania: 10 dni roboczych</w:t>
-      </w:r>
-      <w:r>
-        <w:t>.</w:t>
-      </w:r>
-    </w:p>
-    <w:p>
-      <w:pPr>
-        <w:pStyle w:val="Akapitzlist"/>
-        <w:numPr>
-          <w:ilvl w:val="1"/>
-          <w:numId w:val="1"/>
-        </w:numPr>
-      </w:pPr>
-      <w:r>
-        <w:t>Koszt: 10 × 800 zł = 8000 zł</w:t>
-      </w:r>
-      <w:r>
-        <w:t>.</w:t>
-      </w:r>
-    </w:p>
-    <w:p>
-      <w:pPr>
-        <w:pStyle w:val="Akapitzlist"/>
-        <w:numPr>
-          <w:ilvl w:val="1"/>
-          <w:numId w:val="1"/>
-        </w:numPr>
-      </w:pPr>
-      <w:r>
-        <w:t>Etap 2: Implementacja systemu</w:t>
-      </w:r>
-      <w:r>
-        <w:br/>
-      </w:r>
-      <w:r>
-        <w:t>Zakres etapu obejmuje:</w:t>
-      </w:r>
-    </w:p>
-    <w:p>
-      <w:pPr>
-        <w:pStyle w:val="Akapitzlist"/>
-        <w:numPr>
-          <w:ilvl w:val="2"/>
-          <w:numId w:val="1"/>
-        </w:numPr>
-      </w:pPr>
-      <w:r>
-        <w:t>implementację logiki systemu,</w:t>
-      </w:r>
-    </w:p>
-    <w:p>
-      <w:pPr>
-        <w:pStyle w:val="Akapitzlist"/>
-        <w:numPr>
-          <w:ilvl w:val="2"/>
-          <w:numId w:val="1"/>
-        </w:numPr>
-      </w:pPr>
-      <w:r>
-        <w:t>stworzenie bazy danych,</w:t>
-      </w:r>
-    </w:p>
-    <w:p>
-      <w:pPr>
-        <w:pStyle w:val="Akapitzlist"/>
-        <w:numPr>
-          <w:ilvl w:val="2"/>
-          <w:numId w:val="1"/>
-        </w:numPr>
-      </w:pPr>
-      <w:r>
-        <w:t>implementację interfejsu użytkownika,</w:t>
-      </w:r>
-    </w:p>
-    <w:p>
-      <w:pPr>
-        <w:pStyle w:val="Akapitzlist"/>
-        <w:numPr>
-          <w:ilvl w:val="2"/>
-          <w:numId w:val="1"/>
-        </w:numPr>
-      </w:pPr>
-      <w:r>
-        <w:t>integrację poszczególnych komponentów systemu.</w:t>
-      </w:r>
-    </w:p>
-    <w:p>
-      <w:pPr>
-        <w:pStyle w:val="Akapitzlist"/>
-        <w:numPr>
-          <w:ilvl w:val="1"/>
-          <w:numId w:val="1"/>
-        </w:numPr>
-      </w:pPr>
-      <w:r>
-        <w:t>Czas trwania: 25 dni roboczych</w:t>
-      </w:r>
-      <w:r>
-        <w:t>.</w:t>
-      </w:r>
-    </w:p>
-    <w:p>
-      <w:pPr>
-        <w:pStyle w:val="Akapitzlist"/>
-        <w:numPr>
-          <w:ilvl w:val="1"/>
-          <w:numId w:val="1"/>
-        </w:numPr>
-      </w:pPr>
-      <w:r>
-        <w:t>Koszt: 25 × 800 zł = 20 000 zł</w:t>
-      </w:r>
-      <w:r>
-        <w:t>.</w:t>
-      </w:r>
-    </w:p>
-    <w:p>
-      <w:pPr>
-        <w:pStyle w:val="Akapitzlist"/>
-        <w:numPr>
-          <w:ilvl w:val="1"/>
-          <w:numId w:val="1"/>
-        </w:numPr>
-      </w:pPr>
-      <w:r>
-        <w:t>Etap 3: Testowanie i wdrożenie</w:t>
-      </w:r>
-      <w:r>
-        <w:t>:</w:t>
-      </w:r>
-      <w:r>
-        <w:br/>
-      </w:r>
-      <w:r>
-        <w:t>Zakres etapu obejmuje:</w:t>
-      </w:r>
-    </w:p>
-    <w:p>
-      <w:pPr>
-        <w:pStyle w:val="Akapitzlist"/>
-        <w:numPr>
-          <w:ilvl w:val="2"/>
-          <w:numId w:val="1"/>
-        </w:numPr>
-      </w:pPr>
-      <w:r>
-        <w:t>testy funkcjonalne systemu,</w:t>
-      </w:r>
-    </w:p>
-    <w:p>
-      <w:pPr>
-        <w:pStyle w:val="Akapitzlist"/>
-        <w:numPr>
-          <w:ilvl w:val="2"/>
-          <w:numId w:val="1"/>
-        </w:numPr>
-      </w:pPr>
-      <w:r>
-        <w:t>poprawę wykrytych błędów,</w:t>
-      </w:r>
-    </w:p>
-    <w:p>
-      <w:pPr>
-        <w:pStyle w:val="Akapitzlist"/>
-        <w:numPr>
-          <w:ilvl w:val="2"/>
-          <w:numId w:val="1"/>
-        </w:numPr>
-      </w:pPr>
-      <w:r>
-        <w:t>przygotowanie systemu do wdrożenia,</w:t>
-      </w:r>
-    </w:p>
-    <w:p>
-      <w:pPr>
-        <w:pStyle w:val="Akapitzlist"/>
-        <w:numPr>
-          <w:ilvl w:val="2"/>
-          <w:numId w:val="1"/>
-        </w:numPr>
-      </w:pPr>
-      <w:r>
-        <w:t>instalację systemu w środowisku docelowym.</w:t>
-      </w:r>
-    </w:p>
-    <w:p>
-      <w:pPr>
-        <w:pStyle w:val="Akapitzlist"/>
-        <w:numPr>
-          <w:ilvl w:val="1"/>
-          <w:numId w:val="1"/>
-        </w:numPr>
-      </w:pPr>
-      <w:r>
-        <w:t>Czas trwania: 8 dni roboczych</w:t>
-      </w:r>
-      <w:r>
-        <w:t>.</w:t>
-      </w:r>
-    </w:p>
-    <w:p>
-      <w:pPr>
-        <w:pStyle w:val="Akapitzlist"/>
-        <w:numPr>
-          <w:ilvl w:val="1"/>
-          <w:numId w:val="1"/>
-        </w:numPr>
-      </w:pPr>
-      <w:r>
-        <w:t>Koszt: 8 × 800 zł = 6400 zł</w:t>
-      </w:r>
-      <w:r>
-        <w:t>.</w:t>
+      </w:pPr>
+      <w:r>
+        <w:t>Koszt: 8 × 800 zł = 6400 zł.</w:t>
       </w:r>
     </w:p>
     <w:p>
@@ -1748,51 +3355,47 @@
         <w:br/>
       </w:r>
       <w:r>
-        <w:t xml:space="preserve">Szacunkowe wartości mają charakter orientacyjny i zostały przyjęte na potrzeby </w:t>
-      </w:r>
-      <w:r>
+        <w:t>Szacunkowe wartości mają charakter orientacyjny i zostały przyjęte na potrzeby projektu, przy założeniu realizacji systemu przez niewielki zespół programistyczny. Rzeczywiste koszty mogą się różnić w zależności od zastosowanych technologii, skali systemu oraz wymagań klienta.</w:t>
+      </w:r>
+    </w:p>
+    <w:p>
+      <w:pPr>
+        <w:pStyle w:val="Akapitzlist"/>
+        <w:numPr>
+          <w:ilvl w:val="0"/>
+          <w:numId w:val="1"/>
+        </w:numPr>
+      </w:pPr>
+      <w:r>
+        <w:t>Diagram przypadków użycia:</w:t>
+      </w:r>
+    </w:p>
+    <w:p>
+      <w:pPr>
+        <w:jc w:val="center"/>
+      </w:pPr>
+      <w:r>
+        <w:rPr>
+          <w:noProof/>
+        </w:rPr>
         <w:lastRenderedPageBreak/>
-        <w:t>projektu, przy założeniu realizacji systemu przez niewielki zespół programistyczny. Rzeczywiste koszty mogą się różnić w zależności od zastosowanych technologii, skali systemu oraz wymagań klienta.</w:t>
-      </w:r>
-    </w:p>
-    <w:p>
-      <w:pPr>
-        <w:pStyle w:val="Akapitzlist"/>
-        <w:numPr>
-          <w:ilvl w:val="0"/>
-          <w:numId w:val="1"/>
-        </w:numPr>
-        <w:rPr/>
-      </w:pPr>
-      <w:r>
-        <w:rPr/>
-        <w:t>Diagram przypadków użycia:</w:t>
-      </w:r>
-    </w:p>
-    <w:p>
-      <w:pPr>
-        <w:pStyle w:val="Normalny"/>
-        <w:ind w:left="0"/>
-        <w:jc w:val="center"/>
-      </w:pPr>
-      <w:r>
         <w:drawing>
-          <wp:inline wp14:editId="785F4E3F" wp14:anchorId="1A34C2FA">
+          <wp:inline distT="0" distB="0" distL="0" distR="0" wp14:anchorId="1A34C2FA" wp14:editId="785F4E3F">
             <wp:extent cx="5505450" cy="7874226"/>
             <wp:effectExtent l="0" t="0" r="0" b="0"/>
             <wp:docPr id="1582359712" name="drawing"/>
             <wp:cNvGraphicFramePr>
-              <a:graphicFrameLocks noChangeAspect="1"/>
+              <a:graphicFrameLocks xmlns:a="http://schemas.openxmlformats.org/drawingml/2006/main" noChangeAspect="1"/>
             </wp:cNvGraphicFramePr>
-            <a:graphic>
-              <a:graphicData xmlns:a="http://schemas.openxmlformats.org/drawingml/2006/main" uri="http://schemas.openxmlformats.org/drawingml/2006/picture">
+            <a:graphic xmlns:a="http://schemas.openxmlformats.org/drawingml/2006/main">
+              <a:graphicData uri="http://schemas.openxmlformats.org/drawingml/2006/picture">
                 <pic:pic xmlns:pic="http://schemas.openxmlformats.org/drawingml/2006/picture">
                   <pic:nvPicPr>
                     <pic:cNvPr id="1582359712" name=""/>
                     <pic:cNvPicPr/>
                   </pic:nvPicPr>
                   <pic:blipFill>
-                    <a:blip xmlns:r="http://schemas.openxmlformats.org/officeDocument/2006/relationships" r:embed="rId1338981713">
+                    <a:blip r:embed="rId6">
                       <a:extLst>
                         <a:ext uri="{28A0092B-C50C-407E-A947-70E740481C1C}">
                           <a14:useLocalDpi xmlns:a14="http://schemas.microsoft.com/office/drawing/2010/main"/>
@@ -1804,7 +3407,7 @@
                     </a:stretch>
                   </pic:blipFill>
                   <pic:spPr>
-                    <a:xfrm rot="0">
+                    <a:xfrm>
                       <a:off x="0" y="0"/>
                       <a:ext cx="5505450" cy="7874226"/>
                     </a:xfrm>
@@ -1818,6 +3421,10 @@
           </wp:inline>
         </w:drawing>
       </w:r>
+      <w:r>
+        <w:br/>
+        <w:t>Rys, 1 Diagram przypadków użycia.</w:t>
+      </w:r>
     </w:p>
     <w:p>
       <w:pPr>
@@ -1826,38 +3433,37 @@
           <w:ilvl w:val="0"/>
           <w:numId w:val="1"/>
         </w:numPr>
-        <w:jc w:val="left"/>
-        <w:rPr/>
-      </w:pPr>
-      <w:r>
-        <w:rPr/>
+      </w:pPr>
+      <w:r>
         <w:t>Propozycja interfejsu użytkownika:</w:t>
       </w:r>
     </w:p>
     <w:p>
       <w:pPr>
-        <w:pStyle w:val="Normalny"/>
-        <w:ind w:left="0"/>
-        <w:jc w:val="left"/>
-      </w:pPr>
-      <w:r>
+        <w:jc w:val="center"/>
+      </w:pPr>
+      <w:r>
+        <w:rPr>
+          <w:noProof/>
+        </w:rPr>
+        <w:lastRenderedPageBreak/>
         <w:drawing>
-          <wp:inline wp14:editId="258722AE" wp14:anchorId="3C38672C">
+          <wp:inline distT="0" distB="0" distL="0" distR="0" wp14:anchorId="3C38672C" wp14:editId="258722AE">
             <wp:extent cx="5762625" cy="2552700"/>
             <wp:effectExtent l="0" t="0" r="0" b="0"/>
             <wp:docPr id="1232422718" name="drawing"/>
             <wp:cNvGraphicFramePr>
-              <a:graphicFrameLocks noChangeAspect="1"/>
+              <a:graphicFrameLocks xmlns:a="http://schemas.openxmlformats.org/drawingml/2006/main" noChangeAspect="1"/>
             </wp:cNvGraphicFramePr>
-            <a:graphic>
-              <a:graphicData xmlns:a="http://schemas.openxmlformats.org/drawingml/2006/main" uri="http://schemas.openxmlformats.org/drawingml/2006/picture">
+            <a:graphic xmlns:a="http://schemas.openxmlformats.org/drawingml/2006/main">
+              <a:graphicData uri="http://schemas.openxmlformats.org/drawingml/2006/picture">
                 <pic:pic xmlns:pic="http://schemas.openxmlformats.org/drawingml/2006/picture">
                   <pic:nvPicPr>
                     <pic:cNvPr id="1232422718" name="Picture 1232422718"/>
                     <pic:cNvPicPr/>
                   </pic:nvPicPr>
                   <pic:blipFill>
-                    <a:blip xmlns:r="http://schemas.openxmlformats.org/officeDocument/2006/relationships" r:embed="rId1637699190">
+                    <a:blip r:embed="rId7">
                       <a:extLst>
                         <a:ext uri="{28A0092B-C50C-407E-A947-70E740481C1C}">
                           <a14:useLocalDpi xmlns:a14="http://schemas.microsoft.com/office/drawing/2010/main"/>
@@ -1883,31 +3489,33 @@
           </wp:inline>
         </w:drawing>
       </w:r>
-    </w:p>
-    <w:p>
-      <w:pPr>
-        <w:pStyle w:val="Normalny"/>
-        <w:ind w:left="0"/>
-        <w:jc w:val="left"/>
-      </w:pPr>
-      <w:r>
+      <w:r>
+        <w:br/>
+        <w:t>Rys. 2. Ekran logowania do serwisu.</w:t>
+      </w:r>
+    </w:p>
+    <w:p>
+      <w:r>
+        <w:rPr>
+          <w:noProof/>
+        </w:rPr>
         <w:drawing>
-          <wp:inline wp14:editId="159D2BFC" wp14:anchorId="72D5FC0A">
+          <wp:inline distT="0" distB="0" distL="0" distR="0" wp14:anchorId="72D5FC0A" wp14:editId="159D2BFC">
             <wp:extent cx="5762625" cy="2581275"/>
             <wp:effectExtent l="0" t="0" r="0" b="0"/>
             <wp:docPr id="1456393764" name="drawing"/>
             <wp:cNvGraphicFramePr>
-              <a:graphicFrameLocks noChangeAspect="1"/>
+              <a:graphicFrameLocks xmlns:a="http://schemas.openxmlformats.org/drawingml/2006/main" noChangeAspect="1"/>
             </wp:cNvGraphicFramePr>
-            <a:graphic>
-              <a:graphicData xmlns:a="http://schemas.openxmlformats.org/drawingml/2006/main" uri="http://schemas.openxmlformats.org/drawingml/2006/picture">
+            <a:graphic xmlns:a="http://schemas.openxmlformats.org/drawingml/2006/main">
+              <a:graphicData uri="http://schemas.openxmlformats.org/drawingml/2006/picture">
                 <pic:pic xmlns:pic="http://schemas.openxmlformats.org/drawingml/2006/picture">
                   <pic:nvPicPr>
                     <pic:cNvPr id="1456393764" name="Picture 1456393764"/>
                     <pic:cNvPicPr/>
                   </pic:nvPicPr>
                   <pic:blipFill>
-                    <a:blip xmlns:r="http://schemas.openxmlformats.org/officeDocument/2006/relationships" r:embed="rId790516701">
+                    <a:blip r:embed="rId8">
                       <a:extLst>
                         <a:ext uri="{28A0092B-C50C-407E-A947-70E740481C1C}">
                           <a14:useLocalDpi xmlns:a14="http://schemas.microsoft.com/office/drawing/2010/main"/>
@@ -1936,28 +3544,34 @@
     </w:p>
     <w:p>
       <w:pPr>
-        <w:pStyle w:val="Normalny"/>
-        <w:ind w:left="0"/>
-        <w:jc w:val="left"/>
-      </w:pPr>
-      <w:r>
+        <w:jc w:val="center"/>
+      </w:pPr>
+      <w:r>
+        <w:t>Rys. 3. Ekran katalogu części.</w:t>
+      </w:r>
+    </w:p>
+    <w:p>
+      <w:r>
+        <w:rPr>
+          <w:noProof/>
+        </w:rPr>
         <w:drawing>
-          <wp:inline wp14:editId="2137F9B5" wp14:anchorId="4C610ECF">
+          <wp:inline distT="0" distB="0" distL="0" distR="0" wp14:anchorId="4C610ECF" wp14:editId="2137F9B5">
             <wp:extent cx="5762625" cy="2562225"/>
             <wp:effectExtent l="0" t="0" r="0" b="0"/>
             <wp:docPr id="591613302" name="drawing"/>
             <wp:cNvGraphicFramePr>
-              <a:graphicFrameLocks noChangeAspect="1"/>
+              <a:graphicFrameLocks xmlns:a="http://schemas.openxmlformats.org/drawingml/2006/main" noChangeAspect="1"/>
             </wp:cNvGraphicFramePr>
-            <a:graphic>
-              <a:graphicData xmlns:a="http://schemas.openxmlformats.org/drawingml/2006/main" uri="http://schemas.openxmlformats.org/drawingml/2006/picture">
+            <a:graphic xmlns:a="http://schemas.openxmlformats.org/drawingml/2006/main">
+              <a:graphicData uri="http://schemas.openxmlformats.org/drawingml/2006/picture">
                 <pic:pic xmlns:pic="http://schemas.openxmlformats.org/drawingml/2006/picture">
                   <pic:nvPicPr>
                     <pic:cNvPr id="591613302" name="Picture 591613302"/>
                     <pic:cNvPicPr/>
                   </pic:nvPicPr>
                   <pic:blipFill>
-                    <a:blip xmlns:r="http://schemas.openxmlformats.org/officeDocument/2006/relationships" r:embed="rId567088264">
+                    <a:blip r:embed="rId9">
                       <a:extLst>
                         <a:ext uri="{28A0092B-C50C-407E-A947-70E740481C1C}">
                           <a14:useLocalDpi xmlns:a14="http://schemas.microsoft.com/office/drawing/2010/main"/>
@@ -1986,28 +3600,35 @@
     </w:p>
     <w:p>
       <w:pPr>
-        <w:pStyle w:val="Normalny"/>
-        <w:ind w:left="0"/>
-        <w:jc w:val="left"/>
-      </w:pPr>
-      <w:r>
+        <w:jc w:val="center"/>
+      </w:pPr>
+      <w:r>
+        <w:t>Rys. 4. Ekran zamówień.</w:t>
+      </w:r>
+    </w:p>
+    <w:p>
+      <w:r>
+        <w:rPr>
+          <w:noProof/>
+        </w:rPr>
+        <w:lastRenderedPageBreak/>
         <w:drawing>
-          <wp:inline wp14:editId="255F38CC" wp14:anchorId="09AF3CBE">
+          <wp:inline distT="0" distB="0" distL="0" distR="0" wp14:anchorId="09AF3CBE" wp14:editId="255F38CC">
             <wp:extent cx="5762625" cy="2581275"/>
             <wp:effectExtent l="0" t="0" r="0" b="0"/>
             <wp:docPr id="1721521347" name="drawing"/>
             <wp:cNvGraphicFramePr>
-              <a:graphicFrameLocks noChangeAspect="1"/>
+              <a:graphicFrameLocks xmlns:a="http://schemas.openxmlformats.org/drawingml/2006/main" noChangeAspect="1"/>
             </wp:cNvGraphicFramePr>
-            <a:graphic>
-              <a:graphicData xmlns:a="http://schemas.openxmlformats.org/drawingml/2006/main" uri="http://schemas.openxmlformats.org/drawingml/2006/picture">
+            <a:graphic xmlns:a="http://schemas.openxmlformats.org/drawingml/2006/main">
+              <a:graphicData uri="http://schemas.openxmlformats.org/drawingml/2006/picture">
                 <pic:pic xmlns:pic="http://schemas.openxmlformats.org/drawingml/2006/picture">
                   <pic:nvPicPr>
                     <pic:cNvPr id="1721521347" name="Picture 1721521347"/>
                     <pic:cNvPicPr/>
                   </pic:nvPicPr>
                   <pic:blipFill>
-                    <a:blip xmlns:r="http://schemas.openxmlformats.org/officeDocument/2006/relationships" r:embed="rId434511914">
+                    <a:blip r:embed="rId10">
                       <a:extLst>
                         <a:ext uri="{28A0092B-C50C-407E-A947-70E740481C1C}">
                           <a14:useLocalDpi xmlns:a14="http://schemas.microsoft.com/office/drawing/2010/main"/>
@@ -2036,28 +3657,34 @@
     </w:p>
     <w:p>
       <w:pPr>
-        <w:pStyle w:val="Normalny"/>
-        <w:ind w:left="0"/>
-        <w:jc w:val="left"/>
-      </w:pPr>
-      <w:r>
+        <w:jc w:val="center"/>
+      </w:pPr>
+      <w:r>
+        <w:t>Rys. 5. Kreator zamówienia.</w:t>
+      </w:r>
+    </w:p>
+    <w:p>
+      <w:r>
+        <w:rPr>
+          <w:noProof/>
+        </w:rPr>
         <w:drawing>
-          <wp:inline wp14:editId="0A6B4E3B" wp14:anchorId="0BC6EA37">
+          <wp:inline distT="0" distB="0" distL="0" distR="0" wp14:anchorId="0BC6EA37" wp14:editId="0A6B4E3B">
             <wp:extent cx="5762625" cy="2552700"/>
             <wp:effectExtent l="0" t="0" r="0" b="0"/>
             <wp:docPr id="2141514256" name="drawing"/>
             <wp:cNvGraphicFramePr>
-              <a:graphicFrameLocks noChangeAspect="1"/>
+              <a:graphicFrameLocks xmlns:a="http://schemas.openxmlformats.org/drawingml/2006/main" noChangeAspect="1"/>
             </wp:cNvGraphicFramePr>
-            <a:graphic>
-              <a:graphicData xmlns:a="http://schemas.openxmlformats.org/drawingml/2006/main" uri="http://schemas.openxmlformats.org/drawingml/2006/picture">
+            <a:graphic xmlns:a="http://schemas.openxmlformats.org/drawingml/2006/main">
+              <a:graphicData uri="http://schemas.openxmlformats.org/drawingml/2006/picture">
                 <pic:pic xmlns:pic="http://schemas.openxmlformats.org/drawingml/2006/picture">
                   <pic:nvPicPr>
                     <pic:cNvPr id="2141514256" name="Picture 2141514256"/>
                     <pic:cNvPicPr/>
                   </pic:nvPicPr>
                   <pic:blipFill>
-                    <a:blip xmlns:r="http://schemas.openxmlformats.org/officeDocument/2006/relationships" r:embed="rId900575925">
+                    <a:blip r:embed="rId11">
                       <a:extLst>
                         <a:ext uri="{28A0092B-C50C-407E-A947-70E740481C1C}">
                           <a14:useLocalDpi xmlns:a14="http://schemas.microsoft.com/office/drawing/2010/main"/>
@@ -2086,20 +3713,16 @@
     </w:p>
     <w:p>
       <w:pPr>
-        <w:pStyle w:val="Normalny"/>
-        <w:ind w:left="0"/>
-        <w:jc w:val="left"/>
-      </w:pPr>
-    </w:p>
-    <w:p>
-      <w:pPr>
-        <w:pStyle w:val="Normalny"/>
-        <w:ind w:left="0"/>
-        <w:jc w:val="left"/>
-      </w:pPr>
-    </w:p>
+        <w:jc w:val="center"/>
+      </w:pPr>
+      <w:r>
+        <w:t>Rys. 6. Przegląd magazynu.</w:t>
+      </w:r>
+    </w:p>
+    <w:p/>
+    <w:p/>
     <w:sectPr>
-      <w:pgSz w:w="11906" w:h="16838" w:orient="portrait"/>
+      <w:pgSz w:w="11906" w:h="16838"/>
       <w:pgMar w:top="1417" w:right="1417" w:bottom="1417" w:left="1417" w:header="708" w:footer="708" w:gutter="0"/>
       <w:cols w:space="708"/>
       <w:docGrid w:linePitch="360"/>
@@ -2239,7 +3862,7 @@
         <w:ind w:left="720" w:hanging="360"/>
       </w:pPr>
       <w:rPr>
-        <w:rFonts w:hint="default" w:ascii="Symbol" w:hAnsi="Symbol"/>
+        <w:rFonts w:ascii="Symbol" w:hAnsi="Symbol" w:hint="default"/>
         <w:sz w:val="20"/>
       </w:rPr>
     </w:lvl>
@@ -2255,7 +3878,7 @@
         <w:ind w:left="1440" w:hanging="360"/>
       </w:pPr>
       <w:rPr>
-        <w:rFonts w:hint="default" w:ascii="Courier New" w:hAnsi="Courier New"/>
+        <w:rFonts w:ascii="Courier New" w:hAnsi="Courier New" w:hint="default"/>
         <w:sz w:val="20"/>
       </w:rPr>
     </w:lvl>
@@ -2271,7 +3894,7 @@
         <w:ind w:left="2160" w:hanging="360"/>
       </w:pPr>
       <w:rPr>
-        <w:rFonts w:hint="default" w:ascii="Wingdings" w:hAnsi="Wingdings"/>
+        <w:rFonts w:ascii="Wingdings" w:hAnsi="Wingdings" w:hint="default"/>
         <w:sz w:val="20"/>
       </w:rPr>
     </w:lvl>
@@ -2287,7 +3910,7 @@
         <w:ind w:left="2880" w:hanging="360"/>
       </w:pPr>
       <w:rPr>
-        <w:rFonts w:hint="default" w:ascii="Wingdings" w:hAnsi="Wingdings"/>
+        <w:rFonts w:ascii="Wingdings" w:hAnsi="Wingdings" w:hint="default"/>
         <w:sz w:val="20"/>
       </w:rPr>
     </w:lvl>
@@ -2303,7 +3926,7 @@
         <w:ind w:left="3600" w:hanging="360"/>
       </w:pPr>
       <w:rPr>
-        <w:rFonts w:hint="default" w:ascii="Wingdings" w:hAnsi="Wingdings"/>
+        <w:rFonts w:ascii="Wingdings" w:hAnsi="Wingdings" w:hint="default"/>
         <w:sz w:val="20"/>
       </w:rPr>
     </w:lvl>
@@ -2319,7 +3942,7 @@
         <w:ind w:left="4320" w:hanging="360"/>
       </w:pPr>
       <w:rPr>
-        <w:rFonts w:hint="default" w:ascii="Wingdings" w:hAnsi="Wingdings"/>
+        <w:rFonts w:ascii="Wingdings" w:hAnsi="Wingdings" w:hint="default"/>
         <w:sz w:val="20"/>
       </w:rPr>
     </w:lvl>
@@ -2335,7 +3958,7 @@
         <w:ind w:left="5040" w:hanging="360"/>
       </w:pPr>
       <w:rPr>
-        <w:rFonts w:hint="default" w:ascii="Wingdings" w:hAnsi="Wingdings"/>
+        <w:rFonts w:ascii="Wingdings" w:hAnsi="Wingdings" w:hint="default"/>
         <w:sz w:val="20"/>
       </w:rPr>
     </w:lvl>
@@ -2351,7 +3974,7 @@
         <w:ind w:left="5760" w:hanging="360"/>
       </w:pPr>
       <w:rPr>
-        <w:rFonts w:hint="default" w:ascii="Wingdings" w:hAnsi="Wingdings"/>
+        <w:rFonts w:ascii="Wingdings" w:hAnsi="Wingdings" w:hint="default"/>
         <w:sz w:val="20"/>
       </w:rPr>
     </w:lvl>
@@ -2367,7 +3990,7 @@
         <w:ind w:left="6480" w:hanging="360"/>
       </w:pPr>
       <w:rPr>
-        <w:rFonts w:hint="default" w:ascii="Wingdings" w:hAnsi="Wingdings"/>
+        <w:rFonts w:ascii="Wingdings" w:hAnsi="Wingdings" w:hint="default"/>
         <w:sz w:val="20"/>
       </w:rPr>
     </w:lvl>
@@ -2388,7 +4011,7 @@
         <w:ind w:left="720" w:hanging="360"/>
       </w:pPr>
       <w:rPr>
-        <w:rFonts w:hint="default" w:ascii="Symbol" w:hAnsi="Symbol"/>
+        <w:rFonts w:ascii="Symbol" w:hAnsi="Symbol" w:hint="default"/>
         <w:sz w:val="20"/>
       </w:rPr>
     </w:lvl>
@@ -2404,7 +4027,7 @@
         <w:ind w:left="1440" w:hanging="360"/>
       </w:pPr>
       <w:rPr>
-        <w:rFonts w:hint="default" w:ascii="Courier New" w:hAnsi="Courier New"/>
+        <w:rFonts w:ascii="Courier New" w:hAnsi="Courier New" w:hint="default"/>
         <w:sz w:val="20"/>
       </w:rPr>
     </w:lvl>
@@ -2420,7 +4043,7 @@
         <w:ind w:left="2160" w:hanging="360"/>
       </w:pPr>
       <w:rPr>
-        <w:rFonts w:hint="default" w:ascii="Wingdings" w:hAnsi="Wingdings"/>
+        <w:rFonts w:ascii="Wingdings" w:hAnsi="Wingdings" w:hint="default"/>
         <w:sz w:val="20"/>
       </w:rPr>
     </w:lvl>
@@ -2436,7 +4059,7 @@
         <w:ind w:left="2880" w:hanging="360"/>
       </w:pPr>
       <w:rPr>
-        <w:rFonts w:hint="default" w:ascii="Wingdings" w:hAnsi="Wingdings"/>
+        <w:rFonts w:ascii="Wingdings" w:hAnsi="Wingdings" w:hint="default"/>
         <w:sz w:val="20"/>
       </w:rPr>
     </w:lvl>
@@ -2452,7 +4075,7 @@
         <w:ind w:left="3600" w:hanging="360"/>
       </w:pPr>
       <w:rPr>
-        <w:rFonts w:hint="default" w:ascii="Wingdings" w:hAnsi="Wingdings"/>
+        <w:rFonts w:ascii="Wingdings" w:hAnsi="Wingdings" w:hint="default"/>
         <w:sz w:val="20"/>
       </w:rPr>
     </w:lvl>
@@ -2468,7 +4091,7 @@
         <w:ind w:left="4320" w:hanging="360"/>
       </w:pPr>
       <w:rPr>
-        <w:rFonts w:hint="default" w:ascii="Wingdings" w:hAnsi="Wingdings"/>
+        <w:rFonts w:ascii="Wingdings" w:hAnsi="Wingdings" w:hint="default"/>
         <w:sz w:val="20"/>
       </w:rPr>
     </w:lvl>
@@ -2484,7 +4107,7 @@
         <w:ind w:left="5040" w:hanging="360"/>
       </w:pPr>
       <w:rPr>
-        <w:rFonts w:hint="default" w:ascii="Wingdings" w:hAnsi="Wingdings"/>
+        <w:rFonts w:ascii="Wingdings" w:hAnsi="Wingdings" w:hint="default"/>
         <w:sz w:val="20"/>
       </w:rPr>
     </w:lvl>
@@ -2500,7 +4123,7 @@
         <w:ind w:left="5760" w:hanging="360"/>
       </w:pPr>
       <w:rPr>
-        <w:rFonts w:hint="default" w:ascii="Wingdings" w:hAnsi="Wingdings"/>
+        <w:rFonts w:ascii="Wingdings" w:hAnsi="Wingdings" w:hint="default"/>
         <w:sz w:val="20"/>
       </w:rPr>
     </w:lvl>
@@ -2516,7 +4139,7 @@
         <w:ind w:left="6480" w:hanging="360"/>
       </w:pPr>
       <w:rPr>
-        <w:rFonts w:hint="default" w:ascii="Wingdings" w:hAnsi="Wingdings"/>
+        <w:rFonts w:ascii="Wingdings" w:hAnsi="Wingdings" w:hint="default"/>
         <w:sz w:val="20"/>
       </w:rPr>
     </w:lvl>
@@ -2537,7 +4160,7 @@
         <w:ind w:left="720" w:hanging="360"/>
       </w:pPr>
       <w:rPr>
-        <w:rFonts w:hint="default" w:ascii="Symbol" w:hAnsi="Symbol"/>
+        <w:rFonts w:ascii="Symbol" w:hAnsi="Symbol" w:hint="default"/>
         <w:sz w:val="20"/>
       </w:rPr>
     </w:lvl>
@@ -2553,7 +4176,7 @@
         <w:ind w:left="1440" w:hanging="360"/>
       </w:pPr>
       <w:rPr>
-        <w:rFonts w:hint="default" w:ascii="Courier New" w:hAnsi="Courier New"/>
+        <w:rFonts w:ascii="Courier New" w:hAnsi="Courier New" w:hint="default"/>
         <w:sz w:val="20"/>
       </w:rPr>
     </w:lvl>
@@ -2569,7 +4192,7 @@
         <w:ind w:left="2160" w:hanging="360"/>
       </w:pPr>
       <w:rPr>
-        <w:rFonts w:hint="default" w:ascii="Wingdings" w:hAnsi="Wingdings"/>
+        <w:rFonts w:ascii="Wingdings" w:hAnsi="Wingdings" w:hint="default"/>
         <w:sz w:val="20"/>
       </w:rPr>
     </w:lvl>
@@ -2585,7 +4208,7 @@
         <w:ind w:left="2880" w:hanging="360"/>
       </w:pPr>
       <w:rPr>
-        <w:rFonts w:hint="default" w:ascii="Wingdings" w:hAnsi="Wingdings"/>
+        <w:rFonts w:ascii="Wingdings" w:hAnsi="Wingdings" w:hint="default"/>
         <w:sz w:val="20"/>
       </w:rPr>
     </w:lvl>
@@ -2601,7 +4224,7 @@
         <w:ind w:left="3600" w:hanging="360"/>
       </w:pPr>
       <w:rPr>
-        <w:rFonts w:hint="default" w:ascii="Wingdings" w:hAnsi="Wingdings"/>
+        <w:rFonts w:ascii="Wingdings" w:hAnsi="Wingdings" w:hint="default"/>
         <w:sz w:val="20"/>
       </w:rPr>
     </w:lvl>
@@ -2617,7 +4240,7 @@
         <w:ind w:left="4320" w:hanging="360"/>
       </w:pPr>
       <w:rPr>
-        <w:rFonts w:hint="default" w:ascii="Wingdings" w:hAnsi="Wingdings"/>
+        <w:rFonts w:ascii="Wingdings" w:hAnsi="Wingdings" w:hint="default"/>
         <w:sz w:val="20"/>
       </w:rPr>
     </w:lvl>
@@ -2633,7 +4256,7 @@
         <w:ind w:left="5040" w:hanging="360"/>
       </w:pPr>
       <w:rPr>
-        <w:rFonts w:hint="default" w:ascii="Wingdings" w:hAnsi="Wingdings"/>
+        <w:rFonts w:ascii="Wingdings" w:hAnsi="Wingdings" w:hint="default"/>
         <w:sz w:val="20"/>
       </w:rPr>
     </w:lvl>
@@ -2649,7 +4272,7 @@
         <w:ind w:left="5760" w:hanging="360"/>
       </w:pPr>
       <w:rPr>
-        <w:rFonts w:hint="default" w:ascii="Wingdings" w:hAnsi="Wingdings"/>
+        <w:rFonts w:ascii="Wingdings" w:hAnsi="Wingdings" w:hint="default"/>
         <w:sz w:val="20"/>
       </w:rPr>
     </w:lvl>
@@ -2665,7 +4288,7 @@
         <w:ind w:left="6480" w:hanging="360"/>
       </w:pPr>
       <w:rPr>
-        <w:rFonts w:hint="default" w:ascii="Wingdings" w:hAnsi="Wingdings"/>
+        <w:rFonts w:ascii="Wingdings" w:hAnsi="Wingdings" w:hint="default"/>
         <w:sz w:val="20"/>
       </w:rPr>
     </w:lvl>
@@ -2686,7 +4309,7 @@
         <w:ind w:left="720" w:hanging="360"/>
       </w:pPr>
       <w:rPr>
-        <w:rFonts w:hint="default" w:ascii="Symbol" w:hAnsi="Symbol"/>
+        <w:rFonts w:ascii="Symbol" w:hAnsi="Symbol" w:hint="default"/>
         <w:sz w:val="20"/>
       </w:rPr>
     </w:lvl>
@@ -2702,7 +4325,7 @@
         <w:ind w:left="1440" w:hanging="360"/>
       </w:pPr>
       <w:rPr>
-        <w:rFonts w:hint="default" w:ascii="Courier New" w:hAnsi="Courier New"/>
+        <w:rFonts w:ascii="Courier New" w:hAnsi="Courier New" w:hint="default"/>
         <w:sz w:val="20"/>
       </w:rPr>
     </w:lvl>
@@ -2718,7 +4341,7 @@
         <w:ind w:left="2160" w:hanging="360"/>
       </w:pPr>
       <w:rPr>
-        <w:rFonts w:hint="default" w:ascii="Wingdings" w:hAnsi="Wingdings"/>
+        <w:rFonts w:ascii="Wingdings" w:hAnsi="Wingdings" w:hint="default"/>
         <w:sz w:val="20"/>
       </w:rPr>
     </w:lvl>
@@ -2734,7 +4357,7 @@
         <w:ind w:left="2880" w:hanging="360"/>
       </w:pPr>
       <w:rPr>
-        <w:rFonts w:hint="default" w:ascii="Wingdings" w:hAnsi="Wingdings"/>
+        <w:rFonts w:ascii="Wingdings" w:hAnsi="Wingdings" w:hint="default"/>
         <w:sz w:val="20"/>
       </w:rPr>
     </w:lvl>
@@ -2750,7 +4373,7 @@
         <w:ind w:left="3600" w:hanging="360"/>
       </w:pPr>
       <w:rPr>
-        <w:rFonts w:hint="default" w:ascii="Wingdings" w:hAnsi="Wingdings"/>
+        <w:rFonts w:ascii="Wingdings" w:hAnsi="Wingdings" w:hint="default"/>
         <w:sz w:val="20"/>
       </w:rPr>
     </w:lvl>
@@ -2766,7 +4389,7 @@
         <w:ind w:left="4320" w:hanging="360"/>
       </w:pPr>
       <w:rPr>
-        <w:rFonts w:hint="default" w:ascii="Wingdings" w:hAnsi="Wingdings"/>
+        <w:rFonts w:ascii="Wingdings" w:hAnsi="Wingdings" w:hint="default"/>
         <w:sz w:val="20"/>
       </w:rPr>
     </w:lvl>
@@ -2782,7 +4405,7 @@
         <w:ind w:left="5040" w:hanging="360"/>
       </w:pPr>
       <w:rPr>
-        <w:rFonts w:hint="default" w:ascii="Wingdings" w:hAnsi="Wingdings"/>
+        <w:rFonts w:ascii="Wingdings" w:hAnsi="Wingdings" w:hint="default"/>
         <w:sz w:val="20"/>
       </w:rPr>
     </w:lvl>
@@ -2798,7 +4421,7 @@
         <w:ind w:left="5760" w:hanging="360"/>
       </w:pPr>
       <w:rPr>
-        <w:rFonts w:hint="default" w:ascii="Wingdings" w:hAnsi="Wingdings"/>
+        <w:rFonts w:ascii="Wingdings" w:hAnsi="Wingdings" w:hint="default"/>
         <w:sz w:val="20"/>
       </w:rPr>
     </w:lvl>
@@ -2814,7 +4437,7 @@
         <w:ind w:left="6480" w:hanging="360"/>
       </w:pPr>
       <w:rPr>
-        <w:rFonts w:hint="default" w:ascii="Wingdings" w:hAnsi="Wingdings"/>
+        <w:rFonts w:ascii="Wingdings" w:hAnsi="Wingdings" w:hint="default"/>
         <w:sz w:val="20"/>
       </w:rPr>
     </w:lvl>
@@ -2835,7 +4458,7 @@
         <w:ind w:left="720" w:hanging="360"/>
       </w:pPr>
       <w:rPr>
-        <w:rFonts w:hint="default" w:ascii="Symbol" w:hAnsi="Symbol"/>
+        <w:rFonts w:ascii="Symbol" w:hAnsi="Symbol" w:hint="default"/>
         <w:sz w:val="20"/>
       </w:rPr>
     </w:lvl>
@@ -2851,7 +4474,7 @@
         <w:ind w:left="1440" w:hanging="360"/>
       </w:pPr>
       <w:rPr>
-        <w:rFonts w:hint="default" w:ascii="Courier New" w:hAnsi="Courier New"/>
+        <w:rFonts w:ascii="Courier New" w:hAnsi="Courier New" w:hint="default"/>
         <w:sz w:val="20"/>
       </w:rPr>
     </w:lvl>
@@ -2867,7 +4490,7 @@
         <w:ind w:left="2160" w:hanging="360"/>
       </w:pPr>
       <w:rPr>
-        <w:rFonts w:hint="default" w:ascii="Wingdings" w:hAnsi="Wingdings"/>
+        <w:rFonts w:ascii="Wingdings" w:hAnsi="Wingdings" w:hint="default"/>
         <w:sz w:val="20"/>
       </w:rPr>
     </w:lvl>
@@ -2883,7 +4506,7 @@
         <w:ind w:left="2880" w:hanging="360"/>
       </w:pPr>
       <w:rPr>
-        <w:rFonts w:hint="default" w:ascii="Wingdings" w:hAnsi="Wingdings"/>
+        <w:rFonts w:ascii="Wingdings" w:hAnsi="Wingdings" w:hint="default"/>
         <w:sz w:val="20"/>
       </w:rPr>
     </w:lvl>
@@ -2899,7 +4522,7 @@
         <w:ind w:left="3600" w:hanging="360"/>
       </w:pPr>
       <w:rPr>
-        <w:rFonts w:hint="default" w:ascii="Wingdings" w:hAnsi="Wingdings"/>
+        <w:rFonts w:ascii="Wingdings" w:hAnsi="Wingdings" w:hint="default"/>
         <w:sz w:val="20"/>
       </w:rPr>
     </w:lvl>
@@ -2915,7 +4538,7 @@
         <w:ind w:left="4320" w:hanging="360"/>
       </w:pPr>
       <w:rPr>
-        <w:rFonts w:hint="default" w:ascii="Wingdings" w:hAnsi="Wingdings"/>
+        <w:rFonts w:ascii="Wingdings" w:hAnsi="Wingdings" w:hint="default"/>
         <w:sz w:val="20"/>
       </w:rPr>
     </w:lvl>
@@ -2931,7 +4554,7 @@
         <w:ind w:left="5040" w:hanging="360"/>
       </w:pPr>
       <w:rPr>
-        <w:rFonts w:hint="default" w:ascii="Wingdings" w:hAnsi="Wingdings"/>
+        <w:rFonts w:ascii="Wingdings" w:hAnsi="Wingdings" w:hint="default"/>
         <w:sz w:val="20"/>
       </w:rPr>
     </w:lvl>
@@ -2947,7 +4570,7 @@
         <w:ind w:left="5760" w:hanging="360"/>
       </w:pPr>
       <w:rPr>
-        <w:rFonts w:hint="default" w:ascii="Wingdings" w:hAnsi="Wingdings"/>
+        <w:rFonts w:ascii="Wingdings" w:hAnsi="Wingdings" w:hint="default"/>
         <w:sz w:val="20"/>
       </w:rPr>
     </w:lvl>
@@ -2963,7 +4586,7 @@
         <w:ind w:left="6480" w:hanging="360"/>
       </w:pPr>
       <w:rPr>
-        <w:rFonts w:hint="default" w:ascii="Wingdings" w:hAnsi="Wingdings"/>
+        <w:rFonts w:ascii="Wingdings" w:hAnsi="Wingdings" w:hint="default"/>
         <w:sz w:val="20"/>
       </w:rPr>
     </w:lvl>
@@ -2984,7 +4607,7 @@
         <w:ind w:left="720" w:hanging="360"/>
       </w:pPr>
       <w:rPr>
-        <w:rFonts w:hint="default" w:ascii="Symbol" w:hAnsi="Symbol"/>
+        <w:rFonts w:ascii="Symbol" w:hAnsi="Symbol" w:hint="default"/>
         <w:sz w:val="20"/>
       </w:rPr>
     </w:lvl>
@@ -3000,7 +4623,7 @@
         <w:ind w:left="1440" w:hanging="360"/>
       </w:pPr>
       <w:rPr>
-        <w:rFonts w:hint="default" w:ascii="Courier New" w:hAnsi="Courier New"/>
+        <w:rFonts w:ascii="Courier New" w:hAnsi="Courier New" w:hint="default"/>
         <w:sz w:val="20"/>
       </w:rPr>
     </w:lvl>
@@ -3016,7 +4639,7 @@
         <w:ind w:left="2160" w:hanging="360"/>
       </w:pPr>
       <w:rPr>
-        <w:rFonts w:hint="default" w:ascii="Wingdings" w:hAnsi="Wingdings"/>
+        <w:rFonts w:ascii="Wingdings" w:hAnsi="Wingdings" w:hint="default"/>
         <w:sz w:val="20"/>
       </w:rPr>
     </w:lvl>
@@ -3032,7 +4655,7 @@
         <w:ind w:left="2880" w:hanging="360"/>
       </w:pPr>
       <w:rPr>
-        <w:rFonts w:hint="default" w:ascii="Wingdings" w:hAnsi="Wingdings"/>
+        <w:rFonts w:ascii="Wingdings" w:hAnsi="Wingdings" w:hint="default"/>
         <w:sz w:val="20"/>
       </w:rPr>
     </w:lvl>
@@ -3048,7 +4671,7 @@
         <w:ind w:left="3600" w:hanging="360"/>
       </w:pPr>
       <w:rPr>
-        <w:rFonts w:hint="default" w:ascii="Wingdings" w:hAnsi="Wingdings"/>
+        <w:rFonts w:ascii="Wingdings" w:hAnsi="Wingdings" w:hint="default"/>
         <w:sz w:val="20"/>
       </w:rPr>
     </w:lvl>
@@ -3064,7 +4687,7 @@
         <w:ind w:left="4320" w:hanging="360"/>
       </w:pPr>
       <w:rPr>
-        <w:rFonts w:hint="default" w:ascii="Wingdings" w:hAnsi="Wingdings"/>
+        <w:rFonts w:ascii="Wingdings" w:hAnsi="Wingdings" w:hint="default"/>
         <w:sz w:val="20"/>
       </w:rPr>
     </w:lvl>
@@ -3080,7 +4703,7 @@
         <w:ind w:left="5040" w:hanging="360"/>
       </w:pPr>
       <w:rPr>
-        <w:rFonts w:hint="default" w:ascii="Wingdings" w:hAnsi="Wingdings"/>
+        <w:rFonts w:ascii="Wingdings" w:hAnsi="Wingdings" w:hint="default"/>
         <w:sz w:val="20"/>
       </w:rPr>
     </w:lvl>
@@ -3096,7 +4719,7 @@
         <w:ind w:left="5760" w:hanging="360"/>
       </w:pPr>
       <w:rPr>
-        <w:rFonts w:hint="default" w:ascii="Wingdings" w:hAnsi="Wingdings"/>
+        <w:rFonts w:ascii="Wingdings" w:hAnsi="Wingdings" w:hint="default"/>
         <w:sz w:val="20"/>
       </w:rPr>
     </w:lvl>
@@ -3112,7 +4735,7 @@
         <w:ind w:left="6480" w:hanging="360"/>
       </w:pPr>
       <w:rPr>
-        <w:rFonts w:hint="default" w:ascii="Wingdings" w:hAnsi="Wingdings"/>
+        <w:rFonts w:ascii="Wingdings" w:hAnsi="Wingdings" w:hint="default"/>
         <w:sz w:val="20"/>
       </w:rPr>
     </w:lvl>
@@ -3133,7 +4756,7 @@
         <w:ind w:left="720" w:hanging="360"/>
       </w:pPr>
       <w:rPr>
-        <w:rFonts w:hint="default" w:ascii="Symbol" w:hAnsi="Symbol"/>
+        <w:rFonts w:ascii="Symbol" w:hAnsi="Symbol" w:hint="default"/>
         <w:sz w:val="20"/>
       </w:rPr>
     </w:lvl>
@@ -3149,7 +4772,7 @@
         <w:ind w:left="1440" w:hanging="360"/>
       </w:pPr>
       <w:rPr>
-        <w:rFonts w:hint="default" w:ascii="Courier New" w:hAnsi="Courier New"/>
+        <w:rFonts w:ascii="Courier New" w:hAnsi="Courier New" w:hint="default"/>
         <w:sz w:val="20"/>
       </w:rPr>
     </w:lvl>
@@ -3165,7 +4788,7 @@
         <w:ind w:left="2160" w:hanging="360"/>
       </w:pPr>
       <w:rPr>
-        <w:rFonts w:hint="default" w:ascii="Wingdings" w:hAnsi="Wingdings"/>
+        <w:rFonts w:ascii="Wingdings" w:hAnsi="Wingdings" w:hint="default"/>
         <w:sz w:val="20"/>
       </w:rPr>
     </w:lvl>
@@ -3181,7 +4804,7 @@
         <w:ind w:left="2880" w:hanging="360"/>
       </w:pPr>
       <w:rPr>
-        <w:rFonts w:hint="default" w:ascii="Wingdings" w:hAnsi="Wingdings"/>
+        <w:rFonts w:ascii="Wingdings" w:hAnsi="Wingdings" w:hint="default"/>
         <w:sz w:val="20"/>
       </w:rPr>
     </w:lvl>
@@ -3197,7 +4820,7 @@
         <w:ind w:left="3600" w:hanging="360"/>
       </w:pPr>
       <w:rPr>
-        <w:rFonts w:hint="default" w:ascii="Wingdings" w:hAnsi="Wingdings"/>
+        <w:rFonts w:ascii="Wingdings" w:hAnsi="Wingdings" w:hint="default"/>
         <w:sz w:val="20"/>
       </w:rPr>
     </w:lvl>
@@ -3213,7 +4836,7 @@
         <w:ind w:left="4320" w:hanging="360"/>
       </w:pPr>
       <w:rPr>
-        <w:rFonts w:hint="default" w:ascii="Wingdings" w:hAnsi="Wingdings"/>
+        <w:rFonts w:ascii="Wingdings" w:hAnsi="Wingdings" w:hint="default"/>
         <w:sz w:val="20"/>
       </w:rPr>
     </w:lvl>
@@ -3229,7 +4852,7 @@
         <w:ind w:left="5040" w:hanging="360"/>
       </w:pPr>
       <w:rPr>
-        <w:rFonts w:hint="default" w:ascii="Wingdings" w:hAnsi="Wingdings"/>
+        <w:rFonts w:ascii="Wingdings" w:hAnsi="Wingdings" w:hint="default"/>
         <w:sz w:val="20"/>
       </w:rPr>
     </w:lvl>
@@ -3245,7 +4868,7 @@
         <w:ind w:left="5760" w:hanging="360"/>
       </w:pPr>
       <w:rPr>
-        <w:rFonts w:hint="default" w:ascii="Wingdings" w:hAnsi="Wingdings"/>
+        <w:rFonts w:ascii="Wingdings" w:hAnsi="Wingdings" w:hint="default"/>
         <w:sz w:val="20"/>
       </w:rPr>
     </w:lvl>
@@ -3261,7 +4884,7 @@
         <w:ind w:left="6480" w:hanging="360"/>
       </w:pPr>
       <w:rPr>
-        <w:rFonts w:hint="default" w:ascii="Wingdings" w:hAnsi="Wingdings"/>
+        <w:rFonts w:ascii="Wingdings" w:hAnsi="Wingdings" w:hint="default"/>
         <w:sz w:val="20"/>
       </w:rPr>
     </w:lvl>
@@ -3300,7 +4923,7 @@
         <w:ind w:left="2160" w:hanging="180"/>
       </w:pPr>
     </w:lvl>
-    <w:lvl w:ilvl="3" w:tplc="0415000F" w:tentative="1">
+    <w:lvl w:ilvl="3" w:tplc="0415000F">
       <w:start w:val="1"/>
       <w:numFmt w:val="decimal"/>
       <w:lvlText w:val="%4."/>
@@ -3371,7 +4994,7 @@
         <w:ind w:left="720" w:hanging="360"/>
       </w:pPr>
       <w:rPr>
-        <w:rFonts w:hint="default" w:ascii="Symbol" w:hAnsi="Symbol"/>
+        <w:rFonts w:ascii="Symbol" w:hAnsi="Symbol" w:hint="default"/>
         <w:sz w:val="20"/>
       </w:rPr>
     </w:lvl>
@@ -3387,7 +5010,7 @@
         <w:ind w:left="1440" w:hanging="360"/>
       </w:pPr>
       <w:rPr>
-        <w:rFonts w:hint="default" w:ascii="Courier New" w:hAnsi="Courier New"/>
+        <w:rFonts w:ascii="Courier New" w:hAnsi="Courier New" w:hint="default"/>
         <w:sz w:val="20"/>
       </w:rPr>
     </w:lvl>
@@ -3403,7 +5026,7 @@
         <w:ind w:left="2160" w:hanging="360"/>
       </w:pPr>
       <w:rPr>
-        <w:rFonts w:hint="default" w:ascii="Wingdings" w:hAnsi="Wingdings"/>
+        <w:rFonts w:ascii="Wingdings" w:hAnsi="Wingdings" w:hint="default"/>
         <w:sz w:val="20"/>
       </w:rPr>
     </w:lvl>
@@ -3419,7 +5042,7 @@
         <w:ind w:left="2880" w:hanging="360"/>
       </w:pPr>
       <w:rPr>
-        <w:rFonts w:hint="default" w:ascii="Wingdings" w:hAnsi="Wingdings"/>
+        <w:rFonts w:ascii="Wingdings" w:hAnsi="Wingdings" w:hint="default"/>
         <w:sz w:val="20"/>
       </w:rPr>
     </w:lvl>
@@ -3435,7 +5058,7 @@
         <w:ind w:left="3600" w:hanging="360"/>
       </w:pPr>
       <w:rPr>
-        <w:rFonts w:hint="default" w:ascii="Wingdings" w:hAnsi="Wingdings"/>
+        <w:rFonts w:ascii="Wingdings" w:hAnsi="Wingdings" w:hint="default"/>
         <w:sz w:val="20"/>
       </w:rPr>
     </w:lvl>
@@ -3451,7 +5074,7 @@
         <w:ind w:left="4320" w:hanging="360"/>
       </w:pPr>
       <w:rPr>
-        <w:rFonts w:hint="default" w:ascii="Wingdings" w:hAnsi="Wingdings"/>
+        <w:rFonts w:ascii="Wingdings" w:hAnsi="Wingdings" w:hint="default"/>
         <w:sz w:val="20"/>
       </w:rPr>
     </w:lvl>
@@ -3467,7 +5090,7 @@
         <w:ind w:left="5040" w:hanging="360"/>
       </w:pPr>
       <w:rPr>
-        <w:rFonts w:hint="default" w:ascii="Wingdings" w:hAnsi="Wingdings"/>
+        <w:rFonts w:ascii="Wingdings" w:hAnsi="Wingdings" w:hint="default"/>
         <w:sz w:val="20"/>
       </w:rPr>
     </w:lvl>
@@ -3483,7 +5106,7 @@
         <w:ind w:left="5760" w:hanging="360"/>
       </w:pPr>
       <w:rPr>
-        <w:rFonts w:hint="default" w:ascii="Wingdings" w:hAnsi="Wingdings"/>
+        <w:rFonts w:ascii="Wingdings" w:hAnsi="Wingdings" w:hint="default"/>
         <w:sz w:val="20"/>
       </w:rPr>
     </w:lvl>
@@ -3499,7 +5122,7 @@
         <w:ind w:left="6480" w:hanging="360"/>
       </w:pPr>
       <w:rPr>
-        <w:rFonts w:hint="default" w:ascii="Wingdings" w:hAnsi="Wingdings"/>
+        <w:rFonts w:ascii="Wingdings" w:hAnsi="Wingdings" w:hint="default"/>
         <w:sz w:val="20"/>
       </w:rPr>
     </w:lvl>
@@ -3542,7 +5165,7 @@
   <w:docDefaults>
     <w:rPrDefault>
       <w:rPr>
-        <w:rFonts w:asciiTheme="minorHAnsi" w:hAnsiTheme="minorHAnsi" w:eastAsiaTheme="minorHAnsi" w:cstheme="minorBidi"/>
+        <w:rFonts w:asciiTheme="minorHAnsi" w:eastAsiaTheme="minorHAnsi" w:hAnsiTheme="minorHAnsi" w:cstheme="minorBidi"/>
         <w:kern w:val="2"/>
         <w:sz w:val="24"/>
         <w:szCs w:val="24"/>
@@ -3559,14 +5182,14 @@
   <w:latentStyles w:defLockedState="0" w:defUIPriority="99" w:defSemiHidden="0" w:defUnhideWhenUsed="0" w:defQFormat="0" w:count="376">
     <w:lsdException w:name="Normal" w:uiPriority="0" w:qFormat="1"/>
     <w:lsdException w:name="heading 1" w:uiPriority="9" w:qFormat="1"/>
-    <w:lsdException w:name="heading 2" w:uiPriority="9" w:semiHidden="1" w:unhideWhenUsed="1" w:qFormat="1"/>
-    <w:lsdException w:name="heading 3" w:uiPriority="9" w:semiHidden="1" w:unhideWhenUsed="1" w:qFormat="1"/>
-    <w:lsdException w:name="heading 4" w:uiPriority="9" w:semiHidden="1" w:unhideWhenUsed="1" w:qFormat="1"/>
-    <w:lsdException w:name="heading 5" w:uiPriority="9" w:semiHidden="1" w:unhideWhenUsed="1" w:qFormat="1"/>
-    <w:lsdException w:name="heading 6" w:uiPriority="9" w:semiHidden="1" w:unhideWhenUsed="1" w:qFormat="1"/>
-    <w:lsdException w:name="heading 7" w:uiPriority="9" w:semiHidden="1" w:unhideWhenUsed="1" w:qFormat="1"/>
-    <w:lsdException w:name="heading 8" w:uiPriority="9" w:semiHidden="1" w:unhideWhenUsed="1" w:qFormat="1"/>
-    <w:lsdException w:name="heading 9" w:uiPriority="9" w:semiHidden="1" w:unhideWhenUsed="1" w:qFormat="1"/>
+    <w:lsdException w:name="heading 2" w:semiHidden="1" w:uiPriority="9" w:unhideWhenUsed="1" w:qFormat="1"/>
+    <w:lsdException w:name="heading 3" w:semiHidden="1" w:uiPriority="9" w:unhideWhenUsed="1" w:qFormat="1"/>
+    <w:lsdException w:name="heading 4" w:semiHidden="1" w:uiPriority="9" w:unhideWhenUsed="1" w:qFormat="1"/>
+    <w:lsdException w:name="heading 5" w:semiHidden="1" w:uiPriority="9" w:unhideWhenUsed="1" w:qFormat="1"/>
+    <w:lsdException w:name="heading 6" w:semiHidden="1" w:uiPriority="9" w:unhideWhenUsed="1" w:qFormat="1"/>
+    <w:lsdException w:name="heading 7" w:semiHidden="1" w:uiPriority="9" w:unhideWhenUsed="1" w:qFormat="1"/>
+    <w:lsdException w:name="heading 8" w:semiHidden="1" w:uiPriority="9" w:unhideWhenUsed="1" w:qFormat="1"/>
+    <w:lsdException w:name="heading 9" w:semiHidden="1" w:uiPriority="9" w:unhideWhenUsed="1" w:qFormat="1"/>
     <w:lsdException w:name="index 1" w:semiHidden="1" w:unhideWhenUsed="1"/>
     <w:lsdException w:name="index 2" w:semiHidden="1" w:unhideWhenUsed="1"/>
     <w:lsdException w:name="index 3" w:semiHidden="1" w:unhideWhenUsed="1"/>
@@ -3576,22 +5199,22 @@
     <w:lsdException w:name="index 7" w:semiHidden="1" w:unhideWhenUsed="1"/>
     <w:lsdException w:name="index 8" w:semiHidden="1" w:unhideWhenUsed="1"/>
     <w:lsdException w:name="index 9" w:semiHidden="1" w:unhideWhenUsed="1"/>
-    <w:lsdException w:name="toc 1" w:uiPriority="39" w:semiHidden="1" w:unhideWhenUsed="1"/>
-    <w:lsdException w:name="toc 2" w:uiPriority="39" w:semiHidden="1" w:unhideWhenUsed="1"/>
-    <w:lsdException w:name="toc 3" w:uiPriority="39" w:semiHidden="1" w:unhideWhenUsed="1"/>
-    <w:lsdException w:name="toc 4" w:uiPriority="39" w:semiHidden="1" w:unhideWhenUsed="1"/>
-    <w:lsdException w:name="toc 5" w:uiPriority="39" w:semiHidden="1" w:unhideWhenUsed="1"/>
-    <w:lsdException w:name="toc 6" w:uiPriority="39" w:semiHidden="1" w:unhideWhenUsed="1"/>
-    <w:lsdException w:name="toc 7" w:uiPriority="39" w:semiHidden="1" w:unhideWhenUsed="1"/>
-    <w:lsdException w:name="toc 8" w:uiPriority="39" w:semiHidden="1" w:unhideWhenUsed="1"/>
-    <w:lsdException w:name="toc 9" w:uiPriority="39" w:semiHidden="1" w:unhideWhenUsed="1"/>
+    <w:lsdException w:name="toc 1" w:semiHidden="1" w:uiPriority="39" w:unhideWhenUsed="1"/>
+    <w:lsdException w:name="toc 2" w:semiHidden="1" w:uiPriority="39" w:unhideWhenUsed="1"/>
+    <w:lsdException w:name="toc 3" w:semiHidden="1" w:uiPriority="39" w:unhideWhenUsed="1"/>
+    <w:lsdException w:name="toc 4" w:semiHidden="1" w:uiPriority="39" w:unhideWhenUsed="1"/>
+    <w:lsdException w:name="toc 5" w:semiHidden="1" w:uiPriority="39" w:unhideWhenUsed="1"/>
+    <w:lsdException w:name="toc 6" w:semiHidden="1" w:uiPriority="39" w:unhideWhenUsed="1"/>
+    <w:lsdException w:name="toc 7" w:semiHidden="1" w:uiPriority="39" w:unhideWhenUsed="1"/>
+    <w:lsdException w:name="toc 8" w:semiHidden="1" w:uiPriority="39" w:unhideWhenUsed="1"/>
+    <w:lsdException w:name="toc 9" w:semiHidden="1" w:uiPriority="39" w:unhideWhenUsed="1"/>
     <w:lsdException w:name="Normal Indent" w:semiHidden="1" w:unhideWhenUsed="1"/>
     <w:lsdException w:name="footnote text" w:semiHidden="1" w:unhideWhenUsed="1"/>
     <w:lsdException w:name="annotation text" w:semiHidden="1" w:unhideWhenUsed="1"/>
     <w:lsdException w:name="header" w:semiHidden="1" w:unhideWhenUsed="1"/>
     <w:lsdException w:name="footer" w:semiHidden="1" w:unhideWhenUsed="1"/>
     <w:lsdException w:name="index heading" w:semiHidden="1" w:unhideWhenUsed="1"/>
-    <w:lsdException w:name="caption" w:uiPriority="35" w:semiHidden="1" w:unhideWhenUsed="1" w:qFormat="1"/>
+    <w:lsdException w:name="caption" w:semiHidden="1" w:uiPriority="35" w:unhideWhenUsed="1" w:qFormat="1"/>
     <w:lsdException w:name="table of figures" w:semiHidden="1" w:unhideWhenUsed="1"/>
     <w:lsdException w:name="envelope address" w:semiHidden="1" w:unhideWhenUsed="1"/>
     <w:lsdException w:name="envelope return" w:semiHidden="1" w:unhideWhenUsed="1"/>
@@ -3622,7 +5245,7 @@
     <w:lsdException w:name="Title" w:uiPriority="10" w:qFormat="1"/>
     <w:lsdException w:name="Closing" w:semiHidden="1" w:unhideWhenUsed="1"/>
     <w:lsdException w:name="Signature" w:semiHidden="1" w:unhideWhenUsed="1"/>
-    <w:lsdException w:name="Default Paragraph Font" w:uiPriority="1" w:semiHidden="1" w:unhideWhenUsed="1"/>
+    <w:lsdException w:name="Default Paragraph Font" w:semiHidden="1" w:uiPriority="1" w:unhideWhenUsed="1"/>
     <w:lsdException w:name="Body Text" w:semiHidden="1" w:unhideWhenUsed="1"/>
     <w:lsdException w:name="Body Text Indent" w:semiHidden="1" w:unhideWhenUsed="1"/>
     <w:lsdException w:name="List Continue" w:semiHidden="1" w:unhideWhenUsed="1"/>
@@ -3822,8 +5445,8 @@
     <w:lsdException w:name="Subtle Reference" w:uiPriority="31" w:qFormat="1"/>
     <w:lsdException w:name="Intense Reference" w:uiPriority="32" w:qFormat="1"/>
     <w:lsdException w:name="Book Title" w:uiPriority="33" w:qFormat="1"/>
-    <w:lsdException w:name="Bibliography" w:uiPriority="37" w:semiHidden="1" w:unhideWhenUsed="1"/>
-    <w:lsdException w:name="TOC Heading" w:uiPriority="39" w:semiHidden="1" w:unhideWhenUsed="1" w:qFormat="1"/>
+    <w:lsdException w:name="Bibliography" w:semiHidden="1" w:uiPriority="37" w:unhideWhenUsed="1"/>
+    <w:lsdException w:name="TOC Heading" w:semiHidden="1" w:uiPriority="39" w:unhideWhenUsed="1" w:qFormat="1"/>
     <w:lsdException w:name="Plain Table 1" w:uiPriority="41"/>
     <w:lsdException w:name="Plain Table 2" w:uiPriority="42"/>
     <w:lsdException w:name="Plain Table 3" w:uiPriority="43"/>
@@ -3934,7 +5557,7 @@
     <w:lsdException w:name="Unresolved Mention" w:semiHidden="1" w:unhideWhenUsed="1"/>
     <w:lsdException w:name="Smart Link" w:semiHidden="1" w:unhideWhenUsed="1"/>
   </w:latentStyles>
-  <w:style w:type="paragraph" w:styleId="Normalny" w:default="1">
+  <w:style w:type="paragraph" w:default="1" w:styleId="Normalny">
     <w:name w:val="Normal"/>
     <w:qFormat/>
   </w:style>
@@ -3953,7 +5576,7 @@
       <w:outlineLvl w:val="0"/>
     </w:pPr>
     <w:rPr>
-      <w:rFonts w:asciiTheme="majorHAnsi" w:hAnsiTheme="majorHAnsi" w:eastAsiaTheme="majorEastAsia" w:cstheme="majorBidi"/>
+      <w:rFonts w:asciiTheme="majorHAnsi" w:eastAsiaTheme="majorEastAsia" w:hAnsiTheme="majorHAnsi" w:cstheme="majorBidi"/>
       <w:color w:val="2F5496" w:themeColor="accent1" w:themeShade="BF"/>
       <w:sz w:val="40"/>
       <w:szCs w:val="40"/>
@@ -3976,7 +5599,7 @@
       <w:outlineLvl w:val="1"/>
     </w:pPr>
     <w:rPr>
-      <w:rFonts w:asciiTheme="majorHAnsi" w:hAnsiTheme="majorHAnsi" w:eastAsiaTheme="majorEastAsia" w:cstheme="majorBidi"/>
+      <w:rFonts w:asciiTheme="majorHAnsi" w:eastAsiaTheme="majorEastAsia" w:hAnsiTheme="majorHAnsi" w:cstheme="majorBidi"/>
       <w:color w:val="2F5496" w:themeColor="accent1" w:themeShade="BF"/>
       <w:sz w:val="32"/>
       <w:szCs w:val="32"/>
@@ -4137,12 +5760,12 @@
       <w:color w:val="272727" w:themeColor="text1" w:themeTint="D8"/>
     </w:rPr>
   </w:style>
-  <w:style w:type="character" w:styleId="Domylnaczcionkaakapitu" w:default="1">
+  <w:style w:type="character" w:default="1" w:styleId="Domylnaczcionkaakapitu">
     <w:name w:val="Default Paragraph Font"/>
     <w:uiPriority w:val="1"/>
     <w:unhideWhenUsed/>
   </w:style>
-  <w:style w:type="table" w:styleId="Standardowy" w:default="1">
+  <w:style w:type="table" w:default="1" w:styleId="Standardowy">
     <w:name w:val="Normal Table"/>
     <w:uiPriority w:val="99"/>
     <w:semiHidden/>
@@ -4157,26 +5780,26 @@
       </w:tblCellMar>
     </w:tblPr>
   </w:style>
-  <w:style w:type="numbering" w:styleId="Bezlisty" w:default="1">
+  <w:style w:type="numbering" w:default="1" w:styleId="Bezlisty">
     <w:name w:val="No List"/>
     <w:uiPriority w:val="99"/>
     <w:semiHidden/>
     <w:unhideWhenUsed/>
   </w:style>
-  <w:style w:type="character" w:styleId="Nagwek1Znak" w:customStyle="1">
+  <w:style w:type="character" w:customStyle="1" w:styleId="Nagwek1Znak">
     <w:name w:val="Nagłówek 1 Znak"/>
     <w:basedOn w:val="Domylnaczcionkaakapitu"/>
     <w:link w:val="Nagwek1"/>
     <w:uiPriority w:val="9"/>
     <w:rsid w:val="00FA6518"/>
     <w:rPr>
-      <w:rFonts w:asciiTheme="majorHAnsi" w:hAnsiTheme="majorHAnsi" w:eastAsiaTheme="majorEastAsia" w:cstheme="majorBidi"/>
+      <w:rFonts w:asciiTheme="majorHAnsi" w:eastAsiaTheme="majorEastAsia" w:hAnsiTheme="majorHAnsi" w:cstheme="majorBidi"/>
       <w:color w:val="2F5496" w:themeColor="accent1" w:themeShade="BF"/>
       <w:sz w:val="40"/>
       <w:szCs w:val="40"/>
     </w:rPr>
   </w:style>
-  <w:style w:type="character" w:styleId="Nagwek2Znak" w:customStyle="1">
+  <w:style w:type="character" w:customStyle="1" w:styleId="Nagwek2Znak">
     <w:name w:val="Nagłówek 2 Znak"/>
     <w:basedOn w:val="Domylnaczcionkaakapitu"/>
     <w:link w:val="Nagwek2"/>
@@ -4184,13 +5807,13 @@
     <w:semiHidden/>
     <w:rsid w:val="00FA6518"/>
     <w:rPr>
-      <w:rFonts w:asciiTheme="majorHAnsi" w:hAnsiTheme="majorHAnsi" w:eastAsiaTheme="majorEastAsia" w:cstheme="majorBidi"/>
+      <w:rFonts w:asciiTheme="majorHAnsi" w:eastAsiaTheme="majorEastAsia" w:hAnsiTheme="majorHAnsi" w:cstheme="majorBidi"/>
       <w:color w:val="2F5496" w:themeColor="accent1" w:themeShade="BF"/>
       <w:sz w:val="32"/>
       <w:szCs w:val="32"/>
     </w:rPr>
   </w:style>
-  <w:style w:type="character" w:styleId="Nagwek3Znak" w:customStyle="1">
+  <w:style w:type="character" w:customStyle="1" w:styleId="Nagwek3Znak">
     <w:name w:val="Nagłówek 3 Znak"/>
     <w:basedOn w:val="Domylnaczcionkaakapitu"/>
     <w:link w:val="Nagwek3"/>
@@ -4204,7 +5827,7 @@
       <w:szCs w:val="28"/>
     </w:rPr>
   </w:style>
-  <w:style w:type="character" w:styleId="Nagwek4Znak" w:customStyle="1">
+  <w:style w:type="character" w:customStyle="1" w:styleId="Nagwek4Znak">
     <w:name w:val="Nagłówek 4 Znak"/>
     <w:basedOn w:val="Domylnaczcionkaakapitu"/>
     <w:link w:val="Nagwek4"/>
@@ -4218,7 +5841,7 @@
       <w:color w:val="2F5496" w:themeColor="accent1" w:themeShade="BF"/>
     </w:rPr>
   </w:style>
-  <w:style w:type="character" w:styleId="Nagwek5Znak" w:customStyle="1">
+  <w:style w:type="character" w:customStyle="1" w:styleId="Nagwek5Znak">
     <w:name w:val="Nagłówek 5 Znak"/>
     <w:basedOn w:val="Domylnaczcionkaakapitu"/>
     <w:link w:val="Nagwek5"/>
@@ -4230,7 +5853,7 @@
       <w:color w:val="2F5496" w:themeColor="accent1" w:themeShade="BF"/>
     </w:rPr>
   </w:style>
-  <w:style w:type="character" w:styleId="Nagwek6Znak" w:customStyle="1">
+  <w:style w:type="character" w:customStyle="1" w:styleId="Nagwek6Znak">
     <w:name w:val="Nagłówek 6 Znak"/>
     <w:basedOn w:val="Domylnaczcionkaakapitu"/>
     <w:link w:val="Nagwek6"/>
@@ -4244,7 +5867,7 @@
       <w:color w:val="595959" w:themeColor="text1" w:themeTint="A6"/>
     </w:rPr>
   </w:style>
-  <w:style w:type="character" w:styleId="Nagwek7Znak" w:customStyle="1">
+  <w:style w:type="character" w:customStyle="1" w:styleId="Nagwek7Znak">
     <w:name w:val="Nagłówek 7 Znak"/>
     <w:basedOn w:val="Domylnaczcionkaakapitu"/>
     <w:link w:val="Nagwek7"/>
@@ -4256,7 +5879,7 @@
       <w:color w:val="595959" w:themeColor="text1" w:themeTint="A6"/>
     </w:rPr>
   </w:style>
-  <w:style w:type="character" w:styleId="Nagwek8Znak" w:customStyle="1">
+  <w:style w:type="character" w:customStyle="1" w:styleId="Nagwek8Znak">
     <w:name w:val="Nagłówek 8 Znak"/>
     <w:basedOn w:val="Domylnaczcionkaakapitu"/>
     <w:link w:val="Nagwek8"/>
@@ -4270,7 +5893,7 @@
       <w:color w:val="272727" w:themeColor="text1" w:themeTint="D8"/>
     </w:rPr>
   </w:style>
-  <w:style w:type="character" w:styleId="Nagwek9Znak" w:customStyle="1">
+  <w:style w:type="character" w:customStyle="1" w:styleId="Nagwek9Znak">
     <w:name w:val="Nagłówek 9 Znak"/>
     <w:basedOn w:val="Domylnaczcionkaakapitu"/>
     <w:link w:val="Nagwek9"/>
@@ -4295,21 +5918,21 @@
       <w:contextualSpacing/>
     </w:pPr>
     <w:rPr>
-      <w:rFonts w:asciiTheme="majorHAnsi" w:hAnsiTheme="majorHAnsi" w:eastAsiaTheme="majorEastAsia" w:cstheme="majorBidi"/>
+      <w:rFonts w:asciiTheme="majorHAnsi" w:eastAsiaTheme="majorEastAsia" w:hAnsiTheme="majorHAnsi" w:cstheme="majorBidi"/>
       <w:spacing w:val="-10"/>
       <w:kern w:val="28"/>
       <w:sz w:val="56"/>
       <w:szCs w:val="56"/>
     </w:rPr>
   </w:style>
-  <w:style w:type="character" w:styleId="TytuZnak" w:customStyle="1">
+  <w:style w:type="character" w:customStyle="1" w:styleId="TytuZnak">
     <w:name w:val="Tytuł Znak"/>
     <w:basedOn w:val="Domylnaczcionkaakapitu"/>
     <w:link w:val="Tytu"/>
     <w:uiPriority w:val="10"/>
     <w:rsid w:val="00FA6518"/>
     <w:rPr>
-      <w:rFonts w:asciiTheme="majorHAnsi" w:hAnsiTheme="majorHAnsi" w:eastAsiaTheme="majorEastAsia" w:cstheme="majorBidi"/>
+      <w:rFonts w:asciiTheme="majorHAnsi" w:eastAsiaTheme="majorEastAsia" w:hAnsiTheme="majorHAnsi" w:cstheme="majorBidi"/>
       <w:spacing w:val="-10"/>
       <w:kern w:val="28"/>
       <w:sz w:val="56"/>
@@ -4337,7 +5960,7 @@
       <w:szCs w:val="28"/>
     </w:rPr>
   </w:style>
-  <w:style w:type="character" w:styleId="PodtytuZnak" w:customStyle="1">
+  <w:style w:type="character" w:customStyle="1" w:styleId="PodtytuZnak">
     <w:name w:val="Podtytuł Znak"/>
     <w:basedOn w:val="Domylnaczcionkaakapitu"/>
     <w:link w:val="Podtytu"/>
@@ -4369,7 +5992,7 @@
       <w:color w:val="404040" w:themeColor="text1" w:themeTint="BF"/>
     </w:rPr>
   </w:style>
-  <w:style w:type="character" w:styleId="CytatZnak" w:customStyle="1">
+  <w:style w:type="character" w:customStyle="1" w:styleId="CytatZnak">
     <w:name w:val="Cytat Znak"/>
     <w:basedOn w:val="Domylnaczcionkaakapitu"/>
     <w:link w:val="Cytat"/>
@@ -4414,8 +6037,8 @@
     <w:rsid w:val="00FA6518"/>
     <w:pPr>
       <w:pBdr>
-        <w:top w:val="single" w:color="2F5496" w:themeColor="accent1" w:themeShade="BF" w:sz="4" w:space="10"/>
-        <w:bottom w:val="single" w:color="2F5496" w:themeColor="accent1" w:themeShade="BF" w:sz="4" w:space="10"/>
+        <w:top w:val="single" w:sz="4" w:space="10" w:color="2F5496" w:themeColor="accent1" w:themeShade="BF"/>
+        <w:bottom w:val="single" w:sz="4" w:space="10" w:color="2F5496" w:themeColor="accent1" w:themeShade="BF"/>
       </w:pBdr>
       <w:spacing w:before="360" w:after="360"/>
       <w:ind w:left="864" w:right="864"/>
@@ -4427,7 +6050,7 @@
       <w:color w:val="2F5496" w:themeColor="accent1" w:themeShade="BF"/>
     </w:rPr>
   </w:style>
-  <w:style w:type="character" w:styleId="CytatintensywnyZnak" w:customStyle="1">
+  <w:style w:type="character" w:customStyle="1" w:styleId="CytatintensywnyZnak">
     <w:name w:val="Cytat intensywny Znak"/>
     <w:basedOn w:val="Domylnaczcionkaakapitu"/>
     <w:link w:val="Cytatintensywny"/>
@@ -4474,12 +6097,12 @@
     </w:pPr>
     <w:tblPr>
       <w:tblBorders>
-        <w:top w:val="single" w:color="auto" w:sz="4" w:space="0"/>
-        <w:left w:val="single" w:color="auto" w:sz="4" w:space="0"/>
-        <w:bottom w:val="single" w:color="auto" w:sz="4" w:space="0"/>
-        <w:right w:val="single" w:color="auto" w:sz="4" w:space="0"/>
-        <w:insideH w:val="single" w:color="auto" w:sz="4" w:space="0"/>
-        <w:insideV w:val="single" w:color="auto" w:sz="4" w:space="0"/>
+        <w:top w:val="single" w:sz="4" w:space="0" w:color="auto"/>
+        <w:left w:val="single" w:sz="4" w:space="0" w:color="auto"/>
+        <w:bottom w:val="single" w:sz="4" w:space="0" w:color="auto"/>
+        <w:right w:val="single" w:sz="4" w:space="0" w:color="auto"/>
+        <w:insideH w:val="single" w:sz="4" w:space="0" w:color="auto"/>
+        <w:insideV w:val="single" w:sz="4" w:space="0" w:color="auto"/>
       </w:tblBorders>
     </w:tblPr>
   </w:style>
@@ -4487,7 +6110,7 @@
 </file>
 
 <file path=word/theme/theme1.xml><?xml version="1.0" encoding="utf-8"?>
-<a:theme xmlns:a="http://schemas.openxmlformats.org/drawingml/2006/main" xmlns:thm15="http://schemas.microsoft.com/office/thememl/2012/main" name="Motyw pakietu Office">
+<a:theme xmlns:a="http://schemas.openxmlformats.org/drawingml/2006/main" name="Motyw pakietu Office">
   <a:themeElements>
     <a:clrScheme name="Pakiet Office">
       <a:dk1>
@@ -4779,4 +6402,16 @@
     </a:ext>
   </a:extLst>
 </a:theme>
+</file>
+
+<file path=customXml/item1.xml><?xml version="1.0" encoding="utf-8"?>
+<b:Sources xmlns:b="http://schemas.openxmlformats.org/officeDocument/2006/bibliography" xmlns="http://schemas.openxmlformats.org/officeDocument/2006/bibliography" SelectedStyle="\APASixthEditionOfficeOnline.xsl" StyleName="APA" Version="6"/>
+</file>
+
+<file path=customXml/itemProps1.xml><?xml version="1.0" encoding="utf-8"?>
+<ds:datastoreItem xmlns:ds="http://schemas.openxmlformats.org/officeDocument/2006/customXml" ds:itemID="{8A2F5C2E-5EAE-4725-BEF6-E443B766488D}">
+  <ds:schemaRefs>
+    <ds:schemaRef ds:uri="http://schemas.openxmlformats.org/officeDocument/2006/bibliography"/>
+  </ds:schemaRefs>
+</ds:datastoreItem>
 </file>
--- a/Temat Projektu.docx
+++ b/Temat Projektu.docx
@@ -187,13 +187,679 @@
         </w:numPr>
       </w:pPr>
       <w:r>
-        <w:t>Korzyści wdrożenia:</w:t>
+        <w:t>Słownik pojęć dziedzinowych:</w:t>
+      </w:r>
+    </w:p>
+    <w:tbl>
+      <w:tblPr>
+        <w:tblStyle w:val="Tabela-Siatka"/>
+        <w:tblW w:w="0" w:type="auto"/>
+        <w:tblLook w:val="04A0" w:firstRow="1" w:lastRow="0" w:firstColumn="1" w:lastColumn="0" w:noHBand="0" w:noVBand="1"/>
+      </w:tblPr>
+      <w:tblGrid>
+        <w:gridCol w:w="2569"/>
+        <w:gridCol w:w="6493"/>
+      </w:tblGrid>
+      <w:tr>
+        <w:tc>
+          <w:tcPr>
+            <w:tcW w:w="0" w:type="auto"/>
+            <w:hideMark/>
+          </w:tcPr>
+          <w:p>
+            <w:pPr>
+              <w:spacing w:after="160" w:line="278" w:lineRule="auto"/>
+              <w:rPr>
+                <w:b/>
+                <w:bCs/>
+              </w:rPr>
+            </w:pPr>
+            <w:r>
+              <w:rPr>
+                <w:b/>
+                <w:bCs/>
+              </w:rPr>
+              <w:t>Pojęcie</w:t>
+            </w:r>
+          </w:p>
+        </w:tc>
+        <w:tc>
+          <w:tcPr>
+            <w:tcW w:w="0" w:type="auto"/>
+            <w:hideMark/>
+          </w:tcPr>
+          <w:p>
+            <w:pPr>
+              <w:spacing w:after="160" w:line="278" w:lineRule="auto"/>
+              <w:rPr>
+                <w:b/>
+                <w:bCs/>
+              </w:rPr>
+            </w:pPr>
+            <w:r>
+              <w:rPr>
+                <w:b/>
+                <w:bCs/>
+              </w:rPr>
+              <w:t>Opis</w:t>
+            </w:r>
+          </w:p>
+        </w:tc>
+      </w:tr>
+      <w:tr>
+        <w:tc>
+          <w:tcPr>
+            <w:tcW w:w="0" w:type="auto"/>
+            <w:hideMark/>
+          </w:tcPr>
+          <w:p>
+            <w:pPr>
+              <w:spacing w:after="160" w:line="278" w:lineRule="auto"/>
+            </w:pPr>
+            <w:r>
+              <w:rPr>
+                <w:b/>
+                <w:bCs/>
+              </w:rPr>
+              <w:t>Część zamienna</w:t>
+            </w:r>
+          </w:p>
+        </w:tc>
+        <w:tc>
+          <w:tcPr>
+            <w:tcW w:w="0" w:type="auto"/>
+            <w:hideMark/>
+          </w:tcPr>
+          <w:p>
+            <w:pPr>
+              <w:spacing w:after="160" w:line="278" w:lineRule="auto"/>
+            </w:pPr>
+            <w:r>
+              <w:t>Element wykorzystywany podczas naprawy sprzętu komputerowego, np. dysk, pamięć RAM, zasilacz, wentylator, matryca lub płyta główna.</w:t>
+            </w:r>
+          </w:p>
+        </w:tc>
+      </w:tr>
+      <w:tr>
+        <w:tc>
+          <w:tcPr>
+            <w:tcW w:w="0" w:type="auto"/>
+            <w:hideMark/>
+          </w:tcPr>
+          <w:p>
+            <w:pPr>
+              <w:spacing w:after="160" w:line="278" w:lineRule="auto"/>
+            </w:pPr>
+            <w:r>
+              <w:rPr>
+                <w:b/>
+                <w:bCs/>
+              </w:rPr>
+              <w:t>Katalog części</w:t>
+            </w:r>
+          </w:p>
+        </w:tc>
+        <w:tc>
+          <w:tcPr>
+            <w:tcW w:w="0" w:type="auto"/>
+            <w:hideMark/>
+          </w:tcPr>
+          <w:p>
+            <w:pPr>
+              <w:spacing w:after="160" w:line="278" w:lineRule="auto"/>
+            </w:pPr>
+            <w:r>
+              <w:t>Uporządkowany zbiór części zapisanych w systemie. Zawiera m.in. nazwę części, kategorię, numer katalogowy, cenę oraz aktualny stan magazynowy.</w:t>
+            </w:r>
+          </w:p>
+        </w:tc>
+      </w:tr>
+      <w:tr>
+        <w:tc>
+          <w:tcPr>
+            <w:tcW w:w="0" w:type="auto"/>
+            <w:hideMark/>
+          </w:tcPr>
+          <w:p>
+            <w:pPr>
+              <w:spacing w:after="160" w:line="278" w:lineRule="auto"/>
+            </w:pPr>
+            <w:r>
+              <w:rPr>
+                <w:b/>
+                <w:bCs/>
+              </w:rPr>
+              <w:lastRenderedPageBreak/>
+              <w:t>Numer katalogowy / symbol części</w:t>
+            </w:r>
+          </w:p>
+        </w:tc>
+        <w:tc>
+          <w:tcPr>
+            <w:tcW w:w="0" w:type="auto"/>
+            <w:hideMark/>
+          </w:tcPr>
+          <w:p>
+            <w:pPr>
+              <w:spacing w:after="160" w:line="278" w:lineRule="auto"/>
+            </w:pPr>
+            <w:r>
+              <w:t>Unikalne oznaczenie części pozwalające jednoznacznie ją zidentyfikować w systemie.</w:t>
+            </w:r>
+          </w:p>
+        </w:tc>
+      </w:tr>
+      <w:tr>
+        <w:tc>
+          <w:tcPr>
+            <w:tcW w:w="0" w:type="auto"/>
+            <w:hideMark/>
+          </w:tcPr>
+          <w:p>
+            <w:pPr>
+              <w:spacing w:after="160" w:line="278" w:lineRule="auto"/>
+            </w:pPr>
+            <w:r>
+              <w:rPr>
+                <w:b/>
+                <w:bCs/>
+              </w:rPr>
+              <w:t>Stan magazynowy</w:t>
+            </w:r>
+          </w:p>
+        </w:tc>
+        <w:tc>
+          <w:tcPr>
+            <w:tcW w:w="0" w:type="auto"/>
+            <w:hideMark/>
+          </w:tcPr>
+          <w:p>
+            <w:pPr>
+              <w:spacing w:after="160" w:line="278" w:lineRule="auto"/>
+            </w:pPr>
+            <w:r>
+              <w:t>Liczba dostępnych sztuk danej części znajdujących się w magazynie serwisu.</w:t>
+            </w:r>
+          </w:p>
+        </w:tc>
+      </w:tr>
+      <w:tr>
+        <w:tc>
+          <w:tcPr>
+            <w:tcW w:w="0" w:type="auto"/>
+            <w:hideMark/>
+          </w:tcPr>
+          <w:p>
+            <w:pPr>
+              <w:spacing w:after="160" w:line="278" w:lineRule="auto"/>
+            </w:pPr>
+            <w:r>
+              <w:rPr>
+                <w:b/>
+                <w:bCs/>
+              </w:rPr>
+              <w:t>Niski stan magazynowy</w:t>
+            </w:r>
+          </w:p>
+        </w:tc>
+        <w:tc>
+          <w:tcPr>
+            <w:tcW w:w="0" w:type="auto"/>
+            <w:hideMark/>
+          </w:tcPr>
+          <w:p>
+            <w:pPr>
+              <w:spacing w:after="160" w:line="278" w:lineRule="auto"/>
+            </w:pPr>
+            <w:r>
+              <w:t>Sytuacja, w której liczba sztuk danej części spada poniżej ustalonego minimalnego poziomu.</w:t>
+            </w:r>
+          </w:p>
+        </w:tc>
+      </w:tr>
+      <w:tr>
+        <w:tc>
+          <w:tcPr>
+            <w:tcW w:w="0" w:type="auto"/>
+            <w:hideMark/>
+          </w:tcPr>
+          <w:p>
+            <w:pPr>
+              <w:spacing w:after="160" w:line="278" w:lineRule="auto"/>
+            </w:pPr>
+            <w:r>
+              <w:rPr>
+                <w:b/>
+                <w:bCs/>
+              </w:rPr>
+              <w:t>Brak w magazynie</w:t>
+            </w:r>
+          </w:p>
+        </w:tc>
+        <w:tc>
+          <w:tcPr>
+            <w:tcW w:w="0" w:type="auto"/>
+            <w:hideMark/>
+          </w:tcPr>
+          <w:p>
+            <w:pPr>
+              <w:spacing w:after="160" w:line="278" w:lineRule="auto"/>
+            </w:pPr>
+            <w:r>
+              <w:t>Sytuacja, w której dana część nie jest aktualnie dostępna w magazynie.</w:t>
+            </w:r>
+          </w:p>
+        </w:tc>
+      </w:tr>
+      <w:tr>
+        <w:tc>
+          <w:tcPr>
+            <w:tcW w:w="0" w:type="auto"/>
+            <w:hideMark/>
+          </w:tcPr>
+          <w:p>
+            <w:pPr>
+              <w:spacing w:after="160" w:line="278" w:lineRule="auto"/>
+            </w:pPr>
+            <w:r>
+              <w:rPr>
+                <w:b/>
+                <w:bCs/>
+              </w:rPr>
+              <w:t>Zapotrzebowanie na część</w:t>
+            </w:r>
+          </w:p>
+        </w:tc>
+        <w:tc>
+          <w:tcPr>
+            <w:tcW w:w="0" w:type="auto"/>
+            <w:hideMark/>
+          </w:tcPr>
+          <w:p>
+            <w:pPr>
+              <w:spacing w:after="160" w:line="278" w:lineRule="auto"/>
+            </w:pPr>
+            <w:r>
+              <w:t>Informacja o potrzebie wykorzystania lub zamówienia konkretnej części, zgłaszana najczęściej przez pracownika serwisu.</w:t>
+            </w:r>
+          </w:p>
+        </w:tc>
+      </w:tr>
+      <w:tr>
+        <w:tc>
+          <w:tcPr>
+            <w:tcW w:w="0" w:type="auto"/>
+            <w:hideMark/>
+          </w:tcPr>
+          <w:p>
+            <w:pPr>
+              <w:spacing w:after="160" w:line="278" w:lineRule="auto"/>
+            </w:pPr>
+            <w:r>
+              <w:rPr>
+                <w:b/>
+                <w:bCs/>
+              </w:rPr>
+              <w:t>Zamówienie na część</w:t>
+            </w:r>
+          </w:p>
+        </w:tc>
+        <w:tc>
+          <w:tcPr>
+            <w:tcW w:w="0" w:type="auto"/>
+            <w:hideMark/>
+          </w:tcPr>
+          <w:p>
+            <w:pPr>
+              <w:spacing w:after="160" w:line="278" w:lineRule="auto"/>
+            </w:pPr>
+            <w:r>
+              <w:t>Rekord w systemie zawierający informacje o zamawianej części, ilości, dostawcy, dacie oraz statusie zamówienia.</w:t>
+            </w:r>
+          </w:p>
+        </w:tc>
+      </w:tr>
+      <w:tr>
+        <w:tc>
+          <w:tcPr>
+            <w:tcW w:w="0" w:type="auto"/>
+            <w:hideMark/>
+          </w:tcPr>
+          <w:p>
+            <w:pPr>
+              <w:spacing w:after="160" w:line="278" w:lineRule="auto"/>
+            </w:pPr>
+            <w:r>
+              <w:rPr>
+                <w:b/>
+                <w:bCs/>
+              </w:rPr>
+              <w:t>Status zamówienia</w:t>
+            </w:r>
+          </w:p>
+        </w:tc>
+        <w:tc>
+          <w:tcPr>
+            <w:tcW w:w="0" w:type="auto"/>
+            <w:hideMark/>
+          </w:tcPr>
+          <w:p>
+            <w:pPr>
+              <w:spacing w:after="160" w:line="278" w:lineRule="auto"/>
+            </w:pPr>
+            <w:r>
+              <w:t>Aktualny etap obsługi zamówienia, np. nowe, oczekujące na zatwierdzenie, zatwierdzone, odrzucone, zrealizowane lub częściowo zrealizowane.</w:t>
+            </w:r>
+          </w:p>
+        </w:tc>
+      </w:tr>
+      <w:tr>
+        <w:tc>
+          <w:tcPr>
+            <w:tcW w:w="0" w:type="auto"/>
+            <w:hideMark/>
+          </w:tcPr>
+          <w:p>
+            <w:pPr>
+              <w:spacing w:after="160" w:line="278" w:lineRule="auto"/>
+            </w:pPr>
+            <w:r>
+              <w:rPr>
+                <w:b/>
+                <w:bCs/>
+              </w:rPr>
+              <w:t>Dostawa</w:t>
+            </w:r>
+          </w:p>
+        </w:tc>
+        <w:tc>
+          <w:tcPr>
+            <w:tcW w:w="0" w:type="auto"/>
+            <w:hideMark/>
+          </w:tcPr>
+          <w:p>
+            <w:pPr>
+              <w:spacing w:after="160" w:line="278" w:lineRule="auto"/>
+            </w:pPr>
+            <w:r>
+              <w:t>Proces przyjęcia zamówionych części do magazynu serwisu.</w:t>
+            </w:r>
+          </w:p>
+        </w:tc>
+      </w:tr>
+      <w:tr>
+        <w:tc>
+          <w:tcPr>
+            <w:tcW w:w="0" w:type="auto"/>
+            <w:hideMark/>
+          </w:tcPr>
+          <w:p>
+            <w:pPr>
+              <w:spacing w:after="160" w:line="278" w:lineRule="auto"/>
+            </w:pPr>
+            <w:r>
+              <w:rPr>
+                <w:b/>
+                <w:bCs/>
+              </w:rPr>
+              <w:t>Przyjęcie dostawy</w:t>
+            </w:r>
+          </w:p>
+        </w:tc>
+        <w:tc>
+          <w:tcPr>
+            <w:tcW w:w="0" w:type="auto"/>
+            <w:hideMark/>
+          </w:tcPr>
+          <w:p>
+            <w:pPr>
+              <w:spacing w:after="160" w:line="278" w:lineRule="auto"/>
+            </w:pPr>
+            <w:r>
+              <w:t>Czynność wykonywana przez magazyniera, polegająca na sprawdzeniu dostarczonych części i zapisaniu ich w systemie.</w:t>
+            </w:r>
+          </w:p>
+        </w:tc>
+      </w:tr>
+      <w:tr>
+        <w:tc>
+          <w:tcPr>
+            <w:tcW w:w="0" w:type="auto"/>
+            <w:hideMark/>
+          </w:tcPr>
+          <w:p>
+            <w:pPr>
+              <w:spacing w:after="160" w:line="278" w:lineRule="auto"/>
+            </w:pPr>
+            <w:r>
+              <w:rPr>
+                <w:b/>
+                <w:bCs/>
+              </w:rPr>
+              <w:t>Niezgodność dostawy</w:t>
+            </w:r>
+          </w:p>
+        </w:tc>
+        <w:tc>
+          <w:tcPr>
+            <w:tcW w:w="0" w:type="auto"/>
+            <w:hideMark/>
+          </w:tcPr>
+          <w:p>
+            <w:pPr>
+              <w:spacing w:after="160" w:line="278" w:lineRule="auto"/>
+            </w:pPr>
+            <w:r>
+              <w:t>Sytuacja, w której dostarczone części nie zgadzają się z zamówieniem, np. dostarczono złą część, niewłaściwą ilość albo część uszkodzoną.</w:t>
+            </w:r>
+          </w:p>
+        </w:tc>
+      </w:tr>
+      <w:tr>
+        <w:tc>
+          <w:tcPr>
+            <w:tcW w:w="0" w:type="auto"/>
+            <w:hideMark/>
+          </w:tcPr>
+          <w:p>
+            <w:pPr>
+              <w:spacing w:after="160" w:line="278" w:lineRule="auto"/>
+            </w:pPr>
+            <w:r>
+              <w:rPr>
+                <w:b/>
+                <w:bCs/>
+              </w:rPr>
+              <w:t>Zlecenie naprawy</w:t>
+            </w:r>
+          </w:p>
+        </w:tc>
+        <w:tc>
+          <w:tcPr>
+            <w:tcW w:w="0" w:type="auto"/>
+            <w:hideMark/>
+          </w:tcPr>
+          <w:p>
+            <w:pPr>
+              <w:spacing w:after="160" w:line="278" w:lineRule="auto"/>
+            </w:pPr>
+            <w:r>
+              <w:t>Zgłoszona w serwisie naprawa sprzętu komputerowego, do której mogą zostać przypisane odpowiednie części.</w:t>
+            </w:r>
+          </w:p>
+        </w:tc>
+      </w:tr>
+      <w:tr>
+        <w:tc>
+          <w:tcPr>
+            <w:tcW w:w="0" w:type="auto"/>
+            <w:hideMark/>
+          </w:tcPr>
+          <w:p>
+            <w:pPr>
+              <w:spacing w:after="160" w:line="278" w:lineRule="auto"/>
+            </w:pPr>
+            <w:r>
+              <w:rPr>
+                <w:b/>
+                <w:bCs/>
+              </w:rPr>
+              <w:t>Historia użycia części</w:t>
+            </w:r>
+          </w:p>
+        </w:tc>
+        <w:tc>
+          <w:tcPr>
+            <w:tcW w:w="0" w:type="auto"/>
+            <w:hideMark/>
+          </w:tcPr>
+          <w:p>
+            <w:pPr>
+              <w:spacing w:after="160" w:line="278" w:lineRule="auto"/>
+            </w:pPr>
+            <w:r>
+              <w:t>Zestawienie informacji o tym, kiedy i w jakich naprawach dana część była wykorzystywana.</w:t>
+            </w:r>
+          </w:p>
+        </w:tc>
+      </w:tr>
+      <w:tr>
+        <w:tc>
+          <w:tcPr>
+            <w:tcW w:w="0" w:type="auto"/>
+            <w:hideMark/>
+          </w:tcPr>
+          <w:p>
+            <w:pPr>
+              <w:spacing w:after="160" w:line="278" w:lineRule="auto"/>
+            </w:pPr>
+            <w:r>
+              <w:rPr>
+                <w:b/>
+                <w:bCs/>
+              </w:rPr>
+              <w:t>Raport braków</w:t>
+            </w:r>
+          </w:p>
+        </w:tc>
+        <w:tc>
+          <w:tcPr>
+            <w:tcW w:w="0" w:type="auto"/>
+            <w:hideMark/>
+          </w:tcPr>
+          <w:p>
+            <w:pPr>
+              <w:spacing w:after="160" w:line="278" w:lineRule="auto"/>
+            </w:pPr>
+            <w:r>
+              <w:t>Zestawienie części, których stan magazynowy jest niski albo które są niedostępne i mogą wymagać zamówienia.</w:t>
+            </w:r>
+          </w:p>
+        </w:tc>
+      </w:tr>
+      <w:tr>
+        <w:tc>
+          <w:tcPr>
+            <w:tcW w:w="0" w:type="auto"/>
+            <w:hideMark/>
+          </w:tcPr>
+          <w:p>
+            <w:pPr>
+              <w:spacing w:after="160" w:line="278" w:lineRule="auto"/>
+            </w:pPr>
+            <w:r>
+              <w:rPr>
+                <w:b/>
+                <w:bCs/>
+              </w:rPr>
+              <w:t>Uprawnienia użytkownika</w:t>
+            </w:r>
+          </w:p>
+        </w:tc>
+        <w:tc>
+          <w:tcPr>
+            <w:tcW w:w="0" w:type="auto"/>
+            <w:hideMark/>
+          </w:tcPr>
+          <w:p>
+            <w:pPr>
+              <w:spacing w:after="160" w:line="278" w:lineRule="auto"/>
+            </w:pPr>
+            <w:r>
+              <w:t>Zakres czynności, które dany użytkownik może wykonywać w systemie w zależności od przypisanej roli.</w:t>
+            </w:r>
+          </w:p>
+        </w:tc>
+      </w:tr>
+    </w:tbl>
+    <w:p/>
+    <w:p>
+      <w:pPr>
+        <w:pStyle w:val="Akapitzlist"/>
+        <w:numPr>
+          <w:ilvl w:val="0"/>
+          <w:numId w:val="1"/>
+        </w:numPr>
+        <w:rPr>
+          <w:b/>
+          <w:bCs/>
+        </w:rPr>
+      </w:pPr>
+      <w:r>
+        <w:rPr>
+          <w:b/>
+          <w:bCs/>
+        </w:rPr>
+        <w:t>Korzyści z wdrożenia systemu</w:t>
+      </w:r>
+    </w:p>
+    <w:p>
+      <w:pPr>
+        <w:pStyle w:val="Akapitzlist"/>
+        <w:numPr>
+          <w:ilvl w:val="1"/>
+          <w:numId w:val="1"/>
+        </w:numPr>
+      </w:pPr>
+      <w:r>
+        <w:lastRenderedPageBreak/>
+        <w:t>Wdrożenie modułu zarządzania częściami zamiennymi w serwisie komputerowym ma na celu usprawnienie pracy serwisu, poprawę kontroli nad stanami magazynowymi oraz uporządkowanie procesu zamawiania części. Korzyści wynikające z wdrożenia można podzielić na mierzalne oraz niemierzalne.</w:t>
+      </w:r>
+    </w:p>
+    <w:p>
+      <w:pPr>
+        <w:ind w:left="283"/>
+        <w:rPr>
+          <w:b/>
+          <w:bCs/>
+        </w:rPr>
+      </w:pPr>
+      <w:r>
+        <w:rPr>
+          <w:b/>
+          <w:bCs/>
+        </w:rPr>
+        <w:t>Korzyści mierzalne</w:t>
+      </w:r>
+    </w:p>
+    <w:p>
+      <w:pPr>
+        <w:pStyle w:val="Akapitzlist"/>
+        <w:numPr>
+          <w:ilvl w:val="1"/>
+          <w:numId w:val="1"/>
+        </w:numPr>
+      </w:pPr>
+      <w:r>
+        <w:rPr>
+          <w:b/>
+          <w:bCs/>
+        </w:rPr>
+        <w:t>Skrócenie czasu wyszukiwania części</w:t>
       </w:r>
       <w:r>
         <w:br/>
-      </w:r>
-      <w:r>
-        <w:t>Wdrożenie modułu może przynieść następujące korzyści:</w:t>
+        <w:t xml:space="preserve">Dzięki katalogowi części i wyszukiwarce pracownik serwisu może szybciej odnaleźć potrzebną część. Ogranicza to czas poświęcany na ręczne sprawdzanie ewidencji lub kontakt z magazynem. </w:t>
       </w:r>
     </w:p>
     <w:p>
@@ -205,7 +871,15 @@
         </w:numPr>
       </w:pPr>
       <w:r>
-        <w:t xml:space="preserve">skrócenie czasu wyszukiwania potrzebnych części, </w:t>
+        <w:rPr>
+          <w:b/>
+          <w:bCs/>
+        </w:rPr>
+        <w:t>Zmniejszenie liczby pomyłek w ewidencji magazynowej</w:t>
+      </w:r>
+      <w:r>
+        <w:br/>
+        <w:t xml:space="preserve">System umożliwia bieżącą aktualizację stanów magazynowych, co ogranicza ryzyko błędnego zapisania liczby dostępnych części. </w:t>
       </w:r>
     </w:p>
     <w:p>
@@ -217,7 +891,15 @@
         </w:numPr>
       </w:pPr>
       <w:r>
-        <w:t xml:space="preserve">ograniczenie błędów związanych z ręcznym prowadzeniem ewidencji, </w:t>
+        <w:rPr>
+          <w:b/>
+          <w:bCs/>
+        </w:rPr>
+        <w:t>Szybsze tworzenie zamówień</w:t>
+      </w:r>
+      <w:r>
+        <w:br/>
+        <w:t xml:space="preserve">Magazynier może utworzyć zamówienie bezpośrednio na podstawie danych znajdujących się w katalogu części, co skraca czas przygotowania zamówienia. </w:t>
       </w:r>
     </w:p>
     <w:p>
@@ -229,7 +911,15 @@
         </w:numPr>
       </w:pPr>
       <w:r>
-        <w:t xml:space="preserve">lepszą kontrolę stanów magazynowych, </w:t>
+        <w:rPr>
+          <w:b/>
+          <w:bCs/>
+        </w:rPr>
+        <w:t>Lepsza kontrola braków magazynowych</w:t>
+      </w:r>
+      <w:r>
+        <w:br/>
+        <w:t xml:space="preserve">System pozwala wykrywać części o niskim stanie magazynowym oraz generować raporty braków, co ułatwia planowanie zakupów. </w:t>
       </w:r>
     </w:p>
     <w:p>
@@ -241,7 +931,15 @@
         </w:numPr>
       </w:pPr>
       <w:r>
-        <w:t xml:space="preserve">usprawnienie procesu zamawiania części, </w:t>
+        <w:rPr>
+          <w:b/>
+          <w:bCs/>
+        </w:rPr>
+        <w:t>Skrócenie czasu obsługi dostawy</w:t>
+      </w:r>
+      <w:r>
+        <w:br/>
+        <w:t xml:space="preserve">Przyjęcie dostawy odbywa się na podstawie danych z zamówienia, co przyspiesza sprawdzenie zgodności dostarczonych części. </w:t>
       </w:r>
     </w:p>
     <w:p>
@@ -253,7 +951,15 @@
         </w:numPr>
       </w:pPr>
       <w:r>
-        <w:t xml:space="preserve">łatwiejsze śledzenie historii użycia części i dostaw, </w:t>
+        <w:rPr>
+          <w:b/>
+          <w:bCs/>
+        </w:rPr>
+        <w:t>Zmniejszenie liczby sytuacji, w których naprawa opóźnia się z powodu braku części</w:t>
+      </w:r>
+      <w:r>
+        <w:br/>
+        <w:t xml:space="preserve">Dzięki wcześniejszej identyfikacji braków magazynowych serwis może szybciej zamawiać potrzebne elementy. </w:t>
       </w:r>
     </w:p>
     <w:p>
@@ -265,7 +971,212 @@
         </w:numPr>
       </w:pPr>
       <w:r>
-        <w:t>poprawę organizacji pracy serwisu.</w:t>
+        <w:rPr>
+          <w:b/>
+          <w:bCs/>
+        </w:rPr>
+        <w:t>Możliwość monitorowania wartości magazynu</w:t>
+      </w:r>
+      <w:r>
+        <w:br/>
+        <w:t xml:space="preserve">System może prezentować całkowitą wartość części znajdujących się w magazynie, co ułatwia kontrolę kosztów. </w:t>
+      </w:r>
+    </w:p>
+    <w:p>
+      <w:pPr>
+        <w:pStyle w:val="Akapitzlist"/>
+        <w:numPr>
+          <w:ilvl w:val="1"/>
+          <w:numId w:val="1"/>
+        </w:numPr>
+      </w:pPr>
+      <w:r>
+        <w:rPr>
+          <w:b/>
+          <w:bCs/>
+        </w:rPr>
+        <w:t>Łatwiejsze tworzenie zestawień i raportów</w:t>
+      </w:r>
+      <w:r>
+        <w:br/>
+        <w:t xml:space="preserve">Dane zapisane w systemie mogą być wykorzystane do generowania raportów dotyczących historii zamówień, wykorzystania części oraz braków magazynowych. </w:t>
+      </w:r>
+    </w:p>
+    <w:p>
+      <w:pPr>
+        <w:ind w:left="283"/>
+        <w:rPr>
+          <w:b/>
+          <w:bCs/>
+        </w:rPr>
+      </w:pPr>
+      <w:r>
+        <w:rPr>
+          <w:b/>
+          <w:bCs/>
+        </w:rPr>
+        <w:t>Korzyści niemierzalne</w:t>
+      </w:r>
+    </w:p>
+    <w:p>
+      <w:pPr>
+        <w:pStyle w:val="Akapitzlist"/>
+        <w:numPr>
+          <w:ilvl w:val="1"/>
+          <w:numId w:val="1"/>
+        </w:numPr>
+      </w:pPr>
+      <w:r>
+        <w:rPr>
+          <w:b/>
+          <w:bCs/>
+        </w:rPr>
+        <w:t>Poprawa organizacji pracy serwisu</w:t>
+      </w:r>
+      <w:r>
+        <w:br/>
+        <w:t xml:space="preserve">Informacje o częściach, zamówieniach i stanach magazynowych są przechowywane w jednym miejscu, co ułatwia codzienną pracę. </w:t>
+      </w:r>
+    </w:p>
+    <w:p>
+      <w:pPr>
+        <w:pStyle w:val="Akapitzlist"/>
+        <w:numPr>
+          <w:ilvl w:val="1"/>
+          <w:numId w:val="1"/>
+        </w:numPr>
+      </w:pPr>
+      <w:r>
+        <w:rPr>
+          <w:b/>
+          <w:bCs/>
+        </w:rPr>
+        <w:lastRenderedPageBreak/>
+        <w:t>Większa przejrzystość procesu zamawiania części</w:t>
+      </w:r>
+      <w:r>
+        <w:br/>
+        <w:t xml:space="preserve">Każde zamówienie posiada status, dzięki czemu wiadomo, na jakim etapie znajduje się jego realizacja. </w:t>
+      </w:r>
+    </w:p>
+    <w:p>
+      <w:pPr>
+        <w:pStyle w:val="Akapitzlist"/>
+        <w:numPr>
+          <w:ilvl w:val="1"/>
+          <w:numId w:val="1"/>
+        </w:numPr>
+      </w:pPr>
+      <w:r>
+        <w:rPr>
+          <w:b/>
+          <w:bCs/>
+        </w:rPr>
+        <w:t>Lepsza komunikacja między pracownikami serwisu, magazynierem i kierownikiem</w:t>
+      </w:r>
+      <w:r>
+        <w:br/>
+        <w:t xml:space="preserve">Pracownicy korzystają z tych samych danych, co zmniejsza liczbę nieporozumień i konieczność ustnego przekazywania informacji. </w:t>
+      </w:r>
+    </w:p>
+    <w:p>
+      <w:pPr>
+        <w:pStyle w:val="Akapitzlist"/>
+        <w:numPr>
+          <w:ilvl w:val="1"/>
+          <w:numId w:val="1"/>
+        </w:numPr>
+      </w:pPr>
+      <w:r>
+        <w:rPr>
+          <w:b/>
+          <w:bCs/>
+        </w:rPr>
+        <w:t>Większa kontrola nad gospodarką częściami</w:t>
+      </w:r>
+      <w:r>
+        <w:br/>
+        <w:t xml:space="preserve">Kierownik serwisu może łatwiej analizować braki, zatwierdzać zamówienia i kontrolować sposób wykorzystania części. </w:t>
+      </w:r>
+    </w:p>
+    <w:p>
+      <w:pPr>
+        <w:pStyle w:val="Akapitzlist"/>
+        <w:numPr>
+          <w:ilvl w:val="1"/>
+          <w:numId w:val="1"/>
+        </w:numPr>
+      </w:pPr>
+      <w:r>
+        <w:rPr>
+          <w:b/>
+          <w:bCs/>
+        </w:rPr>
+        <w:t>Zwiększenie wiarygodności danych</w:t>
+      </w:r>
+      <w:r>
+        <w:br/>
+        <w:t xml:space="preserve">Dane zapisane w systemie są bardziej uporządkowane niż informacje prowadzone ręcznie lub w wielu oddzielnych plikach. </w:t>
+      </w:r>
+    </w:p>
+    <w:p>
+      <w:pPr>
+        <w:pStyle w:val="Akapitzlist"/>
+        <w:numPr>
+          <w:ilvl w:val="1"/>
+          <w:numId w:val="1"/>
+        </w:numPr>
+      </w:pPr>
+      <w:r>
+        <w:rPr>
+          <w:b/>
+          <w:bCs/>
+        </w:rPr>
+        <w:t>Ułatwienie wdrożenia nowych pracowników</w:t>
+      </w:r>
+      <w:r>
+        <w:br/>
+        <w:t xml:space="preserve">Nowy pracownik może szybciej zapoznać się z katalogiem części, zasadami zamawiania oraz aktualnym stanem magazynu. </w:t>
+      </w:r>
+    </w:p>
+    <w:p>
+      <w:pPr>
+        <w:pStyle w:val="Akapitzlist"/>
+        <w:numPr>
+          <w:ilvl w:val="1"/>
+          <w:numId w:val="1"/>
+        </w:numPr>
+      </w:pPr>
+      <w:r>
+        <w:rPr>
+          <w:b/>
+          <w:bCs/>
+        </w:rPr>
+        <w:t>Poprawa jakości obsługi napraw</w:t>
+      </w:r>
+      <w:r>
+        <w:br/>
+        <w:t xml:space="preserve">Szybszy dostęp do informacji o częściach może przyspieszyć realizację napraw i zwiększyć przewidywalność pracy serwisu. </w:t>
+      </w:r>
+    </w:p>
+    <w:p>
+      <w:pPr>
+        <w:pStyle w:val="Akapitzlist"/>
+        <w:numPr>
+          <w:ilvl w:val="1"/>
+          <w:numId w:val="1"/>
+        </w:numPr>
+      </w:pPr>
+      <w:r>
+        <w:rPr>
+          <w:b/>
+          <w:bCs/>
+        </w:rPr>
+        <w:t>Możliwość dalszej rozbudowy systemu</w:t>
+      </w:r>
+      <w:r>
+        <w:br/>
+        <w:t>Moduł może zostać w przyszłości rozszerzony np. o integrację z dostawcami, automatyczne generowanie zamówień lub powiązanie z pełnym systemem obsługi zleceń serwisowych.</w:t>
       </w:r>
     </w:p>
     <w:p>
@@ -289,9 +1200,2017 @@
         </w:numPr>
       </w:pPr>
       <w:r>
-        <w:t>Pracownik serwisu</w:t>
-      </w:r>
-      <w:r>
+        <w:t>Pracownik serwisu:</w:t>
+      </w:r>
+    </w:p>
+    <w:p>
+      <w:pPr>
+        <w:pStyle w:val="Akapitzlist"/>
+        <w:numPr>
+          <w:ilvl w:val="2"/>
+          <w:numId w:val="1"/>
+        </w:numPr>
+      </w:pPr>
+      <w:r>
+        <w:t>Jest to osoba, która wyszukuje części w katalogu oraz sprawdza ich bieżącą dostępność.</w:t>
+      </w:r>
+    </w:p>
+    <w:p>
+      <w:pPr>
+        <w:pStyle w:val="Akapitzlist"/>
+        <w:numPr>
+          <w:ilvl w:val="2"/>
+          <w:numId w:val="1"/>
+        </w:numPr>
+      </w:pPr>
+      <w:r>
+        <w:t>Odpowiada za przypisywanie konkretnych części do realizowanych napraw lub zleceń serwisowych.</w:t>
+      </w:r>
+    </w:p>
+    <w:p>
+      <w:pPr>
+        <w:pStyle w:val="Akapitzlist"/>
+        <w:numPr>
+          <w:ilvl w:val="2"/>
+          <w:numId w:val="1"/>
+        </w:numPr>
+      </w:pPr>
+      <w:r>
+        <w:t>Posiada możliwość przeglądania historii użycia poszczególnych elementów.</w:t>
+      </w:r>
+    </w:p>
+    <w:p>
+      <w:pPr>
+        <w:pStyle w:val="Akapitzlist"/>
+        <w:numPr>
+          <w:ilvl w:val="2"/>
+          <w:numId w:val="1"/>
+        </w:numPr>
+      </w:pPr>
+      <w:r>
+        <w:t>Może zgłosić zapotrzebowanie na brakującą część.</w:t>
+      </w:r>
+    </w:p>
+    <w:p>
+      <w:pPr>
+        <w:pStyle w:val="Akapitzlist"/>
+        <w:numPr>
+          <w:ilvl w:val="1"/>
+          <w:numId w:val="1"/>
+        </w:numPr>
+      </w:pPr>
+      <w:r>
+        <w:t>Magazynier</w:t>
+      </w:r>
+    </w:p>
+    <w:p>
+      <w:pPr>
+        <w:pStyle w:val="Akapitzlist"/>
+        <w:numPr>
+          <w:ilvl w:val="2"/>
+          <w:numId w:val="1"/>
+        </w:numPr>
+      </w:pPr>
+      <w:r>
+        <w:t>Odpowiada za prowadzenie ewidencji stanów magazynowych oraz aktualizację ilości dostępnych części.</w:t>
+      </w:r>
+    </w:p>
+    <w:p>
+      <w:pPr>
+        <w:pStyle w:val="Akapitzlist"/>
+        <w:numPr>
+          <w:ilvl w:val="2"/>
+          <w:numId w:val="1"/>
+        </w:numPr>
+      </w:pPr>
+      <w:r>
+        <w:t>Zajmuje się obsługą katalogu, co obejmuje dodawanie nowych pozycji, ich edycję oraz usuwanie.</w:t>
+      </w:r>
+    </w:p>
+    <w:p>
+      <w:pPr>
+        <w:pStyle w:val="Akapitzlist"/>
+        <w:numPr>
+          <w:ilvl w:val="2"/>
+          <w:numId w:val="1"/>
+        </w:numPr>
+      </w:pPr>
+      <w:r>
+        <w:t>Tworzy i edytuje zamówienia na części do dostawców.</w:t>
+      </w:r>
+    </w:p>
+    <w:p>
+      <w:pPr>
+        <w:pStyle w:val="Akapitzlist"/>
+        <w:numPr>
+          <w:ilvl w:val="2"/>
+          <w:numId w:val="1"/>
+        </w:numPr>
+      </w:pPr>
+      <w:r>
+        <w:t>Rejestruje przyjęcie dostaw oraz zgłasza ewentualne niezgodności w otrzymanym towarze.</w:t>
+      </w:r>
+    </w:p>
+    <w:p>
+      <w:pPr>
+        <w:pStyle w:val="Akapitzlist"/>
+        <w:numPr>
+          <w:ilvl w:val="1"/>
+          <w:numId w:val="1"/>
+        </w:numPr>
+      </w:pPr>
+      <w:r>
+        <w:t>Kierownik serwisu</w:t>
+      </w:r>
+    </w:p>
+    <w:p>
+      <w:pPr>
+        <w:pStyle w:val="Akapitzlist"/>
+        <w:numPr>
+          <w:ilvl w:val="2"/>
+          <w:numId w:val="1"/>
+        </w:numPr>
+      </w:pPr>
+      <w:r>
+        <w:lastRenderedPageBreak/>
+        <w:t>Pełni rolę nadzorczą nad całą gospodarką częściami w serwisie.</w:t>
+      </w:r>
+    </w:p>
+    <w:p>
+      <w:pPr>
+        <w:pStyle w:val="Akapitzlist"/>
+        <w:numPr>
+          <w:ilvl w:val="2"/>
+          <w:numId w:val="1"/>
+        </w:numPr>
+      </w:pPr>
+      <w:r>
+        <w:t>Podejmuje decyzje o zatwierdzeniu lub odrzuceniu zamówień utworzonych przez magazyniera.</w:t>
+      </w:r>
+    </w:p>
+    <w:p>
+      <w:pPr>
+        <w:pStyle w:val="Akapitzlist"/>
+        <w:numPr>
+          <w:ilvl w:val="2"/>
+          <w:numId w:val="1"/>
+        </w:numPr>
+      </w:pPr>
+      <w:r>
+        <w:t>Ma dostęp do raportów dotyczących braków magazynowych, co pozwala na kontrolę ciągłości pracy.</w:t>
+      </w:r>
+    </w:p>
+    <w:p>
+      <w:pPr>
+        <w:pStyle w:val="Akapitzlist"/>
+        <w:numPr>
+          <w:ilvl w:val="1"/>
+          <w:numId w:val="1"/>
+        </w:numPr>
+      </w:pPr>
+      <w:r>
+        <w:t>Administrator systemu:</w:t>
+      </w:r>
+    </w:p>
+    <w:p>
+      <w:pPr>
+        <w:pStyle w:val="Akapitzlist"/>
+        <w:numPr>
+          <w:ilvl w:val="2"/>
+          <w:numId w:val="1"/>
+        </w:numPr>
+      </w:pPr>
+      <w:r>
+        <w:t xml:space="preserve"> Jest odpowiedzialny za techniczne zarządzanie użytkownikami, w tym ich dodawanie, edycję danych oraz usuwanie z systemu.</w:t>
+      </w:r>
+    </w:p>
+    <w:p>
+      <w:pPr>
+        <w:pStyle w:val="Akapitzlist"/>
+        <w:numPr>
+          <w:ilvl w:val="2"/>
+          <w:numId w:val="1"/>
+        </w:numPr>
+      </w:pPr>
+      <w:r>
+        <w:t>Definiuje role w systemie i zarządza uprawnieniami poszczególnych osób.</w:t>
+      </w:r>
+    </w:p>
+    <w:p>
+      <w:pPr>
+        <w:pStyle w:val="Akapitzlist"/>
+        <w:numPr>
+          <w:ilvl w:val="0"/>
+          <w:numId w:val="1"/>
+        </w:numPr>
+      </w:pPr>
+      <w:r>
+        <w:t>Proponowane przypadki użycia:</w:t>
+      </w:r>
+    </w:p>
+    <w:p>
+      <w:pPr>
+        <w:pStyle w:val="Akapitzlist"/>
+        <w:numPr>
+          <w:ilvl w:val="1"/>
+          <w:numId w:val="1"/>
+        </w:numPr>
+      </w:pPr>
+      <w:r>
+        <w:t>Aktor: Pracownik serwisu</w:t>
+      </w:r>
+    </w:p>
+    <w:p>
+      <w:pPr>
+        <w:pStyle w:val="Akapitzlist"/>
+        <w:numPr>
+          <w:ilvl w:val="2"/>
+          <w:numId w:val="1"/>
+        </w:numPr>
+        <w:spacing w:before="240" w:after="240"/>
+      </w:pPr>
+      <w:r>
+        <w:t>Zalogowanie do systemu</w:t>
+      </w:r>
+    </w:p>
+    <w:p>
+      <w:pPr>
+        <w:pStyle w:val="Akapitzlist"/>
+        <w:numPr>
+          <w:ilvl w:val="2"/>
+          <w:numId w:val="1"/>
+        </w:numPr>
+        <w:spacing w:before="240" w:after="240"/>
+      </w:pPr>
+      <w:r>
+        <w:t>Wyszukanie części zamiennej</w:t>
+      </w:r>
+    </w:p>
+    <w:p>
+      <w:pPr>
+        <w:pStyle w:val="Akapitzlist"/>
+        <w:numPr>
+          <w:ilvl w:val="2"/>
+          <w:numId w:val="1"/>
+        </w:numPr>
+        <w:spacing w:before="240" w:after="240"/>
+      </w:pPr>
+      <w:r>
+        <w:t>Przeglądanie katalogu części</w:t>
+      </w:r>
+    </w:p>
+    <w:p>
+      <w:pPr>
+        <w:pStyle w:val="Akapitzlist"/>
+        <w:numPr>
+          <w:ilvl w:val="2"/>
+          <w:numId w:val="1"/>
+        </w:numPr>
+        <w:spacing w:before="240" w:after="240"/>
+      </w:pPr>
+      <w:r>
+        <w:t>Podgląd szczegółów części</w:t>
+      </w:r>
+    </w:p>
+    <w:p>
+      <w:pPr>
+        <w:pStyle w:val="Akapitzlist"/>
+        <w:numPr>
+          <w:ilvl w:val="2"/>
+          <w:numId w:val="1"/>
+        </w:numPr>
+        <w:spacing w:before="240" w:after="240"/>
+      </w:pPr>
+      <w:r>
+        <w:t>Sprawdzenie dostępności części</w:t>
+      </w:r>
+    </w:p>
+    <w:p>
+      <w:pPr>
+        <w:pStyle w:val="Akapitzlist"/>
+        <w:numPr>
+          <w:ilvl w:val="2"/>
+          <w:numId w:val="1"/>
+        </w:numPr>
+        <w:spacing w:before="240" w:after="240"/>
+      </w:pPr>
+      <w:r>
+        <w:t>Zgłoszenie zapotrzebowania na część</w:t>
+      </w:r>
+    </w:p>
+    <w:p>
+      <w:pPr>
+        <w:pStyle w:val="Akapitzlist"/>
+        <w:numPr>
+          <w:ilvl w:val="2"/>
+          <w:numId w:val="1"/>
+        </w:numPr>
+        <w:spacing w:before="240" w:after="240"/>
+      </w:pPr>
+      <w:r>
+        <w:t>Przypisanie części do zlecenia naprawy</w:t>
+      </w:r>
+    </w:p>
+    <w:p>
+      <w:pPr>
+        <w:pStyle w:val="Akapitzlist"/>
+        <w:numPr>
+          <w:ilvl w:val="2"/>
+          <w:numId w:val="1"/>
+        </w:numPr>
+        <w:spacing w:before="240" w:after="240"/>
+      </w:pPr>
+      <w:r>
+        <w:t>Podgląd historii użycia części</w:t>
+      </w:r>
+    </w:p>
+    <w:p>
+      <w:pPr>
+        <w:pStyle w:val="Akapitzlist"/>
+        <w:numPr>
+          <w:ilvl w:val="1"/>
+          <w:numId w:val="1"/>
+        </w:numPr>
+        <w:spacing w:before="240" w:after="240"/>
+      </w:pPr>
+      <w:r>
+        <w:t>Aktor: Magazynier</w:t>
+      </w:r>
+    </w:p>
+    <w:p>
+      <w:pPr>
+        <w:pStyle w:val="Akapitzlist"/>
+        <w:numPr>
+          <w:ilvl w:val="2"/>
+          <w:numId w:val="1"/>
+        </w:numPr>
+        <w:spacing w:before="240" w:after="240"/>
+      </w:pPr>
+      <w:r>
+        <w:t>Dodanie nowej części do katalogu</w:t>
+      </w:r>
+    </w:p>
+    <w:p>
+      <w:pPr>
+        <w:pStyle w:val="Akapitzlist"/>
+        <w:numPr>
+          <w:ilvl w:val="2"/>
+          <w:numId w:val="1"/>
+        </w:numPr>
+        <w:spacing w:before="240" w:after="240"/>
+      </w:pPr>
+      <w:r>
+        <w:t>Edycja danych części</w:t>
+      </w:r>
+    </w:p>
+    <w:p>
+      <w:pPr>
+        <w:pStyle w:val="Akapitzlist"/>
+        <w:numPr>
+          <w:ilvl w:val="2"/>
+          <w:numId w:val="1"/>
+        </w:numPr>
+        <w:spacing w:before="240" w:after="240"/>
+      </w:pPr>
+      <w:r>
+        <w:t>Usunięcie części z katalogu</w:t>
+      </w:r>
+    </w:p>
+    <w:p>
+      <w:pPr>
+        <w:pStyle w:val="Akapitzlist"/>
+        <w:numPr>
+          <w:ilvl w:val="2"/>
+          <w:numId w:val="1"/>
+        </w:numPr>
+        <w:spacing w:before="240" w:after="240"/>
+      </w:pPr>
+      <w:r>
+        <w:t>Aktualizacja stanu magazynowego</w:t>
+      </w:r>
+    </w:p>
+    <w:p>
+      <w:pPr>
+        <w:pStyle w:val="Akapitzlist"/>
+        <w:numPr>
+          <w:ilvl w:val="2"/>
+          <w:numId w:val="1"/>
+        </w:numPr>
+        <w:spacing w:before="240" w:after="240"/>
+      </w:pPr>
+      <w:r>
+        <w:t>Utworzenie zamówienia na część</w:t>
+      </w:r>
+    </w:p>
+    <w:p>
+      <w:pPr>
+        <w:pStyle w:val="Akapitzlist"/>
+        <w:numPr>
+          <w:ilvl w:val="2"/>
+          <w:numId w:val="1"/>
+        </w:numPr>
+        <w:spacing w:before="240" w:after="240"/>
+      </w:pPr>
+      <w:r>
+        <w:t>Edycja zamówienia</w:t>
+      </w:r>
+    </w:p>
+    <w:p>
+      <w:pPr>
+        <w:pStyle w:val="Akapitzlist"/>
+        <w:numPr>
+          <w:ilvl w:val="2"/>
+          <w:numId w:val="1"/>
+        </w:numPr>
+        <w:spacing w:before="240" w:after="240"/>
+      </w:pPr>
+      <w:r>
+        <w:t>Rejestracja przyjęcia dostawy</w:t>
+      </w:r>
+    </w:p>
+    <w:p>
+      <w:pPr>
+        <w:pStyle w:val="Akapitzlist"/>
+        <w:numPr>
+          <w:ilvl w:val="2"/>
+          <w:numId w:val="1"/>
+        </w:numPr>
+        <w:spacing w:before="240" w:after="240"/>
+      </w:pPr>
+      <w:r>
+        <w:t>Zgłoszenie niezgodności dostawy</w:t>
+      </w:r>
+    </w:p>
+    <w:p>
+      <w:pPr>
+        <w:pStyle w:val="Akapitzlist"/>
+        <w:numPr>
+          <w:ilvl w:val="2"/>
+          <w:numId w:val="1"/>
+        </w:numPr>
+        <w:spacing w:before="240" w:after="240"/>
+      </w:pPr>
+      <w:r>
+        <w:t>Przegląd historii zamówień</w:t>
+      </w:r>
+    </w:p>
+    <w:p>
+      <w:pPr>
+        <w:pStyle w:val="Akapitzlist"/>
+        <w:numPr>
+          <w:ilvl w:val="1"/>
+          <w:numId w:val="1"/>
+        </w:numPr>
+        <w:spacing w:before="240" w:after="240"/>
+      </w:pPr>
+      <w:r>
+        <w:t>Aktor: Kierownik serwisu</w:t>
+      </w:r>
+    </w:p>
+    <w:p>
+      <w:pPr>
+        <w:pStyle w:val="Akapitzlist"/>
+        <w:numPr>
+          <w:ilvl w:val="2"/>
+          <w:numId w:val="1"/>
+        </w:numPr>
+        <w:spacing w:before="240" w:after="240"/>
+      </w:pPr>
+      <w:r>
+        <w:t>Zatwierdzenie zamówienia</w:t>
+      </w:r>
+    </w:p>
+    <w:p>
+      <w:pPr>
+        <w:pStyle w:val="Akapitzlist"/>
+        <w:numPr>
+          <w:ilvl w:val="2"/>
+          <w:numId w:val="1"/>
+        </w:numPr>
+        <w:spacing w:before="240" w:after="240"/>
+      </w:pPr>
+      <w:r>
+        <w:t>Odrzucenie zamówienia</w:t>
+      </w:r>
+    </w:p>
+    <w:p>
+      <w:pPr>
+        <w:pStyle w:val="Akapitzlist"/>
+        <w:numPr>
+          <w:ilvl w:val="2"/>
+          <w:numId w:val="1"/>
+        </w:numPr>
+        <w:spacing w:before="240" w:after="240"/>
+      </w:pPr>
+      <w:r>
+        <w:t>Przegląd raportu braków magazynowych</w:t>
+      </w:r>
+    </w:p>
+    <w:p>
+      <w:pPr>
+        <w:pStyle w:val="Akapitzlist"/>
+        <w:numPr>
+          <w:ilvl w:val="1"/>
+          <w:numId w:val="1"/>
+        </w:numPr>
+        <w:spacing w:before="240" w:after="240"/>
+      </w:pPr>
+      <w:r>
+        <w:t>Aktor: Administrator systemu</w:t>
+      </w:r>
+    </w:p>
+    <w:p>
+      <w:pPr>
+        <w:pStyle w:val="Akapitzlist"/>
+        <w:numPr>
+          <w:ilvl w:val="2"/>
+          <w:numId w:val="1"/>
+        </w:numPr>
+        <w:spacing w:before="240" w:after="240"/>
+      </w:pPr>
+      <w:r>
+        <w:t>Dodanie użytkownika</w:t>
+      </w:r>
+    </w:p>
+    <w:p>
+      <w:pPr>
+        <w:pStyle w:val="Akapitzlist"/>
+        <w:numPr>
+          <w:ilvl w:val="2"/>
+          <w:numId w:val="1"/>
+        </w:numPr>
+        <w:spacing w:before="240" w:after="240"/>
+      </w:pPr>
+      <w:r>
+        <w:t>Edycja danych użytkownika</w:t>
+      </w:r>
+    </w:p>
+    <w:p>
+      <w:pPr>
+        <w:pStyle w:val="Akapitzlist"/>
+        <w:numPr>
+          <w:ilvl w:val="2"/>
+          <w:numId w:val="1"/>
+        </w:numPr>
+        <w:spacing w:before="240" w:after="240"/>
+      </w:pPr>
+      <w:r>
+        <w:t>Usunięcie użytkownika</w:t>
+      </w:r>
+    </w:p>
+    <w:p>
+      <w:pPr>
+        <w:pStyle w:val="Akapitzlist"/>
+        <w:numPr>
+          <w:ilvl w:val="2"/>
+          <w:numId w:val="1"/>
+        </w:numPr>
+      </w:pPr>
+      <w:r>
+        <w:t>Zarządzanie rolami i uprawnieniami</w:t>
+      </w:r>
+    </w:p>
+    <w:p>
+      <w:pPr>
+        <w:pStyle w:val="Akapitzlist"/>
+        <w:numPr>
+          <w:ilvl w:val="0"/>
+          <w:numId w:val="1"/>
+        </w:numPr>
+      </w:pPr>
+      <w:r>
+        <w:t>Obiekt, który będzie miał stany:</w:t>
+      </w:r>
+      <w:r>
+        <w:br/>
+      </w:r>
+      <w:r>
+        <w:t>Zamówienie</w:t>
+      </w:r>
+    </w:p>
+    <w:p>
+      <w:pPr>
+        <w:pStyle w:val="Akapitzlist"/>
+        <w:numPr>
+          <w:ilvl w:val="1"/>
+          <w:numId w:val="1"/>
+        </w:numPr>
+      </w:pPr>
+      <w:r>
+        <w:lastRenderedPageBreak/>
+        <w:t>Przykładowe stany:</w:t>
+      </w:r>
+    </w:p>
+    <w:p>
+      <w:pPr>
+        <w:pStyle w:val="Akapitzlist"/>
+        <w:numPr>
+          <w:ilvl w:val="2"/>
+          <w:numId w:val="1"/>
+        </w:numPr>
+      </w:pPr>
+      <w:r>
+        <w:t>Utworzone</w:t>
+      </w:r>
+      <w:r>
+        <w:t>,</w:t>
+      </w:r>
+    </w:p>
+    <w:p>
+      <w:pPr>
+        <w:pStyle w:val="Akapitzlist"/>
+        <w:numPr>
+          <w:ilvl w:val="2"/>
+          <w:numId w:val="1"/>
+        </w:numPr>
+      </w:pPr>
+      <w:r>
+        <w:t>zapisane roboczo</w:t>
+      </w:r>
+      <w:r>
+        <w:t>,</w:t>
+      </w:r>
+      <w:r>
+        <w:t xml:space="preserve"> </w:t>
+      </w:r>
+    </w:p>
+    <w:p>
+      <w:pPr>
+        <w:pStyle w:val="Akapitzlist"/>
+        <w:numPr>
+          <w:ilvl w:val="2"/>
+          <w:numId w:val="1"/>
+        </w:numPr>
+      </w:pPr>
+      <w:r>
+        <w:t>wysłane do zatwierdzenia</w:t>
+      </w:r>
+      <w:r>
+        <w:t>,</w:t>
+      </w:r>
+    </w:p>
+    <w:p>
+      <w:pPr>
+        <w:pStyle w:val="Akapitzlist"/>
+        <w:numPr>
+          <w:ilvl w:val="2"/>
+          <w:numId w:val="1"/>
+        </w:numPr>
+      </w:pPr>
+      <w:r>
+        <w:t>zatwierdzone</w:t>
+      </w:r>
+      <w:r>
+        <w:t>,</w:t>
+      </w:r>
+    </w:p>
+    <w:p>
+      <w:pPr>
+        <w:pStyle w:val="Akapitzlist"/>
+        <w:numPr>
+          <w:ilvl w:val="2"/>
+          <w:numId w:val="1"/>
+        </w:numPr>
+      </w:pPr>
+      <w:r>
+        <w:t>odrzucone</w:t>
+      </w:r>
+      <w:r>
+        <w:t>,</w:t>
+      </w:r>
+    </w:p>
+    <w:p>
+      <w:pPr>
+        <w:pStyle w:val="Akapitzlist"/>
+        <w:numPr>
+          <w:ilvl w:val="2"/>
+          <w:numId w:val="1"/>
+        </w:numPr>
+      </w:pPr>
+      <w:r>
+        <w:t>wysłane do dostawcy</w:t>
+      </w:r>
+      <w:r>
+        <w:t>,</w:t>
+      </w:r>
+    </w:p>
+    <w:p>
+      <w:pPr>
+        <w:pStyle w:val="Akapitzlist"/>
+        <w:numPr>
+          <w:ilvl w:val="2"/>
+          <w:numId w:val="1"/>
+        </w:numPr>
+      </w:pPr>
+      <w:r>
+        <w:t>w realizacji</w:t>
+      </w:r>
+      <w:r>
+        <w:t>,</w:t>
+      </w:r>
+    </w:p>
+    <w:p>
+      <w:pPr>
+        <w:pStyle w:val="Akapitzlist"/>
+        <w:numPr>
+          <w:ilvl w:val="2"/>
+          <w:numId w:val="1"/>
+        </w:numPr>
+      </w:pPr>
+      <w:r>
+        <w:t>dostarczone</w:t>
+      </w:r>
+      <w:r>
+        <w:t>,</w:t>
+      </w:r>
+    </w:p>
+    <w:p>
+      <w:pPr>
+        <w:pStyle w:val="Akapitzlist"/>
+        <w:numPr>
+          <w:ilvl w:val="2"/>
+          <w:numId w:val="1"/>
+        </w:numPr>
+      </w:pPr>
+      <w:r>
+        <w:t>anulowan</w:t>
+      </w:r>
+      <w:r>
+        <w:t>e,</w:t>
+      </w:r>
+    </w:p>
+    <w:p>
+      <w:pPr>
+        <w:pStyle w:val="Akapitzlist"/>
+        <w:numPr>
+          <w:ilvl w:val="0"/>
+          <w:numId w:val="1"/>
+        </w:numPr>
+        <w:rPr>
+          <w:b/>
+          <w:bCs/>
+        </w:rPr>
+      </w:pPr>
+      <w:r>
+        <w:rPr>
+          <w:b/>
+          <w:bCs/>
+        </w:rPr>
+        <w:t>Opis przypadku użycia „Utworzenie zamówienia na część”</w:t>
+      </w:r>
+    </w:p>
+    <w:p>
+      <w:pPr>
+        <w:pStyle w:val="Akapitzlist"/>
+        <w:numPr>
+          <w:ilvl w:val="1"/>
+          <w:numId w:val="1"/>
+        </w:numPr>
+        <w:rPr>
+          <w:b/>
+          <w:bCs/>
+        </w:rPr>
+      </w:pPr>
+      <w:r>
+        <w:rPr>
+          <w:b/>
+          <w:bCs/>
+        </w:rPr>
+        <w:t>Uczestniczący aktorzy</w:t>
+      </w:r>
+    </w:p>
+    <w:p>
+      <w:pPr>
+        <w:pStyle w:val="Akapitzlist"/>
+        <w:numPr>
+          <w:ilvl w:val="2"/>
+          <w:numId w:val="1"/>
+        </w:numPr>
+      </w:pPr>
+      <w:r>
+        <w:t xml:space="preserve">Magazynier </w:t>
+      </w:r>
+    </w:p>
+    <w:p>
+      <w:pPr>
+        <w:pStyle w:val="Akapitzlist"/>
+        <w:numPr>
+          <w:ilvl w:val="1"/>
+          <w:numId w:val="1"/>
+        </w:numPr>
+        <w:rPr>
+          <w:b/>
+          <w:bCs/>
+        </w:rPr>
+      </w:pPr>
+      <w:r>
+        <w:rPr>
+          <w:b/>
+          <w:bCs/>
+        </w:rPr>
+        <w:t>Podstawowy ciąg zdarzeń</w:t>
+      </w:r>
+    </w:p>
+    <w:p>
+      <w:pPr>
+        <w:pStyle w:val="Akapitzlist"/>
+        <w:numPr>
+          <w:ilvl w:val="2"/>
+          <w:numId w:val="1"/>
+        </w:numPr>
+      </w:pPr>
+      <w:r>
+        <w:t xml:space="preserve">System wyświetla formularz umożliwiający utworzenie zamówienia na część, zawierający następujące pola: </w:t>
+      </w:r>
+    </w:p>
+    <w:p>
+      <w:pPr>
+        <w:pStyle w:val="Akapitzlist"/>
+        <w:numPr>
+          <w:ilvl w:val="3"/>
+          <w:numId w:val="1"/>
+        </w:numPr>
+      </w:pPr>
+      <w:r>
+        <w:t xml:space="preserve">dane części (nazwa, symbol / numer katalogowy), </w:t>
+      </w:r>
+    </w:p>
+    <w:p>
+      <w:pPr>
+        <w:pStyle w:val="Akapitzlist"/>
+        <w:numPr>
+          <w:ilvl w:val="3"/>
+          <w:numId w:val="1"/>
+        </w:numPr>
+      </w:pPr>
+      <w:r>
+        <w:t xml:space="preserve">ilość zamawianych sztuk, </w:t>
+      </w:r>
+    </w:p>
+    <w:p>
+      <w:pPr>
+        <w:pStyle w:val="Akapitzlist"/>
+        <w:numPr>
+          <w:ilvl w:val="3"/>
+          <w:numId w:val="1"/>
+        </w:numPr>
+      </w:pPr>
+      <w:r>
+        <w:t xml:space="preserve">dane dostawcy, </w:t>
+      </w:r>
+    </w:p>
+    <w:p>
+      <w:pPr>
+        <w:pStyle w:val="Akapitzlist"/>
+        <w:numPr>
+          <w:ilvl w:val="3"/>
+          <w:numId w:val="1"/>
+        </w:numPr>
+      </w:pPr>
+      <w:r>
+        <w:t xml:space="preserve">przewidywany termin dostawy, </w:t>
+      </w:r>
+    </w:p>
+    <w:p>
+      <w:pPr>
+        <w:pStyle w:val="Akapitzlist"/>
+        <w:numPr>
+          <w:ilvl w:val="3"/>
+          <w:numId w:val="1"/>
+        </w:numPr>
+      </w:pPr>
+      <w:r>
+        <w:t xml:space="preserve">uwagi (opcjonalne). </w:t>
+      </w:r>
+    </w:p>
+    <w:p>
+      <w:pPr>
+        <w:pStyle w:val="Akapitzlist"/>
+        <w:numPr>
+          <w:ilvl w:val="2"/>
+          <w:numId w:val="1"/>
+        </w:numPr>
+      </w:pPr>
+      <w:r>
+        <w:t xml:space="preserve">Magazynier wybiera część z katalogu lub wyszukuje ją w systemie. </w:t>
+      </w:r>
+    </w:p>
+    <w:p>
+      <w:pPr>
+        <w:pStyle w:val="Akapitzlist"/>
+        <w:numPr>
+          <w:ilvl w:val="2"/>
+          <w:numId w:val="1"/>
+        </w:numPr>
+      </w:pPr>
+      <w:r>
+        <w:t xml:space="preserve">Magazynier uzupełnia formularz zamówienia, podając wymaganą ilość części oraz wybierając dostawcę. </w:t>
+      </w:r>
+    </w:p>
+    <w:p>
+      <w:pPr>
+        <w:pStyle w:val="Akapitzlist"/>
+        <w:numPr>
+          <w:ilvl w:val="2"/>
+          <w:numId w:val="1"/>
+        </w:numPr>
+      </w:pPr>
+      <w:r>
+        <w:t xml:space="preserve">Magazynier zatwierdza operację przyciskiem „Utwórz zamówienie”. </w:t>
+      </w:r>
+    </w:p>
+    <w:p>
+      <w:pPr>
+        <w:pStyle w:val="Akapitzlist"/>
+        <w:numPr>
+          <w:ilvl w:val="2"/>
+          <w:numId w:val="1"/>
+        </w:numPr>
+      </w:pPr>
+      <w:r>
+        <w:t xml:space="preserve">System weryfikuje kompletność i poprawność wprowadzonych danych: </w:t>
+      </w:r>
+    </w:p>
+    <w:p>
+      <w:pPr>
+        <w:pStyle w:val="Akapitzlist"/>
+        <w:numPr>
+          <w:ilvl w:val="3"/>
+          <w:numId w:val="1"/>
+        </w:numPr>
+      </w:pPr>
+      <w:r>
+        <w:t xml:space="preserve">część musi istnieć w katalogu części, </w:t>
+      </w:r>
+    </w:p>
+    <w:p>
+      <w:pPr>
+        <w:pStyle w:val="Akapitzlist"/>
+        <w:numPr>
+          <w:ilvl w:val="3"/>
+          <w:numId w:val="1"/>
+        </w:numPr>
+      </w:pPr>
+      <w:r>
+        <w:t xml:space="preserve">ilość musi być liczbą całkowitą większą od zera, </w:t>
+      </w:r>
+    </w:p>
+    <w:p>
+      <w:pPr>
+        <w:pStyle w:val="Akapitzlist"/>
+        <w:numPr>
+          <w:ilvl w:val="3"/>
+          <w:numId w:val="1"/>
+        </w:numPr>
+      </w:pPr>
+      <w:r>
+        <w:t xml:space="preserve">dostawca musi być wskazany, </w:t>
+      </w:r>
+    </w:p>
+    <w:p>
+      <w:pPr>
+        <w:pStyle w:val="Akapitzlist"/>
+        <w:numPr>
+          <w:ilvl w:val="3"/>
+          <w:numId w:val="1"/>
+        </w:numPr>
+      </w:pPr>
+      <w:r>
+        <w:t xml:space="preserve">przewidywany termin dostawy nie może być wcześniejszy niż data utworzenia zamówienia. </w:t>
+      </w:r>
+    </w:p>
+    <w:p>
+      <w:pPr>
+        <w:pStyle w:val="Akapitzlist"/>
+        <w:numPr>
+          <w:ilvl w:val="2"/>
+          <w:numId w:val="1"/>
+        </w:numPr>
+      </w:pPr>
+      <w:r>
+        <w:t xml:space="preserve">System zapisuje zamówienie w bazie danych, nadając mu unikalny numer oraz status: </w:t>
+      </w:r>
+    </w:p>
+    <w:p>
+      <w:pPr>
+        <w:pStyle w:val="Akapitzlist"/>
+        <w:numPr>
+          <w:ilvl w:val="3"/>
+          <w:numId w:val="1"/>
+        </w:numPr>
+      </w:pPr>
+      <w:r>
+        <w:t xml:space="preserve">„utworzone” lub </w:t>
+      </w:r>
+    </w:p>
+    <w:p>
+      <w:pPr>
+        <w:pStyle w:val="Akapitzlist"/>
+        <w:numPr>
+          <w:ilvl w:val="3"/>
+          <w:numId w:val="1"/>
+        </w:numPr>
+      </w:pPr>
+      <w:r>
+        <w:t xml:space="preserve">„oczekujące na zatwierdzenie” (w zależności od przyjętej logiki biznesowej). </w:t>
+      </w:r>
+    </w:p>
+    <w:p>
+      <w:pPr>
+        <w:pStyle w:val="Akapitzlist"/>
+        <w:numPr>
+          <w:ilvl w:val="2"/>
+          <w:numId w:val="1"/>
+        </w:numPr>
+      </w:pPr>
+      <w:r>
+        <w:t xml:space="preserve">System wyświetla komunikat o poprawnym utworzeniu zamówienia wraz z jego numerem. </w:t>
+      </w:r>
+    </w:p>
+    <w:p>
+      <w:pPr>
+        <w:pStyle w:val="Akapitzlist"/>
+        <w:numPr>
+          <w:ilvl w:val="1"/>
+          <w:numId w:val="1"/>
+        </w:numPr>
+        <w:rPr>
+          <w:b/>
+          <w:bCs/>
+        </w:rPr>
+      </w:pPr>
+      <w:r>
+        <w:rPr>
+          <w:b/>
+          <w:bCs/>
+        </w:rPr>
+        <w:t>Alternatywne ciągi zdarzeń</w:t>
+      </w:r>
+    </w:p>
+    <w:p>
+      <w:pPr>
+        <w:pStyle w:val="Akapitzlist"/>
+        <w:numPr>
+          <w:ilvl w:val="2"/>
+          <w:numId w:val="1"/>
+        </w:numPr>
+        <w:rPr>
+          <w:b/>
+          <w:bCs/>
+        </w:rPr>
+      </w:pPr>
+      <w:r>
+        <w:rPr>
+          <w:b/>
+          <w:bCs/>
+        </w:rPr>
+        <w:t>System stwierdza niekompletność lub niepoprawność danych</w:t>
+      </w:r>
+    </w:p>
+    <w:p>
+      <w:pPr>
+        <w:pStyle w:val="Akapitzlist"/>
+        <w:numPr>
+          <w:ilvl w:val="3"/>
+          <w:numId w:val="1"/>
+        </w:numPr>
+      </w:pPr>
+      <w:r>
+        <w:lastRenderedPageBreak/>
+        <w:t xml:space="preserve">System wyświetla formularz ponownie, wskazując pola zawierające błędy. </w:t>
+      </w:r>
+    </w:p>
+    <w:p>
+      <w:pPr>
+        <w:pStyle w:val="Akapitzlist"/>
+        <w:numPr>
+          <w:ilvl w:val="3"/>
+          <w:numId w:val="1"/>
+        </w:numPr>
+      </w:pPr>
+      <w:r>
+        <w:t xml:space="preserve">Magazynier poprawia dane i ponownie zatwierdza utworzenie zamówienia. </w:t>
+      </w:r>
+    </w:p>
+    <w:p>
+      <w:pPr>
+        <w:pStyle w:val="Akapitzlist"/>
+        <w:numPr>
+          <w:ilvl w:val="2"/>
+          <w:numId w:val="1"/>
+        </w:numPr>
+        <w:rPr>
+          <w:b/>
+          <w:bCs/>
+        </w:rPr>
+      </w:pPr>
+      <w:r>
+        <w:rPr>
+          <w:b/>
+          <w:bCs/>
+        </w:rPr>
+        <w:t>Magazynier rezygnuje z tworzenia zamówienia</w:t>
+      </w:r>
+    </w:p>
+    <w:p>
+      <w:pPr>
+        <w:pStyle w:val="Akapitzlist"/>
+        <w:numPr>
+          <w:ilvl w:val="3"/>
+          <w:numId w:val="1"/>
+        </w:numPr>
+      </w:pPr>
+      <w:r>
+        <w:t xml:space="preserve">Magazynier wybiera opcję anulowania operacji. </w:t>
+      </w:r>
+    </w:p>
+    <w:p>
+      <w:pPr>
+        <w:pStyle w:val="Akapitzlist"/>
+        <w:numPr>
+          <w:ilvl w:val="3"/>
+          <w:numId w:val="1"/>
+        </w:numPr>
+      </w:pPr>
+      <w:r>
+        <w:t xml:space="preserve">System przerywa proces i powraca do poprzedniego widoku bez zapisywania danych. </w:t>
+      </w:r>
+    </w:p>
+    <w:p>
+      <w:pPr>
+        <w:pStyle w:val="Akapitzlist"/>
+        <w:numPr>
+          <w:ilvl w:val="2"/>
+          <w:numId w:val="1"/>
+        </w:numPr>
+        <w:rPr>
+          <w:b/>
+          <w:bCs/>
+        </w:rPr>
+      </w:pPr>
+      <w:r>
+        <w:rPr>
+          <w:b/>
+          <w:bCs/>
+        </w:rPr>
+        <w:t>Wybrana część nie istnieje w katalogu</w:t>
+      </w:r>
+    </w:p>
+    <w:p>
+      <w:pPr>
+        <w:pStyle w:val="Akapitzlist"/>
+        <w:numPr>
+          <w:ilvl w:val="3"/>
+          <w:numId w:val="1"/>
+        </w:numPr>
+      </w:pPr>
+      <w:r>
+        <w:t xml:space="preserve">System informuje magazyniera, że wskazana część nie została odnaleziona. </w:t>
+      </w:r>
+    </w:p>
+    <w:p>
+      <w:pPr>
+        <w:pStyle w:val="Akapitzlist"/>
+        <w:numPr>
+          <w:ilvl w:val="3"/>
+          <w:numId w:val="1"/>
+        </w:numPr>
+      </w:pPr>
+      <w:r>
+        <w:t xml:space="preserve">Magazynier może ponownie wyszukać część albo zrezygnować z operacji. </w:t>
+      </w:r>
+    </w:p>
+    <w:p>
+      <w:pPr>
+        <w:pStyle w:val="Akapitzlist"/>
+        <w:numPr>
+          <w:ilvl w:val="2"/>
+          <w:numId w:val="1"/>
+        </w:numPr>
+        <w:rPr>
+          <w:b/>
+          <w:bCs/>
+        </w:rPr>
+      </w:pPr>
+      <w:r>
+        <w:rPr>
+          <w:b/>
+          <w:bCs/>
+        </w:rPr>
+        <w:t xml:space="preserve">Zamówienie przekazywane jest do zatwierdzenia </w:t>
+      </w:r>
+      <w:r>
+        <w:rPr>
+          <w:b/>
+          <w:bCs/>
+          <w:i/>
+          <w:iCs/>
+        </w:rPr>
+        <w:t>(powiązanie z &lt;&lt;</w:t>
+      </w:r>
+      <w:proofErr w:type="spellStart"/>
+      <w:r>
+        <w:rPr>
+          <w:b/>
+          <w:bCs/>
+          <w:i/>
+          <w:iCs/>
+        </w:rPr>
+        <w:t>extend</w:t>
+      </w:r>
+      <w:proofErr w:type="spellEnd"/>
+      <w:r>
+        <w:rPr>
+          <w:b/>
+          <w:bCs/>
+          <w:i/>
+          <w:iCs/>
+        </w:rPr>
+        <w:t>&gt;&gt;)</w:t>
+      </w:r>
+    </w:p>
+    <w:p>
+      <w:pPr>
+        <w:pStyle w:val="Akapitzlist"/>
+        <w:numPr>
+          <w:ilvl w:val="3"/>
+          <w:numId w:val="1"/>
+        </w:numPr>
+      </w:pPr>
+      <w:r>
+        <w:t xml:space="preserve">Po zapisaniu zamówienia system nadaje mu status „oczekujące na zatwierdzenie”. </w:t>
+      </w:r>
+    </w:p>
+    <w:p>
+      <w:pPr>
+        <w:pStyle w:val="Akapitzlist"/>
+        <w:numPr>
+          <w:ilvl w:val="3"/>
+          <w:numId w:val="1"/>
+        </w:numPr>
+      </w:pPr>
+      <w:r>
+        <w:t>System informuje magazyniera, że zamówienie zostało przekazane do akceptacji kierownika.</w:t>
+      </w:r>
+    </w:p>
+    <w:p>
+      <w:pPr>
+        <w:pStyle w:val="Akapitzlist"/>
+        <w:numPr>
+          <w:ilvl w:val="1"/>
+          <w:numId w:val="1"/>
+        </w:numPr>
+      </w:pPr>
+      <w:r>
+        <w:t>Zależności czasowe</w:t>
+      </w:r>
+    </w:p>
+    <w:p>
+      <w:pPr>
+        <w:pStyle w:val="Akapitzlist"/>
+        <w:numPr>
+          <w:ilvl w:val="2"/>
+          <w:numId w:val="1"/>
+        </w:numPr>
+      </w:pPr>
+      <w:r>
+        <w:t>częstotliwość wykonania:</w:t>
+      </w:r>
+    </w:p>
+    <w:p>
+      <w:pPr>
+        <w:pStyle w:val="Akapitzlist"/>
+        <w:numPr>
+          <w:ilvl w:val="3"/>
+          <w:numId w:val="1"/>
+        </w:numPr>
+      </w:pPr>
+      <w:r>
+        <w:t>zależna od liczby braków magazynowych i bieżących potrzeb serwisu, średnio od kilku do kilkunastu razy w tygodniu</w:t>
+      </w:r>
+      <w:r>
+        <w:t>,</w:t>
+      </w:r>
+    </w:p>
+    <w:p>
+      <w:pPr>
+        <w:pStyle w:val="Akapitzlist"/>
+        <w:numPr>
+          <w:ilvl w:val="2"/>
+          <w:numId w:val="1"/>
+        </w:numPr>
+      </w:pPr>
+      <w:r>
+        <w:t>przewidywane spiętrzenia:</w:t>
+      </w:r>
+    </w:p>
+    <w:p>
+      <w:pPr>
+        <w:pStyle w:val="Akapitzlist"/>
+        <w:numPr>
+          <w:ilvl w:val="3"/>
+          <w:numId w:val="1"/>
+        </w:numPr>
+      </w:pPr>
+      <w:r>
+        <w:t>w okresach zwiększonej liczby napraw sprzętu, np. po weekendach, po dłuższych świętach lub w czasie wzmożonego ruchu w serwisie</w:t>
+      </w:r>
+      <w:r>
+        <w:t>,</w:t>
+      </w:r>
+    </w:p>
+    <w:p>
+      <w:pPr>
+        <w:pStyle w:val="Akapitzlist"/>
+        <w:numPr>
+          <w:ilvl w:val="2"/>
+          <w:numId w:val="1"/>
+        </w:numPr>
+      </w:pPr>
+      <w:r>
+        <w:t>typowy czas realizacji:</w:t>
+      </w:r>
+    </w:p>
+    <w:p>
+      <w:pPr>
+        <w:pStyle w:val="Akapitzlist"/>
+        <w:numPr>
+          <w:ilvl w:val="3"/>
+          <w:numId w:val="1"/>
+        </w:numPr>
+      </w:pPr>
+      <w:r>
+        <w:t>około 1–3 minuty</w:t>
+      </w:r>
+      <w:r>
+        <w:t>,</w:t>
+      </w:r>
+    </w:p>
+    <w:p>
+      <w:pPr>
+        <w:pStyle w:val="Akapitzlist"/>
+        <w:numPr>
+          <w:ilvl w:val="2"/>
+          <w:numId w:val="1"/>
+        </w:numPr>
+      </w:pPr>
+      <w:r>
+        <w:t>maksymalny czas realizacji:</w:t>
+      </w:r>
+    </w:p>
+    <w:p>
+      <w:pPr>
+        <w:pStyle w:val="Akapitzlist"/>
+        <w:numPr>
+          <w:ilvl w:val="3"/>
+          <w:numId w:val="1"/>
+        </w:numPr>
+      </w:pPr>
+      <w:r>
+        <w:t>nieokreślony; zależny od kompletności danych oraz dostępności informacji o części i dostawcy</w:t>
+      </w:r>
+      <w:r>
+        <w:t>,</w:t>
+      </w:r>
+    </w:p>
+    <w:p>
+      <w:pPr>
+        <w:pStyle w:val="Akapitzlist"/>
+        <w:numPr>
+          <w:ilvl w:val="1"/>
+          <w:numId w:val="1"/>
+        </w:numPr>
+      </w:pPr>
+      <w:r>
+        <w:t>Wartości uzyskiwane przez aktora po zakończeniu przypadku użycia</w:t>
+      </w:r>
+    </w:p>
+    <w:p>
+      <w:pPr>
+        <w:pStyle w:val="Akapitzlist"/>
+        <w:numPr>
+          <w:ilvl w:val="2"/>
+          <w:numId w:val="1"/>
+        </w:numPr>
+      </w:pPr>
+      <w:r>
+        <w:t>Utworzenie nowego zamówienia na brakującą część.</w:t>
+      </w:r>
+    </w:p>
+    <w:p>
+      <w:pPr>
+        <w:pStyle w:val="Akapitzlist"/>
+        <w:numPr>
+          <w:ilvl w:val="2"/>
+          <w:numId w:val="1"/>
+        </w:numPr>
+      </w:pPr>
+      <w:r>
+        <w:t>Zarejestrowanie zamówienia w systemie wraz z jego numerem i statusem.</w:t>
+      </w:r>
+    </w:p>
+    <w:p>
+      <w:pPr>
+        <w:pStyle w:val="Akapitzlist"/>
+        <w:numPr>
+          <w:ilvl w:val="2"/>
+          <w:numId w:val="1"/>
+        </w:numPr>
+      </w:pPr>
+      <w:r>
+        <w:t>Możliwość przekazania zamówienia do dalszej obsługi, w szczególności do zatwierdzenia i realizacji.</w:t>
+      </w:r>
+    </w:p>
+    <w:p>
+      <w:pPr>
+        <w:pStyle w:val="Akapitzlist"/>
+        <w:numPr>
+          <w:ilvl w:val="0"/>
+          <w:numId w:val="1"/>
+        </w:numPr>
+        <w:rPr>
+          <w:b/>
+          <w:bCs/>
+        </w:rPr>
+      </w:pPr>
+      <w:r>
+        <w:rPr>
+          <w:b/>
+          <w:bCs/>
+        </w:rPr>
+        <w:t>Opis przypadku użycia „Wyszukiwanie części”</w:t>
+      </w:r>
+    </w:p>
+    <w:p>
+      <w:pPr>
+        <w:pStyle w:val="Akapitzlist"/>
+        <w:numPr>
+          <w:ilvl w:val="1"/>
+          <w:numId w:val="1"/>
+        </w:numPr>
+        <w:rPr>
+          <w:b/>
+          <w:bCs/>
+        </w:rPr>
+      </w:pPr>
+      <w:r>
+        <w:rPr>
+          <w:b/>
+          <w:bCs/>
+        </w:rPr>
+        <w:t>Uczestniczący aktorzy</w:t>
+      </w:r>
+    </w:p>
+    <w:p>
+      <w:pPr>
+        <w:pStyle w:val="Akapitzlist"/>
+        <w:numPr>
+          <w:ilvl w:val="2"/>
+          <w:numId w:val="1"/>
+        </w:numPr>
+      </w:pPr>
+      <w:r>
+        <w:t xml:space="preserve">Pracownik serwisu </w:t>
+      </w:r>
+    </w:p>
+    <w:p>
+      <w:pPr>
+        <w:pStyle w:val="Akapitzlist"/>
+        <w:numPr>
+          <w:ilvl w:val="1"/>
+          <w:numId w:val="1"/>
+        </w:numPr>
+        <w:rPr>
+          <w:b/>
+          <w:bCs/>
+        </w:rPr>
+      </w:pPr>
+      <w:r>
+        <w:rPr>
+          <w:b/>
+          <w:bCs/>
+        </w:rPr>
+        <w:lastRenderedPageBreak/>
+        <w:t>Podstawowy ciąg zdarzeń</w:t>
+      </w:r>
+    </w:p>
+    <w:p>
+      <w:pPr>
+        <w:pStyle w:val="Akapitzlist"/>
+        <w:numPr>
+          <w:ilvl w:val="2"/>
+          <w:numId w:val="1"/>
+        </w:numPr>
+      </w:pPr>
+      <w:r>
+        <w:t xml:space="preserve">System wyświetla interfejs wyszukiwania części, zawierający pola filtrów: </w:t>
+      </w:r>
+    </w:p>
+    <w:p>
+      <w:pPr>
+        <w:pStyle w:val="Akapitzlist"/>
+        <w:numPr>
+          <w:ilvl w:val="3"/>
+          <w:numId w:val="1"/>
+        </w:numPr>
+      </w:pPr>
+      <w:r>
+        <w:t xml:space="preserve">nazwa części lub numer katalogowy, </w:t>
+      </w:r>
+    </w:p>
+    <w:p>
+      <w:pPr>
+        <w:pStyle w:val="Akapitzlist"/>
+        <w:numPr>
+          <w:ilvl w:val="3"/>
+          <w:numId w:val="1"/>
+        </w:numPr>
+      </w:pPr>
+      <w:r>
+        <w:t xml:space="preserve">kategoria (np. dyski, pamięci RAM, płyty główne), </w:t>
+      </w:r>
+    </w:p>
+    <w:p>
+      <w:pPr>
+        <w:pStyle w:val="Akapitzlist"/>
+        <w:numPr>
+          <w:ilvl w:val="3"/>
+          <w:numId w:val="1"/>
+        </w:numPr>
+      </w:pPr>
+      <w:r>
+        <w:t xml:space="preserve">status dostępności (wszystkie, dostępne, brak na stanie). </w:t>
+      </w:r>
+    </w:p>
+    <w:p>
+      <w:pPr>
+        <w:pStyle w:val="Akapitzlist"/>
+        <w:numPr>
+          <w:ilvl w:val="2"/>
+          <w:numId w:val="1"/>
+        </w:numPr>
+      </w:pPr>
+      <w:r>
+        <w:t xml:space="preserve">Pracownik serwisu wprowadza wybrane kryteria wyszukiwania. </w:t>
+      </w:r>
+    </w:p>
+    <w:p>
+      <w:pPr>
+        <w:pStyle w:val="Akapitzlist"/>
+        <w:numPr>
+          <w:ilvl w:val="2"/>
+          <w:numId w:val="1"/>
+        </w:numPr>
+      </w:pPr>
+      <w:r>
+        <w:t xml:space="preserve">Pracownik serwisu zatwierdza operację przyciskiem „Szukaj”. </w:t>
+      </w:r>
+    </w:p>
+    <w:p>
+      <w:pPr>
+        <w:pStyle w:val="Akapitzlist"/>
+        <w:numPr>
+          <w:ilvl w:val="2"/>
+          <w:numId w:val="1"/>
+        </w:numPr>
+      </w:pPr>
+      <w:r>
+        <w:t xml:space="preserve">System weryfikuje poprawność wprowadzonych danych. </w:t>
+      </w:r>
+    </w:p>
+    <w:p>
+      <w:pPr>
+        <w:pStyle w:val="Akapitzlist"/>
+        <w:numPr>
+          <w:ilvl w:val="2"/>
+          <w:numId w:val="1"/>
+        </w:numPr>
+      </w:pPr>
+      <w:r>
+        <w:t xml:space="preserve">System przeszukuje bazę danych i wyświetla listę części spełniających podane kryteria. </w:t>
+      </w:r>
+    </w:p>
+    <w:p>
+      <w:pPr>
+        <w:pStyle w:val="Akapitzlist"/>
+        <w:numPr>
+          <w:ilvl w:val="2"/>
+          <w:numId w:val="1"/>
+        </w:numPr>
+      </w:pPr>
+      <w:r>
+        <w:t xml:space="preserve">System prezentuje wyniki w formie tabeli zawierającej: </w:t>
+      </w:r>
+    </w:p>
+    <w:p>
+      <w:pPr>
+        <w:pStyle w:val="Akapitzlist"/>
+        <w:numPr>
+          <w:ilvl w:val="3"/>
+          <w:numId w:val="1"/>
+        </w:numPr>
+      </w:pPr>
+      <w:r>
+        <w:t xml:space="preserve">nazwę części i numer katalogowy, </w:t>
+      </w:r>
+    </w:p>
+    <w:p>
+      <w:pPr>
+        <w:pStyle w:val="Akapitzlist"/>
+        <w:numPr>
+          <w:ilvl w:val="3"/>
+          <w:numId w:val="1"/>
+        </w:numPr>
+      </w:pPr>
+      <w:r>
+        <w:t xml:space="preserve">aktualny stan magazynowy, </w:t>
+      </w:r>
+    </w:p>
+    <w:p>
+      <w:pPr>
+        <w:pStyle w:val="Akapitzlist"/>
+        <w:numPr>
+          <w:ilvl w:val="3"/>
+          <w:numId w:val="1"/>
+        </w:numPr>
+      </w:pPr>
+      <w:r>
+        <w:t xml:space="preserve">cenę. </w:t>
+      </w:r>
+    </w:p>
+    <w:p>
+      <w:pPr>
+        <w:pStyle w:val="Akapitzlist"/>
+        <w:numPr>
+          <w:ilvl w:val="2"/>
+          <w:numId w:val="1"/>
+        </w:numPr>
+      </w:pPr>
+      <w:r>
+        <w:t xml:space="preserve">Pracownik serwisu wybiera interesującą go pozycję z listy. </w:t>
+      </w:r>
+    </w:p>
+    <w:p>
+      <w:pPr>
+        <w:pStyle w:val="Akapitzlist"/>
+        <w:numPr>
+          <w:ilvl w:val="2"/>
+          <w:numId w:val="1"/>
+        </w:numPr>
+      </w:pPr>
+      <w:r>
+        <w:t xml:space="preserve">System wyświetla szczegółowe informacje o wybranej części, takie jak parametry techniczne oraz historia jej wykorzystania. </w:t>
+      </w:r>
+    </w:p>
+    <w:p>
+      <w:pPr>
+        <w:pStyle w:val="Akapitzlist"/>
+        <w:numPr>
+          <w:ilvl w:val="1"/>
+          <w:numId w:val="1"/>
+        </w:numPr>
+        <w:rPr>
+          <w:b/>
+          <w:bCs/>
+        </w:rPr>
+      </w:pPr>
+      <w:r>
+        <w:rPr>
+          <w:b/>
+          <w:bCs/>
+        </w:rPr>
+        <w:t>Alternatywne ciągi zdarzeń</w:t>
+      </w:r>
+    </w:p>
+    <w:p>
+      <w:pPr>
+        <w:pStyle w:val="Akapitzlist"/>
+        <w:numPr>
+          <w:ilvl w:val="2"/>
+          <w:numId w:val="1"/>
+        </w:numPr>
+        <w:rPr>
+          <w:b/>
+          <w:bCs/>
+        </w:rPr>
+      </w:pPr>
+      <w:r>
+        <w:rPr>
+          <w:b/>
+          <w:bCs/>
+        </w:rPr>
+        <w:t>Brak wyników wyszukiwania</w:t>
+      </w:r>
+    </w:p>
+    <w:p>
+      <w:pPr>
+        <w:pStyle w:val="Akapitzlist"/>
+        <w:numPr>
+          <w:ilvl w:val="3"/>
+          <w:numId w:val="1"/>
+        </w:numPr>
+      </w:pPr>
+      <w:r>
+        <w:t xml:space="preserve">System informuje użytkownika o braku części spełniających podane kryteria. </w:t>
+      </w:r>
+    </w:p>
+    <w:p>
+      <w:pPr>
+        <w:pStyle w:val="Akapitzlist"/>
+        <w:numPr>
+          <w:ilvl w:val="3"/>
+          <w:numId w:val="1"/>
+        </w:numPr>
+      </w:pPr>
+      <w:r>
+        <w:t xml:space="preserve">System sugeruje zmianę parametrów wyszukiwania. </w:t>
+      </w:r>
+    </w:p>
+    <w:p>
+      <w:pPr>
+        <w:pStyle w:val="Akapitzlist"/>
+        <w:numPr>
+          <w:ilvl w:val="3"/>
+          <w:numId w:val="1"/>
+        </w:numPr>
+      </w:pPr>
+      <w:r>
+        <w:t xml:space="preserve">Pracownik serwisu może zmodyfikować kryteria lub zakończyć proces. </w:t>
+      </w:r>
+    </w:p>
+    <w:p>
+      <w:pPr>
+        <w:pStyle w:val="Akapitzlist"/>
+        <w:numPr>
+          <w:ilvl w:val="2"/>
+          <w:numId w:val="1"/>
+        </w:numPr>
+        <w:rPr>
+          <w:b/>
+          <w:bCs/>
+        </w:rPr>
+      </w:pPr>
+      <w:r>
+        <w:rPr>
+          <w:b/>
+          <w:bCs/>
+        </w:rPr>
+        <w:t>Niepoprawne dane wejściowe</w:t>
+      </w:r>
+    </w:p>
+    <w:p>
+      <w:pPr>
+        <w:pStyle w:val="Akapitzlist"/>
+        <w:numPr>
+          <w:ilvl w:val="3"/>
+          <w:numId w:val="1"/>
+        </w:numPr>
+      </w:pPr>
+      <w:r>
+        <w:t xml:space="preserve">System wyświetla komunikat o błędzie (np. niedozwolone znaki lub zbyt krótka fraza). </w:t>
+      </w:r>
+    </w:p>
+    <w:p>
+      <w:pPr>
+        <w:pStyle w:val="Akapitzlist"/>
+        <w:numPr>
+          <w:ilvl w:val="3"/>
+          <w:numId w:val="1"/>
+        </w:numPr>
+      </w:pPr>
+      <w:r>
+        <w:t xml:space="preserve">Pracownik serwisu poprawia dane i ponownie uruchamia wyszukiwanie. </w:t>
+      </w:r>
+    </w:p>
+    <w:p>
+      <w:pPr>
+        <w:pStyle w:val="Akapitzlist"/>
+        <w:numPr>
+          <w:ilvl w:val="1"/>
+          <w:numId w:val="1"/>
+        </w:numPr>
+        <w:rPr>
+          <w:b/>
+          <w:bCs/>
+        </w:rPr>
+      </w:pPr>
+      <w:r>
+        <w:rPr>
+          <w:b/>
+          <w:bCs/>
+        </w:rPr>
+        <w:t>Zależności czasowe</w:t>
+      </w:r>
+    </w:p>
+    <w:p>
+      <w:pPr>
+        <w:pStyle w:val="Akapitzlist"/>
+        <w:numPr>
+          <w:ilvl w:val="2"/>
+          <w:numId w:val="1"/>
+        </w:numPr>
+        <w:rPr>
+          <w:b/>
+          <w:bCs/>
+        </w:rPr>
+      </w:pPr>
+      <w:r>
+        <w:rPr>
+          <w:b/>
+          <w:bCs/>
+        </w:rPr>
+        <w:t>Częstotliwość wykonania</w:t>
+      </w:r>
+    </w:p>
+    <w:p>
+      <w:pPr>
+        <w:pStyle w:val="Akapitzlist"/>
+        <w:numPr>
+          <w:ilvl w:val="3"/>
+          <w:numId w:val="1"/>
+        </w:numPr>
+      </w:pPr>
+      <w:r>
+        <w:t>Bardzo wysoka; wielokrotnie w ciągu dnia podczas realizacji zleceń i obsługi napraw.</w:t>
+      </w:r>
+    </w:p>
+    <w:p>
+      <w:pPr>
+        <w:pStyle w:val="Akapitzlist"/>
+        <w:numPr>
+          <w:ilvl w:val="2"/>
+          <w:numId w:val="1"/>
+        </w:numPr>
+        <w:rPr>
+          <w:b/>
+          <w:bCs/>
+        </w:rPr>
+      </w:pPr>
+      <w:r>
+        <w:rPr>
+          <w:b/>
+          <w:bCs/>
+        </w:rPr>
+        <w:t>Przewidywane spiętrzenia</w:t>
+      </w:r>
+    </w:p>
+    <w:p>
+      <w:pPr>
+        <w:pStyle w:val="Akapitzlist"/>
+        <w:numPr>
+          <w:ilvl w:val="3"/>
+          <w:numId w:val="1"/>
+        </w:numPr>
+      </w:pPr>
+      <w:r>
+        <w:t>W godzinach rozpoczęcia pracy serwisu oraz przy większej liczbie zleceń.</w:t>
+      </w:r>
+    </w:p>
+    <w:p>
+      <w:pPr>
+        <w:pStyle w:val="Akapitzlist"/>
+        <w:numPr>
+          <w:ilvl w:val="2"/>
+          <w:numId w:val="1"/>
+        </w:numPr>
+        <w:rPr>
+          <w:b/>
+          <w:bCs/>
+        </w:rPr>
+      </w:pPr>
+      <w:r>
+        <w:rPr>
+          <w:b/>
+          <w:bCs/>
+        </w:rPr>
+        <w:t>Typowy czas realizacji</w:t>
+      </w:r>
+    </w:p>
+    <w:p>
+      <w:pPr>
+        <w:pStyle w:val="Akapitzlist"/>
+        <w:numPr>
+          <w:ilvl w:val="3"/>
+          <w:numId w:val="1"/>
+        </w:numPr>
+      </w:pPr>
+      <w:r>
+        <w:t>Od kilku do kilkunastu sekund, w zależności od liczby rekordów i zastosowanych filtrów.</w:t>
+      </w:r>
+    </w:p>
+    <w:p>
+      <w:pPr>
+        <w:pStyle w:val="Akapitzlist"/>
+        <w:numPr>
+          <w:ilvl w:val="2"/>
+          <w:numId w:val="1"/>
+        </w:numPr>
+        <w:rPr>
+          <w:b/>
+          <w:bCs/>
+        </w:rPr>
+      </w:pPr>
+      <w:r>
+        <w:rPr>
+          <w:b/>
+          <w:bCs/>
+        </w:rPr>
+        <w:t>Maksymalny czas realizacji</w:t>
+      </w:r>
+    </w:p>
+    <w:p>
+      <w:pPr>
+        <w:pStyle w:val="Akapitzlist"/>
+        <w:numPr>
+          <w:ilvl w:val="3"/>
+          <w:numId w:val="1"/>
+        </w:numPr>
+      </w:pPr>
+      <w:r>
+        <w:lastRenderedPageBreak/>
+        <w:t>Zależny od wydajności systemu i wielkości bazy danych; zazwyczaj nie przekracza 1 minuty.</w:t>
+      </w:r>
+    </w:p>
+    <w:p>
+      <w:pPr>
+        <w:pStyle w:val="Akapitzlist"/>
+        <w:numPr>
+          <w:ilvl w:val="1"/>
+          <w:numId w:val="1"/>
+        </w:numPr>
+        <w:rPr>
+          <w:b/>
+          <w:bCs/>
+        </w:rPr>
+      </w:pPr>
+      <w:r>
+        <w:rPr>
+          <w:b/>
+          <w:bCs/>
+        </w:rPr>
+        <w:t>Wartości uzyskiwane przez aktora po zakończeniu przypadku użycia</w:t>
+      </w:r>
+    </w:p>
+    <w:p>
+      <w:pPr>
+        <w:pStyle w:val="Akapitzlist"/>
+        <w:numPr>
+          <w:ilvl w:val="2"/>
+          <w:numId w:val="1"/>
+        </w:numPr>
+      </w:pPr>
+      <w:r>
+        <w:t xml:space="preserve">Uzyskanie informacji o dostępności i parametrach wybranej części. </w:t>
+      </w:r>
+    </w:p>
+    <w:p>
+      <w:pPr>
+        <w:pStyle w:val="Akapitzlist"/>
+        <w:numPr>
+          <w:ilvl w:val="2"/>
+          <w:numId w:val="1"/>
+        </w:numPr>
+      </w:pPr>
+      <w:r>
+        <w:t xml:space="preserve">Możliwość przejścia do dalszych operacji, takich jak przypisanie części do naprawy lub zgłoszenie zapotrzebowania. </w:t>
+      </w:r>
+    </w:p>
+    <w:p>
+      <w:pPr>
+        <w:pStyle w:val="Akapitzlist"/>
+        <w:numPr>
+          <w:ilvl w:val="2"/>
+          <w:numId w:val="1"/>
+        </w:numPr>
+      </w:pPr>
+      <w:r>
+        <w:t xml:space="preserve">Skrócenie czasu wyszukiwania informacji w porównaniu z ręczną ewidencją. </w:t>
+      </w:r>
+    </w:p>
+    <w:p>
+      <w:pPr>
+        <w:pStyle w:val="Akapitzlist"/>
+        <w:numPr>
+          <w:ilvl w:val="0"/>
+          <w:numId w:val="1"/>
+        </w:numPr>
+        <w:rPr>
+          <w:b/>
+          <w:bCs/>
+        </w:rPr>
+      </w:pPr>
+      <w:r>
+        <w:rPr>
+          <w:b/>
+          <w:bCs/>
+        </w:rPr>
+        <w:t>Opis przypadku użycia „Obsługa dostawy”</w:t>
+      </w:r>
+      <w:r>
+        <w:rPr>
+          <w:b/>
+          <w:bCs/>
+        </w:rPr>
         <w:t>:</w:t>
       </w:r>
     </w:p>
@@ -299,49 +3218,598 @@
       <w:pPr>
         <w:pStyle w:val="Akapitzlist"/>
         <w:numPr>
-          <w:ilvl w:val="2"/>
+          <w:ilvl w:val="1"/>
+          <w:numId w:val="1"/>
+        </w:numPr>
+        <w:rPr>
+          <w:b/>
+          <w:bCs/>
+        </w:rPr>
+      </w:pPr>
+      <w:r>
+        <w:rPr>
+          <w:b/>
+          <w:bCs/>
+        </w:rPr>
+        <w:t>Uczestniczący aktorzy</w:t>
+      </w:r>
+    </w:p>
+    <w:p>
+      <w:pPr>
+        <w:pStyle w:val="Akapitzlist"/>
+        <w:numPr>
+          <w:ilvl w:val="2"/>
+          <w:numId w:val="1"/>
+        </w:numPr>
+      </w:pPr>
+      <w:r>
+        <w:t xml:space="preserve">Magazynier </w:t>
+      </w:r>
+    </w:p>
+    <w:p>
+      <w:pPr>
+        <w:pStyle w:val="Akapitzlist"/>
+        <w:numPr>
+          <w:ilvl w:val="1"/>
+          <w:numId w:val="1"/>
+        </w:numPr>
+        <w:rPr>
+          <w:b/>
+          <w:bCs/>
+        </w:rPr>
+      </w:pPr>
+      <w:r>
+        <w:rPr>
+          <w:b/>
+          <w:bCs/>
+        </w:rPr>
+        <w:t>Podstawowy ciąg zdarzeń</w:t>
+      </w:r>
+    </w:p>
+    <w:p>
+      <w:pPr>
+        <w:pStyle w:val="Akapitzlist"/>
+        <w:numPr>
+          <w:ilvl w:val="2"/>
+          <w:numId w:val="1"/>
+        </w:numPr>
+      </w:pPr>
+      <w:r>
+        <w:t xml:space="preserve">System wyświetla formularz umożliwiający obsługę przyjęcia dostawy, zawierający: </w:t>
+      </w:r>
+    </w:p>
+    <w:p>
+      <w:pPr>
+        <w:pStyle w:val="Akapitzlist"/>
+        <w:numPr>
+          <w:ilvl w:val="3"/>
+          <w:numId w:val="1"/>
+        </w:numPr>
+      </w:pPr>
+      <w:r>
+        <w:t xml:space="preserve">numer zamówienia, </w:t>
+      </w:r>
+    </w:p>
+    <w:p>
+      <w:pPr>
+        <w:pStyle w:val="Akapitzlist"/>
+        <w:numPr>
+          <w:ilvl w:val="3"/>
+          <w:numId w:val="1"/>
+        </w:numPr>
+      </w:pPr>
+      <w:r>
+        <w:t xml:space="preserve">dane dostawcy, </w:t>
+      </w:r>
+    </w:p>
+    <w:p>
+      <w:pPr>
+        <w:pStyle w:val="Akapitzlist"/>
+        <w:numPr>
+          <w:ilvl w:val="3"/>
+          <w:numId w:val="1"/>
+        </w:numPr>
+      </w:pPr>
+      <w:r>
+        <w:t xml:space="preserve">listę zamówionych części, </w:t>
+      </w:r>
+    </w:p>
+    <w:p>
+      <w:pPr>
+        <w:pStyle w:val="Akapitzlist"/>
+        <w:numPr>
+          <w:ilvl w:val="3"/>
+          <w:numId w:val="1"/>
+        </w:numPr>
+      </w:pPr>
+      <w:r>
+        <w:t xml:space="preserve">ilość zamówioną, </w:t>
+      </w:r>
+    </w:p>
+    <w:p>
+      <w:pPr>
+        <w:pStyle w:val="Akapitzlist"/>
+        <w:numPr>
+          <w:ilvl w:val="3"/>
+          <w:numId w:val="1"/>
+        </w:numPr>
+      </w:pPr>
+      <w:r>
+        <w:t xml:space="preserve">ilość dostarczoną, </w:t>
+      </w:r>
+    </w:p>
+    <w:p>
+      <w:pPr>
+        <w:pStyle w:val="Akapitzlist"/>
+        <w:numPr>
+          <w:ilvl w:val="3"/>
+          <w:numId w:val="1"/>
+        </w:numPr>
+      </w:pPr>
+      <w:r>
+        <w:t xml:space="preserve">datę dostawy, </w:t>
+      </w:r>
+    </w:p>
+    <w:p>
+      <w:pPr>
+        <w:pStyle w:val="Akapitzlist"/>
+        <w:numPr>
+          <w:ilvl w:val="3"/>
+          <w:numId w:val="1"/>
+        </w:numPr>
+      </w:pPr>
+      <w:r>
+        <w:t xml:space="preserve">pole uwag. </w:t>
+      </w:r>
+    </w:p>
+    <w:p>
+      <w:pPr>
+        <w:pStyle w:val="Akapitzlist"/>
+        <w:numPr>
+          <w:ilvl w:val="2"/>
+          <w:numId w:val="1"/>
+        </w:numPr>
+      </w:pPr>
+      <w:r>
+        <w:t xml:space="preserve">Magazynier wybiera zamówienie, dla którego została dostarczona przesyłka. </w:t>
+      </w:r>
+    </w:p>
+    <w:p>
+      <w:pPr>
+        <w:pStyle w:val="Akapitzlist"/>
+        <w:numPr>
+          <w:ilvl w:val="2"/>
+          <w:numId w:val="1"/>
+        </w:numPr>
+      </w:pPr>
+      <w:r>
+        <w:t xml:space="preserve">System wyświetla szczegóły wybranego zamówienia. </w:t>
+      </w:r>
+    </w:p>
+    <w:p>
+      <w:pPr>
+        <w:pStyle w:val="Akapitzlist"/>
+        <w:numPr>
+          <w:ilvl w:val="2"/>
+          <w:numId w:val="1"/>
+        </w:numPr>
+      </w:pPr>
+      <w:r>
+        <w:t xml:space="preserve">Magazynier porównuje dostarczone części z danymi zapisanymi w zamówieniu. </w:t>
+      </w:r>
+    </w:p>
+    <w:p>
+      <w:pPr>
+        <w:pStyle w:val="Akapitzlist"/>
+        <w:numPr>
+          <w:ilvl w:val="2"/>
+          <w:numId w:val="1"/>
+        </w:numPr>
+      </w:pPr>
+      <w:r>
+        <w:t xml:space="preserve">Magazynier wprowadza rzeczywiście dostarczone ilości części. </w:t>
+      </w:r>
+    </w:p>
+    <w:p>
+      <w:pPr>
+        <w:pStyle w:val="Akapitzlist"/>
+        <w:numPr>
+          <w:ilvl w:val="2"/>
+          <w:numId w:val="1"/>
+        </w:numPr>
+      </w:pPr>
+      <w:r>
+        <w:t xml:space="preserve">Magazynier potwierdza przyjęcie dostawy przyciskiem „Zatwierdź przyjęcie”. </w:t>
+      </w:r>
+    </w:p>
+    <w:p>
+      <w:pPr>
+        <w:pStyle w:val="Akapitzlist"/>
+        <w:numPr>
+          <w:ilvl w:val="2"/>
+          <w:numId w:val="1"/>
+        </w:numPr>
+      </w:pPr>
+      <w:r>
+        <w:t xml:space="preserve">System weryfikuje poprawność i kompletność danych: </w:t>
+      </w:r>
+    </w:p>
+    <w:p>
+      <w:pPr>
+        <w:pStyle w:val="Akapitzlist"/>
+        <w:numPr>
+          <w:ilvl w:val="3"/>
+          <w:numId w:val="1"/>
+        </w:numPr>
+      </w:pPr>
+      <w:r>
+        <w:t xml:space="preserve">zamówienie musi istnieć w systemie, </w:t>
+      </w:r>
+    </w:p>
+    <w:p>
+      <w:pPr>
+        <w:pStyle w:val="Akapitzlist"/>
+        <w:numPr>
+          <w:ilvl w:val="3"/>
+          <w:numId w:val="1"/>
+        </w:numPr>
+      </w:pPr>
+      <w:r>
+        <w:t xml:space="preserve">dostarczona ilość nie może być mniejsza od zera, </w:t>
+      </w:r>
+    </w:p>
+    <w:p>
+      <w:pPr>
+        <w:pStyle w:val="Akapitzlist"/>
+        <w:numPr>
+          <w:ilvl w:val="3"/>
+          <w:numId w:val="1"/>
+        </w:numPr>
+      </w:pPr>
+      <w:r>
+        <w:t xml:space="preserve">data dostawy nie może być wcześniejsza niż data utworzenia zamówienia, </w:t>
+      </w:r>
+    </w:p>
+    <w:p>
+      <w:pPr>
+        <w:pStyle w:val="Akapitzlist"/>
+        <w:numPr>
+          <w:ilvl w:val="3"/>
+          <w:numId w:val="1"/>
+        </w:numPr>
+      </w:pPr>
+      <w:r>
+        <w:t xml:space="preserve">każda przyjęta część musi być powiązana z pozycją zamówienia. </w:t>
+      </w:r>
+    </w:p>
+    <w:p>
+      <w:pPr>
+        <w:pStyle w:val="Akapitzlist"/>
+        <w:numPr>
+          <w:ilvl w:val="2"/>
+          <w:numId w:val="1"/>
+        </w:numPr>
+      </w:pPr>
+      <w:r>
+        <w:t xml:space="preserve">System aktualizuje stany magazynowe dla przyjętych części. </w:t>
+      </w:r>
+    </w:p>
+    <w:p>
+      <w:pPr>
+        <w:pStyle w:val="Akapitzlist"/>
+        <w:numPr>
+          <w:ilvl w:val="2"/>
+          <w:numId w:val="1"/>
+        </w:numPr>
+      </w:pPr>
+      <w:r>
+        <w:t xml:space="preserve">System zmienia status zamówienia na „zrealizowane”. </w:t>
+      </w:r>
+    </w:p>
+    <w:p>
+      <w:pPr>
+        <w:pStyle w:val="Akapitzlist"/>
+        <w:numPr>
+          <w:ilvl w:val="2"/>
+          <w:numId w:val="1"/>
+        </w:numPr>
+      </w:pPr>
+      <w:r>
+        <w:t xml:space="preserve">System zapisuje informację o przyjęciu dostawy w bazie danych. </w:t>
+      </w:r>
+    </w:p>
+    <w:p>
+      <w:pPr>
+        <w:pStyle w:val="Akapitzlist"/>
+        <w:numPr>
+          <w:ilvl w:val="2"/>
+          <w:numId w:val="1"/>
+        </w:numPr>
+      </w:pPr>
+      <w:r>
+        <w:t xml:space="preserve">System wyświetla komunikat o poprawnym przyjęciu dostawy. </w:t>
+      </w:r>
+    </w:p>
+    <w:p>
+      <w:pPr>
+        <w:pStyle w:val="Akapitzlist"/>
+        <w:numPr>
+          <w:ilvl w:val="1"/>
+          <w:numId w:val="1"/>
+        </w:numPr>
+        <w:rPr>
+          <w:b/>
+          <w:bCs/>
+        </w:rPr>
+      </w:pPr>
+      <w:r>
+        <w:rPr>
+          <w:b/>
+          <w:bCs/>
+        </w:rPr>
+        <w:t>Alternatywne ciągi zdarzeń</w:t>
+      </w:r>
+    </w:p>
+    <w:p>
+      <w:pPr>
+        <w:pStyle w:val="Akapitzlist"/>
+        <w:numPr>
+          <w:ilvl w:val="2"/>
+          <w:numId w:val="1"/>
+        </w:numPr>
+        <w:rPr>
+          <w:b/>
+          <w:bCs/>
+        </w:rPr>
+      </w:pPr>
+      <w:r>
+        <w:rPr>
+          <w:b/>
+          <w:bCs/>
+        </w:rPr>
+        <w:t>System stwierdza niekompletność lub niepoprawność danych</w:t>
+      </w:r>
+    </w:p>
+    <w:p>
+      <w:pPr>
+        <w:pStyle w:val="Akapitzlist"/>
+        <w:numPr>
+          <w:ilvl w:val="3"/>
           <w:numId w:val="1"/>
         </w:numPr>
       </w:pPr>
       <w:r>
         <w:lastRenderedPageBreak/>
-        <w:t>Jest to osoba, która wyszukuje części w katalogu oraz sprawdza ich bieżącą dostępność.</w:t>
-      </w:r>
-    </w:p>
-    <w:p>
-      <w:pPr>
-        <w:pStyle w:val="Akapitzlist"/>
-        <w:numPr>
-          <w:ilvl w:val="2"/>
-          <w:numId w:val="1"/>
-        </w:numPr>
-      </w:pPr>
-      <w:r>
-        <w:t>Odpowiada za przypisywanie konkretnych części do realizowanych napraw lub zleceń serwisowych.</w:t>
-      </w:r>
-    </w:p>
-    <w:p>
-      <w:pPr>
-        <w:pStyle w:val="Akapitzlist"/>
-        <w:numPr>
-          <w:ilvl w:val="2"/>
-          <w:numId w:val="1"/>
-        </w:numPr>
-      </w:pPr>
-      <w:r>
-        <w:t>Posiada możliwość przeglądania historii użycia poszczególnych elementów.</w:t>
-      </w:r>
-    </w:p>
-    <w:p>
-      <w:pPr>
-        <w:pStyle w:val="Akapitzlist"/>
-        <w:numPr>
-          <w:ilvl w:val="2"/>
-          <w:numId w:val="1"/>
-        </w:numPr>
-      </w:pPr>
-      <w:r>
-        <w:t>Może zgłosić zapotrzebowanie na brakującą część.</w:t>
+        <w:t xml:space="preserve">System wyświetla formularz ponownie, wskazując pola zawierające błędy. </w:t>
+      </w:r>
+    </w:p>
+    <w:p>
+      <w:pPr>
+        <w:pStyle w:val="Akapitzlist"/>
+        <w:numPr>
+          <w:ilvl w:val="3"/>
+          <w:numId w:val="1"/>
+        </w:numPr>
+      </w:pPr>
+      <w:r>
+        <w:t xml:space="preserve">Magazynier poprawia dane i ponownie zatwierdza przyjęcie dostawy. </w:t>
+      </w:r>
+    </w:p>
+    <w:p>
+      <w:pPr>
+        <w:pStyle w:val="Akapitzlist"/>
+        <w:numPr>
+          <w:ilvl w:val="2"/>
+          <w:numId w:val="1"/>
+        </w:numPr>
+        <w:rPr>
+          <w:b/>
+          <w:bCs/>
+        </w:rPr>
+      </w:pPr>
+      <w:r>
+        <w:rPr>
+          <w:b/>
+          <w:bCs/>
+        </w:rPr>
+        <w:t>Magazynier rezygnuje z obsługi dostawy</w:t>
+      </w:r>
+    </w:p>
+    <w:p>
+      <w:pPr>
+        <w:pStyle w:val="Akapitzlist"/>
+        <w:numPr>
+          <w:ilvl w:val="3"/>
+          <w:numId w:val="1"/>
+        </w:numPr>
+      </w:pPr>
+      <w:r>
+        <w:t xml:space="preserve">Magazynier wybiera opcję anulowania operacji. </w:t>
+      </w:r>
+    </w:p>
+    <w:p>
+      <w:pPr>
+        <w:pStyle w:val="Akapitzlist"/>
+        <w:numPr>
+          <w:ilvl w:val="3"/>
+          <w:numId w:val="1"/>
+        </w:numPr>
+      </w:pPr>
+      <w:r>
+        <w:t xml:space="preserve">System przerywa proces i wraca do poprzedniego widoku bez zapisania zmian. </w:t>
+      </w:r>
+    </w:p>
+    <w:p>
+      <w:pPr>
+        <w:pStyle w:val="Akapitzlist"/>
+        <w:numPr>
+          <w:ilvl w:val="2"/>
+          <w:numId w:val="1"/>
+        </w:numPr>
+      </w:pPr>
+      <w:r>
+        <w:rPr>
+          <w:b/>
+          <w:bCs/>
+        </w:rPr>
+        <w:t xml:space="preserve">Dostawa jest niezgodna z zamówieniem </w:t>
+      </w:r>
+      <w:r>
+        <w:rPr>
+          <w:b/>
+          <w:bCs/>
+          <w:i/>
+          <w:iCs/>
+        </w:rPr>
+        <w:t>(powiązanie z &lt;&lt;</w:t>
+      </w:r>
+      <w:proofErr w:type="spellStart"/>
+      <w:r>
+        <w:rPr>
+          <w:b/>
+          <w:bCs/>
+          <w:i/>
+          <w:iCs/>
+        </w:rPr>
+        <w:t>extend</w:t>
+      </w:r>
+      <w:proofErr w:type="spellEnd"/>
+      <w:r>
+        <w:rPr>
+          <w:b/>
+          <w:bCs/>
+          <w:i/>
+          <w:iCs/>
+        </w:rPr>
+        <w:t>&gt;&gt;: „Zgłoszenie niezgodności dostawy”)</w:t>
+      </w:r>
+    </w:p>
+    <w:p>
+      <w:pPr>
+        <w:pStyle w:val="Akapitzlist"/>
+        <w:numPr>
+          <w:ilvl w:val="3"/>
+          <w:numId w:val="1"/>
+        </w:numPr>
+      </w:pPr>
+      <w:r>
+        <w:t xml:space="preserve">Magazynier stwierdza brak części, nadmiar części, uszkodzenie elementów lub niezgodność ilościową. </w:t>
+      </w:r>
+    </w:p>
+    <w:p>
+      <w:pPr>
+        <w:pStyle w:val="Akapitzlist"/>
+        <w:numPr>
+          <w:ilvl w:val="3"/>
+          <w:numId w:val="1"/>
+        </w:numPr>
+      </w:pPr>
+      <w:r>
+        <w:t xml:space="preserve">System umożliwia zgłoszenie niezgodności dostawy. </w:t>
+      </w:r>
+    </w:p>
+    <w:p>
+      <w:pPr>
+        <w:pStyle w:val="Akapitzlist"/>
+        <w:numPr>
+          <w:ilvl w:val="3"/>
+          <w:numId w:val="1"/>
+        </w:numPr>
+      </w:pPr>
+      <w:r>
+        <w:t xml:space="preserve">Magazynier wprowadza opis niezgodności. </w:t>
+      </w:r>
+    </w:p>
+    <w:p>
+      <w:pPr>
+        <w:pStyle w:val="Akapitzlist"/>
+        <w:numPr>
+          <w:ilvl w:val="3"/>
+          <w:numId w:val="1"/>
+        </w:numPr>
+      </w:pPr>
+      <w:r>
+        <w:t xml:space="preserve">System zapisuje informację o niezgodności w bazie danych. </w:t>
+      </w:r>
+    </w:p>
+    <w:p>
+      <w:pPr>
+        <w:pStyle w:val="Akapitzlist"/>
+        <w:numPr>
+          <w:ilvl w:val="3"/>
+          <w:numId w:val="1"/>
+        </w:numPr>
+      </w:pPr>
+      <w:r>
+        <w:t xml:space="preserve">System oznacza zamówienie statusem „wymaga wyjaśnienia” albo „częściowo zrealizowane”. </w:t>
+      </w:r>
+    </w:p>
+    <w:p>
+      <w:pPr>
+        <w:pStyle w:val="Akapitzlist"/>
+        <w:numPr>
+          <w:ilvl w:val="2"/>
+          <w:numId w:val="1"/>
+        </w:numPr>
+        <w:rPr>
+          <w:b/>
+          <w:bCs/>
+        </w:rPr>
+      </w:pPr>
+      <w:r>
+        <w:rPr>
+          <w:b/>
+          <w:bCs/>
+        </w:rPr>
+        <w:t>Dostawa obejmuje tylko część zamówienia</w:t>
+      </w:r>
+    </w:p>
+    <w:p>
+      <w:pPr>
+        <w:pStyle w:val="Akapitzlist"/>
+        <w:numPr>
+          <w:ilvl w:val="3"/>
+          <w:numId w:val="1"/>
+        </w:numPr>
+      </w:pPr>
+      <w:r>
+        <w:t xml:space="preserve">Magazynier potwierdza przyjęcie tylko dostarczonych pozycji. </w:t>
+      </w:r>
+    </w:p>
+    <w:p>
+      <w:pPr>
+        <w:pStyle w:val="Akapitzlist"/>
+        <w:numPr>
+          <w:ilvl w:val="3"/>
+          <w:numId w:val="1"/>
+        </w:numPr>
+      </w:pPr>
+      <w:r>
+        <w:t xml:space="preserve">System aktualizuje stany magazynowe wyłącznie dla faktycznie dostarczonych części. </w:t>
+      </w:r>
+    </w:p>
+    <w:p>
+      <w:pPr>
+        <w:pStyle w:val="Akapitzlist"/>
+        <w:numPr>
+          <w:ilvl w:val="3"/>
+          <w:numId w:val="1"/>
+        </w:numPr>
+      </w:pPr>
+      <w:r>
+        <w:t xml:space="preserve">System nadaje zamówieniu status „częściowo zrealizowane”. </w:t>
+      </w:r>
+    </w:p>
+    <w:p>
+      <w:pPr>
+        <w:pStyle w:val="Akapitzlist"/>
+        <w:numPr>
+          <w:ilvl w:val="3"/>
+          <w:numId w:val="1"/>
+        </w:numPr>
+      </w:pPr>
+      <w:r>
+        <w:t xml:space="preserve">System zapisuje informację o częściowym przyjęciu dostawy. </w:t>
       </w:r>
     </w:p>
     <w:p>
@@ -351,57 +3819,235 @@
           <w:ilvl w:val="1"/>
           <w:numId w:val="1"/>
         </w:numPr>
-      </w:pPr>
-      <w:r>
-        <w:t>Magazynier</w:t>
-      </w:r>
-    </w:p>
-    <w:p>
-      <w:pPr>
-        <w:pStyle w:val="Akapitzlist"/>
-        <w:numPr>
-          <w:ilvl w:val="2"/>
-          <w:numId w:val="1"/>
-        </w:numPr>
-      </w:pPr>
-      <w:r>
-        <w:t>Odpowiada za prowadzenie ewidencji stanów magazynowych oraz aktualizację ilości dostępnych części.</w:t>
-      </w:r>
-    </w:p>
-    <w:p>
-      <w:pPr>
-        <w:pStyle w:val="Akapitzlist"/>
-        <w:numPr>
-          <w:ilvl w:val="2"/>
-          <w:numId w:val="1"/>
-        </w:numPr>
-      </w:pPr>
-      <w:r>
-        <w:t>Zajmuje się obsługą katalogu, co obejmuje dodawanie nowych pozycji, ich edycję oraz usuwanie.</w:t>
-      </w:r>
-    </w:p>
-    <w:p>
-      <w:pPr>
-        <w:pStyle w:val="Akapitzlist"/>
-        <w:numPr>
-          <w:ilvl w:val="2"/>
-          <w:numId w:val="1"/>
-        </w:numPr>
-      </w:pPr>
-      <w:r>
-        <w:t>Tworzy i edytuje zamówienia na części do dostawców.</w:t>
-      </w:r>
-    </w:p>
-    <w:p>
-      <w:pPr>
-        <w:pStyle w:val="Akapitzlist"/>
-        <w:numPr>
-          <w:ilvl w:val="2"/>
-          <w:numId w:val="1"/>
-        </w:numPr>
-      </w:pPr>
-      <w:r>
-        <w:t>Rejestruje przyjęcie dostaw oraz zgłasza ewentualne niezgodności w otrzymanym towarze.</w:t>
+        <w:rPr>
+          <w:b/>
+          <w:bCs/>
+        </w:rPr>
+      </w:pPr>
+      <w:r>
+        <w:rPr>
+          <w:b/>
+          <w:bCs/>
+        </w:rPr>
+        <w:t>Zależności czasowe</w:t>
+      </w:r>
+    </w:p>
+    <w:p>
+      <w:pPr>
+        <w:pStyle w:val="Akapitzlist"/>
+        <w:numPr>
+          <w:ilvl w:val="2"/>
+          <w:numId w:val="1"/>
+        </w:numPr>
+        <w:rPr>
+          <w:b/>
+          <w:bCs/>
+        </w:rPr>
+      </w:pPr>
+      <w:r>
+        <w:rPr>
+          <w:b/>
+          <w:bCs/>
+        </w:rPr>
+        <w:t>Częstotliwość wykonania</w:t>
+      </w:r>
+    </w:p>
+    <w:p>
+      <w:pPr>
+        <w:pStyle w:val="Akapitzlist"/>
+        <w:numPr>
+          <w:ilvl w:val="3"/>
+          <w:numId w:val="1"/>
+        </w:numPr>
+      </w:pPr>
+      <w:r>
+        <w:t>Zależna od liczby składanych zamówień i terminów dostaw, średnio kilka razy w tygodniu.</w:t>
+      </w:r>
+    </w:p>
+    <w:p>
+      <w:pPr>
+        <w:pStyle w:val="Akapitzlist"/>
+        <w:numPr>
+          <w:ilvl w:val="2"/>
+          <w:numId w:val="1"/>
+        </w:numPr>
+        <w:rPr>
+          <w:b/>
+          <w:bCs/>
+        </w:rPr>
+      </w:pPr>
+      <w:r>
+        <w:rPr>
+          <w:b/>
+          <w:bCs/>
+        </w:rPr>
+        <w:t>Przewidywane spiętrzenia</w:t>
+      </w:r>
+    </w:p>
+    <w:p>
+      <w:pPr>
+        <w:pStyle w:val="Akapitzlist"/>
+        <w:numPr>
+          <w:ilvl w:val="3"/>
+          <w:numId w:val="1"/>
+        </w:numPr>
+      </w:pPr>
+      <w:r>
+        <w:t>W okresach zwiększonego zapotrzebowania na części, np. przy wzmożonej liczbie napraw lub po realizacji większej liczby zamówień.</w:t>
+      </w:r>
+    </w:p>
+    <w:p>
+      <w:pPr>
+        <w:pStyle w:val="Akapitzlist"/>
+        <w:numPr>
+          <w:ilvl w:val="2"/>
+          <w:numId w:val="1"/>
+        </w:numPr>
+        <w:rPr>
+          <w:b/>
+          <w:bCs/>
+        </w:rPr>
+      </w:pPr>
+      <w:r>
+        <w:rPr>
+          <w:b/>
+          <w:bCs/>
+        </w:rPr>
+        <w:t>Typowy czas realizacji</w:t>
+      </w:r>
+    </w:p>
+    <w:p>
+      <w:pPr>
+        <w:pStyle w:val="Akapitzlist"/>
+        <w:numPr>
+          <w:ilvl w:val="3"/>
+          <w:numId w:val="1"/>
+        </w:numPr>
+      </w:pPr>
+      <w:r>
+        <w:t>Około 2–5 minut.</w:t>
+      </w:r>
+    </w:p>
+    <w:p>
+      <w:pPr>
+        <w:pStyle w:val="Akapitzlist"/>
+        <w:numPr>
+          <w:ilvl w:val="2"/>
+          <w:numId w:val="1"/>
+        </w:numPr>
+        <w:rPr>
+          <w:b/>
+          <w:bCs/>
+        </w:rPr>
+      </w:pPr>
+      <w:r>
+        <w:rPr>
+          <w:b/>
+          <w:bCs/>
+        </w:rPr>
+        <w:t>Maksymalny czas realizacji</w:t>
+      </w:r>
+    </w:p>
+    <w:p>
+      <w:pPr>
+        <w:pStyle w:val="Akapitzlist"/>
+        <w:numPr>
+          <w:ilvl w:val="3"/>
+          <w:numId w:val="1"/>
+        </w:numPr>
+      </w:pPr>
+      <w:r>
+        <w:t>Nieokreślony; zależny od liczby pozycji w dostawie oraz ewentualnych niezgodności.</w:t>
+      </w:r>
+    </w:p>
+    <w:p>
+      <w:pPr>
+        <w:pStyle w:val="Akapitzlist"/>
+        <w:numPr>
+          <w:ilvl w:val="2"/>
+          <w:numId w:val="1"/>
+        </w:numPr>
+        <w:rPr>
+          <w:b/>
+          <w:bCs/>
+        </w:rPr>
+      </w:pPr>
+      <w:r>
+        <w:rPr>
+          <w:b/>
+          <w:bCs/>
+        </w:rPr>
+        <w:t>Wartości uzyskiwane przez aktora po zakończeniu przypadku użycia</w:t>
+      </w:r>
+    </w:p>
+    <w:p>
+      <w:pPr>
+        <w:pStyle w:val="Akapitzlist"/>
+        <w:numPr>
+          <w:ilvl w:val="3"/>
+          <w:numId w:val="1"/>
+        </w:numPr>
+      </w:pPr>
+      <w:r>
+        <w:t xml:space="preserve">Zarejestrowanie przyjęcia dostawy w systemie. </w:t>
+      </w:r>
+    </w:p>
+    <w:p>
+      <w:pPr>
+        <w:pStyle w:val="Akapitzlist"/>
+        <w:numPr>
+          <w:ilvl w:val="3"/>
+          <w:numId w:val="1"/>
+        </w:numPr>
+      </w:pPr>
+      <w:r>
+        <w:t xml:space="preserve">Aktualizacja stanów magazynowych dla dostarczonych części. </w:t>
+      </w:r>
+    </w:p>
+    <w:p>
+      <w:pPr>
+        <w:pStyle w:val="Akapitzlist"/>
+        <w:numPr>
+          <w:ilvl w:val="3"/>
+          <w:numId w:val="1"/>
+        </w:numPr>
+      </w:pPr>
+      <w:r>
+        <w:t xml:space="preserve">Uaktualnienie statusu zamówienia. </w:t>
+      </w:r>
+    </w:p>
+    <w:p>
+      <w:pPr>
+        <w:pStyle w:val="Akapitzlist"/>
+        <w:numPr>
+          <w:ilvl w:val="3"/>
+          <w:numId w:val="1"/>
+        </w:numPr>
+      </w:pPr>
+      <w:r>
+        <w:lastRenderedPageBreak/>
+        <w:t>Możliwość dalszego wykorzystania przyjętych części w procesie napraw.</w:t>
+      </w:r>
+    </w:p>
+    <w:p>
+      <w:pPr>
+        <w:pStyle w:val="Akapitzlist"/>
+        <w:numPr>
+          <w:ilvl w:val="0"/>
+          <w:numId w:val="1"/>
+        </w:numPr>
+      </w:pPr>
+      <w:r>
+        <w:t>Szacowanie kosztów i czasu realizacji projektu</w:t>
+      </w:r>
+      <w:r>
+        <w:t>:</w:t>
+      </w:r>
+      <w:r>
+        <w:br/>
+      </w:r>
+      <w:r>
+        <w:t>W ramach projektu dokonano szacunkowej analizy czasu oraz kosztów realizacji modułu zarządzania katalogiem i zamówieniami części zamiennych w serwisie komputerowym. Przyjęto uproszczony model wyceny oparty na liczbie roboczodni oraz średniej stawce pracy specjalisty IT wynoszącej 800 zł za dzień pracy.</w:t>
       </w:r>
     </w:p>
     <w:p>
@@ -413,43 +4059,64 @@
         </w:numPr>
       </w:pPr>
       <w:r>
-        <w:t>Kierownik serwisu</w:t>
-      </w:r>
-    </w:p>
-    <w:p>
-      <w:pPr>
-        <w:pStyle w:val="Akapitzlist"/>
-        <w:numPr>
-          <w:ilvl w:val="2"/>
-          <w:numId w:val="1"/>
-        </w:numPr>
-      </w:pPr>
-      <w:r>
-        <w:t>Pełni rolę nadzorczą nad całą gospodarką częściami w serwisie.</w:t>
-      </w:r>
-    </w:p>
-    <w:p>
-      <w:pPr>
-        <w:pStyle w:val="Akapitzlist"/>
-        <w:numPr>
-          <w:ilvl w:val="2"/>
-          <w:numId w:val="1"/>
-        </w:numPr>
-      </w:pPr>
-      <w:r>
-        <w:t>Podejmuje decyzje o zatwierdzeniu lub odrzuceniu zamówień utworzonych przez magazyniera.</w:t>
-      </w:r>
-    </w:p>
-    <w:p>
-      <w:pPr>
-        <w:pStyle w:val="Akapitzlist"/>
-        <w:numPr>
-          <w:ilvl w:val="2"/>
-          <w:numId w:val="1"/>
-        </w:numPr>
-      </w:pPr>
-      <w:r>
-        <w:t>Ma dostęp do raportów dotyczących braków magazynowych, co pozwala na kontrolę ciągłości pracy.</w:t>
+        <w:t>Etap 1: Analiza i projektowanie systemu</w:t>
+      </w:r>
+      <w:r>
+        <w:t>:</w:t>
+      </w:r>
+      <w:r>
+        <w:br/>
+      </w:r>
+      <w:r>
+        <w:t>Zakres etapu obejmuje:</w:t>
+      </w:r>
+    </w:p>
+    <w:p>
+      <w:pPr>
+        <w:pStyle w:val="Akapitzlist"/>
+        <w:numPr>
+          <w:ilvl w:val="2"/>
+          <w:numId w:val="1"/>
+        </w:numPr>
+      </w:pPr>
+      <w:r>
+        <w:t>analizę wymagań funkcjonalnych i niefunkcjonalnych,</w:t>
+      </w:r>
+    </w:p>
+    <w:p>
+      <w:pPr>
+        <w:pStyle w:val="Akapitzlist"/>
+        <w:numPr>
+          <w:ilvl w:val="2"/>
+          <w:numId w:val="1"/>
+        </w:numPr>
+      </w:pPr>
+      <w:r>
+        <w:t>identyfikację aktorów i przypadków użycia,</w:t>
+      </w:r>
+    </w:p>
+    <w:p>
+      <w:pPr>
+        <w:pStyle w:val="Akapitzlist"/>
+        <w:numPr>
+          <w:ilvl w:val="2"/>
+          <w:numId w:val="1"/>
+        </w:numPr>
+      </w:pPr>
+      <w:r>
+        <w:t>opracowanie diagramów UML,</w:t>
+      </w:r>
+    </w:p>
+    <w:p>
+      <w:pPr>
+        <w:pStyle w:val="Akapitzlist"/>
+        <w:numPr>
+          <w:ilvl w:val="2"/>
+          <w:numId w:val="1"/>
+        </w:numPr>
+      </w:pPr>
+      <w:r>
+        <w:t>zaprojektowanie struktury systemu i interfejsu użytkownika.</w:t>
       </w:r>
     </w:p>
     <w:p>
@@ -461,2348 +4128,129 @@
         </w:numPr>
       </w:pPr>
       <w:r>
-        <w:t>Administrator systemu</w:t>
+        <w:t>Czas trwania: 10 dni roboczych.</w:t>
+      </w:r>
+    </w:p>
+    <w:p>
+      <w:pPr>
+        <w:pStyle w:val="Akapitzlist"/>
+        <w:numPr>
+          <w:ilvl w:val="1"/>
+          <w:numId w:val="1"/>
+        </w:numPr>
+      </w:pPr>
+      <w:r>
+        <w:t>Koszt: 10 × 800 zł = 8000 zł.</w:t>
+      </w:r>
+    </w:p>
+    <w:p>
+      <w:pPr>
+        <w:pStyle w:val="Akapitzlist"/>
+        <w:numPr>
+          <w:ilvl w:val="1"/>
+          <w:numId w:val="1"/>
+        </w:numPr>
+      </w:pPr>
+      <w:r>
+        <w:t>Etap 2: Implementacja systemu</w:t>
+      </w:r>
+      <w:r>
+        <w:br/>
+      </w:r>
+      <w:r>
+        <w:t>Zakres etapu obejmuje:</w:t>
+      </w:r>
+    </w:p>
+    <w:p>
+      <w:pPr>
+        <w:pStyle w:val="Akapitzlist"/>
+        <w:numPr>
+          <w:ilvl w:val="2"/>
+          <w:numId w:val="1"/>
+        </w:numPr>
+      </w:pPr>
+      <w:r>
+        <w:t>implementację logiki systemu,</w:t>
+      </w:r>
+    </w:p>
+    <w:p>
+      <w:pPr>
+        <w:pStyle w:val="Akapitzlist"/>
+        <w:numPr>
+          <w:ilvl w:val="2"/>
+          <w:numId w:val="1"/>
+        </w:numPr>
+      </w:pPr>
+      <w:r>
+        <w:t>stworzenie bazy danych,</w:t>
+      </w:r>
+    </w:p>
+    <w:p>
+      <w:pPr>
+        <w:pStyle w:val="Akapitzlist"/>
+        <w:numPr>
+          <w:ilvl w:val="2"/>
+          <w:numId w:val="1"/>
+        </w:numPr>
+      </w:pPr>
+      <w:r>
+        <w:t>implementację interfejsu użytkownika,</w:t>
+      </w:r>
+    </w:p>
+    <w:p>
+      <w:pPr>
+        <w:pStyle w:val="Akapitzlist"/>
+        <w:numPr>
+          <w:ilvl w:val="2"/>
+          <w:numId w:val="1"/>
+        </w:numPr>
+      </w:pPr>
+      <w:r>
+        <w:t>integrację poszczególnych komponentów systemu.</w:t>
+      </w:r>
+    </w:p>
+    <w:p>
+      <w:pPr>
+        <w:pStyle w:val="Akapitzlist"/>
+        <w:numPr>
+          <w:ilvl w:val="1"/>
+          <w:numId w:val="1"/>
+        </w:numPr>
+      </w:pPr>
+      <w:r>
+        <w:t>Czas trwania: 25 dni roboczych.</w:t>
+      </w:r>
+    </w:p>
+    <w:p>
+      <w:pPr>
+        <w:pStyle w:val="Akapitzlist"/>
+        <w:numPr>
+          <w:ilvl w:val="1"/>
+          <w:numId w:val="1"/>
+        </w:numPr>
+      </w:pPr>
+      <w:r>
+        <w:t>Koszt: 25 × 800 zł = 20 000 zł.</w:t>
+      </w:r>
+    </w:p>
+    <w:p>
+      <w:pPr>
+        <w:pStyle w:val="Akapitzlist"/>
+        <w:numPr>
+          <w:ilvl w:val="1"/>
+          <w:numId w:val="1"/>
+        </w:numPr>
+      </w:pPr>
+      <w:r>
+        <w:t>Etap 3: Testowanie i wdrożenie</w:t>
       </w:r>
       <w:r>
         <w:t>:</w:t>
       </w:r>
-    </w:p>
-    <w:p>
-      <w:pPr>
-        <w:pStyle w:val="Akapitzlist"/>
-        <w:numPr>
-          <w:ilvl w:val="2"/>
-          <w:numId w:val="1"/>
-        </w:numPr>
-      </w:pPr>
-      <w:r>
-        <w:t xml:space="preserve"> Jest odpowiedzialny za techniczne zarządzanie użytkownikami, w tym ich dodawanie, edycję danych oraz usuwanie z systemu.</w:t>
-      </w:r>
-    </w:p>
-    <w:p>
-      <w:pPr>
-        <w:pStyle w:val="Akapitzlist"/>
-        <w:numPr>
-          <w:ilvl w:val="2"/>
-          <w:numId w:val="1"/>
-        </w:numPr>
-      </w:pPr>
-      <w:r>
-        <w:t>Definiuje role w systemie i zarządza uprawnieniami poszczególnych osób.</w:t>
-      </w:r>
-    </w:p>
-    <w:p>
-      <w:pPr>
-        <w:pStyle w:val="Akapitzlist"/>
-        <w:numPr>
-          <w:ilvl w:val="0"/>
-          <w:numId w:val="1"/>
-        </w:numPr>
-      </w:pPr>
-      <w:r>
-        <w:t>Proponowane przypadki użycia:</w:t>
-      </w:r>
-    </w:p>
-    <w:p>
-      <w:pPr>
-        <w:pStyle w:val="Akapitzlist"/>
-        <w:numPr>
-          <w:ilvl w:val="1"/>
-          <w:numId w:val="1"/>
-        </w:numPr>
-      </w:pPr>
-      <w:r>
-        <w:t>Aktor: Pracownik serwisu</w:t>
-      </w:r>
-    </w:p>
-    <w:p>
-      <w:pPr>
-        <w:pStyle w:val="Akapitzlist"/>
-        <w:numPr>
-          <w:ilvl w:val="2"/>
-          <w:numId w:val="1"/>
-        </w:numPr>
-        <w:spacing w:before="240" w:after="240"/>
-      </w:pPr>
-      <w:r>
-        <w:t>Zalogowanie do systemu</w:t>
-      </w:r>
-    </w:p>
-    <w:p>
-      <w:pPr>
-        <w:pStyle w:val="Akapitzlist"/>
-        <w:numPr>
-          <w:ilvl w:val="2"/>
-          <w:numId w:val="1"/>
-        </w:numPr>
-        <w:spacing w:before="240" w:after="240"/>
-      </w:pPr>
-      <w:r>
-        <w:t>Wyszukanie części zamiennej</w:t>
-      </w:r>
-    </w:p>
-    <w:p>
-      <w:pPr>
-        <w:pStyle w:val="Akapitzlist"/>
-        <w:numPr>
-          <w:ilvl w:val="2"/>
-          <w:numId w:val="1"/>
-        </w:numPr>
-        <w:spacing w:before="240" w:after="240"/>
-      </w:pPr>
-      <w:r>
-        <w:t>Przeglądanie katalogu części</w:t>
-      </w:r>
-    </w:p>
-    <w:p>
-      <w:pPr>
-        <w:pStyle w:val="Akapitzlist"/>
-        <w:numPr>
-          <w:ilvl w:val="2"/>
-          <w:numId w:val="1"/>
-        </w:numPr>
-        <w:spacing w:before="240" w:after="240"/>
-      </w:pPr>
-      <w:r>
-        <w:t>Podgląd szczegółów części</w:t>
-      </w:r>
-    </w:p>
-    <w:p>
-      <w:pPr>
-        <w:pStyle w:val="Akapitzlist"/>
-        <w:numPr>
-          <w:ilvl w:val="2"/>
-          <w:numId w:val="1"/>
-        </w:numPr>
-        <w:spacing w:before="240" w:after="240"/>
-      </w:pPr>
-      <w:r>
-        <w:t>Sprawdzenie dostępności części</w:t>
-      </w:r>
-    </w:p>
-    <w:p>
-      <w:pPr>
-        <w:pStyle w:val="Akapitzlist"/>
-        <w:numPr>
-          <w:ilvl w:val="2"/>
-          <w:numId w:val="1"/>
-        </w:numPr>
-        <w:spacing w:before="240" w:after="240"/>
-      </w:pPr>
-      <w:r>
-        <w:t>Zgłoszenie zapotrzebowania na część</w:t>
-      </w:r>
-    </w:p>
-    <w:p>
-      <w:pPr>
-        <w:pStyle w:val="Akapitzlist"/>
-        <w:numPr>
-          <w:ilvl w:val="2"/>
-          <w:numId w:val="1"/>
-        </w:numPr>
-        <w:spacing w:before="240" w:after="240"/>
-      </w:pPr>
-      <w:r>
-        <w:t>Przypisanie części do zlecenia naprawy</w:t>
-      </w:r>
-    </w:p>
-    <w:p>
-      <w:pPr>
-        <w:pStyle w:val="Akapitzlist"/>
-        <w:numPr>
-          <w:ilvl w:val="2"/>
-          <w:numId w:val="1"/>
-        </w:numPr>
-        <w:spacing w:before="240" w:after="240"/>
-      </w:pPr>
-      <w:r>
-        <w:t>Podgląd historii użycia części</w:t>
-      </w:r>
-    </w:p>
-    <w:p>
-      <w:pPr>
-        <w:pStyle w:val="Akapitzlist"/>
-        <w:numPr>
-          <w:ilvl w:val="1"/>
-          <w:numId w:val="1"/>
-        </w:numPr>
-        <w:spacing w:before="240" w:after="240"/>
-      </w:pPr>
-      <w:r>
-        <w:t>Aktor: Magazynier</w:t>
-      </w:r>
-    </w:p>
-    <w:p>
-      <w:pPr>
-        <w:pStyle w:val="Akapitzlist"/>
-        <w:numPr>
-          <w:ilvl w:val="2"/>
-          <w:numId w:val="1"/>
-        </w:numPr>
-        <w:spacing w:before="240" w:after="240"/>
-      </w:pPr>
-      <w:r>
-        <w:t>Dodanie nowej części do katalogu</w:t>
-      </w:r>
-    </w:p>
-    <w:p>
-      <w:pPr>
-        <w:pStyle w:val="Akapitzlist"/>
-        <w:numPr>
-          <w:ilvl w:val="2"/>
-          <w:numId w:val="1"/>
-        </w:numPr>
-        <w:spacing w:before="240" w:after="240"/>
-      </w:pPr>
-      <w:r>
-        <w:t>Edycja danych części</w:t>
-      </w:r>
-    </w:p>
-    <w:p>
-      <w:pPr>
-        <w:pStyle w:val="Akapitzlist"/>
-        <w:numPr>
-          <w:ilvl w:val="2"/>
-          <w:numId w:val="1"/>
-        </w:numPr>
-        <w:spacing w:before="240" w:after="240"/>
-      </w:pPr>
-      <w:r>
-        <w:t>Usunięcie części z katalogu</w:t>
-      </w:r>
-    </w:p>
-    <w:p>
-      <w:pPr>
-        <w:pStyle w:val="Akapitzlist"/>
-        <w:numPr>
-          <w:ilvl w:val="2"/>
-          <w:numId w:val="1"/>
-        </w:numPr>
-        <w:spacing w:before="240" w:after="240"/>
-      </w:pPr>
-      <w:r>
-        <w:t>Aktualizacja stanu magazynowego</w:t>
-      </w:r>
-    </w:p>
-    <w:p>
-      <w:pPr>
-        <w:pStyle w:val="Akapitzlist"/>
-        <w:numPr>
-          <w:ilvl w:val="1"/>
-          <w:numId w:val="1"/>
-        </w:numPr>
-        <w:spacing w:before="240" w:after="240"/>
-      </w:pPr>
-      <w:r>
-        <w:lastRenderedPageBreak/>
-        <w:t>Utworzenie zamówienia na część</w:t>
-      </w:r>
-    </w:p>
-    <w:p>
-      <w:pPr>
-        <w:pStyle w:val="Akapitzlist"/>
-        <w:numPr>
-          <w:ilvl w:val="1"/>
-          <w:numId w:val="1"/>
-        </w:numPr>
-        <w:spacing w:before="240" w:after="240"/>
-      </w:pPr>
-      <w:r>
-        <w:t>Edycja zamówienia</w:t>
-      </w:r>
-    </w:p>
-    <w:p>
-      <w:pPr>
-        <w:pStyle w:val="Akapitzlist"/>
-        <w:numPr>
-          <w:ilvl w:val="1"/>
-          <w:numId w:val="1"/>
-        </w:numPr>
-        <w:spacing w:before="240" w:after="240"/>
-      </w:pPr>
-      <w:r>
-        <w:t>Rejestracja przyjęcia dostawy</w:t>
-      </w:r>
-    </w:p>
-    <w:p>
-      <w:pPr>
-        <w:pStyle w:val="Akapitzlist"/>
-        <w:numPr>
-          <w:ilvl w:val="1"/>
-          <w:numId w:val="1"/>
-        </w:numPr>
-        <w:spacing w:before="240" w:after="240"/>
-      </w:pPr>
-      <w:r>
-        <w:t>Zgłoszenie niezgodności dostawy</w:t>
-      </w:r>
-    </w:p>
-    <w:p>
-      <w:pPr>
-        <w:pStyle w:val="Akapitzlist"/>
-        <w:numPr>
-          <w:ilvl w:val="1"/>
-          <w:numId w:val="1"/>
-        </w:numPr>
-        <w:spacing w:before="240" w:after="240"/>
-      </w:pPr>
-      <w:r>
-        <w:t>Przegląd historii zamówień</w:t>
-      </w:r>
-    </w:p>
-    <w:p>
-      <w:pPr>
-        <w:pStyle w:val="Akapitzlist"/>
-        <w:spacing w:before="240" w:after="240"/>
-        <w:ind w:left="643"/>
-      </w:pPr>
-      <w:r>
-        <w:t>Aktor: Kierownik serwisu</w:t>
-      </w:r>
-    </w:p>
-    <w:p>
-      <w:pPr>
-        <w:pStyle w:val="Akapitzlist"/>
-        <w:numPr>
-          <w:ilvl w:val="1"/>
-          <w:numId w:val="1"/>
-        </w:numPr>
-        <w:spacing w:before="240" w:after="240"/>
-      </w:pPr>
-      <w:r>
-        <w:t>Zatwierdzenie zamówienia</w:t>
-      </w:r>
-    </w:p>
-    <w:p>
-      <w:pPr>
-        <w:pStyle w:val="Akapitzlist"/>
-        <w:numPr>
-          <w:ilvl w:val="1"/>
-          <w:numId w:val="1"/>
-        </w:numPr>
-        <w:spacing w:before="240" w:after="240"/>
-      </w:pPr>
-      <w:r>
-        <w:t>Odrzucenie zamówienia</w:t>
-      </w:r>
-    </w:p>
-    <w:p>
-      <w:pPr>
-        <w:pStyle w:val="Akapitzlist"/>
-        <w:numPr>
-          <w:ilvl w:val="1"/>
-          <w:numId w:val="1"/>
-        </w:numPr>
-        <w:spacing w:before="240" w:after="240"/>
-      </w:pPr>
-      <w:r>
-        <w:t>Przegląd raportu braków magazynowych</w:t>
-      </w:r>
-    </w:p>
-    <w:p>
-      <w:pPr>
-        <w:pStyle w:val="Akapitzlist"/>
-        <w:spacing w:before="240" w:after="240"/>
-        <w:ind w:left="643"/>
-      </w:pPr>
-      <w:r>
-        <w:t>Aktor: Administrator systemu</w:t>
-      </w:r>
-    </w:p>
-    <w:p>
-      <w:pPr>
-        <w:pStyle w:val="Akapitzlist"/>
-        <w:numPr>
-          <w:ilvl w:val="1"/>
-          <w:numId w:val="1"/>
-        </w:numPr>
-        <w:spacing w:before="240" w:after="240"/>
-      </w:pPr>
-      <w:r>
-        <w:t>Dodanie użytkownika</w:t>
-      </w:r>
-    </w:p>
-    <w:p>
-      <w:pPr>
-        <w:pStyle w:val="Akapitzlist"/>
-        <w:numPr>
-          <w:ilvl w:val="1"/>
-          <w:numId w:val="1"/>
-        </w:numPr>
-        <w:spacing w:before="240" w:after="240"/>
-      </w:pPr>
-      <w:r>
-        <w:t>Edycja danych użytkownika</w:t>
-      </w:r>
-    </w:p>
-    <w:p>
-      <w:pPr>
-        <w:pStyle w:val="Akapitzlist"/>
-        <w:numPr>
-          <w:ilvl w:val="1"/>
-          <w:numId w:val="1"/>
-        </w:numPr>
-        <w:spacing w:before="240" w:after="240"/>
-      </w:pPr>
-      <w:r>
-        <w:t>Usunięcie użytkownika</w:t>
-      </w:r>
-    </w:p>
-    <w:p>
-      <w:pPr>
-        <w:pStyle w:val="Akapitzlist"/>
-        <w:numPr>
-          <w:ilvl w:val="1"/>
-          <w:numId w:val="1"/>
-        </w:numPr>
-      </w:pPr>
-      <w:r>
-        <w:t>Zarządzanie rolami i uprawnieniami</w:t>
-      </w:r>
-    </w:p>
-    <w:p>
-      <w:pPr>
-        <w:pStyle w:val="Akapitzlist"/>
-        <w:numPr>
-          <w:ilvl w:val="0"/>
-          <w:numId w:val="1"/>
-        </w:numPr>
-      </w:pPr>
-      <w:r>
-        <w:t>Obiekt, który będzie miał stany:</w:t>
-      </w:r>
       <w:r>
         <w:br/>
       </w:r>
       <w:r>
-        <w:t>Zamówienie</w:t>
-      </w:r>
-    </w:p>
-    <w:p>
-      <w:pPr>
-        <w:pStyle w:val="Akapitzlist"/>
-        <w:numPr>
-          <w:ilvl w:val="1"/>
-          <w:numId w:val="1"/>
-        </w:numPr>
-      </w:pPr>
-      <w:r>
-        <w:t>Przykładowe stany:</w:t>
-      </w:r>
-    </w:p>
-    <w:p>
-      <w:pPr>
-        <w:pStyle w:val="Akapitzlist"/>
-        <w:numPr>
-          <w:ilvl w:val="2"/>
-          <w:numId w:val="1"/>
-        </w:numPr>
-      </w:pPr>
-      <w:r>
-        <w:t>Utworzone</w:t>
-      </w:r>
-      <w:r>
-        <w:t>,</w:t>
-      </w:r>
-    </w:p>
-    <w:p>
-      <w:pPr>
-        <w:pStyle w:val="Akapitzlist"/>
-        <w:numPr>
-          <w:ilvl w:val="2"/>
-          <w:numId w:val="1"/>
-        </w:numPr>
-      </w:pPr>
-      <w:r>
-        <w:t>zapisane roboczo</w:t>
-      </w:r>
-      <w:r>
-        <w:t>,</w:t>
-      </w:r>
-      <w:r>
-        <w:t xml:space="preserve"> </w:t>
-      </w:r>
-    </w:p>
-    <w:p>
-      <w:pPr>
-        <w:pStyle w:val="Akapitzlist"/>
-        <w:numPr>
-          <w:ilvl w:val="2"/>
-          <w:numId w:val="1"/>
-        </w:numPr>
-      </w:pPr>
-      <w:r>
-        <w:t>wysłane do zatwierdzenia</w:t>
-      </w:r>
-      <w:r>
-        <w:t>,</w:t>
-      </w:r>
-    </w:p>
-    <w:p>
-      <w:pPr>
-        <w:pStyle w:val="Akapitzlist"/>
-        <w:numPr>
-          <w:ilvl w:val="2"/>
-          <w:numId w:val="1"/>
-        </w:numPr>
-      </w:pPr>
-      <w:r>
-        <w:t>zatwierdzone</w:t>
-      </w:r>
-      <w:r>
-        <w:t>,</w:t>
-      </w:r>
-    </w:p>
-    <w:p>
-      <w:pPr>
-        <w:pStyle w:val="Akapitzlist"/>
-        <w:numPr>
-          <w:ilvl w:val="2"/>
-          <w:numId w:val="1"/>
-        </w:numPr>
-      </w:pPr>
-      <w:r>
-        <w:t>odrzucone</w:t>
-      </w:r>
-      <w:r>
-        <w:t>,</w:t>
-      </w:r>
-    </w:p>
-    <w:p>
-      <w:pPr>
-        <w:pStyle w:val="Akapitzlist"/>
-        <w:numPr>
-          <w:ilvl w:val="2"/>
-          <w:numId w:val="1"/>
-        </w:numPr>
-      </w:pPr>
-      <w:r>
-        <w:t>wysłane do dostawcy</w:t>
-      </w:r>
-      <w:r>
-        <w:t>,</w:t>
-      </w:r>
-    </w:p>
-    <w:p>
-      <w:pPr>
-        <w:pStyle w:val="Akapitzlist"/>
-        <w:numPr>
-          <w:ilvl w:val="2"/>
-          <w:numId w:val="1"/>
-        </w:numPr>
-      </w:pPr>
-      <w:r>
-        <w:t>w realizacji</w:t>
-      </w:r>
-      <w:r>
-        <w:t>,</w:t>
-      </w:r>
-    </w:p>
-    <w:p>
-      <w:pPr>
-        <w:pStyle w:val="Akapitzlist"/>
-        <w:numPr>
-          <w:ilvl w:val="2"/>
-          <w:numId w:val="1"/>
-        </w:numPr>
-      </w:pPr>
-      <w:r>
-        <w:t>dostarczone</w:t>
-      </w:r>
-      <w:r>
-        <w:t>,</w:t>
-      </w:r>
-    </w:p>
-    <w:p>
-      <w:pPr>
-        <w:pStyle w:val="Akapitzlist"/>
-        <w:numPr>
-          <w:ilvl w:val="2"/>
-          <w:numId w:val="1"/>
-        </w:numPr>
-      </w:pPr>
-      <w:r>
-        <w:t>anulowan</w:t>
-      </w:r>
-      <w:r>
-        <w:t>e,</w:t>
-      </w:r>
-    </w:p>
-    <w:p>
-      <w:pPr>
-        <w:pStyle w:val="Akapitzlist"/>
-        <w:numPr>
-          <w:ilvl w:val="0"/>
-          <w:numId w:val="1"/>
-        </w:numPr>
-      </w:pPr>
-      <w:r>
-        <w:t>Opis przypadku użycia „Utworzenie zamówienia na część”</w:t>
-      </w:r>
-      <w:r>
-        <w:t>:</w:t>
-      </w:r>
-    </w:p>
-    <w:p>
-      <w:pPr>
-        <w:pStyle w:val="Akapitzlist"/>
-        <w:numPr>
-          <w:ilvl w:val="1"/>
-          <w:numId w:val="1"/>
-        </w:numPr>
-      </w:pPr>
-      <w:r>
-        <w:t>Uczestniczący aktorzy</w:t>
-      </w:r>
-    </w:p>
-    <w:p>
-      <w:pPr>
-        <w:pStyle w:val="Akapitzlist"/>
-        <w:numPr>
-          <w:ilvl w:val="2"/>
-          <w:numId w:val="1"/>
-        </w:numPr>
-      </w:pPr>
-      <w:r>
-        <w:t>Magazynier</w:t>
-      </w:r>
-    </w:p>
-    <w:p>
-      <w:pPr>
-        <w:pStyle w:val="Akapitzlist"/>
-        <w:numPr>
-          <w:ilvl w:val="1"/>
-          <w:numId w:val="1"/>
-        </w:numPr>
-      </w:pPr>
-      <w:r>
-        <w:t>Podstawowy ciąg zdarzeń</w:t>
-      </w:r>
-    </w:p>
-    <w:p>
-      <w:pPr>
-        <w:pStyle w:val="Akapitzlist"/>
-        <w:numPr>
-          <w:ilvl w:val="2"/>
-          <w:numId w:val="1"/>
-        </w:numPr>
-      </w:pPr>
-      <w:r>
-        <w:t>System wyświetla formularz umożliwiający utworzenie zamówienia na część, składający się z pól:</w:t>
-      </w:r>
-    </w:p>
-    <w:p>
-      <w:pPr>
-        <w:pStyle w:val="Akapitzlist"/>
-        <w:numPr>
-          <w:ilvl w:val="2"/>
-          <w:numId w:val="1"/>
-        </w:numPr>
-      </w:pPr>
-      <w:r>
-        <w:t>dane zamówienia: numer zamówienia, data utworzenia</w:t>
-      </w:r>
-    </w:p>
-    <w:p>
-      <w:pPr>
-        <w:pStyle w:val="Akapitzlist"/>
-        <w:numPr>
-          <w:ilvl w:val="2"/>
-          <w:numId w:val="1"/>
-        </w:numPr>
-      </w:pPr>
-      <w:r>
-        <w:t>dane części: nazwa części, symbol / numer katalogowy</w:t>
-      </w:r>
-    </w:p>
-    <w:p>
-      <w:pPr>
-        <w:pStyle w:val="Akapitzlist"/>
-        <w:numPr>
-          <w:ilvl w:val="2"/>
-          <w:numId w:val="1"/>
-        </w:numPr>
-      </w:pPr>
-      <w:r>
-        <w:t>dane ilościowe: liczba zamawianych sztuk</w:t>
-      </w:r>
-    </w:p>
-    <w:p>
-      <w:pPr>
-        <w:pStyle w:val="Akapitzlist"/>
-        <w:numPr>
-          <w:ilvl w:val="2"/>
-          <w:numId w:val="1"/>
-        </w:numPr>
-      </w:pPr>
-      <w:r>
-        <w:t>dane dostawcy: nazwa dostawcy</w:t>
-      </w:r>
-    </w:p>
-    <w:p>
-      <w:pPr>
-        <w:pStyle w:val="Akapitzlist"/>
-        <w:numPr>
-          <w:ilvl w:val="2"/>
-          <w:numId w:val="1"/>
-        </w:numPr>
-      </w:pPr>
-      <w:r>
-        <w:t>informacje dodatkowe: przewidywany termin dostawy, uwagi</w:t>
-      </w:r>
-    </w:p>
-    <w:p>
-      <w:pPr>
-        <w:pStyle w:val="Akapitzlist"/>
-        <w:numPr>
-          <w:ilvl w:val="2"/>
-          <w:numId w:val="1"/>
-        </w:numPr>
-      </w:pPr>
-      <w:r>
-        <w:t>Magazynier wybiera część z katalogu lub wyszukuje ją w systemie.</w:t>
-      </w:r>
-    </w:p>
-    <w:p>
-      <w:pPr>
-        <w:pStyle w:val="Akapitzlist"/>
-        <w:numPr>
-          <w:ilvl w:val="2"/>
-          <w:numId w:val="1"/>
-        </w:numPr>
-      </w:pPr>
-      <w:r>
-        <w:t>Magazynier uzupełnia formularz zamówienia, podając wymaganą ilość części oraz wybierając dostawcę.</w:t>
-      </w:r>
-    </w:p>
-    <w:p>
-      <w:pPr>
-        <w:pStyle w:val="Akapitzlist"/>
-        <w:numPr>
-          <w:ilvl w:val="2"/>
-          <w:numId w:val="1"/>
-        </w:numPr>
-      </w:pPr>
-      <w:r>
-        <w:t>Magazynier zatwierdza operację przyciskiem „Utwórz zamówienie”.</w:t>
-      </w:r>
-    </w:p>
-    <w:p>
-      <w:pPr>
-        <w:pStyle w:val="Akapitzlist"/>
-        <w:numPr>
-          <w:ilvl w:val="2"/>
-          <w:numId w:val="1"/>
-        </w:numPr>
-      </w:pPr>
-      <w:r>
-        <w:lastRenderedPageBreak/>
-        <w:t>System weryfikuje kompletność i poprawność wprowadzonych danych:</w:t>
-      </w:r>
-    </w:p>
-    <w:p>
-      <w:pPr>
-        <w:pStyle w:val="Akapitzlist"/>
-        <w:numPr>
-          <w:ilvl w:val="3"/>
-          <w:numId w:val="1"/>
-        </w:numPr>
-      </w:pPr>
-      <w:r>
-        <w:t>część musi istnieć w katalogu części</w:t>
-      </w:r>
-    </w:p>
-    <w:p>
-      <w:pPr>
-        <w:pStyle w:val="Akapitzlist"/>
-        <w:numPr>
-          <w:ilvl w:val="3"/>
-          <w:numId w:val="1"/>
-        </w:numPr>
-      </w:pPr>
-      <w:r>
-        <w:t>ilość musi być liczbą całkowitą większą od zera</w:t>
-      </w:r>
-    </w:p>
-    <w:p>
-      <w:pPr>
-        <w:pStyle w:val="Akapitzlist"/>
-        <w:numPr>
-          <w:ilvl w:val="3"/>
-          <w:numId w:val="1"/>
-        </w:numPr>
-      </w:pPr>
-      <w:r>
-        <w:t>dostawca musi być wskazany</w:t>
-      </w:r>
-    </w:p>
-    <w:p>
-      <w:pPr>
-        <w:pStyle w:val="Akapitzlist"/>
-        <w:numPr>
-          <w:ilvl w:val="3"/>
-          <w:numId w:val="1"/>
-        </w:numPr>
-      </w:pPr>
-      <w:r>
-        <w:t>przewidywany termin dostawy nie może być wcześniejszy niż data utworzenia zamówienia</w:t>
-      </w:r>
-    </w:p>
-    <w:p>
-      <w:pPr>
-        <w:pStyle w:val="Akapitzlist"/>
-        <w:numPr>
-          <w:ilvl w:val="3"/>
-          <w:numId w:val="1"/>
-        </w:numPr>
-      </w:pPr>
-      <w:r>
-        <w:t>pole uwag jest opcjonalne</w:t>
-      </w:r>
-    </w:p>
-    <w:p>
-      <w:pPr>
-        <w:pStyle w:val="Akapitzlist"/>
-        <w:numPr>
-          <w:ilvl w:val="3"/>
-          <w:numId w:val="1"/>
-        </w:numPr>
-      </w:pPr>
-      <w:r>
-        <w:t>System zapisuje zamówienie w bazie danych, nadając mu unikalny numer oraz status „utworzone”.</w:t>
-      </w:r>
-    </w:p>
-    <w:p>
-      <w:pPr>
-        <w:pStyle w:val="Akapitzlist"/>
-        <w:numPr>
-          <w:ilvl w:val="3"/>
-          <w:numId w:val="1"/>
-        </w:numPr>
-      </w:pPr>
-      <w:r>
-        <w:t>System informuje magazyniera o poprawnym utworzeniu zamówienia, wyświetlając odpowiedni komunikat oraz numer nowo utworzonego zamówienia.</w:t>
-      </w:r>
-    </w:p>
-    <w:p>
-      <w:pPr>
-        <w:pStyle w:val="Akapitzlist"/>
-        <w:numPr>
-          <w:ilvl w:val="1"/>
-          <w:numId w:val="1"/>
-        </w:numPr>
-      </w:pPr>
-      <w:r>
-        <w:t>Alternatywne ciągi zdarzeń</w:t>
-      </w:r>
-      <w:r>
-        <w:t>:</w:t>
-      </w:r>
-    </w:p>
-    <w:p>
-      <w:pPr>
-        <w:pStyle w:val="Akapitzlist"/>
-        <w:numPr>
-          <w:ilvl w:val="2"/>
-          <w:numId w:val="1"/>
-        </w:numPr>
-      </w:pPr>
-      <w:r>
-        <w:t>System stwierdza niekompletność lub niepoprawność danych</w:t>
-      </w:r>
-    </w:p>
-    <w:p>
-      <w:pPr>
-        <w:pStyle w:val="Akapitzlist"/>
-        <w:numPr>
-          <w:ilvl w:val="3"/>
-          <w:numId w:val="1"/>
-        </w:numPr>
-      </w:pPr>
-      <w:r>
-        <w:t>System wyświetla formularz ponownie, wskazując pola zawierające błędy.</w:t>
-      </w:r>
-    </w:p>
-    <w:p>
-      <w:pPr>
-        <w:pStyle w:val="Akapitzlist"/>
-        <w:numPr>
-          <w:ilvl w:val="3"/>
-          <w:numId w:val="1"/>
-        </w:numPr>
-      </w:pPr>
-      <w:r>
-        <w:t>Magazynier poprawia dane i ponownie zatwierdza utworzenie zamówienia.</w:t>
-      </w:r>
-    </w:p>
-    <w:p>
-      <w:pPr>
-        <w:pStyle w:val="Akapitzlist"/>
-        <w:numPr>
-          <w:ilvl w:val="2"/>
-          <w:numId w:val="1"/>
-        </w:numPr>
-      </w:pPr>
-      <w:r>
-        <w:t>Magazynier rezygnuje z tworzenia zamówienia</w:t>
-      </w:r>
-    </w:p>
-    <w:p>
-      <w:pPr>
-        <w:pStyle w:val="Akapitzlist"/>
-        <w:numPr>
-          <w:ilvl w:val="3"/>
-          <w:numId w:val="1"/>
-        </w:numPr>
-      </w:pPr>
-      <w:r>
-        <w:t>Magazynier wybiera opcję anulowania operacji.</w:t>
-      </w:r>
-    </w:p>
-    <w:p>
-      <w:pPr>
-        <w:pStyle w:val="Akapitzlist"/>
-        <w:numPr>
-          <w:ilvl w:val="3"/>
-          <w:numId w:val="1"/>
-        </w:numPr>
-      </w:pPr>
-      <w:r>
-        <w:t>System przerywa proces i wraca do poprzedniego widoku bez zapisania danych.</w:t>
-      </w:r>
-    </w:p>
-    <w:p>
-      <w:pPr>
-        <w:pStyle w:val="Akapitzlist"/>
-        <w:numPr>
-          <w:ilvl w:val="2"/>
-          <w:numId w:val="1"/>
-        </w:numPr>
-      </w:pPr>
-      <w:r>
-        <w:t>Wybrana część nie istnieje w katalogu</w:t>
-      </w:r>
-    </w:p>
-    <w:p>
-      <w:pPr>
-        <w:pStyle w:val="Akapitzlist"/>
-        <w:numPr>
-          <w:ilvl w:val="3"/>
-          <w:numId w:val="1"/>
-        </w:numPr>
-      </w:pPr>
-      <w:r>
-        <w:t>System informuje magazyniera, że wskazana część nie została odnaleziona.</w:t>
-      </w:r>
-    </w:p>
-    <w:p>
-      <w:pPr>
-        <w:pStyle w:val="Akapitzlist"/>
-        <w:numPr>
-          <w:ilvl w:val="3"/>
-          <w:numId w:val="1"/>
-        </w:numPr>
-      </w:pPr>
-      <w:r>
-        <w:t>Magazynier może ponownie wyszukać część albo zrezygnować z operacji.</w:t>
-      </w:r>
-    </w:p>
-    <w:p>
-      <w:pPr>
-        <w:pStyle w:val="Akapitzlist"/>
-        <w:numPr>
-          <w:ilvl w:val="2"/>
-          <w:numId w:val="1"/>
-        </w:numPr>
-      </w:pPr>
-      <w:r>
-        <w:t>Zamówienie wymaga dalszego zatwierdzenia</w:t>
-      </w:r>
-    </w:p>
-    <w:p>
-      <w:pPr>
-        <w:pStyle w:val="Akapitzlist"/>
-        <w:numPr>
-          <w:ilvl w:val="3"/>
-          <w:numId w:val="1"/>
-        </w:numPr>
-      </w:pPr>
-      <w:r>
-        <w:t>Po zapisaniu zamówienia system nadaje mu status „oczekujące na zatwierdzenie”.</w:t>
-      </w:r>
-    </w:p>
-    <w:p>
-      <w:pPr>
-        <w:pStyle w:val="Akapitzlist"/>
-        <w:numPr>
-          <w:ilvl w:val="3"/>
-          <w:numId w:val="1"/>
-        </w:numPr>
-      </w:pPr>
-      <w:r>
-        <w:t>System informuje magazyniera, że zamówienie zostało utworzone i przekazane do akceptacji kierownika.</w:t>
-      </w:r>
-    </w:p>
-    <w:p>
-      <w:pPr>
-        <w:pStyle w:val="Akapitzlist"/>
-        <w:numPr>
-          <w:ilvl w:val="1"/>
-          <w:numId w:val="1"/>
-        </w:numPr>
-      </w:pPr>
-      <w:r>
-        <w:t>Zależności czasowe</w:t>
-      </w:r>
-    </w:p>
-    <w:p>
-      <w:pPr>
-        <w:pStyle w:val="Akapitzlist"/>
-        <w:numPr>
-          <w:ilvl w:val="2"/>
-          <w:numId w:val="1"/>
-        </w:numPr>
-      </w:pPr>
-      <w:r>
-        <w:t>częstotliwość wykonania:</w:t>
-      </w:r>
-    </w:p>
-    <w:p>
-      <w:pPr>
-        <w:pStyle w:val="Akapitzlist"/>
-        <w:numPr>
-          <w:ilvl w:val="3"/>
-          <w:numId w:val="1"/>
-        </w:numPr>
-      </w:pPr>
-      <w:r>
-        <w:t>zależna od liczby braków magazynowych i bieżących potrzeb serwisu, średnio od kilku do kilkunastu razy w tygodniu</w:t>
-      </w:r>
-    </w:p>
-    <w:p>
-      <w:pPr>
-        <w:pStyle w:val="Akapitzlist"/>
-        <w:numPr>
-          <w:ilvl w:val="2"/>
-          <w:numId w:val="1"/>
-        </w:numPr>
-      </w:pPr>
-      <w:r>
-        <w:t>przewidywane spiętrzenia:</w:t>
-      </w:r>
-    </w:p>
-    <w:p>
-      <w:pPr>
-        <w:pStyle w:val="Akapitzlist"/>
-        <w:numPr>
-          <w:ilvl w:val="3"/>
-          <w:numId w:val="1"/>
-        </w:numPr>
-      </w:pPr>
-      <w:r>
-        <w:t>w okresach zwiększonej liczby napraw sprzętu, np. po weekendach, po dłuższych świętach lub w czasie wzmożonego ruchu w serwisie</w:t>
-      </w:r>
-    </w:p>
-    <w:p>
-      <w:pPr>
-        <w:pStyle w:val="Akapitzlist"/>
-        <w:numPr>
-          <w:ilvl w:val="2"/>
-          <w:numId w:val="1"/>
-        </w:numPr>
-      </w:pPr>
-      <w:r>
-        <w:t>typowy czas realizacji:</w:t>
-      </w:r>
-    </w:p>
-    <w:p>
-      <w:pPr>
-        <w:pStyle w:val="Akapitzlist"/>
-        <w:numPr>
-          <w:ilvl w:val="3"/>
-          <w:numId w:val="1"/>
-        </w:numPr>
-      </w:pPr>
-      <w:r>
-        <w:lastRenderedPageBreak/>
-        <w:t>około 1–3 minuty</w:t>
-      </w:r>
-    </w:p>
-    <w:p>
-      <w:pPr>
-        <w:pStyle w:val="Akapitzlist"/>
-        <w:numPr>
-          <w:ilvl w:val="2"/>
-          <w:numId w:val="1"/>
-        </w:numPr>
-      </w:pPr>
-      <w:r>
-        <w:t>maksymalny czas realizacji:</w:t>
-      </w:r>
-    </w:p>
-    <w:p>
-      <w:pPr>
-        <w:pStyle w:val="Akapitzlist"/>
-        <w:numPr>
-          <w:ilvl w:val="3"/>
-          <w:numId w:val="1"/>
-        </w:numPr>
-      </w:pPr>
-      <w:r>
-        <w:t>nieokreślony; zależny od kompletności danych oraz dostępności informacji o części i dostawcy</w:t>
-      </w:r>
-    </w:p>
-    <w:p>
-      <w:pPr>
-        <w:pStyle w:val="Akapitzlist"/>
-        <w:numPr>
-          <w:ilvl w:val="1"/>
-          <w:numId w:val="1"/>
-        </w:numPr>
-      </w:pPr>
-      <w:r>
-        <w:t>Wartości uzyskiwane przez aktora po zakończeniu przypadku użycia</w:t>
-      </w:r>
-    </w:p>
-    <w:p>
-      <w:pPr>
-        <w:pStyle w:val="Akapitzlist"/>
-        <w:numPr>
-          <w:ilvl w:val="2"/>
-          <w:numId w:val="1"/>
-        </w:numPr>
-      </w:pPr>
-      <w:r>
-        <w:t>Utworzenie nowego zamówienia na brakującą część.</w:t>
-      </w:r>
-    </w:p>
-    <w:p>
-      <w:pPr>
-        <w:pStyle w:val="Akapitzlist"/>
-        <w:numPr>
-          <w:ilvl w:val="2"/>
-          <w:numId w:val="1"/>
-        </w:numPr>
-      </w:pPr>
-      <w:r>
-        <w:t>Zarejestrowanie zamówienia w systemie wraz z jego numerem i statusem.</w:t>
-      </w:r>
-    </w:p>
-    <w:p>
-      <w:pPr>
-        <w:pStyle w:val="Akapitzlist"/>
-        <w:numPr>
-          <w:ilvl w:val="2"/>
-          <w:numId w:val="1"/>
-        </w:numPr>
-      </w:pPr>
-      <w:r>
-        <w:t>Możliwość przekazania zamówienia do dalszej obsługi, w szczególności do zatwierdzenia i realizacji.</w:t>
-      </w:r>
-    </w:p>
-    <w:p>
-      <w:pPr>
-        <w:pStyle w:val="Akapitzlist"/>
-        <w:numPr>
-          <w:ilvl w:val="0"/>
-          <w:numId w:val="1"/>
-        </w:numPr>
-      </w:pPr>
-      <w:r>
-        <w:t>Opis przypadku użycia „Wyszukiwanie części”</w:t>
-      </w:r>
-    </w:p>
-    <w:p>
-      <w:pPr>
-        <w:pStyle w:val="Akapitzlist"/>
-        <w:numPr>
-          <w:ilvl w:val="1"/>
-          <w:numId w:val="1"/>
-        </w:numPr>
-      </w:pPr>
-      <w:r>
-        <w:t>Uczestniczący aktorzy</w:t>
-      </w:r>
-      <w:r>
-        <w:t>:</w:t>
-      </w:r>
-    </w:p>
-    <w:p>
-      <w:pPr>
-        <w:pStyle w:val="Akapitzlist"/>
-        <w:numPr>
-          <w:ilvl w:val="2"/>
-          <w:numId w:val="1"/>
-        </w:numPr>
-      </w:pPr>
-      <w:r>
-        <w:t>Pracownik serwisu</w:t>
-      </w:r>
-    </w:p>
-    <w:p>
-      <w:pPr>
-        <w:pStyle w:val="Akapitzlist"/>
-        <w:numPr>
-          <w:ilvl w:val="1"/>
-          <w:numId w:val="1"/>
-        </w:numPr>
-      </w:pPr>
-      <w:r>
-        <w:t>Podstawowy ciąg zdarzeń</w:t>
-      </w:r>
-      <w:r>
-        <w:t>:</w:t>
-      </w:r>
-    </w:p>
-    <w:p>
-      <w:pPr>
-        <w:pStyle w:val="Akapitzlist"/>
-        <w:numPr>
-          <w:ilvl w:val="2"/>
-          <w:numId w:val="1"/>
-        </w:numPr>
-      </w:pPr>
-      <w:r>
-        <w:t>System wyświetla interfejs wyszukiwania części, zawierający pola filtrów:</w:t>
-      </w:r>
-    </w:p>
-    <w:p>
-      <w:pPr>
-        <w:pStyle w:val="Akapitzlist"/>
-        <w:numPr>
-          <w:ilvl w:val="3"/>
-          <w:numId w:val="1"/>
-        </w:numPr>
-      </w:pPr>
-      <w:r>
-        <w:t>Kryteria wyszukiwania: nazwa części, symbol / numer katalogowy</w:t>
-      </w:r>
-      <w:r>
-        <w:t>,</w:t>
-      </w:r>
-    </w:p>
-    <w:p>
-      <w:pPr>
-        <w:pStyle w:val="Akapitzlist"/>
-        <w:numPr>
-          <w:ilvl w:val="3"/>
-          <w:numId w:val="1"/>
-        </w:numPr>
-      </w:pPr>
-      <w:r>
-        <w:t>Kategoria: (np. matryce, dyski, pamięci RAM)</w:t>
-      </w:r>
-      <w:r>
-        <w:t>,</w:t>
-      </w:r>
-    </w:p>
-    <w:p>
-      <w:pPr>
-        <w:pStyle w:val="Akapitzlist"/>
-        <w:numPr>
-          <w:ilvl w:val="3"/>
-          <w:numId w:val="1"/>
-        </w:numPr>
-      </w:pPr>
-      <w:r>
-        <w:t>Status dostępności: (wszystkie, dostępne, brak na stanie)</w:t>
-      </w:r>
-      <w:r>
-        <w:t>,</w:t>
-      </w:r>
-    </w:p>
-    <w:p>
-      <w:pPr>
-        <w:pStyle w:val="Akapitzlist"/>
-        <w:numPr>
-          <w:ilvl w:val="2"/>
-          <w:numId w:val="1"/>
-        </w:numPr>
-      </w:pPr>
-      <w:r>
-        <w:t>Aktor wprowadza wybrane kryteria (np. fragment nazwy lub numer katalogowy).</w:t>
-      </w:r>
-    </w:p>
-    <w:p>
-      <w:pPr>
-        <w:pStyle w:val="Akapitzlist"/>
-        <w:numPr>
-          <w:ilvl w:val="2"/>
-          <w:numId w:val="1"/>
-        </w:numPr>
-      </w:pPr>
-      <w:r>
-        <w:t>Aktor zatwierdza wyszukiwanie przyciskiem „Szukaj”.</w:t>
-      </w:r>
-    </w:p>
-    <w:p>
-      <w:pPr>
-        <w:pStyle w:val="Akapitzlist"/>
-        <w:numPr>
-          <w:ilvl w:val="2"/>
-          <w:numId w:val="1"/>
-        </w:numPr>
-      </w:pPr>
-      <w:r>
-        <w:t>System weryfikuje poprawność wprowadzonych danych (np. minimalna liczba znaków).</w:t>
-      </w:r>
-    </w:p>
-    <w:p>
-      <w:pPr>
-        <w:pStyle w:val="Akapitzlist"/>
-        <w:numPr>
-          <w:ilvl w:val="2"/>
-          <w:numId w:val="1"/>
-        </w:numPr>
-      </w:pPr>
-      <w:r>
-        <w:t>System przeszukuje bazę danych i wyświetla listę części spełniających kryteria. Tabela wynikowa zawiera:</w:t>
-      </w:r>
-    </w:p>
-    <w:p>
-      <w:pPr>
-        <w:pStyle w:val="Akapitzlist"/>
-        <w:numPr>
-          <w:ilvl w:val="3"/>
-          <w:numId w:val="1"/>
-        </w:numPr>
-      </w:pPr>
-      <w:r>
-        <w:t>Nazwę części i symbol.</w:t>
-      </w:r>
-    </w:p>
-    <w:p>
-      <w:pPr>
-        <w:pStyle w:val="Akapitzlist"/>
-        <w:numPr>
-          <w:ilvl w:val="3"/>
-          <w:numId w:val="1"/>
-        </w:numPr>
-      </w:pPr>
-      <w:r>
-        <w:t>Aktualny stan magazynowy</w:t>
-      </w:r>
-      <w:r>
-        <w:t>.</w:t>
-      </w:r>
-    </w:p>
-    <w:p>
-      <w:pPr>
-        <w:pStyle w:val="Akapitzlist"/>
-        <w:numPr>
-          <w:ilvl w:val="3"/>
-          <w:numId w:val="1"/>
-        </w:numPr>
-      </w:pPr>
-      <w:r>
-        <w:t>Cenę.</w:t>
-      </w:r>
-    </w:p>
-    <w:p>
-      <w:pPr>
-        <w:pStyle w:val="Akapitzlist"/>
-        <w:numPr>
-          <w:ilvl w:val="3"/>
-          <w:numId w:val="1"/>
-        </w:numPr>
-      </w:pPr>
-      <w:r>
-        <w:t>Aktor wybiera interesującą go pozycję z listy, aby wyświetlić szczegóły.</w:t>
-      </w:r>
-    </w:p>
-    <w:p>
-      <w:pPr>
-        <w:pStyle w:val="Akapitzlist"/>
-        <w:numPr>
-          <w:ilvl w:val="3"/>
-          <w:numId w:val="1"/>
-        </w:numPr>
-      </w:pPr>
-      <w:r>
-        <w:t>System wyświetla pełną kartę części, w tym historię jej wykorzystania lub parametry techniczne.</w:t>
-      </w:r>
-    </w:p>
-    <w:p>
-      <w:pPr>
-        <w:pStyle w:val="Akapitzlist"/>
-        <w:numPr>
-          <w:ilvl w:val="1"/>
-          <w:numId w:val="1"/>
-        </w:numPr>
-      </w:pPr>
-      <w:r>
-        <w:t>Alternatywne ciągi zdarzeń</w:t>
-      </w:r>
-      <w:r>
-        <w:t>:</w:t>
-      </w:r>
-    </w:p>
-    <w:p>
-      <w:pPr>
-        <w:pStyle w:val="Akapitzlist"/>
-        <w:numPr>
-          <w:ilvl w:val="2"/>
-          <w:numId w:val="1"/>
-        </w:numPr>
-      </w:pPr>
-      <w:r>
-        <w:t>Brak wyników wyszukiwania</w:t>
-      </w:r>
-      <w:r>
-        <w:t>:</w:t>
-      </w:r>
-    </w:p>
-    <w:p>
-      <w:pPr>
-        <w:pStyle w:val="Akapitzlist"/>
-        <w:numPr>
-          <w:ilvl w:val="3"/>
-          <w:numId w:val="1"/>
-        </w:numPr>
-      </w:pPr>
-      <w:r>
-        <w:t>System informuje aktora o braku części spełniających podane kryteria.</w:t>
-      </w:r>
-    </w:p>
-    <w:p>
-      <w:pPr>
-        <w:pStyle w:val="Akapitzlist"/>
-        <w:numPr>
-          <w:ilvl w:val="3"/>
-          <w:numId w:val="1"/>
-        </w:numPr>
-      </w:pPr>
-      <w:r>
-        <w:t>System sugeruje zmianę filtrów lub sprawdzenie pisowni.</w:t>
-      </w:r>
-    </w:p>
-    <w:p>
-      <w:pPr>
-        <w:pStyle w:val="Akapitzlist"/>
-        <w:numPr>
-          <w:ilvl w:val="3"/>
-          <w:numId w:val="1"/>
-        </w:numPr>
-      </w:pPr>
-      <w:r>
-        <w:t>Aktor może wpisać nowe dane lub zakończyć proces.</w:t>
-      </w:r>
-    </w:p>
-    <w:p>
-      <w:pPr>
-        <w:pStyle w:val="Akapitzlist"/>
-        <w:numPr>
-          <w:ilvl w:val="2"/>
-          <w:numId w:val="1"/>
-        </w:numPr>
-      </w:pPr>
-      <w:r>
-        <w:t>Nieprawidłowe kryteria wyszukiwania</w:t>
-      </w:r>
-      <w:r>
-        <w:t>:</w:t>
-      </w:r>
-    </w:p>
-    <w:p>
-      <w:pPr>
-        <w:pStyle w:val="Akapitzlist"/>
-        <w:numPr>
-          <w:ilvl w:val="3"/>
-          <w:numId w:val="1"/>
-        </w:numPr>
-      </w:pPr>
-      <w:r>
-        <w:lastRenderedPageBreak/>
-        <w:t>System wyświetla komunikat o błędzie (np. „Wprowadzono niedozwolone znaki”).</w:t>
-      </w:r>
-    </w:p>
-    <w:p>
-      <w:pPr>
-        <w:pStyle w:val="Akapitzlist"/>
-        <w:numPr>
-          <w:ilvl w:val="3"/>
-          <w:numId w:val="1"/>
-        </w:numPr>
-      </w:pPr>
-      <w:r>
-        <w:t>A</w:t>
-      </w:r>
-      <w:r>
-        <w:t>ktor poprawia dane i ponownie uruchamia wyszukiwanie.</w:t>
-      </w:r>
-    </w:p>
-    <w:p>
-      <w:pPr>
-        <w:pStyle w:val="Akapitzlist"/>
-        <w:numPr>
-          <w:ilvl w:val="1"/>
-          <w:numId w:val="1"/>
-        </w:numPr>
-      </w:pPr>
-      <w:r>
-        <w:t>Zależności czasowe</w:t>
-      </w:r>
-      <w:r>
-        <w:t>.</w:t>
-      </w:r>
-    </w:p>
-    <w:p>
-      <w:pPr>
-        <w:pStyle w:val="Akapitzlist"/>
-        <w:numPr>
-          <w:ilvl w:val="2"/>
-          <w:numId w:val="1"/>
-        </w:numPr>
-      </w:pPr>
-      <w:r>
-        <w:t>Częstotliwość wykonania:</w:t>
-      </w:r>
-    </w:p>
-    <w:p>
-      <w:pPr>
-        <w:pStyle w:val="Akapitzlist"/>
-        <w:numPr>
-          <w:ilvl w:val="3"/>
-          <w:numId w:val="1"/>
-        </w:numPr>
-      </w:pPr>
-      <w:r>
-        <w:t>Bardzo wysoka; wielokrotnie w ciągu dnia podczas przyjmowania zleceń, wykonywania napraw oraz inwentaryzacji.</w:t>
-      </w:r>
-    </w:p>
-    <w:p>
-      <w:pPr>
-        <w:pStyle w:val="Akapitzlist"/>
-        <w:numPr>
-          <w:ilvl w:val="2"/>
-          <w:numId w:val="1"/>
-        </w:numPr>
-      </w:pPr>
-      <w:r>
-        <w:t>Przewidywane spiętrzenia:</w:t>
-      </w:r>
-    </w:p>
-    <w:p>
-      <w:pPr>
-        <w:pStyle w:val="Akapitzlist"/>
-        <w:numPr>
-          <w:ilvl w:val="3"/>
-          <w:numId w:val="1"/>
-        </w:numPr>
-      </w:pPr>
-      <w:r>
-        <w:t>W godzinach porannych (rozpoczynanie prac serwisowych).</w:t>
-      </w:r>
-    </w:p>
-    <w:p>
-      <w:pPr>
-        <w:pStyle w:val="Akapitzlist"/>
-        <w:numPr>
-          <w:ilvl w:val="2"/>
-          <w:numId w:val="1"/>
-        </w:numPr>
-      </w:pPr>
-      <w:r>
-        <w:t>Typowy czas realizacji:</w:t>
-      </w:r>
-    </w:p>
-    <w:p>
-      <w:pPr>
-        <w:pStyle w:val="Akapitzlist"/>
-        <w:numPr>
-          <w:ilvl w:val="3"/>
-          <w:numId w:val="1"/>
-        </w:numPr>
-      </w:pPr>
-      <w:r>
-        <w:t>Od kilku do kilkunastu sekund (zależnie od precyzji filtrów).</w:t>
-      </w:r>
-    </w:p>
-    <w:p>
-      <w:pPr>
-        <w:pStyle w:val="Akapitzlist"/>
-        <w:numPr>
-          <w:ilvl w:val="3"/>
-          <w:numId w:val="1"/>
-        </w:numPr>
-      </w:pPr>
-      <w:r>
-        <w:t>Maksymalny czas realizacji:</w:t>
-      </w:r>
-    </w:p>
-    <w:p>
-      <w:pPr>
-        <w:pStyle w:val="Akapitzlist"/>
-        <w:numPr>
-          <w:ilvl w:val="3"/>
-          <w:numId w:val="1"/>
-        </w:numPr>
-      </w:pPr>
-      <w:r>
-        <w:t>Zależny od wydajności łącza i wielkości bazy danych, zazwyczaj nie przekracza 1 minuty.</w:t>
-      </w:r>
-    </w:p>
-    <w:p>
-      <w:pPr>
-        <w:pStyle w:val="Akapitzlist"/>
-        <w:numPr>
-          <w:ilvl w:val="1"/>
-          <w:numId w:val="1"/>
-        </w:numPr>
-      </w:pPr>
-      <w:r>
-        <w:t>Wartości uzyskiwane przez aktora po zakończeniu przypadku użycia</w:t>
-      </w:r>
-    </w:p>
-    <w:p>
-      <w:pPr>
-        <w:pStyle w:val="Akapitzlist"/>
-        <w:numPr>
-          <w:ilvl w:val="2"/>
-          <w:numId w:val="1"/>
-        </w:numPr>
-      </w:pPr>
-      <w:r>
-        <w:t>Uzyskanie informacji o dostępności konkretnej części.</w:t>
-      </w:r>
-    </w:p>
-    <w:p>
-      <w:pPr>
-        <w:pStyle w:val="Akapitzlist"/>
-        <w:numPr>
-          <w:ilvl w:val="2"/>
-          <w:numId w:val="1"/>
-        </w:numPr>
-      </w:pPr>
-      <w:r>
-        <w:t>Możliwość szybkiego przejścia do przypisania części do naprawy lub zgłoszenia zapotrzebowania.</w:t>
-      </w:r>
-    </w:p>
-    <w:p>
-      <w:pPr>
-        <w:pStyle w:val="Akapitzlist"/>
-        <w:numPr>
-          <w:ilvl w:val="2"/>
-          <w:numId w:val="1"/>
-        </w:numPr>
-      </w:pPr>
-      <w:r>
-        <w:t>Oszczędność czasu dzięki eliminacji ręcznego przeszukiwania ewidencji.</w:t>
-      </w:r>
-    </w:p>
-    <w:p>
-      <w:pPr>
-        <w:pStyle w:val="Akapitzlist"/>
-        <w:numPr>
-          <w:ilvl w:val="0"/>
-          <w:numId w:val="1"/>
-        </w:numPr>
-      </w:pPr>
-      <w:r>
-        <w:t xml:space="preserve">Opis przypadku użycia </w:t>
-      </w:r>
-      <w:r>
-        <w:t>„Obsługa dostawy”</w:t>
-      </w:r>
-      <w:r>
-        <w:t>:</w:t>
-      </w:r>
-    </w:p>
-    <w:p>
-      <w:pPr>
-        <w:pStyle w:val="Akapitzlist"/>
-        <w:numPr>
-          <w:ilvl w:val="1"/>
-          <w:numId w:val="1"/>
-        </w:numPr>
-      </w:pPr>
-      <w:r>
-        <w:t>Uczestniczący aktorzy</w:t>
-      </w:r>
-    </w:p>
-    <w:p>
-      <w:pPr>
-        <w:pStyle w:val="Akapitzlist"/>
-        <w:numPr>
-          <w:ilvl w:val="2"/>
-          <w:numId w:val="1"/>
-        </w:numPr>
-      </w:pPr>
-      <w:r>
-        <w:t>Magazynier</w:t>
-      </w:r>
-    </w:p>
-    <w:p>
-      <w:pPr>
-        <w:pStyle w:val="Akapitzlist"/>
-        <w:numPr>
-          <w:ilvl w:val="1"/>
-          <w:numId w:val="1"/>
-        </w:numPr>
-      </w:pPr>
-      <w:r>
-        <w:t>Podstawowy ciąg zdarzeń</w:t>
-      </w:r>
-    </w:p>
-    <w:p>
-      <w:pPr>
-        <w:pStyle w:val="Akapitzlist"/>
-        <w:numPr>
-          <w:ilvl w:val="2"/>
-          <w:numId w:val="1"/>
-        </w:numPr>
-      </w:pPr>
-      <w:r>
-        <w:t>System wyświetla formularz umożliwiający obsługę przyjęcia dostawy, zawierający:</w:t>
-      </w:r>
-    </w:p>
-    <w:p>
-      <w:pPr>
-        <w:pStyle w:val="Akapitzlist"/>
-        <w:numPr>
-          <w:ilvl w:val="3"/>
-          <w:numId w:val="1"/>
-        </w:numPr>
-      </w:pPr>
-      <w:r>
-        <w:t>numer zamówienia,</w:t>
-      </w:r>
-    </w:p>
-    <w:p>
-      <w:pPr>
-        <w:pStyle w:val="Akapitzlist"/>
-        <w:numPr>
-          <w:ilvl w:val="3"/>
-          <w:numId w:val="1"/>
-        </w:numPr>
-      </w:pPr>
-      <w:r>
-        <w:t>dane dostawcy,</w:t>
-      </w:r>
-    </w:p>
-    <w:p>
-      <w:pPr>
-        <w:pStyle w:val="Akapitzlist"/>
-        <w:numPr>
-          <w:ilvl w:val="3"/>
-          <w:numId w:val="1"/>
-        </w:numPr>
-      </w:pPr>
-      <w:r>
-        <w:t>listę zamówionych części,</w:t>
-      </w:r>
-    </w:p>
-    <w:p>
-      <w:pPr>
-        <w:pStyle w:val="Akapitzlist"/>
-        <w:numPr>
-          <w:ilvl w:val="3"/>
-          <w:numId w:val="1"/>
-        </w:numPr>
-      </w:pPr>
-      <w:r>
-        <w:t>ilość zamówioną,</w:t>
-      </w:r>
-    </w:p>
-    <w:p>
-      <w:pPr>
-        <w:pStyle w:val="Akapitzlist"/>
-        <w:numPr>
-          <w:ilvl w:val="3"/>
-          <w:numId w:val="1"/>
-        </w:numPr>
-      </w:pPr>
-      <w:r>
-        <w:t>ilość dostarczoną,</w:t>
-      </w:r>
-    </w:p>
-    <w:p>
-      <w:pPr>
-        <w:pStyle w:val="Akapitzlist"/>
-        <w:numPr>
-          <w:ilvl w:val="3"/>
-          <w:numId w:val="1"/>
-        </w:numPr>
-      </w:pPr>
-      <w:r>
-        <w:t>datę dostawy,</w:t>
-      </w:r>
-    </w:p>
-    <w:p>
-      <w:pPr>
-        <w:pStyle w:val="Akapitzlist"/>
-        <w:numPr>
-          <w:ilvl w:val="3"/>
-          <w:numId w:val="1"/>
-        </w:numPr>
-      </w:pPr>
-      <w:r>
-        <w:t>pole uwag.</w:t>
-      </w:r>
-    </w:p>
-    <w:p>
-      <w:pPr>
-        <w:pStyle w:val="Akapitzlist"/>
-        <w:numPr>
-          <w:ilvl w:val="2"/>
-          <w:numId w:val="1"/>
-        </w:numPr>
-      </w:pPr>
-      <w:r>
-        <w:t>Magazynier wybiera zamówienie, dla którego została dostarczona przesyłka.</w:t>
-      </w:r>
-    </w:p>
-    <w:p>
-      <w:pPr>
-        <w:pStyle w:val="Akapitzlist"/>
-        <w:numPr>
-          <w:ilvl w:val="2"/>
-          <w:numId w:val="1"/>
-        </w:numPr>
-      </w:pPr>
-      <w:r>
-        <w:t>System wyświetla szczegóły wybranego zamówienia.</w:t>
-      </w:r>
-    </w:p>
-    <w:p>
-      <w:pPr>
-        <w:pStyle w:val="Akapitzlist"/>
-        <w:numPr>
-          <w:ilvl w:val="2"/>
-          <w:numId w:val="1"/>
-        </w:numPr>
-      </w:pPr>
-      <w:r>
-        <w:t>Magazynier porównuje dostarczone części z danymi zapisanymi w zamówieniu.</w:t>
-      </w:r>
-    </w:p>
-    <w:p>
-      <w:pPr>
-        <w:pStyle w:val="Akapitzlist"/>
-        <w:numPr>
-          <w:ilvl w:val="2"/>
-          <w:numId w:val="1"/>
-        </w:numPr>
-      </w:pPr>
-      <w:r>
-        <w:t>Magazynier wprowadza rzeczywiście dostarczone ilości części.</w:t>
-      </w:r>
-    </w:p>
-    <w:p>
-      <w:pPr>
-        <w:pStyle w:val="Akapitzlist"/>
-        <w:numPr>
-          <w:ilvl w:val="2"/>
-          <w:numId w:val="1"/>
-        </w:numPr>
-      </w:pPr>
-      <w:r>
-        <w:lastRenderedPageBreak/>
-        <w:t>Magazynier potwierdza przyjęcie dostawy przyciskiem „Zatwierdź przyjęcie”.</w:t>
-      </w:r>
-    </w:p>
-    <w:p>
-      <w:pPr>
-        <w:pStyle w:val="Akapitzlist"/>
-        <w:numPr>
-          <w:ilvl w:val="2"/>
-          <w:numId w:val="1"/>
-        </w:numPr>
-      </w:pPr>
-      <w:r>
-        <w:t>System weryfikuje poprawność i kompletność danych:</w:t>
-      </w:r>
-    </w:p>
-    <w:p>
-      <w:pPr>
-        <w:pStyle w:val="Akapitzlist"/>
-        <w:numPr>
-          <w:ilvl w:val="3"/>
-          <w:numId w:val="1"/>
-        </w:numPr>
-      </w:pPr>
-      <w:r>
-        <w:t>zamówienie musi istnieć w systemie,</w:t>
-      </w:r>
-    </w:p>
-    <w:p>
-      <w:pPr>
-        <w:pStyle w:val="Akapitzlist"/>
-        <w:numPr>
-          <w:ilvl w:val="3"/>
-          <w:numId w:val="1"/>
-        </w:numPr>
-      </w:pPr>
-      <w:r>
-        <w:t>dostarczona ilość nie może być mniejsza od zera,</w:t>
-      </w:r>
-    </w:p>
-    <w:p>
-      <w:pPr>
-        <w:pStyle w:val="Akapitzlist"/>
-        <w:numPr>
-          <w:ilvl w:val="3"/>
-          <w:numId w:val="1"/>
-        </w:numPr>
-      </w:pPr>
-      <w:r>
-        <w:t>data dostawy nie może być wcześniejsza niż data utworzenia zamówienia,</w:t>
-      </w:r>
-    </w:p>
-    <w:p>
-      <w:pPr>
-        <w:pStyle w:val="Akapitzlist"/>
-        <w:numPr>
-          <w:ilvl w:val="3"/>
-          <w:numId w:val="1"/>
-        </w:numPr>
-      </w:pPr>
-      <w:r>
-        <w:t>każda przyjęta część musi być powiązana z pozycją zamówienia.</w:t>
-      </w:r>
-    </w:p>
-    <w:p>
-      <w:pPr>
-        <w:pStyle w:val="Akapitzlist"/>
-        <w:numPr>
-          <w:ilvl w:val="3"/>
-          <w:numId w:val="1"/>
-        </w:numPr>
-      </w:pPr>
-      <w:r>
-        <w:t>System aktualizuje stany magazynowe dla przyjętych części.</w:t>
-      </w:r>
-    </w:p>
-    <w:p>
-      <w:pPr>
-        <w:pStyle w:val="Akapitzlist"/>
-        <w:numPr>
-          <w:ilvl w:val="3"/>
-          <w:numId w:val="1"/>
-        </w:numPr>
-      </w:pPr>
-      <w:r>
-        <w:t>System zmienia status zamówienia na „zrealizowane” albo „częściowo zrealizowane”, w zależności od zgodności dostawy z zamówieniem.</w:t>
-      </w:r>
-    </w:p>
-    <w:p>
-      <w:pPr>
-        <w:pStyle w:val="Akapitzlist"/>
-        <w:numPr>
-          <w:ilvl w:val="3"/>
-          <w:numId w:val="1"/>
-        </w:numPr>
-      </w:pPr>
-      <w:r>
-        <w:t>System zapisuje informację o przyjęciu dostawy w bazie danych.</w:t>
-      </w:r>
-    </w:p>
-    <w:p>
-      <w:pPr>
-        <w:pStyle w:val="Akapitzlist"/>
-        <w:numPr>
-          <w:ilvl w:val="3"/>
-          <w:numId w:val="1"/>
-        </w:numPr>
-      </w:pPr>
-      <w:r>
-        <w:t>System wyświetla komunikat o poprawnym przyjęciu dostawy.</w:t>
-      </w:r>
-    </w:p>
-    <w:p>
-      <w:pPr>
-        <w:pStyle w:val="Akapitzlist"/>
-        <w:numPr>
-          <w:ilvl w:val="1"/>
-          <w:numId w:val="1"/>
-        </w:numPr>
-      </w:pPr>
-      <w:r>
-        <w:t>Alternatywne ciągi zdarzeń</w:t>
-      </w:r>
-    </w:p>
-    <w:p>
-      <w:pPr>
-        <w:pStyle w:val="Akapitzlist"/>
-        <w:numPr>
-          <w:ilvl w:val="2"/>
-          <w:numId w:val="1"/>
-        </w:numPr>
-      </w:pPr>
-      <w:r>
-        <w:t>System stwierdza niekompletność lub niepoprawność danych</w:t>
-      </w:r>
-    </w:p>
-    <w:p>
-      <w:pPr>
-        <w:pStyle w:val="Akapitzlist"/>
-        <w:numPr>
-          <w:ilvl w:val="3"/>
-          <w:numId w:val="1"/>
-        </w:numPr>
-      </w:pPr>
-      <w:r>
-        <w:t>System wyświetla formularz ponownie, wskazując pola zawierające błędy.</w:t>
-      </w:r>
-    </w:p>
-    <w:p>
-      <w:pPr>
-        <w:pStyle w:val="Akapitzlist"/>
-        <w:numPr>
-          <w:ilvl w:val="3"/>
-          <w:numId w:val="1"/>
-        </w:numPr>
-      </w:pPr>
-      <w:r>
-        <w:t>Magazynier poprawia dane i ponownie zatwierdza przyjęcie dostawy.</w:t>
-      </w:r>
-    </w:p>
-    <w:p>
-      <w:pPr>
-        <w:pStyle w:val="Akapitzlist"/>
-        <w:numPr>
-          <w:ilvl w:val="2"/>
-          <w:numId w:val="1"/>
-        </w:numPr>
-      </w:pPr>
-      <w:r>
-        <w:t>Magazynier rezygnuje z dostawy</w:t>
-      </w:r>
-      <w:r>
-        <w:t>:</w:t>
-      </w:r>
-    </w:p>
-    <w:p>
-      <w:pPr>
-        <w:pStyle w:val="Akapitzlist"/>
-        <w:numPr>
-          <w:ilvl w:val="3"/>
-          <w:numId w:val="1"/>
-        </w:numPr>
-      </w:pPr>
-      <w:r>
-        <w:t>Magazynier wybiera opcję anulowania operacji.</w:t>
-      </w:r>
-    </w:p>
-    <w:p>
-      <w:pPr>
-        <w:pStyle w:val="Akapitzlist"/>
-        <w:numPr>
-          <w:ilvl w:val="3"/>
-          <w:numId w:val="1"/>
-        </w:numPr>
-      </w:pPr>
-      <w:r>
-        <w:t>System przerywa proces i wraca do poprzedniego widoku bez zapisania zmian.</w:t>
-      </w:r>
-    </w:p>
-    <w:p>
-      <w:pPr>
-        <w:pStyle w:val="Akapitzlist"/>
-        <w:numPr>
-          <w:ilvl w:val="2"/>
-          <w:numId w:val="1"/>
-        </w:numPr>
-      </w:pPr>
-      <w:r>
-        <w:t>Dostawa jest niezgodna z zamówieniem</w:t>
-      </w:r>
-    </w:p>
-    <w:p>
-      <w:pPr>
-        <w:pStyle w:val="Akapitzlist"/>
-        <w:numPr>
-          <w:ilvl w:val="3"/>
-          <w:numId w:val="1"/>
-        </w:numPr>
-      </w:pPr>
-      <w:r>
-        <w:t>Magazynier stwierdza brak części, nadmiar części albo niezgodność ilościową.</w:t>
-      </w:r>
-    </w:p>
-    <w:p>
-      <w:pPr>
-        <w:pStyle w:val="Akapitzlist"/>
-        <w:numPr>
-          <w:ilvl w:val="3"/>
-          <w:numId w:val="1"/>
-        </w:numPr>
-      </w:pPr>
-      <w:r>
-        <w:t>System umożliwia zgłoszenie niezgodności dostawy.</w:t>
-      </w:r>
-    </w:p>
-    <w:p>
-      <w:pPr>
-        <w:pStyle w:val="Akapitzlist"/>
-        <w:numPr>
-          <w:ilvl w:val="3"/>
-          <w:numId w:val="1"/>
-        </w:numPr>
-      </w:pPr>
-      <w:r>
-        <w:t>System zapisuje informację o niezgodności oraz oznacza zamówienie statusem „wymaga wyjaśnienia” albo „częściowo zrealizowane”.</w:t>
-      </w:r>
-    </w:p>
-    <w:p>
-      <w:pPr>
-        <w:pStyle w:val="Akapitzlist"/>
-        <w:numPr>
-          <w:ilvl w:val="3"/>
-          <w:numId w:val="1"/>
-        </w:numPr>
-      </w:pPr>
-      <w:r>
-        <w:t>Dostawa obejmuje tylko część zamówienia</w:t>
-      </w:r>
-    </w:p>
-    <w:p>
-      <w:pPr>
-        <w:pStyle w:val="Akapitzlist"/>
-        <w:numPr>
-          <w:ilvl w:val="3"/>
-          <w:numId w:val="1"/>
-        </w:numPr>
-      </w:pPr>
-      <w:r>
-        <w:t>Magazynier potwierdza przyjęcie tylko części pozycji.</w:t>
-      </w:r>
-    </w:p>
-    <w:p>
-      <w:pPr>
-        <w:pStyle w:val="Akapitzlist"/>
-        <w:numPr>
-          <w:ilvl w:val="3"/>
-          <w:numId w:val="1"/>
-        </w:numPr>
-      </w:pPr>
-      <w:r>
-        <w:t>System aktualizuje stany magazynowe dla dostarczonych elementów.</w:t>
-      </w:r>
-    </w:p>
-    <w:p>
-      <w:pPr>
-        <w:pStyle w:val="Akapitzlist"/>
-        <w:numPr>
-          <w:ilvl w:val="3"/>
-          <w:numId w:val="1"/>
-        </w:numPr>
-      </w:pPr>
-      <w:r>
-        <w:t>System nadaje zamówieniu status „częściowo zrealizowane”.</w:t>
-      </w:r>
-    </w:p>
-    <w:p>
-      <w:pPr>
-        <w:pStyle w:val="Akapitzlist"/>
-        <w:numPr>
-          <w:ilvl w:val="1"/>
-          <w:numId w:val="1"/>
-        </w:numPr>
-      </w:pPr>
-      <w:r>
-        <w:t>Zależności czasowe</w:t>
-      </w:r>
-    </w:p>
-    <w:p>
-      <w:pPr>
-        <w:pStyle w:val="Akapitzlist"/>
-        <w:numPr>
-          <w:ilvl w:val="2"/>
-          <w:numId w:val="1"/>
-        </w:numPr>
-      </w:pPr>
-      <w:r>
-        <w:t>częstotliwość wykonania:</w:t>
-      </w:r>
-    </w:p>
-    <w:p>
-      <w:pPr>
-        <w:pStyle w:val="Akapitzlist"/>
-        <w:numPr>
-          <w:ilvl w:val="3"/>
-          <w:numId w:val="1"/>
-        </w:numPr>
-      </w:pPr>
-      <w:r>
-        <w:t>zależna od liczby składanych zamówień i terminów dostaw, średnio kilka razy w tygodniu</w:t>
-      </w:r>
-    </w:p>
-    <w:p>
-      <w:pPr>
-        <w:pStyle w:val="Akapitzlist"/>
-        <w:numPr>
-          <w:ilvl w:val="2"/>
-          <w:numId w:val="1"/>
-        </w:numPr>
-      </w:pPr>
-      <w:r>
-        <w:lastRenderedPageBreak/>
-        <w:t>przewidywane spiętrzenia:</w:t>
-      </w:r>
-    </w:p>
-    <w:p>
-      <w:pPr>
-        <w:pStyle w:val="Akapitzlist"/>
-        <w:numPr>
-          <w:ilvl w:val="3"/>
-          <w:numId w:val="1"/>
-        </w:numPr>
-      </w:pPr>
-      <w:r>
-        <w:t>w okresach zwiększonego zapotrzebowania na części, np. przy wzmożonej liczbie napraw lub po realizacji większej liczby zamówień</w:t>
-      </w:r>
-    </w:p>
-    <w:p>
-      <w:pPr>
-        <w:pStyle w:val="Akapitzlist"/>
-        <w:numPr>
-          <w:ilvl w:val="2"/>
-          <w:numId w:val="1"/>
-        </w:numPr>
-      </w:pPr>
-      <w:r>
-        <w:t>typowy czas realizacji:</w:t>
-      </w:r>
-    </w:p>
-    <w:p>
-      <w:pPr>
-        <w:pStyle w:val="Akapitzlist"/>
-        <w:numPr>
-          <w:ilvl w:val="3"/>
-          <w:numId w:val="1"/>
-        </w:numPr>
-      </w:pPr>
-      <w:r>
-        <w:t>około 2–5 minut</w:t>
-      </w:r>
-    </w:p>
-    <w:p>
-      <w:pPr>
-        <w:pStyle w:val="Akapitzlist"/>
-        <w:numPr>
-          <w:ilvl w:val="2"/>
-          <w:numId w:val="1"/>
-        </w:numPr>
-      </w:pPr>
-      <w:r>
-        <w:t>maksymalny czas realizacji:</w:t>
-      </w:r>
-    </w:p>
-    <w:p>
-      <w:pPr>
-        <w:pStyle w:val="Akapitzlist"/>
-        <w:numPr>
-          <w:ilvl w:val="3"/>
-          <w:numId w:val="1"/>
-        </w:numPr>
-      </w:pPr>
-      <w:r>
-        <w:t>nieokreślony; zależny od liczby pozycji w dostawie oraz ewentualnych niezgodności</w:t>
-      </w:r>
-    </w:p>
-    <w:p>
-      <w:pPr>
-        <w:pStyle w:val="Akapitzlist"/>
-        <w:numPr>
-          <w:ilvl w:val="1"/>
-          <w:numId w:val="1"/>
-        </w:numPr>
-      </w:pPr>
-      <w:r>
-        <w:t>Wartości uzyskiwane przez aktora po zakończeniu przypadku użycia</w:t>
-      </w:r>
-      <w:r>
-        <w:t>:</w:t>
-      </w:r>
-    </w:p>
-    <w:p>
-      <w:pPr>
-        <w:pStyle w:val="Akapitzlist"/>
-        <w:numPr>
-          <w:ilvl w:val="2"/>
-          <w:numId w:val="1"/>
-        </w:numPr>
-      </w:pPr>
-      <w:r>
-        <w:t>Zarejestrowanie przyjęcia dostawy w systemie.</w:t>
-      </w:r>
-    </w:p>
-    <w:p>
-      <w:pPr>
-        <w:pStyle w:val="Akapitzlist"/>
-        <w:numPr>
-          <w:ilvl w:val="2"/>
-          <w:numId w:val="1"/>
-        </w:numPr>
-      </w:pPr>
-      <w:r>
-        <w:t>Aktualizacja stanów magazynowych dla dostarczonych części.</w:t>
-      </w:r>
-    </w:p>
-    <w:p>
-      <w:pPr>
-        <w:pStyle w:val="Akapitzlist"/>
-        <w:numPr>
-          <w:ilvl w:val="2"/>
-          <w:numId w:val="1"/>
-        </w:numPr>
-      </w:pPr>
-      <w:r>
-        <w:t>Uaktualnienie statusu zamówienia.</w:t>
-      </w:r>
-    </w:p>
-    <w:p>
-      <w:pPr>
-        <w:pStyle w:val="Akapitzlist"/>
-        <w:numPr>
-          <w:ilvl w:val="2"/>
-          <w:numId w:val="1"/>
-        </w:numPr>
-      </w:pPr>
-      <w:r>
-        <w:t>Możliwość dalszego wykorzystania przyjętych części w procesie napraw.</w:t>
-      </w:r>
-    </w:p>
-    <w:p>
-      <w:pPr>
-        <w:pStyle w:val="Akapitzlist"/>
-        <w:numPr>
-          <w:ilvl w:val="0"/>
-          <w:numId w:val="1"/>
-        </w:numPr>
-      </w:pPr>
-      <w:r>
-        <w:t>Szacowanie kosztów i czasu realizacji projektu</w:t>
-      </w:r>
-      <w:r>
-        <w:t>:</w:t>
-      </w:r>
-      <w:r>
-        <w:br/>
-      </w:r>
-      <w:r>
-        <w:t>W ramach projektu dokonano szacunkowej analizy czasu oraz kosztów realizacji modułu zarządzania katalogiem i zamówieniami części zamiennych w serwisie komputerowym. Przyjęto uproszczony model wyceny oparty na liczbie roboczodni oraz średniej stawce pracy specjalisty IT wynoszącej 800 zł za dzień pracy.</w:t>
-      </w:r>
-    </w:p>
-    <w:p>
-      <w:pPr>
-        <w:pStyle w:val="Akapitzlist"/>
-        <w:numPr>
-          <w:ilvl w:val="1"/>
-          <w:numId w:val="1"/>
-        </w:numPr>
-      </w:pPr>
-      <w:r>
-        <w:t>Etap 1: Analiza i projektowanie systemu</w:t>
-      </w:r>
-      <w:r>
-        <w:t>:</w:t>
-      </w:r>
-      <w:r>
-        <w:br/>
-      </w:r>
-      <w:r>
         <w:t>Zakres etapu obejmuje:</w:t>
       </w:r>
     </w:p>
@@ -2815,189 +4263,6 @@
         </w:numPr>
       </w:pPr>
       <w:r>
-        <w:t>analizę wymagań funkcjonalnych i niefunkcjonalnych,</w:t>
-      </w:r>
-    </w:p>
-    <w:p>
-      <w:pPr>
-        <w:pStyle w:val="Akapitzlist"/>
-        <w:numPr>
-          <w:ilvl w:val="2"/>
-          <w:numId w:val="1"/>
-        </w:numPr>
-      </w:pPr>
-      <w:r>
-        <w:t>identyfikację aktorów i przypadków użycia,</w:t>
-      </w:r>
-    </w:p>
-    <w:p>
-      <w:pPr>
-        <w:pStyle w:val="Akapitzlist"/>
-        <w:numPr>
-          <w:ilvl w:val="2"/>
-          <w:numId w:val="1"/>
-        </w:numPr>
-      </w:pPr>
-      <w:r>
-        <w:t>opracowanie diagramów UML,</w:t>
-      </w:r>
-    </w:p>
-    <w:p>
-      <w:pPr>
-        <w:pStyle w:val="Akapitzlist"/>
-        <w:numPr>
-          <w:ilvl w:val="2"/>
-          <w:numId w:val="1"/>
-        </w:numPr>
-      </w:pPr>
-      <w:r>
-        <w:t>zaprojektowanie struktury systemu i interfejsu użytkownika.</w:t>
-      </w:r>
-    </w:p>
-    <w:p>
-      <w:pPr>
-        <w:pStyle w:val="Akapitzlist"/>
-        <w:numPr>
-          <w:ilvl w:val="1"/>
-          <w:numId w:val="1"/>
-        </w:numPr>
-      </w:pPr>
-      <w:r>
-        <w:t>Czas trwania: 10 dni roboczych.</w:t>
-      </w:r>
-    </w:p>
-    <w:p>
-      <w:pPr>
-        <w:pStyle w:val="Akapitzlist"/>
-        <w:numPr>
-          <w:ilvl w:val="1"/>
-          <w:numId w:val="1"/>
-        </w:numPr>
-      </w:pPr>
-      <w:r>
-        <w:t>Koszt: 10 × 800 zł = 8000 zł.</w:t>
-      </w:r>
-    </w:p>
-    <w:p>
-      <w:pPr>
-        <w:pStyle w:val="Akapitzlist"/>
-        <w:numPr>
-          <w:ilvl w:val="1"/>
-          <w:numId w:val="1"/>
-        </w:numPr>
-      </w:pPr>
-      <w:r>
-        <w:t>Etap 2: Implementacja systemu</w:t>
-      </w:r>
-      <w:r>
-        <w:br/>
-      </w:r>
-      <w:r>
-        <w:t>Zakres etapu obejmuje:</w:t>
-      </w:r>
-    </w:p>
-    <w:p>
-      <w:pPr>
-        <w:pStyle w:val="Akapitzlist"/>
-        <w:numPr>
-          <w:ilvl w:val="2"/>
-          <w:numId w:val="1"/>
-        </w:numPr>
-      </w:pPr>
-      <w:r>
-        <w:t>implementację logiki systemu,</w:t>
-      </w:r>
-    </w:p>
-    <w:p>
-      <w:pPr>
-        <w:pStyle w:val="Akapitzlist"/>
-        <w:numPr>
-          <w:ilvl w:val="2"/>
-          <w:numId w:val="1"/>
-        </w:numPr>
-      </w:pPr>
-      <w:r>
-        <w:t>stworzenie bazy danych,</w:t>
-      </w:r>
-    </w:p>
-    <w:p>
-      <w:pPr>
-        <w:pStyle w:val="Akapitzlist"/>
-        <w:numPr>
-          <w:ilvl w:val="2"/>
-          <w:numId w:val="1"/>
-        </w:numPr>
-      </w:pPr>
-      <w:r>
-        <w:t>implementację interfejsu użytkownika,</w:t>
-      </w:r>
-    </w:p>
-    <w:p>
-      <w:pPr>
-        <w:pStyle w:val="Akapitzlist"/>
-        <w:numPr>
-          <w:ilvl w:val="2"/>
-          <w:numId w:val="1"/>
-        </w:numPr>
-      </w:pPr>
-      <w:r>
-        <w:t>integrację poszczególnych komponentów systemu.</w:t>
-      </w:r>
-    </w:p>
-    <w:p>
-      <w:pPr>
-        <w:pStyle w:val="Akapitzlist"/>
-        <w:numPr>
-          <w:ilvl w:val="1"/>
-          <w:numId w:val="1"/>
-        </w:numPr>
-      </w:pPr>
-      <w:r>
-        <w:t>Czas trwania: 25 dni roboczych.</w:t>
-      </w:r>
-    </w:p>
-    <w:p>
-      <w:pPr>
-        <w:pStyle w:val="Akapitzlist"/>
-        <w:numPr>
-          <w:ilvl w:val="1"/>
-          <w:numId w:val="1"/>
-        </w:numPr>
-      </w:pPr>
-      <w:r>
-        <w:t>Koszt: 25 × 800 zł = 20 000 zł.</w:t>
-      </w:r>
-    </w:p>
-    <w:p>
-      <w:pPr>
-        <w:pStyle w:val="Akapitzlist"/>
-        <w:numPr>
-          <w:ilvl w:val="1"/>
-          <w:numId w:val="1"/>
-        </w:numPr>
-      </w:pPr>
-      <w:r>
-        <w:t>Etap 3: Testowanie i wdrożenie</w:t>
-      </w:r>
-      <w:r>
-        <w:t>:</w:t>
-      </w:r>
-      <w:r>
-        <w:br/>
-      </w:r>
-      <w:r>
-        <w:t>Zakres etapu obejmuje:</w:t>
-      </w:r>
-    </w:p>
-    <w:p>
-      <w:pPr>
-        <w:pStyle w:val="Akapitzlist"/>
-        <w:numPr>
-          <w:ilvl w:val="2"/>
-          <w:numId w:val="1"/>
-        </w:numPr>
-      </w:pPr>
-      <w:r>
         <w:t>testy funkcjonalne systemu,</w:t>
       </w:r>
     </w:p>
@@ -3034,7 +4299,6 @@
         </w:numPr>
       </w:pPr>
       <w:r>
-        <w:lastRenderedPageBreak/>
         <w:t>instalację systemu w środowisku docelowym.</w:t>
       </w:r>
     </w:p>
@@ -3199,6 +4463,7 @@
           </w:tcPr>
           <w:p>
             <w:r>
+              <w:lastRenderedPageBreak/>
               <w:t>Etap</w:t>
             </w:r>
           </w:p>
@@ -3380,10 +4645,10 @@
         </w:rPr>
         <w:lastRenderedPageBreak/>
         <w:drawing>
-          <wp:inline distT="0" distB="0" distL="0" distR="0" wp14:anchorId="1A34C2FA" wp14:editId="785F4E3F">
-            <wp:extent cx="5505450" cy="7874226"/>
-            <wp:effectExtent l="0" t="0" r="0" b="0"/>
-            <wp:docPr id="1582359712" name="drawing"/>
+          <wp:inline distT="0" distB="0" distL="0" distR="0" wp14:anchorId="3B374974" wp14:editId="3E3D7963">
+            <wp:extent cx="5920567" cy="6543304"/>
+            <wp:effectExtent l="0" t="0" r="4445" b="0"/>
+            <wp:docPr id="307414417" name="Obraz 1"/>
             <wp:cNvGraphicFramePr>
               <a:graphicFrameLocks xmlns:a="http://schemas.openxmlformats.org/drawingml/2006/main" noChangeAspect="1"/>
             </wp:cNvGraphicFramePr>
@@ -3391,29 +4656,36 @@
               <a:graphicData uri="http://schemas.openxmlformats.org/drawingml/2006/picture">
                 <pic:pic xmlns:pic="http://schemas.openxmlformats.org/drawingml/2006/picture">
                   <pic:nvPicPr>
-                    <pic:cNvPr id="1582359712" name=""/>
-                    <pic:cNvPicPr/>
+                    <pic:cNvPr id="0" name="Picture 127"/>
+                    <pic:cNvPicPr>
+                      <a:picLocks noChangeAspect="1" noChangeArrowheads="1"/>
+                    </pic:cNvPicPr>
                   </pic:nvPicPr>
                   <pic:blipFill>
                     <a:blip r:embed="rId6">
                       <a:extLst>
                         <a:ext uri="{28A0092B-C50C-407E-A947-70E740481C1C}">
-                          <a14:useLocalDpi xmlns:a14="http://schemas.microsoft.com/office/drawing/2010/main"/>
+                          <a14:useLocalDpi xmlns:a14="http://schemas.microsoft.com/office/drawing/2010/main" val="0"/>
                         </a:ext>
                       </a:extLst>
                     </a:blip>
+                    <a:srcRect/>
                     <a:stretch>
                       <a:fillRect/>
                     </a:stretch>
                   </pic:blipFill>
-                  <pic:spPr>
+                  <pic:spPr bwMode="auto">
                     <a:xfrm>
                       <a:off x="0" y="0"/>
-                      <a:ext cx="5505450" cy="7874226"/>
+                      <a:ext cx="5926730" cy="6550116"/>
                     </a:xfrm>
                     <a:prstGeom prst="rect">
                       <a:avLst/>
                     </a:prstGeom>
+                    <a:noFill/>
+                    <a:ln>
+                      <a:noFill/>
+                    </a:ln>
                   </pic:spPr>
                 </pic:pic>
               </a:graphicData>
@@ -3734,6 +5006,349 @@
 <file path=word/numbering.xml><?xml version="1.0" encoding="utf-8"?>
 <w:numbering xmlns:wpc="http://schemas.microsoft.com/office/word/2010/wordprocessingCanvas" xmlns:cx="http://schemas.microsoft.com/office/drawing/2014/chartex" xmlns:cx1="http://schemas.microsoft.com/office/drawing/2015/9/8/chartex" xmlns:cx2="http://schemas.microsoft.com/office/drawing/2015/10/21/chartex" xmlns:cx3="http://schemas.microsoft.com/office/drawing/2016/5/9/chartex" xmlns:cx4="http://schemas.microsoft.com/office/drawing/2016/5/10/chartex" xmlns:cx5="http://schemas.microsoft.com/office/drawing/2016/5/11/chartex" xmlns:cx6="http://schemas.microsoft.com/office/drawing/2016/5/12/chartex" xmlns:cx7="http://schemas.microsoft.com/office/drawing/2016/5/13/chartex" xmlns:cx8="http://schemas.microsoft.com/office/drawing/2016/5/14/chartex" xmlns:mc="http://schemas.openxmlformats.org/markup-compatibility/2006" xmlns:aink="http://schemas.microsoft.com/office/drawing/2016/ink" xmlns:am3d="http://schemas.microsoft.com/office/drawing/2017/model3d" xmlns:o="urn:schemas-microsoft-com:office:office" xmlns:oel="http://schemas.microsoft.com/office/2019/extlst" xmlns:r="http://schemas.openxmlformats.org/officeDocument/2006/relationships" xmlns:m="http://schemas.openxmlformats.org/officeDocument/2006/math" xmlns:v="urn:schemas-microsoft-com:vml" xmlns:wp14="http://schemas.microsoft.com/office/word/2010/wordprocessingDrawing" xmlns:wp="http://schemas.openxmlformats.org/drawingml/2006/wordprocessingDrawing" xmlns:w10="urn:schemas-microsoft-com:office:word" xmlns:w="http://schemas.openxmlformats.org/wordprocessingml/2006/main" xmlns:w14="http://schemas.microsoft.com/office/word/2010/wordml" xmlns:w15="http://schemas.microsoft.com/office/word/2012/wordml" xmlns:w16cex="http://schemas.microsoft.com/office/word/2018/wordml/cex" xmlns:w16cid="http://schemas.microsoft.com/office/word/2016/wordml/cid" xmlns:w16="http://schemas.microsoft.com/office/word/2018/wordml" xmlns:w16du="http://schemas.microsoft.com/office/word/2023/wordml/word16du" xmlns:w16sdtdh="http://schemas.microsoft.com/office/word/2020/wordml/sdtdatahash" xmlns:w16sdtfl="http://schemas.microsoft.com/office/word/2024/wordml/sdtformatlock" xmlns:w16se="http://schemas.microsoft.com/office/word/2015/wordml/symex" xmlns:wpg="http://schemas.microsoft.com/office/word/2010/wordprocessingGroup" xmlns:wpi="http://schemas.microsoft.com/office/word/2010/wordprocessingInk" xmlns:wne="http://schemas.microsoft.com/office/word/2006/wordml" xmlns:wps="http://schemas.microsoft.com/office/word/2010/wordprocessingShape" mc:Ignorable="w14 w15 w16se w16cid w16 w16cex w16sdtdh w16sdtfl w16du wp14">
   <w:abstractNum w:abstractNumId="0" w15:restartNumberingAfterBreak="0">
+    <w:nsid w:val="004578BA"/>
+    <w:multiLevelType w:val="multilevel"/>
+    <w:tmpl w:val="8256B3F8"/>
+    <w:lvl w:ilvl="0">
+      <w:start w:val="1"/>
+      <w:numFmt w:val="decimal"/>
+      <w:lvlText w:val="%1."/>
+      <w:lvlJc w:val="left"/>
+      <w:pPr>
+        <w:tabs>
+          <w:tab w:val="num" w:pos="720"/>
+        </w:tabs>
+        <w:ind w:left="720" w:hanging="360"/>
+      </w:pPr>
+    </w:lvl>
+    <w:lvl w:ilvl="1" w:tentative="1">
+      <w:start w:val="1"/>
+      <w:numFmt w:val="decimal"/>
+      <w:lvlText w:val="%2."/>
+      <w:lvlJc w:val="left"/>
+      <w:pPr>
+        <w:tabs>
+          <w:tab w:val="num" w:pos="1440"/>
+        </w:tabs>
+        <w:ind w:left="1440" w:hanging="360"/>
+      </w:pPr>
+    </w:lvl>
+    <w:lvl w:ilvl="2" w:tentative="1">
+      <w:start w:val="1"/>
+      <w:numFmt w:val="decimal"/>
+      <w:lvlText w:val="%3."/>
+      <w:lvlJc w:val="left"/>
+      <w:pPr>
+        <w:tabs>
+          <w:tab w:val="num" w:pos="2160"/>
+        </w:tabs>
+        <w:ind w:left="2160" w:hanging="360"/>
+      </w:pPr>
+    </w:lvl>
+    <w:lvl w:ilvl="3" w:tentative="1">
+      <w:start w:val="1"/>
+      <w:numFmt w:val="decimal"/>
+      <w:lvlText w:val="%4."/>
+      <w:lvlJc w:val="left"/>
+      <w:pPr>
+        <w:tabs>
+          <w:tab w:val="num" w:pos="2880"/>
+        </w:tabs>
+        <w:ind w:left="2880" w:hanging="360"/>
+      </w:pPr>
+    </w:lvl>
+    <w:lvl w:ilvl="4" w:tentative="1">
+      <w:start w:val="1"/>
+      <w:numFmt w:val="decimal"/>
+      <w:lvlText w:val="%5."/>
+      <w:lvlJc w:val="left"/>
+      <w:pPr>
+        <w:tabs>
+          <w:tab w:val="num" w:pos="3600"/>
+        </w:tabs>
+        <w:ind w:left="3600" w:hanging="360"/>
+      </w:pPr>
+    </w:lvl>
+    <w:lvl w:ilvl="5" w:tentative="1">
+      <w:start w:val="1"/>
+      <w:numFmt w:val="decimal"/>
+      <w:lvlText w:val="%6."/>
+      <w:lvlJc w:val="left"/>
+      <w:pPr>
+        <w:tabs>
+          <w:tab w:val="num" w:pos="4320"/>
+        </w:tabs>
+        <w:ind w:left="4320" w:hanging="360"/>
+      </w:pPr>
+    </w:lvl>
+    <w:lvl w:ilvl="6" w:tentative="1">
+      <w:start w:val="1"/>
+      <w:numFmt w:val="decimal"/>
+      <w:lvlText w:val="%7."/>
+      <w:lvlJc w:val="left"/>
+      <w:pPr>
+        <w:tabs>
+          <w:tab w:val="num" w:pos="5040"/>
+        </w:tabs>
+        <w:ind w:left="5040" w:hanging="360"/>
+      </w:pPr>
+    </w:lvl>
+    <w:lvl w:ilvl="7" w:tentative="1">
+      <w:start w:val="1"/>
+      <w:numFmt w:val="decimal"/>
+      <w:lvlText w:val="%8."/>
+      <w:lvlJc w:val="left"/>
+      <w:pPr>
+        <w:tabs>
+          <w:tab w:val="num" w:pos="5760"/>
+        </w:tabs>
+        <w:ind w:left="5760" w:hanging="360"/>
+      </w:pPr>
+    </w:lvl>
+    <w:lvl w:ilvl="8" w:tentative="1">
+      <w:start w:val="1"/>
+      <w:numFmt w:val="decimal"/>
+      <w:lvlText w:val="%9."/>
+      <w:lvlJc w:val="left"/>
+      <w:pPr>
+        <w:tabs>
+          <w:tab w:val="num" w:pos="6480"/>
+        </w:tabs>
+        <w:ind w:left="6480" w:hanging="360"/>
+      </w:pPr>
+    </w:lvl>
+  </w:abstractNum>
+  <w:abstractNum w:abstractNumId="1" w15:restartNumberingAfterBreak="0">
+    <w:nsid w:val="02616524"/>
+    <w:multiLevelType w:val="multilevel"/>
+    <w:tmpl w:val="C4826C1A"/>
+    <w:lvl w:ilvl="0">
+      <w:start w:val="1"/>
+      <w:numFmt w:val="decimal"/>
+      <w:lvlText w:val="%1."/>
+      <w:lvlJc w:val="left"/>
+      <w:pPr>
+        <w:tabs>
+          <w:tab w:val="num" w:pos="720"/>
+        </w:tabs>
+        <w:ind w:left="720" w:hanging="360"/>
+      </w:pPr>
+    </w:lvl>
+    <w:lvl w:ilvl="1">
+      <w:start w:val="1"/>
+      <w:numFmt w:val="bullet"/>
+      <w:lvlText w:val="o"/>
+      <w:lvlJc w:val="left"/>
+      <w:pPr>
+        <w:tabs>
+          <w:tab w:val="num" w:pos="1440"/>
+        </w:tabs>
+        <w:ind w:left="1440" w:hanging="360"/>
+      </w:pPr>
+      <w:rPr>
+        <w:rFonts w:ascii="Courier New" w:hAnsi="Courier New" w:hint="default"/>
+        <w:sz w:val="20"/>
+      </w:rPr>
+    </w:lvl>
+    <w:lvl w:ilvl="2" w:tentative="1">
+      <w:start w:val="1"/>
+      <w:numFmt w:val="decimal"/>
+      <w:lvlText w:val="%3."/>
+      <w:lvlJc w:val="left"/>
+      <w:pPr>
+        <w:tabs>
+          <w:tab w:val="num" w:pos="2160"/>
+        </w:tabs>
+        <w:ind w:left="2160" w:hanging="360"/>
+      </w:pPr>
+    </w:lvl>
+    <w:lvl w:ilvl="3" w:tentative="1">
+      <w:start w:val="1"/>
+      <w:numFmt w:val="decimal"/>
+      <w:lvlText w:val="%4."/>
+      <w:lvlJc w:val="left"/>
+      <w:pPr>
+        <w:tabs>
+          <w:tab w:val="num" w:pos="2880"/>
+        </w:tabs>
+        <w:ind w:left="2880" w:hanging="360"/>
+      </w:pPr>
+    </w:lvl>
+    <w:lvl w:ilvl="4" w:tentative="1">
+      <w:start w:val="1"/>
+      <w:numFmt w:val="decimal"/>
+      <w:lvlText w:val="%5."/>
+      <w:lvlJc w:val="left"/>
+      <w:pPr>
+        <w:tabs>
+          <w:tab w:val="num" w:pos="3600"/>
+        </w:tabs>
+        <w:ind w:left="3600" w:hanging="360"/>
+      </w:pPr>
+    </w:lvl>
+    <w:lvl w:ilvl="5" w:tentative="1">
+      <w:start w:val="1"/>
+      <w:numFmt w:val="decimal"/>
+      <w:lvlText w:val="%6."/>
+      <w:lvlJc w:val="left"/>
+      <w:pPr>
+        <w:tabs>
+          <w:tab w:val="num" w:pos="4320"/>
+        </w:tabs>
+        <w:ind w:left="4320" w:hanging="360"/>
+      </w:pPr>
+    </w:lvl>
+    <w:lvl w:ilvl="6" w:tentative="1">
+      <w:start w:val="1"/>
+      <w:numFmt w:val="decimal"/>
+      <w:lvlText w:val="%7."/>
+      <w:lvlJc w:val="left"/>
+      <w:pPr>
+        <w:tabs>
+          <w:tab w:val="num" w:pos="5040"/>
+        </w:tabs>
+        <w:ind w:left="5040" w:hanging="360"/>
+      </w:pPr>
+    </w:lvl>
+    <w:lvl w:ilvl="7" w:tentative="1">
+      <w:start w:val="1"/>
+      <w:numFmt w:val="decimal"/>
+      <w:lvlText w:val="%8."/>
+      <w:lvlJc w:val="left"/>
+      <w:pPr>
+        <w:tabs>
+          <w:tab w:val="num" w:pos="5760"/>
+        </w:tabs>
+        <w:ind w:left="5760" w:hanging="360"/>
+      </w:pPr>
+    </w:lvl>
+    <w:lvl w:ilvl="8" w:tentative="1">
+      <w:start w:val="1"/>
+      <w:numFmt w:val="decimal"/>
+      <w:lvlText w:val="%9."/>
+      <w:lvlJc w:val="left"/>
+      <w:pPr>
+        <w:tabs>
+          <w:tab w:val="num" w:pos="6480"/>
+        </w:tabs>
+        <w:ind w:left="6480" w:hanging="360"/>
+      </w:pPr>
+    </w:lvl>
+  </w:abstractNum>
+  <w:abstractNum w:abstractNumId="2" w15:restartNumberingAfterBreak="0">
+    <w:nsid w:val="074755AE"/>
+    <w:multiLevelType w:val="multilevel"/>
+    <w:tmpl w:val="9526468C"/>
+    <w:lvl w:ilvl="0">
+      <w:start w:val="1"/>
+      <w:numFmt w:val="decimal"/>
+      <w:lvlText w:val="%1."/>
+      <w:lvlJc w:val="left"/>
+      <w:pPr>
+        <w:tabs>
+          <w:tab w:val="num" w:pos="720"/>
+        </w:tabs>
+        <w:ind w:left="720" w:hanging="360"/>
+      </w:pPr>
+    </w:lvl>
+    <w:lvl w:ilvl="1" w:tentative="1">
+      <w:start w:val="1"/>
+      <w:numFmt w:val="decimal"/>
+      <w:lvlText w:val="%2."/>
+      <w:lvlJc w:val="left"/>
+      <w:pPr>
+        <w:tabs>
+          <w:tab w:val="num" w:pos="1440"/>
+        </w:tabs>
+        <w:ind w:left="1440" w:hanging="360"/>
+      </w:pPr>
+    </w:lvl>
+    <w:lvl w:ilvl="2" w:tentative="1">
+      <w:start w:val="1"/>
+      <w:numFmt w:val="decimal"/>
+      <w:lvlText w:val="%3."/>
+      <w:lvlJc w:val="left"/>
+      <w:pPr>
+        <w:tabs>
+          <w:tab w:val="num" w:pos="2160"/>
+        </w:tabs>
+        <w:ind w:left="2160" w:hanging="360"/>
+      </w:pPr>
+    </w:lvl>
+    <w:lvl w:ilvl="3" w:tentative="1">
+      <w:start w:val="1"/>
+      <w:numFmt w:val="decimal"/>
+      <w:lvlText w:val="%4."/>
+      <w:lvlJc w:val="left"/>
+      <w:pPr>
+        <w:tabs>
+          <w:tab w:val="num" w:pos="2880"/>
+        </w:tabs>
+        <w:ind w:left="2880" w:hanging="360"/>
+      </w:pPr>
+    </w:lvl>
+    <w:lvl w:ilvl="4" w:tentative="1">
+      <w:start w:val="1"/>
+      <w:numFmt w:val="decimal"/>
+      <w:lvlText w:val="%5."/>
+      <w:lvlJc w:val="left"/>
+      <w:pPr>
+        <w:tabs>
+          <w:tab w:val="num" w:pos="3600"/>
+        </w:tabs>
+        <w:ind w:left="3600" w:hanging="360"/>
+      </w:pPr>
+    </w:lvl>
+    <w:lvl w:ilvl="5" w:tentative="1">
+      <w:start w:val="1"/>
+      <w:numFmt w:val="decimal"/>
+      <w:lvlText w:val="%6."/>
+      <w:lvlJc w:val="left"/>
+      <w:pPr>
+        <w:tabs>
+          <w:tab w:val="num" w:pos="4320"/>
+        </w:tabs>
+        <w:ind w:left="4320" w:hanging="360"/>
+      </w:pPr>
+    </w:lvl>
+    <w:lvl w:ilvl="6" w:tentative="1">
+      <w:start w:val="1"/>
+      <w:numFmt w:val="decimal"/>
+      <w:lvlText w:val="%7."/>
+      <w:lvlJc w:val="left"/>
+      <w:pPr>
+        <w:tabs>
+          <w:tab w:val="num" w:pos="5040"/>
+        </w:tabs>
+        <w:ind w:left="5040" w:hanging="360"/>
+      </w:pPr>
+    </w:lvl>
+    <w:lvl w:ilvl="7" w:tentative="1">
+      <w:start w:val="1"/>
+      <w:numFmt w:val="decimal"/>
+      <w:lvlText w:val="%8."/>
+      <w:lvlJc w:val="left"/>
+      <w:pPr>
+        <w:tabs>
+          <w:tab w:val="num" w:pos="5760"/>
+        </w:tabs>
+        <w:ind w:left="5760" w:hanging="360"/>
+      </w:pPr>
+    </w:lvl>
+    <w:lvl w:ilvl="8" w:tentative="1">
+      <w:start w:val="1"/>
+      <w:numFmt w:val="decimal"/>
+      <w:lvlText w:val="%9."/>
+      <w:lvlJc w:val="left"/>
+      <w:pPr>
+        <w:tabs>
+          <w:tab w:val="num" w:pos="6480"/>
+        </w:tabs>
+        <w:ind w:left="6480" w:hanging="360"/>
+      </w:pPr>
+    </w:lvl>
+  </w:abstractNum>
+  <w:abstractNum w:abstractNumId="3" w15:restartNumberingAfterBreak="0">
     <w:nsid w:val="0CED18C7"/>
     <w:multiLevelType w:val="multilevel"/>
     <w:tmpl w:val="71F06E7C"/>
@@ -3846,7 +5461,7 @@
       </w:pPr>
     </w:lvl>
   </w:abstractNum>
-  <w:abstractNum w:abstractNumId="1" w15:restartNumberingAfterBreak="0">
+  <w:abstractNum w:abstractNumId="4" w15:restartNumberingAfterBreak="0">
     <w:nsid w:val="0E103E11"/>
     <w:multiLevelType w:val="multilevel"/>
     <w:tmpl w:val="91C4B7A4"/>
@@ -3995,7 +5610,721 @@
       </w:rPr>
     </w:lvl>
   </w:abstractNum>
-  <w:abstractNum w:abstractNumId="2" w15:restartNumberingAfterBreak="0">
+  <w:abstractNum w:abstractNumId="5" w15:restartNumberingAfterBreak="0">
+    <w:nsid w:val="0EBC6843"/>
+    <w:multiLevelType w:val="multilevel"/>
+    <w:tmpl w:val="5680C130"/>
+    <w:lvl w:ilvl="0">
+      <w:start w:val="1"/>
+      <w:numFmt w:val="bullet"/>
+      <w:lvlText w:val=""/>
+      <w:lvlJc w:val="left"/>
+      <w:pPr>
+        <w:tabs>
+          <w:tab w:val="num" w:pos="720"/>
+        </w:tabs>
+        <w:ind w:left="720" w:hanging="360"/>
+      </w:pPr>
+      <w:rPr>
+        <w:rFonts w:ascii="Symbol" w:hAnsi="Symbol" w:hint="default"/>
+        <w:sz w:val="20"/>
+      </w:rPr>
+    </w:lvl>
+    <w:lvl w:ilvl="1" w:tentative="1">
+      <w:start w:val="1"/>
+      <w:numFmt w:val="bullet"/>
+      <w:lvlText w:val="o"/>
+      <w:lvlJc w:val="left"/>
+      <w:pPr>
+        <w:tabs>
+          <w:tab w:val="num" w:pos="1440"/>
+        </w:tabs>
+        <w:ind w:left="1440" w:hanging="360"/>
+      </w:pPr>
+      <w:rPr>
+        <w:rFonts w:ascii="Courier New" w:hAnsi="Courier New" w:hint="default"/>
+        <w:sz w:val="20"/>
+      </w:rPr>
+    </w:lvl>
+    <w:lvl w:ilvl="2" w:tentative="1">
+      <w:start w:val="1"/>
+      <w:numFmt w:val="bullet"/>
+      <w:lvlText w:val=""/>
+      <w:lvlJc w:val="left"/>
+      <w:pPr>
+        <w:tabs>
+          <w:tab w:val="num" w:pos="2160"/>
+        </w:tabs>
+        <w:ind w:left="2160" w:hanging="360"/>
+      </w:pPr>
+      <w:rPr>
+        <w:rFonts w:ascii="Wingdings" w:hAnsi="Wingdings" w:hint="default"/>
+        <w:sz w:val="20"/>
+      </w:rPr>
+    </w:lvl>
+    <w:lvl w:ilvl="3" w:tentative="1">
+      <w:start w:val="1"/>
+      <w:numFmt w:val="bullet"/>
+      <w:lvlText w:val=""/>
+      <w:lvlJc w:val="left"/>
+      <w:pPr>
+        <w:tabs>
+          <w:tab w:val="num" w:pos="2880"/>
+        </w:tabs>
+        <w:ind w:left="2880" w:hanging="360"/>
+      </w:pPr>
+      <w:rPr>
+        <w:rFonts w:ascii="Wingdings" w:hAnsi="Wingdings" w:hint="default"/>
+        <w:sz w:val="20"/>
+      </w:rPr>
+    </w:lvl>
+    <w:lvl w:ilvl="4" w:tentative="1">
+      <w:start w:val="1"/>
+      <w:numFmt w:val="bullet"/>
+      <w:lvlText w:val=""/>
+      <w:lvlJc w:val="left"/>
+      <w:pPr>
+        <w:tabs>
+          <w:tab w:val="num" w:pos="3600"/>
+        </w:tabs>
+        <w:ind w:left="3600" w:hanging="360"/>
+      </w:pPr>
+      <w:rPr>
+        <w:rFonts w:ascii="Wingdings" w:hAnsi="Wingdings" w:hint="default"/>
+        <w:sz w:val="20"/>
+      </w:rPr>
+    </w:lvl>
+    <w:lvl w:ilvl="5" w:tentative="1">
+      <w:start w:val="1"/>
+      <w:numFmt w:val="bullet"/>
+      <w:lvlText w:val=""/>
+      <w:lvlJc w:val="left"/>
+      <w:pPr>
+        <w:tabs>
+          <w:tab w:val="num" w:pos="4320"/>
+        </w:tabs>
+        <w:ind w:left="4320" w:hanging="360"/>
+      </w:pPr>
+      <w:rPr>
+        <w:rFonts w:ascii="Wingdings" w:hAnsi="Wingdings" w:hint="default"/>
+        <w:sz w:val="20"/>
+      </w:rPr>
+    </w:lvl>
+    <w:lvl w:ilvl="6" w:tentative="1">
+      <w:start w:val="1"/>
+      <w:numFmt w:val="bullet"/>
+      <w:lvlText w:val=""/>
+      <w:lvlJc w:val="left"/>
+      <w:pPr>
+        <w:tabs>
+          <w:tab w:val="num" w:pos="5040"/>
+        </w:tabs>
+        <w:ind w:left="5040" w:hanging="360"/>
+      </w:pPr>
+      <w:rPr>
+        <w:rFonts w:ascii="Wingdings" w:hAnsi="Wingdings" w:hint="default"/>
+        <w:sz w:val="20"/>
+      </w:rPr>
+    </w:lvl>
+    <w:lvl w:ilvl="7" w:tentative="1">
+      <w:start w:val="1"/>
+      <w:numFmt w:val="bullet"/>
+      <w:lvlText w:val=""/>
+      <w:lvlJc w:val="left"/>
+      <w:pPr>
+        <w:tabs>
+          <w:tab w:val="num" w:pos="5760"/>
+        </w:tabs>
+        <w:ind w:left="5760" w:hanging="360"/>
+      </w:pPr>
+      <w:rPr>
+        <w:rFonts w:ascii="Wingdings" w:hAnsi="Wingdings" w:hint="default"/>
+        <w:sz w:val="20"/>
+      </w:rPr>
+    </w:lvl>
+    <w:lvl w:ilvl="8" w:tentative="1">
+      <w:start w:val="1"/>
+      <w:numFmt w:val="bullet"/>
+      <w:lvlText w:val=""/>
+      <w:lvlJc w:val="left"/>
+      <w:pPr>
+        <w:tabs>
+          <w:tab w:val="num" w:pos="6480"/>
+        </w:tabs>
+        <w:ind w:left="6480" w:hanging="360"/>
+      </w:pPr>
+      <w:rPr>
+        <w:rFonts w:ascii="Wingdings" w:hAnsi="Wingdings" w:hint="default"/>
+        <w:sz w:val="20"/>
+      </w:rPr>
+    </w:lvl>
+  </w:abstractNum>
+  <w:abstractNum w:abstractNumId="6" w15:restartNumberingAfterBreak="0">
+    <w:nsid w:val="17DF78D5"/>
+    <w:multiLevelType w:val="multilevel"/>
+    <w:tmpl w:val="C52CE48E"/>
+    <w:lvl w:ilvl="0">
+      <w:start w:val="1"/>
+      <w:numFmt w:val="decimal"/>
+      <w:lvlText w:val="%1."/>
+      <w:lvlJc w:val="left"/>
+      <w:pPr>
+        <w:tabs>
+          <w:tab w:val="num" w:pos="720"/>
+        </w:tabs>
+        <w:ind w:left="720" w:hanging="360"/>
+      </w:pPr>
+    </w:lvl>
+    <w:lvl w:ilvl="1" w:tentative="1">
+      <w:start w:val="1"/>
+      <w:numFmt w:val="decimal"/>
+      <w:lvlText w:val="%2."/>
+      <w:lvlJc w:val="left"/>
+      <w:pPr>
+        <w:tabs>
+          <w:tab w:val="num" w:pos="1440"/>
+        </w:tabs>
+        <w:ind w:left="1440" w:hanging="360"/>
+      </w:pPr>
+    </w:lvl>
+    <w:lvl w:ilvl="2" w:tentative="1">
+      <w:start w:val="1"/>
+      <w:numFmt w:val="decimal"/>
+      <w:lvlText w:val="%3."/>
+      <w:lvlJc w:val="left"/>
+      <w:pPr>
+        <w:tabs>
+          <w:tab w:val="num" w:pos="2160"/>
+        </w:tabs>
+        <w:ind w:left="2160" w:hanging="360"/>
+      </w:pPr>
+    </w:lvl>
+    <w:lvl w:ilvl="3" w:tentative="1">
+      <w:start w:val="1"/>
+      <w:numFmt w:val="decimal"/>
+      <w:lvlText w:val="%4."/>
+      <w:lvlJc w:val="left"/>
+      <w:pPr>
+        <w:tabs>
+          <w:tab w:val="num" w:pos="2880"/>
+        </w:tabs>
+        <w:ind w:left="2880" w:hanging="360"/>
+      </w:pPr>
+    </w:lvl>
+    <w:lvl w:ilvl="4" w:tentative="1">
+      <w:start w:val="1"/>
+      <w:numFmt w:val="decimal"/>
+      <w:lvlText w:val="%5."/>
+      <w:lvlJc w:val="left"/>
+      <w:pPr>
+        <w:tabs>
+          <w:tab w:val="num" w:pos="3600"/>
+        </w:tabs>
+        <w:ind w:left="3600" w:hanging="360"/>
+      </w:pPr>
+    </w:lvl>
+    <w:lvl w:ilvl="5" w:tentative="1">
+      <w:start w:val="1"/>
+      <w:numFmt w:val="decimal"/>
+      <w:lvlText w:val="%6."/>
+      <w:lvlJc w:val="left"/>
+      <w:pPr>
+        <w:tabs>
+          <w:tab w:val="num" w:pos="4320"/>
+        </w:tabs>
+        <w:ind w:left="4320" w:hanging="360"/>
+      </w:pPr>
+    </w:lvl>
+    <w:lvl w:ilvl="6" w:tentative="1">
+      <w:start w:val="1"/>
+      <w:numFmt w:val="decimal"/>
+      <w:lvlText w:val="%7."/>
+      <w:lvlJc w:val="left"/>
+      <w:pPr>
+        <w:tabs>
+          <w:tab w:val="num" w:pos="5040"/>
+        </w:tabs>
+        <w:ind w:left="5040" w:hanging="360"/>
+      </w:pPr>
+    </w:lvl>
+    <w:lvl w:ilvl="7" w:tentative="1">
+      <w:start w:val="1"/>
+      <w:numFmt w:val="decimal"/>
+      <w:lvlText w:val="%8."/>
+      <w:lvlJc w:val="left"/>
+      <w:pPr>
+        <w:tabs>
+          <w:tab w:val="num" w:pos="5760"/>
+        </w:tabs>
+        <w:ind w:left="5760" w:hanging="360"/>
+      </w:pPr>
+    </w:lvl>
+    <w:lvl w:ilvl="8" w:tentative="1">
+      <w:start w:val="1"/>
+      <w:numFmt w:val="decimal"/>
+      <w:lvlText w:val="%9."/>
+      <w:lvlJc w:val="left"/>
+      <w:pPr>
+        <w:tabs>
+          <w:tab w:val="num" w:pos="6480"/>
+        </w:tabs>
+        <w:ind w:left="6480" w:hanging="360"/>
+      </w:pPr>
+    </w:lvl>
+  </w:abstractNum>
+  <w:abstractNum w:abstractNumId="7" w15:restartNumberingAfterBreak="0">
+    <w:nsid w:val="1FEB2F81"/>
+    <w:multiLevelType w:val="multilevel"/>
+    <w:tmpl w:val="253276B2"/>
+    <w:lvl w:ilvl="0">
+      <w:start w:val="1"/>
+      <w:numFmt w:val="decimal"/>
+      <w:lvlText w:val="%1."/>
+      <w:lvlJc w:val="left"/>
+      <w:pPr>
+        <w:tabs>
+          <w:tab w:val="num" w:pos="720"/>
+        </w:tabs>
+        <w:ind w:left="720" w:hanging="360"/>
+      </w:pPr>
+    </w:lvl>
+    <w:lvl w:ilvl="1" w:tentative="1">
+      <w:start w:val="1"/>
+      <w:numFmt w:val="decimal"/>
+      <w:lvlText w:val="%2."/>
+      <w:lvlJc w:val="left"/>
+      <w:pPr>
+        <w:tabs>
+          <w:tab w:val="num" w:pos="1440"/>
+        </w:tabs>
+        <w:ind w:left="1440" w:hanging="360"/>
+      </w:pPr>
+    </w:lvl>
+    <w:lvl w:ilvl="2" w:tentative="1">
+      <w:start w:val="1"/>
+      <w:numFmt w:val="decimal"/>
+      <w:lvlText w:val="%3."/>
+      <w:lvlJc w:val="left"/>
+      <w:pPr>
+        <w:tabs>
+          <w:tab w:val="num" w:pos="2160"/>
+        </w:tabs>
+        <w:ind w:left="2160" w:hanging="360"/>
+      </w:pPr>
+    </w:lvl>
+    <w:lvl w:ilvl="3" w:tentative="1">
+      <w:start w:val="1"/>
+      <w:numFmt w:val="decimal"/>
+      <w:lvlText w:val="%4."/>
+      <w:lvlJc w:val="left"/>
+      <w:pPr>
+        <w:tabs>
+          <w:tab w:val="num" w:pos="2880"/>
+        </w:tabs>
+        <w:ind w:left="2880" w:hanging="360"/>
+      </w:pPr>
+    </w:lvl>
+    <w:lvl w:ilvl="4" w:tentative="1">
+      <w:start w:val="1"/>
+      <w:numFmt w:val="decimal"/>
+      <w:lvlText w:val="%5."/>
+      <w:lvlJc w:val="left"/>
+      <w:pPr>
+        <w:tabs>
+          <w:tab w:val="num" w:pos="3600"/>
+        </w:tabs>
+        <w:ind w:left="3600" w:hanging="360"/>
+      </w:pPr>
+    </w:lvl>
+    <w:lvl w:ilvl="5" w:tentative="1">
+      <w:start w:val="1"/>
+      <w:numFmt w:val="decimal"/>
+      <w:lvlText w:val="%6."/>
+      <w:lvlJc w:val="left"/>
+      <w:pPr>
+        <w:tabs>
+          <w:tab w:val="num" w:pos="4320"/>
+        </w:tabs>
+        <w:ind w:left="4320" w:hanging="360"/>
+      </w:pPr>
+    </w:lvl>
+    <w:lvl w:ilvl="6" w:tentative="1">
+      <w:start w:val="1"/>
+      <w:numFmt w:val="decimal"/>
+      <w:lvlText w:val="%7."/>
+      <w:lvlJc w:val="left"/>
+      <w:pPr>
+        <w:tabs>
+          <w:tab w:val="num" w:pos="5040"/>
+        </w:tabs>
+        <w:ind w:left="5040" w:hanging="360"/>
+      </w:pPr>
+    </w:lvl>
+    <w:lvl w:ilvl="7" w:tentative="1">
+      <w:start w:val="1"/>
+      <w:numFmt w:val="decimal"/>
+      <w:lvlText w:val="%8."/>
+      <w:lvlJc w:val="left"/>
+      <w:pPr>
+        <w:tabs>
+          <w:tab w:val="num" w:pos="5760"/>
+        </w:tabs>
+        <w:ind w:left="5760" w:hanging="360"/>
+      </w:pPr>
+    </w:lvl>
+    <w:lvl w:ilvl="8" w:tentative="1">
+      <w:start w:val="1"/>
+      <w:numFmt w:val="decimal"/>
+      <w:lvlText w:val="%9."/>
+      <w:lvlJc w:val="left"/>
+      <w:pPr>
+        <w:tabs>
+          <w:tab w:val="num" w:pos="6480"/>
+        </w:tabs>
+        <w:ind w:left="6480" w:hanging="360"/>
+      </w:pPr>
+    </w:lvl>
+  </w:abstractNum>
+  <w:abstractNum w:abstractNumId="8" w15:restartNumberingAfterBreak="0">
+    <w:nsid w:val="205A56C1"/>
+    <w:multiLevelType w:val="multilevel"/>
+    <w:tmpl w:val="01E8A1F2"/>
+    <w:lvl w:ilvl="0">
+      <w:start w:val="1"/>
+      <w:numFmt w:val="decimal"/>
+      <w:lvlText w:val="%1."/>
+      <w:lvlJc w:val="left"/>
+      <w:pPr>
+        <w:tabs>
+          <w:tab w:val="num" w:pos="720"/>
+        </w:tabs>
+        <w:ind w:left="720" w:hanging="360"/>
+      </w:pPr>
+    </w:lvl>
+    <w:lvl w:ilvl="1" w:tentative="1">
+      <w:start w:val="1"/>
+      <w:numFmt w:val="decimal"/>
+      <w:lvlText w:val="%2."/>
+      <w:lvlJc w:val="left"/>
+      <w:pPr>
+        <w:tabs>
+          <w:tab w:val="num" w:pos="1440"/>
+        </w:tabs>
+        <w:ind w:left="1440" w:hanging="360"/>
+      </w:pPr>
+    </w:lvl>
+    <w:lvl w:ilvl="2" w:tentative="1">
+      <w:start w:val="1"/>
+      <w:numFmt w:val="decimal"/>
+      <w:lvlText w:val="%3."/>
+      <w:lvlJc w:val="left"/>
+      <w:pPr>
+        <w:tabs>
+          <w:tab w:val="num" w:pos="2160"/>
+        </w:tabs>
+        <w:ind w:left="2160" w:hanging="360"/>
+      </w:pPr>
+    </w:lvl>
+    <w:lvl w:ilvl="3" w:tentative="1">
+      <w:start w:val="1"/>
+      <w:numFmt w:val="decimal"/>
+      <w:lvlText w:val="%4."/>
+      <w:lvlJc w:val="left"/>
+      <w:pPr>
+        <w:tabs>
+          <w:tab w:val="num" w:pos="2880"/>
+        </w:tabs>
+        <w:ind w:left="2880" w:hanging="360"/>
+      </w:pPr>
+    </w:lvl>
+    <w:lvl w:ilvl="4" w:tentative="1">
+      <w:start w:val="1"/>
+      <w:numFmt w:val="decimal"/>
+      <w:lvlText w:val="%5."/>
+      <w:lvlJc w:val="left"/>
+      <w:pPr>
+        <w:tabs>
+          <w:tab w:val="num" w:pos="3600"/>
+        </w:tabs>
+        <w:ind w:left="3600" w:hanging="360"/>
+      </w:pPr>
+    </w:lvl>
+    <w:lvl w:ilvl="5" w:tentative="1">
+      <w:start w:val="1"/>
+      <w:numFmt w:val="decimal"/>
+      <w:lvlText w:val="%6."/>
+      <w:lvlJc w:val="left"/>
+      <w:pPr>
+        <w:tabs>
+          <w:tab w:val="num" w:pos="4320"/>
+        </w:tabs>
+        <w:ind w:left="4320" w:hanging="360"/>
+      </w:pPr>
+    </w:lvl>
+    <w:lvl w:ilvl="6" w:tentative="1">
+      <w:start w:val="1"/>
+      <w:numFmt w:val="decimal"/>
+      <w:lvlText w:val="%7."/>
+      <w:lvlJc w:val="left"/>
+      <w:pPr>
+        <w:tabs>
+          <w:tab w:val="num" w:pos="5040"/>
+        </w:tabs>
+        <w:ind w:left="5040" w:hanging="360"/>
+      </w:pPr>
+    </w:lvl>
+    <w:lvl w:ilvl="7" w:tentative="1">
+      <w:start w:val="1"/>
+      <w:numFmt w:val="decimal"/>
+      <w:lvlText w:val="%8."/>
+      <w:lvlJc w:val="left"/>
+      <w:pPr>
+        <w:tabs>
+          <w:tab w:val="num" w:pos="5760"/>
+        </w:tabs>
+        <w:ind w:left="5760" w:hanging="360"/>
+      </w:pPr>
+    </w:lvl>
+    <w:lvl w:ilvl="8" w:tentative="1">
+      <w:start w:val="1"/>
+      <w:numFmt w:val="decimal"/>
+      <w:lvlText w:val="%9."/>
+      <w:lvlJc w:val="left"/>
+      <w:pPr>
+        <w:tabs>
+          <w:tab w:val="num" w:pos="6480"/>
+        </w:tabs>
+        <w:ind w:left="6480" w:hanging="360"/>
+      </w:pPr>
+    </w:lvl>
+  </w:abstractNum>
+  <w:abstractNum w:abstractNumId="9" w15:restartNumberingAfterBreak="0">
+    <w:nsid w:val="2F3E1858"/>
+    <w:multiLevelType w:val="multilevel"/>
+    <w:tmpl w:val="190EA0CC"/>
+    <w:lvl w:ilvl="0">
+      <w:start w:val="1"/>
+      <w:numFmt w:val="decimal"/>
+      <w:lvlText w:val="%1."/>
+      <w:lvlJc w:val="left"/>
+      <w:pPr>
+        <w:tabs>
+          <w:tab w:val="num" w:pos="720"/>
+        </w:tabs>
+        <w:ind w:left="720" w:hanging="360"/>
+      </w:pPr>
+    </w:lvl>
+    <w:lvl w:ilvl="1" w:tentative="1">
+      <w:start w:val="1"/>
+      <w:numFmt w:val="decimal"/>
+      <w:lvlText w:val="%2."/>
+      <w:lvlJc w:val="left"/>
+      <w:pPr>
+        <w:tabs>
+          <w:tab w:val="num" w:pos="1440"/>
+        </w:tabs>
+        <w:ind w:left="1440" w:hanging="360"/>
+      </w:pPr>
+    </w:lvl>
+    <w:lvl w:ilvl="2" w:tentative="1">
+      <w:start w:val="1"/>
+      <w:numFmt w:val="decimal"/>
+      <w:lvlText w:val="%3."/>
+      <w:lvlJc w:val="left"/>
+      <w:pPr>
+        <w:tabs>
+          <w:tab w:val="num" w:pos="2160"/>
+        </w:tabs>
+        <w:ind w:left="2160" w:hanging="360"/>
+      </w:pPr>
+    </w:lvl>
+    <w:lvl w:ilvl="3" w:tentative="1">
+      <w:start w:val="1"/>
+      <w:numFmt w:val="decimal"/>
+      <w:lvlText w:val="%4."/>
+      <w:lvlJc w:val="left"/>
+      <w:pPr>
+        <w:tabs>
+          <w:tab w:val="num" w:pos="2880"/>
+        </w:tabs>
+        <w:ind w:left="2880" w:hanging="360"/>
+      </w:pPr>
+    </w:lvl>
+    <w:lvl w:ilvl="4" w:tentative="1">
+      <w:start w:val="1"/>
+      <w:numFmt w:val="decimal"/>
+      <w:lvlText w:val="%5."/>
+      <w:lvlJc w:val="left"/>
+      <w:pPr>
+        <w:tabs>
+          <w:tab w:val="num" w:pos="3600"/>
+        </w:tabs>
+        <w:ind w:left="3600" w:hanging="360"/>
+      </w:pPr>
+    </w:lvl>
+    <w:lvl w:ilvl="5" w:tentative="1">
+      <w:start w:val="1"/>
+      <w:numFmt w:val="decimal"/>
+      <w:lvlText w:val="%6."/>
+      <w:lvlJc w:val="left"/>
+      <w:pPr>
+        <w:tabs>
+          <w:tab w:val="num" w:pos="4320"/>
+        </w:tabs>
+        <w:ind w:left="4320" w:hanging="360"/>
+      </w:pPr>
+    </w:lvl>
+    <w:lvl w:ilvl="6" w:tentative="1">
+      <w:start w:val="1"/>
+      <w:numFmt w:val="decimal"/>
+      <w:lvlText w:val="%7."/>
+      <w:lvlJc w:val="left"/>
+      <w:pPr>
+        <w:tabs>
+          <w:tab w:val="num" w:pos="5040"/>
+        </w:tabs>
+        <w:ind w:left="5040" w:hanging="360"/>
+      </w:pPr>
+    </w:lvl>
+    <w:lvl w:ilvl="7" w:tentative="1">
+      <w:start w:val="1"/>
+      <w:numFmt w:val="decimal"/>
+      <w:lvlText w:val="%8."/>
+      <w:lvlJc w:val="left"/>
+      <w:pPr>
+        <w:tabs>
+          <w:tab w:val="num" w:pos="5760"/>
+        </w:tabs>
+        <w:ind w:left="5760" w:hanging="360"/>
+      </w:pPr>
+    </w:lvl>
+    <w:lvl w:ilvl="8" w:tentative="1">
+      <w:start w:val="1"/>
+      <w:numFmt w:val="decimal"/>
+      <w:lvlText w:val="%9."/>
+      <w:lvlJc w:val="left"/>
+      <w:pPr>
+        <w:tabs>
+          <w:tab w:val="num" w:pos="6480"/>
+        </w:tabs>
+        <w:ind w:left="6480" w:hanging="360"/>
+      </w:pPr>
+    </w:lvl>
+  </w:abstractNum>
+  <w:abstractNum w:abstractNumId="10" w15:restartNumberingAfterBreak="0">
+    <w:nsid w:val="36730DB5"/>
+    <w:multiLevelType w:val="multilevel"/>
+    <w:tmpl w:val="FF284852"/>
+    <w:lvl w:ilvl="0">
+      <w:start w:val="1"/>
+      <w:numFmt w:val="decimal"/>
+      <w:lvlText w:val="%1."/>
+      <w:lvlJc w:val="left"/>
+      <w:pPr>
+        <w:tabs>
+          <w:tab w:val="num" w:pos="720"/>
+        </w:tabs>
+        <w:ind w:left="720" w:hanging="360"/>
+      </w:pPr>
+    </w:lvl>
+    <w:lvl w:ilvl="1" w:tentative="1">
+      <w:start w:val="1"/>
+      <w:numFmt w:val="decimal"/>
+      <w:lvlText w:val="%2."/>
+      <w:lvlJc w:val="left"/>
+      <w:pPr>
+        <w:tabs>
+          <w:tab w:val="num" w:pos="1440"/>
+        </w:tabs>
+        <w:ind w:left="1440" w:hanging="360"/>
+      </w:pPr>
+    </w:lvl>
+    <w:lvl w:ilvl="2" w:tentative="1">
+      <w:start w:val="1"/>
+      <w:numFmt w:val="decimal"/>
+      <w:lvlText w:val="%3."/>
+      <w:lvlJc w:val="left"/>
+      <w:pPr>
+        <w:tabs>
+          <w:tab w:val="num" w:pos="2160"/>
+        </w:tabs>
+        <w:ind w:left="2160" w:hanging="360"/>
+      </w:pPr>
+    </w:lvl>
+    <w:lvl w:ilvl="3" w:tentative="1">
+      <w:start w:val="1"/>
+      <w:numFmt w:val="decimal"/>
+      <w:lvlText w:val="%4."/>
+      <w:lvlJc w:val="left"/>
+      <w:pPr>
+        <w:tabs>
+          <w:tab w:val="num" w:pos="2880"/>
+        </w:tabs>
+        <w:ind w:left="2880" w:hanging="360"/>
+      </w:pPr>
+    </w:lvl>
+    <w:lvl w:ilvl="4" w:tentative="1">
+      <w:start w:val="1"/>
+      <w:numFmt w:val="decimal"/>
+      <w:lvlText w:val="%5."/>
+      <w:lvlJc w:val="left"/>
+      <w:pPr>
+        <w:tabs>
+          <w:tab w:val="num" w:pos="3600"/>
+        </w:tabs>
+        <w:ind w:left="3600" w:hanging="360"/>
+      </w:pPr>
+    </w:lvl>
+    <w:lvl w:ilvl="5" w:tentative="1">
+      <w:start w:val="1"/>
+      <w:numFmt w:val="decimal"/>
+      <w:lvlText w:val="%6."/>
+      <w:lvlJc w:val="left"/>
+      <w:pPr>
+        <w:tabs>
+          <w:tab w:val="num" w:pos="4320"/>
+        </w:tabs>
+        <w:ind w:left="4320" w:hanging="360"/>
+      </w:pPr>
+    </w:lvl>
+    <w:lvl w:ilvl="6" w:tentative="1">
+      <w:start w:val="1"/>
+      <w:numFmt w:val="decimal"/>
+      <w:lvlText w:val="%7."/>
+      <w:lvlJc w:val="left"/>
+      <w:pPr>
+        <w:tabs>
+          <w:tab w:val="num" w:pos="5040"/>
+        </w:tabs>
+        <w:ind w:left="5040" w:hanging="360"/>
+      </w:pPr>
+    </w:lvl>
+    <w:lvl w:ilvl="7" w:tentative="1">
+      <w:start w:val="1"/>
+      <w:numFmt w:val="decimal"/>
+      <w:lvlText w:val="%8."/>
+      <w:lvlJc w:val="left"/>
+      <w:pPr>
+        <w:tabs>
+          <w:tab w:val="num" w:pos="5760"/>
+        </w:tabs>
+        <w:ind w:left="5760" w:hanging="360"/>
+      </w:pPr>
+    </w:lvl>
+    <w:lvl w:ilvl="8" w:tentative="1">
+      <w:start w:val="1"/>
+      <w:numFmt w:val="decimal"/>
+      <w:lvlText w:val="%9."/>
+      <w:lvlJc w:val="left"/>
+      <w:pPr>
+        <w:tabs>
+          <w:tab w:val="num" w:pos="6480"/>
+        </w:tabs>
+        <w:ind w:left="6480" w:hanging="360"/>
+      </w:pPr>
+    </w:lvl>
+  </w:abstractNum>
+  <w:abstractNum w:abstractNumId="11" w15:restartNumberingAfterBreak="0">
     <w:nsid w:val="38611124"/>
     <w:multiLevelType w:val="multilevel"/>
     <w:tmpl w:val="7FAA188C"/>
@@ -4144,7 +6473,120 @@
       </w:rPr>
     </w:lvl>
   </w:abstractNum>
-  <w:abstractNum w:abstractNumId="3" w15:restartNumberingAfterBreak="0">
+  <w:abstractNum w:abstractNumId="12" w15:restartNumberingAfterBreak="0">
+    <w:nsid w:val="388572D2"/>
+    <w:multiLevelType w:val="multilevel"/>
+    <w:tmpl w:val="705AC048"/>
+    <w:lvl w:ilvl="0">
+      <w:start w:val="1"/>
+      <w:numFmt w:val="decimal"/>
+      <w:lvlText w:val="%1."/>
+      <w:lvlJc w:val="left"/>
+      <w:pPr>
+        <w:tabs>
+          <w:tab w:val="num" w:pos="720"/>
+        </w:tabs>
+        <w:ind w:left="720" w:hanging="360"/>
+      </w:pPr>
+    </w:lvl>
+    <w:lvl w:ilvl="1" w:tentative="1">
+      <w:start w:val="1"/>
+      <w:numFmt w:val="decimal"/>
+      <w:lvlText w:val="%2."/>
+      <w:lvlJc w:val="left"/>
+      <w:pPr>
+        <w:tabs>
+          <w:tab w:val="num" w:pos="1440"/>
+        </w:tabs>
+        <w:ind w:left="1440" w:hanging="360"/>
+      </w:pPr>
+    </w:lvl>
+    <w:lvl w:ilvl="2" w:tentative="1">
+      <w:start w:val="1"/>
+      <w:numFmt w:val="decimal"/>
+      <w:lvlText w:val="%3."/>
+      <w:lvlJc w:val="left"/>
+      <w:pPr>
+        <w:tabs>
+          <w:tab w:val="num" w:pos="2160"/>
+        </w:tabs>
+        <w:ind w:left="2160" w:hanging="360"/>
+      </w:pPr>
+    </w:lvl>
+    <w:lvl w:ilvl="3" w:tentative="1">
+      <w:start w:val="1"/>
+      <w:numFmt w:val="decimal"/>
+      <w:lvlText w:val="%4."/>
+      <w:lvlJc w:val="left"/>
+      <w:pPr>
+        <w:tabs>
+          <w:tab w:val="num" w:pos="2880"/>
+        </w:tabs>
+        <w:ind w:left="2880" w:hanging="360"/>
+      </w:pPr>
+    </w:lvl>
+    <w:lvl w:ilvl="4" w:tentative="1">
+      <w:start w:val="1"/>
+      <w:numFmt w:val="decimal"/>
+      <w:lvlText w:val="%5."/>
+      <w:lvlJc w:val="left"/>
+      <w:pPr>
+        <w:tabs>
+          <w:tab w:val="num" w:pos="3600"/>
+        </w:tabs>
+        <w:ind w:left="3600" w:hanging="360"/>
+      </w:pPr>
+    </w:lvl>
+    <w:lvl w:ilvl="5" w:tentative="1">
+      <w:start w:val="1"/>
+      <w:numFmt w:val="decimal"/>
+      <w:lvlText w:val="%6."/>
+      <w:lvlJc w:val="left"/>
+      <w:pPr>
+        <w:tabs>
+          <w:tab w:val="num" w:pos="4320"/>
+        </w:tabs>
+        <w:ind w:left="4320" w:hanging="360"/>
+      </w:pPr>
+    </w:lvl>
+    <w:lvl w:ilvl="6" w:tentative="1">
+      <w:start w:val="1"/>
+      <w:numFmt w:val="decimal"/>
+      <w:lvlText w:val="%7."/>
+      <w:lvlJc w:val="left"/>
+      <w:pPr>
+        <w:tabs>
+          <w:tab w:val="num" w:pos="5040"/>
+        </w:tabs>
+        <w:ind w:left="5040" w:hanging="360"/>
+      </w:pPr>
+    </w:lvl>
+    <w:lvl w:ilvl="7" w:tentative="1">
+      <w:start w:val="1"/>
+      <w:numFmt w:val="decimal"/>
+      <w:lvlText w:val="%8."/>
+      <w:lvlJc w:val="left"/>
+      <w:pPr>
+        <w:tabs>
+          <w:tab w:val="num" w:pos="5760"/>
+        </w:tabs>
+        <w:ind w:left="5760" w:hanging="360"/>
+      </w:pPr>
+    </w:lvl>
+    <w:lvl w:ilvl="8" w:tentative="1">
+      <w:start w:val="1"/>
+      <w:numFmt w:val="decimal"/>
+      <w:lvlText w:val="%9."/>
+      <w:lvlJc w:val="left"/>
+      <w:pPr>
+        <w:tabs>
+          <w:tab w:val="num" w:pos="6480"/>
+        </w:tabs>
+        <w:ind w:left="6480" w:hanging="360"/>
+      </w:pPr>
+    </w:lvl>
+  </w:abstractNum>
+  <w:abstractNum w:abstractNumId="13" w15:restartNumberingAfterBreak="0">
     <w:nsid w:val="4569210A"/>
     <w:multiLevelType w:val="multilevel"/>
     <w:tmpl w:val="4CA82DEE"/>
@@ -4293,7 +6735,7 @@
       </w:rPr>
     </w:lvl>
   </w:abstractNum>
-  <w:abstractNum w:abstractNumId="4" w15:restartNumberingAfterBreak="0">
+  <w:abstractNum w:abstractNumId="14" w15:restartNumberingAfterBreak="0">
     <w:nsid w:val="46741A15"/>
     <w:multiLevelType w:val="multilevel"/>
     <w:tmpl w:val="A0486856"/>
@@ -4442,7 +6884,120 @@
       </w:rPr>
     </w:lvl>
   </w:abstractNum>
-  <w:abstractNum w:abstractNumId="5" w15:restartNumberingAfterBreak="0">
+  <w:abstractNum w:abstractNumId="15" w15:restartNumberingAfterBreak="0">
+    <w:nsid w:val="497F421D"/>
+    <w:multiLevelType w:val="multilevel"/>
+    <w:tmpl w:val="361ACD98"/>
+    <w:lvl w:ilvl="0">
+      <w:start w:val="1"/>
+      <w:numFmt w:val="decimal"/>
+      <w:lvlText w:val="%1."/>
+      <w:lvlJc w:val="left"/>
+      <w:pPr>
+        <w:tabs>
+          <w:tab w:val="num" w:pos="720"/>
+        </w:tabs>
+        <w:ind w:left="720" w:hanging="360"/>
+      </w:pPr>
+    </w:lvl>
+    <w:lvl w:ilvl="1" w:tentative="1">
+      <w:start w:val="1"/>
+      <w:numFmt w:val="decimal"/>
+      <w:lvlText w:val="%2."/>
+      <w:lvlJc w:val="left"/>
+      <w:pPr>
+        <w:tabs>
+          <w:tab w:val="num" w:pos="1440"/>
+        </w:tabs>
+        <w:ind w:left="1440" w:hanging="360"/>
+      </w:pPr>
+    </w:lvl>
+    <w:lvl w:ilvl="2" w:tentative="1">
+      <w:start w:val="1"/>
+      <w:numFmt w:val="decimal"/>
+      <w:lvlText w:val="%3."/>
+      <w:lvlJc w:val="left"/>
+      <w:pPr>
+        <w:tabs>
+          <w:tab w:val="num" w:pos="2160"/>
+        </w:tabs>
+        <w:ind w:left="2160" w:hanging="360"/>
+      </w:pPr>
+    </w:lvl>
+    <w:lvl w:ilvl="3" w:tentative="1">
+      <w:start w:val="1"/>
+      <w:numFmt w:val="decimal"/>
+      <w:lvlText w:val="%4."/>
+      <w:lvlJc w:val="left"/>
+      <w:pPr>
+        <w:tabs>
+          <w:tab w:val="num" w:pos="2880"/>
+        </w:tabs>
+        <w:ind w:left="2880" w:hanging="360"/>
+      </w:pPr>
+    </w:lvl>
+    <w:lvl w:ilvl="4" w:tentative="1">
+      <w:start w:val="1"/>
+      <w:numFmt w:val="decimal"/>
+      <w:lvlText w:val="%5."/>
+      <w:lvlJc w:val="left"/>
+      <w:pPr>
+        <w:tabs>
+          <w:tab w:val="num" w:pos="3600"/>
+        </w:tabs>
+        <w:ind w:left="3600" w:hanging="360"/>
+      </w:pPr>
+    </w:lvl>
+    <w:lvl w:ilvl="5" w:tentative="1">
+      <w:start w:val="1"/>
+      <w:numFmt w:val="decimal"/>
+      <w:lvlText w:val="%6."/>
+      <w:lvlJc w:val="left"/>
+      <w:pPr>
+        <w:tabs>
+          <w:tab w:val="num" w:pos="4320"/>
+        </w:tabs>
+        <w:ind w:left="4320" w:hanging="360"/>
+      </w:pPr>
+    </w:lvl>
+    <w:lvl w:ilvl="6" w:tentative="1">
+      <w:start w:val="1"/>
+      <w:numFmt w:val="decimal"/>
+      <w:lvlText w:val="%7."/>
+      <w:lvlJc w:val="left"/>
+      <w:pPr>
+        <w:tabs>
+          <w:tab w:val="num" w:pos="5040"/>
+        </w:tabs>
+        <w:ind w:left="5040" w:hanging="360"/>
+      </w:pPr>
+    </w:lvl>
+    <w:lvl w:ilvl="7" w:tentative="1">
+      <w:start w:val="1"/>
+      <w:numFmt w:val="decimal"/>
+      <w:lvlText w:val="%8."/>
+      <w:lvlJc w:val="left"/>
+      <w:pPr>
+        <w:tabs>
+          <w:tab w:val="num" w:pos="5760"/>
+        </w:tabs>
+        <w:ind w:left="5760" w:hanging="360"/>
+      </w:pPr>
+    </w:lvl>
+    <w:lvl w:ilvl="8" w:tentative="1">
+      <w:start w:val="1"/>
+      <w:numFmt w:val="decimal"/>
+      <w:lvlText w:val="%9."/>
+      <w:lvlJc w:val="left"/>
+      <w:pPr>
+        <w:tabs>
+          <w:tab w:val="num" w:pos="6480"/>
+        </w:tabs>
+        <w:ind w:left="6480" w:hanging="360"/>
+      </w:pPr>
+    </w:lvl>
+  </w:abstractNum>
+  <w:abstractNum w:abstractNumId="16" w15:restartNumberingAfterBreak="0">
     <w:nsid w:val="55765C41"/>
     <w:multiLevelType w:val="multilevel"/>
     <w:tmpl w:val="D08AB2C2"/>
@@ -4591,7 +7146,7 @@
       </w:rPr>
     </w:lvl>
   </w:abstractNum>
-  <w:abstractNum w:abstractNumId="6" w15:restartNumberingAfterBreak="0">
+  <w:abstractNum w:abstractNumId="17" w15:restartNumberingAfterBreak="0">
     <w:nsid w:val="57C97A43"/>
     <w:multiLevelType w:val="multilevel"/>
     <w:tmpl w:val="7A50F060"/>
@@ -4740,7 +7295,269 @@
       </w:rPr>
     </w:lvl>
   </w:abstractNum>
-  <w:abstractNum w:abstractNumId="7" w15:restartNumberingAfterBreak="0">
+  <w:abstractNum w:abstractNumId="18" w15:restartNumberingAfterBreak="0">
+    <w:nsid w:val="59777731"/>
+    <w:multiLevelType w:val="multilevel"/>
+    <w:tmpl w:val="DC427D46"/>
+    <w:lvl w:ilvl="0">
+      <w:start w:val="1"/>
+      <w:numFmt w:val="bullet"/>
+      <w:lvlText w:val=""/>
+      <w:lvlJc w:val="left"/>
+      <w:pPr>
+        <w:tabs>
+          <w:tab w:val="num" w:pos="720"/>
+        </w:tabs>
+        <w:ind w:left="720" w:hanging="360"/>
+      </w:pPr>
+      <w:rPr>
+        <w:rFonts w:ascii="Symbol" w:hAnsi="Symbol" w:hint="default"/>
+        <w:sz w:val="20"/>
+      </w:rPr>
+    </w:lvl>
+    <w:lvl w:ilvl="1" w:tentative="1">
+      <w:start w:val="1"/>
+      <w:numFmt w:val="bullet"/>
+      <w:lvlText w:val="o"/>
+      <w:lvlJc w:val="left"/>
+      <w:pPr>
+        <w:tabs>
+          <w:tab w:val="num" w:pos="1440"/>
+        </w:tabs>
+        <w:ind w:left="1440" w:hanging="360"/>
+      </w:pPr>
+      <w:rPr>
+        <w:rFonts w:ascii="Courier New" w:hAnsi="Courier New" w:hint="default"/>
+        <w:sz w:val="20"/>
+      </w:rPr>
+    </w:lvl>
+    <w:lvl w:ilvl="2" w:tentative="1">
+      <w:start w:val="1"/>
+      <w:numFmt w:val="bullet"/>
+      <w:lvlText w:val=""/>
+      <w:lvlJc w:val="left"/>
+      <w:pPr>
+        <w:tabs>
+          <w:tab w:val="num" w:pos="2160"/>
+        </w:tabs>
+        <w:ind w:left="2160" w:hanging="360"/>
+      </w:pPr>
+      <w:rPr>
+        <w:rFonts w:ascii="Wingdings" w:hAnsi="Wingdings" w:hint="default"/>
+        <w:sz w:val="20"/>
+      </w:rPr>
+    </w:lvl>
+    <w:lvl w:ilvl="3" w:tentative="1">
+      <w:start w:val="1"/>
+      <w:numFmt w:val="bullet"/>
+      <w:lvlText w:val=""/>
+      <w:lvlJc w:val="left"/>
+      <w:pPr>
+        <w:tabs>
+          <w:tab w:val="num" w:pos="2880"/>
+        </w:tabs>
+        <w:ind w:left="2880" w:hanging="360"/>
+      </w:pPr>
+      <w:rPr>
+        <w:rFonts w:ascii="Wingdings" w:hAnsi="Wingdings" w:hint="default"/>
+        <w:sz w:val="20"/>
+      </w:rPr>
+    </w:lvl>
+    <w:lvl w:ilvl="4" w:tentative="1">
+      <w:start w:val="1"/>
+      <w:numFmt w:val="bullet"/>
+      <w:lvlText w:val=""/>
+      <w:lvlJc w:val="left"/>
+      <w:pPr>
+        <w:tabs>
+          <w:tab w:val="num" w:pos="3600"/>
+        </w:tabs>
+        <w:ind w:left="3600" w:hanging="360"/>
+      </w:pPr>
+      <w:rPr>
+        <w:rFonts w:ascii="Wingdings" w:hAnsi="Wingdings" w:hint="default"/>
+        <w:sz w:val="20"/>
+      </w:rPr>
+    </w:lvl>
+    <w:lvl w:ilvl="5" w:tentative="1">
+      <w:start w:val="1"/>
+      <w:numFmt w:val="bullet"/>
+      <w:lvlText w:val=""/>
+      <w:lvlJc w:val="left"/>
+      <w:pPr>
+        <w:tabs>
+          <w:tab w:val="num" w:pos="4320"/>
+        </w:tabs>
+        <w:ind w:left="4320" w:hanging="360"/>
+      </w:pPr>
+      <w:rPr>
+        <w:rFonts w:ascii="Wingdings" w:hAnsi="Wingdings" w:hint="default"/>
+        <w:sz w:val="20"/>
+      </w:rPr>
+    </w:lvl>
+    <w:lvl w:ilvl="6" w:tentative="1">
+      <w:start w:val="1"/>
+      <w:numFmt w:val="bullet"/>
+      <w:lvlText w:val=""/>
+      <w:lvlJc w:val="left"/>
+      <w:pPr>
+        <w:tabs>
+          <w:tab w:val="num" w:pos="5040"/>
+        </w:tabs>
+        <w:ind w:left="5040" w:hanging="360"/>
+      </w:pPr>
+      <w:rPr>
+        <w:rFonts w:ascii="Wingdings" w:hAnsi="Wingdings" w:hint="default"/>
+        <w:sz w:val="20"/>
+      </w:rPr>
+    </w:lvl>
+    <w:lvl w:ilvl="7" w:tentative="1">
+      <w:start w:val="1"/>
+      <w:numFmt w:val="bullet"/>
+      <w:lvlText w:val=""/>
+      <w:lvlJc w:val="left"/>
+      <w:pPr>
+        <w:tabs>
+          <w:tab w:val="num" w:pos="5760"/>
+        </w:tabs>
+        <w:ind w:left="5760" w:hanging="360"/>
+      </w:pPr>
+      <w:rPr>
+        <w:rFonts w:ascii="Wingdings" w:hAnsi="Wingdings" w:hint="default"/>
+        <w:sz w:val="20"/>
+      </w:rPr>
+    </w:lvl>
+    <w:lvl w:ilvl="8" w:tentative="1">
+      <w:start w:val="1"/>
+      <w:numFmt w:val="bullet"/>
+      <w:lvlText w:val=""/>
+      <w:lvlJc w:val="left"/>
+      <w:pPr>
+        <w:tabs>
+          <w:tab w:val="num" w:pos="6480"/>
+        </w:tabs>
+        <w:ind w:left="6480" w:hanging="360"/>
+      </w:pPr>
+      <w:rPr>
+        <w:rFonts w:ascii="Wingdings" w:hAnsi="Wingdings" w:hint="default"/>
+        <w:sz w:val="20"/>
+      </w:rPr>
+    </w:lvl>
+  </w:abstractNum>
+  <w:abstractNum w:abstractNumId="19" w15:restartNumberingAfterBreak="0">
+    <w:nsid w:val="5C0205D2"/>
+    <w:multiLevelType w:val="multilevel"/>
+    <w:tmpl w:val="D0A27334"/>
+    <w:lvl w:ilvl="0">
+      <w:start w:val="1"/>
+      <w:numFmt w:val="decimal"/>
+      <w:lvlText w:val="%1."/>
+      <w:lvlJc w:val="left"/>
+      <w:pPr>
+        <w:tabs>
+          <w:tab w:val="num" w:pos="720"/>
+        </w:tabs>
+        <w:ind w:left="720" w:hanging="360"/>
+      </w:pPr>
+    </w:lvl>
+    <w:lvl w:ilvl="1" w:tentative="1">
+      <w:start w:val="1"/>
+      <w:numFmt w:val="decimal"/>
+      <w:lvlText w:val="%2."/>
+      <w:lvlJc w:val="left"/>
+      <w:pPr>
+        <w:tabs>
+          <w:tab w:val="num" w:pos="1440"/>
+        </w:tabs>
+        <w:ind w:left="1440" w:hanging="360"/>
+      </w:pPr>
+    </w:lvl>
+    <w:lvl w:ilvl="2" w:tentative="1">
+      <w:start w:val="1"/>
+      <w:numFmt w:val="decimal"/>
+      <w:lvlText w:val="%3."/>
+      <w:lvlJc w:val="left"/>
+      <w:pPr>
+        <w:tabs>
+          <w:tab w:val="num" w:pos="2160"/>
+        </w:tabs>
+        <w:ind w:left="2160" w:hanging="360"/>
+      </w:pPr>
+    </w:lvl>
+    <w:lvl w:ilvl="3" w:tentative="1">
+      <w:start w:val="1"/>
+      <w:numFmt w:val="decimal"/>
+      <w:lvlText w:val="%4."/>
+      <w:lvlJc w:val="left"/>
+      <w:pPr>
+        <w:tabs>
+          <w:tab w:val="num" w:pos="2880"/>
+        </w:tabs>
+        <w:ind w:left="2880" w:hanging="360"/>
+      </w:pPr>
+    </w:lvl>
+    <w:lvl w:ilvl="4" w:tentative="1">
+      <w:start w:val="1"/>
+      <w:numFmt w:val="decimal"/>
+      <w:lvlText w:val="%5."/>
+      <w:lvlJc w:val="left"/>
+      <w:pPr>
+        <w:tabs>
+          <w:tab w:val="num" w:pos="3600"/>
+        </w:tabs>
+        <w:ind w:left="3600" w:hanging="360"/>
+      </w:pPr>
+    </w:lvl>
+    <w:lvl w:ilvl="5" w:tentative="1">
+      <w:start w:val="1"/>
+      <w:numFmt w:val="decimal"/>
+      <w:lvlText w:val="%6."/>
+      <w:lvlJc w:val="left"/>
+      <w:pPr>
+        <w:tabs>
+          <w:tab w:val="num" w:pos="4320"/>
+        </w:tabs>
+        <w:ind w:left="4320" w:hanging="360"/>
+      </w:pPr>
+    </w:lvl>
+    <w:lvl w:ilvl="6" w:tentative="1">
+      <w:start w:val="1"/>
+      <w:numFmt w:val="decimal"/>
+      <w:lvlText w:val="%7."/>
+      <w:lvlJc w:val="left"/>
+      <w:pPr>
+        <w:tabs>
+          <w:tab w:val="num" w:pos="5040"/>
+        </w:tabs>
+        <w:ind w:left="5040" w:hanging="360"/>
+      </w:pPr>
+    </w:lvl>
+    <w:lvl w:ilvl="7" w:tentative="1">
+      <w:start w:val="1"/>
+      <w:numFmt w:val="decimal"/>
+      <w:lvlText w:val="%8."/>
+      <w:lvlJc w:val="left"/>
+      <w:pPr>
+        <w:tabs>
+          <w:tab w:val="num" w:pos="5760"/>
+        </w:tabs>
+        <w:ind w:left="5760" w:hanging="360"/>
+      </w:pPr>
+    </w:lvl>
+    <w:lvl w:ilvl="8" w:tentative="1">
+      <w:start w:val="1"/>
+      <w:numFmt w:val="decimal"/>
+      <w:lvlText w:val="%9."/>
+      <w:lvlJc w:val="left"/>
+      <w:pPr>
+        <w:tabs>
+          <w:tab w:val="num" w:pos="6480"/>
+        </w:tabs>
+        <w:ind w:left="6480" w:hanging="360"/>
+      </w:pPr>
+    </w:lvl>
+  </w:abstractNum>
+  <w:abstractNum w:abstractNumId="20" w15:restartNumberingAfterBreak="0">
     <w:nsid w:val="5CA32000"/>
     <w:multiLevelType w:val="multilevel"/>
     <w:tmpl w:val="BDBC624E"/>
@@ -4889,7 +7706,7 @@
       </w:rPr>
     </w:lvl>
   </w:abstractNum>
-  <w:abstractNum w:abstractNumId="8" w15:restartNumberingAfterBreak="0">
+  <w:abstractNum w:abstractNumId="21" w15:restartNumberingAfterBreak="0">
     <w:nsid w:val="5FAA5870"/>
     <w:multiLevelType w:val="hybridMultilevel"/>
     <w:tmpl w:val="45E4D030"/>
@@ -4978,7 +7795,269 @@
       </w:pPr>
     </w:lvl>
   </w:abstractNum>
-  <w:abstractNum w:abstractNumId="9" w15:restartNumberingAfterBreak="0">
+  <w:abstractNum w:abstractNumId="22" w15:restartNumberingAfterBreak="0">
+    <w:nsid w:val="5FC24D81"/>
+    <w:multiLevelType w:val="multilevel"/>
+    <w:tmpl w:val="48BCEAA6"/>
+    <w:lvl w:ilvl="0">
+      <w:start w:val="1"/>
+      <w:numFmt w:val="bullet"/>
+      <w:lvlText w:val=""/>
+      <w:lvlJc w:val="left"/>
+      <w:pPr>
+        <w:tabs>
+          <w:tab w:val="num" w:pos="720"/>
+        </w:tabs>
+        <w:ind w:left="720" w:hanging="360"/>
+      </w:pPr>
+      <w:rPr>
+        <w:rFonts w:ascii="Symbol" w:hAnsi="Symbol" w:hint="default"/>
+        <w:sz w:val="20"/>
+      </w:rPr>
+    </w:lvl>
+    <w:lvl w:ilvl="1" w:tentative="1">
+      <w:start w:val="1"/>
+      <w:numFmt w:val="bullet"/>
+      <w:lvlText w:val="o"/>
+      <w:lvlJc w:val="left"/>
+      <w:pPr>
+        <w:tabs>
+          <w:tab w:val="num" w:pos="1440"/>
+        </w:tabs>
+        <w:ind w:left="1440" w:hanging="360"/>
+      </w:pPr>
+      <w:rPr>
+        <w:rFonts w:ascii="Courier New" w:hAnsi="Courier New" w:hint="default"/>
+        <w:sz w:val="20"/>
+      </w:rPr>
+    </w:lvl>
+    <w:lvl w:ilvl="2" w:tentative="1">
+      <w:start w:val="1"/>
+      <w:numFmt w:val="bullet"/>
+      <w:lvlText w:val=""/>
+      <w:lvlJc w:val="left"/>
+      <w:pPr>
+        <w:tabs>
+          <w:tab w:val="num" w:pos="2160"/>
+        </w:tabs>
+        <w:ind w:left="2160" w:hanging="360"/>
+      </w:pPr>
+      <w:rPr>
+        <w:rFonts w:ascii="Wingdings" w:hAnsi="Wingdings" w:hint="default"/>
+        <w:sz w:val="20"/>
+      </w:rPr>
+    </w:lvl>
+    <w:lvl w:ilvl="3" w:tentative="1">
+      <w:start w:val="1"/>
+      <w:numFmt w:val="bullet"/>
+      <w:lvlText w:val=""/>
+      <w:lvlJc w:val="left"/>
+      <w:pPr>
+        <w:tabs>
+          <w:tab w:val="num" w:pos="2880"/>
+        </w:tabs>
+        <w:ind w:left="2880" w:hanging="360"/>
+      </w:pPr>
+      <w:rPr>
+        <w:rFonts w:ascii="Wingdings" w:hAnsi="Wingdings" w:hint="default"/>
+        <w:sz w:val="20"/>
+      </w:rPr>
+    </w:lvl>
+    <w:lvl w:ilvl="4" w:tentative="1">
+      <w:start w:val="1"/>
+      <w:numFmt w:val="bullet"/>
+      <w:lvlText w:val=""/>
+      <w:lvlJc w:val="left"/>
+      <w:pPr>
+        <w:tabs>
+          <w:tab w:val="num" w:pos="3600"/>
+        </w:tabs>
+        <w:ind w:left="3600" w:hanging="360"/>
+      </w:pPr>
+      <w:rPr>
+        <w:rFonts w:ascii="Wingdings" w:hAnsi="Wingdings" w:hint="default"/>
+        <w:sz w:val="20"/>
+      </w:rPr>
+    </w:lvl>
+    <w:lvl w:ilvl="5" w:tentative="1">
+      <w:start w:val="1"/>
+      <w:numFmt w:val="bullet"/>
+      <w:lvlText w:val=""/>
+      <w:lvlJc w:val="left"/>
+      <w:pPr>
+        <w:tabs>
+          <w:tab w:val="num" w:pos="4320"/>
+        </w:tabs>
+        <w:ind w:left="4320" w:hanging="360"/>
+      </w:pPr>
+      <w:rPr>
+        <w:rFonts w:ascii="Wingdings" w:hAnsi="Wingdings" w:hint="default"/>
+        <w:sz w:val="20"/>
+      </w:rPr>
+    </w:lvl>
+    <w:lvl w:ilvl="6" w:tentative="1">
+      <w:start w:val="1"/>
+      <w:numFmt w:val="bullet"/>
+      <w:lvlText w:val=""/>
+      <w:lvlJc w:val="left"/>
+      <w:pPr>
+        <w:tabs>
+          <w:tab w:val="num" w:pos="5040"/>
+        </w:tabs>
+        <w:ind w:left="5040" w:hanging="360"/>
+      </w:pPr>
+      <w:rPr>
+        <w:rFonts w:ascii="Wingdings" w:hAnsi="Wingdings" w:hint="default"/>
+        <w:sz w:val="20"/>
+      </w:rPr>
+    </w:lvl>
+    <w:lvl w:ilvl="7" w:tentative="1">
+      <w:start w:val="1"/>
+      <w:numFmt w:val="bullet"/>
+      <w:lvlText w:val=""/>
+      <w:lvlJc w:val="left"/>
+      <w:pPr>
+        <w:tabs>
+          <w:tab w:val="num" w:pos="5760"/>
+        </w:tabs>
+        <w:ind w:left="5760" w:hanging="360"/>
+      </w:pPr>
+      <w:rPr>
+        <w:rFonts w:ascii="Wingdings" w:hAnsi="Wingdings" w:hint="default"/>
+        <w:sz w:val="20"/>
+      </w:rPr>
+    </w:lvl>
+    <w:lvl w:ilvl="8" w:tentative="1">
+      <w:start w:val="1"/>
+      <w:numFmt w:val="bullet"/>
+      <w:lvlText w:val=""/>
+      <w:lvlJc w:val="left"/>
+      <w:pPr>
+        <w:tabs>
+          <w:tab w:val="num" w:pos="6480"/>
+        </w:tabs>
+        <w:ind w:left="6480" w:hanging="360"/>
+      </w:pPr>
+      <w:rPr>
+        <w:rFonts w:ascii="Wingdings" w:hAnsi="Wingdings" w:hint="default"/>
+        <w:sz w:val="20"/>
+      </w:rPr>
+    </w:lvl>
+  </w:abstractNum>
+  <w:abstractNum w:abstractNumId="23" w15:restartNumberingAfterBreak="0">
+    <w:nsid w:val="6A127435"/>
+    <w:multiLevelType w:val="multilevel"/>
+    <w:tmpl w:val="D10A1DC0"/>
+    <w:lvl w:ilvl="0">
+      <w:start w:val="1"/>
+      <w:numFmt w:val="decimal"/>
+      <w:lvlText w:val="%1."/>
+      <w:lvlJc w:val="left"/>
+      <w:pPr>
+        <w:tabs>
+          <w:tab w:val="num" w:pos="720"/>
+        </w:tabs>
+        <w:ind w:left="720" w:hanging="360"/>
+      </w:pPr>
+    </w:lvl>
+    <w:lvl w:ilvl="1" w:tentative="1">
+      <w:start w:val="1"/>
+      <w:numFmt w:val="decimal"/>
+      <w:lvlText w:val="%2."/>
+      <w:lvlJc w:val="left"/>
+      <w:pPr>
+        <w:tabs>
+          <w:tab w:val="num" w:pos="1440"/>
+        </w:tabs>
+        <w:ind w:left="1440" w:hanging="360"/>
+      </w:pPr>
+    </w:lvl>
+    <w:lvl w:ilvl="2" w:tentative="1">
+      <w:start w:val="1"/>
+      <w:numFmt w:val="decimal"/>
+      <w:lvlText w:val="%3."/>
+      <w:lvlJc w:val="left"/>
+      <w:pPr>
+        <w:tabs>
+          <w:tab w:val="num" w:pos="2160"/>
+        </w:tabs>
+        <w:ind w:left="2160" w:hanging="360"/>
+      </w:pPr>
+    </w:lvl>
+    <w:lvl w:ilvl="3" w:tentative="1">
+      <w:start w:val="1"/>
+      <w:numFmt w:val="decimal"/>
+      <w:lvlText w:val="%4."/>
+      <w:lvlJc w:val="left"/>
+      <w:pPr>
+        <w:tabs>
+          <w:tab w:val="num" w:pos="2880"/>
+        </w:tabs>
+        <w:ind w:left="2880" w:hanging="360"/>
+      </w:pPr>
+    </w:lvl>
+    <w:lvl w:ilvl="4" w:tentative="1">
+      <w:start w:val="1"/>
+      <w:numFmt w:val="decimal"/>
+      <w:lvlText w:val="%5."/>
+      <w:lvlJc w:val="left"/>
+      <w:pPr>
+        <w:tabs>
+          <w:tab w:val="num" w:pos="3600"/>
+        </w:tabs>
+        <w:ind w:left="3600" w:hanging="360"/>
+      </w:pPr>
+    </w:lvl>
+    <w:lvl w:ilvl="5" w:tentative="1">
+      <w:start w:val="1"/>
+      <w:numFmt w:val="decimal"/>
+      <w:lvlText w:val="%6."/>
+      <w:lvlJc w:val="left"/>
+      <w:pPr>
+        <w:tabs>
+          <w:tab w:val="num" w:pos="4320"/>
+        </w:tabs>
+        <w:ind w:left="4320" w:hanging="360"/>
+      </w:pPr>
+    </w:lvl>
+    <w:lvl w:ilvl="6" w:tentative="1">
+      <w:start w:val="1"/>
+      <w:numFmt w:val="decimal"/>
+      <w:lvlText w:val="%7."/>
+      <w:lvlJc w:val="left"/>
+      <w:pPr>
+        <w:tabs>
+          <w:tab w:val="num" w:pos="5040"/>
+        </w:tabs>
+        <w:ind w:left="5040" w:hanging="360"/>
+      </w:pPr>
+    </w:lvl>
+    <w:lvl w:ilvl="7" w:tentative="1">
+      <w:start w:val="1"/>
+      <w:numFmt w:val="decimal"/>
+      <w:lvlText w:val="%8."/>
+      <w:lvlJc w:val="left"/>
+      <w:pPr>
+        <w:tabs>
+          <w:tab w:val="num" w:pos="5760"/>
+        </w:tabs>
+        <w:ind w:left="5760" w:hanging="360"/>
+      </w:pPr>
+    </w:lvl>
+    <w:lvl w:ilvl="8" w:tentative="1">
+      <w:start w:val="1"/>
+      <w:numFmt w:val="decimal"/>
+      <w:lvlText w:val="%9."/>
+      <w:lvlJc w:val="left"/>
+      <w:pPr>
+        <w:tabs>
+          <w:tab w:val="num" w:pos="6480"/>
+        </w:tabs>
+        <w:ind w:left="6480" w:hanging="360"/>
+      </w:pPr>
+    </w:lvl>
+  </w:abstractNum>
+  <w:abstractNum w:abstractNumId="24" w15:restartNumberingAfterBreak="0">
     <w:nsid w:val="6AAD42A6"/>
     <w:multiLevelType w:val="multilevel"/>
     <w:tmpl w:val="1F404D6A"/>
@@ -5127,35 +8206,740 @@
       </w:rPr>
     </w:lvl>
   </w:abstractNum>
+  <w:abstractNum w:abstractNumId="25" w15:restartNumberingAfterBreak="0">
+    <w:nsid w:val="6C4734CA"/>
+    <w:multiLevelType w:val="multilevel"/>
+    <w:tmpl w:val="AD5AF57E"/>
+    <w:lvl w:ilvl="0">
+      <w:start w:val="1"/>
+      <w:numFmt w:val="decimal"/>
+      <w:lvlText w:val="%1."/>
+      <w:lvlJc w:val="left"/>
+      <w:pPr>
+        <w:tabs>
+          <w:tab w:val="num" w:pos="720"/>
+        </w:tabs>
+        <w:ind w:left="720" w:hanging="360"/>
+      </w:pPr>
+    </w:lvl>
+    <w:lvl w:ilvl="1" w:tentative="1">
+      <w:start w:val="1"/>
+      <w:numFmt w:val="decimal"/>
+      <w:lvlText w:val="%2."/>
+      <w:lvlJc w:val="left"/>
+      <w:pPr>
+        <w:tabs>
+          <w:tab w:val="num" w:pos="1440"/>
+        </w:tabs>
+        <w:ind w:left="1440" w:hanging="360"/>
+      </w:pPr>
+    </w:lvl>
+    <w:lvl w:ilvl="2" w:tentative="1">
+      <w:start w:val="1"/>
+      <w:numFmt w:val="decimal"/>
+      <w:lvlText w:val="%3."/>
+      <w:lvlJc w:val="left"/>
+      <w:pPr>
+        <w:tabs>
+          <w:tab w:val="num" w:pos="2160"/>
+        </w:tabs>
+        <w:ind w:left="2160" w:hanging="360"/>
+      </w:pPr>
+    </w:lvl>
+    <w:lvl w:ilvl="3" w:tentative="1">
+      <w:start w:val="1"/>
+      <w:numFmt w:val="decimal"/>
+      <w:lvlText w:val="%4."/>
+      <w:lvlJc w:val="left"/>
+      <w:pPr>
+        <w:tabs>
+          <w:tab w:val="num" w:pos="2880"/>
+        </w:tabs>
+        <w:ind w:left="2880" w:hanging="360"/>
+      </w:pPr>
+    </w:lvl>
+    <w:lvl w:ilvl="4" w:tentative="1">
+      <w:start w:val="1"/>
+      <w:numFmt w:val="decimal"/>
+      <w:lvlText w:val="%5."/>
+      <w:lvlJc w:val="left"/>
+      <w:pPr>
+        <w:tabs>
+          <w:tab w:val="num" w:pos="3600"/>
+        </w:tabs>
+        <w:ind w:left="3600" w:hanging="360"/>
+      </w:pPr>
+    </w:lvl>
+    <w:lvl w:ilvl="5" w:tentative="1">
+      <w:start w:val="1"/>
+      <w:numFmt w:val="decimal"/>
+      <w:lvlText w:val="%6."/>
+      <w:lvlJc w:val="left"/>
+      <w:pPr>
+        <w:tabs>
+          <w:tab w:val="num" w:pos="4320"/>
+        </w:tabs>
+        <w:ind w:left="4320" w:hanging="360"/>
+      </w:pPr>
+    </w:lvl>
+    <w:lvl w:ilvl="6" w:tentative="1">
+      <w:start w:val="1"/>
+      <w:numFmt w:val="decimal"/>
+      <w:lvlText w:val="%7."/>
+      <w:lvlJc w:val="left"/>
+      <w:pPr>
+        <w:tabs>
+          <w:tab w:val="num" w:pos="5040"/>
+        </w:tabs>
+        <w:ind w:left="5040" w:hanging="360"/>
+      </w:pPr>
+    </w:lvl>
+    <w:lvl w:ilvl="7" w:tentative="1">
+      <w:start w:val="1"/>
+      <w:numFmt w:val="decimal"/>
+      <w:lvlText w:val="%8."/>
+      <w:lvlJc w:val="left"/>
+      <w:pPr>
+        <w:tabs>
+          <w:tab w:val="num" w:pos="5760"/>
+        </w:tabs>
+        <w:ind w:left="5760" w:hanging="360"/>
+      </w:pPr>
+    </w:lvl>
+    <w:lvl w:ilvl="8" w:tentative="1">
+      <w:start w:val="1"/>
+      <w:numFmt w:val="decimal"/>
+      <w:lvlText w:val="%9."/>
+      <w:lvlJc w:val="left"/>
+      <w:pPr>
+        <w:tabs>
+          <w:tab w:val="num" w:pos="6480"/>
+        </w:tabs>
+        <w:ind w:left="6480" w:hanging="360"/>
+      </w:pPr>
+    </w:lvl>
+  </w:abstractNum>
+  <w:abstractNum w:abstractNumId="26" w15:restartNumberingAfterBreak="0">
+    <w:nsid w:val="6E1D133B"/>
+    <w:multiLevelType w:val="multilevel"/>
+    <w:tmpl w:val="CDA0F9EE"/>
+    <w:lvl w:ilvl="0">
+      <w:start w:val="1"/>
+      <w:numFmt w:val="bullet"/>
+      <w:lvlText w:val=""/>
+      <w:lvlJc w:val="left"/>
+      <w:pPr>
+        <w:tabs>
+          <w:tab w:val="num" w:pos="720"/>
+        </w:tabs>
+        <w:ind w:left="720" w:hanging="360"/>
+      </w:pPr>
+      <w:rPr>
+        <w:rFonts w:ascii="Symbol" w:hAnsi="Symbol" w:hint="default"/>
+        <w:sz w:val="20"/>
+      </w:rPr>
+    </w:lvl>
+    <w:lvl w:ilvl="1" w:tentative="1">
+      <w:start w:val="1"/>
+      <w:numFmt w:val="bullet"/>
+      <w:lvlText w:val="o"/>
+      <w:lvlJc w:val="left"/>
+      <w:pPr>
+        <w:tabs>
+          <w:tab w:val="num" w:pos="1440"/>
+        </w:tabs>
+        <w:ind w:left="1440" w:hanging="360"/>
+      </w:pPr>
+      <w:rPr>
+        <w:rFonts w:ascii="Courier New" w:hAnsi="Courier New" w:hint="default"/>
+        <w:sz w:val="20"/>
+      </w:rPr>
+    </w:lvl>
+    <w:lvl w:ilvl="2" w:tentative="1">
+      <w:start w:val="1"/>
+      <w:numFmt w:val="bullet"/>
+      <w:lvlText w:val=""/>
+      <w:lvlJc w:val="left"/>
+      <w:pPr>
+        <w:tabs>
+          <w:tab w:val="num" w:pos="2160"/>
+        </w:tabs>
+        <w:ind w:left="2160" w:hanging="360"/>
+      </w:pPr>
+      <w:rPr>
+        <w:rFonts w:ascii="Wingdings" w:hAnsi="Wingdings" w:hint="default"/>
+        <w:sz w:val="20"/>
+      </w:rPr>
+    </w:lvl>
+    <w:lvl w:ilvl="3" w:tentative="1">
+      <w:start w:val="1"/>
+      <w:numFmt w:val="bullet"/>
+      <w:lvlText w:val=""/>
+      <w:lvlJc w:val="left"/>
+      <w:pPr>
+        <w:tabs>
+          <w:tab w:val="num" w:pos="2880"/>
+        </w:tabs>
+        <w:ind w:left="2880" w:hanging="360"/>
+      </w:pPr>
+      <w:rPr>
+        <w:rFonts w:ascii="Wingdings" w:hAnsi="Wingdings" w:hint="default"/>
+        <w:sz w:val="20"/>
+      </w:rPr>
+    </w:lvl>
+    <w:lvl w:ilvl="4" w:tentative="1">
+      <w:start w:val="1"/>
+      <w:numFmt w:val="bullet"/>
+      <w:lvlText w:val=""/>
+      <w:lvlJc w:val="left"/>
+      <w:pPr>
+        <w:tabs>
+          <w:tab w:val="num" w:pos="3600"/>
+        </w:tabs>
+        <w:ind w:left="3600" w:hanging="360"/>
+      </w:pPr>
+      <w:rPr>
+        <w:rFonts w:ascii="Wingdings" w:hAnsi="Wingdings" w:hint="default"/>
+        <w:sz w:val="20"/>
+      </w:rPr>
+    </w:lvl>
+    <w:lvl w:ilvl="5" w:tentative="1">
+      <w:start w:val="1"/>
+      <w:numFmt w:val="bullet"/>
+      <w:lvlText w:val=""/>
+      <w:lvlJc w:val="left"/>
+      <w:pPr>
+        <w:tabs>
+          <w:tab w:val="num" w:pos="4320"/>
+        </w:tabs>
+        <w:ind w:left="4320" w:hanging="360"/>
+      </w:pPr>
+      <w:rPr>
+        <w:rFonts w:ascii="Wingdings" w:hAnsi="Wingdings" w:hint="default"/>
+        <w:sz w:val="20"/>
+      </w:rPr>
+    </w:lvl>
+    <w:lvl w:ilvl="6" w:tentative="1">
+      <w:start w:val="1"/>
+      <w:numFmt w:val="bullet"/>
+      <w:lvlText w:val=""/>
+      <w:lvlJc w:val="left"/>
+      <w:pPr>
+        <w:tabs>
+          <w:tab w:val="num" w:pos="5040"/>
+        </w:tabs>
+        <w:ind w:left="5040" w:hanging="360"/>
+      </w:pPr>
+      <w:rPr>
+        <w:rFonts w:ascii="Wingdings" w:hAnsi="Wingdings" w:hint="default"/>
+        <w:sz w:val="20"/>
+      </w:rPr>
+    </w:lvl>
+    <w:lvl w:ilvl="7" w:tentative="1">
+      <w:start w:val="1"/>
+      <w:numFmt w:val="bullet"/>
+      <w:lvlText w:val=""/>
+      <w:lvlJc w:val="left"/>
+      <w:pPr>
+        <w:tabs>
+          <w:tab w:val="num" w:pos="5760"/>
+        </w:tabs>
+        <w:ind w:left="5760" w:hanging="360"/>
+      </w:pPr>
+      <w:rPr>
+        <w:rFonts w:ascii="Wingdings" w:hAnsi="Wingdings" w:hint="default"/>
+        <w:sz w:val="20"/>
+      </w:rPr>
+    </w:lvl>
+    <w:lvl w:ilvl="8" w:tentative="1">
+      <w:start w:val="1"/>
+      <w:numFmt w:val="bullet"/>
+      <w:lvlText w:val=""/>
+      <w:lvlJc w:val="left"/>
+      <w:pPr>
+        <w:tabs>
+          <w:tab w:val="num" w:pos="6480"/>
+        </w:tabs>
+        <w:ind w:left="6480" w:hanging="360"/>
+      </w:pPr>
+      <w:rPr>
+        <w:rFonts w:ascii="Wingdings" w:hAnsi="Wingdings" w:hint="default"/>
+        <w:sz w:val="20"/>
+      </w:rPr>
+    </w:lvl>
+  </w:abstractNum>
+  <w:abstractNum w:abstractNumId="27" w15:restartNumberingAfterBreak="0">
+    <w:nsid w:val="7A776C14"/>
+    <w:multiLevelType w:val="multilevel"/>
+    <w:tmpl w:val="0D8E42C8"/>
+    <w:lvl w:ilvl="0">
+      <w:start w:val="1"/>
+      <w:numFmt w:val="decimal"/>
+      <w:lvlText w:val="%1."/>
+      <w:lvlJc w:val="left"/>
+      <w:pPr>
+        <w:tabs>
+          <w:tab w:val="num" w:pos="720"/>
+        </w:tabs>
+        <w:ind w:left="720" w:hanging="360"/>
+      </w:pPr>
+    </w:lvl>
+    <w:lvl w:ilvl="1">
+      <w:start w:val="1"/>
+      <w:numFmt w:val="bullet"/>
+      <w:lvlText w:val="o"/>
+      <w:lvlJc w:val="left"/>
+      <w:pPr>
+        <w:tabs>
+          <w:tab w:val="num" w:pos="1440"/>
+        </w:tabs>
+        <w:ind w:left="1440" w:hanging="360"/>
+      </w:pPr>
+      <w:rPr>
+        <w:rFonts w:ascii="Courier New" w:hAnsi="Courier New" w:hint="default"/>
+        <w:sz w:val="20"/>
+      </w:rPr>
+    </w:lvl>
+    <w:lvl w:ilvl="2" w:tentative="1">
+      <w:start w:val="1"/>
+      <w:numFmt w:val="decimal"/>
+      <w:lvlText w:val="%3."/>
+      <w:lvlJc w:val="left"/>
+      <w:pPr>
+        <w:tabs>
+          <w:tab w:val="num" w:pos="2160"/>
+        </w:tabs>
+        <w:ind w:left="2160" w:hanging="360"/>
+      </w:pPr>
+    </w:lvl>
+    <w:lvl w:ilvl="3" w:tentative="1">
+      <w:start w:val="1"/>
+      <w:numFmt w:val="decimal"/>
+      <w:lvlText w:val="%4."/>
+      <w:lvlJc w:val="left"/>
+      <w:pPr>
+        <w:tabs>
+          <w:tab w:val="num" w:pos="2880"/>
+        </w:tabs>
+        <w:ind w:left="2880" w:hanging="360"/>
+      </w:pPr>
+    </w:lvl>
+    <w:lvl w:ilvl="4" w:tentative="1">
+      <w:start w:val="1"/>
+      <w:numFmt w:val="decimal"/>
+      <w:lvlText w:val="%5."/>
+      <w:lvlJc w:val="left"/>
+      <w:pPr>
+        <w:tabs>
+          <w:tab w:val="num" w:pos="3600"/>
+        </w:tabs>
+        <w:ind w:left="3600" w:hanging="360"/>
+      </w:pPr>
+    </w:lvl>
+    <w:lvl w:ilvl="5" w:tentative="1">
+      <w:start w:val="1"/>
+      <w:numFmt w:val="decimal"/>
+      <w:lvlText w:val="%6."/>
+      <w:lvlJc w:val="left"/>
+      <w:pPr>
+        <w:tabs>
+          <w:tab w:val="num" w:pos="4320"/>
+        </w:tabs>
+        <w:ind w:left="4320" w:hanging="360"/>
+      </w:pPr>
+    </w:lvl>
+    <w:lvl w:ilvl="6" w:tentative="1">
+      <w:start w:val="1"/>
+      <w:numFmt w:val="decimal"/>
+      <w:lvlText w:val="%7."/>
+      <w:lvlJc w:val="left"/>
+      <w:pPr>
+        <w:tabs>
+          <w:tab w:val="num" w:pos="5040"/>
+        </w:tabs>
+        <w:ind w:left="5040" w:hanging="360"/>
+      </w:pPr>
+    </w:lvl>
+    <w:lvl w:ilvl="7" w:tentative="1">
+      <w:start w:val="1"/>
+      <w:numFmt w:val="decimal"/>
+      <w:lvlText w:val="%8."/>
+      <w:lvlJc w:val="left"/>
+      <w:pPr>
+        <w:tabs>
+          <w:tab w:val="num" w:pos="5760"/>
+        </w:tabs>
+        <w:ind w:left="5760" w:hanging="360"/>
+      </w:pPr>
+    </w:lvl>
+    <w:lvl w:ilvl="8" w:tentative="1">
+      <w:start w:val="1"/>
+      <w:numFmt w:val="decimal"/>
+      <w:lvlText w:val="%9."/>
+      <w:lvlJc w:val="left"/>
+      <w:pPr>
+        <w:tabs>
+          <w:tab w:val="num" w:pos="6480"/>
+        </w:tabs>
+        <w:ind w:left="6480" w:hanging="360"/>
+      </w:pPr>
+    </w:lvl>
+  </w:abstractNum>
+  <w:abstractNum w:abstractNumId="28" w15:restartNumberingAfterBreak="0">
+    <w:nsid w:val="7D75449A"/>
+    <w:multiLevelType w:val="multilevel"/>
+    <w:tmpl w:val="12500EE6"/>
+    <w:lvl w:ilvl="0">
+      <w:start w:val="1"/>
+      <w:numFmt w:val="bullet"/>
+      <w:lvlText w:val=""/>
+      <w:lvlJc w:val="left"/>
+      <w:pPr>
+        <w:tabs>
+          <w:tab w:val="num" w:pos="720"/>
+        </w:tabs>
+        <w:ind w:left="720" w:hanging="360"/>
+      </w:pPr>
+      <w:rPr>
+        <w:rFonts w:ascii="Symbol" w:hAnsi="Symbol" w:hint="default"/>
+        <w:sz w:val="20"/>
+      </w:rPr>
+    </w:lvl>
+    <w:lvl w:ilvl="1" w:tentative="1">
+      <w:start w:val="1"/>
+      <w:numFmt w:val="bullet"/>
+      <w:lvlText w:val="o"/>
+      <w:lvlJc w:val="left"/>
+      <w:pPr>
+        <w:tabs>
+          <w:tab w:val="num" w:pos="1440"/>
+        </w:tabs>
+        <w:ind w:left="1440" w:hanging="360"/>
+      </w:pPr>
+      <w:rPr>
+        <w:rFonts w:ascii="Courier New" w:hAnsi="Courier New" w:hint="default"/>
+        <w:sz w:val="20"/>
+      </w:rPr>
+    </w:lvl>
+    <w:lvl w:ilvl="2" w:tentative="1">
+      <w:start w:val="1"/>
+      <w:numFmt w:val="bullet"/>
+      <w:lvlText w:val=""/>
+      <w:lvlJc w:val="left"/>
+      <w:pPr>
+        <w:tabs>
+          <w:tab w:val="num" w:pos="2160"/>
+        </w:tabs>
+        <w:ind w:left="2160" w:hanging="360"/>
+      </w:pPr>
+      <w:rPr>
+        <w:rFonts w:ascii="Wingdings" w:hAnsi="Wingdings" w:hint="default"/>
+        <w:sz w:val="20"/>
+      </w:rPr>
+    </w:lvl>
+    <w:lvl w:ilvl="3" w:tentative="1">
+      <w:start w:val="1"/>
+      <w:numFmt w:val="bullet"/>
+      <w:lvlText w:val=""/>
+      <w:lvlJc w:val="left"/>
+      <w:pPr>
+        <w:tabs>
+          <w:tab w:val="num" w:pos="2880"/>
+        </w:tabs>
+        <w:ind w:left="2880" w:hanging="360"/>
+      </w:pPr>
+      <w:rPr>
+        <w:rFonts w:ascii="Wingdings" w:hAnsi="Wingdings" w:hint="default"/>
+        <w:sz w:val="20"/>
+      </w:rPr>
+    </w:lvl>
+    <w:lvl w:ilvl="4" w:tentative="1">
+      <w:start w:val="1"/>
+      <w:numFmt w:val="bullet"/>
+      <w:lvlText w:val=""/>
+      <w:lvlJc w:val="left"/>
+      <w:pPr>
+        <w:tabs>
+          <w:tab w:val="num" w:pos="3600"/>
+        </w:tabs>
+        <w:ind w:left="3600" w:hanging="360"/>
+      </w:pPr>
+      <w:rPr>
+        <w:rFonts w:ascii="Wingdings" w:hAnsi="Wingdings" w:hint="default"/>
+        <w:sz w:val="20"/>
+      </w:rPr>
+    </w:lvl>
+    <w:lvl w:ilvl="5" w:tentative="1">
+      <w:start w:val="1"/>
+      <w:numFmt w:val="bullet"/>
+      <w:lvlText w:val=""/>
+      <w:lvlJc w:val="left"/>
+      <w:pPr>
+        <w:tabs>
+          <w:tab w:val="num" w:pos="4320"/>
+        </w:tabs>
+        <w:ind w:left="4320" w:hanging="360"/>
+      </w:pPr>
+      <w:rPr>
+        <w:rFonts w:ascii="Wingdings" w:hAnsi="Wingdings" w:hint="default"/>
+        <w:sz w:val="20"/>
+      </w:rPr>
+    </w:lvl>
+    <w:lvl w:ilvl="6" w:tentative="1">
+      <w:start w:val="1"/>
+      <w:numFmt w:val="bullet"/>
+      <w:lvlText w:val=""/>
+      <w:lvlJc w:val="left"/>
+      <w:pPr>
+        <w:tabs>
+          <w:tab w:val="num" w:pos="5040"/>
+        </w:tabs>
+        <w:ind w:left="5040" w:hanging="360"/>
+      </w:pPr>
+      <w:rPr>
+        <w:rFonts w:ascii="Wingdings" w:hAnsi="Wingdings" w:hint="default"/>
+        <w:sz w:val="20"/>
+      </w:rPr>
+    </w:lvl>
+    <w:lvl w:ilvl="7" w:tentative="1">
+      <w:start w:val="1"/>
+      <w:numFmt w:val="bullet"/>
+      <w:lvlText w:val=""/>
+      <w:lvlJc w:val="left"/>
+      <w:pPr>
+        <w:tabs>
+          <w:tab w:val="num" w:pos="5760"/>
+        </w:tabs>
+        <w:ind w:left="5760" w:hanging="360"/>
+      </w:pPr>
+      <w:rPr>
+        <w:rFonts w:ascii="Wingdings" w:hAnsi="Wingdings" w:hint="default"/>
+        <w:sz w:val="20"/>
+      </w:rPr>
+    </w:lvl>
+    <w:lvl w:ilvl="8" w:tentative="1">
+      <w:start w:val="1"/>
+      <w:numFmt w:val="bullet"/>
+      <w:lvlText w:val=""/>
+      <w:lvlJc w:val="left"/>
+      <w:pPr>
+        <w:tabs>
+          <w:tab w:val="num" w:pos="6480"/>
+        </w:tabs>
+        <w:ind w:left="6480" w:hanging="360"/>
+      </w:pPr>
+      <w:rPr>
+        <w:rFonts w:ascii="Wingdings" w:hAnsi="Wingdings" w:hint="default"/>
+        <w:sz w:val="20"/>
+      </w:rPr>
+    </w:lvl>
+  </w:abstractNum>
+  <w:abstractNum w:abstractNumId="29" w15:restartNumberingAfterBreak="0">
+    <w:nsid w:val="7E84601E"/>
+    <w:multiLevelType w:val="multilevel"/>
+    <w:tmpl w:val="4C7EFAFA"/>
+    <w:lvl w:ilvl="0">
+      <w:start w:val="1"/>
+      <w:numFmt w:val="decimal"/>
+      <w:lvlText w:val="%1."/>
+      <w:lvlJc w:val="left"/>
+      <w:pPr>
+        <w:tabs>
+          <w:tab w:val="num" w:pos="720"/>
+        </w:tabs>
+        <w:ind w:left="720" w:hanging="360"/>
+      </w:pPr>
+    </w:lvl>
+    <w:lvl w:ilvl="1">
+      <w:start w:val="1"/>
+      <w:numFmt w:val="bullet"/>
+      <w:lvlText w:val="o"/>
+      <w:lvlJc w:val="left"/>
+      <w:pPr>
+        <w:tabs>
+          <w:tab w:val="num" w:pos="1440"/>
+        </w:tabs>
+        <w:ind w:left="1440" w:hanging="360"/>
+      </w:pPr>
+      <w:rPr>
+        <w:rFonts w:ascii="Courier New" w:hAnsi="Courier New" w:hint="default"/>
+        <w:sz w:val="20"/>
+      </w:rPr>
+    </w:lvl>
+    <w:lvl w:ilvl="2" w:tentative="1">
+      <w:start w:val="1"/>
+      <w:numFmt w:val="decimal"/>
+      <w:lvlText w:val="%3."/>
+      <w:lvlJc w:val="left"/>
+      <w:pPr>
+        <w:tabs>
+          <w:tab w:val="num" w:pos="2160"/>
+        </w:tabs>
+        <w:ind w:left="2160" w:hanging="360"/>
+      </w:pPr>
+    </w:lvl>
+    <w:lvl w:ilvl="3" w:tentative="1">
+      <w:start w:val="1"/>
+      <w:numFmt w:val="decimal"/>
+      <w:lvlText w:val="%4."/>
+      <w:lvlJc w:val="left"/>
+      <w:pPr>
+        <w:tabs>
+          <w:tab w:val="num" w:pos="2880"/>
+        </w:tabs>
+        <w:ind w:left="2880" w:hanging="360"/>
+      </w:pPr>
+    </w:lvl>
+    <w:lvl w:ilvl="4" w:tentative="1">
+      <w:start w:val="1"/>
+      <w:numFmt w:val="decimal"/>
+      <w:lvlText w:val="%5."/>
+      <w:lvlJc w:val="left"/>
+      <w:pPr>
+        <w:tabs>
+          <w:tab w:val="num" w:pos="3600"/>
+        </w:tabs>
+        <w:ind w:left="3600" w:hanging="360"/>
+      </w:pPr>
+    </w:lvl>
+    <w:lvl w:ilvl="5" w:tentative="1">
+      <w:start w:val="1"/>
+      <w:numFmt w:val="decimal"/>
+      <w:lvlText w:val="%6."/>
+      <w:lvlJc w:val="left"/>
+      <w:pPr>
+        <w:tabs>
+          <w:tab w:val="num" w:pos="4320"/>
+        </w:tabs>
+        <w:ind w:left="4320" w:hanging="360"/>
+      </w:pPr>
+    </w:lvl>
+    <w:lvl w:ilvl="6" w:tentative="1">
+      <w:start w:val="1"/>
+      <w:numFmt w:val="decimal"/>
+      <w:lvlText w:val="%7."/>
+      <w:lvlJc w:val="left"/>
+      <w:pPr>
+        <w:tabs>
+          <w:tab w:val="num" w:pos="5040"/>
+        </w:tabs>
+        <w:ind w:left="5040" w:hanging="360"/>
+      </w:pPr>
+    </w:lvl>
+    <w:lvl w:ilvl="7" w:tentative="1">
+      <w:start w:val="1"/>
+      <w:numFmt w:val="decimal"/>
+      <w:lvlText w:val="%8."/>
+      <w:lvlJc w:val="left"/>
+      <w:pPr>
+        <w:tabs>
+          <w:tab w:val="num" w:pos="5760"/>
+        </w:tabs>
+        <w:ind w:left="5760" w:hanging="360"/>
+      </w:pPr>
+    </w:lvl>
+    <w:lvl w:ilvl="8" w:tentative="1">
+      <w:start w:val="1"/>
+      <w:numFmt w:val="decimal"/>
+      <w:lvlText w:val="%9."/>
+      <w:lvlJc w:val="left"/>
+      <w:pPr>
+        <w:tabs>
+          <w:tab w:val="num" w:pos="6480"/>
+        </w:tabs>
+        <w:ind w:left="6480" w:hanging="360"/>
+      </w:pPr>
+    </w:lvl>
+  </w:abstractNum>
   <w:num w:numId="1" w16cid:durableId="1061174661">
+    <w:abstractNumId w:val="21"/>
+  </w:num>
+  <w:num w:numId="2" w16cid:durableId="678310466">
+    <w:abstractNumId w:val="13"/>
+  </w:num>
+  <w:num w:numId="3" w16cid:durableId="167407973">
+    <w:abstractNumId w:val="14"/>
+  </w:num>
+  <w:num w:numId="4" w16cid:durableId="2127458290">
+    <w:abstractNumId w:val="3"/>
+  </w:num>
+  <w:num w:numId="5" w16cid:durableId="579364801">
+    <w:abstractNumId w:val="24"/>
+  </w:num>
+  <w:num w:numId="6" w16cid:durableId="294603067">
+    <w:abstractNumId w:val="17"/>
+  </w:num>
+  <w:num w:numId="7" w16cid:durableId="1091858710">
+    <w:abstractNumId w:val="4"/>
+  </w:num>
+  <w:num w:numId="8" w16cid:durableId="2021471147">
+    <w:abstractNumId w:val="11"/>
+  </w:num>
+  <w:num w:numId="9" w16cid:durableId="536741266">
+    <w:abstractNumId w:val="16"/>
+  </w:num>
+  <w:num w:numId="10" w16cid:durableId="1403523398">
+    <w:abstractNumId w:val="20"/>
+  </w:num>
+  <w:num w:numId="11" w16cid:durableId="50614870">
+    <w:abstractNumId w:val="5"/>
+  </w:num>
+  <w:num w:numId="12" w16cid:durableId="755789053">
+    <w:abstractNumId w:val="27"/>
+  </w:num>
+  <w:num w:numId="13" w16cid:durableId="1547182656">
+    <w:abstractNumId w:val="23"/>
+  </w:num>
+  <w:num w:numId="14" w16cid:durableId="874583085">
     <w:abstractNumId w:val="8"/>
   </w:num>
-  <w:num w:numId="2" w16cid:durableId="678310466">
-    <w:abstractNumId w:val="3"/>
+  <w:num w:numId="15" w16cid:durableId="1991447847">
+    <w:abstractNumId w:val="15"/>
   </w:num>
-  <w:num w:numId="3" w16cid:durableId="167407973">
-    <w:abstractNumId w:val="4"/>
+  <w:num w:numId="16" w16cid:durableId="718628185">
+    <w:abstractNumId w:val="9"/>
   </w:num>
-  <w:num w:numId="4" w16cid:durableId="2127458290">
+  <w:num w:numId="17" w16cid:durableId="960186142">
+    <w:abstractNumId w:val="22"/>
+  </w:num>
+  <w:num w:numId="18" w16cid:durableId="1332100370">
+    <w:abstractNumId w:val="1"/>
+  </w:num>
+  <w:num w:numId="19" w16cid:durableId="2041591049">
+    <w:abstractNumId w:val="7"/>
+  </w:num>
+  <w:num w:numId="20" w16cid:durableId="173345451">
+    <w:abstractNumId w:val="19"/>
+  </w:num>
+  <w:num w:numId="21" w16cid:durableId="1812558905">
+    <w:abstractNumId w:val="26"/>
+  </w:num>
+  <w:num w:numId="22" w16cid:durableId="676226027">
+    <w:abstractNumId w:val="18"/>
+  </w:num>
+  <w:num w:numId="23" w16cid:durableId="28263384">
+    <w:abstractNumId w:val="29"/>
+  </w:num>
+  <w:num w:numId="24" w16cid:durableId="1371146761">
     <w:abstractNumId w:val="0"/>
   </w:num>
-  <w:num w:numId="5" w16cid:durableId="579364801">
-    <w:abstractNumId w:val="9"/>
+  <w:num w:numId="25" w16cid:durableId="1925068416">
+    <w:abstractNumId w:val="10"/>
   </w:num>
-  <w:num w:numId="6" w16cid:durableId="294603067">
+  <w:num w:numId="26" w16cid:durableId="1631590638">
+    <w:abstractNumId w:val="2"/>
+  </w:num>
+  <w:num w:numId="27" w16cid:durableId="1614677865">
     <w:abstractNumId w:val="6"/>
   </w:num>
-  <w:num w:numId="7" w16cid:durableId="1091858710">
-    <w:abstractNumId w:val="1"/>
+  <w:num w:numId="28" w16cid:durableId="2140568843">
+    <w:abstractNumId w:val="28"/>
   </w:num>
-  <w:num w:numId="8" w16cid:durableId="2021471147">
-    <w:abstractNumId w:val="2"/>
+  <w:num w:numId="29" w16cid:durableId="233666186">
+    <w:abstractNumId w:val="12"/>
   </w:num>
-  <w:num w:numId="9" w16cid:durableId="536741266">
-    <w:abstractNumId w:val="5"/>
-  </w:num>
-  <w:num w:numId="10" w16cid:durableId="1403523398">
-    <w:abstractNumId w:val="7"/>
+  <w:num w:numId="30" w16cid:durableId="1069041696">
+    <w:abstractNumId w:val="25"/>
   </w:num>
 </w:numbering>
 </file>
@@ -6106,6 +9890,25 @@
       </w:tblBorders>
     </w:tblPr>
   </w:style>
+  <w:style w:type="table" w:styleId="Siatkatabelijasna">
+    <w:name w:val="Grid Table Light"/>
+    <w:basedOn w:val="Standardowy"/>
+    <w:uiPriority w:val="40"/>
+    <w:rsid w:val="00431DA1"/>
+    <w:pPr>
+      <w:spacing w:after="0" w:line="240" w:lineRule="auto"/>
+    </w:pPr>
+    <w:tblPr>
+      <w:tblBorders>
+        <w:top w:val="single" w:sz="4" w:space="0" w:color="BFBFBF" w:themeColor="background1" w:themeShade="BF"/>
+        <w:left w:val="single" w:sz="4" w:space="0" w:color="BFBFBF" w:themeColor="background1" w:themeShade="BF"/>
+        <w:bottom w:val="single" w:sz="4" w:space="0" w:color="BFBFBF" w:themeColor="background1" w:themeShade="BF"/>
+        <w:right w:val="single" w:sz="4" w:space="0" w:color="BFBFBF" w:themeColor="background1" w:themeShade="BF"/>
+        <w:insideH w:val="single" w:sz="4" w:space="0" w:color="BFBFBF" w:themeColor="background1" w:themeShade="BF"/>
+        <w:insideV w:val="single" w:sz="4" w:space="0" w:color="BFBFBF" w:themeColor="background1" w:themeShade="BF"/>
+      </w:tblBorders>
+    </w:tblPr>
+  </w:style>
 </w:styles>
 </file>
 

--- a/Temat Projektu.docx
+++ b/Temat Projektu.docx
@@ -329,7 +329,6 @@
                 <w:b/>
                 <w:bCs/>
               </w:rPr>
-              <w:lastRenderedPageBreak/>
               <w:t>Numer katalogowy / symbol części</w:t>
             </w:r>
           </w:p>
@@ -364,6 +363,7 @@
                 <w:b/>
                 <w:bCs/>
               </w:rPr>
+              <w:lastRenderedPageBreak/>
               <w:t>Stan magazynowy</w:t>
             </w:r>
           </w:p>
@@ -822,8 +822,11 @@
         </w:numPr>
       </w:pPr>
       <w:r>
+        <w:t xml:space="preserve">Wdrożenie modułu zarządzania częściami zamiennymi w serwisie komputerowym ma na celu usprawnienie pracy serwisu, poprawę kontroli nad stanami magazynowymi oraz uporządkowanie procesu zamawiania części. </w:t>
+      </w:r>
+      <w:r>
         <w:lastRenderedPageBreak/>
-        <w:t>Wdrożenie modułu zarządzania częściami zamiennymi w serwisie komputerowym ma na celu usprawnienie pracy serwisu, poprawę kontroli nad stanami magazynowymi oraz uporządkowanie procesu zamawiania części. Korzyści wynikające z wdrożenia można podzielić na mierzalne oraz niemierzalne.</w:t>
+        <w:t>Korzyści wynikające z wdrożenia można podzielić na mierzalne oraz niemierzalne.</w:t>
       </w:r>
     </w:p>
     <w:p>
@@ -1051,7 +1054,6 @@
           <w:b/>
           <w:bCs/>
         </w:rPr>
-        <w:lastRenderedPageBreak/>
         <w:t>Większa przejrzystość procesu zamawiania części</w:t>
       </w:r>
       <w:r>
@@ -1076,6 +1078,9 @@
       </w:r>
       <w:r>
         <w:br/>
+      </w:r>
+      <w:r>
+        <w:lastRenderedPageBreak/>
         <w:t xml:space="preserve">Pracownicy korzystają z tych samych danych, co zmniejsza liczbę nieporozumień i konieczność ustnego przekazywania informacji. </w:t>
       </w:r>
     </w:p>
@@ -1332,8 +1337,44 @@
         </w:numPr>
       </w:pPr>
       <w:r>
+        <w:t>Pełni rolę nadzorczą nad całą gospodarką częściami w serwisie.</w:t>
+      </w:r>
+    </w:p>
+    <w:p>
+      <w:pPr>
+        <w:pStyle w:val="Akapitzlist"/>
+        <w:numPr>
+          <w:ilvl w:val="2"/>
+          <w:numId w:val="1"/>
+        </w:numPr>
+      </w:pPr>
+      <w:r>
+        <w:t>Podejmuje decyzje o zatwierdzeniu lub odrzuceniu zamówień utworzonych przez magazyniera.</w:t>
+      </w:r>
+    </w:p>
+    <w:p>
+      <w:pPr>
+        <w:pStyle w:val="Akapitzlist"/>
+        <w:numPr>
+          <w:ilvl w:val="2"/>
+          <w:numId w:val="1"/>
+        </w:numPr>
+      </w:pPr>
+      <w:r>
+        <w:t>Ma dostęp do raportów dotyczących braków magazynowych, co pozwala na kontrolę ciągłości pracy.</w:t>
+      </w:r>
+    </w:p>
+    <w:p>
+      <w:pPr>
+        <w:pStyle w:val="Akapitzlist"/>
+        <w:numPr>
+          <w:ilvl w:val="1"/>
+          <w:numId w:val="1"/>
+        </w:numPr>
+      </w:pPr>
+      <w:r>
         <w:lastRenderedPageBreak/>
-        <w:t>Pełni rolę nadzorczą nad całą gospodarką częściami w serwisie.</w:t>
+        <w:t>Administrator systemu:</w:t>
       </w:r>
     </w:p>
     <w:p>
@@ -1345,7 +1386,7 @@
         </w:numPr>
       </w:pPr>
       <w:r>
-        <w:t>Podejmuje decyzje o zatwierdzeniu lub odrzuceniu zamówień utworzonych przez magazyniera.</w:t>
+        <w:t xml:space="preserve"> Jest odpowiedzialny za techniczne zarządzanie użytkownikami, w tym ich dodawanie, edycję danych oraz usuwanie z systemu.</w:t>
       </w:r>
     </w:p>
     <w:p>
@@ -1357,7 +1398,19 @@
         </w:numPr>
       </w:pPr>
       <w:r>
-        <w:t>Ma dostęp do raportów dotyczących braków magazynowych, co pozwala na kontrolę ciągłości pracy.</w:t>
+        <w:t>Definiuje role w systemie i zarządza uprawnieniami poszczególnych osób.</w:t>
+      </w:r>
+    </w:p>
+    <w:p>
+      <w:pPr>
+        <w:pStyle w:val="Akapitzlist"/>
+        <w:numPr>
+          <w:ilvl w:val="0"/>
+          <w:numId w:val="1"/>
+        </w:numPr>
+      </w:pPr>
+      <w:r>
+        <w:t>Proponowane przypadki użycia:</w:t>
       </w:r>
     </w:p>
     <w:p>
@@ -1369,7 +1422,7 @@
         </w:numPr>
       </w:pPr>
       <w:r>
-        <w:t>Administrator systemu:</w:t>
+        <w:t>Aktor: Pracownik serwisu</w:t>
       </w:r>
     </w:p>
     <w:p>
@@ -1379,9 +1432,10 @@
           <w:ilvl w:val="2"/>
           <w:numId w:val="1"/>
         </w:numPr>
-      </w:pPr>
-      <w:r>
-        <w:t xml:space="preserve"> Jest odpowiedzialny za techniczne zarządzanie użytkownikami, w tym ich dodawanie, edycję danych oraz usuwanie z systemu.</w:t>
+        <w:spacing w:before="240" w:after="240"/>
+      </w:pPr>
+      <w:r>
+        <w:t>Zalogowanie do systemu</w:t>
       </w:r>
     </w:p>
     <w:p>
@@ -1391,9 +1445,334 @@
           <w:ilvl w:val="2"/>
           <w:numId w:val="1"/>
         </w:numPr>
-      </w:pPr>
-      <w:r>
-        <w:t>Definiuje role w systemie i zarządza uprawnieniami poszczególnych osób.</w:t>
+        <w:spacing w:before="240" w:after="240"/>
+      </w:pPr>
+      <w:r>
+        <w:t>Wyszukanie części zamiennej</w:t>
+      </w:r>
+    </w:p>
+    <w:p>
+      <w:pPr>
+        <w:pStyle w:val="Akapitzlist"/>
+        <w:numPr>
+          <w:ilvl w:val="2"/>
+          <w:numId w:val="1"/>
+        </w:numPr>
+        <w:spacing w:before="240" w:after="240"/>
+      </w:pPr>
+      <w:r>
+        <w:t>Przeglądanie katalogu części</w:t>
+      </w:r>
+    </w:p>
+    <w:p>
+      <w:pPr>
+        <w:pStyle w:val="Akapitzlist"/>
+        <w:numPr>
+          <w:ilvl w:val="2"/>
+          <w:numId w:val="1"/>
+        </w:numPr>
+        <w:spacing w:before="240" w:after="240"/>
+      </w:pPr>
+      <w:r>
+        <w:t>Podgląd szczegółów części</w:t>
+      </w:r>
+    </w:p>
+    <w:p>
+      <w:pPr>
+        <w:pStyle w:val="Akapitzlist"/>
+        <w:numPr>
+          <w:ilvl w:val="2"/>
+          <w:numId w:val="1"/>
+        </w:numPr>
+        <w:spacing w:before="240" w:after="240"/>
+      </w:pPr>
+      <w:r>
+        <w:t>Sprawdzenie dostępności części</w:t>
+      </w:r>
+    </w:p>
+    <w:p>
+      <w:pPr>
+        <w:pStyle w:val="Akapitzlist"/>
+        <w:numPr>
+          <w:ilvl w:val="2"/>
+          <w:numId w:val="1"/>
+        </w:numPr>
+        <w:spacing w:before="240" w:after="240"/>
+      </w:pPr>
+      <w:r>
+        <w:t>Zgłoszenie zapotrzebowania na część</w:t>
+      </w:r>
+    </w:p>
+    <w:p>
+      <w:pPr>
+        <w:pStyle w:val="Akapitzlist"/>
+        <w:numPr>
+          <w:ilvl w:val="2"/>
+          <w:numId w:val="1"/>
+        </w:numPr>
+        <w:spacing w:before="240" w:after="240"/>
+      </w:pPr>
+      <w:r>
+        <w:t>Przypisanie części do zlecenia naprawy</w:t>
+      </w:r>
+    </w:p>
+    <w:p>
+      <w:pPr>
+        <w:pStyle w:val="Akapitzlist"/>
+        <w:numPr>
+          <w:ilvl w:val="2"/>
+          <w:numId w:val="1"/>
+        </w:numPr>
+        <w:spacing w:before="240" w:after="240"/>
+      </w:pPr>
+      <w:r>
+        <w:t>Podgląd historii użycia części</w:t>
+      </w:r>
+    </w:p>
+    <w:p>
+      <w:pPr>
+        <w:pStyle w:val="Akapitzlist"/>
+        <w:numPr>
+          <w:ilvl w:val="1"/>
+          <w:numId w:val="1"/>
+        </w:numPr>
+        <w:spacing w:before="240" w:after="240"/>
+      </w:pPr>
+      <w:r>
+        <w:t>Aktor: Magazynier</w:t>
+      </w:r>
+    </w:p>
+    <w:p>
+      <w:pPr>
+        <w:pStyle w:val="Akapitzlist"/>
+        <w:numPr>
+          <w:ilvl w:val="2"/>
+          <w:numId w:val="1"/>
+        </w:numPr>
+        <w:spacing w:before="240" w:after="240"/>
+      </w:pPr>
+      <w:r>
+        <w:t>Dodanie nowej części do katalogu</w:t>
+      </w:r>
+    </w:p>
+    <w:p>
+      <w:pPr>
+        <w:pStyle w:val="Akapitzlist"/>
+        <w:numPr>
+          <w:ilvl w:val="2"/>
+          <w:numId w:val="1"/>
+        </w:numPr>
+        <w:spacing w:before="240" w:after="240"/>
+      </w:pPr>
+      <w:r>
+        <w:t>Edycja danych części</w:t>
+      </w:r>
+    </w:p>
+    <w:p>
+      <w:pPr>
+        <w:pStyle w:val="Akapitzlist"/>
+        <w:numPr>
+          <w:ilvl w:val="2"/>
+          <w:numId w:val="1"/>
+        </w:numPr>
+        <w:spacing w:before="240" w:after="240"/>
+      </w:pPr>
+      <w:r>
+        <w:t>Usunięcie części z katalogu</w:t>
+      </w:r>
+    </w:p>
+    <w:p>
+      <w:pPr>
+        <w:pStyle w:val="Akapitzlist"/>
+        <w:numPr>
+          <w:ilvl w:val="2"/>
+          <w:numId w:val="1"/>
+        </w:numPr>
+        <w:spacing w:before="240" w:after="240"/>
+      </w:pPr>
+      <w:r>
+        <w:t>Aktualizacja stanu magazynowego</w:t>
+      </w:r>
+    </w:p>
+    <w:p>
+      <w:pPr>
+        <w:pStyle w:val="Akapitzlist"/>
+        <w:numPr>
+          <w:ilvl w:val="2"/>
+          <w:numId w:val="1"/>
+        </w:numPr>
+        <w:spacing w:before="240" w:after="240"/>
+      </w:pPr>
+      <w:r>
+        <w:t>Utworzenie zamówienia na część</w:t>
+      </w:r>
+    </w:p>
+    <w:p>
+      <w:pPr>
+        <w:pStyle w:val="Akapitzlist"/>
+        <w:numPr>
+          <w:ilvl w:val="2"/>
+          <w:numId w:val="1"/>
+        </w:numPr>
+        <w:spacing w:before="240" w:after="240"/>
+      </w:pPr>
+      <w:r>
+        <w:t>Edycja zamówienia</w:t>
+      </w:r>
+    </w:p>
+    <w:p>
+      <w:pPr>
+        <w:pStyle w:val="Akapitzlist"/>
+        <w:numPr>
+          <w:ilvl w:val="2"/>
+          <w:numId w:val="1"/>
+        </w:numPr>
+        <w:spacing w:before="240" w:after="240"/>
+      </w:pPr>
+      <w:r>
+        <w:t>Rejestracja przyjęcia dostawy</w:t>
+      </w:r>
+    </w:p>
+    <w:p>
+      <w:pPr>
+        <w:pStyle w:val="Akapitzlist"/>
+        <w:numPr>
+          <w:ilvl w:val="2"/>
+          <w:numId w:val="1"/>
+        </w:numPr>
+        <w:spacing w:before="240" w:after="240"/>
+      </w:pPr>
+      <w:r>
+        <w:t>Zgłoszenie niezgodności dostawy</w:t>
+      </w:r>
+    </w:p>
+    <w:p>
+      <w:pPr>
+        <w:pStyle w:val="Akapitzlist"/>
+        <w:numPr>
+          <w:ilvl w:val="2"/>
+          <w:numId w:val="1"/>
+        </w:numPr>
+        <w:spacing w:before="240" w:after="240"/>
+      </w:pPr>
+      <w:r>
+        <w:t>Przegląd historii zamówień</w:t>
+      </w:r>
+    </w:p>
+    <w:p>
+      <w:pPr>
+        <w:pStyle w:val="Akapitzlist"/>
+        <w:numPr>
+          <w:ilvl w:val="1"/>
+          <w:numId w:val="1"/>
+        </w:numPr>
+        <w:spacing w:before="240" w:after="240"/>
+      </w:pPr>
+      <w:r>
+        <w:t>Aktor: Kierownik serwisu</w:t>
+      </w:r>
+    </w:p>
+    <w:p>
+      <w:pPr>
+        <w:pStyle w:val="Akapitzlist"/>
+        <w:numPr>
+          <w:ilvl w:val="2"/>
+          <w:numId w:val="1"/>
+        </w:numPr>
+        <w:spacing w:before="240" w:after="240"/>
+      </w:pPr>
+      <w:r>
+        <w:t>Zatwierdzenie zamówienia</w:t>
+      </w:r>
+    </w:p>
+    <w:p>
+      <w:pPr>
+        <w:pStyle w:val="Akapitzlist"/>
+        <w:numPr>
+          <w:ilvl w:val="2"/>
+          <w:numId w:val="1"/>
+        </w:numPr>
+        <w:spacing w:before="240" w:after="240"/>
+      </w:pPr>
+      <w:r>
+        <w:t>Odrzucenie zamówienia</w:t>
+      </w:r>
+    </w:p>
+    <w:p>
+      <w:pPr>
+        <w:pStyle w:val="Akapitzlist"/>
+        <w:numPr>
+          <w:ilvl w:val="2"/>
+          <w:numId w:val="1"/>
+        </w:numPr>
+        <w:spacing w:before="240" w:after="240"/>
+      </w:pPr>
+      <w:r>
+        <w:t>Przegląd raportu braków magazynowych</w:t>
+      </w:r>
+    </w:p>
+    <w:p>
+      <w:pPr>
+        <w:pStyle w:val="Akapitzlist"/>
+        <w:numPr>
+          <w:ilvl w:val="1"/>
+          <w:numId w:val="1"/>
+        </w:numPr>
+        <w:spacing w:before="240" w:after="240"/>
+      </w:pPr>
+      <w:r>
+        <w:t>Aktor: Administrator systemu</w:t>
+      </w:r>
+    </w:p>
+    <w:p>
+      <w:pPr>
+        <w:pStyle w:val="Akapitzlist"/>
+        <w:numPr>
+          <w:ilvl w:val="2"/>
+          <w:numId w:val="1"/>
+        </w:numPr>
+        <w:spacing w:before="240" w:after="240"/>
+      </w:pPr>
+      <w:r>
+        <w:t>Dodanie użytkownika</w:t>
+      </w:r>
+    </w:p>
+    <w:p>
+      <w:pPr>
+        <w:pStyle w:val="Akapitzlist"/>
+        <w:numPr>
+          <w:ilvl w:val="2"/>
+          <w:numId w:val="1"/>
+        </w:numPr>
+        <w:spacing w:before="240" w:after="240"/>
+      </w:pPr>
+      <w:r>
+        <w:t>Edycja danych użytkownika</w:t>
+      </w:r>
+    </w:p>
+    <w:p>
+      <w:pPr>
+        <w:pStyle w:val="Akapitzlist"/>
+        <w:numPr>
+          <w:ilvl w:val="2"/>
+          <w:numId w:val="1"/>
+        </w:numPr>
+        <w:spacing w:before="240" w:after="240"/>
+      </w:pPr>
+      <w:r>
+        <w:t>Usunięcie użytkownika</w:t>
+      </w:r>
+    </w:p>
+    <w:p>
+      <w:pPr>
+        <w:pStyle w:val="Akapitzlist"/>
+        <w:numPr>
+          <w:ilvl w:val="2"/>
+          <w:numId w:val="1"/>
+        </w:numPr>
+      </w:pPr>
+      <w:r>
+        <w:t>Zarządzanie rolami i uprawnieniami</w:t>
       </w:r>
     </w:p>
     <w:p>
@@ -1405,7 +1784,13 @@
         </w:numPr>
       </w:pPr>
       <w:r>
-        <w:t>Proponowane przypadki użycia:</w:t>
+        <w:t>Obiekt, który będzie miał stany:</w:t>
+      </w:r>
+      <w:r>
+        <w:br/>
+      </w:r>
+      <w:r>
+        <w:t>Zamówienie</w:t>
       </w:r>
     </w:p>
     <w:p>
@@ -1417,7 +1802,7 @@
         </w:numPr>
       </w:pPr>
       <w:r>
-        <w:t>Aktor: Pracownik serwisu</w:t>
+        <w:t>Przykładowe stany:</w:t>
       </w:r>
     </w:p>
     <w:p>
@@ -1427,10 +1812,12 @@
           <w:ilvl w:val="2"/>
           <w:numId w:val="1"/>
         </w:numPr>
-        <w:spacing w:before="240" w:after="240"/>
-      </w:pPr>
-      <w:r>
-        <w:t>Zalogowanie do systemu</w:t>
+      </w:pPr>
+      <w:r>
+        <w:t>Utworzone</w:t>
+      </w:r>
+      <w:r>
+        <w:t>,</w:t>
       </w:r>
     </w:p>
     <w:p>
@@ -1440,10 +1827,15 @@
           <w:ilvl w:val="2"/>
           <w:numId w:val="1"/>
         </w:numPr>
-        <w:spacing w:before="240" w:after="240"/>
-      </w:pPr>
-      <w:r>
-        <w:t>Wyszukanie części zamiennej</w:t>
+      </w:pPr>
+      <w:r>
+        <w:t>zapisane roboczo</w:t>
+      </w:r>
+      <w:r>
+        <w:t>,</w:t>
+      </w:r>
+      <w:r>
+        <w:t xml:space="preserve"> </w:t>
       </w:r>
     </w:p>
     <w:p>
@@ -1453,10 +1845,12 @@
           <w:ilvl w:val="2"/>
           <w:numId w:val="1"/>
         </w:numPr>
-        <w:spacing w:before="240" w:after="240"/>
-      </w:pPr>
-      <w:r>
-        <w:t>Przeglądanie katalogu części</w:t>
+      </w:pPr>
+      <w:r>
+        <w:t>wysłane do zatwierdzenia</w:t>
+      </w:r>
+      <w:r>
+        <w:t>,</w:t>
       </w:r>
     </w:p>
     <w:p>
@@ -1466,10 +1860,12 @@
           <w:ilvl w:val="2"/>
           <w:numId w:val="1"/>
         </w:numPr>
-        <w:spacing w:before="240" w:after="240"/>
-      </w:pPr>
-      <w:r>
-        <w:t>Podgląd szczegółów części</w:t>
+      </w:pPr>
+      <w:r>
+        <w:t>zatwierdzone</w:t>
+      </w:r>
+      <w:r>
+        <w:t>,</w:t>
       </w:r>
     </w:p>
     <w:p>
@@ -1479,400 +1875,9 @@
           <w:ilvl w:val="2"/>
           <w:numId w:val="1"/>
         </w:numPr>
-        <w:spacing w:before="240" w:after="240"/>
-      </w:pPr>
-      <w:r>
-        <w:t>Sprawdzenie dostępności części</w:t>
-      </w:r>
-    </w:p>
-    <w:p>
-      <w:pPr>
-        <w:pStyle w:val="Akapitzlist"/>
-        <w:numPr>
-          <w:ilvl w:val="2"/>
-          <w:numId w:val="1"/>
-        </w:numPr>
-        <w:spacing w:before="240" w:after="240"/>
-      </w:pPr>
-      <w:r>
-        <w:t>Zgłoszenie zapotrzebowania na część</w:t>
-      </w:r>
-    </w:p>
-    <w:p>
-      <w:pPr>
-        <w:pStyle w:val="Akapitzlist"/>
-        <w:numPr>
-          <w:ilvl w:val="2"/>
-          <w:numId w:val="1"/>
-        </w:numPr>
-        <w:spacing w:before="240" w:after="240"/>
-      </w:pPr>
-      <w:r>
-        <w:t>Przypisanie części do zlecenia naprawy</w:t>
-      </w:r>
-    </w:p>
-    <w:p>
-      <w:pPr>
-        <w:pStyle w:val="Akapitzlist"/>
-        <w:numPr>
-          <w:ilvl w:val="2"/>
-          <w:numId w:val="1"/>
-        </w:numPr>
-        <w:spacing w:before="240" w:after="240"/>
-      </w:pPr>
-      <w:r>
-        <w:t>Podgląd historii użycia części</w:t>
-      </w:r>
-    </w:p>
-    <w:p>
-      <w:pPr>
-        <w:pStyle w:val="Akapitzlist"/>
-        <w:numPr>
-          <w:ilvl w:val="1"/>
-          <w:numId w:val="1"/>
-        </w:numPr>
-        <w:spacing w:before="240" w:after="240"/>
-      </w:pPr>
-      <w:r>
-        <w:t>Aktor: Magazynier</w:t>
-      </w:r>
-    </w:p>
-    <w:p>
-      <w:pPr>
-        <w:pStyle w:val="Akapitzlist"/>
-        <w:numPr>
-          <w:ilvl w:val="2"/>
-          <w:numId w:val="1"/>
-        </w:numPr>
-        <w:spacing w:before="240" w:after="240"/>
-      </w:pPr>
-      <w:r>
-        <w:t>Dodanie nowej części do katalogu</w:t>
-      </w:r>
-    </w:p>
-    <w:p>
-      <w:pPr>
-        <w:pStyle w:val="Akapitzlist"/>
-        <w:numPr>
-          <w:ilvl w:val="2"/>
-          <w:numId w:val="1"/>
-        </w:numPr>
-        <w:spacing w:before="240" w:after="240"/>
-      </w:pPr>
-      <w:r>
-        <w:t>Edycja danych części</w:t>
-      </w:r>
-    </w:p>
-    <w:p>
-      <w:pPr>
-        <w:pStyle w:val="Akapitzlist"/>
-        <w:numPr>
-          <w:ilvl w:val="2"/>
-          <w:numId w:val="1"/>
-        </w:numPr>
-        <w:spacing w:before="240" w:after="240"/>
-      </w:pPr>
-      <w:r>
-        <w:t>Usunięcie części z katalogu</w:t>
-      </w:r>
-    </w:p>
-    <w:p>
-      <w:pPr>
-        <w:pStyle w:val="Akapitzlist"/>
-        <w:numPr>
-          <w:ilvl w:val="2"/>
-          <w:numId w:val="1"/>
-        </w:numPr>
-        <w:spacing w:before="240" w:after="240"/>
-      </w:pPr>
-      <w:r>
-        <w:t>Aktualizacja stanu magazynowego</w:t>
-      </w:r>
-    </w:p>
-    <w:p>
-      <w:pPr>
-        <w:pStyle w:val="Akapitzlist"/>
-        <w:numPr>
-          <w:ilvl w:val="2"/>
-          <w:numId w:val="1"/>
-        </w:numPr>
-        <w:spacing w:before="240" w:after="240"/>
-      </w:pPr>
-      <w:r>
-        <w:t>Utworzenie zamówienia na część</w:t>
-      </w:r>
-    </w:p>
-    <w:p>
-      <w:pPr>
-        <w:pStyle w:val="Akapitzlist"/>
-        <w:numPr>
-          <w:ilvl w:val="2"/>
-          <w:numId w:val="1"/>
-        </w:numPr>
-        <w:spacing w:before="240" w:after="240"/>
-      </w:pPr>
-      <w:r>
-        <w:t>Edycja zamówienia</w:t>
-      </w:r>
-    </w:p>
-    <w:p>
-      <w:pPr>
-        <w:pStyle w:val="Akapitzlist"/>
-        <w:numPr>
-          <w:ilvl w:val="2"/>
-          <w:numId w:val="1"/>
-        </w:numPr>
-        <w:spacing w:before="240" w:after="240"/>
-      </w:pPr>
-      <w:r>
-        <w:t>Rejestracja przyjęcia dostawy</w:t>
-      </w:r>
-    </w:p>
-    <w:p>
-      <w:pPr>
-        <w:pStyle w:val="Akapitzlist"/>
-        <w:numPr>
-          <w:ilvl w:val="2"/>
-          <w:numId w:val="1"/>
-        </w:numPr>
-        <w:spacing w:before="240" w:after="240"/>
-      </w:pPr>
-      <w:r>
-        <w:t>Zgłoszenie niezgodności dostawy</w:t>
-      </w:r>
-    </w:p>
-    <w:p>
-      <w:pPr>
-        <w:pStyle w:val="Akapitzlist"/>
-        <w:numPr>
-          <w:ilvl w:val="2"/>
-          <w:numId w:val="1"/>
-        </w:numPr>
-        <w:spacing w:before="240" w:after="240"/>
-      </w:pPr>
-      <w:r>
-        <w:t>Przegląd historii zamówień</w:t>
-      </w:r>
-    </w:p>
-    <w:p>
-      <w:pPr>
-        <w:pStyle w:val="Akapitzlist"/>
-        <w:numPr>
-          <w:ilvl w:val="1"/>
-          <w:numId w:val="1"/>
-        </w:numPr>
-        <w:spacing w:before="240" w:after="240"/>
-      </w:pPr>
-      <w:r>
-        <w:t>Aktor: Kierownik serwisu</w:t>
-      </w:r>
-    </w:p>
-    <w:p>
-      <w:pPr>
-        <w:pStyle w:val="Akapitzlist"/>
-        <w:numPr>
-          <w:ilvl w:val="2"/>
-          <w:numId w:val="1"/>
-        </w:numPr>
-        <w:spacing w:before="240" w:after="240"/>
-      </w:pPr>
-      <w:r>
-        <w:t>Zatwierdzenie zamówienia</w:t>
-      </w:r>
-    </w:p>
-    <w:p>
-      <w:pPr>
-        <w:pStyle w:val="Akapitzlist"/>
-        <w:numPr>
-          <w:ilvl w:val="2"/>
-          <w:numId w:val="1"/>
-        </w:numPr>
-        <w:spacing w:before="240" w:after="240"/>
-      </w:pPr>
-      <w:r>
-        <w:t>Odrzucenie zamówienia</w:t>
-      </w:r>
-    </w:p>
-    <w:p>
-      <w:pPr>
-        <w:pStyle w:val="Akapitzlist"/>
-        <w:numPr>
-          <w:ilvl w:val="2"/>
-          <w:numId w:val="1"/>
-        </w:numPr>
-        <w:spacing w:before="240" w:after="240"/>
-      </w:pPr>
-      <w:r>
-        <w:t>Przegląd raportu braków magazynowych</w:t>
-      </w:r>
-    </w:p>
-    <w:p>
-      <w:pPr>
-        <w:pStyle w:val="Akapitzlist"/>
-        <w:numPr>
-          <w:ilvl w:val="1"/>
-          <w:numId w:val="1"/>
-        </w:numPr>
-        <w:spacing w:before="240" w:after="240"/>
-      </w:pPr>
-      <w:r>
-        <w:t>Aktor: Administrator systemu</w:t>
-      </w:r>
-    </w:p>
-    <w:p>
-      <w:pPr>
-        <w:pStyle w:val="Akapitzlist"/>
-        <w:numPr>
-          <w:ilvl w:val="2"/>
-          <w:numId w:val="1"/>
-        </w:numPr>
-        <w:spacing w:before="240" w:after="240"/>
-      </w:pPr>
-      <w:r>
-        <w:t>Dodanie użytkownika</w:t>
-      </w:r>
-    </w:p>
-    <w:p>
-      <w:pPr>
-        <w:pStyle w:val="Akapitzlist"/>
-        <w:numPr>
-          <w:ilvl w:val="2"/>
-          <w:numId w:val="1"/>
-        </w:numPr>
-        <w:spacing w:before="240" w:after="240"/>
-      </w:pPr>
-      <w:r>
-        <w:t>Edycja danych użytkownika</w:t>
-      </w:r>
-    </w:p>
-    <w:p>
-      <w:pPr>
-        <w:pStyle w:val="Akapitzlist"/>
-        <w:numPr>
-          <w:ilvl w:val="2"/>
-          <w:numId w:val="1"/>
-        </w:numPr>
-        <w:spacing w:before="240" w:after="240"/>
-      </w:pPr>
-      <w:r>
-        <w:t>Usunięcie użytkownika</w:t>
-      </w:r>
-    </w:p>
-    <w:p>
-      <w:pPr>
-        <w:pStyle w:val="Akapitzlist"/>
-        <w:numPr>
-          <w:ilvl w:val="2"/>
-          <w:numId w:val="1"/>
-        </w:numPr>
-      </w:pPr>
-      <w:r>
-        <w:t>Zarządzanie rolami i uprawnieniami</w:t>
-      </w:r>
-    </w:p>
-    <w:p>
-      <w:pPr>
-        <w:pStyle w:val="Akapitzlist"/>
-        <w:numPr>
-          <w:ilvl w:val="0"/>
-          <w:numId w:val="1"/>
-        </w:numPr>
-      </w:pPr>
-      <w:r>
-        <w:t>Obiekt, który będzie miał stany:</w:t>
-      </w:r>
-      <w:r>
-        <w:br/>
-      </w:r>
-      <w:r>
-        <w:t>Zamówienie</w:t>
-      </w:r>
-    </w:p>
-    <w:p>
-      <w:pPr>
-        <w:pStyle w:val="Akapitzlist"/>
-        <w:numPr>
-          <w:ilvl w:val="1"/>
-          <w:numId w:val="1"/>
-        </w:numPr>
       </w:pPr>
       <w:r>
         <w:lastRenderedPageBreak/>
-        <w:t>Przykładowe stany:</w:t>
-      </w:r>
-    </w:p>
-    <w:p>
-      <w:pPr>
-        <w:pStyle w:val="Akapitzlist"/>
-        <w:numPr>
-          <w:ilvl w:val="2"/>
-          <w:numId w:val="1"/>
-        </w:numPr>
-      </w:pPr>
-      <w:r>
-        <w:t>Utworzone</w:t>
-      </w:r>
-      <w:r>
-        <w:t>,</w:t>
-      </w:r>
-    </w:p>
-    <w:p>
-      <w:pPr>
-        <w:pStyle w:val="Akapitzlist"/>
-        <w:numPr>
-          <w:ilvl w:val="2"/>
-          <w:numId w:val="1"/>
-        </w:numPr>
-      </w:pPr>
-      <w:r>
-        <w:t>zapisane roboczo</w:t>
-      </w:r>
-      <w:r>
-        <w:t>,</w:t>
-      </w:r>
-      <w:r>
-        <w:t xml:space="preserve"> </w:t>
-      </w:r>
-    </w:p>
-    <w:p>
-      <w:pPr>
-        <w:pStyle w:val="Akapitzlist"/>
-        <w:numPr>
-          <w:ilvl w:val="2"/>
-          <w:numId w:val="1"/>
-        </w:numPr>
-      </w:pPr>
-      <w:r>
-        <w:t>wysłane do zatwierdzenia</w:t>
-      </w:r>
-      <w:r>
-        <w:t>,</w:t>
-      </w:r>
-    </w:p>
-    <w:p>
-      <w:pPr>
-        <w:pStyle w:val="Akapitzlist"/>
-        <w:numPr>
-          <w:ilvl w:val="2"/>
-          <w:numId w:val="1"/>
-        </w:numPr>
-      </w:pPr>
-      <w:r>
-        <w:t>zatwierdzone</w:t>
-      </w:r>
-      <w:r>
-        <w:t>,</w:t>
-      </w:r>
-    </w:p>
-    <w:p>
-      <w:pPr>
-        <w:pStyle w:val="Akapitzlist"/>
-        <w:numPr>
-          <w:ilvl w:val="2"/>
-          <w:numId w:val="1"/>
-        </w:numPr>
-      </w:pPr>
-      <w:r>
         <w:t>odrzucone</w:t>
       </w:r>
       <w:r>
@@ -2276,7 +2281,6 @@
         </w:numPr>
       </w:pPr>
       <w:r>
-        <w:lastRenderedPageBreak/>
         <w:t xml:space="preserve">System wyświetla formularz ponownie, wskazując pola zawierające błędy. </w:t>
       </w:r>
     </w:p>
@@ -2333,6 +2337,7 @@
         </w:numPr>
       </w:pPr>
       <w:r>
+        <w:lastRenderedPageBreak/>
         <w:t xml:space="preserve">System przerywa proces i powraca do poprzedniego widoku bez zapisywania danych. </w:t>
       </w:r>
     </w:p>
@@ -2406,1234 +2411,9 @@
           <w:i/>
           <w:iCs/>
         </w:rPr>
-        <w:t>(powiązanie z &lt;&lt;extend&gt;&gt;)</w:t>
-      </w:r>
-    </w:p>
-    <w:p>
-      <w:pPr>
-        <w:pStyle w:val="Akapitzlist"/>
-        <w:numPr>
-          <w:ilvl w:val="3"/>
-          <w:numId w:val="1"/>
-        </w:numPr>
-      </w:pPr>
-      <w:r>
-        <w:t xml:space="preserve">Po zapisaniu zamówienia system nadaje mu status „oczekujące na zatwierdzenie”. </w:t>
-      </w:r>
-    </w:p>
-    <w:p>
-      <w:pPr>
-        <w:pStyle w:val="Akapitzlist"/>
-        <w:numPr>
-          <w:ilvl w:val="3"/>
-          <w:numId w:val="1"/>
-        </w:numPr>
-      </w:pPr>
-      <w:r>
-        <w:t>System informuje magazyniera, że zamówienie zostało przekazane do akceptacji kierownika.</w:t>
-      </w:r>
-    </w:p>
-    <w:p>
-      <w:pPr>
-        <w:pStyle w:val="Akapitzlist"/>
-        <w:numPr>
-          <w:ilvl w:val="1"/>
-          <w:numId w:val="1"/>
-        </w:numPr>
-      </w:pPr>
-      <w:r>
-        <w:t>Zależności czasowe</w:t>
-      </w:r>
-    </w:p>
-    <w:p>
-      <w:pPr>
-        <w:pStyle w:val="Akapitzlist"/>
-        <w:numPr>
-          <w:ilvl w:val="2"/>
-          <w:numId w:val="1"/>
-        </w:numPr>
-      </w:pPr>
-      <w:r>
-        <w:t>częstotliwość wykonania:</w:t>
-      </w:r>
-    </w:p>
-    <w:p>
-      <w:pPr>
-        <w:pStyle w:val="Akapitzlist"/>
-        <w:numPr>
-          <w:ilvl w:val="3"/>
-          <w:numId w:val="1"/>
-        </w:numPr>
-      </w:pPr>
-      <w:r>
-        <w:t>zależna od liczby braków magazynowych i bieżących potrzeb serwisu, średnio od kilku do kilkunastu razy w tygodniu</w:t>
-      </w:r>
-      <w:r>
-        <w:t>,</w:t>
-      </w:r>
-    </w:p>
-    <w:p>
-      <w:pPr>
-        <w:pStyle w:val="Akapitzlist"/>
-        <w:numPr>
-          <w:ilvl w:val="2"/>
-          <w:numId w:val="1"/>
-        </w:numPr>
-      </w:pPr>
-      <w:r>
-        <w:t>przewidywane spiętrzenia:</w:t>
-      </w:r>
-    </w:p>
-    <w:p>
-      <w:pPr>
-        <w:pStyle w:val="Akapitzlist"/>
-        <w:numPr>
-          <w:ilvl w:val="3"/>
-          <w:numId w:val="1"/>
-        </w:numPr>
-      </w:pPr>
-      <w:r>
-        <w:t>w okresach zwiększonej liczby napraw sprzętu, np. po weekendach, po dłuższych świętach lub w czasie wzmożonego ruchu w serwisie</w:t>
-      </w:r>
-      <w:r>
-        <w:t>,</w:t>
-      </w:r>
-    </w:p>
-    <w:p>
-      <w:pPr>
-        <w:pStyle w:val="Akapitzlist"/>
-        <w:numPr>
-          <w:ilvl w:val="2"/>
-          <w:numId w:val="1"/>
-        </w:numPr>
-      </w:pPr>
-      <w:r>
-        <w:t>typowy czas realizacji:</w:t>
-      </w:r>
-    </w:p>
-    <w:p>
-      <w:pPr>
-        <w:pStyle w:val="Akapitzlist"/>
-        <w:numPr>
-          <w:ilvl w:val="3"/>
-          <w:numId w:val="1"/>
-        </w:numPr>
-      </w:pPr>
-      <w:r>
-        <w:t>około 1–3 minuty</w:t>
-      </w:r>
-      <w:r>
-        <w:t>,</w:t>
-      </w:r>
-    </w:p>
-    <w:p>
-      <w:pPr>
-        <w:pStyle w:val="Akapitzlist"/>
-        <w:numPr>
-          <w:ilvl w:val="2"/>
-          <w:numId w:val="1"/>
-        </w:numPr>
-      </w:pPr>
-      <w:r>
-        <w:t>maksymalny czas realizacji:</w:t>
-      </w:r>
-    </w:p>
-    <w:p>
-      <w:pPr>
-        <w:pStyle w:val="Akapitzlist"/>
-        <w:numPr>
-          <w:ilvl w:val="3"/>
-          <w:numId w:val="1"/>
-        </w:numPr>
-      </w:pPr>
-      <w:r>
-        <w:t>nieokreślony; zależny od kompletności danych oraz dostępności informacji o części i dostawcy</w:t>
-      </w:r>
-      <w:r>
-        <w:t>,</w:t>
-      </w:r>
-    </w:p>
-    <w:p>
-      <w:pPr>
-        <w:pStyle w:val="Akapitzlist"/>
-        <w:numPr>
-          <w:ilvl w:val="1"/>
-          <w:numId w:val="1"/>
-        </w:numPr>
-      </w:pPr>
-      <w:r>
-        <w:t>Wartości uzyskiwane przez aktora po zakończeniu przypadku użycia</w:t>
-      </w:r>
-    </w:p>
-    <w:p>
-      <w:pPr>
-        <w:pStyle w:val="Akapitzlist"/>
-        <w:numPr>
-          <w:ilvl w:val="2"/>
-          <w:numId w:val="1"/>
-        </w:numPr>
-      </w:pPr>
-      <w:r>
-        <w:t>Utworzenie nowego zamówienia na brakującą część.</w:t>
-      </w:r>
-    </w:p>
-    <w:p>
-      <w:pPr>
-        <w:pStyle w:val="Akapitzlist"/>
-        <w:numPr>
-          <w:ilvl w:val="2"/>
-          <w:numId w:val="1"/>
-        </w:numPr>
-      </w:pPr>
-      <w:r>
-        <w:t>Zarejestrowanie zamówienia w systemie wraz z jego numerem i statusem.</w:t>
-      </w:r>
-    </w:p>
-    <w:p>
-      <w:pPr>
-        <w:pStyle w:val="Akapitzlist"/>
-        <w:numPr>
-          <w:ilvl w:val="2"/>
-          <w:numId w:val="1"/>
-        </w:numPr>
-      </w:pPr>
-      <w:r>
-        <w:t>Możliwość przekazania zamówienia do dalszej obsługi, w szczególności do zatwierdzenia i realizacji.</w:t>
-      </w:r>
-    </w:p>
-    <w:p>
-      <w:pPr>
-        <w:pStyle w:val="Akapitzlist"/>
-        <w:numPr>
-          <w:ilvl w:val="0"/>
-          <w:numId w:val="1"/>
-        </w:numPr>
-        <w:rPr>
-          <w:b/>
-          <w:bCs/>
-        </w:rPr>
-      </w:pPr>
-      <w:r>
-        <w:rPr>
-          <w:b/>
-          <w:bCs/>
-        </w:rPr>
-        <w:t>Opis przypadku użycia „Wyszukiwanie części”</w:t>
-      </w:r>
-    </w:p>
-    <w:p>
-      <w:pPr>
-        <w:pStyle w:val="Akapitzlist"/>
-        <w:numPr>
-          <w:ilvl w:val="1"/>
-          <w:numId w:val="1"/>
-        </w:numPr>
-        <w:rPr>
-          <w:b/>
-          <w:bCs/>
-        </w:rPr>
-      </w:pPr>
-      <w:r>
-        <w:rPr>
-          <w:b/>
-          <w:bCs/>
-        </w:rPr>
-        <w:t>Uczestniczący aktorzy</w:t>
-      </w:r>
-    </w:p>
-    <w:p>
-      <w:pPr>
-        <w:pStyle w:val="Akapitzlist"/>
-        <w:numPr>
-          <w:ilvl w:val="2"/>
-          <w:numId w:val="1"/>
-        </w:numPr>
-      </w:pPr>
-      <w:r>
-        <w:t xml:space="preserve">Pracownik serwisu </w:t>
-      </w:r>
-    </w:p>
-    <w:p>
-      <w:pPr>
-        <w:pStyle w:val="Akapitzlist"/>
-        <w:numPr>
-          <w:ilvl w:val="1"/>
-          <w:numId w:val="1"/>
-        </w:numPr>
-        <w:rPr>
-          <w:b/>
-          <w:bCs/>
-        </w:rPr>
-      </w:pPr>
-      <w:r>
-        <w:rPr>
-          <w:b/>
-          <w:bCs/>
-        </w:rPr>
-        <w:lastRenderedPageBreak/>
-        <w:t>Podstawowy ciąg zdarzeń</w:t>
-      </w:r>
-    </w:p>
-    <w:p>
-      <w:pPr>
-        <w:pStyle w:val="Akapitzlist"/>
-        <w:numPr>
-          <w:ilvl w:val="2"/>
-          <w:numId w:val="1"/>
-        </w:numPr>
-      </w:pPr>
-      <w:r>
-        <w:t xml:space="preserve">System wyświetla interfejs wyszukiwania części, zawierający pola filtrów: </w:t>
-      </w:r>
-    </w:p>
-    <w:p>
-      <w:pPr>
-        <w:pStyle w:val="Akapitzlist"/>
-        <w:numPr>
-          <w:ilvl w:val="3"/>
-          <w:numId w:val="1"/>
-        </w:numPr>
-      </w:pPr>
-      <w:r>
-        <w:t xml:space="preserve">nazwa części lub numer katalogowy, </w:t>
-      </w:r>
-    </w:p>
-    <w:p>
-      <w:pPr>
-        <w:pStyle w:val="Akapitzlist"/>
-        <w:numPr>
-          <w:ilvl w:val="3"/>
-          <w:numId w:val="1"/>
-        </w:numPr>
-      </w:pPr>
-      <w:r>
-        <w:t xml:space="preserve">kategoria (np. dyski, pamięci RAM, płyty główne), </w:t>
-      </w:r>
-    </w:p>
-    <w:p>
-      <w:pPr>
-        <w:pStyle w:val="Akapitzlist"/>
-        <w:numPr>
-          <w:ilvl w:val="3"/>
-          <w:numId w:val="1"/>
-        </w:numPr>
-      </w:pPr>
-      <w:r>
-        <w:t xml:space="preserve">status dostępności (wszystkie, dostępne, brak na stanie). </w:t>
-      </w:r>
-    </w:p>
-    <w:p>
-      <w:pPr>
-        <w:pStyle w:val="Akapitzlist"/>
-        <w:numPr>
-          <w:ilvl w:val="2"/>
-          <w:numId w:val="1"/>
-        </w:numPr>
-      </w:pPr>
-      <w:r>
-        <w:t xml:space="preserve">Pracownik serwisu wprowadza wybrane kryteria wyszukiwania. </w:t>
-      </w:r>
-    </w:p>
-    <w:p>
-      <w:pPr>
-        <w:pStyle w:val="Akapitzlist"/>
-        <w:numPr>
-          <w:ilvl w:val="2"/>
-          <w:numId w:val="1"/>
-        </w:numPr>
-      </w:pPr>
-      <w:r>
-        <w:t xml:space="preserve">Pracownik serwisu zatwierdza operację przyciskiem „Szukaj”. </w:t>
-      </w:r>
-    </w:p>
-    <w:p>
-      <w:pPr>
-        <w:pStyle w:val="Akapitzlist"/>
-        <w:numPr>
-          <w:ilvl w:val="2"/>
-          <w:numId w:val="1"/>
-        </w:numPr>
-      </w:pPr>
-      <w:r>
-        <w:t xml:space="preserve">System weryfikuje poprawność wprowadzonych danych. </w:t>
-      </w:r>
-    </w:p>
-    <w:p>
-      <w:pPr>
-        <w:pStyle w:val="Akapitzlist"/>
-        <w:numPr>
-          <w:ilvl w:val="2"/>
-          <w:numId w:val="1"/>
-        </w:numPr>
-      </w:pPr>
-      <w:r>
-        <w:t xml:space="preserve">System przeszukuje bazę danych i wyświetla listę części spełniających podane kryteria. </w:t>
-      </w:r>
-    </w:p>
-    <w:p>
-      <w:pPr>
-        <w:pStyle w:val="Akapitzlist"/>
-        <w:numPr>
-          <w:ilvl w:val="2"/>
-          <w:numId w:val="1"/>
-        </w:numPr>
-      </w:pPr>
-      <w:r>
-        <w:t xml:space="preserve">System prezentuje wyniki w formie tabeli zawierającej: </w:t>
-      </w:r>
-    </w:p>
-    <w:p>
-      <w:pPr>
-        <w:pStyle w:val="Akapitzlist"/>
-        <w:numPr>
-          <w:ilvl w:val="3"/>
-          <w:numId w:val="1"/>
-        </w:numPr>
-      </w:pPr>
-      <w:r>
-        <w:t xml:space="preserve">nazwę części i numer katalogowy, </w:t>
-      </w:r>
-    </w:p>
-    <w:p>
-      <w:pPr>
-        <w:pStyle w:val="Akapitzlist"/>
-        <w:numPr>
-          <w:ilvl w:val="3"/>
-          <w:numId w:val="1"/>
-        </w:numPr>
-      </w:pPr>
-      <w:r>
-        <w:t xml:space="preserve">aktualny stan magazynowy, </w:t>
-      </w:r>
-    </w:p>
-    <w:p>
-      <w:pPr>
-        <w:pStyle w:val="Akapitzlist"/>
-        <w:numPr>
-          <w:ilvl w:val="3"/>
-          <w:numId w:val="1"/>
-        </w:numPr>
-      </w:pPr>
-      <w:r>
-        <w:t xml:space="preserve">cenę. </w:t>
-      </w:r>
-    </w:p>
-    <w:p>
-      <w:pPr>
-        <w:pStyle w:val="Akapitzlist"/>
-        <w:numPr>
-          <w:ilvl w:val="2"/>
-          <w:numId w:val="1"/>
-        </w:numPr>
-      </w:pPr>
-      <w:r>
-        <w:t xml:space="preserve">Pracownik serwisu wybiera interesującą go pozycję z listy. </w:t>
-      </w:r>
-    </w:p>
-    <w:p>
-      <w:pPr>
-        <w:pStyle w:val="Akapitzlist"/>
-        <w:numPr>
-          <w:ilvl w:val="2"/>
-          <w:numId w:val="1"/>
-        </w:numPr>
-      </w:pPr>
-      <w:r>
-        <w:t xml:space="preserve">System wyświetla szczegółowe informacje o wybranej części, takie jak parametry techniczne oraz historia jej wykorzystania. </w:t>
-      </w:r>
-    </w:p>
-    <w:p>
-      <w:pPr>
-        <w:pStyle w:val="Akapitzlist"/>
-        <w:numPr>
-          <w:ilvl w:val="1"/>
-          <w:numId w:val="1"/>
-        </w:numPr>
-        <w:rPr>
-          <w:b/>
-          <w:bCs/>
-        </w:rPr>
-      </w:pPr>
-      <w:r>
-        <w:rPr>
-          <w:b/>
-          <w:bCs/>
-        </w:rPr>
-        <w:t>Alternatywne ciągi zdarzeń</w:t>
-      </w:r>
-    </w:p>
-    <w:p>
-      <w:pPr>
-        <w:pStyle w:val="Akapitzlist"/>
-        <w:numPr>
-          <w:ilvl w:val="2"/>
-          <w:numId w:val="1"/>
-        </w:numPr>
-        <w:rPr>
-          <w:b/>
-          <w:bCs/>
-        </w:rPr>
-      </w:pPr>
-      <w:r>
-        <w:rPr>
-          <w:b/>
-          <w:bCs/>
-        </w:rPr>
-        <w:t>Brak wyników wyszukiwania</w:t>
-      </w:r>
-    </w:p>
-    <w:p>
-      <w:pPr>
-        <w:pStyle w:val="Akapitzlist"/>
-        <w:numPr>
-          <w:ilvl w:val="3"/>
-          <w:numId w:val="1"/>
-        </w:numPr>
-      </w:pPr>
-      <w:r>
-        <w:t xml:space="preserve">System informuje użytkownika o braku części spełniających podane kryteria. </w:t>
-      </w:r>
-    </w:p>
-    <w:p>
-      <w:pPr>
-        <w:pStyle w:val="Akapitzlist"/>
-        <w:numPr>
-          <w:ilvl w:val="3"/>
-          <w:numId w:val="1"/>
-        </w:numPr>
-      </w:pPr>
-      <w:r>
-        <w:t xml:space="preserve">System sugeruje zmianę parametrów wyszukiwania. </w:t>
-      </w:r>
-    </w:p>
-    <w:p>
-      <w:pPr>
-        <w:pStyle w:val="Akapitzlist"/>
-        <w:numPr>
-          <w:ilvl w:val="3"/>
-          <w:numId w:val="1"/>
-        </w:numPr>
-      </w:pPr>
-      <w:r>
-        <w:t xml:space="preserve">Pracownik serwisu może zmodyfikować kryteria lub zakończyć proces. </w:t>
-      </w:r>
-    </w:p>
-    <w:p>
-      <w:pPr>
-        <w:pStyle w:val="Akapitzlist"/>
-        <w:numPr>
-          <w:ilvl w:val="2"/>
-          <w:numId w:val="1"/>
-        </w:numPr>
-        <w:rPr>
-          <w:b/>
-          <w:bCs/>
-        </w:rPr>
-      </w:pPr>
-      <w:r>
-        <w:rPr>
-          <w:b/>
-          <w:bCs/>
-        </w:rPr>
-        <w:t>Niepoprawne dane wejściowe</w:t>
-      </w:r>
-    </w:p>
-    <w:p>
-      <w:pPr>
-        <w:pStyle w:val="Akapitzlist"/>
-        <w:numPr>
-          <w:ilvl w:val="3"/>
-          <w:numId w:val="1"/>
-        </w:numPr>
-      </w:pPr>
-      <w:r>
-        <w:t xml:space="preserve">System wyświetla komunikat o błędzie (np. niedozwolone znaki lub zbyt krótka fraza). </w:t>
-      </w:r>
-    </w:p>
-    <w:p>
-      <w:pPr>
-        <w:pStyle w:val="Akapitzlist"/>
-        <w:numPr>
-          <w:ilvl w:val="3"/>
-          <w:numId w:val="1"/>
-        </w:numPr>
-      </w:pPr>
-      <w:r>
-        <w:t xml:space="preserve">Pracownik serwisu poprawia dane i ponownie uruchamia wyszukiwanie. </w:t>
-      </w:r>
-    </w:p>
-    <w:p>
-      <w:pPr>
-        <w:pStyle w:val="Akapitzlist"/>
-        <w:numPr>
-          <w:ilvl w:val="1"/>
-          <w:numId w:val="1"/>
-        </w:numPr>
-        <w:rPr>
-          <w:b/>
-          <w:bCs/>
-        </w:rPr>
-      </w:pPr>
-      <w:r>
-        <w:rPr>
-          <w:b/>
-          <w:bCs/>
-        </w:rPr>
-        <w:t>Zależności czasowe</w:t>
-      </w:r>
-    </w:p>
-    <w:p>
-      <w:pPr>
-        <w:pStyle w:val="Akapitzlist"/>
-        <w:numPr>
-          <w:ilvl w:val="2"/>
-          <w:numId w:val="1"/>
-        </w:numPr>
-        <w:rPr>
-          <w:b/>
-          <w:bCs/>
-        </w:rPr>
-      </w:pPr>
-      <w:r>
-        <w:rPr>
-          <w:b/>
-          <w:bCs/>
-        </w:rPr>
-        <w:t>Częstotliwość wykonania</w:t>
-      </w:r>
-    </w:p>
-    <w:p>
-      <w:pPr>
-        <w:pStyle w:val="Akapitzlist"/>
-        <w:numPr>
-          <w:ilvl w:val="3"/>
-          <w:numId w:val="1"/>
-        </w:numPr>
-      </w:pPr>
-      <w:r>
-        <w:t>Bardzo wysoka; wielokrotnie w ciągu dnia podczas realizacji zleceń i obsługi napraw.</w:t>
-      </w:r>
-    </w:p>
-    <w:p>
-      <w:pPr>
-        <w:pStyle w:val="Akapitzlist"/>
-        <w:numPr>
-          <w:ilvl w:val="2"/>
-          <w:numId w:val="1"/>
-        </w:numPr>
-        <w:rPr>
-          <w:b/>
-          <w:bCs/>
-        </w:rPr>
-      </w:pPr>
-      <w:r>
-        <w:rPr>
-          <w:b/>
-          <w:bCs/>
-        </w:rPr>
-        <w:t>Przewidywane spiętrzenia</w:t>
-      </w:r>
-    </w:p>
-    <w:p>
-      <w:pPr>
-        <w:pStyle w:val="Akapitzlist"/>
-        <w:numPr>
-          <w:ilvl w:val="3"/>
-          <w:numId w:val="1"/>
-        </w:numPr>
-      </w:pPr>
-      <w:r>
-        <w:t>W godzinach rozpoczęcia pracy serwisu oraz przy większej liczbie zleceń.</w:t>
-      </w:r>
-    </w:p>
-    <w:p>
-      <w:pPr>
-        <w:pStyle w:val="Akapitzlist"/>
-        <w:numPr>
-          <w:ilvl w:val="2"/>
-          <w:numId w:val="1"/>
-        </w:numPr>
-        <w:rPr>
-          <w:b/>
-          <w:bCs/>
-        </w:rPr>
-      </w:pPr>
-      <w:r>
-        <w:rPr>
-          <w:b/>
-          <w:bCs/>
-        </w:rPr>
-        <w:t>Typowy czas realizacji</w:t>
-      </w:r>
-    </w:p>
-    <w:p>
-      <w:pPr>
-        <w:pStyle w:val="Akapitzlist"/>
-        <w:numPr>
-          <w:ilvl w:val="3"/>
-          <w:numId w:val="1"/>
-        </w:numPr>
-      </w:pPr>
-      <w:r>
-        <w:t>Od kilku do kilkunastu sekund, w zależności od liczby rekordów i zastosowanych filtrów.</w:t>
-      </w:r>
-    </w:p>
-    <w:p>
-      <w:pPr>
-        <w:pStyle w:val="Akapitzlist"/>
-        <w:numPr>
-          <w:ilvl w:val="2"/>
-          <w:numId w:val="1"/>
-        </w:numPr>
-        <w:rPr>
-          <w:b/>
-          <w:bCs/>
-        </w:rPr>
-      </w:pPr>
-      <w:r>
-        <w:rPr>
-          <w:b/>
-          <w:bCs/>
-        </w:rPr>
-        <w:t>Maksymalny czas realizacji</w:t>
-      </w:r>
-    </w:p>
-    <w:p>
-      <w:pPr>
-        <w:pStyle w:val="Akapitzlist"/>
-        <w:numPr>
-          <w:ilvl w:val="3"/>
-          <w:numId w:val="1"/>
-        </w:numPr>
-      </w:pPr>
-      <w:r>
-        <w:lastRenderedPageBreak/>
-        <w:t>Zależny od wydajności systemu i wielkości bazy danych; zazwyczaj nie przekracza 1 minuty.</w:t>
-      </w:r>
-    </w:p>
-    <w:p>
-      <w:pPr>
-        <w:pStyle w:val="Akapitzlist"/>
-        <w:numPr>
-          <w:ilvl w:val="1"/>
-          <w:numId w:val="1"/>
-        </w:numPr>
-        <w:rPr>
-          <w:b/>
-          <w:bCs/>
-        </w:rPr>
-      </w:pPr>
-      <w:r>
-        <w:rPr>
-          <w:b/>
-          <w:bCs/>
-        </w:rPr>
-        <w:t>Wartości uzyskiwane przez aktora po zakończeniu przypadku użycia</w:t>
-      </w:r>
-    </w:p>
-    <w:p>
-      <w:pPr>
-        <w:pStyle w:val="Akapitzlist"/>
-        <w:numPr>
-          <w:ilvl w:val="2"/>
-          <w:numId w:val="1"/>
-        </w:numPr>
-      </w:pPr>
-      <w:r>
-        <w:t xml:space="preserve">Uzyskanie informacji o dostępności i parametrach wybranej części. </w:t>
-      </w:r>
-    </w:p>
-    <w:p>
-      <w:pPr>
-        <w:pStyle w:val="Akapitzlist"/>
-        <w:numPr>
-          <w:ilvl w:val="2"/>
-          <w:numId w:val="1"/>
-        </w:numPr>
-      </w:pPr>
-      <w:r>
-        <w:t xml:space="preserve">Możliwość przejścia do dalszych operacji, takich jak przypisanie części do naprawy lub zgłoszenie zapotrzebowania. </w:t>
-      </w:r>
-    </w:p>
-    <w:p>
-      <w:pPr>
-        <w:pStyle w:val="Akapitzlist"/>
-        <w:numPr>
-          <w:ilvl w:val="2"/>
-          <w:numId w:val="1"/>
-        </w:numPr>
-      </w:pPr>
-      <w:r>
-        <w:t xml:space="preserve">Skrócenie czasu wyszukiwania informacji w porównaniu z ręczną ewidencją. </w:t>
-      </w:r>
-    </w:p>
-    <w:p>
-      <w:pPr>
-        <w:pStyle w:val="Akapitzlist"/>
-        <w:numPr>
-          <w:ilvl w:val="0"/>
-          <w:numId w:val="1"/>
-        </w:numPr>
-        <w:rPr>
-          <w:b/>
-          <w:bCs/>
-        </w:rPr>
-      </w:pPr>
-      <w:r>
-        <w:rPr>
-          <w:b/>
-          <w:bCs/>
-        </w:rPr>
-        <w:t>Opis przypadku użycia „Obsługa dostawy”</w:t>
-      </w:r>
-      <w:r>
-        <w:rPr>
-          <w:b/>
-          <w:bCs/>
-        </w:rPr>
-        <w:t>:</w:t>
-      </w:r>
-    </w:p>
-    <w:p>
-      <w:pPr>
-        <w:pStyle w:val="Akapitzlist"/>
-        <w:numPr>
-          <w:ilvl w:val="1"/>
-          <w:numId w:val="1"/>
-        </w:numPr>
-        <w:rPr>
-          <w:b/>
-          <w:bCs/>
-        </w:rPr>
-      </w:pPr>
-      <w:r>
-        <w:rPr>
-          <w:b/>
-          <w:bCs/>
-        </w:rPr>
-        <w:t>Uczestniczący aktorzy</w:t>
-      </w:r>
-    </w:p>
-    <w:p>
-      <w:pPr>
-        <w:pStyle w:val="Akapitzlist"/>
-        <w:numPr>
-          <w:ilvl w:val="2"/>
-          <w:numId w:val="1"/>
-        </w:numPr>
-      </w:pPr>
-      <w:r>
-        <w:t xml:space="preserve">Magazynier </w:t>
-      </w:r>
-    </w:p>
-    <w:p>
-      <w:pPr>
-        <w:pStyle w:val="Akapitzlist"/>
-        <w:numPr>
-          <w:ilvl w:val="1"/>
-          <w:numId w:val="1"/>
-        </w:numPr>
-        <w:rPr>
-          <w:b/>
-          <w:bCs/>
-        </w:rPr>
-      </w:pPr>
-      <w:r>
-        <w:rPr>
-          <w:b/>
-          <w:bCs/>
-        </w:rPr>
-        <w:t>Podstawowy ciąg zdarzeń</w:t>
-      </w:r>
-    </w:p>
-    <w:p>
-      <w:pPr>
-        <w:pStyle w:val="Akapitzlist"/>
-        <w:numPr>
-          <w:ilvl w:val="2"/>
-          <w:numId w:val="1"/>
-        </w:numPr>
-      </w:pPr>
-      <w:r>
-        <w:t xml:space="preserve">System wyświetla formularz umożliwiający obsługę przyjęcia dostawy, zawierający: </w:t>
-      </w:r>
-    </w:p>
-    <w:p>
-      <w:pPr>
-        <w:pStyle w:val="Akapitzlist"/>
-        <w:numPr>
-          <w:ilvl w:val="3"/>
-          <w:numId w:val="1"/>
-        </w:numPr>
-      </w:pPr>
-      <w:r>
-        <w:t xml:space="preserve">numer zamówienia, </w:t>
-      </w:r>
-    </w:p>
-    <w:p>
-      <w:pPr>
-        <w:pStyle w:val="Akapitzlist"/>
-        <w:numPr>
-          <w:ilvl w:val="3"/>
-          <w:numId w:val="1"/>
-        </w:numPr>
-      </w:pPr>
-      <w:r>
-        <w:t xml:space="preserve">dane dostawcy, </w:t>
-      </w:r>
-    </w:p>
-    <w:p>
-      <w:pPr>
-        <w:pStyle w:val="Akapitzlist"/>
-        <w:numPr>
-          <w:ilvl w:val="3"/>
-          <w:numId w:val="1"/>
-        </w:numPr>
-      </w:pPr>
-      <w:r>
-        <w:t xml:space="preserve">listę zamówionych części, </w:t>
-      </w:r>
-    </w:p>
-    <w:p>
-      <w:pPr>
-        <w:pStyle w:val="Akapitzlist"/>
-        <w:numPr>
-          <w:ilvl w:val="3"/>
-          <w:numId w:val="1"/>
-        </w:numPr>
-      </w:pPr>
-      <w:r>
-        <w:t xml:space="preserve">ilość zamówioną, </w:t>
-      </w:r>
-    </w:p>
-    <w:p>
-      <w:pPr>
-        <w:pStyle w:val="Akapitzlist"/>
-        <w:numPr>
-          <w:ilvl w:val="3"/>
-          <w:numId w:val="1"/>
-        </w:numPr>
-      </w:pPr>
-      <w:r>
-        <w:t xml:space="preserve">ilość dostarczoną, </w:t>
-      </w:r>
-    </w:p>
-    <w:p>
-      <w:pPr>
-        <w:pStyle w:val="Akapitzlist"/>
-        <w:numPr>
-          <w:ilvl w:val="3"/>
-          <w:numId w:val="1"/>
-        </w:numPr>
-      </w:pPr>
-      <w:r>
-        <w:t xml:space="preserve">datę dostawy, </w:t>
-      </w:r>
-    </w:p>
-    <w:p>
-      <w:pPr>
-        <w:pStyle w:val="Akapitzlist"/>
-        <w:numPr>
-          <w:ilvl w:val="3"/>
-          <w:numId w:val="1"/>
-        </w:numPr>
-      </w:pPr>
-      <w:r>
-        <w:t xml:space="preserve">pole uwag. </w:t>
-      </w:r>
-    </w:p>
-    <w:p>
-      <w:pPr>
-        <w:pStyle w:val="Akapitzlist"/>
-        <w:numPr>
-          <w:ilvl w:val="2"/>
-          <w:numId w:val="1"/>
-        </w:numPr>
-      </w:pPr>
-      <w:r>
-        <w:t xml:space="preserve">Magazynier wybiera zamówienie, dla którego została dostarczona przesyłka. </w:t>
-      </w:r>
-    </w:p>
-    <w:p>
-      <w:pPr>
-        <w:pStyle w:val="Akapitzlist"/>
-        <w:numPr>
-          <w:ilvl w:val="2"/>
-          <w:numId w:val="1"/>
-        </w:numPr>
-      </w:pPr>
-      <w:r>
-        <w:t xml:space="preserve">System wyświetla szczegóły wybranego zamówienia. </w:t>
-      </w:r>
-    </w:p>
-    <w:p>
-      <w:pPr>
-        <w:pStyle w:val="Akapitzlist"/>
-        <w:numPr>
-          <w:ilvl w:val="2"/>
-          <w:numId w:val="1"/>
-        </w:numPr>
-      </w:pPr>
-      <w:r>
-        <w:t xml:space="preserve">Magazynier porównuje dostarczone części z danymi zapisanymi w zamówieniu. </w:t>
-      </w:r>
-    </w:p>
-    <w:p>
-      <w:pPr>
-        <w:pStyle w:val="Akapitzlist"/>
-        <w:numPr>
-          <w:ilvl w:val="2"/>
-          <w:numId w:val="1"/>
-        </w:numPr>
-      </w:pPr>
-      <w:r>
-        <w:t xml:space="preserve">Magazynier wprowadza rzeczywiście dostarczone ilości części. </w:t>
-      </w:r>
-    </w:p>
-    <w:p>
-      <w:pPr>
-        <w:pStyle w:val="Akapitzlist"/>
-        <w:numPr>
-          <w:ilvl w:val="2"/>
-          <w:numId w:val="1"/>
-        </w:numPr>
-      </w:pPr>
-      <w:r>
-        <w:t xml:space="preserve">Magazynier potwierdza przyjęcie dostawy przyciskiem „Zatwierdź przyjęcie”. </w:t>
-      </w:r>
-    </w:p>
-    <w:p>
-      <w:pPr>
-        <w:pStyle w:val="Akapitzlist"/>
-        <w:numPr>
-          <w:ilvl w:val="2"/>
-          <w:numId w:val="1"/>
-        </w:numPr>
-      </w:pPr>
-      <w:r>
-        <w:t xml:space="preserve">System weryfikuje poprawność i kompletność danych: </w:t>
-      </w:r>
-    </w:p>
-    <w:p>
-      <w:pPr>
-        <w:pStyle w:val="Akapitzlist"/>
-        <w:numPr>
-          <w:ilvl w:val="3"/>
-          <w:numId w:val="1"/>
-        </w:numPr>
-      </w:pPr>
-      <w:r>
-        <w:t xml:space="preserve">zamówienie musi istnieć w systemie, </w:t>
-      </w:r>
-    </w:p>
-    <w:p>
-      <w:pPr>
-        <w:pStyle w:val="Akapitzlist"/>
-        <w:numPr>
-          <w:ilvl w:val="3"/>
-          <w:numId w:val="1"/>
-        </w:numPr>
-      </w:pPr>
-      <w:r>
-        <w:t xml:space="preserve">dostarczona ilość nie może być mniejsza od zera, </w:t>
-      </w:r>
-    </w:p>
-    <w:p>
-      <w:pPr>
-        <w:pStyle w:val="Akapitzlist"/>
-        <w:numPr>
-          <w:ilvl w:val="3"/>
-          <w:numId w:val="1"/>
-        </w:numPr>
-      </w:pPr>
-      <w:r>
-        <w:t xml:space="preserve">data dostawy nie może być wcześniejsza niż data utworzenia zamówienia, </w:t>
-      </w:r>
-    </w:p>
-    <w:p>
-      <w:pPr>
-        <w:pStyle w:val="Akapitzlist"/>
-        <w:numPr>
-          <w:ilvl w:val="3"/>
-          <w:numId w:val="1"/>
-        </w:numPr>
-      </w:pPr>
-      <w:r>
-        <w:t xml:space="preserve">każda przyjęta część musi być powiązana z pozycją zamówienia. </w:t>
-      </w:r>
-    </w:p>
-    <w:p>
-      <w:pPr>
-        <w:pStyle w:val="Akapitzlist"/>
-        <w:numPr>
-          <w:ilvl w:val="2"/>
-          <w:numId w:val="1"/>
-        </w:numPr>
-      </w:pPr>
-      <w:r>
-        <w:t xml:space="preserve">System aktualizuje stany magazynowe dla przyjętych części. </w:t>
-      </w:r>
-    </w:p>
-    <w:p>
-      <w:pPr>
-        <w:pStyle w:val="Akapitzlist"/>
-        <w:numPr>
-          <w:ilvl w:val="2"/>
-          <w:numId w:val="1"/>
-        </w:numPr>
-      </w:pPr>
-      <w:r>
-        <w:t xml:space="preserve">System zmienia status zamówienia na „zrealizowane”. </w:t>
-      </w:r>
-    </w:p>
-    <w:p>
-      <w:pPr>
-        <w:pStyle w:val="Akapitzlist"/>
-        <w:numPr>
-          <w:ilvl w:val="2"/>
-          <w:numId w:val="1"/>
-        </w:numPr>
-      </w:pPr>
-      <w:r>
-        <w:t xml:space="preserve">System zapisuje informację o przyjęciu dostawy w bazie danych. </w:t>
-      </w:r>
-    </w:p>
-    <w:p>
-      <w:pPr>
-        <w:pStyle w:val="Akapitzlist"/>
-        <w:numPr>
-          <w:ilvl w:val="2"/>
-          <w:numId w:val="1"/>
-        </w:numPr>
-      </w:pPr>
-      <w:r>
-        <w:t xml:space="preserve">System wyświetla komunikat o poprawnym przyjęciu dostawy. </w:t>
-      </w:r>
-    </w:p>
-    <w:p>
-      <w:pPr>
-        <w:pStyle w:val="Akapitzlist"/>
-        <w:numPr>
-          <w:ilvl w:val="1"/>
-          <w:numId w:val="1"/>
-        </w:numPr>
-        <w:rPr>
-          <w:b/>
-          <w:bCs/>
-        </w:rPr>
-      </w:pPr>
-      <w:r>
-        <w:rPr>
-          <w:b/>
-          <w:bCs/>
-        </w:rPr>
-        <w:t>Alternatywne ciągi zdarzeń</w:t>
-      </w:r>
-    </w:p>
-    <w:p>
-      <w:pPr>
-        <w:pStyle w:val="Akapitzlist"/>
-        <w:numPr>
-          <w:ilvl w:val="2"/>
-          <w:numId w:val="1"/>
-        </w:numPr>
-        <w:rPr>
-          <w:b/>
-          <w:bCs/>
-        </w:rPr>
-      </w:pPr>
-      <w:r>
-        <w:rPr>
-          <w:b/>
-          <w:bCs/>
-        </w:rPr>
-        <w:t>System stwierdza niekompletność lub niepoprawność danych</w:t>
-      </w:r>
-    </w:p>
-    <w:p>
-      <w:pPr>
-        <w:pStyle w:val="Akapitzlist"/>
-        <w:numPr>
-          <w:ilvl w:val="3"/>
-          <w:numId w:val="1"/>
-        </w:numPr>
-      </w:pPr>
-      <w:r>
-        <w:lastRenderedPageBreak/>
-        <w:t xml:space="preserve">System wyświetla formularz ponownie, wskazując pola zawierające błędy. </w:t>
-      </w:r>
-    </w:p>
-    <w:p>
-      <w:pPr>
-        <w:pStyle w:val="Akapitzlist"/>
-        <w:numPr>
-          <w:ilvl w:val="3"/>
-          <w:numId w:val="1"/>
-        </w:numPr>
-      </w:pPr>
-      <w:r>
-        <w:t xml:space="preserve">Magazynier poprawia dane i ponownie zatwierdza przyjęcie dostawy. </w:t>
-      </w:r>
-    </w:p>
-    <w:p>
-      <w:pPr>
-        <w:pStyle w:val="Akapitzlist"/>
-        <w:numPr>
-          <w:ilvl w:val="2"/>
-          <w:numId w:val="1"/>
-        </w:numPr>
-        <w:rPr>
-          <w:b/>
-          <w:bCs/>
-        </w:rPr>
-      </w:pPr>
-      <w:r>
-        <w:rPr>
-          <w:b/>
-          <w:bCs/>
-        </w:rPr>
-        <w:t>Magazynier rezygnuje z obsługi dostawy</w:t>
-      </w:r>
-    </w:p>
-    <w:p>
-      <w:pPr>
-        <w:pStyle w:val="Akapitzlist"/>
-        <w:numPr>
-          <w:ilvl w:val="3"/>
-          <w:numId w:val="1"/>
-        </w:numPr>
-      </w:pPr>
-      <w:r>
-        <w:t xml:space="preserve">Magazynier wybiera opcję anulowania operacji. </w:t>
-      </w:r>
-    </w:p>
-    <w:p>
-      <w:pPr>
-        <w:pStyle w:val="Akapitzlist"/>
-        <w:numPr>
-          <w:ilvl w:val="3"/>
-          <w:numId w:val="1"/>
-        </w:numPr>
-      </w:pPr>
-      <w:r>
-        <w:t xml:space="preserve">System przerywa proces i wraca do poprzedniego widoku bez zapisania zmian. </w:t>
-      </w:r>
-    </w:p>
-    <w:p>
-      <w:pPr>
-        <w:pStyle w:val="Akapitzlist"/>
-        <w:numPr>
-          <w:ilvl w:val="2"/>
-          <w:numId w:val="1"/>
-        </w:numPr>
-      </w:pPr>
-      <w:r>
-        <w:rPr>
-          <w:b/>
-          <w:bCs/>
-        </w:rPr>
-        <w:t xml:space="preserve">Dostawa jest niezgodna z zamówieniem </w:t>
-      </w:r>
+        <w:t>(powiązanie z &lt;&lt;</w:t>
+      </w:r>
+      <w:proofErr w:type="spellStart"/>
       <w:r>
         <w:rPr>
           <w:b/>
@@ -3641,302 +2421,737 @@
           <w:i/>
           <w:iCs/>
         </w:rPr>
-        <w:t>(powiązanie z &lt;&lt;extend&gt;&gt;: „Zgłoszenie niezgodności dostawy”)</w:t>
-      </w:r>
-    </w:p>
-    <w:p>
-      <w:pPr>
-        <w:pStyle w:val="Akapitzlist"/>
-        <w:numPr>
-          <w:ilvl w:val="3"/>
-          <w:numId w:val="1"/>
-        </w:numPr>
-      </w:pPr>
-      <w:r>
-        <w:t xml:space="preserve">Magazynier stwierdza brak części, nadmiar części, uszkodzenie elementów lub niezgodność ilościową. </w:t>
-      </w:r>
-    </w:p>
-    <w:p>
-      <w:pPr>
-        <w:pStyle w:val="Akapitzlist"/>
-        <w:numPr>
-          <w:ilvl w:val="3"/>
-          <w:numId w:val="1"/>
-        </w:numPr>
-      </w:pPr>
-      <w:r>
-        <w:t xml:space="preserve">System umożliwia zgłoszenie niezgodności dostawy. </w:t>
-      </w:r>
-    </w:p>
-    <w:p>
-      <w:pPr>
-        <w:pStyle w:val="Akapitzlist"/>
-        <w:numPr>
-          <w:ilvl w:val="3"/>
-          <w:numId w:val="1"/>
-        </w:numPr>
-      </w:pPr>
-      <w:r>
-        <w:t xml:space="preserve">Magazynier wprowadza opis niezgodności. </w:t>
-      </w:r>
-    </w:p>
-    <w:p>
-      <w:pPr>
-        <w:pStyle w:val="Akapitzlist"/>
-        <w:numPr>
-          <w:ilvl w:val="3"/>
-          <w:numId w:val="1"/>
-        </w:numPr>
-      </w:pPr>
-      <w:r>
-        <w:t xml:space="preserve">System zapisuje informację o niezgodności w bazie danych. </w:t>
-      </w:r>
-    </w:p>
-    <w:p>
-      <w:pPr>
-        <w:pStyle w:val="Akapitzlist"/>
-        <w:numPr>
-          <w:ilvl w:val="3"/>
-          <w:numId w:val="1"/>
-        </w:numPr>
-      </w:pPr>
-      <w:r>
-        <w:t xml:space="preserve">System oznacza zamówienie statusem „wymaga wyjaśnienia” albo „częściowo zrealizowane”. </w:t>
-      </w:r>
-    </w:p>
-    <w:p>
-      <w:pPr>
-        <w:pStyle w:val="Akapitzlist"/>
-        <w:numPr>
-          <w:ilvl w:val="2"/>
-          <w:numId w:val="1"/>
-        </w:numPr>
+        <w:t>extend</w:t>
+      </w:r>
+      <w:proofErr w:type="spellEnd"/>
+      <w:r>
         <w:rPr>
           <w:b/>
           <w:bCs/>
-        </w:rPr>
-      </w:pPr>
-      <w:r>
+          <w:i/>
+          <w:iCs/>
+        </w:rPr>
+        <w:t>&gt;&gt;)</w:t>
+      </w:r>
+    </w:p>
+    <w:p>
+      <w:pPr>
+        <w:pStyle w:val="Akapitzlist"/>
+        <w:numPr>
+          <w:ilvl w:val="3"/>
+          <w:numId w:val="1"/>
+        </w:numPr>
+      </w:pPr>
+      <w:r>
+        <w:t xml:space="preserve">Po zapisaniu zamówienia system nadaje mu status „oczekujące na zatwierdzenie”. </w:t>
+      </w:r>
+    </w:p>
+    <w:p>
+      <w:pPr>
+        <w:pStyle w:val="Akapitzlist"/>
+        <w:numPr>
+          <w:ilvl w:val="3"/>
+          <w:numId w:val="1"/>
+        </w:numPr>
+      </w:pPr>
+      <w:r>
+        <w:t>System informuje magazyniera, że zamówienie zostało przekazane do akceptacji kierownika.</w:t>
+      </w:r>
+    </w:p>
+    <w:p>
+      <w:pPr>
+        <w:pStyle w:val="Akapitzlist"/>
+        <w:numPr>
+          <w:ilvl w:val="1"/>
+          <w:numId w:val="1"/>
+        </w:numPr>
+      </w:pPr>
+      <w:r>
+        <w:t>Zależności czasowe</w:t>
+      </w:r>
+    </w:p>
+    <w:p>
+      <w:pPr>
+        <w:pStyle w:val="Akapitzlist"/>
+        <w:numPr>
+          <w:ilvl w:val="2"/>
+          <w:numId w:val="1"/>
+        </w:numPr>
+      </w:pPr>
+      <w:r>
+        <w:t>częstotliwość wykonania:</w:t>
+      </w:r>
+    </w:p>
+    <w:p>
+      <w:pPr>
+        <w:pStyle w:val="Akapitzlist"/>
+        <w:numPr>
+          <w:ilvl w:val="3"/>
+          <w:numId w:val="1"/>
+        </w:numPr>
+      </w:pPr>
+      <w:r>
+        <w:t>zależna od liczby braków magazynowych i bieżących potrzeb serwisu, średnio od kilku do kilkunastu razy w tygodniu</w:t>
+      </w:r>
+      <w:r>
+        <w:t>,</w:t>
+      </w:r>
+    </w:p>
+    <w:p>
+      <w:pPr>
+        <w:pStyle w:val="Akapitzlist"/>
+        <w:numPr>
+          <w:ilvl w:val="2"/>
+          <w:numId w:val="1"/>
+        </w:numPr>
+      </w:pPr>
+      <w:r>
+        <w:t>przewidywane spiętrzenia:</w:t>
+      </w:r>
+    </w:p>
+    <w:p>
+      <w:pPr>
+        <w:pStyle w:val="Akapitzlist"/>
+        <w:numPr>
+          <w:ilvl w:val="3"/>
+          <w:numId w:val="1"/>
+        </w:numPr>
+      </w:pPr>
+      <w:r>
+        <w:t>w okresach zwiększonej liczby napraw sprzętu, np. po weekendach, po dłuższych świętach lub w czasie wzmożonego ruchu w serwisie</w:t>
+      </w:r>
+      <w:r>
+        <w:t>,</w:t>
+      </w:r>
+    </w:p>
+    <w:p>
+      <w:pPr>
+        <w:pStyle w:val="Akapitzlist"/>
+        <w:numPr>
+          <w:ilvl w:val="2"/>
+          <w:numId w:val="1"/>
+        </w:numPr>
+      </w:pPr>
+      <w:r>
+        <w:t>typowy czas realizacji:</w:t>
+      </w:r>
+    </w:p>
+    <w:p>
+      <w:pPr>
+        <w:pStyle w:val="Akapitzlist"/>
+        <w:numPr>
+          <w:ilvl w:val="3"/>
+          <w:numId w:val="1"/>
+        </w:numPr>
+      </w:pPr>
+      <w:r>
+        <w:t>około 1–3 minuty</w:t>
+      </w:r>
+      <w:r>
+        <w:t>,</w:t>
+      </w:r>
+    </w:p>
+    <w:p>
+      <w:pPr>
+        <w:pStyle w:val="Akapitzlist"/>
+        <w:numPr>
+          <w:ilvl w:val="2"/>
+          <w:numId w:val="1"/>
+        </w:numPr>
+      </w:pPr>
+      <w:r>
+        <w:t>maksymalny czas realizacji:</w:t>
+      </w:r>
+    </w:p>
+    <w:p>
+      <w:pPr>
+        <w:pStyle w:val="Akapitzlist"/>
+        <w:numPr>
+          <w:ilvl w:val="3"/>
+          <w:numId w:val="1"/>
+        </w:numPr>
+      </w:pPr>
+      <w:r>
+        <w:t>nieokreślony; zależny od kompletności danych oraz dostępności informacji o części i dostawcy</w:t>
+      </w:r>
+      <w:r>
+        <w:t>,</w:t>
+      </w:r>
+    </w:p>
+    <w:p>
+      <w:pPr>
+        <w:pStyle w:val="Akapitzlist"/>
+        <w:numPr>
+          <w:ilvl w:val="1"/>
+          <w:numId w:val="1"/>
+        </w:numPr>
+      </w:pPr>
+      <w:r>
+        <w:t>Wartości uzyskiwane przez aktora po zakończeniu przypadku użycia</w:t>
+      </w:r>
+    </w:p>
+    <w:p>
+      <w:pPr>
+        <w:pStyle w:val="Akapitzlist"/>
+        <w:numPr>
+          <w:ilvl w:val="2"/>
+          <w:numId w:val="1"/>
+        </w:numPr>
+      </w:pPr>
+      <w:r>
+        <w:t>Utworzenie nowego zamówienia na brakującą część.</w:t>
+      </w:r>
+    </w:p>
+    <w:p>
+      <w:pPr>
+        <w:pStyle w:val="Akapitzlist"/>
+        <w:numPr>
+          <w:ilvl w:val="2"/>
+          <w:numId w:val="1"/>
+        </w:numPr>
+      </w:pPr>
+      <w:r>
+        <w:t>Zarejestrowanie zamówienia w systemie wraz z jego numerem i statusem.</w:t>
+      </w:r>
+    </w:p>
+    <w:p>
+      <w:pPr>
+        <w:pStyle w:val="Akapitzlist"/>
+        <w:numPr>
+          <w:ilvl w:val="2"/>
+          <w:numId w:val="1"/>
+        </w:numPr>
+      </w:pPr>
+      <w:r>
+        <w:t>Możliwość przekazania zamówienia do dalszej obsługi, w szczególności do zatwierdzenia i realizacji.</w:t>
+      </w:r>
+    </w:p>
+    <w:p>
+      <w:pPr>
+        <w:pStyle w:val="Akapitzlist"/>
+        <w:numPr>
+          <w:ilvl w:val="0"/>
+          <w:numId w:val="1"/>
+        </w:numPr>
         <w:rPr>
           <w:b/>
           <w:bCs/>
         </w:rPr>
-        <w:t>Dostawa obejmuje tylko część zamówienia</w:t>
-      </w:r>
-    </w:p>
-    <w:p>
-      <w:pPr>
-        <w:pStyle w:val="Akapitzlist"/>
-        <w:numPr>
-          <w:ilvl w:val="3"/>
-          <w:numId w:val="1"/>
-        </w:numPr>
-      </w:pPr>
-      <w:r>
-        <w:t xml:space="preserve">Magazynier potwierdza przyjęcie tylko dostarczonych pozycji. </w:t>
-      </w:r>
-    </w:p>
-    <w:p>
-      <w:pPr>
-        <w:pStyle w:val="Akapitzlist"/>
-        <w:numPr>
-          <w:ilvl w:val="3"/>
-          <w:numId w:val="1"/>
-        </w:numPr>
-      </w:pPr>
-      <w:r>
-        <w:t xml:space="preserve">System aktualizuje stany magazynowe wyłącznie dla faktycznie dostarczonych części. </w:t>
-      </w:r>
-    </w:p>
-    <w:p>
-      <w:pPr>
-        <w:pStyle w:val="Akapitzlist"/>
-        <w:numPr>
-          <w:ilvl w:val="3"/>
-          <w:numId w:val="1"/>
-        </w:numPr>
-      </w:pPr>
-      <w:r>
-        <w:t xml:space="preserve">System nadaje zamówieniu status „częściowo zrealizowane”. </w:t>
-      </w:r>
-    </w:p>
-    <w:p>
-      <w:pPr>
-        <w:pStyle w:val="Akapitzlist"/>
-        <w:numPr>
-          <w:ilvl w:val="3"/>
-          <w:numId w:val="1"/>
-        </w:numPr>
-      </w:pPr>
-      <w:r>
-        <w:t xml:space="preserve">System zapisuje informację o częściowym przyjęciu dostawy. </w:t>
-      </w:r>
-    </w:p>
-    <w:p>
-      <w:pPr>
-        <w:pStyle w:val="Akapitzlist"/>
-        <w:numPr>
-          <w:ilvl w:val="1"/>
-          <w:numId w:val="1"/>
-        </w:numPr>
+      </w:pPr>
+      <w:r>
         <w:rPr>
           <w:b/>
           <w:bCs/>
         </w:rPr>
-      </w:pPr>
-      <w:r>
+        <w:t>Opis przypadku użycia „Wyszukiwanie części”</w:t>
+      </w:r>
+    </w:p>
+    <w:p>
+      <w:pPr>
+        <w:pStyle w:val="Akapitzlist"/>
+        <w:numPr>
+          <w:ilvl w:val="1"/>
+          <w:numId w:val="1"/>
+        </w:numPr>
         <w:rPr>
           <w:b/>
           <w:bCs/>
         </w:rPr>
-        <w:t>Zależności czasowe</w:t>
-      </w:r>
-    </w:p>
-    <w:p>
-      <w:pPr>
-        <w:pStyle w:val="Akapitzlist"/>
-        <w:numPr>
-          <w:ilvl w:val="2"/>
-          <w:numId w:val="1"/>
-        </w:numPr>
+      </w:pPr>
+      <w:r>
         <w:rPr>
           <w:b/>
           <w:bCs/>
         </w:rPr>
-      </w:pPr>
-      <w:r>
+        <w:t>Uczestniczący aktorzy</w:t>
+      </w:r>
+    </w:p>
+    <w:p>
+      <w:pPr>
+        <w:pStyle w:val="Akapitzlist"/>
+        <w:numPr>
+          <w:ilvl w:val="2"/>
+          <w:numId w:val="1"/>
+        </w:numPr>
+      </w:pPr>
+      <w:r>
+        <w:t xml:space="preserve">Pracownik serwisu </w:t>
+      </w:r>
+    </w:p>
+    <w:p>
+      <w:pPr>
+        <w:pStyle w:val="Akapitzlist"/>
+        <w:numPr>
+          <w:ilvl w:val="1"/>
+          <w:numId w:val="1"/>
+        </w:numPr>
         <w:rPr>
           <w:b/>
           <w:bCs/>
         </w:rPr>
-        <w:t>Częstotliwość wykonania</w:t>
-      </w:r>
-    </w:p>
-    <w:p>
-      <w:pPr>
-        <w:pStyle w:val="Akapitzlist"/>
-        <w:numPr>
-          <w:ilvl w:val="3"/>
-          <w:numId w:val="1"/>
-        </w:numPr>
-      </w:pPr>
-      <w:r>
-        <w:t>Zależna od liczby składanych zamówień i terminów dostaw, średnio kilka razy w tygodniu.</w:t>
-      </w:r>
-    </w:p>
-    <w:p>
-      <w:pPr>
-        <w:pStyle w:val="Akapitzlist"/>
-        <w:numPr>
-          <w:ilvl w:val="2"/>
-          <w:numId w:val="1"/>
-        </w:numPr>
+      </w:pPr>
+      <w:r>
         <w:rPr>
           <w:b/>
           <w:bCs/>
         </w:rPr>
-      </w:pPr>
-      <w:r>
+        <w:t>Podstawowy ciąg zdarzeń</w:t>
+      </w:r>
+    </w:p>
+    <w:p>
+      <w:pPr>
+        <w:pStyle w:val="Akapitzlist"/>
+        <w:numPr>
+          <w:ilvl w:val="2"/>
+          <w:numId w:val="1"/>
+        </w:numPr>
+      </w:pPr>
+      <w:r>
+        <w:t xml:space="preserve">System wyświetla interfejs wyszukiwania części, zawierający pola filtrów: </w:t>
+      </w:r>
+    </w:p>
+    <w:p>
+      <w:pPr>
+        <w:pStyle w:val="Akapitzlist"/>
+        <w:numPr>
+          <w:ilvl w:val="3"/>
+          <w:numId w:val="1"/>
+        </w:numPr>
+      </w:pPr>
+      <w:r>
+        <w:t xml:space="preserve">nazwa części lub numer katalogowy, </w:t>
+      </w:r>
+    </w:p>
+    <w:p>
+      <w:pPr>
+        <w:pStyle w:val="Akapitzlist"/>
+        <w:numPr>
+          <w:ilvl w:val="3"/>
+          <w:numId w:val="1"/>
+        </w:numPr>
+      </w:pPr>
+      <w:r>
+        <w:t xml:space="preserve">kategoria (np. dyski, pamięci RAM, płyty główne), </w:t>
+      </w:r>
+    </w:p>
+    <w:p>
+      <w:pPr>
+        <w:pStyle w:val="Akapitzlist"/>
+        <w:numPr>
+          <w:ilvl w:val="3"/>
+          <w:numId w:val="1"/>
+        </w:numPr>
+      </w:pPr>
+      <w:r>
+        <w:t xml:space="preserve">status dostępności (wszystkie, dostępne, brak na stanie). </w:t>
+      </w:r>
+    </w:p>
+    <w:p>
+      <w:pPr>
+        <w:pStyle w:val="Akapitzlist"/>
+        <w:numPr>
+          <w:ilvl w:val="2"/>
+          <w:numId w:val="1"/>
+        </w:numPr>
+      </w:pPr>
+      <w:r>
+        <w:lastRenderedPageBreak/>
+        <w:t xml:space="preserve">Pracownik serwisu wprowadza wybrane kryteria wyszukiwania. </w:t>
+      </w:r>
+    </w:p>
+    <w:p>
+      <w:pPr>
+        <w:pStyle w:val="Akapitzlist"/>
+        <w:numPr>
+          <w:ilvl w:val="2"/>
+          <w:numId w:val="1"/>
+        </w:numPr>
+      </w:pPr>
+      <w:r>
+        <w:t xml:space="preserve">Pracownik serwisu zatwierdza operację przyciskiem „Szukaj”. </w:t>
+      </w:r>
+    </w:p>
+    <w:p>
+      <w:pPr>
+        <w:pStyle w:val="Akapitzlist"/>
+        <w:numPr>
+          <w:ilvl w:val="2"/>
+          <w:numId w:val="1"/>
+        </w:numPr>
+      </w:pPr>
+      <w:r>
+        <w:t xml:space="preserve">System weryfikuje poprawność wprowadzonych danych. </w:t>
+      </w:r>
+    </w:p>
+    <w:p>
+      <w:pPr>
+        <w:pStyle w:val="Akapitzlist"/>
+        <w:numPr>
+          <w:ilvl w:val="2"/>
+          <w:numId w:val="1"/>
+        </w:numPr>
+      </w:pPr>
+      <w:r>
+        <w:t xml:space="preserve">System przeszukuje bazę danych i wyświetla listę części spełniających podane kryteria. </w:t>
+      </w:r>
+    </w:p>
+    <w:p>
+      <w:pPr>
+        <w:pStyle w:val="Akapitzlist"/>
+        <w:numPr>
+          <w:ilvl w:val="2"/>
+          <w:numId w:val="1"/>
+        </w:numPr>
+      </w:pPr>
+      <w:r>
+        <w:t xml:space="preserve">System prezentuje wyniki w formie tabeli zawierającej: </w:t>
+      </w:r>
+    </w:p>
+    <w:p>
+      <w:pPr>
+        <w:pStyle w:val="Akapitzlist"/>
+        <w:numPr>
+          <w:ilvl w:val="3"/>
+          <w:numId w:val="1"/>
+        </w:numPr>
+      </w:pPr>
+      <w:r>
+        <w:t xml:space="preserve">nazwę części i numer katalogowy, </w:t>
+      </w:r>
+    </w:p>
+    <w:p>
+      <w:pPr>
+        <w:pStyle w:val="Akapitzlist"/>
+        <w:numPr>
+          <w:ilvl w:val="3"/>
+          <w:numId w:val="1"/>
+        </w:numPr>
+      </w:pPr>
+      <w:r>
+        <w:t xml:space="preserve">aktualny stan magazynowy, </w:t>
+      </w:r>
+    </w:p>
+    <w:p>
+      <w:pPr>
+        <w:pStyle w:val="Akapitzlist"/>
+        <w:numPr>
+          <w:ilvl w:val="3"/>
+          <w:numId w:val="1"/>
+        </w:numPr>
+      </w:pPr>
+      <w:r>
+        <w:t xml:space="preserve">cenę. </w:t>
+      </w:r>
+    </w:p>
+    <w:p>
+      <w:pPr>
+        <w:pStyle w:val="Akapitzlist"/>
+        <w:numPr>
+          <w:ilvl w:val="2"/>
+          <w:numId w:val="1"/>
+        </w:numPr>
+      </w:pPr>
+      <w:r>
+        <w:t xml:space="preserve">Pracownik serwisu wybiera interesującą go pozycję z listy. </w:t>
+      </w:r>
+    </w:p>
+    <w:p>
+      <w:pPr>
+        <w:pStyle w:val="Akapitzlist"/>
+        <w:numPr>
+          <w:ilvl w:val="2"/>
+          <w:numId w:val="1"/>
+        </w:numPr>
+      </w:pPr>
+      <w:r>
+        <w:t xml:space="preserve">System wyświetla szczegółowe informacje o wybranej części, takie jak parametry techniczne oraz historia jej wykorzystania. </w:t>
+      </w:r>
+    </w:p>
+    <w:p>
+      <w:pPr>
+        <w:pStyle w:val="Akapitzlist"/>
+        <w:numPr>
+          <w:ilvl w:val="1"/>
+          <w:numId w:val="1"/>
+        </w:numPr>
         <w:rPr>
           <w:b/>
           <w:bCs/>
         </w:rPr>
-        <w:t>Przewidywane spiętrzenia</w:t>
-      </w:r>
-    </w:p>
-    <w:p>
-      <w:pPr>
-        <w:pStyle w:val="Akapitzlist"/>
-        <w:numPr>
-          <w:ilvl w:val="3"/>
-          <w:numId w:val="1"/>
-        </w:numPr>
-      </w:pPr>
-      <w:r>
-        <w:t>W okresach zwiększonego zapotrzebowania na części, np. przy wzmożonej liczbie napraw lub po realizacji większej liczby zamówień.</w:t>
-      </w:r>
-    </w:p>
-    <w:p>
-      <w:pPr>
-        <w:pStyle w:val="Akapitzlist"/>
-        <w:numPr>
-          <w:ilvl w:val="2"/>
-          <w:numId w:val="1"/>
-        </w:numPr>
+      </w:pPr>
+      <w:r>
         <w:rPr>
           <w:b/>
           <w:bCs/>
         </w:rPr>
-      </w:pPr>
-      <w:r>
+        <w:t>Alternatywne ciągi zdarzeń</w:t>
+      </w:r>
+    </w:p>
+    <w:p>
+      <w:pPr>
+        <w:pStyle w:val="Akapitzlist"/>
+        <w:numPr>
+          <w:ilvl w:val="2"/>
+          <w:numId w:val="1"/>
+        </w:numPr>
         <w:rPr>
           <w:b/>
           <w:bCs/>
         </w:rPr>
-        <w:t>Typowy czas realizacji</w:t>
-      </w:r>
-    </w:p>
-    <w:p>
-      <w:pPr>
-        <w:pStyle w:val="Akapitzlist"/>
-        <w:numPr>
-          <w:ilvl w:val="3"/>
-          <w:numId w:val="1"/>
-        </w:numPr>
-      </w:pPr>
-      <w:r>
-        <w:t>Około 2–5 minut.</w:t>
-      </w:r>
-    </w:p>
-    <w:p>
-      <w:pPr>
-        <w:pStyle w:val="Akapitzlist"/>
-        <w:numPr>
-          <w:ilvl w:val="2"/>
-          <w:numId w:val="1"/>
-        </w:numPr>
+      </w:pPr>
+      <w:r>
         <w:rPr>
           <w:b/>
           <w:bCs/>
         </w:rPr>
-      </w:pPr>
-      <w:r>
+        <w:t>Brak wyników wyszukiwania</w:t>
+      </w:r>
+    </w:p>
+    <w:p>
+      <w:pPr>
+        <w:pStyle w:val="Akapitzlist"/>
+        <w:numPr>
+          <w:ilvl w:val="3"/>
+          <w:numId w:val="1"/>
+        </w:numPr>
+      </w:pPr>
+      <w:r>
+        <w:t xml:space="preserve">System informuje użytkownika o braku części spełniających podane kryteria. </w:t>
+      </w:r>
+    </w:p>
+    <w:p>
+      <w:pPr>
+        <w:pStyle w:val="Akapitzlist"/>
+        <w:numPr>
+          <w:ilvl w:val="3"/>
+          <w:numId w:val="1"/>
+        </w:numPr>
+      </w:pPr>
+      <w:r>
+        <w:t xml:space="preserve">System sugeruje zmianę parametrów wyszukiwania. </w:t>
+      </w:r>
+    </w:p>
+    <w:p>
+      <w:pPr>
+        <w:pStyle w:val="Akapitzlist"/>
+        <w:numPr>
+          <w:ilvl w:val="3"/>
+          <w:numId w:val="1"/>
+        </w:numPr>
+      </w:pPr>
+      <w:r>
+        <w:t xml:space="preserve">Pracownik serwisu może zmodyfikować kryteria lub zakończyć proces. </w:t>
+      </w:r>
+    </w:p>
+    <w:p>
+      <w:pPr>
+        <w:pStyle w:val="Akapitzlist"/>
+        <w:numPr>
+          <w:ilvl w:val="2"/>
+          <w:numId w:val="1"/>
+        </w:numPr>
         <w:rPr>
           <w:b/>
           <w:bCs/>
         </w:rPr>
-        <w:t>Maksymalny czas realizacji</w:t>
-      </w:r>
-    </w:p>
-    <w:p>
-      <w:pPr>
-        <w:pStyle w:val="Akapitzlist"/>
-        <w:numPr>
-          <w:ilvl w:val="3"/>
-          <w:numId w:val="1"/>
-        </w:numPr>
-      </w:pPr>
-      <w:r>
-        <w:t>Nieokreślony; zależny od liczby pozycji w dostawie oraz ewentualnych niezgodności.</w:t>
-      </w:r>
-    </w:p>
-    <w:p>
-      <w:pPr>
-        <w:pStyle w:val="Akapitzlist"/>
-        <w:numPr>
-          <w:ilvl w:val="2"/>
-          <w:numId w:val="1"/>
-        </w:numPr>
+      </w:pPr>
+      <w:r>
         <w:rPr>
           <w:b/>
           <w:bCs/>
         </w:rPr>
-      </w:pPr>
-      <w:r>
+        <w:t>Niepoprawne dane wejściowe</w:t>
+      </w:r>
+    </w:p>
+    <w:p>
+      <w:pPr>
+        <w:pStyle w:val="Akapitzlist"/>
+        <w:numPr>
+          <w:ilvl w:val="3"/>
+          <w:numId w:val="1"/>
+        </w:numPr>
+      </w:pPr>
+      <w:r>
+        <w:t xml:space="preserve">System wyświetla komunikat o błędzie (np. niedozwolone znaki lub zbyt krótka fraza). </w:t>
+      </w:r>
+    </w:p>
+    <w:p>
+      <w:pPr>
+        <w:pStyle w:val="Akapitzlist"/>
+        <w:numPr>
+          <w:ilvl w:val="3"/>
+          <w:numId w:val="1"/>
+        </w:numPr>
+      </w:pPr>
+      <w:r>
+        <w:t xml:space="preserve">Pracownik serwisu poprawia dane i ponownie uruchamia wyszukiwanie. </w:t>
+      </w:r>
+    </w:p>
+    <w:p>
+      <w:pPr>
+        <w:pStyle w:val="Akapitzlist"/>
+        <w:numPr>
+          <w:ilvl w:val="1"/>
+          <w:numId w:val="1"/>
+        </w:numPr>
         <w:rPr>
           <w:b/>
           <w:bCs/>
         </w:rPr>
+      </w:pPr>
+      <w:r>
+        <w:rPr>
+          <w:b/>
+          <w:bCs/>
+        </w:rPr>
+        <w:t>Zależności czasowe</w:t>
+      </w:r>
+    </w:p>
+    <w:p>
+      <w:pPr>
+        <w:pStyle w:val="Akapitzlist"/>
+        <w:numPr>
+          <w:ilvl w:val="2"/>
+          <w:numId w:val="1"/>
+        </w:numPr>
+        <w:rPr>
+          <w:b/>
+          <w:bCs/>
+        </w:rPr>
+      </w:pPr>
+      <w:r>
+        <w:rPr>
+          <w:b/>
+          <w:bCs/>
+        </w:rPr>
+        <w:t>Częstotliwość wykonania</w:t>
+      </w:r>
+    </w:p>
+    <w:p>
+      <w:pPr>
+        <w:pStyle w:val="Akapitzlist"/>
+        <w:numPr>
+          <w:ilvl w:val="3"/>
+          <w:numId w:val="1"/>
+        </w:numPr>
+      </w:pPr>
+      <w:r>
+        <w:t>Bardzo wysoka; wielokrotnie w ciągu dnia podczas realizacji zleceń i obsługi napraw.</w:t>
+      </w:r>
+    </w:p>
+    <w:p>
+      <w:pPr>
+        <w:pStyle w:val="Akapitzlist"/>
+        <w:numPr>
+          <w:ilvl w:val="2"/>
+          <w:numId w:val="1"/>
+        </w:numPr>
+        <w:rPr>
+          <w:b/>
+          <w:bCs/>
+        </w:rPr>
+      </w:pPr>
+      <w:r>
+        <w:rPr>
+          <w:b/>
+          <w:bCs/>
+        </w:rPr>
+        <w:t>Przewidywane spiętrzenia</w:t>
+      </w:r>
+    </w:p>
+    <w:p>
+      <w:pPr>
+        <w:pStyle w:val="Akapitzlist"/>
+        <w:numPr>
+          <w:ilvl w:val="3"/>
+          <w:numId w:val="1"/>
+        </w:numPr>
+      </w:pPr>
+      <w:r>
+        <w:t>W godzinach rozpoczęcia pracy serwisu oraz przy większej liczbie zleceń.</w:t>
+      </w:r>
+    </w:p>
+    <w:p>
+      <w:pPr>
+        <w:pStyle w:val="Akapitzlist"/>
+        <w:numPr>
+          <w:ilvl w:val="2"/>
+          <w:numId w:val="1"/>
+        </w:numPr>
+        <w:rPr>
+          <w:b/>
+          <w:bCs/>
+        </w:rPr>
+      </w:pPr>
+      <w:r>
+        <w:rPr>
+          <w:b/>
+          <w:bCs/>
+        </w:rPr>
+        <w:t>Typowy czas realizacji</w:t>
+      </w:r>
+    </w:p>
+    <w:p>
+      <w:pPr>
+        <w:pStyle w:val="Akapitzlist"/>
+        <w:numPr>
+          <w:ilvl w:val="3"/>
+          <w:numId w:val="1"/>
+        </w:numPr>
+      </w:pPr>
+      <w:r>
+        <w:t>Od kilku do kilkunastu sekund, w zależności od liczby rekordów i zastosowanych filtrów.</w:t>
+      </w:r>
+    </w:p>
+    <w:p>
+      <w:pPr>
+        <w:pStyle w:val="Akapitzlist"/>
+        <w:numPr>
+          <w:ilvl w:val="2"/>
+          <w:numId w:val="1"/>
+        </w:numPr>
+        <w:rPr>
+          <w:b/>
+          <w:bCs/>
+        </w:rPr>
+      </w:pPr>
+      <w:r>
+        <w:rPr>
+          <w:b/>
+          <w:bCs/>
+        </w:rPr>
+        <w:t>Maksymalny czas realizacji</w:t>
+      </w:r>
+    </w:p>
+    <w:p>
+      <w:pPr>
+        <w:pStyle w:val="Akapitzlist"/>
+        <w:numPr>
+          <w:ilvl w:val="3"/>
+          <w:numId w:val="1"/>
+        </w:numPr>
+      </w:pPr>
+      <w:r>
+        <w:t>Zależny od wydajności systemu i wielkości bazy danych; zazwyczaj nie przekracza 1 minuty.</w:t>
+      </w:r>
+    </w:p>
+    <w:p>
+      <w:pPr>
+        <w:pStyle w:val="Akapitzlist"/>
+        <w:numPr>
+          <w:ilvl w:val="1"/>
+          <w:numId w:val="1"/>
+        </w:numPr>
+        <w:rPr>
+          <w:b/>
+          <w:bCs/>
+        </w:rPr>
+      </w:pPr>
+      <w:r>
+        <w:rPr>
+          <w:b/>
+          <w:bCs/>
+        </w:rPr>
         <w:t>Wartości uzyskiwane przez aktora po zakończeniu przypadku użycia</w:t>
       </w:r>
     </w:p>
@@ -3944,11 +3159,841 @@
       <w:pPr>
         <w:pStyle w:val="Akapitzlist"/>
         <w:numPr>
+          <w:ilvl w:val="2"/>
+          <w:numId w:val="1"/>
+        </w:numPr>
+      </w:pPr>
+      <w:r>
+        <w:t xml:space="preserve">Uzyskanie informacji o dostępności i parametrach wybranej części. </w:t>
+      </w:r>
+    </w:p>
+    <w:p>
+      <w:pPr>
+        <w:pStyle w:val="Akapitzlist"/>
+        <w:numPr>
+          <w:ilvl w:val="2"/>
+          <w:numId w:val="1"/>
+        </w:numPr>
+      </w:pPr>
+      <w:r>
+        <w:t xml:space="preserve">Możliwość przejścia do dalszych operacji, takich jak przypisanie części do naprawy lub zgłoszenie zapotrzebowania. </w:t>
+      </w:r>
+    </w:p>
+    <w:p>
+      <w:pPr>
+        <w:pStyle w:val="Akapitzlist"/>
+        <w:numPr>
+          <w:ilvl w:val="2"/>
+          <w:numId w:val="1"/>
+        </w:numPr>
+      </w:pPr>
+      <w:r>
+        <w:lastRenderedPageBreak/>
+        <w:t xml:space="preserve">Skrócenie czasu wyszukiwania informacji w porównaniu z ręczną ewidencją. </w:t>
+      </w:r>
+    </w:p>
+    <w:p>
+      <w:pPr>
+        <w:pStyle w:val="Akapitzlist"/>
+        <w:numPr>
+          <w:ilvl w:val="0"/>
+          <w:numId w:val="1"/>
+        </w:numPr>
+        <w:rPr>
+          <w:b/>
+          <w:bCs/>
+        </w:rPr>
+      </w:pPr>
+      <w:r>
+        <w:rPr>
+          <w:b/>
+          <w:bCs/>
+        </w:rPr>
+        <w:t>Opis przypadku użycia „Obsługa dostawy”</w:t>
+      </w:r>
+      <w:r>
+        <w:rPr>
+          <w:b/>
+          <w:bCs/>
+        </w:rPr>
+        <w:t>:</w:t>
+      </w:r>
+    </w:p>
+    <w:p>
+      <w:pPr>
+        <w:pStyle w:val="Akapitzlist"/>
+        <w:numPr>
+          <w:ilvl w:val="1"/>
+          <w:numId w:val="1"/>
+        </w:numPr>
+        <w:rPr>
+          <w:b/>
+          <w:bCs/>
+        </w:rPr>
+      </w:pPr>
+      <w:r>
+        <w:rPr>
+          <w:b/>
+          <w:bCs/>
+        </w:rPr>
+        <w:t>Uczestniczący aktorzy</w:t>
+      </w:r>
+    </w:p>
+    <w:p>
+      <w:pPr>
+        <w:pStyle w:val="Akapitzlist"/>
+        <w:numPr>
+          <w:ilvl w:val="2"/>
+          <w:numId w:val="1"/>
+        </w:numPr>
+      </w:pPr>
+      <w:r>
+        <w:t xml:space="preserve">Magazynier </w:t>
+      </w:r>
+    </w:p>
+    <w:p>
+      <w:pPr>
+        <w:pStyle w:val="Akapitzlist"/>
+        <w:numPr>
+          <w:ilvl w:val="1"/>
+          <w:numId w:val="1"/>
+        </w:numPr>
+        <w:rPr>
+          <w:b/>
+          <w:bCs/>
+        </w:rPr>
+      </w:pPr>
+      <w:r>
+        <w:rPr>
+          <w:b/>
+          <w:bCs/>
+        </w:rPr>
+        <w:t>Podstawowy ciąg zdarzeń</w:t>
+      </w:r>
+    </w:p>
+    <w:p>
+      <w:pPr>
+        <w:pStyle w:val="Akapitzlist"/>
+        <w:numPr>
+          <w:ilvl w:val="2"/>
+          <w:numId w:val="1"/>
+        </w:numPr>
+      </w:pPr>
+      <w:r>
+        <w:t xml:space="preserve">System wyświetla formularz umożliwiający obsługę przyjęcia dostawy, zawierający: </w:t>
+      </w:r>
+    </w:p>
+    <w:p>
+      <w:pPr>
+        <w:pStyle w:val="Akapitzlist"/>
+        <w:numPr>
           <w:ilvl w:val="3"/>
           <w:numId w:val="1"/>
         </w:numPr>
       </w:pPr>
       <w:r>
+        <w:t xml:space="preserve">numer zamówienia, </w:t>
+      </w:r>
+    </w:p>
+    <w:p>
+      <w:pPr>
+        <w:pStyle w:val="Akapitzlist"/>
+        <w:numPr>
+          <w:ilvl w:val="3"/>
+          <w:numId w:val="1"/>
+        </w:numPr>
+      </w:pPr>
+      <w:r>
+        <w:t xml:space="preserve">dane dostawcy, </w:t>
+      </w:r>
+    </w:p>
+    <w:p>
+      <w:pPr>
+        <w:pStyle w:val="Akapitzlist"/>
+        <w:numPr>
+          <w:ilvl w:val="3"/>
+          <w:numId w:val="1"/>
+        </w:numPr>
+      </w:pPr>
+      <w:r>
+        <w:t xml:space="preserve">listę zamówionych części, </w:t>
+      </w:r>
+    </w:p>
+    <w:p>
+      <w:pPr>
+        <w:pStyle w:val="Akapitzlist"/>
+        <w:numPr>
+          <w:ilvl w:val="3"/>
+          <w:numId w:val="1"/>
+        </w:numPr>
+      </w:pPr>
+      <w:r>
+        <w:t xml:space="preserve">ilość zamówioną, </w:t>
+      </w:r>
+    </w:p>
+    <w:p>
+      <w:pPr>
+        <w:pStyle w:val="Akapitzlist"/>
+        <w:numPr>
+          <w:ilvl w:val="3"/>
+          <w:numId w:val="1"/>
+        </w:numPr>
+      </w:pPr>
+      <w:r>
+        <w:t xml:space="preserve">ilość dostarczoną, </w:t>
+      </w:r>
+    </w:p>
+    <w:p>
+      <w:pPr>
+        <w:pStyle w:val="Akapitzlist"/>
+        <w:numPr>
+          <w:ilvl w:val="3"/>
+          <w:numId w:val="1"/>
+        </w:numPr>
+      </w:pPr>
+      <w:r>
+        <w:t xml:space="preserve">datę dostawy, </w:t>
+      </w:r>
+    </w:p>
+    <w:p>
+      <w:pPr>
+        <w:pStyle w:val="Akapitzlist"/>
+        <w:numPr>
+          <w:ilvl w:val="3"/>
+          <w:numId w:val="1"/>
+        </w:numPr>
+      </w:pPr>
+      <w:r>
+        <w:t xml:space="preserve">pole uwag. </w:t>
+      </w:r>
+    </w:p>
+    <w:p>
+      <w:pPr>
+        <w:pStyle w:val="Akapitzlist"/>
+        <w:numPr>
+          <w:ilvl w:val="2"/>
+          <w:numId w:val="1"/>
+        </w:numPr>
+      </w:pPr>
+      <w:r>
+        <w:t xml:space="preserve">Magazynier wybiera zamówienie, dla którego została dostarczona przesyłka. </w:t>
+      </w:r>
+    </w:p>
+    <w:p>
+      <w:pPr>
+        <w:pStyle w:val="Akapitzlist"/>
+        <w:numPr>
+          <w:ilvl w:val="2"/>
+          <w:numId w:val="1"/>
+        </w:numPr>
+      </w:pPr>
+      <w:r>
+        <w:t xml:space="preserve">System wyświetla szczegóły wybranego zamówienia. </w:t>
+      </w:r>
+    </w:p>
+    <w:p>
+      <w:pPr>
+        <w:pStyle w:val="Akapitzlist"/>
+        <w:numPr>
+          <w:ilvl w:val="2"/>
+          <w:numId w:val="1"/>
+        </w:numPr>
+      </w:pPr>
+      <w:r>
+        <w:t xml:space="preserve">Magazynier porównuje dostarczone części z danymi zapisanymi w zamówieniu. </w:t>
+      </w:r>
+    </w:p>
+    <w:p>
+      <w:pPr>
+        <w:pStyle w:val="Akapitzlist"/>
+        <w:numPr>
+          <w:ilvl w:val="2"/>
+          <w:numId w:val="1"/>
+        </w:numPr>
+      </w:pPr>
+      <w:r>
+        <w:t xml:space="preserve">Magazynier wprowadza rzeczywiście dostarczone ilości części. </w:t>
+      </w:r>
+    </w:p>
+    <w:p>
+      <w:pPr>
+        <w:pStyle w:val="Akapitzlist"/>
+        <w:numPr>
+          <w:ilvl w:val="2"/>
+          <w:numId w:val="1"/>
+        </w:numPr>
+      </w:pPr>
+      <w:r>
+        <w:t xml:space="preserve">Magazynier potwierdza przyjęcie dostawy przyciskiem „Zatwierdź przyjęcie”. </w:t>
+      </w:r>
+    </w:p>
+    <w:p>
+      <w:pPr>
+        <w:pStyle w:val="Akapitzlist"/>
+        <w:numPr>
+          <w:ilvl w:val="2"/>
+          <w:numId w:val="1"/>
+        </w:numPr>
+      </w:pPr>
+      <w:r>
+        <w:t xml:space="preserve">System weryfikuje poprawność i kompletność danych: </w:t>
+      </w:r>
+    </w:p>
+    <w:p>
+      <w:pPr>
+        <w:pStyle w:val="Akapitzlist"/>
+        <w:numPr>
+          <w:ilvl w:val="3"/>
+          <w:numId w:val="1"/>
+        </w:numPr>
+      </w:pPr>
+      <w:r>
+        <w:t xml:space="preserve">zamówienie musi istnieć w systemie, </w:t>
+      </w:r>
+    </w:p>
+    <w:p>
+      <w:pPr>
+        <w:pStyle w:val="Akapitzlist"/>
+        <w:numPr>
+          <w:ilvl w:val="3"/>
+          <w:numId w:val="1"/>
+        </w:numPr>
+      </w:pPr>
+      <w:r>
+        <w:t xml:space="preserve">dostarczona ilość nie może być mniejsza od zera, </w:t>
+      </w:r>
+    </w:p>
+    <w:p>
+      <w:pPr>
+        <w:pStyle w:val="Akapitzlist"/>
+        <w:numPr>
+          <w:ilvl w:val="3"/>
+          <w:numId w:val="1"/>
+        </w:numPr>
+      </w:pPr>
+      <w:r>
+        <w:t xml:space="preserve">data dostawy nie może być wcześniejsza niż data utworzenia zamówienia, </w:t>
+      </w:r>
+    </w:p>
+    <w:p>
+      <w:pPr>
+        <w:pStyle w:val="Akapitzlist"/>
+        <w:numPr>
+          <w:ilvl w:val="3"/>
+          <w:numId w:val="1"/>
+        </w:numPr>
+      </w:pPr>
+      <w:r>
+        <w:t xml:space="preserve">każda przyjęta część musi być powiązana z pozycją zamówienia. </w:t>
+      </w:r>
+    </w:p>
+    <w:p>
+      <w:pPr>
+        <w:pStyle w:val="Akapitzlist"/>
+        <w:numPr>
+          <w:ilvl w:val="2"/>
+          <w:numId w:val="1"/>
+        </w:numPr>
+      </w:pPr>
+      <w:r>
+        <w:t xml:space="preserve">System aktualizuje stany magazynowe dla przyjętych części. </w:t>
+      </w:r>
+    </w:p>
+    <w:p>
+      <w:pPr>
+        <w:pStyle w:val="Akapitzlist"/>
+        <w:numPr>
+          <w:ilvl w:val="2"/>
+          <w:numId w:val="1"/>
+        </w:numPr>
+      </w:pPr>
+      <w:r>
+        <w:t xml:space="preserve">System zmienia status zamówienia na „zrealizowane”. </w:t>
+      </w:r>
+    </w:p>
+    <w:p>
+      <w:pPr>
+        <w:pStyle w:val="Akapitzlist"/>
+        <w:numPr>
+          <w:ilvl w:val="2"/>
+          <w:numId w:val="1"/>
+        </w:numPr>
+      </w:pPr>
+      <w:r>
+        <w:t xml:space="preserve">System zapisuje informację o przyjęciu dostawy w bazie danych. </w:t>
+      </w:r>
+    </w:p>
+    <w:p>
+      <w:pPr>
+        <w:pStyle w:val="Akapitzlist"/>
+        <w:numPr>
+          <w:ilvl w:val="2"/>
+          <w:numId w:val="1"/>
+        </w:numPr>
+      </w:pPr>
+      <w:r>
+        <w:t xml:space="preserve">System wyświetla komunikat o poprawnym przyjęciu dostawy. </w:t>
+      </w:r>
+    </w:p>
+    <w:p>
+      <w:pPr>
+        <w:pStyle w:val="Akapitzlist"/>
+        <w:numPr>
+          <w:ilvl w:val="1"/>
+          <w:numId w:val="1"/>
+        </w:numPr>
+        <w:rPr>
+          <w:b/>
+          <w:bCs/>
+        </w:rPr>
+      </w:pPr>
+      <w:r>
+        <w:rPr>
+          <w:b/>
+          <w:bCs/>
+        </w:rPr>
+        <w:t>Alternatywne ciągi zdarzeń</w:t>
+      </w:r>
+    </w:p>
+    <w:p>
+      <w:pPr>
+        <w:pStyle w:val="Akapitzlist"/>
+        <w:numPr>
+          <w:ilvl w:val="2"/>
+          <w:numId w:val="1"/>
+        </w:numPr>
+        <w:rPr>
+          <w:b/>
+          <w:bCs/>
+        </w:rPr>
+      </w:pPr>
+      <w:r>
+        <w:rPr>
+          <w:b/>
+          <w:bCs/>
+        </w:rPr>
+        <w:t>System stwierdza niekompletność lub niepoprawność danych</w:t>
+      </w:r>
+    </w:p>
+    <w:p>
+      <w:pPr>
+        <w:pStyle w:val="Akapitzlist"/>
+        <w:numPr>
+          <w:ilvl w:val="3"/>
+          <w:numId w:val="1"/>
+        </w:numPr>
+      </w:pPr>
+      <w:r>
+        <w:t xml:space="preserve">System wyświetla formularz ponownie, wskazując pola zawierające błędy. </w:t>
+      </w:r>
+    </w:p>
+    <w:p>
+      <w:pPr>
+        <w:pStyle w:val="Akapitzlist"/>
+        <w:numPr>
+          <w:ilvl w:val="3"/>
+          <w:numId w:val="1"/>
+        </w:numPr>
+      </w:pPr>
+      <w:r>
+        <w:t xml:space="preserve">Magazynier poprawia dane i ponownie zatwierdza przyjęcie dostawy. </w:t>
+      </w:r>
+    </w:p>
+    <w:p>
+      <w:pPr>
+        <w:pStyle w:val="Akapitzlist"/>
+        <w:numPr>
+          <w:ilvl w:val="2"/>
+          <w:numId w:val="1"/>
+        </w:numPr>
+        <w:rPr>
+          <w:b/>
+          <w:bCs/>
+        </w:rPr>
+      </w:pPr>
+      <w:r>
+        <w:rPr>
+          <w:b/>
+          <w:bCs/>
+        </w:rPr>
+        <w:t>Magazynier rezygnuje z obsługi dostawy</w:t>
+      </w:r>
+    </w:p>
+    <w:p>
+      <w:pPr>
+        <w:pStyle w:val="Akapitzlist"/>
+        <w:numPr>
+          <w:ilvl w:val="3"/>
+          <w:numId w:val="1"/>
+        </w:numPr>
+      </w:pPr>
+      <w:r>
+        <w:t xml:space="preserve">Magazynier wybiera opcję anulowania operacji. </w:t>
+      </w:r>
+    </w:p>
+    <w:p>
+      <w:pPr>
+        <w:pStyle w:val="Akapitzlist"/>
+        <w:numPr>
+          <w:ilvl w:val="3"/>
+          <w:numId w:val="1"/>
+        </w:numPr>
+      </w:pPr>
+      <w:r>
+        <w:lastRenderedPageBreak/>
+        <w:t xml:space="preserve">System przerywa proces i wraca do poprzedniego widoku bez zapisania zmian. </w:t>
+      </w:r>
+    </w:p>
+    <w:p>
+      <w:pPr>
+        <w:pStyle w:val="Akapitzlist"/>
+        <w:numPr>
+          <w:ilvl w:val="2"/>
+          <w:numId w:val="1"/>
+        </w:numPr>
+      </w:pPr>
+      <w:r>
+        <w:rPr>
+          <w:b/>
+          <w:bCs/>
+        </w:rPr>
+        <w:t xml:space="preserve">Dostawa jest niezgodna z zamówieniem </w:t>
+      </w:r>
+      <w:r>
+        <w:rPr>
+          <w:b/>
+          <w:bCs/>
+          <w:i/>
+          <w:iCs/>
+        </w:rPr>
+        <w:t>(powiązanie z &lt;&lt;</w:t>
+      </w:r>
+      <w:proofErr w:type="spellStart"/>
+      <w:r>
+        <w:rPr>
+          <w:b/>
+          <w:bCs/>
+          <w:i/>
+          <w:iCs/>
+        </w:rPr>
+        <w:t>extend</w:t>
+      </w:r>
+      <w:proofErr w:type="spellEnd"/>
+      <w:r>
+        <w:rPr>
+          <w:b/>
+          <w:bCs/>
+          <w:i/>
+          <w:iCs/>
+        </w:rPr>
+        <w:t>&gt;&gt;: „Zgłoszenie niezgodności dostawy”)</w:t>
+      </w:r>
+    </w:p>
+    <w:p>
+      <w:pPr>
+        <w:pStyle w:val="Akapitzlist"/>
+        <w:numPr>
+          <w:ilvl w:val="3"/>
+          <w:numId w:val="1"/>
+        </w:numPr>
+      </w:pPr>
+      <w:r>
+        <w:t xml:space="preserve">Magazynier stwierdza brak części, nadmiar części, uszkodzenie elementów lub niezgodność ilościową. </w:t>
+      </w:r>
+    </w:p>
+    <w:p>
+      <w:pPr>
+        <w:pStyle w:val="Akapitzlist"/>
+        <w:numPr>
+          <w:ilvl w:val="3"/>
+          <w:numId w:val="1"/>
+        </w:numPr>
+      </w:pPr>
+      <w:r>
+        <w:t xml:space="preserve">System umożliwia zgłoszenie niezgodności dostawy. </w:t>
+      </w:r>
+    </w:p>
+    <w:p>
+      <w:pPr>
+        <w:pStyle w:val="Akapitzlist"/>
+        <w:numPr>
+          <w:ilvl w:val="3"/>
+          <w:numId w:val="1"/>
+        </w:numPr>
+      </w:pPr>
+      <w:r>
+        <w:t xml:space="preserve">Magazynier wprowadza opis niezgodności. </w:t>
+      </w:r>
+    </w:p>
+    <w:p>
+      <w:pPr>
+        <w:pStyle w:val="Akapitzlist"/>
+        <w:numPr>
+          <w:ilvl w:val="3"/>
+          <w:numId w:val="1"/>
+        </w:numPr>
+      </w:pPr>
+      <w:r>
+        <w:t xml:space="preserve">System zapisuje informację o niezgodności w bazie danych. </w:t>
+      </w:r>
+    </w:p>
+    <w:p>
+      <w:pPr>
+        <w:pStyle w:val="Akapitzlist"/>
+        <w:numPr>
+          <w:ilvl w:val="3"/>
+          <w:numId w:val="1"/>
+        </w:numPr>
+      </w:pPr>
+      <w:r>
+        <w:t xml:space="preserve">System oznacza zamówienie statusem „wymaga wyjaśnienia” albo „częściowo zrealizowane”. </w:t>
+      </w:r>
+    </w:p>
+    <w:p>
+      <w:pPr>
+        <w:pStyle w:val="Akapitzlist"/>
+        <w:numPr>
+          <w:ilvl w:val="2"/>
+          <w:numId w:val="1"/>
+        </w:numPr>
+        <w:rPr>
+          <w:b/>
+          <w:bCs/>
+        </w:rPr>
+      </w:pPr>
+      <w:r>
+        <w:rPr>
+          <w:b/>
+          <w:bCs/>
+        </w:rPr>
+        <w:t>Dostawa obejmuje tylko część zamówienia</w:t>
+      </w:r>
+    </w:p>
+    <w:p>
+      <w:pPr>
+        <w:pStyle w:val="Akapitzlist"/>
+        <w:numPr>
+          <w:ilvl w:val="3"/>
+          <w:numId w:val="1"/>
+        </w:numPr>
+      </w:pPr>
+      <w:r>
+        <w:t xml:space="preserve">Magazynier potwierdza przyjęcie tylko dostarczonych pozycji. </w:t>
+      </w:r>
+    </w:p>
+    <w:p>
+      <w:pPr>
+        <w:pStyle w:val="Akapitzlist"/>
+        <w:numPr>
+          <w:ilvl w:val="3"/>
+          <w:numId w:val="1"/>
+        </w:numPr>
+      </w:pPr>
+      <w:r>
+        <w:t xml:space="preserve">System aktualizuje stany magazynowe wyłącznie dla faktycznie dostarczonych części. </w:t>
+      </w:r>
+    </w:p>
+    <w:p>
+      <w:pPr>
+        <w:pStyle w:val="Akapitzlist"/>
+        <w:numPr>
+          <w:ilvl w:val="3"/>
+          <w:numId w:val="1"/>
+        </w:numPr>
+      </w:pPr>
+      <w:r>
+        <w:t xml:space="preserve">System nadaje zamówieniu status „częściowo zrealizowane”. </w:t>
+      </w:r>
+    </w:p>
+    <w:p>
+      <w:pPr>
+        <w:pStyle w:val="Akapitzlist"/>
+        <w:numPr>
+          <w:ilvl w:val="3"/>
+          <w:numId w:val="1"/>
+        </w:numPr>
+      </w:pPr>
+      <w:r>
+        <w:t xml:space="preserve">System zapisuje informację o częściowym przyjęciu dostawy. </w:t>
+      </w:r>
+    </w:p>
+    <w:p>
+      <w:pPr>
+        <w:pStyle w:val="Akapitzlist"/>
+        <w:numPr>
+          <w:ilvl w:val="1"/>
+          <w:numId w:val="1"/>
+        </w:numPr>
+        <w:rPr>
+          <w:b/>
+          <w:bCs/>
+        </w:rPr>
+      </w:pPr>
+      <w:r>
+        <w:rPr>
+          <w:b/>
+          <w:bCs/>
+        </w:rPr>
+        <w:t>Zależności czasowe</w:t>
+      </w:r>
+    </w:p>
+    <w:p>
+      <w:pPr>
+        <w:pStyle w:val="Akapitzlist"/>
+        <w:numPr>
+          <w:ilvl w:val="2"/>
+          <w:numId w:val="1"/>
+        </w:numPr>
+        <w:rPr>
+          <w:b/>
+          <w:bCs/>
+        </w:rPr>
+      </w:pPr>
+      <w:r>
+        <w:rPr>
+          <w:b/>
+          <w:bCs/>
+        </w:rPr>
+        <w:t>Częstotliwość wykonania</w:t>
+      </w:r>
+    </w:p>
+    <w:p>
+      <w:pPr>
+        <w:pStyle w:val="Akapitzlist"/>
+        <w:numPr>
+          <w:ilvl w:val="3"/>
+          <w:numId w:val="1"/>
+        </w:numPr>
+      </w:pPr>
+      <w:r>
+        <w:t>Zależna od liczby składanych zamówień i terminów dostaw, średnio kilka razy w tygodniu.</w:t>
+      </w:r>
+    </w:p>
+    <w:p>
+      <w:pPr>
+        <w:pStyle w:val="Akapitzlist"/>
+        <w:numPr>
+          <w:ilvl w:val="2"/>
+          <w:numId w:val="1"/>
+        </w:numPr>
+        <w:rPr>
+          <w:b/>
+          <w:bCs/>
+        </w:rPr>
+      </w:pPr>
+      <w:r>
+        <w:rPr>
+          <w:b/>
+          <w:bCs/>
+        </w:rPr>
+        <w:t>Przewidywane spiętrzenia</w:t>
+      </w:r>
+    </w:p>
+    <w:p>
+      <w:pPr>
+        <w:pStyle w:val="Akapitzlist"/>
+        <w:numPr>
+          <w:ilvl w:val="3"/>
+          <w:numId w:val="1"/>
+        </w:numPr>
+      </w:pPr>
+      <w:r>
+        <w:t>W okresach zwiększonego zapotrzebowania na części, np. przy wzmożonej liczbie napraw lub po realizacji większej liczby zamówień.</w:t>
+      </w:r>
+    </w:p>
+    <w:p>
+      <w:pPr>
+        <w:pStyle w:val="Akapitzlist"/>
+        <w:numPr>
+          <w:ilvl w:val="2"/>
+          <w:numId w:val="1"/>
+        </w:numPr>
+        <w:rPr>
+          <w:b/>
+          <w:bCs/>
+        </w:rPr>
+      </w:pPr>
+      <w:r>
+        <w:rPr>
+          <w:b/>
+          <w:bCs/>
+        </w:rPr>
+        <w:t>Typowy czas realizacji</w:t>
+      </w:r>
+    </w:p>
+    <w:p>
+      <w:pPr>
+        <w:pStyle w:val="Akapitzlist"/>
+        <w:numPr>
+          <w:ilvl w:val="3"/>
+          <w:numId w:val="1"/>
+        </w:numPr>
+      </w:pPr>
+      <w:r>
+        <w:t>Około 2–5 minut.</w:t>
+      </w:r>
+    </w:p>
+    <w:p>
+      <w:pPr>
+        <w:pStyle w:val="Akapitzlist"/>
+        <w:numPr>
+          <w:ilvl w:val="2"/>
+          <w:numId w:val="1"/>
+        </w:numPr>
+        <w:rPr>
+          <w:b/>
+          <w:bCs/>
+        </w:rPr>
+      </w:pPr>
+      <w:r>
+        <w:rPr>
+          <w:b/>
+          <w:bCs/>
+        </w:rPr>
+        <w:t>Maksymalny czas realizacji</w:t>
+      </w:r>
+    </w:p>
+    <w:p>
+      <w:pPr>
+        <w:pStyle w:val="Akapitzlist"/>
+        <w:numPr>
+          <w:ilvl w:val="3"/>
+          <w:numId w:val="1"/>
+        </w:numPr>
+      </w:pPr>
+      <w:r>
+        <w:t>Nieokreślony; zależny od liczby pozycji w dostawie oraz ewentualnych niezgodności.</w:t>
+      </w:r>
+    </w:p>
+    <w:p>
+      <w:pPr>
+        <w:pStyle w:val="Akapitzlist"/>
+        <w:numPr>
+          <w:ilvl w:val="1"/>
+          <w:numId w:val="1"/>
+        </w:numPr>
+        <w:rPr>
+          <w:b/>
+          <w:bCs/>
+        </w:rPr>
+      </w:pPr>
+      <w:r>
+        <w:rPr>
+          <w:b/>
+          <w:bCs/>
+        </w:rPr>
+        <w:t>Wartości uzyskiwane przez aktora po zakończeniu przypadku użycia</w:t>
+      </w:r>
+    </w:p>
+    <w:p>
+      <w:pPr>
+        <w:pStyle w:val="Akapitzlist"/>
+        <w:numPr>
+          <w:ilvl w:val="3"/>
+          <w:numId w:val="1"/>
+        </w:numPr>
+      </w:pPr>
+      <w:r>
         <w:t xml:space="preserve">Zarejestrowanie przyjęcia dostawy w systemie. </w:t>
       </w:r>
     </w:p>
@@ -3985,40 +4030,40 @@
         </w:numPr>
       </w:pPr>
       <w:r>
+        <w:t>Możliwość dalszego wykorzystania przyjętych części w procesie napraw.</w:t>
+      </w:r>
+    </w:p>
+    <w:p>
+      <w:pPr>
+        <w:pStyle w:val="Akapitzlist"/>
+        <w:numPr>
+          <w:ilvl w:val="0"/>
+          <w:numId w:val="1"/>
+        </w:numPr>
+      </w:pPr>
+      <w:r>
+        <w:t>Szacowanie kosztów i czasu realizacji projektu</w:t>
+      </w:r>
+      <w:r>
+        <w:t>:</w:t>
+      </w:r>
+      <w:r>
+        <w:br/>
+      </w:r>
+      <w:r>
+        <w:t>W ramach projektu dokonano szacunkowej analizy czasu oraz kosztów realizacji modułu zarządzania katalogiem i zamówieniami części zamiennych w serwisie komputerowym. Przyjęto uproszczony model wyceny oparty na liczbie roboczodni oraz średniej stawce pracy specjalisty IT wynoszącej 800 zł za dzień pracy.</w:t>
+      </w:r>
+    </w:p>
+    <w:p>
+      <w:pPr>
+        <w:pStyle w:val="Akapitzlist"/>
+        <w:numPr>
+          <w:ilvl w:val="1"/>
+          <w:numId w:val="1"/>
+        </w:numPr>
+      </w:pPr>
+      <w:r>
         <w:lastRenderedPageBreak/>
-        <w:t>Możliwość dalszego wykorzystania przyjętych części w procesie napraw.</w:t>
-      </w:r>
-    </w:p>
-    <w:p>
-      <w:pPr>
-        <w:pStyle w:val="Akapitzlist"/>
-        <w:numPr>
-          <w:ilvl w:val="0"/>
-          <w:numId w:val="1"/>
-        </w:numPr>
-      </w:pPr>
-      <w:r>
-        <w:t>Szacowanie kosztów i czasu realizacji projektu</w:t>
-      </w:r>
-      <w:r>
-        <w:t>:</w:t>
-      </w:r>
-      <w:r>
-        <w:br/>
-      </w:r>
-      <w:r>
-        <w:t>W ramach projektu dokonano szacunkowej analizy czasu oraz kosztów realizacji modułu zarządzania katalogiem i zamówieniami części zamiennych w serwisie komputerowym. Przyjęto uproszczony model wyceny oparty na liczbie roboczodni oraz średniej stawce pracy specjalisty IT wynoszącej 800 zł za dzień pracy.</w:t>
-      </w:r>
-    </w:p>
-    <w:p>
-      <w:pPr>
-        <w:pStyle w:val="Akapitzlist"/>
-        <w:numPr>
-          <w:ilvl w:val="1"/>
-          <w:numId w:val="1"/>
-        </w:numPr>
-      </w:pPr>
-      <w:r>
         <w:t>Etap 1: Analiza i projektowanie systemu</w:t>
       </w:r>
       <w:r>
@@ -4423,7 +4468,6 @@
           </w:tcPr>
           <w:p>
             <w:r>
-              <w:lastRenderedPageBreak/>
               <w:t>Etap</w:t>
             </w:r>
           </w:p>
@@ -4538,6 +4582,7 @@
         </w:numPr>
       </w:pPr>
       <w:r>
+        <w:lastRenderedPageBreak/>
         <w:t>Całkowity koszt projektu:</w:t>
       </w:r>
       <w:r>
@@ -4983,29 +5028,19 @@
           <w:b/>
           <w:bCs/>
         </w:rPr>
-        <w:t>lasa: CzęśćZamienna</w:t>
-      </w:r>
-      <w:r>
-        <w:t xml:space="preserve"> (odnosi się do elementów wpisanych w katalog) </w:t>
-      </w:r>
-    </w:p>
-    <w:p>
-      <w:pPr>
-        <w:pStyle w:val="Akapitzlist"/>
-        <w:numPr>
-          <w:ilvl w:val="2"/>
-          <w:numId w:val="1"/>
-        </w:numPr>
-      </w:pPr>
+        <w:t xml:space="preserve">lasa: </w:t>
+      </w:r>
+      <w:proofErr w:type="spellStart"/>
       <w:r>
         <w:rPr>
           <w:b/>
           <w:bCs/>
         </w:rPr>
-        <w:t>Atrybuty:</w:t>
-      </w:r>
-      <w:r>
-        <w:t xml:space="preserve"> numerKatalogowy (String), nazwa (String), kategoria (String), cena (Float), stanMagazynowy (Int), minimalnyStanMagazynowy (Int) (pozwala określić "niski stan magazynowy"). </w:t>
+        <w:t>CzęśćZamienna</w:t>
+      </w:r>
+      <w:proofErr w:type="spellEnd"/>
+      <w:r>
+        <w:t xml:space="preserve"> (odnosi się do elementów wpisanych w katalog) </w:t>
       </w:r>
     </w:p>
     <w:p>
@@ -5021,17 +5056,65 @@
           <w:b/>
           <w:bCs/>
         </w:rPr>
-        <w:t>Metody:</w:t>
-      </w:r>
-      <w:r>
-        <w:t xml:space="preserve"> aktualizujStan(), sprawdzDostepnosc(), pobierzSzczegoly().</w:t>
-      </w:r>
-    </w:p>
-    <w:p>
-      <w:pPr>
-        <w:pStyle w:val="Akapitzlist"/>
-        <w:numPr>
-          <w:ilvl w:val="1"/>
+        <w:t>Atrybuty:</w:t>
+      </w:r>
+      <w:r>
+        <w:t xml:space="preserve"> </w:t>
+      </w:r>
+      <w:proofErr w:type="spellStart"/>
+      <w:r>
+        <w:t>numerKatalogowy</w:t>
+      </w:r>
+      <w:proofErr w:type="spellEnd"/>
+      <w:r>
+        <w:t xml:space="preserve"> (String), nazwa (String), kategoria (String), cena (</w:t>
+      </w:r>
+      <w:proofErr w:type="spellStart"/>
+      <w:r>
+        <w:t>Float</w:t>
+      </w:r>
+      <w:proofErr w:type="spellEnd"/>
+      <w:r>
+        <w:t xml:space="preserve">), </w:t>
+      </w:r>
+      <w:proofErr w:type="spellStart"/>
+      <w:r>
+        <w:t>stanMagazynowy</w:t>
+      </w:r>
+      <w:proofErr w:type="spellEnd"/>
+      <w:r>
+        <w:t xml:space="preserve"> (</w:t>
+      </w:r>
+      <w:proofErr w:type="spellStart"/>
+      <w:r>
+        <w:t>Int</w:t>
+      </w:r>
+      <w:proofErr w:type="spellEnd"/>
+      <w:r>
+        <w:t xml:space="preserve">), </w:t>
+      </w:r>
+      <w:proofErr w:type="spellStart"/>
+      <w:r>
+        <w:t>minimalnyStanMagazynowy</w:t>
+      </w:r>
+      <w:proofErr w:type="spellEnd"/>
+      <w:r>
+        <w:t xml:space="preserve"> (</w:t>
+      </w:r>
+      <w:proofErr w:type="spellStart"/>
+      <w:r>
+        <w:t>Int</w:t>
+      </w:r>
+      <w:proofErr w:type="spellEnd"/>
+      <w:r>
+        <w:t xml:space="preserve">) (pozwala określić "niski stan magazynowy"). </w:t>
+      </w:r>
+    </w:p>
+    <w:p>
+      <w:pPr>
+        <w:pStyle w:val="Akapitzlist"/>
+        <w:numPr>
+          <w:ilvl w:val="2"/>
           <w:numId w:val="1"/>
         </w:numPr>
       </w:pPr>
@@ -5040,17 +5123,56 @@
           <w:b/>
           <w:bCs/>
         </w:rPr>
-        <w:t>Klasa: Zamówienie</w:t>
-      </w:r>
-      <w:r>
-        <w:t xml:space="preserve"> (główny obiekt biznesowy posiadający stany) </w:t>
-      </w:r>
-    </w:p>
-    <w:p>
-      <w:pPr>
-        <w:pStyle w:val="Akapitzlist"/>
-        <w:numPr>
-          <w:ilvl w:val="2"/>
+        <w:t>Metody:</w:t>
+      </w:r>
+      <w:r>
+        <w:t xml:space="preserve"> </w:t>
+      </w:r>
+      <w:proofErr w:type="spellStart"/>
+      <w:proofErr w:type="gramStart"/>
+      <w:r>
+        <w:t>aktualizujStan</w:t>
+      </w:r>
+      <w:proofErr w:type="spellEnd"/>
+      <w:r>
+        <w:t>(</w:t>
+      </w:r>
+      <w:proofErr w:type="gramEnd"/>
+      <w:r>
+        <w:t xml:space="preserve">), </w:t>
+      </w:r>
+      <w:proofErr w:type="spellStart"/>
+      <w:proofErr w:type="gramStart"/>
+      <w:r>
+        <w:t>sprawdzDostepnosc</w:t>
+      </w:r>
+      <w:proofErr w:type="spellEnd"/>
+      <w:r>
+        <w:t>(</w:t>
+      </w:r>
+      <w:proofErr w:type="gramEnd"/>
+      <w:r>
+        <w:t xml:space="preserve">), </w:t>
+      </w:r>
+      <w:proofErr w:type="spellStart"/>
+      <w:proofErr w:type="gramStart"/>
+      <w:r>
+        <w:t>pobierzSzczegoly</w:t>
+      </w:r>
+      <w:proofErr w:type="spellEnd"/>
+      <w:r>
+        <w:t>(</w:t>
+      </w:r>
+      <w:proofErr w:type="gramEnd"/>
+      <w:r>
+        <w:t>).</w:t>
+      </w:r>
+    </w:p>
+    <w:p>
+      <w:pPr>
+        <w:pStyle w:val="Akapitzlist"/>
+        <w:numPr>
+          <w:ilvl w:val="1"/>
           <w:numId w:val="1"/>
         </w:numPr>
       </w:pPr>
@@ -5059,10 +5181,10 @@
           <w:b/>
           <w:bCs/>
         </w:rPr>
-        <w:t>Atrybuty:</w:t>
-      </w:r>
-      <w:r>
-        <w:t xml:space="preserve"> numerZamowienia (String), dataUtworzenia (Date), status (String/Enum np. utworzone, zatwierdzone, w realizacji), uwagi (String). </w:t>
+        <w:t>Klasa: Zamówienie</w:t>
+      </w:r>
+      <w:r>
+        <w:t xml:space="preserve"> (główny obiekt biznesowy posiadający stany) </w:t>
       </w:r>
     </w:p>
     <w:p>
@@ -5078,11 +5200,114 @@
           <w:b/>
           <w:bCs/>
         </w:rPr>
+        <w:t>Atrybuty:</w:t>
+      </w:r>
+      <w:r>
+        <w:t xml:space="preserve"> </w:t>
+      </w:r>
+      <w:proofErr w:type="spellStart"/>
+      <w:r>
+        <w:t>numerZamowienia</w:t>
+      </w:r>
+      <w:proofErr w:type="spellEnd"/>
+      <w:r>
+        <w:t xml:space="preserve"> (String), </w:t>
+      </w:r>
+      <w:proofErr w:type="spellStart"/>
+      <w:r>
+        <w:t>dataUtworzenia</w:t>
+      </w:r>
+      <w:proofErr w:type="spellEnd"/>
+      <w:r>
+        <w:t xml:space="preserve"> (</w:t>
+      </w:r>
+      <w:proofErr w:type="spellStart"/>
+      <w:r>
+        <w:t>Date</w:t>
+      </w:r>
+      <w:proofErr w:type="spellEnd"/>
+      <w:r>
+        <w:t>), status (String/</w:t>
+      </w:r>
+      <w:proofErr w:type="spellStart"/>
+      <w:r>
+        <w:t>Enum</w:t>
+      </w:r>
+      <w:proofErr w:type="spellEnd"/>
+      <w:r>
+        <w:t xml:space="preserve"> np. utworzone, zatwierdzone, w realizacji), uwagi (String). </w:t>
+      </w:r>
+    </w:p>
+    <w:p>
+      <w:pPr>
+        <w:pStyle w:val="Akapitzlist"/>
+        <w:numPr>
+          <w:ilvl w:val="2"/>
+          <w:numId w:val="1"/>
+        </w:numPr>
+      </w:pPr>
+      <w:r>
+        <w:rPr>
+          <w:b/>
+          <w:bCs/>
+        </w:rPr>
         <w:lastRenderedPageBreak/>
         <w:t>Metody:</w:t>
       </w:r>
       <w:r>
-        <w:t xml:space="preserve"> utworz(), zmienStatus(), zatwierdzZamowienie(), odrzucZamowienie().</w:t>
+        <w:t xml:space="preserve"> </w:t>
+      </w:r>
+      <w:proofErr w:type="spellStart"/>
+      <w:proofErr w:type="gramStart"/>
+      <w:r>
+        <w:t>utworz</w:t>
+      </w:r>
+      <w:proofErr w:type="spellEnd"/>
+      <w:r>
+        <w:t>(</w:t>
+      </w:r>
+      <w:proofErr w:type="gramEnd"/>
+      <w:r>
+        <w:t xml:space="preserve">), </w:t>
+      </w:r>
+      <w:proofErr w:type="spellStart"/>
+      <w:proofErr w:type="gramStart"/>
+      <w:r>
+        <w:t>zmienStatus</w:t>
+      </w:r>
+      <w:proofErr w:type="spellEnd"/>
+      <w:r>
+        <w:t>(</w:t>
+      </w:r>
+      <w:proofErr w:type="gramEnd"/>
+      <w:r>
+        <w:t xml:space="preserve">), </w:t>
+      </w:r>
+      <w:proofErr w:type="spellStart"/>
+      <w:proofErr w:type="gramStart"/>
+      <w:r>
+        <w:t>zatwierdzZamowienie</w:t>
+      </w:r>
+      <w:proofErr w:type="spellEnd"/>
+      <w:r>
+        <w:t>(</w:t>
+      </w:r>
+      <w:proofErr w:type="gramEnd"/>
+      <w:r>
+        <w:t xml:space="preserve">), </w:t>
+      </w:r>
+      <w:proofErr w:type="spellStart"/>
+      <w:proofErr w:type="gramStart"/>
+      <w:r>
+        <w:t>odrzucZamowienie</w:t>
+      </w:r>
+      <w:proofErr w:type="spellEnd"/>
+      <w:r>
+        <w:t>(</w:t>
+      </w:r>
+      <w:proofErr w:type="gramEnd"/>
+      <w:r>
+        <w:t>).</w:t>
       </w:r>
     </w:p>
     <w:p>
@@ -5098,29 +5323,19 @@
           <w:b/>
           <w:bCs/>
         </w:rPr>
-        <w:t>Klasa: PozycjaZamówienia</w:t>
-      </w:r>
-      <w:r>
-        <w:t xml:space="preserve"> (łączy zamówienie z konkretną częścią i określa jej ilość)</w:t>
-      </w:r>
-    </w:p>
-    <w:p>
-      <w:pPr>
-        <w:pStyle w:val="Akapitzlist"/>
-        <w:numPr>
-          <w:ilvl w:val="2"/>
-          <w:numId w:val="1"/>
-        </w:numPr>
-      </w:pPr>
+        <w:t xml:space="preserve">Klasa: </w:t>
+      </w:r>
+      <w:proofErr w:type="spellStart"/>
       <w:r>
         <w:rPr>
           <w:b/>
           <w:bCs/>
         </w:rPr>
-        <w:t>Atrybuty:</w:t>
-      </w:r>
-      <w:r>
-        <w:t xml:space="preserve"> iloscZamawiana (Int), przewidywanyTerminDostawy (Date). </w:t>
+        <w:t>PozycjaZamówienia</w:t>
+      </w:r>
+      <w:proofErr w:type="spellEnd"/>
+      <w:r>
+        <w:t xml:space="preserve"> (łączy zamówienie z konkretną częścią i określa jej ilość)</w:t>
       </w:r>
     </w:p>
     <w:p>
@@ -5136,17 +5351,49 @@
           <w:b/>
           <w:bCs/>
         </w:rPr>
-        <w:t>Metody:</w:t>
-      </w:r>
-      <w:r>
-        <w:t xml:space="preserve"> obliczWartoscPozycji().</w:t>
-      </w:r>
-    </w:p>
-    <w:p>
-      <w:pPr>
-        <w:pStyle w:val="Akapitzlist"/>
-        <w:numPr>
-          <w:ilvl w:val="1"/>
+        <w:t>Atrybuty:</w:t>
+      </w:r>
+      <w:r>
+        <w:t xml:space="preserve"> </w:t>
+      </w:r>
+      <w:proofErr w:type="spellStart"/>
+      <w:r>
+        <w:t>iloscZamawiana</w:t>
+      </w:r>
+      <w:proofErr w:type="spellEnd"/>
+      <w:r>
+        <w:t xml:space="preserve"> (</w:t>
+      </w:r>
+      <w:proofErr w:type="spellStart"/>
+      <w:r>
+        <w:t>Int</w:t>
+      </w:r>
+      <w:proofErr w:type="spellEnd"/>
+      <w:r>
+        <w:t xml:space="preserve">), </w:t>
+      </w:r>
+      <w:proofErr w:type="spellStart"/>
+      <w:r>
+        <w:t>przewidywanyTerminDostawy</w:t>
+      </w:r>
+      <w:proofErr w:type="spellEnd"/>
+      <w:r>
+        <w:t xml:space="preserve"> (</w:t>
+      </w:r>
+      <w:proofErr w:type="spellStart"/>
+      <w:r>
+        <w:t>Date</w:t>
+      </w:r>
+      <w:proofErr w:type="spellEnd"/>
+      <w:r>
+        <w:t xml:space="preserve">). </w:t>
+      </w:r>
+    </w:p>
+    <w:p>
+      <w:pPr>
+        <w:pStyle w:val="Akapitzlist"/>
+        <w:numPr>
+          <w:ilvl w:val="2"/>
           <w:numId w:val="1"/>
         </w:numPr>
       </w:pPr>
@@ -5155,17 +5402,30 @@
           <w:b/>
           <w:bCs/>
         </w:rPr>
-        <w:t>Klasa: Dostawa</w:t>
-      </w:r>
-      <w:r>
-        <w:t xml:space="preserve"> (proces przyjęcia zamówienia) </w:t>
-      </w:r>
-    </w:p>
-    <w:p>
-      <w:pPr>
-        <w:pStyle w:val="Akapitzlist"/>
-        <w:numPr>
-          <w:ilvl w:val="2"/>
+        <w:t>Metody:</w:t>
+      </w:r>
+      <w:r>
+        <w:t xml:space="preserve"> </w:t>
+      </w:r>
+      <w:proofErr w:type="spellStart"/>
+      <w:proofErr w:type="gramStart"/>
+      <w:r>
+        <w:t>obliczWartoscPozycji</w:t>
+      </w:r>
+      <w:proofErr w:type="spellEnd"/>
+      <w:r>
+        <w:t>(</w:t>
+      </w:r>
+      <w:proofErr w:type="gramEnd"/>
+      <w:r>
+        <w:t>).</w:t>
+      </w:r>
+    </w:p>
+    <w:p>
+      <w:pPr>
+        <w:pStyle w:val="Akapitzlist"/>
+        <w:numPr>
+          <w:ilvl w:val="1"/>
           <w:numId w:val="1"/>
         </w:numPr>
       </w:pPr>
@@ -5174,10 +5434,10 @@
           <w:b/>
           <w:bCs/>
         </w:rPr>
-        <w:t>Atrybuty:</w:t>
-      </w:r>
-      <w:r>
-        <w:t xml:space="preserve"> idDostawy (String), dataDostawy (Date), statusZgodnosci (Boolean). </w:t>
+        <w:t>Klasa: Dostawa</w:t>
+      </w:r>
+      <w:r>
+        <w:t xml:space="preserve"> (proces przyjęcia zamówienia) </w:t>
       </w:r>
     </w:p>
     <w:p>
@@ -5193,17 +5453,57 @@
           <w:b/>
           <w:bCs/>
         </w:rPr>
-        <w:t>Metody:</w:t>
-      </w:r>
-      <w:r>
-        <w:t xml:space="preserve"> rejestrujPrzyjecie(), zglosNiezgodnosc(). </w:t>
-      </w:r>
-    </w:p>
-    <w:p>
-      <w:pPr>
-        <w:pStyle w:val="Akapitzlist"/>
-        <w:numPr>
-          <w:ilvl w:val="1"/>
+        <w:t>Atrybuty:</w:t>
+      </w:r>
+      <w:r>
+        <w:t xml:space="preserve"> </w:t>
+      </w:r>
+      <w:proofErr w:type="spellStart"/>
+      <w:r>
+        <w:t>idDostawy</w:t>
+      </w:r>
+      <w:proofErr w:type="spellEnd"/>
+      <w:r>
+        <w:t xml:space="preserve"> (String), </w:t>
+      </w:r>
+      <w:proofErr w:type="spellStart"/>
+      <w:r>
+        <w:t>dataDostawy</w:t>
+      </w:r>
+      <w:proofErr w:type="spellEnd"/>
+      <w:r>
+        <w:t xml:space="preserve"> (</w:t>
+      </w:r>
+      <w:proofErr w:type="spellStart"/>
+      <w:r>
+        <w:t>Date</w:t>
+      </w:r>
+      <w:proofErr w:type="spellEnd"/>
+      <w:r>
+        <w:t xml:space="preserve">), </w:t>
+      </w:r>
+      <w:proofErr w:type="spellStart"/>
+      <w:r>
+        <w:t>statusZgodnosci</w:t>
+      </w:r>
+      <w:proofErr w:type="spellEnd"/>
+      <w:r>
+        <w:t xml:space="preserve"> (</w:t>
+      </w:r>
+      <w:proofErr w:type="spellStart"/>
+      <w:r>
+        <w:t>Boolean</w:t>
+      </w:r>
+      <w:proofErr w:type="spellEnd"/>
+      <w:r>
+        <w:t xml:space="preserve">). </w:t>
+      </w:r>
+    </w:p>
+    <w:p>
+      <w:pPr>
+        <w:pStyle w:val="Akapitzlist"/>
+        <w:numPr>
+          <w:ilvl w:val="2"/>
           <w:numId w:val="1"/>
         </w:numPr>
       </w:pPr>
@@ -5212,17 +5512,43 @@
           <w:b/>
           <w:bCs/>
         </w:rPr>
-        <w:t>Klasa nadrzędna: Użytkownik</w:t>
-      </w:r>
-      <w:r>
-        <w:t xml:space="preserve"> (z niej będą dziedziczyć konkretne role)</w:t>
-      </w:r>
-    </w:p>
-    <w:p>
-      <w:pPr>
-        <w:pStyle w:val="Akapitzlist"/>
-        <w:numPr>
-          <w:ilvl w:val="2"/>
+        <w:t>Metody:</w:t>
+      </w:r>
+      <w:r>
+        <w:t xml:space="preserve"> </w:t>
+      </w:r>
+      <w:proofErr w:type="spellStart"/>
+      <w:proofErr w:type="gramStart"/>
+      <w:r>
+        <w:t>rejestrujPrzyjecie</w:t>
+      </w:r>
+      <w:proofErr w:type="spellEnd"/>
+      <w:r>
+        <w:t>(</w:t>
+      </w:r>
+      <w:proofErr w:type="gramEnd"/>
+      <w:r>
+        <w:t xml:space="preserve">), </w:t>
+      </w:r>
+      <w:proofErr w:type="spellStart"/>
+      <w:proofErr w:type="gramStart"/>
+      <w:r>
+        <w:t>zglosNiezgodnosc</w:t>
+      </w:r>
+      <w:proofErr w:type="spellEnd"/>
+      <w:r>
+        <w:t>(</w:t>
+      </w:r>
+      <w:proofErr w:type="gramEnd"/>
+      <w:r>
+        <w:t xml:space="preserve">). </w:t>
+      </w:r>
+    </w:p>
+    <w:p>
+      <w:pPr>
+        <w:pStyle w:val="Akapitzlist"/>
+        <w:numPr>
+          <w:ilvl w:val="1"/>
           <w:numId w:val="1"/>
         </w:numPr>
       </w:pPr>
@@ -5231,10 +5557,10 @@
           <w:b/>
           <w:bCs/>
         </w:rPr>
-        <w:t>Atrybuty:</w:t>
-      </w:r>
-      <w:r>
-        <w:t xml:space="preserve"> idUzytkownika (String), login (String), haslo (String), rola (Enum: Pracownik, Magazynier, Kierownik, Administrator). </w:t>
+        <w:t>Klasa nadrzędna: Użytkownik</w:t>
+      </w:r>
+      <w:r>
+        <w:t xml:space="preserve"> (z niej będą dziedziczyć konkretne role)</w:t>
       </w:r>
     </w:p>
     <w:p>
@@ -5250,17 +5576,41 @@
           <w:b/>
           <w:bCs/>
         </w:rPr>
-        <w:t>Metody:</w:t>
-      </w:r>
-      <w:r>
-        <w:t xml:space="preserve"> zaloguj(), wyloguj(). </w:t>
-      </w:r>
-    </w:p>
-    <w:p>
-      <w:pPr>
-        <w:pStyle w:val="Akapitzlist"/>
-        <w:numPr>
-          <w:ilvl w:val="1"/>
+        <w:t>Atrybuty:</w:t>
+      </w:r>
+      <w:r>
+        <w:t xml:space="preserve"> </w:t>
+      </w:r>
+      <w:proofErr w:type="spellStart"/>
+      <w:r>
+        <w:t>idUzytkownika</w:t>
+      </w:r>
+      <w:proofErr w:type="spellEnd"/>
+      <w:r>
+        <w:t xml:space="preserve"> (String), login (String), </w:t>
+      </w:r>
+      <w:proofErr w:type="spellStart"/>
+      <w:r>
+        <w:t>haslo</w:t>
+      </w:r>
+      <w:proofErr w:type="spellEnd"/>
+      <w:r>
+        <w:t xml:space="preserve"> (String), rola (</w:t>
+      </w:r>
+      <w:proofErr w:type="spellStart"/>
+      <w:r>
+        <w:t>Enum</w:t>
+      </w:r>
+      <w:proofErr w:type="spellEnd"/>
+      <w:r>
+        <w:t xml:space="preserve">: Pracownik, Magazynier, Kierownik, Administrator). </w:t>
+      </w:r>
+    </w:p>
+    <w:p>
+      <w:pPr>
+        <w:pStyle w:val="Akapitzlist"/>
+        <w:numPr>
+          <w:ilvl w:val="2"/>
           <w:numId w:val="1"/>
         </w:numPr>
       </w:pPr>
@@ -5269,10 +5619,69 @@
           <w:b/>
           <w:bCs/>
         </w:rPr>
+        <w:t>Metody:</w:t>
+      </w:r>
+      <w:r>
+        <w:t xml:space="preserve"> </w:t>
+      </w:r>
+      <w:proofErr w:type="gramStart"/>
+      <w:r>
+        <w:t>zaloguj(</w:t>
+      </w:r>
+      <w:proofErr w:type="gramEnd"/>
+      <w:r>
+        <w:t xml:space="preserve">), </w:t>
+      </w:r>
+      <w:proofErr w:type="gramStart"/>
+      <w:r>
+        <w:t>wyloguj(</w:t>
+      </w:r>
+      <w:proofErr w:type="gramEnd"/>
+      <w:r>
+        <w:t xml:space="preserve">). </w:t>
+      </w:r>
+    </w:p>
+    <w:p>
+      <w:pPr>
+        <w:pStyle w:val="Akapitzlist"/>
+        <w:numPr>
+          <w:ilvl w:val="1"/>
+          <w:numId w:val="1"/>
+        </w:numPr>
+      </w:pPr>
+      <w:r>
+        <w:rPr>
+          <w:b/>
+          <w:bCs/>
+        </w:rPr>
         <w:t>Klasy dziedziczące po Użytkownik:</w:t>
       </w:r>
       <w:r>
-        <w:t xml:space="preserve"> PracownikSerwisu, Magazynier, KierownikSerwisu, AdministratorSystemu. </w:t>
+        <w:t xml:space="preserve"> </w:t>
+      </w:r>
+      <w:proofErr w:type="spellStart"/>
+      <w:r>
+        <w:t>PracownikSerwisu</w:t>
+      </w:r>
+      <w:proofErr w:type="spellEnd"/>
+      <w:r>
+        <w:t xml:space="preserve">, Magazynier, </w:t>
+      </w:r>
+      <w:proofErr w:type="spellStart"/>
+      <w:r>
+        <w:t>KierownikSerwisu</w:t>
+      </w:r>
+      <w:proofErr w:type="spellEnd"/>
+      <w:r>
+        <w:t xml:space="preserve">, </w:t>
+      </w:r>
+      <w:proofErr w:type="spellStart"/>
+      <w:r>
+        <w:t>AdministratorSystemu</w:t>
+      </w:r>
+      <w:proofErr w:type="spellEnd"/>
+      <w:r>
+        <w:t xml:space="preserve">. </w:t>
       </w:r>
     </w:p>
     <w:p>
@@ -5291,7 +5700,46 @@
         <w:t>Uwaga:</w:t>
       </w:r>
       <w:r>
-        <w:t xml:space="preserve"> Różnią się one głównie zestawem uprawnień, np. Magazynier ma metody utworzZamowienie() i rejestrujDostawe(), a Kierownik zatwierdzZamowienie(). </w:t>
+        <w:t xml:space="preserve"> Różnią się one głównie zestawem uprawnień, np. Magazynier ma metody </w:t>
+      </w:r>
+      <w:proofErr w:type="spellStart"/>
+      <w:proofErr w:type="gramStart"/>
+      <w:r>
+        <w:t>utworzZamowienie</w:t>
+      </w:r>
+      <w:proofErr w:type="spellEnd"/>
+      <w:r>
+        <w:t>(</w:t>
+      </w:r>
+      <w:proofErr w:type="gramEnd"/>
+      <w:r>
+        <w:t xml:space="preserve">) i </w:t>
+      </w:r>
+      <w:proofErr w:type="spellStart"/>
+      <w:proofErr w:type="gramStart"/>
+      <w:r>
+        <w:t>rejestrujDostawe</w:t>
+      </w:r>
+      <w:proofErr w:type="spellEnd"/>
+      <w:r>
+        <w:t>(</w:t>
+      </w:r>
+      <w:proofErr w:type="gramEnd"/>
+      <w:r>
+        <w:t xml:space="preserve">), a Kierownik </w:t>
+      </w:r>
+      <w:proofErr w:type="spellStart"/>
+      <w:proofErr w:type="gramStart"/>
+      <w:r>
+        <w:t>zatwierdzZamowienie</w:t>
+      </w:r>
+      <w:proofErr w:type="spellEnd"/>
+      <w:r>
+        <w:t>(</w:t>
+      </w:r>
+      <w:proofErr w:type="gramEnd"/>
+      <w:r>
+        <w:t xml:space="preserve">). </w:t>
       </w:r>
     </w:p>
     <w:p>
@@ -5326,7 +5774,31 @@
         <w:t>Atrybuty:</w:t>
       </w:r>
       <w:r>
-        <w:t xml:space="preserve"> idDostawcy (String), nazwaFirmy (String), daneKontaktowe (String).</w:t>
+        <w:t xml:space="preserve"> </w:t>
+      </w:r>
+      <w:proofErr w:type="spellStart"/>
+      <w:r>
+        <w:t>idDostawcy</w:t>
+      </w:r>
+      <w:proofErr w:type="spellEnd"/>
+      <w:r>
+        <w:t xml:space="preserve"> (String), </w:t>
+      </w:r>
+      <w:proofErr w:type="spellStart"/>
+      <w:r>
+        <w:t>nazwaFirmy</w:t>
+      </w:r>
+      <w:proofErr w:type="spellEnd"/>
+      <w:r>
+        <w:t xml:space="preserve"> (String), </w:t>
+      </w:r>
+      <w:proofErr w:type="spellStart"/>
+      <w:r>
+        <w:t>daneKontaktowe</w:t>
+      </w:r>
+      <w:proofErr w:type="spellEnd"/>
+      <w:r>
+        <w:t xml:space="preserve"> (String).</w:t>
       </w:r>
     </w:p>
     <w:p>
@@ -5342,27 +5814,17 @@
           <w:b/>
           <w:bCs/>
         </w:rPr>
-        <w:t>Klasa: ZlecenieNaprawy</w:t>
-      </w:r>
-    </w:p>
-    <w:p>
-      <w:pPr>
-        <w:pStyle w:val="Akapitzlist"/>
-        <w:numPr>
-          <w:ilvl w:val="2"/>
-          <w:numId w:val="1"/>
-        </w:numPr>
-      </w:pPr>
+        <w:t xml:space="preserve">Klasa: </w:t>
+      </w:r>
+      <w:proofErr w:type="spellStart"/>
       <w:r>
         <w:rPr>
           <w:b/>
           <w:bCs/>
         </w:rPr>
-        <w:t>Atrybuty:</w:t>
-      </w:r>
-      <w:r>
-        <w:t xml:space="preserve"> numerZlecenia (String), opisUsterki (String), dataZgloszenia (Date).</w:t>
-      </w:r>
+        <w:t>ZlecenieNaprawy</w:t>
+      </w:r>
+      <w:proofErr w:type="spellEnd"/>
     </w:p>
     <w:p>
       <w:pPr>
@@ -5377,17 +5839,49 @@
           <w:b/>
           <w:bCs/>
         </w:rPr>
-        <w:t>Metody:</w:t>
-      </w:r>
-      <w:r>
-        <w:t xml:space="preserve"> dodajCzesc(CzescZamienna). </w:t>
-      </w:r>
-    </w:p>
-    <w:p>
-      <w:pPr>
-        <w:pStyle w:val="Akapitzlist"/>
-        <w:numPr>
-          <w:ilvl w:val="1"/>
+        <w:t>Atrybuty:</w:t>
+      </w:r>
+      <w:r>
+        <w:t xml:space="preserve"> </w:t>
+      </w:r>
+      <w:proofErr w:type="spellStart"/>
+      <w:r>
+        <w:t>numerZlecenia</w:t>
+      </w:r>
+      <w:proofErr w:type="spellEnd"/>
+      <w:r>
+        <w:t xml:space="preserve"> (String), </w:t>
+      </w:r>
+      <w:proofErr w:type="spellStart"/>
+      <w:r>
+        <w:t>opisUsterki</w:t>
+      </w:r>
+      <w:proofErr w:type="spellEnd"/>
+      <w:r>
+        <w:t xml:space="preserve"> (String), </w:t>
+      </w:r>
+      <w:proofErr w:type="spellStart"/>
+      <w:r>
+        <w:t>dataZgloszenia</w:t>
+      </w:r>
+      <w:proofErr w:type="spellEnd"/>
+      <w:r>
+        <w:t xml:space="preserve"> (</w:t>
+      </w:r>
+      <w:proofErr w:type="spellStart"/>
+      <w:r>
+        <w:t>Date</w:t>
+      </w:r>
+      <w:proofErr w:type="spellEnd"/>
+      <w:r>
+        <w:t>).</w:t>
+      </w:r>
+    </w:p>
+    <w:p>
+      <w:pPr>
+        <w:pStyle w:val="Akapitzlist"/>
+        <w:numPr>
+          <w:ilvl w:val="2"/>
           <w:numId w:val="1"/>
         </w:numPr>
       </w:pPr>
@@ -5396,14 +5890,35 @@
           <w:b/>
           <w:bCs/>
         </w:rPr>
-        <w:t>Klasa: Zapotrzebowanie (lub ZgłoszenieZapotrzebowania)</w:t>
-      </w:r>
-    </w:p>
-    <w:p>
-      <w:pPr>
-        <w:pStyle w:val="Akapitzlist"/>
-        <w:numPr>
-          <w:ilvl w:val="2"/>
+        <w:t>Metody:</w:t>
+      </w:r>
+      <w:r>
+        <w:t xml:space="preserve"> </w:t>
+      </w:r>
+      <w:proofErr w:type="spellStart"/>
+      <w:proofErr w:type="gramStart"/>
+      <w:r>
+        <w:t>dodajCzesc</w:t>
+      </w:r>
+      <w:proofErr w:type="spellEnd"/>
+      <w:r>
+        <w:t>(</w:t>
+      </w:r>
+      <w:proofErr w:type="spellStart"/>
+      <w:proofErr w:type="gramEnd"/>
+      <w:r>
+        <w:t>CzescZamienna</w:t>
+      </w:r>
+      <w:proofErr w:type="spellEnd"/>
+      <w:r>
+        <w:t xml:space="preserve">). </w:t>
+      </w:r>
+    </w:p>
+    <w:p>
+      <w:pPr>
+        <w:pStyle w:val="Akapitzlist"/>
+        <w:numPr>
+          <w:ilvl w:val="1"/>
           <w:numId w:val="1"/>
         </w:numPr>
       </w:pPr>
@@ -5412,52 +5927,30 @@
           <w:b/>
           <w:bCs/>
         </w:rPr>
-        <w:t>Atrybuty:</w:t>
-      </w:r>
-      <w:r>
-        <w:t xml:space="preserve"> idZapotrzebowania (String), dataZgloszenia (Date), status (String - np. nowe, zrealizowane).</w:t>
-      </w:r>
-    </w:p>
-    <w:p>
-      <w:pPr>
-        <w:pStyle w:val="Akapitzlist"/>
-        <w:numPr>
-          <w:ilvl w:val="1"/>
-          <w:numId w:val="1"/>
-        </w:numPr>
-      </w:pPr>
+        <w:t xml:space="preserve">Klasa: Zapotrzebowanie (lub </w:t>
+      </w:r>
+      <w:proofErr w:type="spellStart"/>
       <w:r>
         <w:rPr>
           <w:b/>
           <w:bCs/>
         </w:rPr>
-        <w:t>Klasa: NiezgodnoscDostawy</w:t>
-      </w:r>
-    </w:p>
-    <w:p>
-      <w:pPr>
-        <w:pStyle w:val="Akapitzlist"/>
-        <w:numPr>
-          <w:ilvl w:val="2"/>
-          <w:numId w:val="1"/>
-        </w:numPr>
-      </w:pPr>
+        <w:t>ZgłoszenieZapotrzebowania</w:t>
+      </w:r>
+      <w:proofErr w:type="spellEnd"/>
       <w:r>
         <w:rPr>
           <w:b/>
           <w:bCs/>
         </w:rPr>
-        <w:t>Atrybuty:</w:t>
-      </w:r>
-      <w:r>
-        <w:t xml:space="preserve"> idNiezgodnosci (String), opisNiezgodnosci (String), dataZgloszenia (Date). </w:t>
-      </w:r>
-    </w:p>
-    <w:p>
-      <w:pPr>
-        <w:pStyle w:val="Akapitzlist"/>
-        <w:numPr>
-          <w:ilvl w:val="1"/>
+        <w:t>)</w:t>
+      </w:r>
+    </w:p>
+    <w:p>
+      <w:pPr>
+        <w:pStyle w:val="Akapitzlist"/>
+        <w:numPr>
+          <w:ilvl w:val="2"/>
           <w:numId w:val="1"/>
         </w:numPr>
       </w:pPr>
@@ -5466,14 +5959,41 @@
           <w:b/>
           <w:bCs/>
         </w:rPr>
-        <w:t>Klasa: KatalogCzesci (jako klasa zarządzająca / kontroler kolekcji)</w:t>
-      </w:r>
-    </w:p>
-    <w:p>
-      <w:pPr>
-        <w:pStyle w:val="Akapitzlist"/>
-        <w:numPr>
-          <w:ilvl w:val="2"/>
+        <w:t>Atrybuty:</w:t>
+      </w:r>
+      <w:r>
+        <w:t xml:space="preserve"> </w:t>
+      </w:r>
+      <w:proofErr w:type="spellStart"/>
+      <w:r>
+        <w:t>idZapotrzebowania</w:t>
+      </w:r>
+      <w:proofErr w:type="spellEnd"/>
+      <w:r>
+        <w:t xml:space="preserve"> (String), </w:t>
+      </w:r>
+      <w:proofErr w:type="spellStart"/>
+      <w:r>
+        <w:t>dataZgloszenia</w:t>
+      </w:r>
+      <w:proofErr w:type="spellEnd"/>
+      <w:r>
+        <w:t xml:space="preserve"> (</w:t>
+      </w:r>
+      <w:proofErr w:type="spellStart"/>
+      <w:r>
+        <w:t>Date</w:t>
+      </w:r>
+      <w:proofErr w:type="spellEnd"/>
+      <w:r>
+        <w:t>), status (String - np. nowe, zrealizowane).</w:t>
+      </w:r>
+    </w:p>
+    <w:p>
+      <w:pPr>
+        <w:pStyle w:val="Akapitzlist"/>
+        <w:numPr>
+          <w:ilvl w:val="1"/>
           <w:numId w:val="1"/>
         </w:numPr>
       </w:pPr>
@@ -5482,10 +6002,152 @@
           <w:b/>
           <w:bCs/>
         </w:rPr>
+        <w:t xml:space="preserve">Klasa: </w:t>
+      </w:r>
+      <w:proofErr w:type="spellStart"/>
+      <w:r>
+        <w:rPr>
+          <w:b/>
+          <w:bCs/>
+        </w:rPr>
+        <w:t>NiezgodnoscDostawy</w:t>
+      </w:r>
+      <w:proofErr w:type="spellEnd"/>
+    </w:p>
+    <w:p>
+      <w:pPr>
+        <w:pStyle w:val="Akapitzlist"/>
+        <w:numPr>
+          <w:ilvl w:val="2"/>
+          <w:numId w:val="1"/>
+        </w:numPr>
+      </w:pPr>
+      <w:r>
+        <w:rPr>
+          <w:b/>
+          <w:bCs/>
+        </w:rPr>
+        <w:t>Atrybuty:</w:t>
+      </w:r>
+      <w:r>
+        <w:t xml:space="preserve"> </w:t>
+      </w:r>
+      <w:proofErr w:type="spellStart"/>
+      <w:r>
+        <w:t>idNiezgodnosci</w:t>
+      </w:r>
+      <w:proofErr w:type="spellEnd"/>
+      <w:r>
+        <w:t xml:space="preserve"> (String), </w:t>
+      </w:r>
+      <w:proofErr w:type="spellStart"/>
+      <w:r>
+        <w:t>opisNiezgodnosci</w:t>
+      </w:r>
+      <w:proofErr w:type="spellEnd"/>
+      <w:r>
+        <w:t xml:space="preserve"> (String), </w:t>
+      </w:r>
+      <w:proofErr w:type="spellStart"/>
+      <w:r>
+        <w:t>dataZgloszenia</w:t>
+      </w:r>
+      <w:proofErr w:type="spellEnd"/>
+      <w:r>
+        <w:t xml:space="preserve"> (</w:t>
+      </w:r>
+      <w:proofErr w:type="spellStart"/>
+      <w:r>
+        <w:t>Date</w:t>
+      </w:r>
+      <w:proofErr w:type="spellEnd"/>
+      <w:r>
+        <w:t xml:space="preserve">). </w:t>
+      </w:r>
+    </w:p>
+    <w:p>
+      <w:pPr>
+        <w:pStyle w:val="Akapitzlist"/>
+        <w:numPr>
+          <w:ilvl w:val="1"/>
+          <w:numId w:val="1"/>
+        </w:numPr>
+      </w:pPr>
+      <w:r>
+        <w:rPr>
+          <w:b/>
+          <w:bCs/>
+        </w:rPr>
+        <w:t xml:space="preserve">Klasa: </w:t>
+      </w:r>
+      <w:proofErr w:type="spellStart"/>
+      <w:r>
+        <w:rPr>
+          <w:b/>
+          <w:bCs/>
+        </w:rPr>
+        <w:t>KatalogCzesci</w:t>
+      </w:r>
+      <w:proofErr w:type="spellEnd"/>
+      <w:r>
+        <w:rPr>
+          <w:b/>
+          <w:bCs/>
+        </w:rPr>
+        <w:t xml:space="preserve"> (jako klasa zarządzająca / kontroler kolekcji)</w:t>
+      </w:r>
+    </w:p>
+    <w:p>
+      <w:pPr>
+        <w:pStyle w:val="Akapitzlist"/>
+        <w:numPr>
+          <w:ilvl w:val="2"/>
+          <w:numId w:val="1"/>
+        </w:numPr>
+      </w:pPr>
+      <w:r>
+        <w:rPr>
+          <w:b/>
+          <w:bCs/>
+        </w:rPr>
         <w:t>Metody:</w:t>
       </w:r>
       <w:r>
-        <w:t xml:space="preserve"> wyszukajCzesc(kryteria), dodajPozycje(), usunPozycje().</w:t>
+        <w:t xml:space="preserve"> </w:t>
+      </w:r>
+      <w:proofErr w:type="spellStart"/>
+      <w:r>
+        <w:t>wyszukajCzesc</w:t>
+      </w:r>
+      <w:proofErr w:type="spellEnd"/>
+      <w:r>
+        <w:t xml:space="preserve">(kryteria), </w:t>
+      </w:r>
+      <w:proofErr w:type="spellStart"/>
+      <w:proofErr w:type="gramStart"/>
+      <w:r>
+        <w:t>dodajPozycje</w:t>
+      </w:r>
+      <w:proofErr w:type="spellEnd"/>
+      <w:r>
+        <w:t>(</w:t>
+      </w:r>
+      <w:proofErr w:type="gramEnd"/>
+      <w:r>
+        <w:t xml:space="preserve">), </w:t>
+      </w:r>
+      <w:proofErr w:type="spellStart"/>
+      <w:proofErr w:type="gramStart"/>
+      <w:r>
+        <w:t>usunPozycje</w:t>
+      </w:r>
+      <w:proofErr w:type="spellEnd"/>
+      <w:r>
+        <w:t>(</w:t>
+      </w:r>
+      <w:proofErr w:type="gramEnd"/>
+      <w:r>
+        <w:t>).</w:t>
       </w:r>
     </w:p>
     <w:p>
@@ -5495,7 +6157,7 @@
         </w:rPr>
         <w:lastRenderedPageBreak/>
         <w:drawing>
-          <wp:inline distT="0" distB="0" distL="0" distR="0" wp14:anchorId="276E9C6B" wp14:editId="476A117B">
+          <wp:inline distT="0" distB="0" distL="0" distR="0" wp14:anchorId="276E9C6B" wp14:editId="3CB8AC3C">
             <wp:extent cx="5762625" cy="3333750"/>
             <wp:effectExtent l="0" t="0" r="9525" b="0"/>
             <wp:docPr id="1774226484" name="Obraz 2"/>
@@ -5549,7 +6211,13 @@
         <w:jc w:val="center"/>
       </w:pPr>
       <w:r>
-        <w:t>Rys. 2. Diagram klas.</w:t>
+        <w:t xml:space="preserve">Rys. </w:t>
+      </w:r>
+      <w:r>
+        <w:t>7</w:t>
+      </w:r>
+      <w:r>
+        <w:t>. Diagram klas.</w:t>
       </w:r>
     </w:p>
     <w:p>
@@ -5621,8 +6289,841 @@
         <w:jc w:val="center"/>
       </w:pPr>
       <w:r>
-        <w:t>Rys. 3. Diagram interakcji (sekwencji) dla utworzenia zamówienia na część.</w:t>
-      </w:r>
+        <w:t xml:space="preserve">Rys. </w:t>
+      </w:r>
+      <w:r>
+        <w:t>8</w:t>
+      </w:r>
+      <w:r>
+        <w:t>. Diagram inter</w:t>
+      </w:r>
+      <w:r>
+        <w:t>a</w:t>
+      </w:r>
+      <w:r>
+        <w:t>kcji (przebiegu) dla przypadku użycia “Utworzenie zamówienia na część”.</w:t>
+      </w:r>
+    </w:p>
+    <w:p>
+      <w:pPr>
+        <w:jc w:val="center"/>
+      </w:pPr>
+    </w:p>
+    <w:p>
+      <w:pPr>
+        <w:jc w:val="center"/>
+      </w:pPr>
+      <w:r>
+        <w:rPr>
+          <w:rFonts w:ascii="Calibri" w:hAnsi="Calibri" w:cs="Calibri"/>
+          <w:noProof/>
+          <w:color w:val="000000"/>
+          <w:bdr w:val="none" w:sz="0" w:space="0" w:color="auto" w:frame="1"/>
+        </w:rPr>
+        <w:lastRenderedPageBreak/>
+        <w:drawing>
+          <wp:inline distT="0" distB="0" distL="0" distR="0" wp14:anchorId="2AF30E26" wp14:editId="5756E3FA">
+            <wp:extent cx="5760720" cy="6019165"/>
+            <wp:effectExtent l="0" t="0" r="0" b="635"/>
+            <wp:docPr id="400995596" name="Obraz 1"/>
+            <wp:cNvGraphicFramePr>
+              <a:graphicFrameLocks xmlns:a="http://schemas.openxmlformats.org/drawingml/2006/main" noChangeAspect="1"/>
+            </wp:cNvGraphicFramePr>
+            <a:graphic xmlns:a="http://schemas.openxmlformats.org/drawingml/2006/main">
+              <a:graphicData uri="http://schemas.openxmlformats.org/drawingml/2006/picture">
+                <pic:pic xmlns:pic="http://schemas.openxmlformats.org/drawingml/2006/picture">
+                  <pic:nvPicPr>
+                    <pic:cNvPr id="0" name="Picture 1"/>
+                    <pic:cNvPicPr>
+                      <a:picLocks noChangeAspect="1" noChangeArrowheads="1"/>
+                    </pic:cNvPicPr>
+                  </pic:nvPicPr>
+                  <pic:blipFill>
+                    <a:blip r:embed="rId14">
+                      <a:extLst>
+                        <a:ext uri="{28A0092B-C50C-407E-A947-70E740481C1C}">
+                          <a14:useLocalDpi xmlns:a14="http://schemas.microsoft.com/office/drawing/2010/main" val="0"/>
+                        </a:ext>
+                      </a:extLst>
+                    </a:blip>
+                    <a:srcRect/>
+                    <a:stretch>
+                      <a:fillRect/>
+                    </a:stretch>
+                  </pic:blipFill>
+                  <pic:spPr bwMode="auto">
+                    <a:xfrm>
+                      <a:off x="0" y="0"/>
+                      <a:ext cx="5760720" cy="6019165"/>
+                    </a:xfrm>
+                    <a:prstGeom prst="rect">
+                      <a:avLst/>
+                    </a:prstGeom>
+                    <a:noFill/>
+                    <a:ln>
+                      <a:noFill/>
+                    </a:ln>
+                  </pic:spPr>
+                </pic:pic>
+              </a:graphicData>
+            </a:graphic>
+          </wp:inline>
+        </w:drawing>
+      </w:r>
+    </w:p>
+    <w:p>
+      <w:pPr>
+        <w:jc w:val="center"/>
+      </w:pPr>
+      <w:r>
+        <w:t xml:space="preserve">Rys. </w:t>
+      </w:r>
+      <w:r>
+        <w:t>9</w:t>
+      </w:r>
+      <w:r>
+        <w:t>. Diagram interakcji (przebiegu) dla przypadku użycia “Wyszukiwanie części”.</w:t>
+      </w:r>
+    </w:p>
+    <w:p>
+      <w:pPr>
+        <w:jc w:val="center"/>
+      </w:pPr>
+    </w:p>
+    <w:p>
+      <w:pPr>
+        <w:jc w:val="center"/>
+      </w:pPr>
+      <w:r>
+        <w:rPr>
+          <w:rFonts w:ascii="Calibri" w:hAnsi="Calibri" w:cs="Calibri"/>
+          <w:noProof/>
+          <w:color w:val="000000"/>
+          <w:bdr w:val="none" w:sz="0" w:space="0" w:color="auto" w:frame="1"/>
+        </w:rPr>
+        <w:lastRenderedPageBreak/>
+        <w:drawing>
+          <wp:inline distT="0" distB="0" distL="0" distR="0" wp14:anchorId="5C9C8676" wp14:editId="014C3377">
+            <wp:extent cx="4253111" cy="4942840"/>
+            <wp:effectExtent l="0" t="0" r="0" b="0"/>
+            <wp:docPr id="427811153" name="Obraz 3"/>
+            <wp:cNvGraphicFramePr>
+              <a:graphicFrameLocks xmlns:a="http://schemas.openxmlformats.org/drawingml/2006/main" noChangeAspect="1"/>
+            </wp:cNvGraphicFramePr>
+            <a:graphic xmlns:a="http://schemas.openxmlformats.org/drawingml/2006/main">
+              <a:graphicData uri="http://schemas.openxmlformats.org/drawingml/2006/picture">
+                <pic:pic xmlns:pic="http://schemas.openxmlformats.org/drawingml/2006/picture">
+                  <pic:nvPicPr>
+                    <pic:cNvPr id="0" name="Picture 5"/>
+                    <pic:cNvPicPr>
+                      <a:picLocks noChangeAspect="1" noChangeArrowheads="1"/>
+                    </pic:cNvPicPr>
+                  </pic:nvPicPr>
+                  <pic:blipFill rotWithShape="1">
+                    <a:blip r:embed="rId15" cstate="print">
+                      <a:extLst>
+                        <a:ext uri="{28A0092B-C50C-407E-A947-70E740481C1C}">
+                          <a14:useLocalDpi xmlns:a14="http://schemas.microsoft.com/office/drawing/2010/main" val="0"/>
+                        </a:ext>
+                      </a:extLst>
+                    </a:blip>
+                    <a:srcRect l="25974"/>
+                    <a:stretch>
+                      <a:fillRect/>
+                    </a:stretch>
+                  </pic:blipFill>
+                  <pic:spPr bwMode="auto">
+                    <a:xfrm>
+                      <a:off x="0" y="0"/>
+                      <a:ext cx="4253111" cy="4942840"/>
+                    </a:xfrm>
+                    <a:prstGeom prst="rect">
+                      <a:avLst/>
+                    </a:prstGeom>
+                    <a:noFill/>
+                    <a:ln>
+                      <a:noFill/>
+                    </a:ln>
+                    <a:extLst>
+                      <a:ext uri="{53640926-AAD7-44D8-BBD7-CCE9431645EC}">
+                        <a14:shadowObscured xmlns:a14="http://schemas.microsoft.com/office/drawing/2010/main"/>
+                      </a:ext>
+                    </a:extLst>
+                  </pic:spPr>
+                </pic:pic>
+              </a:graphicData>
+            </a:graphic>
+          </wp:inline>
+        </w:drawing>
+      </w:r>
+    </w:p>
+    <w:p>
+      <w:pPr>
+        <w:jc w:val="center"/>
+      </w:pPr>
+      <w:r>
+        <w:t xml:space="preserve">Rys. </w:t>
+      </w:r>
+      <w:r>
+        <w:t>10</w:t>
+      </w:r>
+      <w:r>
+        <w:t>. Diagram interakcji (przebiegu) dla przypadku użycia “Obsługa dostawy”.</w:t>
+      </w:r>
+    </w:p>
+    <w:p>
+      <w:pPr>
+        <w:jc w:val="center"/>
+      </w:pPr>
+      <w:r>
+        <w:rPr>
+          <w:noProof/>
+        </w:rPr>
+        <w:lastRenderedPageBreak/>
+        <w:drawing>
+          <wp:inline distT="0" distB="0" distL="0" distR="0" wp14:anchorId="392D4837" wp14:editId="4F073FC7">
+            <wp:extent cx="3933825" cy="8893810"/>
+            <wp:effectExtent l="0" t="0" r="9525" b="2540"/>
+            <wp:docPr id="143647825" name="Obraz 4"/>
+            <wp:cNvGraphicFramePr>
+              <a:graphicFrameLocks xmlns:a="http://schemas.openxmlformats.org/drawingml/2006/main" noChangeAspect="1"/>
+            </wp:cNvGraphicFramePr>
+            <a:graphic xmlns:a="http://schemas.openxmlformats.org/drawingml/2006/main">
+              <a:graphicData uri="http://schemas.openxmlformats.org/drawingml/2006/picture">
+                <pic:pic xmlns:pic="http://schemas.openxmlformats.org/drawingml/2006/picture">
+                  <pic:nvPicPr>
+                    <pic:cNvPr id="0" name="Picture 6"/>
+                    <pic:cNvPicPr>
+                      <a:picLocks noChangeAspect="1" noChangeArrowheads="1"/>
+                    </pic:cNvPicPr>
+                  </pic:nvPicPr>
+                  <pic:blipFill>
+                    <a:blip r:embed="rId16" cstate="print">
+                      <a:extLst>
+                        <a:ext uri="{28A0092B-C50C-407E-A947-70E740481C1C}">
+                          <a14:useLocalDpi xmlns:a14="http://schemas.microsoft.com/office/drawing/2010/main" val="0"/>
+                        </a:ext>
+                      </a:extLst>
+                    </a:blip>
+                    <a:srcRect/>
+                    <a:stretch>
+                      <a:fillRect/>
+                    </a:stretch>
+                  </pic:blipFill>
+                  <pic:spPr bwMode="auto">
+                    <a:xfrm>
+                      <a:off x="0" y="0"/>
+                      <a:ext cx="3933825" cy="8893810"/>
+                    </a:xfrm>
+                    <a:prstGeom prst="rect">
+                      <a:avLst/>
+                    </a:prstGeom>
+                    <a:noFill/>
+                    <a:ln>
+                      <a:noFill/>
+                    </a:ln>
+                  </pic:spPr>
+                </pic:pic>
+              </a:graphicData>
+            </a:graphic>
+          </wp:inline>
+        </w:drawing>
+      </w:r>
+    </w:p>
+    <w:p>
+      <w:pPr>
+        <w:jc w:val="center"/>
+      </w:pPr>
+      <w:r>
+        <w:lastRenderedPageBreak/>
+        <w:t>Rys. 11. Diagram czynności dla przypadku użycia „Utworzenie zamówienia na część”.</w:t>
+      </w:r>
+    </w:p>
+    <w:p>
+      <w:pPr>
+        <w:jc w:val="center"/>
+      </w:pPr>
+      <w:r>
+        <w:rPr>
+          <w:noProof/>
+        </w:rPr>
+        <w:lastRenderedPageBreak/>
+        <w:drawing>
+          <wp:inline distT="0" distB="0" distL="0" distR="0" wp14:anchorId="0FD7CE37" wp14:editId="5E8B8F71">
+            <wp:extent cx="4537710" cy="8884920"/>
+            <wp:effectExtent l="0" t="0" r="0" b="0"/>
+            <wp:docPr id="1322252371" name="Obraz 6"/>
+            <wp:cNvGraphicFramePr>
+              <a:graphicFrameLocks xmlns:a="http://schemas.openxmlformats.org/drawingml/2006/main" noChangeAspect="1"/>
+            </wp:cNvGraphicFramePr>
+            <a:graphic xmlns:a="http://schemas.openxmlformats.org/drawingml/2006/main">
+              <a:graphicData uri="http://schemas.openxmlformats.org/drawingml/2006/picture">
+                <pic:pic xmlns:pic="http://schemas.openxmlformats.org/drawingml/2006/picture">
+                  <pic:nvPicPr>
+                    <pic:cNvPr id="0" name="Picture 8"/>
+                    <pic:cNvPicPr>
+                      <a:picLocks noChangeAspect="1" noChangeArrowheads="1"/>
+                    </pic:cNvPicPr>
+                  </pic:nvPicPr>
+                  <pic:blipFill>
+                    <a:blip r:embed="rId17">
+                      <a:extLst>
+                        <a:ext uri="{28A0092B-C50C-407E-A947-70E740481C1C}">
+                          <a14:useLocalDpi xmlns:a14="http://schemas.microsoft.com/office/drawing/2010/main" val="0"/>
+                        </a:ext>
+                      </a:extLst>
+                    </a:blip>
+                    <a:srcRect/>
+                    <a:stretch>
+                      <a:fillRect/>
+                    </a:stretch>
+                  </pic:blipFill>
+                  <pic:spPr bwMode="auto">
+                    <a:xfrm>
+                      <a:off x="0" y="0"/>
+                      <a:ext cx="4537710" cy="8884920"/>
+                    </a:xfrm>
+                    <a:prstGeom prst="rect">
+                      <a:avLst/>
+                    </a:prstGeom>
+                    <a:noFill/>
+                    <a:ln>
+                      <a:noFill/>
+                    </a:ln>
+                  </pic:spPr>
+                </pic:pic>
+              </a:graphicData>
+            </a:graphic>
+          </wp:inline>
+        </w:drawing>
+      </w:r>
+    </w:p>
+    <w:p>
+      <w:pPr>
+        <w:jc w:val="center"/>
+      </w:pPr>
+      <w:r>
+        <w:lastRenderedPageBreak/>
+        <w:t>Rys. 12.</w:t>
+      </w:r>
+      <w:r>
+        <w:t xml:space="preserve"> Diagram czynności dla przypadku użycia „</w:t>
+      </w:r>
+      <w:r>
+        <w:t>Wyszukiwanie części</w:t>
+      </w:r>
+      <w:r>
+        <w:t>”.</w:t>
+      </w:r>
+    </w:p>
+    <w:p>
+      <w:pPr>
+        <w:jc w:val="center"/>
+      </w:pPr>
+      <w:r>
+        <w:rPr>
+          <w:noProof/>
+        </w:rPr>
+        <w:drawing>
+          <wp:inline distT="0" distB="0" distL="0" distR="0" wp14:anchorId="39F4DA30" wp14:editId="5FC53442">
+            <wp:extent cx="5753735" cy="8488680"/>
+            <wp:effectExtent l="0" t="0" r="0" b="7620"/>
+            <wp:docPr id="1372108051" name="Obraz 7"/>
+            <wp:cNvGraphicFramePr>
+              <a:graphicFrameLocks xmlns:a="http://schemas.openxmlformats.org/drawingml/2006/main" noChangeAspect="1"/>
+            </wp:cNvGraphicFramePr>
+            <a:graphic xmlns:a="http://schemas.openxmlformats.org/drawingml/2006/main">
+              <a:graphicData uri="http://schemas.openxmlformats.org/drawingml/2006/picture">
+                <pic:pic xmlns:pic="http://schemas.openxmlformats.org/drawingml/2006/picture">
+                  <pic:nvPicPr>
+                    <pic:cNvPr id="0" name="Picture 9"/>
+                    <pic:cNvPicPr>
+                      <a:picLocks noChangeAspect="1" noChangeArrowheads="1"/>
+                    </pic:cNvPicPr>
+                  </pic:nvPicPr>
+                  <pic:blipFill>
+                    <a:blip r:embed="rId18">
+                      <a:extLst>
+                        <a:ext uri="{28A0092B-C50C-407E-A947-70E740481C1C}">
+                          <a14:useLocalDpi xmlns:a14="http://schemas.microsoft.com/office/drawing/2010/main" val="0"/>
+                        </a:ext>
+                      </a:extLst>
+                    </a:blip>
+                    <a:srcRect/>
+                    <a:stretch>
+                      <a:fillRect/>
+                    </a:stretch>
+                  </pic:blipFill>
+                  <pic:spPr bwMode="auto">
+                    <a:xfrm>
+                      <a:off x="0" y="0"/>
+                      <a:ext cx="5753735" cy="8488680"/>
+                    </a:xfrm>
+                    <a:prstGeom prst="rect">
+                      <a:avLst/>
+                    </a:prstGeom>
+                    <a:noFill/>
+                    <a:ln>
+                      <a:noFill/>
+                    </a:ln>
+                  </pic:spPr>
+                </pic:pic>
+              </a:graphicData>
+            </a:graphic>
+          </wp:inline>
+        </w:drawing>
+      </w:r>
+    </w:p>
+    <w:p>
+      <w:pPr>
+        <w:jc w:val="center"/>
+      </w:pPr>
+      <w:r>
+        <w:lastRenderedPageBreak/>
+        <w:t xml:space="preserve">Rys. 13. </w:t>
+      </w:r>
+      <w:r>
+        <w:t>Diagram czynności dla przypadku użycia „</w:t>
+      </w:r>
+      <w:r>
+        <w:t>Obsługa dostawy</w:t>
+      </w:r>
+      <w:r>
+        <w:t>”.</w:t>
+      </w:r>
+    </w:p>
+    <w:p>
+      <w:pPr>
+        <w:jc w:val="center"/>
+      </w:pPr>
+      <w:r>
+        <w:rPr>
+          <w:noProof/>
+        </w:rPr>
+        <w:drawing>
+          <wp:inline distT="0" distB="0" distL="0" distR="0" wp14:anchorId="647F612A" wp14:editId="496B2444">
+            <wp:extent cx="5762625" cy="5857240"/>
+            <wp:effectExtent l="0" t="0" r="9525" b="0"/>
+            <wp:docPr id="787471827" name="Obraz 8"/>
+            <wp:cNvGraphicFramePr>
+              <a:graphicFrameLocks xmlns:a="http://schemas.openxmlformats.org/drawingml/2006/main" noChangeAspect="1"/>
+            </wp:cNvGraphicFramePr>
+            <a:graphic xmlns:a="http://schemas.openxmlformats.org/drawingml/2006/main">
+              <a:graphicData uri="http://schemas.openxmlformats.org/drawingml/2006/picture">
+                <pic:pic xmlns:pic="http://schemas.openxmlformats.org/drawingml/2006/picture">
+                  <pic:nvPicPr>
+                    <pic:cNvPr id="0" name="Picture 10"/>
+                    <pic:cNvPicPr>
+                      <a:picLocks noChangeAspect="1" noChangeArrowheads="1"/>
+                    </pic:cNvPicPr>
+                  </pic:nvPicPr>
+                  <pic:blipFill>
+                    <a:blip r:embed="rId19" cstate="print">
+                      <a:extLst>
+                        <a:ext uri="{28A0092B-C50C-407E-A947-70E740481C1C}">
+                          <a14:useLocalDpi xmlns:a14="http://schemas.microsoft.com/office/drawing/2010/main" val="0"/>
+                        </a:ext>
+                      </a:extLst>
+                    </a:blip>
+                    <a:srcRect/>
+                    <a:stretch>
+                      <a:fillRect/>
+                    </a:stretch>
+                  </pic:blipFill>
+                  <pic:spPr bwMode="auto">
+                    <a:xfrm>
+                      <a:off x="0" y="0"/>
+                      <a:ext cx="5762625" cy="5857240"/>
+                    </a:xfrm>
+                    <a:prstGeom prst="rect">
+                      <a:avLst/>
+                    </a:prstGeom>
+                    <a:noFill/>
+                    <a:ln>
+                      <a:noFill/>
+                    </a:ln>
+                  </pic:spPr>
+                </pic:pic>
+              </a:graphicData>
+            </a:graphic>
+          </wp:inline>
+        </w:drawing>
+      </w:r>
+    </w:p>
+    <w:p>
+      <w:pPr>
+        <w:jc w:val="center"/>
+      </w:pPr>
+      <w:r>
+        <w:t>Rys. 14. Diagram przebiegu – „Utworzenie zamówienia na część” – poziom implementacyjny.</w:t>
+      </w:r>
+    </w:p>
+    <w:p>
+      <w:pPr>
+        <w:jc w:val="center"/>
+      </w:pPr>
+      <w:r>
+        <w:rPr>
+          <w:noProof/>
+        </w:rPr>
+        <w:lastRenderedPageBreak/>
+        <w:drawing>
+          <wp:inline distT="0" distB="0" distL="0" distR="0" wp14:anchorId="5F285BF8" wp14:editId="2EFB3AAF">
+            <wp:extent cx="5529580" cy="8884920"/>
+            <wp:effectExtent l="0" t="0" r="0" b="0"/>
+            <wp:docPr id="207709376" name="Obraz 9"/>
+            <wp:cNvGraphicFramePr>
+              <a:graphicFrameLocks xmlns:a="http://schemas.openxmlformats.org/drawingml/2006/main" noChangeAspect="1"/>
+            </wp:cNvGraphicFramePr>
+            <a:graphic xmlns:a="http://schemas.openxmlformats.org/drawingml/2006/main">
+              <a:graphicData uri="http://schemas.openxmlformats.org/drawingml/2006/picture">
+                <pic:pic xmlns:pic="http://schemas.openxmlformats.org/drawingml/2006/picture">
+                  <pic:nvPicPr>
+                    <pic:cNvPr id="0" name="Picture 11"/>
+                    <pic:cNvPicPr>
+                      <a:picLocks noChangeAspect="1" noChangeArrowheads="1"/>
+                    </pic:cNvPicPr>
+                  </pic:nvPicPr>
+                  <pic:blipFill>
+                    <a:blip r:embed="rId20" cstate="print">
+                      <a:extLst>
+                        <a:ext uri="{28A0092B-C50C-407E-A947-70E740481C1C}">
+                          <a14:useLocalDpi xmlns:a14="http://schemas.microsoft.com/office/drawing/2010/main" val="0"/>
+                        </a:ext>
+                      </a:extLst>
+                    </a:blip>
+                    <a:srcRect/>
+                    <a:stretch>
+                      <a:fillRect/>
+                    </a:stretch>
+                  </pic:blipFill>
+                  <pic:spPr bwMode="auto">
+                    <a:xfrm>
+                      <a:off x="0" y="0"/>
+                      <a:ext cx="5529580" cy="8884920"/>
+                    </a:xfrm>
+                    <a:prstGeom prst="rect">
+                      <a:avLst/>
+                    </a:prstGeom>
+                    <a:noFill/>
+                    <a:ln>
+                      <a:noFill/>
+                    </a:ln>
+                  </pic:spPr>
+                </pic:pic>
+              </a:graphicData>
+            </a:graphic>
+          </wp:inline>
+        </w:drawing>
+      </w:r>
+    </w:p>
+    <w:p>
+      <w:pPr>
+        <w:jc w:val="center"/>
+      </w:pPr>
+      <w:r>
+        <w:lastRenderedPageBreak/>
+        <w:t>Rys. 1</w:t>
+      </w:r>
+      <w:r>
+        <w:t>5</w:t>
+      </w:r>
+      <w:r>
+        <w:t>. Diagram przebiegu – „</w:t>
+      </w:r>
+      <w:r>
+        <w:t>Obsługa dostaw</w:t>
+      </w:r>
+      <w:r>
+        <w:t>” – poziom implementacyjny.</w:t>
+      </w:r>
+    </w:p>
+    <w:p>
+      <w:pPr>
+        <w:jc w:val="center"/>
+      </w:pPr>
+      <w:r>
+        <w:rPr>
+          <w:noProof/>
+        </w:rPr>
+        <w:drawing>
+          <wp:inline distT="0" distB="0" distL="0" distR="0" wp14:anchorId="6913B4F1" wp14:editId="6D8C249A">
+            <wp:extent cx="5753735" cy="8005445"/>
+            <wp:effectExtent l="0" t="0" r="0" b="0"/>
+            <wp:docPr id="1953054311" name="Obraz 10"/>
+            <wp:cNvGraphicFramePr>
+              <a:graphicFrameLocks xmlns:a="http://schemas.openxmlformats.org/drawingml/2006/main" noChangeAspect="1"/>
+            </wp:cNvGraphicFramePr>
+            <a:graphic xmlns:a="http://schemas.openxmlformats.org/drawingml/2006/main">
+              <a:graphicData uri="http://schemas.openxmlformats.org/drawingml/2006/picture">
+                <pic:pic xmlns:pic="http://schemas.openxmlformats.org/drawingml/2006/picture">
+                  <pic:nvPicPr>
+                    <pic:cNvPr id="0" name="Picture 12"/>
+                    <pic:cNvPicPr>
+                      <a:picLocks noChangeAspect="1" noChangeArrowheads="1"/>
+                    </pic:cNvPicPr>
+                  </pic:nvPicPr>
+                  <pic:blipFill>
+                    <a:blip r:embed="rId21" cstate="print">
+                      <a:extLst>
+                        <a:ext uri="{28A0092B-C50C-407E-A947-70E740481C1C}">
+                          <a14:useLocalDpi xmlns:a14="http://schemas.microsoft.com/office/drawing/2010/main" val="0"/>
+                        </a:ext>
+                      </a:extLst>
+                    </a:blip>
+                    <a:srcRect/>
+                    <a:stretch>
+                      <a:fillRect/>
+                    </a:stretch>
+                  </pic:blipFill>
+                  <pic:spPr bwMode="auto">
+                    <a:xfrm>
+                      <a:off x="0" y="0"/>
+                      <a:ext cx="5753735" cy="8005445"/>
+                    </a:xfrm>
+                    <a:prstGeom prst="rect">
+                      <a:avLst/>
+                    </a:prstGeom>
+                    <a:noFill/>
+                    <a:ln>
+                      <a:noFill/>
+                    </a:ln>
+                  </pic:spPr>
+                </pic:pic>
+              </a:graphicData>
+            </a:graphic>
+          </wp:inline>
+        </w:drawing>
+      </w:r>
+    </w:p>
+    <w:p>
+      <w:pPr>
+        <w:jc w:val="center"/>
+      </w:pPr>
+      <w:r>
+        <w:t>Rys. 1</w:t>
+      </w:r>
+      <w:r>
+        <w:t>6</w:t>
+      </w:r>
+      <w:r>
+        <w:t>. Diagram przebiegu – „</w:t>
+      </w:r>
+      <w:r>
+        <w:t>Wyszukiwanie części</w:t>
+      </w:r>
+      <w:r>
+        <w:t>” – poziom implementacyjny.</w:t>
+      </w:r>
+    </w:p>
+    <w:p>
+      <w:pPr>
+        <w:jc w:val="center"/>
+      </w:pPr>
+      <w:r>
+        <w:rPr>
+          <w:noProof/>
+        </w:rPr>
+        <w:lastRenderedPageBreak/>
+        <w:drawing>
+          <wp:inline distT="0" distB="0" distL="0" distR="0" wp14:anchorId="321E1D45" wp14:editId="6CB5A5E4">
+            <wp:extent cx="5753735" cy="6202680"/>
+            <wp:effectExtent l="0" t="0" r="0" b="7620"/>
+            <wp:docPr id="1552593496" name="Obraz 11"/>
+            <wp:cNvGraphicFramePr>
+              <a:graphicFrameLocks xmlns:a="http://schemas.openxmlformats.org/drawingml/2006/main" noChangeAspect="1"/>
+            </wp:cNvGraphicFramePr>
+            <a:graphic xmlns:a="http://schemas.openxmlformats.org/drawingml/2006/main">
+              <a:graphicData uri="http://schemas.openxmlformats.org/drawingml/2006/picture">
+                <pic:pic xmlns:pic="http://schemas.openxmlformats.org/drawingml/2006/picture">
+                  <pic:nvPicPr>
+                    <pic:cNvPr id="0" name="Picture 13"/>
+                    <pic:cNvPicPr>
+                      <a:picLocks noChangeAspect="1" noChangeArrowheads="1"/>
+                    </pic:cNvPicPr>
+                  </pic:nvPicPr>
+                  <pic:blipFill>
+                    <a:blip r:embed="rId22">
+                      <a:extLst>
+                        <a:ext uri="{28A0092B-C50C-407E-A947-70E740481C1C}">
+                          <a14:useLocalDpi xmlns:a14="http://schemas.microsoft.com/office/drawing/2010/main" val="0"/>
+                        </a:ext>
+                      </a:extLst>
+                    </a:blip>
+                    <a:srcRect/>
+                    <a:stretch>
+                      <a:fillRect/>
+                    </a:stretch>
+                  </pic:blipFill>
+                  <pic:spPr bwMode="auto">
+                    <a:xfrm>
+                      <a:off x="0" y="0"/>
+                      <a:ext cx="5753735" cy="6202680"/>
+                    </a:xfrm>
+                    <a:prstGeom prst="rect">
+                      <a:avLst/>
+                    </a:prstGeom>
+                    <a:noFill/>
+                    <a:ln>
+                      <a:noFill/>
+                    </a:ln>
+                  </pic:spPr>
+                </pic:pic>
+              </a:graphicData>
+            </a:graphic>
+          </wp:inline>
+        </w:drawing>
+      </w:r>
+    </w:p>
+    <w:p>
+      <w:pPr>
+        <w:jc w:val="center"/>
+      </w:pPr>
+      <w:r>
+        <w:t xml:space="preserve">Rys. 17. </w:t>
+      </w:r>
+      <w:r>
+        <w:t>Diagram stanów obiektu „Zamówienie”.</w:t>
+      </w:r>
+    </w:p>
+    <w:p>
+      <w:pPr>
+        <w:jc w:val="center"/>
+      </w:pPr>
+      <w:r>
+        <w:rPr>
+          <w:noProof/>
+        </w:rPr>
+        <w:lastRenderedPageBreak/>
+        <w:drawing>
+          <wp:inline distT="0" distB="0" distL="0" distR="0" wp14:anchorId="3AE977A2" wp14:editId="768E113A">
+            <wp:extent cx="5753735" cy="5210175"/>
+            <wp:effectExtent l="0" t="0" r="0" b="9525"/>
+            <wp:docPr id="136650295" name="Obraz 12"/>
+            <wp:cNvGraphicFramePr>
+              <a:graphicFrameLocks xmlns:a="http://schemas.openxmlformats.org/drawingml/2006/main" noChangeAspect="1"/>
+            </wp:cNvGraphicFramePr>
+            <a:graphic xmlns:a="http://schemas.openxmlformats.org/drawingml/2006/main">
+              <a:graphicData uri="http://schemas.openxmlformats.org/drawingml/2006/picture">
+                <pic:pic xmlns:pic="http://schemas.openxmlformats.org/drawingml/2006/picture">
+                  <pic:nvPicPr>
+                    <pic:cNvPr id="0" name="Picture 14"/>
+                    <pic:cNvPicPr>
+                      <a:picLocks noChangeAspect="1" noChangeArrowheads="1"/>
+                    </pic:cNvPicPr>
+                  </pic:nvPicPr>
+                  <pic:blipFill>
+                    <a:blip r:embed="rId23">
+                      <a:extLst>
+                        <a:ext uri="{28A0092B-C50C-407E-A947-70E740481C1C}">
+                          <a14:useLocalDpi xmlns:a14="http://schemas.microsoft.com/office/drawing/2010/main" val="0"/>
+                        </a:ext>
+                      </a:extLst>
+                    </a:blip>
+                    <a:srcRect/>
+                    <a:stretch>
+                      <a:fillRect/>
+                    </a:stretch>
+                  </pic:blipFill>
+                  <pic:spPr bwMode="auto">
+                    <a:xfrm>
+                      <a:off x="0" y="0"/>
+                      <a:ext cx="5753735" cy="5210175"/>
+                    </a:xfrm>
+                    <a:prstGeom prst="rect">
+                      <a:avLst/>
+                    </a:prstGeom>
+                    <a:noFill/>
+                    <a:ln>
+                      <a:noFill/>
+                    </a:ln>
+                  </pic:spPr>
+                </pic:pic>
+              </a:graphicData>
+            </a:graphic>
+          </wp:inline>
+        </w:drawing>
+      </w:r>
+    </w:p>
+    <w:p>
+      <w:pPr>
+        <w:jc w:val="center"/>
+      </w:pPr>
+      <w:r>
+        <w:t>Rys. 18. Diagram stanów obiektu „Dostawa”.</w:t>
+      </w:r>
+    </w:p>
+    <w:p>
+      <w:pPr>
+        <w:jc w:val="center"/>
+      </w:pPr>
+      <w:r>
+        <w:rPr>
+          <w:noProof/>
+        </w:rPr>
+        <w:lastRenderedPageBreak/>
+        <w:drawing>
+          <wp:inline distT="0" distB="0" distL="0" distR="0" wp14:anchorId="25E23380" wp14:editId="5E79A659">
+            <wp:extent cx="5753735" cy="4891405"/>
+            <wp:effectExtent l="0" t="0" r="0" b="4445"/>
+            <wp:docPr id="153609579" name="Obraz 14"/>
+            <wp:cNvGraphicFramePr>
+              <a:graphicFrameLocks xmlns:a="http://schemas.openxmlformats.org/drawingml/2006/main" noChangeAspect="1"/>
+            </wp:cNvGraphicFramePr>
+            <a:graphic xmlns:a="http://schemas.openxmlformats.org/drawingml/2006/main">
+              <a:graphicData uri="http://schemas.openxmlformats.org/drawingml/2006/picture">
+                <pic:pic xmlns:pic="http://schemas.openxmlformats.org/drawingml/2006/picture">
+                  <pic:nvPicPr>
+                    <pic:cNvPr id="0" name="Picture 16"/>
+                    <pic:cNvPicPr>
+                      <a:picLocks noChangeAspect="1" noChangeArrowheads="1"/>
+                    </pic:cNvPicPr>
+                  </pic:nvPicPr>
+                  <pic:blipFill>
+                    <a:blip r:embed="rId24">
+                      <a:extLst>
+                        <a:ext uri="{28A0092B-C50C-407E-A947-70E740481C1C}">
+                          <a14:useLocalDpi xmlns:a14="http://schemas.microsoft.com/office/drawing/2010/main" val="0"/>
+                        </a:ext>
+                      </a:extLst>
+                    </a:blip>
+                    <a:srcRect/>
+                    <a:stretch>
+                      <a:fillRect/>
+                    </a:stretch>
+                  </pic:blipFill>
+                  <pic:spPr bwMode="auto">
+                    <a:xfrm>
+                      <a:off x="0" y="0"/>
+                      <a:ext cx="5753735" cy="4891405"/>
+                    </a:xfrm>
+                    <a:prstGeom prst="rect">
+                      <a:avLst/>
+                    </a:prstGeom>
+                    <a:noFill/>
+                    <a:ln>
+                      <a:noFill/>
+                    </a:ln>
+                  </pic:spPr>
+                </pic:pic>
+              </a:graphicData>
+            </a:graphic>
+          </wp:inline>
+        </w:drawing>
+      </w:r>
+    </w:p>
+    <w:p>
+      <w:pPr>
+        <w:jc w:val="center"/>
+      </w:pPr>
+      <w:r>
+        <w:t>Rys. 19. Diagram stanów obiektu „Część zamienna”.</w:t>
+      </w:r>
+    </w:p>
+    <w:p>
+      <w:pPr>
+        <w:jc w:val="center"/>
+      </w:pPr>
     </w:p>
     <w:sectPr>
       <w:pgSz w:w="11906" w:h="16838"/>
@@ -9837,7 +11338,7 @@
       <w:lvlText w:val="%1."/>
       <w:lvlJc w:val="left"/>
       <w:pPr>
-        <w:ind w:left="643" w:hanging="360"/>
+        <w:ind w:left="360" w:hanging="360"/>
       </w:pPr>
       <w:rPr>
         <w:rFonts w:hint="default"/>
@@ -11647,6 +13148,7 @@
   <w:style w:type="paragraph" w:default="1" w:styleId="Normalny">
     <w:name w:val="Normal"/>
     <w:qFormat/>
+    <w:rsid w:val="00E67207"/>
   </w:style>
   <w:style w:type="paragraph" w:styleId="Nagwek1">
     <w:name w:val="heading 1"/>

--- a/Temat Projektu.docx
+++ b/Temat Projektu.docx
@@ -2411,9 +2411,1234 @@
           <w:i/>
           <w:iCs/>
         </w:rPr>
-        <w:t>(powiązanie z &lt;&lt;</w:t>
-      </w:r>
-      <w:proofErr w:type="spellStart"/>
+        <w:t>(powiązanie z &lt;&lt;extend&gt;&gt;)</w:t>
+      </w:r>
+    </w:p>
+    <w:p>
+      <w:pPr>
+        <w:pStyle w:val="Akapitzlist"/>
+        <w:numPr>
+          <w:ilvl w:val="3"/>
+          <w:numId w:val="1"/>
+        </w:numPr>
+      </w:pPr>
+      <w:r>
+        <w:t xml:space="preserve">Po zapisaniu zamówienia system nadaje mu status „oczekujące na zatwierdzenie”. </w:t>
+      </w:r>
+    </w:p>
+    <w:p>
+      <w:pPr>
+        <w:pStyle w:val="Akapitzlist"/>
+        <w:numPr>
+          <w:ilvl w:val="3"/>
+          <w:numId w:val="1"/>
+        </w:numPr>
+      </w:pPr>
+      <w:r>
+        <w:t>System informuje magazyniera, że zamówienie zostało przekazane do akceptacji kierownika.</w:t>
+      </w:r>
+    </w:p>
+    <w:p>
+      <w:pPr>
+        <w:pStyle w:val="Akapitzlist"/>
+        <w:numPr>
+          <w:ilvl w:val="1"/>
+          <w:numId w:val="1"/>
+        </w:numPr>
+      </w:pPr>
+      <w:r>
+        <w:t>Zależności czasowe</w:t>
+      </w:r>
+    </w:p>
+    <w:p>
+      <w:pPr>
+        <w:pStyle w:val="Akapitzlist"/>
+        <w:numPr>
+          <w:ilvl w:val="2"/>
+          <w:numId w:val="1"/>
+        </w:numPr>
+      </w:pPr>
+      <w:r>
+        <w:t>częstotliwość wykonania:</w:t>
+      </w:r>
+    </w:p>
+    <w:p>
+      <w:pPr>
+        <w:pStyle w:val="Akapitzlist"/>
+        <w:numPr>
+          <w:ilvl w:val="3"/>
+          <w:numId w:val="1"/>
+        </w:numPr>
+      </w:pPr>
+      <w:r>
+        <w:t>zależna od liczby braków magazynowych i bieżących potrzeb serwisu, średnio od kilku do kilkunastu razy w tygodniu</w:t>
+      </w:r>
+      <w:r>
+        <w:t>,</w:t>
+      </w:r>
+    </w:p>
+    <w:p>
+      <w:pPr>
+        <w:pStyle w:val="Akapitzlist"/>
+        <w:numPr>
+          <w:ilvl w:val="2"/>
+          <w:numId w:val="1"/>
+        </w:numPr>
+      </w:pPr>
+      <w:r>
+        <w:t>przewidywane spiętrzenia:</w:t>
+      </w:r>
+    </w:p>
+    <w:p>
+      <w:pPr>
+        <w:pStyle w:val="Akapitzlist"/>
+        <w:numPr>
+          <w:ilvl w:val="3"/>
+          <w:numId w:val="1"/>
+        </w:numPr>
+      </w:pPr>
+      <w:r>
+        <w:t>w okresach zwiększonej liczby napraw sprzętu, np. po weekendach, po dłuższych świętach lub w czasie wzmożonego ruchu w serwisie</w:t>
+      </w:r>
+      <w:r>
+        <w:t>,</w:t>
+      </w:r>
+    </w:p>
+    <w:p>
+      <w:pPr>
+        <w:pStyle w:val="Akapitzlist"/>
+        <w:numPr>
+          <w:ilvl w:val="2"/>
+          <w:numId w:val="1"/>
+        </w:numPr>
+      </w:pPr>
+      <w:r>
+        <w:t>typowy czas realizacji:</w:t>
+      </w:r>
+    </w:p>
+    <w:p>
+      <w:pPr>
+        <w:pStyle w:val="Akapitzlist"/>
+        <w:numPr>
+          <w:ilvl w:val="3"/>
+          <w:numId w:val="1"/>
+        </w:numPr>
+      </w:pPr>
+      <w:r>
+        <w:t>około 1–3 minuty</w:t>
+      </w:r>
+      <w:r>
+        <w:t>,</w:t>
+      </w:r>
+    </w:p>
+    <w:p>
+      <w:pPr>
+        <w:pStyle w:val="Akapitzlist"/>
+        <w:numPr>
+          <w:ilvl w:val="2"/>
+          <w:numId w:val="1"/>
+        </w:numPr>
+      </w:pPr>
+      <w:r>
+        <w:t>maksymalny czas realizacji:</w:t>
+      </w:r>
+    </w:p>
+    <w:p>
+      <w:pPr>
+        <w:pStyle w:val="Akapitzlist"/>
+        <w:numPr>
+          <w:ilvl w:val="3"/>
+          <w:numId w:val="1"/>
+        </w:numPr>
+      </w:pPr>
+      <w:r>
+        <w:t>nieokreślony; zależny od kompletności danych oraz dostępności informacji o części i dostawcy</w:t>
+      </w:r>
+      <w:r>
+        <w:t>,</w:t>
+      </w:r>
+    </w:p>
+    <w:p>
+      <w:pPr>
+        <w:pStyle w:val="Akapitzlist"/>
+        <w:numPr>
+          <w:ilvl w:val="1"/>
+          <w:numId w:val="1"/>
+        </w:numPr>
+      </w:pPr>
+      <w:r>
+        <w:t>Wartości uzyskiwane przez aktora po zakończeniu przypadku użycia</w:t>
+      </w:r>
+    </w:p>
+    <w:p>
+      <w:pPr>
+        <w:pStyle w:val="Akapitzlist"/>
+        <w:numPr>
+          <w:ilvl w:val="2"/>
+          <w:numId w:val="1"/>
+        </w:numPr>
+      </w:pPr>
+      <w:r>
+        <w:t>Utworzenie nowego zamówienia na brakującą część.</w:t>
+      </w:r>
+    </w:p>
+    <w:p>
+      <w:pPr>
+        <w:pStyle w:val="Akapitzlist"/>
+        <w:numPr>
+          <w:ilvl w:val="2"/>
+          <w:numId w:val="1"/>
+        </w:numPr>
+      </w:pPr>
+      <w:r>
+        <w:t>Zarejestrowanie zamówienia w systemie wraz z jego numerem i statusem.</w:t>
+      </w:r>
+    </w:p>
+    <w:p>
+      <w:pPr>
+        <w:pStyle w:val="Akapitzlist"/>
+        <w:numPr>
+          <w:ilvl w:val="2"/>
+          <w:numId w:val="1"/>
+        </w:numPr>
+      </w:pPr>
+      <w:r>
+        <w:t>Możliwość przekazania zamówienia do dalszej obsługi, w szczególności do zatwierdzenia i realizacji.</w:t>
+      </w:r>
+    </w:p>
+    <w:p>
+      <w:pPr>
+        <w:pStyle w:val="Akapitzlist"/>
+        <w:numPr>
+          <w:ilvl w:val="0"/>
+          <w:numId w:val="1"/>
+        </w:numPr>
+        <w:rPr>
+          <w:b/>
+          <w:bCs/>
+        </w:rPr>
+      </w:pPr>
+      <w:r>
+        <w:rPr>
+          <w:b/>
+          <w:bCs/>
+        </w:rPr>
+        <w:t>Opis przypadku użycia „Wyszukiwanie części”</w:t>
+      </w:r>
+    </w:p>
+    <w:p>
+      <w:pPr>
+        <w:pStyle w:val="Akapitzlist"/>
+        <w:numPr>
+          <w:ilvl w:val="1"/>
+          <w:numId w:val="1"/>
+        </w:numPr>
+        <w:rPr>
+          <w:b/>
+          <w:bCs/>
+        </w:rPr>
+      </w:pPr>
+      <w:r>
+        <w:rPr>
+          <w:b/>
+          <w:bCs/>
+        </w:rPr>
+        <w:t>Uczestniczący aktorzy</w:t>
+      </w:r>
+    </w:p>
+    <w:p>
+      <w:pPr>
+        <w:pStyle w:val="Akapitzlist"/>
+        <w:numPr>
+          <w:ilvl w:val="2"/>
+          <w:numId w:val="1"/>
+        </w:numPr>
+      </w:pPr>
+      <w:r>
+        <w:t xml:space="preserve">Pracownik serwisu </w:t>
+      </w:r>
+    </w:p>
+    <w:p>
+      <w:pPr>
+        <w:pStyle w:val="Akapitzlist"/>
+        <w:numPr>
+          <w:ilvl w:val="1"/>
+          <w:numId w:val="1"/>
+        </w:numPr>
+        <w:rPr>
+          <w:b/>
+          <w:bCs/>
+        </w:rPr>
+      </w:pPr>
+      <w:r>
+        <w:rPr>
+          <w:b/>
+          <w:bCs/>
+        </w:rPr>
+        <w:t>Podstawowy ciąg zdarzeń</w:t>
+      </w:r>
+    </w:p>
+    <w:p>
+      <w:pPr>
+        <w:pStyle w:val="Akapitzlist"/>
+        <w:numPr>
+          <w:ilvl w:val="2"/>
+          <w:numId w:val="1"/>
+        </w:numPr>
+      </w:pPr>
+      <w:r>
+        <w:t xml:space="preserve">System wyświetla interfejs wyszukiwania części, zawierający pola filtrów: </w:t>
+      </w:r>
+    </w:p>
+    <w:p>
+      <w:pPr>
+        <w:pStyle w:val="Akapitzlist"/>
+        <w:numPr>
+          <w:ilvl w:val="3"/>
+          <w:numId w:val="1"/>
+        </w:numPr>
+      </w:pPr>
+      <w:r>
+        <w:t xml:space="preserve">nazwa części lub numer katalogowy, </w:t>
+      </w:r>
+    </w:p>
+    <w:p>
+      <w:pPr>
+        <w:pStyle w:val="Akapitzlist"/>
+        <w:numPr>
+          <w:ilvl w:val="3"/>
+          <w:numId w:val="1"/>
+        </w:numPr>
+      </w:pPr>
+      <w:r>
+        <w:t xml:space="preserve">kategoria (np. dyski, pamięci RAM, płyty główne), </w:t>
+      </w:r>
+    </w:p>
+    <w:p>
+      <w:pPr>
+        <w:pStyle w:val="Akapitzlist"/>
+        <w:numPr>
+          <w:ilvl w:val="3"/>
+          <w:numId w:val="1"/>
+        </w:numPr>
+      </w:pPr>
+      <w:r>
+        <w:t xml:space="preserve">status dostępności (wszystkie, dostępne, brak na stanie). </w:t>
+      </w:r>
+    </w:p>
+    <w:p>
+      <w:pPr>
+        <w:pStyle w:val="Akapitzlist"/>
+        <w:numPr>
+          <w:ilvl w:val="2"/>
+          <w:numId w:val="1"/>
+        </w:numPr>
+      </w:pPr>
+      <w:r>
+        <w:lastRenderedPageBreak/>
+        <w:t xml:space="preserve">Pracownik serwisu wprowadza wybrane kryteria wyszukiwania. </w:t>
+      </w:r>
+    </w:p>
+    <w:p>
+      <w:pPr>
+        <w:pStyle w:val="Akapitzlist"/>
+        <w:numPr>
+          <w:ilvl w:val="2"/>
+          <w:numId w:val="1"/>
+        </w:numPr>
+      </w:pPr>
+      <w:r>
+        <w:t xml:space="preserve">Pracownik serwisu zatwierdza operację przyciskiem „Szukaj”. </w:t>
+      </w:r>
+    </w:p>
+    <w:p>
+      <w:pPr>
+        <w:pStyle w:val="Akapitzlist"/>
+        <w:numPr>
+          <w:ilvl w:val="2"/>
+          <w:numId w:val="1"/>
+        </w:numPr>
+      </w:pPr>
+      <w:r>
+        <w:t xml:space="preserve">System weryfikuje poprawność wprowadzonych danych. </w:t>
+      </w:r>
+    </w:p>
+    <w:p>
+      <w:pPr>
+        <w:pStyle w:val="Akapitzlist"/>
+        <w:numPr>
+          <w:ilvl w:val="2"/>
+          <w:numId w:val="1"/>
+        </w:numPr>
+      </w:pPr>
+      <w:r>
+        <w:t xml:space="preserve">System przeszukuje bazę danych i wyświetla listę części spełniających podane kryteria. </w:t>
+      </w:r>
+    </w:p>
+    <w:p>
+      <w:pPr>
+        <w:pStyle w:val="Akapitzlist"/>
+        <w:numPr>
+          <w:ilvl w:val="2"/>
+          <w:numId w:val="1"/>
+        </w:numPr>
+      </w:pPr>
+      <w:r>
+        <w:t xml:space="preserve">System prezentuje wyniki w formie tabeli zawierającej: </w:t>
+      </w:r>
+    </w:p>
+    <w:p>
+      <w:pPr>
+        <w:pStyle w:val="Akapitzlist"/>
+        <w:numPr>
+          <w:ilvl w:val="3"/>
+          <w:numId w:val="1"/>
+        </w:numPr>
+      </w:pPr>
+      <w:r>
+        <w:t xml:space="preserve">nazwę części i numer katalogowy, </w:t>
+      </w:r>
+    </w:p>
+    <w:p>
+      <w:pPr>
+        <w:pStyle w:val="Akapitzlist"/>
+        <w:numPr>
+          <w:ilvl w:val="3"/>
+          <w:numId w:val="1"/>
+        </w:numPr>
+      </w:pPr>
+      <w:r>
+        <w:t xml:space="preserve">aktualny stan magazynowy, </w:t>
+      </w:r>
+    </w:p>
+    <w:p>
+      <w:pPr>
+        <w:pStyle w:val="Akapitzlist"/>
+        <w:numPr>
+          <w:ilvl w:val="3"/>
+          <w:numId w:val="1"/>
+        </w:numPr>
+      </w:pPr>
+      <w:r>
+        <w:t xml:space="preserve">cenę. </w:t>
+      </w:r>
+    </w:p>
+    <w:p>
+      <w:pPr>
+        <w:pStyle w:val="Akapitzlist"/>
+        <w:numPr>
+          <w:ilvl w:val="2"/>
+          <w:numId w:val="1"/>
+        </w:numPr>
+      </w:pPr>
+      <w:r>
+        <w:t xml:space="preserve">Pracownik serwisu wybiera interesującą go pozycję z listy. </w:t>
+      </w:r>
+    </w:p>
+    <w:p>
+      <w:pPr>
+        <w:pStyle w:val="Akapitzlist"/>
+        <w:numPr>
+          <w:ilvl w:val="2"/>
+          <w:numId w:val="1"/>
+        </w:numPr>
+      </w:pPr>
+      <w:r>
+        <w:t xml:space="preserve">System wyświetla szczegółowe informacje o wybranej części, takie jak parametry techniczne oraz historia jej wykorzystania. </w:t>
+      </w:r>
+    </w:p>
+    <w:p>
+      <w:pPr>
+        <w:pStyle w:val="Akapitzlist"/>
+        <w:numPr>
+          <w:ilvl w:val="1"/>
+          <w:numId w:val="1"/>
+        </w:numPr>
+        <w:rPr>
+          <w:b/>
+          <w:bCs/>
+        </w:rPr>
+      </w:pPr>
+      <w:r>
+        <w:rPr>
+          <w:b/>
+          <w:bCs/>
+        </w:rPr>
+        <w:t>Alternatywne ciągi zdarzeń</w:t>
+      </w:r>
+    </w:p>
+    <w:p>
+      <w:pPr>
+        <w:pStyle w:val="Akapitzlist"/>
+        <w:numPr>
+          <w:ilvl w:val="2"/>
+          <w:numId w:val="1"/>
+        </w:numPr>
+        <w:rPr>
+          <w:b/>
+          <w:bCs/>
+        </w:rPr>
+      </w:pPr>
+      <w:r>
+        <w:rPr>
+          <w:b/>
+          <w:bCs/>
+        </w:rPr>
+        <w:t>Brak wyników wyszukiwania</w:t>
+      </w:r>
+    </w:p>
+    <w:p>
+      <w:pPr>
+        <w:pStyle w:val="Akapitzlist"/>
+        <w:numPr>
+          <w:ilvl w:val="3"/>
+          <w:numId w:val="1"/>
+        </w:numPr>
+      </w:pPr>
+      <w:r>
+        <w:t xml:space="preserve">System informuje użytkownika o braku części spełniających podane kryteria. </w:t>
+      </w:r>
+    </w:p>
+    <w:p>
+      <w:pPr>
+        <w:pStyle w:val="Akapitzlist"/>
+        <w:numPr>
+          <w:ilvl w:val="3"/>
+          <w:numId w:val="1"/>
+        </w:numPr>
+      </w:pPr>
+      <w:r>
+        <w:t xml:space="preserve">System sugeruje zmianę parametrów wyszukiwania. </w:t>
+      </w:r>
+    </w:p>
+    <w:p>
+      <w:pPr>
+        <w:pStyle w:val="Akapitzlist"/>
+        <w:numPr>
+          <w:ilvl w:val="3"/>
+          <w:numId w:val="1"/>
+        </w:numPr>
+      </w:pPr>
+      <w:r>
+        <w:t xml:space="preserve">Pracownik serwisu może zmodyfikować kryteria lub zakończyć proces. </w:t>
+      </w:r>
+    </w:p>
+    <w:p>
+      <w:pPr>
+        <w:pStyle w:val="Akapitzlist"/>
+        <w:numPr>
+          <w:ilvl w:val="2"/>
+          <w:numId w:val="1"/>
+        </w:numPr>
+        <w:rPr>
+          <w:b/>
+          <w:bCs/>
+        </w:rPr>
+      </w:pPr>
+      <w:r>
+        <w:rPr>
+          <w:b/>
+          <w:bCs/>
+        </w:rPr>
+        <w:t>Niepoprawne dane wejściowe</w:t>
+      </w:r>
+    </w:p>
+    <w:p>
+      <w:pPr>
+        <w:pStyle w:val="Akapitzlist"/>
+        <w:numPr>
+          <w:ilvl w:val="3"/>
+          <w:numId w:val="1"/>
+        </w:numPr>
+      </w:pPr>
+      <w:r>
+        <w:t xml:space="preserve">System wyświetla komunikat o błędzie (np. niedozwolone znaki lub zbyt krótka fraza). </w:t>
+      </w:r>
+    </w:p>
+    <w:p>
+      <w:pPr>
+        <w:pStyle w:val="Akapitzlist"/>
+        <w:numPr>
+          <w:ilvl w:val="3"/>
+          <w:numId w:val="1"/>
+        </w:numPr>
+      </w:pPr>
+      <w:r>
+        <w:t xml:space="preserve">Pracownik serwisu poprawia dane i ponownie uruchamia wyszukiwanie. </w:t>
+      </w:r>
+    </w:p>
+    <w:p>
+      <w:pPr>
+        <w:pStyle w:val="Akapitzlist"/>
+        <w:numPr>
+          <w:ilvl w:val="1"/>
+          <w:numId w:val="1"/>
+        </w:numPr>
+        <w:rPr>
+          <w:b/>
+          <w:bCs/>
+        </w:rPr>
+      </w:pPr>
+      <w:r>
+        <w:rPr>
+          <w:b/>
+          <w:bCs/>
+        </w:rPr>
+        <w:t>Zależności czasowe</w:t>
+      </w:r>
+    </w:p>
+    <w:p>
+      <w:pPr>
+        <w:pStyle w:val="Akapitzlist"/>
+        <w:numPr>
+          <w:ilvl w:val="2"/>
+          <w:numId w:val="1"/>
+        </w:numPr>
+        <w:rPr>
+          <w:b/>
+          <w:bCs/>
+        </w:rPr>
+      </w:pPr>
+      <w:r>
+        <w:rPr>
+          <w:b/>
+          <w:bCs/>
+        </w:rPr>
+        <w:t>Częstotliwość wykonania</w:t>
+      </w:r>
+    </w:p>
+    <w:p>
+      <w:pPr>
+        <w:pStyle w:val="Akapitzlist"/>
+        <w:numPr>
+          <w:ilvl w:val="3"/>
+          <w:numId w:val="1"/>
+        </w:numPr>
+      </w:pPr>
+      <w:r>
+        <w:t>Bardzo wysoka; wielokrotnie w ciągu dnia podczas realizacji zleceń i obsługi napraw.</w:t>
+      </w:r>
+    </w:p>
+    <w:p>
+      <w:pPr>
+        <w:pStyle w:val="Akapitzlist"/>
+        <w:numPr>
+          <w:ilvl w:val="2"/>
+          <w:numId w:val="1"/>
+        </w:numPr>
+        <w:rPr>
+          <w:b/>
+          <w:bCs/>
+        </w:rPr>
+      </w:pPr>
+      <w:r>
+        <w:rPr>
+          <w:b/>
+          <w:bCs/>
+        </w:rPr>
+        <w:t>Przewidywane spiętrzenia</w:t>
+      </w:r>
+    </w:p>
+    <w:p>
+      <w:pPr>
+        <w:pStyle w:val="Akapitzlist"/>
+        <w:numPr>
+          <w:ilvl w:val="3"/>
+          <w:numId w:val="1"/>
+        </w:numPr>
+      </w:pPr>
+      <w:r>
+        <w:t>W godzinach rozpoczęcia pracy serwisu oraz przy większej liczbie zleceń.</w:t>
+      </w:r>
+    </w:p>
+    <w:p>
+      <w:pPr>
+        <w:pStyle w:val="Akapitzlist"/>
+        <w:numPr>
+          <w:ilvl w:val="2"/>
+          <w:numId w:val="1"/>
+        </w:numPr>
+        <w:rPr>
+          <w:b/>
+          <w:bCs/>
+        </w:rPr>
+      </w:pPr>
+      <w:r>
+        <w:rPr>
+          <w:b/>
+          <w:bCs/>
+        </w:rPr>
+        <w:t>Typowy czas realizacji</w:t>
+      </w:r>
+    </w:p>
+    <w:p>
+      <w:pPr>
+        <w:pStyle w:val="Akapitzlist"/>
+        <w:numPr>
+          <w:ilvl w:val="3"/>
+          <w:numId w:val="1"/>
+        </w:numPr>
+      </w:pPr>
+      <w:r>
+        <w:t>Od kilku do kilkunastu sekund, w zależności od liczby rekordów i zastosowanych filtrów.</w:t>
+      </w:r>
+    </w:p>
+    <w:p>
+      <w:pPr>
+        <w:pStyle w:val="Akapitzlist"/>
+        <w:numPr>
+          <w:ilvl w:val="2"/>
+          <w:numId w:val="1"/>
+        </w:numPr>
+        <w:rPr>
+          <w:b/>
+          <w:bCs/>
+        </w:rPr>
+      </w:pPr>
+      <w:r>
+        <w:rPr>
+          <w:b/>
+          <w:bCs/>
+        </w:rPr>
+        <w:t>Maksymalny czas realizacji</w:t>
+      </w:r>
+    </w:p>
+    <w:p>
+      <w:pPr>
+        <w:pStyle w:val="Akapitzlist"/>
+        <w:numPr>
+          <w:ilvl w:val="3"/>
+          <w:numId w:val="1"/>
+        </w:numPr>
+      </w:pPr>
+      <w:r>
+        <w:t>Zależny od wydajności systemu i wielkości bazy danych; zazwyczaj nie przekracza 1 minuty.</w:t>
+      </w:r>
+    </w:p>
+    <w:p>
+      <w:pPr>
+        <w:pStyle w:val="Akapitzlist"/>
+        <w:numPr>
+          <w:ilvl w:val="1"/>
+          <w:numId w:val="1"/>
+        </w:numPr>
+        <w:rPr>
+          <w:b/>
+          <w:bCs/>
+        </w:rPr>
+      </w:pPr>
+      <w:r>
+        <w:rPr>
+          <w:b/>
+          <w:bCs/>
+        </w:rPr>
+        <w:t>Wartości uzyskiwane przez aktora po zakończeniu przypadku użycia</w:t>
+      </w:r>
+    </w:p>
+    <w:p>
+      <w:pPr>
+        <w:pStyle w:val="Akapitzlist"/>
+        <w:numPr>
+          <w:ilvl w:val="2"/>
+          <w:numId w:val="1"/>
+        </w:numPr>
+      </w:pPr>
+      <w:r>
+        <w:t xml:space="preserve">Uzyskanie informacji o dostępności i parametrach wybranej części. </w:t>
+      </w:r>
+    </w:p>
+    <w:p>
+      <w:pPr>
+        <w:pStyle w:val="Akapitzlist"/>
+        <w:numPr>
+          <w:ilvl w:val="2"/>
+          <w:numId w:val="1"/>
+        </w:numPr>
+      </w:pPr>
+      <w:r>
+        <w:t xml:space="preserve">Możliwość przejścia do dalszych operacji, takich jak przypisanie części do naprawy lub zgłoszenie zapotrzebowania. </w:t>
+      </w:r>
+    </w:p>
+    <w:p>
+      <w:pPr>
+        <w:pStyle w:val="Akapitzlist"/>
+        <w:numPr>
+          <w:ilvl w:val="2"/>
+          <w:numId w:val="1"/>
+        </w:numPr>
+      </w:pPr>
+      <w:r>
+        <w:lastRenderedPageBreak/>
+        <w:t xml:space="preserve">Skrócenie czasu wyszukiwania informacji w porównaniu z ręczną ewidencją. </w:t>
+      </w:r>
+    </w:p>
+    <w:p>
+      <w:pPr>
+        <w:pStyle w:val="Akapitzlist"/>
+        <w:numPr>
+          <w:ilvl w:val="0"/>
+          <w:numId w:val="1"/>
+        </w:numPr>
+        <w:rPr>
+          <w:b/>
+          <w:bCs/>
+        </w:rPr>
+      </w:pPr>
+      <w:r>
+        <w:rPr>
+          <w:b/>
+          <w:bCs/>
+        </w:rPr>
+        <w:t>Opis przypadku użycia „Obsługa dostawy”</w:t>
+      </w:r>
+      <w:r>
+        <w:rPr>
+          <w:b/>
+          <w:bCs/>
+        </w:rPr>
+        <w:t>:</w:t>
+      </w:r>
+    </w:p>
+    <w:p>
+      <w:pPr>
+        <w:pStyle w:val="Akapitzlist"/>
+        <w:numPr>
+          <w:ilvl w:val="1"/>
+          <w:numId w:val="1"/>
+        </w:numPr>
+        <w:rPr>
+          <w:b/>
+          <w:bCs/>
+        </w:rPr>
+      </w:pPr>
+      <w:r>
+        <w:rPr>
+          <w:b/>
+          <w:bCs/>
+        </w:rPr>
+        <w:t>Uczestniczący aktorzy</w:t>
+      </w:r>
+    </w:p>
+    <w:p>
+      <w:pPr>
+        <w:pStyle w:val="Akapitzlist"/>
+        <w:numPr>
+          <w:ilvl w:val="2"/>
+          <w:numId w:val="1"/>
+        </w:numPr>
+      </w:pPr>
+      <w:r>
+        <w:t xml:space="preserve">Magazynier </w:t>
+      </w:r>
+    </w:p>
+    <w:p>
+      <w:pPr>
+        <w:pStyle w:val="Akapitzlist"/>
+        <w:numPr>
+          <w:ilvl w:val="1"/>
+          <w:numId w:val="1"/>
+        </w:numPr>
+        <w:rPr>
+          <w:b/>
+          <w:bCs/>
+        </w:rPr>
+      </w:pPr>
+      <w:r>
+        <w:rPr>
+          <w:b/>
+          <w:bCs/>
+        </w:rPr>
+        <w:t>Podstawowy ciąg zdarzeń</w:t>
+      </w:r>
+    </w:p>
+    <w:p>
+      <w:pPr>
+        <w:pStyle w:val="Akapitzlist"/>
+        <w:numPr>
+          <w:ilvl w:val="2"/>
+          <w:numId w:val="1"/>
+        </w:numPr>
+      </w:pPr>
+      <w:r>
+        <w:t xml:space="preserve">System wyświetla formularz umożliwiający obsługę przyjęcia dostawy, zawierający: </w:t>
+      </w:r>
+    </w:p>
+    <w:p>
+      <w:pPr>
+        <w:pStyle w:val="Akapitzlist"/>
+        <w:numPr>
+          <w:ilvl w:val="3"/>
+          <w:numId w:val="1"/>
+        </w:numPr>
+      </w:pPr>
+      <w:r>
+        <w:t xml:space="preserve">numer zamówienia, </w:t>
+      </w:r>
+    </w:p>
+    <w:p>
+      <w:pPr>
+        <w:pStyle w:val="Akapitzlist"/>
+        <w:numPr>
+          <w:ilvl w:val="3"/>
+          <w:numId w:val="1"/>
+        </w:numPr>
+      </w:pPr>
+      <w:r>
+        <w:t xml:space="preserve">dane dostawcy, </w:t>
+      </w:r>
+    </w:p>
+    <w:p>
+      <w:pPr>
+        <w:pStyle w:val="Akapitzlist"/>
+        <w:numPr>
+          <w:ilvl w:val="3"/>
+          <w:numId w:val="1"/>
+        </w:numPr>
+      </w:pPr>
+      <w:r>
+        <w:t xml:space="preserve">listę zamówionych części, </w:t>
+      </w:r>
+    </w:p>
+    <w:p>
+      <w:pPr>
+        <w:pStyle w:val="Akapitzlist"/>
+        <w:numPr>
+          <w:ilvl w:val="3"/>
+          <w:numId w:val="1"/>
+        </w:numPr>
+      </w:pPr>
+      <w:r>
+        <w:t xml:space="preserve">ilość zamówioną, </w:t>
+      </w:r>
+    </w:p>
+    <w:p>
+      <w:pPr>
+        <w:pStyle w:val="Akapitzlist"/>
+        <w:numPr>
+          <w:ilvl w:val="3"/>
+          <w:numId w:val="1"/>
+        </w:numPr>
+      </w:pPr>
+      <w:r>
+        <w:t xml:space="preserve">ilość dostarczoną, </w:t>
+      </w:r>
+    </w:p>
+    <w:p>
+      <w:pPr>
+        <w:pStyle w:val="Akapitzlist"/>
+        <w:numPr>
+          <w:ilvl w:val="3"/>
+          <w:numId w:val="1"/>
+        </w:numPr>
+      </w:pPr>
+      <w:r>
+        <w:t xml:space="preserve">datę dostawy, </w:t>
+      </w:r>
+    </w:p>
+    <w:p>
+      <w:pPr>
+        <w:pStyle w:val="Akapitzlist"/>
+        <w:numPr>
+          <w:ilvl w:val="3"/>
+          <w:numId w:val="1"/>
+        </w:numPr>
+      </w:pPr>
+      <w:r>
+        <w:t xml:space="preserve">pole uwag. </w:t>
+      </w:r>
+    </w:p>
+    <w:p>
+      <w:pPr>
+        <w:pStyle w:val="Akapitzlist"/>
+        <w:numPr>
+          <w:ilvl w:val="2"/>
+          <w:numId w:val="1"/>
+        </w:numPr>
+      </w:pPr>
+      <w:r>
+        <w:t xml:space="preserve">Magazynier wybiera zamówienie, dla którego została dostarczona przesyłka. </w:t>
+      </w:r>
+    </w:p>
+    <w:p>
+      <w:pPr>
+        <w:pStyle w:val="Akapitzlist"/>
+        <w:numPr>
+          <w:ilvl w:val="2"/>
+          <w:numId w:val="1"/>
+        </w:numPr>
+      </w:pPr>
+      <w:r>
+        <w:t xml:space="preserve">System wyświetla szczegóły wybranego zamówienia. </w:t>
+      </w:r>
+    </w:p>
+    <w:p>
+      <w:pPr>
+        <w:pStyle w:val="Akapitzlist"/>
+        <w:numPr>
+          <w:ilvl w:val="2"/>
+          <w:numId w:val="1"/>
+        </w:numPr>
+      </w:pPr>
+      <w:r>
+        <w:t xml:space="preserve">Magazynier porównuje dostarczone części z danymi zapisanymi w zamówieniu. </w:t>
+      </w:r>
+    </w:p>
+    <w:p>
+      <w:pPr>
+        <w:pStyle w:val="Akapitzlist"/>
+        <w:numPr>
+          <w:ilvl w:val="2"/>
+          <w:numId w:val="1"/>
+        </w:numPr>
+      </w:pPr>
+      <w:r>
+        <w:t xml:space="preserve">Magazynier wprowadza rzeczywiście dostarczone ilości części. </w:t>
+      </w:r>
+    </w:p>
+    <w:p>
+      <w:pPr>
+        <w:pStyle w:val="Akapitzlist"/>
+        <w:numPr>
+          <w:ilvl w:val="2"/>
+          <w:numId w:val="1"/>
+        </w:numPr>
+      </w:pPr>
+      <w:r>
+        <w:t xml:space="preserve">Magazynier potwierdza przyjęcie dostawy przyciskiem „Zatwierdź przyjęcie”. </w:t>
+      </w:r>
+    </w:p>
+    <w:p>
+      <w:pPr>
+        <w:pStyle w:val="Akapitzlist"/>
+        <w:numPr>
+          <w:ilvl w:val="2"/>
+          <w:numId w:val="1"/>
+        </w:numPr>
+      </w:pPr>
+      <w:r>
+        <w:t xml:space="preserve">System weryfikuje poprawność i kompletność danych: </w:t>
+      </w:r>
+    </w:p>
+    <w:p>
+      <w:pPr>
+        <w:pStyle w:val="Akapitzlist"/>
+        <w:numPr>
+          <w:ilvl w:val="3"/>
+          <w:numId w:val="1"/>
+        </w:numPr>
+      </w:pPr>
+      <w:r>
+        <w:t xml:space="preserve">zamówienie musi istnieć w systemie, </w:t>
+      </w:r>
+    </w:p>
+    <w:p>
+      <w:pPr>
+        <w:pStyle w:val="Akapitzlist"/>
+        <w:numPr>
+          <w:ilvl w:val="3"/>
+          <w:numId w:val="1"/>
+        </w:numPr>
+      </w:pPr>
+      <w:r>
+        <w:t xml:space="preserve">dostarczona ilość nie może być mniejsza od zera, </w:t>
+      </w:r>
+    </w:p>
+    <w:p>
+      <w:pPr>
+        <w:pStyle w:val="Akapitzlist"/>
+        <w:numPr>
+          <w:ilvl w:val="3"/>
+          <w:numId w:val="1"/>
+        </w:numPr>
+      </w:pPr>
+      <w:r>
+        <w:t xml:space="preserve">data dostawy nie może być wcześniejsza niż data utworzenia zamówienia, </w:t>
+      </w:r>
+    </w:p>
+    <w:p>
+      <w:pPr>
+        <w:pStyle w:val="Akapitzlist"/>
+        <w:numPr>
+          <w:ilvl w:val="3"/>
+          <w:numId w:val="1"/>
+        </w:numPr>
+      </w:pPr>
+      <w:r>
+        <w:t xml:space="preserve">każda przyjęta część musi być powiązana z pozycją zamówienia. </w:t>
+      </w:r>
+    </w:p>
+    <w:p>
+      <w:pPr>
+        <w:pStyle w:val="Akapitzlist"/>
+        <w:numPr>
+          <w:ilvl w:val="2"/>
+          <w:numId w:val="1"/>
+        </w:numPr>
+      </w:pPr>
+      <w:r>
+        <w:t xml:space="preserve">System aktualizuje stany magazynowe dla przyjętych części. </w:t>
+      </w:r>
+    </w:p>
+    <w:p>
+      <w:pPr>
+        <w:pStyle w:val="Akapitzlist"/>
+        <w:numPr>
+          <w:ilvl w:val="2"/>
+          <w:numId w:val="1"/>
+        </w:numPr>
+      </w:pPr>
+      <w:r>
+        <w:t xml:space="preserve">System zmienia status zamówienia na „zrealizowane”. </w:t>
+      </w:r>
+    </w:p>
+    <w:p>
+      <w:pPr>
+        <w:pStyle w:val="Akapitzlist"/>
+        <w:numPr>
+          <w:ilvl w:val="2"/>
+          <w:numId w:val="1"/>
+        </w:numPr>
+      </w:pPr>
+      <w:r>
+        <w:t xml:space="preserve">System zapisuje informację o przyjęciu dostawy w bazie danych. </w:t>
+      </w:r>
+    </w:p>
+    <w:p>
+      <w:pPr>
+        <w:pStyle w:val="Akapitzlist"/>
+        <w:numPr>
+          <w:ilvl w:val="2"/>
+          <w:numId w:val="1"/>
+        </w:numPr>
+      </w:pPr>
+      <w:r>
+        <w:t xml:space="preserve">System wyświetla komunikat o poprawnym przyjęciu dostawy. </w:t>
+      </w:r>
+    </w:p>
+    <w:p>
+      <w:pPr>
+        <w:pStyle w:val="Akapitzlist"/>
+        <w:numPr>
+          <w:ilvl w:val="1"/>
+          <w:numId w:val="1"/>
+        </w:numPr>
+        <w:rPr>
+          <w:b/>
+          <w:bCs/>
+        </w:rPr>
+      </w:pPr>
+      <w:r>
+        <w:rPr>
+          <w:b/>
+          <w:bCs/>
+        </w:rPr>
+        <w:t>Alternatywne ciągi zdarzeń</w:t>
+      </w:r>
+    </w:p>
+    <w:p>
+      <w:pPr>
+        <w:pStyle w:val="Akapitzlist"/>
+        <w:numPr>
+          <w:ilvl w:val="2"/>
+          <w:numId w:val="1"/>
+        </w:numPr>
+        <w:rPr>
+          <w:b/>
+          <w:bCs/>
+        </w:rPr>
+      </w:pPr>
+      <w:r>
+        <w:rPr>
+          <w:b/>
+          <w:bCs/>
+        </w:rPr>
+        <w:t>System stwierdza niekompletność lub niepoprawność danych</w:t>
+      </w:r>
+    </w:p>
+    <w:p>
+      <w:pPr>
+        <w:pStyle w:val="Akapitzlist"/>
+        <w:numPr>
+          <w:ilvl w:val="3"/>
+          <w:numId w:val="1"/>
+        </w:numPr>
+      </w:pPr>
+      <w:r>
+        <w:t xml:space="preserve">System wyświetla formularz ponownie, wskazując pola zawierające błędy. </w:t>
+      </w:r>
+    </w:p>
+    <w:p>
+      <w:pPr>
+        <w:pStyle w:val="Akapitzlist"/>
+        <w:numPr>
+          <w:ilvl w:val="3"/>
+          <w:numId w:val="1"/>
+        </w:numPr>
+      </w:pPr>
+      <w:r>
+        <w:t xml:space="preserve">Magazynier poprawia dane i ponownie zatwierdza przyjęcie dostawy. </w:t>
+      </w:r>
+    </w:p>
+    <w:p>
+      <w:pPr>
+        <w:pStyle w:val="Akapitzlist"/>
+        <w:numPr>
+          <w:ilvl w:val="2"/>
+          <w:numId w:val="1"/>
+        </w:numPr>
+        <w:rPr>
+          <w:b/>
+          <w:bCs/>
+        </w:rPr>
+      </w:pPr>
+      <w:r>
+        <w:rPr>
+          <w:b/>
+          <w:bCs/>
+        </w:rPr>
+        <w:t>Magazynier rezygnuje z obsługi dostawy</w:t>
+      </w:r>
+    </w:p>
+    <w:p>
+      <w:pPr>
+        <w:pStyle w:val="Akapitzlist"/>
+        <w:numPr>
+          <w:ilvl w:val="3"/>
+          <w:numId w:val="1"/>
+        </w:numPr>
+      </w:pPr>
+      <w:r>
+        <w:t xml:space="preserve">Magazynier wybiera opcję anulowania operacji. </w:t>
+      </w:r>
+    </w:p>
+    <w:p>
+      <w:pPr>
+        <w:pStyle w:val="Akapitzlist"/>
+        <w:numPr>
+          <w:ilvl w:val="3"/>
+          <w:numId w:val="1"/>
+        </w:numPr>
+      </w:pPr>
+      <w:r>
+        <w:lastRenderedPageBreak/>
+        <w:t xml:space="preserve">System przerywa proces i wraca do poprzedniego widoku bez zapisania zmian. </w:t>
+      </w:r>
+    </w:p>
+    <w:p>
+      <w:pPr>
+        <w:pStyle w:val="Akapitzlist"/>
+        <w:numPr>
+          <w:ilvl w:val="2"/>
+          <w:numId w:val="1"/>
+        </w:numPr>
+      </w:pPr>
+      <w:r>
+        <w:rPr>
+          <w:b/>
+          <w:bCs/>
+        </w:rPr>
+        <w:t xml:space="preserve">Dostawa jest niezgodna z zamówieniem </w:t>
+      </w:r>
       <w:r>
         <w:rPr>
           <w:b/>
@@ -2421,1272 +3646,7 @@
           <w:i/>
           <w:iCs/>
         </w:rPr>
-        <w:t>extend</w:t>
-      </w:r>
-      <w:proofErr w:type="spellEnd"/>
-      <w:r>
-        <w:rPr>
-          <w:b/>
-          <w:bCs/>
-          <w:i/>
-          <w:iCs/>
-        </w:rPr>
-        <w:t>&gt;&gt;)</w:t>
-      </w:r>
-    </w:p>
-    <w:p>
-      <w:pPr>
-        <w:pStyle w:val="Akapitzlist"/>
-        <w:numPr>
-          <w:ilvl w:val="3"/>
-          <w:numId w:val="1"/>
-        </w:numPr>
-      </w:pPr>
-      <w:r>
-        <w:t xml:space="preserve">Po zapisaniu zamówienia system nadaje mu status „oczekujące na zatwierdzenie”. </w:t>
-      </w:r>
-    </w:p>
-    <w:p>
-      <w:pPr>
-        <w:pStyle w:val="Akapitzlist"/>
-        <w:numPr>
-          <w:ilvl w:val="3"/>
-          <w:numId w:val="1"/>
-        </w:numPr>
-      </w:pPr>
-      <w:r>
-        <w:t>System informuje magazyniera, że zamówienie zostało przekazane do akceptacji kierownika.</w:t>
-      </w:r>
-    </w:p>
-    <w:p>
-      <w:pPr>
-        <w:pStyle w:val="Akapitzlist"/>
-        <w:numPr>
-          <w:ilvl w:val="1"/>
-          <w:numId w:val="1"/>
-        </w:numPr>
-      </w:pPr>
-      <w:r>
-        <w:t>Zależności czasowe</w:t>
-      </w:r>
-    </w:p>
-    <w:p>
-      <w:pPr>
-        <w:pStyle w:val="Akapitzlist"/>
-        <w:numPr>
-          <w:ilvl w:val="2"/>
-          <w:numId w:val="1"/>
-        </w:numPr>
-      </w:pPr>
-      <w:r>
-        <w:t>częstotliwość wykonania:</w:t>
-      </w:r>
-    </w:p>
-    <w:p>
-      <w:pPr>
-        <w:pStyle w:val="Akapitzlist"/>
-        <w:numPr>
-          <w:ilvl w:val="3"/>
-          <w:numId w:val="1"/>
-        </w:numPr>
-      </w:pPr>
-      <w:r>
-        <w:t>zależna od liczby braków magazynowych i bieżących potrzeb serwisu, średnio od kilku do kilkunastu razy w tygodniu</w:t>
-      </w:r>
-      <w:r>
-        <w:t>,</w:t>
-      </w:r>
-    </w:p>
-    <w:p>
-      <w:pPr>
-        <w:pStyle w:val="Akapitzlist"/>
-        <w:numPr>
-          <w:ilvl w:val="2"/>
-          <w:numId w:val="1"/>
-        </w:numPr>
-      </w:pPr>
-      <w:r>
-        <w:t>przewidywane spiętrzenia:</w:t>
-      </w:r>
-    </w:p>
-    <w:p>
-      <w:pPr>
-        <w:pStyle w:val="Akapitzlist"/>
-        <w:numPr>
-          <w:ilvl w:val="3"/>
-          <w:numId w:val="1"/>
-        </w:numPr>
-      </w:pPr>
-      <w:r>
-        <w:t>w okresach zwiększonej liczby napraw sprzętu, np. po weekendach, po dłuższych świętach lub w czasie wzmożonego ruchu w serwisie</w:t>
-      </w:r>
-      <w:r>
-        <w:t>,</w:t>
-      </w:r>
-    </w:p>
-    <w:p>
-      <w:pPr>
-        <w:pStyle w:val="Akapitzlist"/>
-        <w:numPr>
-          <w:ilvl w:val="2"/>
-          <w:numId w:val="1"/>
-        </w:numPr>
-      </w:pPr>
-      <w:r>
-        <w:t>typowy czas realizacji:</w:t>
-      </w:r>
-    </w:p>
-    <w:p>
-      <w:pPr>
-        <w:pStyle w:val="Akapitzlist"/>
-        <w:numPr>
-          <w:ilvl w:val="3"/>
-          <w:numId w:val="1"/>
-        </w:numPr>
-      </w:pPr>
-      <w:r>
-        <w:t>około 1–3 minuty</w:t>
-      </w:r>
-      <w:r>
-        <w:t>,</w:t>
-      </w:r>
-    </w:p>
-    <w:p>
-      <w:pPr>
-        <w:pStyle w:val="Akapitzlist"/>
-        <w:numPr>
-          <w:ilvl w:val="2"/>
-          <w:numId w:val="1"/>
-        </w:numPr>
-      </w:pPr>
-      <w:r>
-        <w:t>maksymalny czas realizacji:</w:t>
-      </w:r>
-    </w:p>
-    <w:p>
-      <w:pPr>
-        <w:pStyle w:val="Akapitzlist"/>
-        <w:numPr>
-          <w:ilvl w:val="3"/>
-          <w:numId w:val="1"/>
-        </w:numPr>
-      </w:pPr>
-      <w:r>
-        <w:t>nieokreślony; zależny od kompletności danych oraz dostępności informacji o części i dostawcy</w:t>
-      </w:r>
-      <w:r>
-        <w:t>,</w:t>
-      </w:r>
-    </w:p>
-    <w:p>
-      <w:pPr>
-        <w:pStyle w:val="Akapitzlist"/>
-        <w:numPr>
-          <w:ilvl w:val="1"/>
-          <w:numId w:val="1"/>
-        </w:numPr>
-      </w:pPr>
-      <w:r>
-        <w:t>Wartości uzyskiwane przez aktora po zakończeniu przypadku użycia</w:t>
-      </w:r>
-    </w:p>
-    <w:p>
-      <w:pPr>
-        <w:pStyle w:val="Akapitzlist"/>
-        <w:numPr>
-          <w:ilvl w:val="2"/>
-          <w:numId w:val="1"/>
-        </w:numPr>
-      </w:pPr>
-      <w:r>
-        <w:t>Utworzenie nowego zamówienia na brakującą część.</w:t>
-      </w:r>
-    </w:p>
-    <w:p>
-      <w:pPr>
-        <w:pStyle w:val="Akapitzlist"/>
-        <w:numPr>
-          <w:ilvl w:val="2"/>
-          <w:numId w:val="1"/>
-        </w:numPr>
-      </w:pPr>
-      <w:r>
-        <w:t>Zarejestrowanie zamówienia w systemie wraz z jego numerem i statusem.</w:t>
-      </w:r>
-    </w:p>
-    <w:p>
-      <w:pPr>
-        <w:pStyle w:val="Akapitzlist"/>
-        <w:numPr>
-          <w:ilvl w:val="2"/>
-          <w:numId w:val="1"/>
-        </w:numPr>
-      </w:pPr>
-      <w:r>
-        <w:t>Możliwość przekazania zamówienia do dalszej obsługi, w szczególności do zatwierdzenia i realizacji.</w:t>
-      </w:r>
-    </w:p>
-    <w:p>
-      <w:pPr>
-        <w:pStyle w:val="Akapitzlist"/>
-        <w:numPr>
-          <w:ilvl w:val="0"/>
-          <w:numId w:val="1"/>
-        </w:numPr>
-        <w:rPr>
-          <w:b/>
-          <w:bCs/>
-        </w:rPr>
-      </w:pPr>
-      <w:r>
-        <w:rPr>
-          <w:b/>
-          <w:bCs/>
-        </w:rPr>
-        <w:t>Opis przypadku użycia „Wyszukiwanie części”</w:t>
-      </w:r>
-    </w:p>
-    <w:p>
-      <w:pPr>
-        <w:pStyle w:val="Akapitzlist"/>
-        <w:numPr>
-          <w:ilvl w:val="1"/>
-          <w:numId w:val="1"/>
-        </w:numPr>
-        <w:rPr>
-          <w:b/>
-          <w:bCs/>
-        </w:rPr>
-      </w:pPr>
-      <w:r>
-        <w:rPr>
-          <w:b/>
-          <w:bCs/>
-        </w:rPr>
-        <w:t>Uczestniczący aktorzy</w:t>
-      </w:r>
-    </w:p>
-    <w:p>
-      <w:pPr>
-        <w:pStyle w:val="Akapitzlist"/>
-        <w:numPr>
-          <w:ilvl w:val="2"/>
-          <w:numId w:val="1"/>
-        </w:numPr>
-      </w:pPr>
-      <w:r>
-        <w:t xml:space="preserve">Pracownik serwisu </w:t>
-      </w:r>
-    </w:p>
-    <w:p>
-      <w:pPr>
-        <w:pStyle w:val="Akapitzlist"/>
-        <w:numPr>
-          <w:ilvl w:val="1"/>
-          <w:numId w:val="1"/>
-        </w:numPr>
-        <w:rPr>
-          <w:b/>
-          <w:bCs/>
-        </w:rPr>
-      </w:pPr>
-      <w:r>
-        <w:rPr>
-          <w:b/>
-          <w:bCs/>
-        </w:rPr>
-        <w:t>Podstawowy ciąg zdarzeń</w:t>
-      </w:r>
-    </w:p>
-    <w:p>
-      <w:pPr>
-        <w:pStyle w:val="Akapitzlist"/>
-        <w:numPr>
-          <w:ilvl w:val="2"/>
-          <w:numId w:val="1"/>
-        </w:numPr>
-      </w:pPr>
-      <w:r>
-        <w:t xml:space="preserve">System wyświetla interfejs wyszukiwania części, zawierający pola filtrów: </w:t>
-      </w:r>
-    </w:p>
-    <w:p>
-      <w:pPr>
-        <w:pStyle w:val="Akapitzlist"/>
-        <w:numPr>
-          <w:ilvl w:val="3"/>
-          <w:numId w:val="1"/>
-        </w:numPr>
-      </w:pPr>
-      <w:r>
-        <w:t xml:space="preserve">nazwa części lub numer katalogowy, </w:t>
-      </w:r>
-    </w:p>
-    <w:p>
-      <w:pPr>
-        <w:pStyle w:val="Akapitzlist"/>
-        <w:numPr>
-          <w:ilvl w:val="3"/>
-          <w:numId w:val="1"/>
-        </w:numPr>
-      </w:pPr>
-      <w:r>
-        <w:t xml:space="preserve">kategoria (np. dyski, pamięci RAM, płyty główne), </w:t>
-      </w:r>
-    </w:p>
-    <w:p>
-      <w:pPr>
-        <w:pStyle w:val="Akapitzlist"/>
-        <w:numPr>
-          <w:ilvl w:val="3"/>
-          <w:numId w:val="1"/>
-        </w:numPr>
-      </w:pPr>
-      <w:r>
-        <w:t xml:space="preserve">status dostępności (wszystkie, dostępne, brak na stanie). </w:t>
-      </w:r>
-    </w:p>
-    <w:p>
-      <w:pPr>
-        <w:pStyle w:val="Akapitzlist"/>
-        <w:numPr>
-          <w:ilvl w:val="2"/>
-          <w:numId w:val="1"/>
-        </w:numPr>
-      </w:pPr>
-      <w:r>
-        <w:lastRenderedPageBreak/>
-        <w:t xml:space="preserve">Pracownik serwisu wprowadza wybrane kryteria wyszukiwania. </w:t>
-      </w:r>
-    </w:p>
-    <w:p>
-      <w:pPr>
-        <w:pStyle w:val="Akapitzlist"/>
-        <w:numPr>
-          <w:ilvl w:val="2"/>
-          <w:numId w:val="1"/>
-        </w:numPr>
-      </w:pPr>
-      <w:r>
-        <w:t xml:space="preserve">Pracownik serwisu zatwierdza operację przyciskiem „Szukaj”. </w:t>
-      </w:r>
-    </w:p>
-    <w:p>
-      <w:pPr>
-        <w:pStyle w:val="Akapitzlist"/>
-        <w:numPr>
-          <w:ilvl w:val="2"/>
-          <w:numId w:val="1"/>
-        </w:numPr>
-      </w:pPr>
-      <w:r>
-        <w:t xml:space="preserve">System weryfikuje poprawność wprowadzonych danych. </w:t>
-      </w:r>
-    </w:p>
-    <w:p>
-      <w:pPr>
-        <w:pStyle w:val="Akapitzlist"/>
-        <w:numPr>
-          <w:ilvl w:val="2"/>
-          <w:numId w:val="1"/>
-        </w:numPr>
-      </w:pPr>
-      <w:r>
-        <w:t xml:space="preserve">System przeszukuje bazę danych i wyświetla listę części spełniających podane kryteria. </w:t>
-      </w:r>
-    </w:p>
-    <w:p>
-      <w:pPr>
-        <w:pStyle w:val="Akapitzlist"/>
-        <w:numPr>
-          <w:ilvl w:val="2"/>
-          <w:numId w:val="1"/>
-        </w:numPr>
-      </w:pPr>
-      <w:r>
-        <w:t xml:space="preserve">System prezentuje wyniki w formie tabeli zawierającej: </w:t>
-      </w:r>
-    </w:p>
-    <w:p>
-      <w:pPr>
-        <w:pStyle w:val="Akapitzlist"/>
-        <w:numPr>
-          <w:ilvl w:val="3"/>
-          <w:numId w:val="1"/>
-        </w:numPr>
-      </w:pPr>
-      <w:r>
-        <w:t xml:space="preserve">nazwę części i numer katalogowy, </w:t>
-      </w:r>
-    </w:p>
-    <w:p>
-      <w:pPr>
-        <w:pStyle w:val="Akapitzlist"/>
-        <w:numPr>
-          <w:ilvl w:val="3"/>
-          <w:numId w:val="1"/>
-        </w:numPr>
-      </w:pPr>
-      <w:r>
-        <w:t xml:space="preserve">aktualny stan magazynowy, </w:t>
-      </w:r>
-    </w:p>
-    <w:p>
-      <w:pPr>
-        <w:pStyle w:val="Akapitzlist"/>
-        <w:numPr>
-          <w:ilvl w:val="3"/>
-          <w:numId w:val="1"/>
-        </w:numPr>
-      </w:pPr>
-      <w:r>
-        <w:t xml:space="preserve">cenę. </w:t>
-      </w:r>
-    </w:p>
-    <w:p>
-      <w:pPr>
-        <w:pStyle w:val="Akapitzlist"/>
-        <w:numPr>
-          <w:ilvl w:val="2"/>
-          <w:numId w:val="1"/>
-        </w:numPr>
-      </w:pPr>
-      <w:r>
-        <w:t xml:space="preserve">Pracownik serwisu wybiera interesującą go pozycję z listy. </w:t>
-      </w:r>
-    </w:p>
-    <w:p>
-      <w:pPr>
-        <w:pStyle w:val="Akapitzlist"/>
-        <w:numPr>
-          <w:ilvl w:val="2"/>
-          <w:numId w:val="1"/>
-        </w:numPr>
-      </w:pPr>
-      <w:r>
-        <w:t xml:space="preserve">System wyświetla szczegółowe informacje o wybranej części, takie jak parametry techniczne oraz historia jej wykorzystania. </w:t>
-      </w:r>
-    </w:p>
-    <w:p>
-      <w:pPr>
-        <w:pStyle w:val="Akapitzlist"/>
-        <w:numPr>
-          <w:ilvl w:val="1"/>
-          <w:numId w:val="1"/>
-        </w:numPr>
-        <w:rPr>
-          <w:b/>
-          <w:bCs/>
-        </w:rPr>
-      </w:pPr>
-      <w:r>
-        <w:rPr>
-          <w:b/>
-          <w:bCs/>
-        </w:rPr>
-        <w:t>Alternatywne ciągi zdarzeń</w:t>
-      </w:r>
-    </w:p>
-    <w:p>
-      <w:pPr>
-        <w:pStyle w:val="Akapitzlist"/>
-        <w:numPr>
-          <w:ilvl w:val="2"/>
-          <w:numId w:val="1"/>
-        </w:numPr>
-        <w:rPr>
-          <w:b/>
-          <w:bCs/>
-        </w:rPr>
-      </w:pPr>
-      <w:r>
-        <w:rPr>
-          <w:b/>
-          <w:bCs/>
-        </w:rPr>
-        <w:t>Brak wyników wyszukiwania</w:t>
-      </w:r>
-    </w:p>
-    <w:p>
-      <w:pPr>
-        <w:pStyle w:val="Akapitzlist"/>
-        <w:numPr>
-          <w:ilvl w:val="3"/>
-          <w:numId w:val="1"/>
-        </w:numPr>
-      </w:pPr>
-      <w:r>
-        <w:t xml:space="preserve">System informuje użytkownika o braku części spełniających podane kryteria. </w:t>
-      </w:r>
-    </w:p>
-    <w:p>
-      <w:pPr>
-        <w:pStyle w:val="Akapitzlist"/>
-        <w:numPr>
-          <w:ilvl w:val="3"/>
-          <w:numId w:val="1"/>
-        </w:numPr>
-      </w:pPr>
-      <w:r>
-        <w:t xml:space="preserve">System sugeruje zmianę parametrów wyszukiwania. </w:t>
-      </w:r>
-    </w:p>
-    <w:p>
-      <w:pPr>
-        <w:pStyle w:val="Akapitzlist"/>
-        <w:numPr>
-          <w:ilvl w:val="3"/>
-          <w:numId w:val="1"/>
-        </w:numPr>
-      </w:pPr>
-      <w:r>
-        <w:t xml:space="preserve">Pracownik serwisu może zmodyfikować kryteria lub zakończyć proces. </w:t>
-      </w:r>
-    </w:p>
-    <w:p>
-      <w:pPr>
-        <w:pStyle w:val="Akapitzlist"/>
-        <w:numPr>
-          <w:ilvl w:val="2"/>
-          <w:numId w:val="1"/>
-        </w:numPr>
-        <w:rPr>
-          <w:b/>
-          <w:bCs/>
-        </w:rPr>
-      </w:pPr>
-      <w:r>
-        <w:rPr>
-          <w:b/>
-          <w:bCs/>
-        </w:rPr>
-        <w:t>Niepoprawne dane wejściowe</w:t>
-      </w:r>
-    </w:p>
-    <w:p>
-      <w:pPr>
-        <w:pStyle w:val="Akapitzlist"/>
-        <w:numPr>
-          <w:ilvl w:val="3"/>
-          <w:numId w:val="1"/>
-        </w:numPr>
-      </w:pPr>
-      <w:r>
-        <w:t xml:space="preserve">System wyświetla komunikat o błędzie (np. niedozwolone znaki lub zbyt krótka fraza). </w:t>
-      </w:r>
-    </w:p>
-    <w:p>
-      <w:pPr>
-        <w:pStyle w:val="Akapitzlist"/>
-        <w:numPr>
-          <w:ilvl w:val="3"/>
-          <w:numId w:val="1"/>
-        </w:numPr>
-      </w:pPr>
-      <w:r>
-        <w:t xml:space="preserve">Pracownik serwisu poprawia dane i ponownie uruchamia wyszukiwanie. </w:t>
-      </w:r>
-    </w:p>
-    <w:p>
-      <w:pPr>
-        <w:pStyle w:val="Akapitzlist"/>
-        <w:numPr>
-          <w:ilvl w:val="1"/>
-          <w:numId w:val="1"/>
-        </w:numPr>
-        <w:rPr>
-          <w:b/>
-          <w:bCs/>
-        </w:rPr>
-      </w:pPr>
-      <w:r>
-        <w:rPr>
-          <w:b/>
-          <w:bCs/>
-        </w:rPr>
-        <w:t>Zależności czasowe</w:t>
-      </w:r>
-    </w:p>
-    <w:p>
-      <w:pPr>
-        <w:pStyle w:val="Akapitzlist"/>
-        <w:numPr>
-          <w:ilvl w:val="2"/>
-          <w:numId w:val="1"/>
-        </w:numPr>
-        <w:rPr>
-          <w:b/>
-          <w:bCs/>
-        </w:rPr>
-      </w:pPr>
-      <w:r>
-        <w:rPr>
-          <w:b/>
-          <w:bCs/>
-        </w:rPr>
-        <w:t>Częstotliwość wykonania</w:t>
-      </w:r>
-    </w:p>
-    <w:p>
-      <w:pPr>
-        <w:pStyle w:val="Akapitzlist"/>
-        <w:numPr>
-          <w:ilvl w:val="3"/>
-          <w:numId w:val="1"/>
-        </w:numPr>
-      </w:pPr>
-      <w:r>
-        <w:t>Bardzo wysoka; wielokrotnie w ciągu dnia podczas realizacji zleceń i obsługi napraw.</w:t>
-      </w:r>
-    </w:p>
-    <w:p>
-      <w:pPr>
-        <w:pStyle w:val="Akapitzlist"/>
-        <w:numPr>
-          <w:ilvl w:val="2"/>
-          <w:numId w:val="1"/>
-        </w:numPr>
-        <w:rPr>
-          <w:b/>
-          <w:bCs/>
-        </w:rPr>
-      </w:pPr>
-      <w:r>
-        <w:rPr>
-          <w:b/>
-          <w:bCs/>
-        </w:rPr>
-        <w:t>Przewidywane spiętrzenia</w:t>
-      </w:r>
-    </w:p>
-    <w:p>
-      <w:pPr>
-        <w:pStyle w:val="Akapitzlist"/>
-        <w:numPr>
-          <w:ilvl w:val="3"/>
-          <w:numId w:val="1"/>
-        </w:numPr>
-      </w:pPr>
-      <w:r>
-        <w:t>W godzinach rozpoczęcia pracy serwisu oraz przy większej liczbie zleceń.</w:t>
-      </w:r>
-    </w:p>
-    <w:p>
-      <w:pPr>
-        <w:pStyle w:val="Akapitzlist"/>
-        <w:numPr>
-          <w:ilvl w:val="2"/>
-          <w:numId w:val="1"/>
-        </w:numPr>
-        <w:rPr>
-          <w:b/>
-          <w:bCs/>
-        </w:rPr>
-      </w:pPr>
-      <w:r>
-        <w:rPr>
-          <w:b/>
-          <w:bCs/>
-        </w:rPr>
-        <w:t>Typowy czas realizacji</w:t>
-      </w:r>
-    </w:p>
-    <w:p>
-      <w:pPr>
-        <w:pStyle w:val="Akapitzlist"/>
-        <w:numPr>
-          <w:ilvl w:val="3"/>
-          <w:numId w:val="1"/>
-        </w:numPr>
-      </w:pPr>
-      <w:r>
-        <w:t>Od kilku do kilkunastu sekund, w zależności od liczby rekordów i zastosowanych filtrów.</w:t>
-      </w:r>
-    </w:p>
-    <w:p>
-      <w:pPr>
-        <w:pStyle w:val="Akapitzlist"/>
-        <w:numPr>
-          <w:ilvl w:val="2"/>
-          <w:numId w:val="1"/>
-        </w:numPr>
-        <w:rPr>
-          <w:b/>
-          <w:bCs/>
-        </w:rPr>
-      </w:pPr>
-      <w:r>
-        <w:rPr>
-          <w:b/>
-          <w:bCs/>
-        </w:rPr>
-        <w:t>Maksymalny czas realizacji</w:t>
-      </w:r>
-    </w:p>
-    <w:p>
-      <w:pPr>
-        <w:pStyle w:val="Akapitzlist"/>
-        <w:numPr>
-          <w:ilvl w:val="3"/>
-          <w:numId w:val="1"/>
-        </w:numPr>
-      </w:pPr>
-      <w:r>
-        <w:t>Zależny od wydajności systemu i wielkości bazy danych; zazwyczaj nie przekracza 1 minuty.</w:t>
-      </w:r>
-    </w:p>
-    <w:p>
-      <w:pPr>
-        <w:pStyle w:val="Akapitzlist"/>
-        <w:numPr>
-          <w:ilvl w:val="1"/>
-          <w:numId w:val="1"/>
-        </w:numPr>
-        <w:rPr>
-          <w:b/>
-          <w:bCs/>
-        </w:rPr>
-      </w:pPr>
-      <w:r>
-        <w:rPr>
-          <w:b/>
-          <w:bCs/>
-        </w:rPr>
-        <w:t>Wartości uzyskiwane przez aktora po zakończeniu przypadku użycia</w:t>
-      </w:r>
-    </w:p>
-    <w:p>
-      <w:pPr>
-        <w:pStyle w:val="Akapitzlist"/>
-        <w:numPr>
-          <w:ilvl w:val="2"/>
-          <w:numId w:val="1"/>
-        </w:numPr>
-      </w:pPr>
-      <w:r>
-        <w:t xml:space="preserve">Uzyskanie informacji o dostępności i parametrach wybranej części. </w:t>
-      </w:r>
-    </w:p>
-    <w:p>
-      <w:pPr>
-        <w:pStyle w:val="Akapitzlist"/>
-        <w:numPr>
-          <w:ilvl w:val="2"/>
-          <w:numId w:val="1"/>
-        </w:numPr>
-      </w:pPr>
-      <w:r>
-        <w:t xml:space="preserve">Możliwość przejścia do dalszych operacji, takich jak przypisanie części do naprawy lub zgłoszenie zapotrzebowania. </w:t>
-      </w:r>
-    </w:p>
-    <w:p>
-      <w:pPr>
-        <w:pStyle w:val="Akapitzlist"/>
-        <w:numPr>
-          <w:ilvl w:val="2"/>
-          <w:numId w:val="1"/>
-        </w:numPr>
-      </w:pPr>
-      <w:r>
-        <w:lastRenderedPageBreak/>
-        <w:t xml:space="preserve">Skrócenie czasu wyszukiwania informacji w porównaniu z ręczną ewidencją. </w:t>
-      </w:r>
-    </w:p>
-    <w:p>
-      <w:pPr>
-        <w:pStyle w:val="Akapitzlist"/>
-        <w:numPr>
-          <w:ilvl w:val="0"/>
-          <w:numId w:val="1"/>
-        </w:numPr>
-        <w:rPr>
-          <w:b/>
-          <w:bCs/>
-        </w:rPr>
-      </w:pPr>
-      <w:r>
-        <w:rPr>
-          <w:b/>
-          <w:bCs/>
-        </w:rPr>
-        <w:t>Opis przypadku użycia „Obsługa dostawy”</w:t>
-      </w:r>
-      <w:r>
-        <w:rPr>
-          <w:b/>
-          <w:bCs/>
-        </w:rPr>
-        <w:t>:</w:t>
-      </w:r>
-    </w:p>
-    <w:p>
-      <w:pPr>
-        <w:pStyle w:val="Akapitzlist"/>
-        <w:numPr>
-          <w:ilvl w:val="1"/>
-          <w:numId w:val="1"/>
-        </w:numPr>
-        <w:rPr>
-          <w:b/>
-          <w:bCs/>
-        </w:rPr>
-      </w:pPr>
-      <w:r>
-        <w:rPr>
-          <w:b/>
-          <w:bCs/>
-        </w:rPr>
-        <w:t>Uczestniczący aktorzy</w:t>
-      </w:r>
-    </w:p>
-    <w:p>
-      <w:pPr>
-        <w:pStyle w:val="Akapitzlist"/>
-        <w:numPr>
-          <w:ilvl w:val="2"/>
-          <w:numId w:val="1"/>
-        </w:numPr>
-      </w:pPr>
-      <w:r>
-        <w:t xml:space="preserve">Magazynier </w:t>
-      </w:r>
-    </w:p>
-    <w:p>
-      <w:pPr>
-        <w:pStyle w:val="Akapitzlist"/>
-        <w:numPr>
-          <w:ilvl w:val="1"/>
-          <w:numId w:val="1"/>
-        </w:numPr>
-        <w:rPr>
-          <w:b/>
-          <w:bCs/>
-        </w:rPr>
-      </w:pPr>
-      <w:r>
-        <w:rPr>
-          <w:b/>
-          <w:bCs/>
-        </w:rPr>
-        <w:t>Podstawowy ciąg zdarzeń</w:t>
-      </w:r>
-    </w:p>
-    <w:p>
-      <w:pPr>
-        <w:pStyle w:val="Akapitzlist"/>
-        <w:numPr>
-          <w:ilvl w:val="2"/>
-          <w:numId w:val="1"/>
-        </w:numPr>
-      </w:pPr>
-      <w:r>
-        <w:t xml:space="preserve">System wyświetla formularz umożliwiający obsługę przyjęcia dostawy, zawierający: </w:t>
-      </w:r>
-    </w:p>
-    <w:p>
-      <w:pPr>
-        <w:pStyle w:val="Akapitzlist"/>
-        <w:numPr>
-          <w:ilvl w:val="3"/>
-          <w:numId w:val="1"/>
-        </w:numPr>
-      </w:pPr>
-      <w:r>
-        <w:t xml:space="preserve">numer zamówienia, </w:t>
-      </w:r>
-    </w:p>
-    <w:p>
-      <w:pPr>
-        <w:pStyle w:val="Akapitzlist"/>
-        <w:numPr>
-          <w:ilvl w:val="3"/>
-          <w:numId w:val="1"/>
-        </w:numPr>
-      </w:pPr>
-      <w:r>
-        <w:t xml:space="preserve">dane dostawcy, </w:t>
-      </w:r>
-    </w:p>
-    <w:p>
-      <w:pPr>
-        <w:pStyle w:val="Akapitzlist"/>
-        <w:numPr>
-          <w:ilvl w:val="3"/>
-          <w:numId w:val="1"/>
-        </w:numPr>
-      </w:pPr>
-      <w:r>
-        <w:t xml:space="preserve">listę zamówionych części, </w:t>
-      </w:r>
-    </w:p>
-    <w:p>
-      <w:pPr>
-        <w:pStyle w:val="Akapitzlist"/>
-        <w:numPr>
-          <w:ilvl w:val="3"/>
-          <w:numId w:val="1"/>
-        </w:numPr>
-      </w:pPr>
-      <w:r>
-        <w:t xml:space="preserve">ilość zamówioną, </w:t>
-      </w:r>
-    </w:p>
-    <w:p>
-      <w:pPr>
-        <w:pStyle w:val="Akapitzlist"/>
-        <w:numPr>
-          <w:ilvl w:val="3"/>
-          <w:numId w:val="1"/>
-        </w:numPr>
-      </w:pPr>
-      <w:r>
-        <w:t xml:space="preserve">ilość dostarczoną, </w:t>
-      </w:r>
-    </w:p>
-    <w:p>
-      <w:pPr>
-        <w:pStyle w:val="Akapitzlist"/>
-        <w:numPr>
-          <w:ilvl w:val="3"/>
-          <w:numId w:val="1"/>
-        </w:numPr>
-      </w:pPr>
-      <w:r>
-        <w:t xml:space="preserve">datę dostawy, </w:t>
-      </w:r>
-    </w:p>
-    <w:p>
-      <w:pPr>
-        <w:pStyle w:val="Akapitzlist"/>
-        <w:numPr>
-          <w:ilvl w:val="3"/>
-          <w:numId w:val="1"/>
-        </w:numPr>
-      </w:pPr>
-      <w:r>
-        <w:t xml:space="preserve">pole uwag. </w:t>
-      </w:r>
-    </w:p>
-    <w:p>
-      <w:pPr>
-        <w:pStyle w:val="Akapitzlist"/>
-        <w:numPr>
-          <w:ilvl w:val="2"/>
-          <w:numId w:val="1"/>
-        </w:numPr>
-      </w:pPr>
-      <w:r>
-        <w:t xml:space="preserve">Magazynier wybiera zamówienie, dla którego została dostarczona przesyłka. </w:t>
-      </w:r>
-    </w:p>
-    <w:p>
-      <w:pPr>
-        <w:pStyle w:val="Akapitzlist"/>
-        <w:numPr>
-          <w:ilvl w:val="2"/>
-          <w:numId w:val="1"/>
-        </w:numPr>
-      </w:pPr>
-      <w:r>
-        <w:t xml:space="preserve">System wyświetla szczegóły wybranego zamówienia. </w:t>
-      </w:r>
-    </w:p>
-    <w:p>
-      <w:pPr>
-        <w:pStyle w:val="Akapitzlist"/>
-        <w:numPr>
-          <w:ilvl w:val="2"/>
-          <w:numId w:val="1"/>
-        </w:numPr>
-      </w:pPr>
-      <w:r>
-        <w:t xml:space="preserve">Magazynier porównuje dostarczone części z danymi zapisanymi w zamówieniu. </w:t>
-      </w:r>
-    </w:p>
-    <w:p>
-      <w:pPr>
-        <w:pStyle w:val="Akapitzlist"/>
-        <w:numPr>
-          <w:ilvl w:val="2"/>
-          <w:numId w:val="1"/>
-        </w:numPr>
-      </w:pPr>
-      <w:r>
-        <w:t xml:space="preserve">Magazynier wprowadza rzeczywiście dostarczone ilości części. </w:t>
-      </w:r>
-    </w:p>
-    <w:p>
-      <w:pPr>
-        <w:pStyle w:val="Akapitzlist"/>
-        <w:numPr>
-          <w:ilvl w:val="2"/>
-          <w:numId w:val="1"/>
-        </w:numPr>
-      </w:pPr>
-      <w:r>
-        <w:t xml:space="preserve">Magazynier potwierdza przyjęcie dostawy przyciskiem „Zatwierdź przyjęcie”. </w:t>
-      </w:r>
-    </w:p>
-    <w:p>
-      <w:pPr>
-        <w:pStyle w:val="Akapitzlist"/>
-        <w:numPr>
-          <w:ilvl w:val="2"/>
-          <w:numId w:val="1"/>
-        </w:numPr>
-      </w:pPr>
-      <w:r>
-        <w:t xml:space="preserve">System weryfikuje poprawność i kompletność danych: </w:t>
-      </w:r>
-    </w:p>
-    <w:p>
-      <w:pPr>
-        <w:pStyle w:val="Akapitzlist"/>
-        <w:numPr>
-          <w:ilvl w:val="3"/>
-          <w:numId w:val="1"/>
-        </w:numPr>
-      </w:pPr>
-      <w:r>
-        <w:t xml:space="preserve">zamówienie musi istnieć w systemie, </w:t>
-      </w:r>
-    </w:p>
-    <w:p>
-      <w:pPr>
-        <w:pStyle w:val="Akapitzlist"/>
-        <w:numPr>
-          <w:ilvl w:val="3"/>
-          <w:numId w:val="1"/>
-        </w:numPr>
-      </w:pPr>
-      <w:r>
-        <w:t xml:space="preserve">dostarczona ilość nie może być mniejsza od zera, </w:t>
-      </w:r>
-    </w:p>
-    <w:p>
-      <w:pPr>
-        <w:pStyle w:val="Akapitzlist"/>
-        <w:numPr>
-          <w:ilvl w:val="3"/>
-          <w:numId w:val="1"/>
-        </w:numPr>
-      </w:pPr>
-      <w:r>
-        <w:t xml:space="preserve">data dostawy nie może być wcześniejsza niż data utworzenia zamówienia, </w:t>
-      </w:r>
-    </w:p>
-    <w:p>
-      <w:pPr>
-        <w:pStyle w:val="Akapitzlist"/>
-        <w:numPr>
-          <w:ilvl w:val="3"/>
-          <w:numId w:val="1"/>
-        </w:numPr>
-      </w:pPr>
-      <w:r>
-        <w:t xml:space="preserve">każda przyjęta część musi być powiązana z pozycją zamówienia. </w:t>
-      </w:r>
-    </w:p>
-    <w:p>
-      <w:pPr>
-        <w:pStyle w:val="Akapitzlist"/>
-        <w:numPr>
-          <w:ilvl w:val="2"/>
-          <w:numId w:val="1"/>
-        </w:numPr>
-      </w:pPr>
-      <w:r>
-        <w:t xml:space="preserve">System aktualizuje stany magazynowe dla przyjętych części. </w:t>
-      </w:r>
-    </w:p>
-    <w:p>
-      <w:pPr>
-        <w:pStyle w:val="Akapitzlist"/>
-        <w:numPr>
-          <w:ilvl w:val="2"/>
-          <w:numId w:val="1"/>
-        </w:numPr>
-      </w:pPr>
-      <w:r>
-        <w:t xml:space="preserve">System zmienia status zamówienia na „zrealizowane”. </w:t>
-      </w:r>
-    </w:p>
-    <w:p>
-      <w:pPr>
-        <w:pStyle w:val="Akapitzlist"/>
-        <w:numPr>
-          <w:ilvl w:val="2"/>
-          <w:numId w:val="1"/>
-        </w:numPr>
-      </w:pPr>
-      <w:r>
-        <w:t xml:space="preserve">System zapisuje informację o przyjęciu dostawy w bazie danych. </w:t>
-      </w:r>
-    </w:p>
-    <w:p>
-      <w:pPr>
-        <w:pStyle w:val="Akapitzlist"/>
-        <w:numPr>
-          <w:ilvl w:val="2"/>
-          <w:numId w:val="1"/>
-        </w:numPr>
-      </w:pPr>
-      <w:r>
-        <w:t xml:space="preserve">System wyświetla komunikat o poprawnym przyjęciu dostawy. </w:t>
-      </w:r>
-    </w:p>
-    <w:p>
-      <w:pPr>
-        <w:pStyle w:val="Akapitzlist"/>
-        <w:numPr>
-          <w:ilvl w:val="1"/>
-          <w:numId w:val="1"/>
-        </w:numPr>
-        <w:rPr>
-          <w:b/>
-          <w:bCs/>
-        </w:rPr>
-      </w:pPr>
-      <w:r>
-        <w:rPr>
-          <w:b/>
-          <w:bCs/>
-        </w:rPr>
-        <w:t>Alternatywne ciągi zdarzeń</w:t>
-      </w:r>
-    </w:p>
-    <w:p>
-      <w:pPr>
-        <w:pStyle w:val="Akapitzlist"/>
-        <w:numPr>
-          <w:ilvl w:val="2"/>
-          <w:numId w:val="1"/>
-        </w:numPr>
-        <w:rPr>
-          <w:b/>
-          <w:bCs/>
-        </w:rPr>
-      </w:pPr>
-      <w:r>
-        <w:rPr>
-          <w:b/>
-          <w:bCs/>
-        </w:rPr>
-        <w:t>System stwierdza niekompletność lub niepoprawność danych</w:t>
-      </w:r>
-    </w:p>
-    <w:p>
-      <w:pPr>
-        <w:pStyle w:val="Akapitzlist"/>
-        <w:numPr>
-          <w:ilvl w:val="3"/>
-          <w:numId w:val="1"/>
-        </w:numPr>
-      </w:pPr>
-      <w:r>
-        <w:t xml:space="preserve">System wyświetla formularz ponownie, wskazując pola zawierające błędy. </w:t>
-      </w:r>
-    </w:p>
-    <w:p>
-      <w:pPr>
-        <w:pStyle w:val="Akapitzlist"/>
-        <w:numPr>
-          <w:ilvl w:val="3"/>
-          <w:numId w:val="1"/>
-        </w:numPr>
-      </w:pPr>
-      <w:r>
-        <w:t xml:space="preserve">Magazynier poprawia dane i ponownie zatwierdza przyjęcie dostawy. </w:t>
-      </w:r>
-    </w:p>
-    <w:p>
-      <w:pPr>
-        <w:pStyle w:val="Akapitzlist"/>
-        <w:numPr>
-          <w:ilvl w:val="2"/>
-          <w:numId w:val="1"/>
-        </w:numPr>
-        <w:rPr>
-          <w:b/>
-          <w:bCs/>
-        </w:rPr>
-      </w:pPr>
-      <w:r>
-        <w:rPr>
-          <w:b/>
-          <w:bCs/>
-        </w:rPr>
-        <w:t>Magazynier rezygnuje z obsługi dostawy</w:t>
-      </w:r>
-    </w:p>
-    <w:p>
-      <w:pPr>
-        <w:pStyle w:val="Akapitzlist"/>
-        <w:numPr>
-          <w:ilvl w:val="3"/>
-          <w:numId w:val="1"/>
-        </w:numPr>
-      </w:pPr>
-      <w:r>
-        <w:t xml:space="preserve">Magazynier wybiera opcję anulowania operacji. </w:t>
-      </w:r>
-    </w:p>
-    <w:p>
-      <w:pPr>
-        <w:pStyle w:val="Akapitzlist"/>
-        <w:numPr>
-          <w:ilvl w:val="3"/>
-          <w:numId w:val="1"/>
-        </w:numPr>
-      </w:pPr>
-      <w:r>
-        <w:lastRenderedPageBreak/>
-        <w:t xml:space="preserve">System przerywa proces i wraca do poprzedniego widoku bez zapisania zmian. </w:t>
-      </w:r>
-    </w:p>
-    <w:p>
-      <w:pPr>
-        <w:pStyle w:val="Akapitzlist"/>
-        <w:numPr>
-          <w:ilvl w:val="2"/>
-          <w:numId w:val="1"/>
-        </w:numPr>
-      </w:pPr>
-      <w:r>
-        <w:rPr>
-          <w:b/>
-          <w:bCs/>
-        </w:rPr>
-        <w:t xml:space="preserve">Dostawa jest niezgodna z zamówieniem </w:t>
-      </w:r>
-      <w:r>
-        <w:rPr>
-          <w:b/>
-          <w:bCs/>
-          <w:i/>
-          <w:iCs/>
-        </w:rPr>
-        <w:t>(powiązanie z &lt;&lt;</w:t>
-      </w:r>
-      <w:proofErr w:type="spellStart"/>
-      <w:r>
-        <w:rPr>
-          <w:b/>
-          <w:bCs/>
-          <w:i/>
-          <w:iCs/>
-        </w:rPr>
-        <w:t>extend</w:t>
-      </w:r>
-      <w:proofErr w:type="spellEnd"/>
-      <w:r>
-        <w:rPr>
-          <w:b/>
-          <w:bCs/>
-          <w:i/>
-          <w:iCs/>
-        </w:rPr>
-        <w:t>&gt;&gt;: „Zgłoszenie niezgodności dostawy”)</w:t>
+        <w:t>(powiązanie z &lt;&lt;extend&gt;&gt;: „Zgłoszenie niezgodności dostawy”)</w:t>
       </w:r>
     </w:p>
     <w:p>
@@ -5028,17 +4988,8 @@
           <w:b/>
           <w:bCs/>
         </w:rPr>
-        <w:t xml:space="preserve">lasa: </w:t>
-      </w:r>
-      <w:proofErr w:type="spellStart"/>
-      <w:r>
-        <w:rPr>
-          <w:b/>
-          <w:bCs/>
-        </w:rPr>
-        <w:t>CzęśćZamienna</w:t>
-      </w:r>
-      <w:proofErr w:type="spellEnd"/>
+        <w:t>lasa: CzęśćZamienna</w:t>
+      </w:r>
       <w:r>
         <w:t xml:space="preserve"> (odnosi się do elementów wpisanych w katalog) </w:t>
       </w:r>
@@ -5059,55 +5010,7 @@
         <w:t>Atrybuty:</w:t>
       </w:r>
       <w:r>
-        <w:t xml:space="preserve"> </w:t>
-      </w:r>
-      <w:proofErr w:type="spellStart"/>
-      <w:r>
-        <w:t>numerKatalogowy</w:t>
-      </w:r>
-      <w:proofErr w:type="spellEnd"/>
-      <w:r>
-        <w:t xml:space="preserve"> (String), nazwa (String), kategoria (String), cena (</w:t>
-      </w:r>
-      <w:proofErr w:type="spellStart"/>
-      <w:r>
-        <w:t>Float</w:t>
-      </w:r>
-      <w:proofErr w:type="spellEnd"/>
-      <w:r>
-        <w:t xml:space="preserve">), </w:t>
-      </w:r>
-      <w:proofErr w:type="spellStart"/>
-      <w:r>
-        <w:t>stanMagazynowy</w:t>
-      </w:r>
-      <w:proofErr w:type="spellEnd"/>
-      <w:r>
-        <w:t xml:space="preserve"> (</w:t>
-      </w:r>
-      <w:proofErr w:type="spellStart"/>
-      <w:r>
-        <w:t>Int</w:t>
-      </w:r>
-      <w:proofErr w:type="spellEnd"/>
-      <w:r>
-        <w:t xml:space="preserve">), </w:t>
-      </w:r>
-      <w:proofErr w:type="spellStart"/>
-      <w:r>
-        <w:t>minimalnyStanMagazynowy</w:t>
-      </w:r>
-      <w:proofErr w:type="spellEnd"/>
-      <w:r>
-        <w:t xml:space="preserve"> (</w:t>
-      </w:r>
-      <w:proofErr w:type="spellStart"/>
-      <w:r>
-        <w:t>Int</w:t>
-      </w:r>
-      <w:proofErr w:type="spellEnd"/>
-      <w:r>
-        <w:t xml:space="preserve">) (pozwala określić "niski stan magazynowy"). </w:t>
+        <w:t xml:space="preserve"> numerKatalogowy (String), nazwa (String), kategoria (String), cena (Float), stanMagazynowy (Int), minimalnyStanMagazynowy (Int) (pozwala określić "niski stan magazynowy"). </w:t>
       </w:r>
     </w:p>
     <w:p>
@@ -5126,46 +5029,7 @@
         <w:t>Metody:</w:t>
       </w:r>
       <w:r>
-        <w:t xml:space="preserve"> </w:t>
-      </w:r>
-      <w:proofErr w:type="spellStart"/>
-      <w:proofErr w:type="gramStart"/>
-      <w:r>
-        <w:t>aktualizujStan</w:t>
-      </w:r>
-      <w:proofErr w:type="spellEnd"/>
-      <w:r>
-        <w:t>(</w:t>
-      </w:r>
-      <w:proofErr w:type="gramEnd"/>
-      <w:r>
-        <w:t xml:space="preserve">), </w:t>
-      </w:r>
-      <w:proofErr w:type="spellStart"/>
-      <w:proofErr w:type="gramStart"/>
-      <w:r>
-        <w:t>sprawdzDostepnosc</w:t>
-      </w:r>
-      <w:proofErr w:type="spellEnd"/>
-      <w:r>
-        <w:t>(</w:t>
-      </w:r>
-      <w:proofErr w:type="gramEnd"/>
-      <w:r>
-        <w:t xml:space="preserve">), </w:t>
-      </w:r>
-      <w:proofErr w:type="spellStart"/>
-      <w:proofErr w:type="gramStart"/>
-      <w:r>
-        <w:t>pobierzSzczegoly</w:t>
-      </w:r>
-      <w:proofErr w:type="spellEnd"/>
-      <w:r>
-        <w:t>(</w:t>
-      </w:r>
-      <w:proofErr w:type="gramEnd"/>
-      <w:r>
-        <w:t>).</w:t>
+        <w:t xml:space="preserve"> aktualizujStan(), sprawdzDostepnosc(), pobierzSzczegoly().</w:t>
       </w:r>
     </w:p>
     <w:p>
@@ -5203,39 +5067,7 @@
         <w:t>Atrybuty:</w:t>
       </w:r>
       <w:r>
-        <w:t xml:space="preserve"> </w:t>
-      </w:r>
-      <w:proofErr w:type="spellStart"/>
-      <w:r>
-        <w:t>numerZamowienia</w:t>
-      </w:r>
-      <w:proofErr w:type="spellEnd"/>
-      <w:r>
-        <w:t xml:space="preserve"> (String), </w:t>
-      </w:r>
-      <w:proofErr w:type="spellStart"/>
-      <w:r>
-        <w:t>dataUtworzenia</w:t>
-      </w:r>
-      <w:proofErr w:type="spellEnd"/>
-      <w:r>
-        <w:t xml:space="preserve"> (</w:t>
-      </w:r>
-      <w:proofErr w:type="spellStart"/>
-      <w:r>
-        <w:t>Date</w:t>
-      </w:r>
-      <w:proofErr w:type="spellEnd"/>
-      <w:r>
-        <w:t>), status (String/</w:t>
-      </w:r>
-      <w:proofErr w:type="spellStart"/>
-      <w:r>
-        <w:t>Enum</w:t>
-      </w:r>
-      <w:proofErr w:type="spellEnd"/>
-      <w:r>
-        <w:t xml:space="preserve"> np. utworzone, zatwierdzone, w realizacji), uwagi (String). </w:t>
+        <w:t xml:space="preserve"> numerZamowienia (String), dataUtworzenia (Date), status (String/Enum np. utworzone, zatwierdzone, w realizacji), uwagi (String). </w:t>
       </w:r>
     </w:p>
     <w:p>
@@ -5255,59 +5087,7 @@
         <w:t>Metody:</w:t>
       </w:r>
       <w:r>
-        <w:t xml:space="preserve"> </w:t>
-      </w:r>
-      <w:proofErr w:type="spellStart"/>
-      <w:proofErr w:type="gramStart"/>
-      <w:r>
-        <w:t>utworz</w:t>
-      </w:r>
-      <w:proofErr w:type="spellEnd"/>
-      <w:r>
-        <w:t>(</w:t>
-      </w:r>
-      <w:proofErr w:type="gramEnd"/>
-      <w:r>
-        <w:t xml:space="preserve">), </w:t>
-      </w:r>
-      <w:proofErr w:type="spellStart"/>
-      <w:proofErr w:type="gramStart"/>
-      <w:r>
-        <w:t>zmienStatus</w:t>
-      </w:r>
-      <w:proofErr w:type="spellEnd"/>
-      <w:r>
-        <w:t>(</w:t>
-      </w:r>
-      <w:proofErr w:type="gramEnd"/>
-      <w:r>
-        <w:t xml:space="preserve">), </w:t>
-      </w:r>
-      <w:proofErr w:type="spellStart"/>
-      <w:proofErr w:type="gramStart"/>
-      <w:r>
-        <w:t>zatwierdzZamowienie</w:t>
-      </w:r>
-      <w:proofErr w:type="spellEnd"/>
-      <w:r>
-        <w:t>(</w:t>
-      </w:r>
-      <w:proofErr w:type="gramEnd"/>
-      <w:r>
-        <w:t xml:space="preserve">), </w:t>
-      </w:r>
-      <w:proofErr w:type="spellStart"/>
-      <w:proofErr w:type="gramStart"/>
-      <w:r>
-        <w:t>odrzucZamowienie</w:t>
-      </w:r>
-      <w:proofErr w:type="spellEnd"/>
-      <w:r>
-        <w:t>(</w:t>
-      </w:r>
-      <w:proofErr w:type="gramEnd"/>
-      <w:r>
-        <w:t>).</w:t>
+        <w:t xml:space="preserve"> utworz(), zmienStatus(), zatwierdzZamowienie(), odrzucZamowienie().</w:t>
       </w:r>
     </w:p>
     <w:p>
@@ -5323,17 +5103,8 @@
           <w:b/>
           <w:bCs/>
         </w:rPr>
-        <w:t xml:space="preserve">Klasa: </w:t>
-      </w:r>
-      <w:proofErr w:type="spellStart"/>
-      <w:r>
-        <w:rPr>
-          <w:b/>
-          <w:bCs/>
-        </w:rPr>
-        <w:t>PozycjaZamówienia</w:t>
-      </w:r>
-      <w:proofErr w:type="spellEnd"/>
+        <w:t>Klasa: PozycjaZamówienia</w:t>
+      </w:r>
       <w:r>
         <w:t xml:space="preserve"> (łączy zamówienie z konkretną częścią i określa jej ilość)</w:t>
       </w:r>
@@ -5354,39 +5125,7 @@
         <w:t>Atrybuty:</w:t>
       </w:r>
       <w:r>
-        <w:t xml:space="preserve"> </w:t>
-      </w:r>
-      <w:proofErr w:type="spellStart"/>
-      <w:r>
-        <w:t>iloscZamawiana</w:t>
-      </w:r>
-      <w:proofErr w:type="spellEnd"/>
-      <w:r>
-        <w:t xml:space="preserve"> (</w:t>
-      </w:r>
-      <w:proofErr w:type="spellStart"/>
-      <w:r>
-        <w:t>Int</w:t>
-      </w:r>
-      <w:proofErr w:type="spellEnd"/>
-      <w:r>
-        <w:t xml:space="preserve">), </w:t>
-      </w:r>
-      <w:proofErr w:type="spellStart"/>
-      <w:r>
-        <w:t>przewidywanyTerminDostawy</w:t>
-      </w:r>
-      <w:proofErr w:type="spellEnd"/>
-      <w:r>
-        <w:t xml:space="preserve"> (</w:t>
-      </w:r>
-      <w:proofErr w:type="spellStart"/>
-      <w:r>
-        <w:t>Date</w:t>
-      </w:r>
-      <w:proofErr w:type="spellEnd"/>
-      <w:r>
-        <w:t xml:space="preserve">). </w:t>
+        <w:t xml:space="preserve"> iloscZamawiana (Int), przewidywanyTerminDostawy (Date). </w:t>
       </w:r>
     </w:p>
     <w:p>
@@ -5405,20 +5144,7 @@
         <w:t>Metody:</w:t>
       </w:r>
       <w:r>
-        <w:t xml:space="preserve"> </w:t>
-      </w:r>
-      <w:proofErr w:type="spellStart"/>
-      <w:proofErr w:type="gramStart"/>
-      <w:r>
-        <w:t>obliczWartoscPozycji</w:t>
-      </w:r>
-      <w:proofErr w:type="spellEnd"/>
-      <w:r>
-        <w:t>(</w:t>
-      </w:r>
-      <w:proofErr w:type="gramEnd"/>
-      <w:r>
-        <w:t>).</w:t>
+        <w:t xml:space="preserve"> obliczWartoscPozycji().</w:t>
       </w:r>
     </w:p>
     <w:p>
@@ -5456,47 +5182,7 @@
         <w:t>Atrybuty:</w:t>
       </w:r>
       <w:r>
-        <w:t xml:space="preserve"> </w:t>
-      </w:r>
-      <w:proofErr w:type="spellStart"/>
-      <w:r>
-        <w:t>idDostawy</w:t>
-      </w:r>
-      <w:proofErr w:type="spellEnd"/>
-      <w:r>
-        <w:t xml:space="preserve"> (String), </w:t>
-      </w:r>
-      <w:proofErr w:type="spellStart"/>
-      <w:r>
-        <w:t>dataDostawy</w:t>
-      </w:r>
-      <w:proofErr w:type="spellEnd"/>
-      <w:r>
-        <w:t xml:space="preserve"> (</w:t>
-      </w:r>
-      <w:proofErr w:type="spellStart"/>
-      <w:r>
-        <w:t>Date</w:t>
-      </w:r>
-      <w:proofErr w:type="spellEnd"/>
-      <w:r>
-        <w:t xml:space="preserve">), </w:t>
-      </w:r>
-      <w:proofErr w:type="spellStart"/>
-      <w:r>
-        <w:t>statusZgodnosci</w:t>
-      </w:r>
-      <w:proofErr w:type="spellEnd"/>
-      <w:r>
-        <w:t xml:space="preserve"> (</w:t>
-      </w:r>
-      <w:proofErr w:type="spellStart"/>
-      <w:r>
-        <w:t>Boolean</w:t>
-      </w:r>
-      <w:proofErr w:type="spellEnd"/>
-      <w:r>
-        <w:t xml:space="preserve">). </w:t>
+        <w:t xml:space="preserve"> idDostawy (String), dataDostawy (Date), statusZgodnosci (Boolean). </w:t>
       </w:r>
     </w:p>
     <w:p>
@@ -5515,33 +5201,7 @@
         <w:t>Metody:</w:t>
       </w:r>
       <w:r>
-        <w:t xml:space="preserve"> </w:t>
-      </w:r>
-      <w:proofErr w:type="spellStart"/>
-      <w:proofErr w:type="gramStart"/>
-      <w:r>
-        <w:t>rejestrujPrzyjecie</w:t>
-      </w:r>
-      <w:proofErr w:type="spellEnd"/>
-      <w:r>
-        <w:t>(</w:t>
-      </w:r>
-      <w:proofErr w:type="gramEnd"/>
-      <w:r>
-        <w:t xml:space="preserve">), </w:t>
-      </w:r>
-      <w:proofErr w:type="spellStart"/>
-      <w:proofErr w:type="gramStart"/>
-      <w:r>
-        <w:t>zglosNiezgodnosc</w:t>
-      </w:r>
-      <w:proofErr w:type="spellEnd"/>
-      <w:r>
-        <w:t>(</w:t>
-      </w:r>
-      <w:proofErr w:type="gramEnd"/>
-      <w:r>
-        <w:t xml:space="preserve">). </w:t>
+        <w:t xml:space="preserve"> rejestrujPrzyjecie(), zglosNiezgodnosc(). </w:t>
       </w:r>
     </w:p>
     <w:p>
@@ -5579,31 +5239,7 @@
         <w:t>Atrybuty:</w:t>
       </w:r>
       <w:r>
-        <w:t xml:space="preserve"> </w:t>
-      </w:r>
-      <w:proofErr w:type="spellStart"/>
-      <w:r>
-        <w:t>idUzytkownika</w:t>
-      </w:r>
-      <w:proofErr w:type="spellEnd"/>
-      <w:r>
-        <w:t xml:space="preserve"> (String), login (String), </w:t>
-      </w:r>
-      <w:proofErr w:type="spellStart"/>
-      <w:r>
-        <w:t>haslo</w:t>
-      </w:r>
-      <w:proofErr w:type="spellEnd"/>
-      <w:r>
-        <w:t xml:space="preserve"> (String), rola (</w:t>
-      </w:r>
-      <w:proofErr w:type="spellStart"/>
-      <w:r>
-        <w:t>Enum</w:t>
-      </w:r>
-      <w:proofErr w:type="spellEnd"/>
-      <w:r>
-        <w:t xml:space="preserve">: Pracownik, Magazynier, Kierownik, Administrator). </w:t>
+        <w:t xml:space="preserve"> idUzytkownika (String), login (String), haslo (String), rola (Enum: Pracownik, Magazynier, Kierownik, Administrator). </w:t>
       </w:r>
     </w:p>
     <w:p>
@@ -5622,23 +5258,7 @@
         <w:t>Metody:</w:t>
       </w:r>
       <w:r>
-        <w:t xml:space="preserve"> </w:t>
-      </w:r>
-      <w:proofErr w:type="gramStart"/>
-      <w:r>
-        <w:t>zaloguj(</w:t>
-      </w:r>
-      <w:proofErr w:type="gramEnd"/>
-      <w:r>
-        <w:t xml:space="preserve">), </w:t>
-      </w:r>
-      <w:proofErr w:type="gramStart"/>
-      <w:r>
-        <w:t>wyloguj(</w:t>
-      </w:r>
-      <w:proofErr w:type="gramEnd"/>
-      <w:r>
-        <w:t xml:space="preserve">). </w:t>
+        <w:t xml:space="preserve"> zaloguj(), wyloguj(). </w:t>
       </w:r>
     </w:p>
     <w:p>
@@ -5657,31 +5277,7 @@
         <w:t>Klasy dziedziczące po Użytkownik:</w:t>
       </w:r>
       <w:r>
-        <w:t xml:space="preserve"> </w:t>
-      </w:r>
-      <w:proofErr w:type="spellStart"/>
-      <w:r>
-        <w:t>PracownikSerwisu</w:t>
-      </w:r>
-      <w:proofErr w:type="spellEnd"/>
-      <w:r>
-        <w:t xml:space="preserve">, Magazynier, </w:t>
-      </w:r>
-      <w:proofErr w:type="spellStart"/>
-      <w:r>
-        <w:t>KierownikSerwisu</w:t>
-      </w:r>
-      <w:proofErr w:type="spellEnd"/>
-      <w:r>
-        <w:t xml:space="preserve">, </w:t>
-      </w:r>
-      <w:proofErr w:type="spellStart"/>
-      <w:r>
-        <w:t>AdministratorSystemu</w:t>
-      </w:r>
-      <w:proofErr w:type="spellEnd"/>
-      <w:r>
-        <w:t xml:space="preserve">. </w:t>
+        <w:t xml:space="preserve"> PracownikSerwisu, Magazynier, KierownikSerwisu, AdministratorSystemu. </w:t>
       </w:r>
     </w:p>
     <w:p>
@@ -5700,46 +5296,7 @@
         <w:t>Uwaga:</w:t>
       </w:r>
       <w:r>
-        <w:t xml:space="preserve"> Różnią się one głównie zestawem uprawnień, np. Magazynier ma metody </w:t>
-      </w:r>
-      <w:proofErr w:type="spellStart"/>
-      <w:proofErr w:type="gramStart"/>
-      <w:r>
-        <w:t>utworzZamowienie</w:t>
-      </w:r>
-      <w:proofErr w:type="spellEnd"/>
-      <w:r>
-        <w:t>(</w:t>
-      </w:r>
-      <w:proofErr w:type="gramEnd"/>
-      <w:r>
-        <w:t xml:space="preserve">) i </w:t>
-      </w:r>
-      <w:proofErr w:type="spellStart"/>
-      <w:proofErr w:type="gramStart"/>
-      <w:r>
-        <w:t>rejestrujDostawe</w:t>
-      </w:r>
-      <w:proofErr w:type="spellEnd"/>
-      <w:r>
-        <w:t>(</w:t>
-      </w:r>
-      <w:proofErr w:type="gramEnd"/>
-      <w:r>
-        <w:t xml:space="preserve">), a Kierownik </w:t>
-      </w:r>
-      <w:proofErr w:type="spellStart"/>
-      <w:proofErr w:type="gramStart"/>
-      <w:r>
-        <w:t>zatwierdzZamowienie</w:t>
-      </w:r>
-      <w:proofErr w:type="spellEnd"/>
-      <w:r>
-        <w:t>(</w:t>
-      </w:r>
-      <w:proofErr w:type="gramEnd"/>
-      <w:r>
-        <w:t xml:space="preserve">). </w:t>
+        <w:t xml:space="preserve"> Różnią się one głównie zestawem uprawnień, np. Magazynier ma metody utworzZamowienie() i rejestrujDostawe(), a Kierownik zatwierdzZamowienie(). </w:t>
       </w:r>
     </w:p>
     <w:p>
@@ -5774,31 +5331,7 @@
         <w:t>Atrybuty:</w:t>
       </w:r>
       <w:r>
-        <w:t xml:space="preserve"> </w:t>
-      </w:r>
-      <w:proofErr w:type="spellStart"/>
-      <w:r>
-        <w:t>idDostawcy</w:t>
-      </w:r>
-      <w:proofErr w:type="spellEnd"/>
-      <w:r>
-        <w:t xml:space="preserve"> (String), </w:t>
-      </w:r>
-      <w:proofErr w:type="spellStart"/>
-      <w:r>
-        <w:t>nazwaFirmy</w:t>
-      </w:r>
-      <w:proofErr w:type="spellEnd"/>
-      <w:r>
-        <w:t xml:space="preserve"> (String), </w:t>
-      </w:r>
-      <w:proofErr w:type="spellStart"/>
-      <w:r>
-        <w:t>daneKontaktowe</w:t>
-      </w:r>
-      <w:proofErr w:type="spellEnd"/>
-      <w:r>
-        <w:t xml:space="preserve"> (String).</w:t>
+        <w:t xml:space="preserve"> idDostawcy (String), nazwaFirmy (String), daneKontaktowe (String).</w:t>
       </w:r>
     </w:p>
     <w:p>
@@ -5814,17 +5347,8 @@
           <w:b/>
           <w:bCs/>
         </w:rPr>
-        <w:t xml:space="preserve">Klasa: </w:t>
-      </w:r>
-      <w:proofErr w:type="spellStart"/>
-      <w:r>
-        <w:rPr>
-          <w:b/>
-          <w:bCs/>
-        </w:rPr>
-        <w:t>ZlecenieNaprawy</w:t>
-      </w:r>
-      <w:proofErr w:type="spellEnd"/>
+        <w:t>Klasa: ZlecenieNaprawy</w:t>
+      </w:r>
     </w:p>
     <w:p>
       <w:pPr>
@@ -5842,39 +5366,7 @@
         <w:t>Atrybuty:</w:t>
       </w:r>
       <w:r>
-        <w:t xml:space="preserve"> </w:t>
-      </w:r>
-      <w:proofErr w:type="spellStart"/>
-      <w:r>
-        <w:t>numerZlecenia</w:t>
-      </w:r>
-      <w:proofErr w:type="spellEnd"/>
-      <w:r>
-        <w:t xml:space="preserve"> (String), </w:t>
-      </w:r>
-      <w:proofErr w:type="spellStart"/>
-      <w:r>
-        <w:t>opisUsterki</w:t>
-      </w:r>
-      <w:proofErr w:type="spellEnd"/>
-      <w:r>
-        <w:t xml:space="preserve"> (String), </w:t>
-      </w:r>
-      <w:proofErr w:type="spellStart"/>
-      <w:r>
-        <w:t>dataZgloszenia</w:t>
-      </w:r>
-      <w:proofErr w:type="spellEnd"/>
-      <w:r>
-        <w:t xml:space="preserve"> (</w:t>
-      </w:r>
-      <w:proofErr w:type="spellStart"/>
-      <w:r>
-        <w:t>Date</w:t>
-      </w:r>
-      <w:proofErr w:type="spellEnd"/>
-      <w:r>
-        <w:t>).</w:t>
+        <w:t xml:space="preserve"> numerZlecenia (String), opisUsterki (String), dataZgloszenia (Date).</w:t>
       </w:r>
     </w:p>
     <w:p>
@@ -5893,25 +5385,7 @@
         <w:t>Metody:</w:t>
       </w:r>
       <w:r>
-        <w:t xml:space="preserve"> </w:t>
-      </w:r>
-      <w:proofErr w:type="spellStart"/>
-      <w:proofErr w:type="gramStart"/>
-      <w:r>
-        <w:t>dodajCzesc</w:t>
-      </w:r>
-      <w:proofErr w:type="spellEnd"/>
-      <w:r>
-        <w:t>(</w:t>
-      </w:r>
-      <w:proofErr w:type="spellStart"/>
-      <w:proofErr w:type="gramEnd"/>
-      <w:r>
-        <w:t>CzescZamienna</w:t>
-      </w:r>
-      <w:proofErr w:type="spellEnd"/>
-      <w:r>
-        <w:t xml:space="preserve">). </w:t>
+        <w:t xml:space="preserve"> dodajCzesc(CzescZamienna). </w:t>
       </w:r>
     </w:p>
     <w:p>
@@ -5927,23 +5401,7 @@
           <w:b/>
           <w:bCs/>
         </w:rPr>
-        <w:t xml:space="preserve">Klasa: Zapotrzebowanie (lub </w:t>
-      </w:r>
-      <w:proofErr w:type="spellStart"/>
-      <w:r>
-        <w:rPr>
-          <w:b/>
-          <w:bCs/>
-        </w:rPr>
-        <w:t>ZgłoszenieZapotrzebowania</w:t>
-      </w:r>
-      <w:proofErr w:type="spellEnd"/>
-      <w:r>
-        <w:rPr>
-          <w:b/>
-          <w:bCs/>
-        </w:rPr>
-        <w:t>)</w:t>
+        <w:t>Klasa: Zapotrzebowanie (lub ZgłoszenieZapotrzebowania)</w:t>
       </w:r>
     </w:p>
     <w:p>
@@ -5962,31 +5420,7 @@
         <w:t>Atrybuty:</w:t>
       </w:r>
       <w:r>
-        <w:t xml:space="preserve"> </w:t>
-      </w:r>
-      <w:proofErr w:type="spellStart"/>
-      <w:r>
-        <w:t>idZapotrzebowania</w:t>
-      </w:r>
-      <w:proofErr w:type="spellEnd"/>
-      <w:r>
-        <w:t xml:space="preserve"> (String), </w:t>
-      </w:r>
-      <w:proofErr w:type="spellStart"/>
-      <w:r>
-        <w:t>dataZgloszenia</w:t>
-      </w:r>
-      <w:proofErr w:type="spellEnd"/>
-      <w:r>
-        <w:t xml:space="preserve"> (</w:t>
-      </w:r>
-      <w:proofErr w:type="spellStart"/>
-      <w:r>
-        <w:t>Date</w:t>
-      </w:r>
-      <w:proofErr w:type="spellEnd"/>
-      <w:r>
-        <w:t>), status (String - np. nowe, zrealizowane).</w:t>
+        <w:t xml:space="preserve"> idZapotrzebowania (String), dataZgloszenia (Date), status (String - np. nowe, zrealizowane).</w:t>
       </w:r>
     </w:p>
     <w:p>
@@ -6002,17 +5436,8 @@
           <w:b/>
           <w:bCs/>
         </w:rPr>
-        <w:t xml:space="preserve">Klasa: </w:t>
-      </w:r>
-      <w:proofErr w:type="spellStart"/>
-      <w:r>
-        <w:rPr>
-          <w:b/>
-          <w:bCs/>
-        </w:rPr>
-        <w:t>NiezgodnoscDostawy</w:t>
-      </w:r>
-      <w:proofErr w:type="spellEnd"/>
+        <w:t>Klasa: NiezgodnoscDostawy</w:t>
+      </w:r>
     </w:p>
     <w:p>
       <w:pPr>
@@ -6030,39 +5455,7 @@
         <w:t>Atrybuty:</w:t>
       </w:r>
       <w:r>
-        <w:t xml:space="preserve"> </w:t>
-      </w:r>
-      <w:proofErr w:type="spellStart"/>
-      <w:r>
-        <w:t>idNiezgodnosci</w:t>
-      </w:r>
-      <w:proofErr w:type="spellEnd"/>
-      <w:r>
-        <w:t xml:space="preserve"> (String), </w:t>
-      </w:r>
-      <w:proofErr w:type="spellStart"/>
-      <w:r>
-        <w:t>opisNiezgodnosci</w:t>
-      </w:r>
-      <w:proofErr w:type="spellEnd"/>
-      <w:r>
-        <w:t xml:space="preserve"> (String), </w:t>
-      </w:r>
-      <w:proofErr w:type="spellStart"/>
-      <w:r>
-        <w:t>dataZgloszenia</w:t>
-      </w:r>
-      <w:proofErr w:type="spellEnd"/>
-      <w:r>
-        <w:t xml:space="preserve"> (</w:t>
-      </w:r>
-      <w:proofErr w:type="spellStart"/>
-      <w:r>
-        <w:t>Date</w:t>
-      </w:r>
-      <w:proofErr w:type="spellEnd"/>
-      <w:r>
-        <w:t xml:space="preserve">). </w:t>
+        <w:t xml:space="preserve"> idNiezgodnosci (String), opisNiezgodnosci (String), dataZgloszenia (Date). </w:t>
       </w:r>
     </w:p>
     <w:p>
@@ -6078,23 +5471,7 @@
           <w:b/>
           <w:bCs/>
         </w:rPr>
-        <w:t xml:space="preserve">Klasa: </w:t>
-      </w:r>
-      <w:proofErr w:type="spellStart"/>
-      <w:r>
-        <w:rPr>
-          <w:b/>
-          <w:bCs/>
-        </w:rPr>
-        <w:t>KatalogCzesci</w:t>
-      </w:r>
-      <w:proofErr w:type="spellEnd"/>
-      <w:r>
-        <w:rPr>
-          <w:b/>
-          <w:bCs/>
-        </w:rPr>
-        <w:t xml:space="preserve"> (jako klasa zarządzająca / kontroler kolekcji)</w:t>
+        <w:t>Klasa: KatalogCzesci (jako klasa zarządzająca / kontroler kolekcji)</w:t>
       </w:r>
     </w:p>
     <w:p>
@@ -6113,41 +5490,7 @@
         <w:t>Metody:</w:t>
       </w:r>
       <w:r>
-        <w:t xml:space="preserve"> </w:t>
-      </w:r>
-      <w:proofErr w:type="spellStart"/>
-      <w:r>
-        <w:t>wyszukajCzesc</w:t>
-      </w:r>
-      <w:proofErr w:type="spellEnd"/>
-      <w:r>
-        <w:t xml:space="preserve">(kryteria), </w:t>
-      </w:r>
-      <w:proofErr w:type="spellStart"/>
-      <w:proofErr w:type="gramStart"/>
-      <w:r>
-        <w:t>dodajPozycje</w:t>
-      </w:r>
-      <w:proofErr w:type="spellEnd"/>
-      <w:r>
-        <w:t>(</w:t>
-      </w:r>
-      <w:proofErr w:type="gramEnd"/>
-      <w:r>
-        <w:t xml:space="preserve">), </w:t>
-      </w:r>
-      <w:proofErr w:type="spellStart"/>
-      <w:proofErr w:type="gramStart"/>
-      <w:r>
-        <w:t>usunPozycje</w:t>
-      </w:r>
-      <w:proofErr w:type="spellEnd"/>
-      <w:r>
-        <w:t>(</w:t>
-      </w:r>
-      <w:proofErr w:type="gramEnd"/>
-      <w:r>
-        <w:t>).</w:t>
+        <w:t xml:space="preserve"> wyszukajCzesc(kryteria), dodajPozycje(), usunPozycje().</w:t>
       </w:r>
     </w:p>
     <w:p>
@@ -6157,7 +5500,7 @@
         </w:rPr>
         <w:lastRenderedPageBreak/>
         <w:drawing>
-          <wp:inline distT="0" distB="0" distL="0" distR="0" wp14:anchorId="276E9C6B" wp14:editId="3CB8AC3C">
+          <wp:inline distT="0" distB="0" distL="0" distR="0" wp14:anchorId="276E9C6B" wp14:editId="49F836BF">
             <wp:extent cx="5762625" cy="3333750"/>
             <wp:effectExtent l="0" t="0" r="9525" b="0"/>
             <wp:docPr id="1774226484" name="Obraz 2"/>
@@ -6226,6 +5569,186 @@
       </w:pPr>
     </w:p>
     <w:p>
+      <w:r>
+        <w:t xml:space="preserve">Diagram klas przedstawia strukturę projektowanego modułu zarządzania częściami zamiennymi w serwisie komputerowym. Centralnym elementem modelu jest klasa </w:t>
+      </w:r>
+      <w:r>
+        <w:rPr>
+          <w:b/>
+          <w:bCs/>
+        </w:rPr>
+        <w:t>CzęśćZamienna</w:t>
+      </w:r>
+      <w:r>
+        <w:t>, która reprezentuje elementy przechowywane w katalogu części. Klasa ta zawiera podstawowe informacje o części, takie jak numer katalogowy, nazwa, kategoria, cena, stan magazynowy oraz minimalny stan magazynowy.</w:t>
+      </w:r>
+    </w:p>
+    <w:p>
+      <w:r>
+        <w:t xml:space="preserve">Proces zamawiania części został odwzorowany za pomocą klas </w:t>
+      </w:r>
+      <w:r>
+        <w:rPr>
+          <w:b/>
+          <w:bCs/>
+        </w:rPr>
+        <w:t>Zamówienie</w:t>
+      </w:r>
+      <w:r>
+        <w:t xml:space="preserve"> oraz </w:t>
+      </w:r>
+      <w:r>
+        <w:rPr>
+          <w:b/>
+          <w:bCs/>
+        </w:rPr>
+        <w:t>PozycjaZamówienia</w:t>
+      </w:r>
+      <w:r>
+        <w:t xml:space="preserve">. Klasa </w:t>
+      </w:r>
+      <w:r>
+        <w:rPr>
+          <w:b/>
+          <w:bCs/>
+        </w:rPr>
+        <w:t>Zamówienie</w:t>
+      </w:r>
+      <w:r>
+        <w:t xml:space="preserve"> przechowuje dane dotyczące zamówienia, jego statusu i daty utworzenia, natomiast </w:t>
+      </w:r>
+      <w:r>
+        <w:rPr>
+          <w:b/>
+          <w:bCs/>
+        </w:rPr>
+        <w:t>PozycjaZamówienia</w:t>
+      </w:r>
+      <w:r>
+        <w:t xml:space="preserve"> określa konkretną część oraz liczbę zamawianych sztuk. Zamówienie jest powiązane z dostawcą oraz może być realizowane przez dostawę.</w:t>
+      </w:r>
+    </w:p>
+    <w:p>
+      <w:r>
+        <w:t xml:space="preserve">Obsługa dostaw została przedstawiona przy pomocy klas </w:t>
+      </w:r>
+      <w:r>
+        <w:rPr>
+          <w:b/>
+          <w:bCs/>
+        </w:rPr>
+        <w:t>Dostawa</w:t>
+      </w:r>
+      <w:r>
+        <w:t xml:space="preserve"> oraz </w:t>
+      </w:r>
+      <w:r>
+        <w:rPr>
+          <w:b/>
+          <w:bCs/>
+        </w:rPr>
+        <w:t>NiezgodnośćDostawy</w:t>
+      </w:r>
+      <w:r>
+        <w:t xml:space="preserve">. Klasa </w:t>
+      </w:r>
+      <w:r>
+        <w:rPr>
+          <w:b/>
+          <w:bCs/>
+        </w:rPr>
+        <w:t>Dostawa</w:t>
+      </w:r>
+      <w:r>
+        <w:t xml:space="preserve"> odpowiada za rejestrowanie przyjęcia części do magazynu, natomiast </w:t>
+      </w:r>
+      <w:r>
+        <w:rPr>
+          <w:b/>
+          <w:bCs/>
+        </w:rPr>
+        <w:t>NiezgodnośćDostawy</w:t>
+      </w:r>
+      <w:r>
+        <w:t xml:space="preserve"> opisuje sytuacje, w których dostarczone części nie zgadzają się z zamówieniem.</w:t>
+      </w:r>
+    </w:p>
+    <w:p>
+      <w:r>
+        <w:t xml:space="preserve">W diagramie uwzględniono również klasę </w:t>
+      </w:r>
+      <w:r>
+        <w:rPr>
+          <w:b/>
+          <w:bCs/>
+        </w:rPr>
+        <w:t>Użytkownik</w:t>
+      </w:r>
+      <w:r>
+        <w:t xml:space="preserve">, po której dziedziczą konkretne role systemowe: </w:t>
+      </w:r>
+      <w:r>
+        <w:rPr>
+          <w:b/>
+          <w:bCs/>
+        </w:rPr>
+        <w:t>PracownikSerwisu</w:t>
+      </w:r>
+      <w:r>
+        <w:t xml:space="preserve">, </w:t>
+      </w:r>
+      <w:r>
+        <w:rPr>
+          <w:b/>
+          <w:bCs/>
+        </w:rPr>
+        <w:t>Magazynier</w:t>
+      </w:r>
+      <w:r>
+        <w:t xml:space="preserve">, </w:t>
+      </w:r>
+      <w:r>
+        <w:rPr>
+          <w:b/>
+          <w:bCs/>
+        </w:rPr>
+        <w:t>KierownikSerwisu</w:t>
+      </w:r>
+      <w:r>
+        <w:t xml:space="preserve"> oraz </w:t>
+      </w:r>
+      <w:r>
+        <w:rPr>
+          <w:b/>
+          <w:bCs/>
+        </w:rPr>
+        <w:t>AdministratorSystemu</w:t>
+      </w:r>
+      <w:r>
+        <w:t>. Dzięki temu możliwe jest przedstawienie wspólnych cech użytkowników, takich jak login, hasło i rola, oraz rozdzielenie funkcji dostępnych dla poszczególnych aktorów systemu.</w:t>
+      </w:r>
+    </w:p>
+    <w:p>
+      <w:r>
+        <w:t xml:space="preserve">Klasa </w:t>
+      </w:r>
+      <w:r>
+        <w:rPr>
+          <w:b/>
+          <w:bCs/>
+        </w:rPr>
+        <w:t>KatalogCzęści</w:t>
+      </w:r>
+      <w:r>
+        <w:t xml:space="preserve"> pełni rolę elementu zarządzającego zbiorem części. Odpowiada za wyszukiwanie, dodawanie i usuwanie pozycji z katalogu. Diagram pokazuje również </w:t>
+      </w:r>
+      <w:r>
+        <w:lastRenderedPageBreak/>
+        <w:t>powiązanie części ze zleceniami naprawy oraz zapotrzebowaniami zgłaszanymi przez pracowników serwisu.</w:t>
+      </w:r>
+    </w:p>
+    <w:p/>
+    <w:p>
       <w:pPr>
         <w:jc w:val="center"/>
       </w:pPr>
@@ -6233,7 +5756,6 @@
         <w:rPr>
           <w:noProof/>
         </w:rPr>
-        <w:lastRenderedPageBreak/>
         <w:drawing>
           <wp:inline distT="0" distB="0" distL="0" distR="0" wp14:anchorId="6660F655" wp14:editId="0387D1DB">
             <wp:extent cx="5749925" cy="5859780"/>
@@ -6305,10 +5827,32 @@
       </w:r>
     </w:p>
     <w:p>
-      <w:pPr>
-        <w:jc w:val="center"/>
-      </w:pPr>
-    </w:p>
+      <w:r>
+        <w:t>Diagram przedstawia przebieg tworzenia zamówienia na część przez magazyniera na poziomie pojęciowym. Aktor rozpoczyna proces od wyszukania części w katalogu. Jeżeli lista wyników jest pusta, magazynier może ponownie wyszukać część, podając nowe kryteria.</w:t>
+      </w:r>
+    </w:p>
+    <w:p>
+      <w:r>
+        <w:t>Po odnalezieniu części tworzone jest nowe zamówienie. Następnie dla każdej zamawianej części pobierane są jej szczegóły, a część zostaje dodana jako pozycja zamówienia wraz z określoną ilością. Po uzupełnieniu danych system weryfikuje poprawność zamówienia.</w:t>
+      </w:r>
+    </w:p>
+    <w:p>
+      <w:r>
+        <w:lastRenderedPageBreak/>
+        <w:t xml:space="preserve">Jeżeli dane są poprawne, zamówienie otrzymuje status </w:t>
+      </w:r>
+      <w:r>
+        <w:rPr>
+          <w:b/>
+          <w:bCs/>
+        </w:rPr>
+        <w:t>„oczekujące na zatwierdzenie”</w:t>
+      </w:r>
+      <w:r>
+        <w:t>, zostaje zapisane w bazie danych, a system zwraca numer utworzonego zamówienia. W przypadku rezygnacji z operacji lub wykrycia trwałej niepoprawności danych tworzone zamówienie zostaje usunięte.</w:t>
+      </w:r>
+    </w:p>
+    <w:p/>
     <w:p>
       <w:pPr>
         <w:jc w:val="center"/>
@@ -6320,7 +5864,6 @@
           <w:color w:val="000000"/>
           <w:bdr w:val="none" w:sz="0" w:space="0" w:color="auto" w:frame="1"/>
         </w:rPr>
-        <w:lastRenderedPageBreak/>
         <w:drawing>
           <wp:inline distT="0" distB="0" distL="0" distR="0" wp14:anchorId="2AF30E26" wp14:editId="5756E3FA">
             <wp:extent cx="5760720" cy="6019165"/>
@@ -6385,11 +5928,27 @@
         <w:t>. Diagram interakcji (przebiegu) dla przypadku użycia “Wyszukiwanie części”.</w:t>
       </w:r>
     </w:p>
-    <w:p>
-      <w:pPr>
-        <w:jc w:val="center"/>
-      </w:pPr>
-    </w:p>
+    <w:p/>
+    <w:p>
+      <w:r>
+        <w:t xml:space="preserve">Diagram przedstawia pojęciowy przebieg wyszukiwania części przez pracownika serwisu. Proces rozpoczyna się od wprowadzenia kryteriów wyszukiwania, takich jak nazwa części, </w:t>
+      </w:r>
+      <w:r>
+        <w:lastRenderedPageBreak/>
+        <w:t>numer katalogowy, kategoria lub status dostępności. Następnie system weryfikuje poprawność podanych danych.</w:t>
+      </w:r>
+    </w:p>
+    <w:p>
+      <w:r>
+        <w:t>W przypadku wprowadzenia niepoprawnych danych system wyświetla komunikat o błędzie. Jeżeli dane są poprawne, system wysyła zapytanie do bazy danych i pobiera wyniki wyszukiwania. Diagram uwzględnia dwa możliwe rezultaty: brak części spełniających kryteria lub odnalezienie pasujących pozycji.</w:t>
+      </w:r>
+    </w:p>
+    <w:p>
+      <w:r>
+        <w:t>Jeżeli nie znaleziono części, system informuje użytkownika o braku wyników i sugeruje zmianę filtrów. Jeżeli części zostały odnalezione, system prezentuje tabelę wyników. Po wybraniu pozycji z listy system pobiera szczegółowe dane części, takie jak parametry techniczne, dostępność oraz historia użycia, a następnie wyświetla je pracownikowi serwisu.</w:t>
+      </w:r>
+    </w:p>
+    <w:p/>
     <w:p>
       <w:pPr>
         <w:jc w:val="center"/>
@@ -6401,10 +5960,9 @@
           <w:color w:val="000000"/>
           <w:bdr w:val="none" w:sz="0" w:space="0" w:color="auto" w:frame="1"/>
         </w:rPr>
-        <w:lastRenderedPageBreak/>
         <w:drawing>
-          <wp:inline distT="0" distB="0" distL="0" distR="0" wp14:anchorId="5C9C8676" wp14:editId="014C3377">
-            <wp:extent cx="4253111" cy="4942840"/>
+          <wp:inline distT="0" distB="0" distL="0" distR="0" wp14:anchorId="5C9C8676" wp14:editId="5A51F749">
+            <wp:extent cx="4973193" cy="5779698"/>
             <wp:effectExtent l="0" t="0" r="0" b="0"/>
             <wp:docPr id="427811153" name="Obraz 3"/>
             <wp:cNvGraphicFramePr>
@@ -6435,7 +5993,7 @@
                   <pic:spPr bwMode="auto">
                     <a:xfrm>
                       <a:off x="0" y="0"/>
-                      <a:ext cx="4253111" cy="4942840"/>
+                      <a:ext cx="4984972" cy="5793387"/>
                     </a:xfrm>
                     <a:prstGeom prst="rect">
                       <a:avLst/>
@@ -6470,6 +6028,62 @@
       <w:r>
         <w:t>. Diagram interakcji (przebiegu) dla przypadku użycia “Obsługa dostawy”.</w:t>
       </w:r>
+    </w:p>
+    <w:p>
+      <w:r>
+        <w:lastRenderedPageBreak/>
+        <w:t>Diagram przedstawia przebieg obsługi dostawy przez magazyniera. Proces rozpoczyna się od wybrania opcji obsługi dostawy, po czym system wyświetla formularz przyjęcia. Następnie magazynier wybiera zamówienie powiązane z dostawą, a system pobiera i prezentuje szczegóły tego zamówienia.</w:t>
+      </w:r>
+    </w:p>
+    <w:p>
+      <w:r>
+        <w:t>Po otrzymaniu informacji o zamówieniu magazynier porównuje dostarczone części z danymi zapisanymi w systemie oraz wprowadza rzeczywiste ilości dostarczonych elementów. System weryfikuje poprawność danych, a następnie — w zależności od wyniku weryfikacji i zgodności dostawy — wykonuje odpowiednie działania.</w:t>
+      </w:r>
+    </w:p>
+    <w:p>
+      <w:r>
+        <w:t xml:space="preserve">W przypadku poprawnych danych i zgodnej dostawy system aktualizuje stan magazynowy, zmienia status zamówienia na </w:t>
+      </w:r>
+      <w:r>
+        <w:rPr>
+          <w:b/>
+          <w:bCs/>
+        </w:rPr>
+        <w:t>„zrealizowane”</w:t>
+      </w:r>
+      <w:r>
+        <w:t>, rejestruje przyjęcie dostawy i wyświetla komunikat potwierdzający. Jeżeli dane są niepoprawne lub niekompletne, system zwraca formularz z błędami, umożliwiając magazynierowi ich poprawienie.</w:t>
+      </w:r>
+    </w:p>
+    <w:p>
+      <w:r>
+        <w:t xml:space="preserve">Diagram uwzględnia również sytuację, w której dostawa jest niezgodna z zamówieniem. W takim przypadku system zapisuje informację o niezgodności i zmienia status zamówienia na </w:t>
+      </w:r>
+      <w:r>
+        <w:rPr>
+          <w:b/>
+          <w:bCs/>
+        </w:rPr>
+        <w:t>„wymaga wyjaśnienia”</w:t>
+      </w:r>
+      <w:r>
+        <w:t xml:space="preserve">. Dodatkowo pokazano wariant częściowej dostawy, w którym aktualizowane są tylko stany dostarczonych części, a zamówienie otrzymuje status </w:t>
+      </w:r>
+      <w:r>
+        <w:rPr>
+          <w:b/>
+          <w:bCs/>
+        </w:rPr>
+        <w:t>„częściowo zrealizowane”</w:t>
+      </w:r>
+      <w:r>
+        <w:t>. Możliwa jest także rezygnacja magazyniera z obsługi dostawy.</w:t>
+      </w:r>
+    </w:p>
+    <w:p>
+      <w:pPr>
+        <w:jc w:val="center"/>
+      </w:pPr>
     </w:p>
     <w:p>
       <w:pPr>
@@ -6540,6 +6154,37 @@
       </w:r>
     </w:p>
     <w:p>
+      <w:r>
+        <w:t>Diagram przedstawia przebieg czynności wykonywanych podczas tworzenia zamówienia na część. Proces rozpoczyna się od wybrania przez magazyniera opcji utworzenia nowego zamówienia. Następnie system wyświetla formularz zamówienia, a magazynier wybiera część z katalogu lub wyszukuje ją w systemie.</w:t>
+      </w:r>
+    </w:p>
+    <w:p>
+      <w:r>
+        <w:t>System sprawdza, czy wskazana część istnieje w katalogu. Jeżeli część nie zostanie odnaleziona, użytkownik może ponowić wyszukiwanie albo anulować operację. Po poprawnym wybraniu części magazynier uzupełnia dane zamówienia i zatwierdza formularz.</w:t>
+      </w:r>
+    </w:p>
+    <w:p>
+      <w:r>
+        <w:t>W dalszej części system weryfikuje poprawność wprowadzonych danych. W przypadku wykrycia błędów formularz zostaje ponownie wyświetlony, a magazynier może poprawić dane albo zrezygnować z operacji. Jeżeli dane są poprawne, system nadaje zamówieniu numer, zapisuje je w bazie danych oraz ustawia odpowiedni status.</w:t>
+      </w:r>
+    </w:p>
+    <w:p>
+      <w:r>
+        <w:t xml:space="preserve">Diagram uwzględnia również sytuację, w której zamówienie wymaga zatwierdzenia przez kierownika. W takim przypadku system ustawia status </w:t>
+      </w:r>
+      <w:r>
+        <w:rPr>
+          <w:b/>
+          <w:bCs/>
+        </w:rPr>
+        <w:t>„oczekujące na zatwierdzenie”</w:t>
+      </w:r>
+      <w:r>
+        <w:t xml:space="preserve"> i przekazuje zamówienie do dalszej akceptacji. Po zakończeniu procesu magazynier otrzymuje komunikat potwierdzający utworzenie zamówienia.</w:t>
+      </w:r>
+    </w:p>
+    <w:p/>
+    <w:p>
       <w:pPr>
         <w:jc w:val="center"/>
       </w:pPr>
@@ -6604,18 +6249,30 @@
       </w:pPr>
       <w:r>
         <w:lastRenderedPageBreak/>
-        <w:t>Rys. 12.</w:t>
-      </w:r>
-      <w:r>
-        <w:t xml:space="preserve"> Diagram czynności dla przypadku użycia „</w:t>
-      </w:r>
-      <w:r>
-        <w:t>Wyszukiwanie części</w:t>
-      </w:r>
-      <w:r>
-        <w:t>”.</w:t>
-      </w:r>
-    </w:p>
+        <w:t>Rys. 12. Diagram czynności dla przypadku użycia „Wyszukiwanie części”.</w:t>
+      </w:r>
+    </w:p>
+    <w:p>
+      <w:r>
+        <w:t>Diagram przedstawia przebieg czynności wykonywanych podczas wyszukiwania części w systemie. Proces rozpoczyna się od wybrania przez pracownika serwisu opcji wyszukiwania części. Następnie system wyświetla interfejs wyszukiwania, a użytkownik wprowadza kryteria, takie jak nazwa części, numer katalogowy, kategoria lub status dostępności.</w:t>
+      </w:r>
+    </w:p>
+    <w:p>
+      <w:r>
+        <w:t>Po zatwierdzeniu wyszukiwania system weryfikuje poprawność wprowadzonych danych. Jeżeli dane są niepoprawne, system wyświetla komunikat o błędzie, a pracownik może poprawić kryteria lub zrezygnować z wyszukiwania. W przypadku poprawnych danych system przeszukuje bazę części.</w:t>
+      </w:r>
+    </w:p>
+    <w:p>
+      <w:r>
+        <w:t>Diagram uwzględnia również sytuację, w której nie znaleziono żadnych wyników. W takim przypadku system informuje użytkownika o braku rezultatów i sugeruje zmianę filtrów. Pracownik może wtedy zmodyfikować kryteria lub zakończyć wyszukiwanie. Jeżeli części zostaną odnalezione, system wyświetla tabelę wyników, a pracownik wybiera interesującą pozycję z listy.</w:t>
+      </w:r>
+    </w:p>
+    <w:p>
+      <w:r>
+        <w:t>Po wyborze części system pobiera szczegółowe dane, takie jak parametry techniczne, dostępność oraz historia użycia, a następnie prezentuje je pracownikowi serwisu. Proces kończy się odczytaniem informacji o wybranej części.</w:t>
+      </w:r>
+    </w:p>
+    <w:p/>
     <w:p>
       <w:pPr>
         <w:jc w:val="center"/>
@@ -6624,6 +6281,7 @@
         <w:rPr>
           <w:noProof/>
         </w:rPr>
+        <w:lastRenderedPageBreak/>
         <w:drawing>
           <wp:inline distT="0" distB="0" distL="0" distR="0" wp14:anchorId="39F4DA30" wp14:editId="5FC53442">
             <wp:extent cx="5753735" cy="8488680"/>
@@ -6679,27 +6337,69 @@
         <w:jc w:val="center"/>
       </w:pPr>
       <w:r>
+        <w:t>Rys. 13. Diagram czynności dla przypadku użycia „Obsługa dostawy”.</w:t>
+      </w:r>
+    </w:p>
+    <w:p>
+      <w:r>
         <w:lastRenderedPageBreak/>
-        <w:t xml:space="preserve">Rys. 13. </w:t>
-      </w:r>
-      <w:r>
-        <w:t>Diagram czynności dla przypadku użycia „</w:t>
-      </w:r>
-      <w:r>
-        <w:t>Obsługa dostawy</w:t>
-      </w:r>
-      <w:r>
-        <w:t>”.</w:t>
+        <w:t>Diagram przedstawia przebieg czynności wykonywanych podczas obsługi dostawy części. Proces rozpoczyna się od wybrania przez magazyniera opcji „Obsługa dostawy”. Następnie system wyświetla formularz przyjęcia dostawy, a magazynier wybiera zamówienie powiązane z dostarczonym towarem. System prezentuje szczegóły zamówienia, dzięki czemu magazynier może porównać dostarczone części z danymi zapisanymi w systemie.</w:t>
+      </w:r>
+    </w:p>
+    <w:p>
+      <w:r>
+        <w:t xml:space="preserve">W dalszej części diagram uwzględnia trzy możliwe sytuacje: dostawę niezgodną, dostawę częściową oraz dostawę zgodną. W przypadku niezgodności magazynier zgłasza problem i wprowadza opis niezgodności, a system zapisuje zgłoszenie oraz nadaje zamówieniu status </w:t>
+      </w:r>
+      <w:r>
+        <w:rPr>
+          <w:b/>
+          <w:bCs/>
+        </w:rPr>
+        <w:t>„wymaga wyjaśnienia”</w:t>
+      </w:r>
+      <w:r>
+        <w:t xml:space="preserve">. W przypadku dostawy częściowej magazynier wprowadza ilości faktycznie dostarczonych części, a system aktualizuje stany magazynowe tylko dla dostarczonych pozycji oraz nadaje zamówieniu status </w:t>
+      </w:r>
+      <w:r>
+        <w:rPr>
+          <w:b/>
+          <w:bCs/>
+        </w:rPr>
+        <w:t>„częściowo zrealizowane”</w:t>
+      </w:r>
+      <w:r>
+        <w:t xml:space="preserve">. Dla dostawy zgodnej system aktualizuje stany magazynowe, zapisuje przyjęcie dostawy i nadaje zamówieniu status </w:t>
+      </w:r>
+      <w:r>
+        <w:rPr>
+          <w:b/>
+          <w:bCs/>
+        </w:rPr>
+        <w:t>„zrealizowane”</w:t>
+      </w:r>
+      <w:r>
+        <w:t>.</w:t>
+      </w:r>
+    </w:p>
+    <w:p>
+      <w:r>
+        <w:t>Diagram pokazuje również obsługę błędów formularza. Jeżeli wprowadzone dane są niepoprawne, system wyświetla komunikat o błędach, a magazynier może poprawić dane albo anulować operację. Proces kończy się wyświetleniem komunikatu potwierdzającego oraz odczytaniem potwierdzenia przez magazyniera.</w:t>
       </w:r>
     </w:p>
     <w:p>
       <w:pPr>
         <w:jc w:val="center"/>
       </w:pPr>
+    </w:p>
+    <w:p>
+      <w:pPr>
+        <w:jc w:val="center"/>
+      </w:pPr>
       <w:r>
         <w:rPr>
           <w:noProof/>
         </w:rPr>
+        <w:lastRenderedPageBreak/>
         <w:drawing>
           <wp:inline distT="0" distB="0" distL="0" distR="0" wp14:anchorId="647F612A" wp14:editId="496B2444">
             <wp:extent cx="5762625" cy="5857240"/>
@@ -6758,6 +6458,51 @@
         <w:t>Rys. 14. Diagram przebiegu – „Utworzenie zamówienia na część” – poziom implementacyjny.</w:t>
       </w:r>
     </w:p>
+    <w:p>
+      <w:r>
+        <w:t>Diagram przedstawia implementacyjny przebieg tworzenia zamówienia na część. Proces rozpoczyna się od wybrania przez magazyniera opcji utworzenia zamówienia w interfejsie użytkownika. Formularz przekazuje żądanie do kontrolera, który wywołuje odpowiednią metodę w warstwie logiki biznesowej.</w:t>
+      </w:r>
+    </w:p>
+    <w:p>
+      <w:r>
+        <w:t>Warstwa serwisowa odpowiada za walidację danych formularza oraz sprawdzenie, czy wskazana część istnieje w katalogu. W tym celu wykorzystywany jest serwis katalogu części, który komunikuje się z bazą danych. Jeżeli dane są niepoprawne lub część nie istnieje, system zwraca odpowiedni komunikat błędu do formularza.</w:t>
+      </w:r>
+    </w:p>
+    <w:p>
+      <w:r>
+        <w:t xml:space="preserve">W przypadku poprawnych danych system sprawdza również poprawność wskazanego dostawcy. Następnie tworzony jest obiekt zamówienia, dodawana jest pozycja zamówienia, nadawany jest numer zamówienia oraz ustawiany jest odpowiedni status. Jeżeli zamówienie </w:t>
+      </w:r>
+      <w:r>
+        <w:lastRenderedPageBreak/>
+        <w:t xml:space="preserve">wymaga akceptacji, otrzymuje status </w:t>
+      </w:r>
+      <w:r>
+        <w:rPr>
+          <w:b/>
+          <w:bCs/>
+        </w:rPr>
+        <w:t>„oczekujące na zatwierdzenie”</w:t>
+      </w:r>
+      <w:r>
+        <w:t xml:space="preserve">, w przeciwnym razie status </w:t>
+      </w:r>
+      <w:r>
+        <w:rPr>
+          <w:b/>
+          <w:bCs/>
+        </w:rPr>
+        <w:t>„utworzone”</w:t>
+      </w:r>
+      <w:r>
+        <w:t>.</w:t>
+      </w:r>
+    </w:p>
+    <w:p>
+      <w:r>
+        <w:t>Na końcu zamówienie zostaje zapisane przez repozytorium w bazie danych, a system zwraca do formularza numer zamówienia oraz jego status. Magazynier otrzymuje komunikat potwierdzający poprawne utworzenie zamówienia.</w:t>
+      </w:r>
+    </w:p>
+    <w:p/>
     <w:p>
       <w:pPr>
         <w:jc w:val="center"/>
@@ -6823,21 +6568,65 @@
       </w:pPr>
       <w:r>
         <w:lastRenderedPageBreak/>
-        <w:t>Rys. 1</w:t>
-      </w:r>
-      <w:r>
-        <w:t>5</w:t>
-      </w:r>
-      <w:r>
-        <w:t>. Diagram przebiegu – „</w:t>
-      </w:r>
-      <w:r>
-        <w:t>Obsługa dostaw</w:t>
-      </w:r>
-      <w:r>
-        <w:t>” – poziom implementacyjny.</w:t>
-      </w:r>
-    </w:p>
+        <w:t>Rys. 15. Diagram przebiegu – „Obsługa dostaw” – poziom implementacyjny.</w:t>
+      </w:r>
+    </w:p>
+    <w:p>
+      <w:r>
+        <w:t>Diagram przedstawia implementacyjny przebieg obsługi dostawy części w systemie. Proces rozpoczyna się od wybrania przez magazyniera opcji „Obsługa dostawy” w interfejsie użytkownika. Widok dostawy przekazuje żądanie do kontrolera, który pobiera formularz przyjęcia dostawy oraz umożliwia wybór zamówienia powiązanego z dostarczonym towarem.</w:t>
+      </w:r>
+    </w:p>
+    <w:p>
+      <w:r>
+        <w:t>Po wybraniu zamówienia kontroler korzysta z warstwy serwisowej w celu pobrania szczegółów zamówienia z repozytorium i bazy danych. Następnie dane są prezentowane magazynierowi, który porównuje dostarczone części z zamówieniem, wprowadza rzeczywiste ilości dostarczonych pozycji i zatwierdza przyjęcie dostawy.</w:t>
+      </w:r>
+    </w:p>
+    <w:p>
+      <w:r>
+        <w:t>Warstwa serwisowa odpowiada za walidację danych oraz sprawdzenie zgodności dostawy z zamówieniem. W przypadku niepoprawnych danych system zwraca listę błędów do widoku, a magazynier otrzymuje komunikat o konieczności poprawy formularza.</w:t>
+      </w:r>
+    </w:p>
+    <w:p>
+      <w:r>
+        <w:t xml:space="preserve">Diagram uwzględnia trzy główne warianty obsługi dostawy. W przypadku dostawy zgodnej system aktualizuje stany magazynowe, zmienia status zamówienia na </w:t>
+      </w:r>
+      <w:r>
+        <w:rPr>
+          <w:b/>
+          <w:bCs/>
+        </w:rPr>
+        <w:t>„zrealizowane”</w:t>
+      </w:r>
+      <w:r>
+        <w:t xml:space="preserve">, zapisuje przyjęcie dostawy i wyświetla potwierdzenie. W przypadku dostawy częściowej aktualizowane są tylko stany dostarczonych części, a zamówienie otrzymuje status </w:t>
+      </w:r>
+      <w:r>
+        <w:rPr>
+          <w:b/>
+          <w:bCs/>
+        </w:rPr>
+        <w:t>„częściowo zrealizowane”</w:t>
+      </w:r>
+      <w:r>
+        <w:t xml:space="preserve">. W przypadku dostawy niezgodnej system zapisuje zgłoszenie niezgodności oraz zmienia status zamówienia na </w:t>
+      </w:r>
+      <w:r>
+        <w:rPr>
+          <w:b/>
+          <w:bCs/>
+        </w:rPr>
+        <w:t>„wymaga wyjaśnienia”</w:t>
+      </w:r>
+      <w:r>
+        <w:t>.</w:t>
+      </w:r>
+    </w:p>
+    <w:p>
+      <w:r>
+        <w:t>Diagram pokazuje współpracę warstw systemu: interfejsu użytkownika, kontrolera, logiki biznesowej, repozytoriów oraz bazy danych, dlatego przedstawia realizację przypadku użycia na poziomie implementacyjnym.</w:t>
+      </w:r>
+    </w:p>
+    <w:p/>
     <w:p>
       <w:pPr>
         <w:jc w:val="center"/>
@@ -6846,6 +6635,7 @@
         <w:rPr>
           <w:noProof/>
         </w:rPr>
+        <w:lastRenderedPageBreak/>
         <w:drawing>
           <wp:inline distT="0" distB="0" distL="0" distR="0" wp14:anchorId="6913B4F1" wp14:editId="6D8C249A">
             <wp:extent cx="5753735" cy="8005445"/>
@@ -6901,21 +6691,39 @@
         <w:jc w:val="center"/>
       </w:pPr>
       <w:r>
-        <w:t>Rys. 1</w:t>
-      </w:r>
-      <w:r>
-        <w:t>6</w:t>
-      </w:r>
-      <w:r>
-        <w:t>. Diagram przebiegu – „</w:t>
-      </w:r>
-      <w:r>
-        <w:t>Wyszukiwanie części</w:t>
-      </w:r>
-      <w:r>
-        <w:t>” – poziom implementacyjny.</w:t>
-      </w:r>
-    </w:p>
+        <w:t>Rys. 16. Diagram przebiegu – „Wyszukiwanie części” – poziom implementacyjny.</w:t>
+      </w:r>
+    </w:p>
+    <w:p>
+      <w:r>
+        <w:t xml:space="preserve">Diagram przedstawia implementacyjny przebieg wyszukiwania części w systemie. Proces rozpoczyna się od wybrania przez pracownika serwisu opcji „Wyszukiwanie części” w </w:t>
+      </w:r>
+      <w:r>
+        <w:lastRenderedPageBreak/>
+        <w:t>interfejsie użytkownika. Widok wyszukiwania przekazuje żądanie do kontrolera, który przygotowuje formularz wyszukiwania oraz obsługuje dane wprowadzone przez użytkownika.</w:t>
+      </w:r>
+    </w:p>
+    <w:p>
+      <w:r>
+        <w:t>Po wpisaniu kryteriów i zatwierdzeniu wyszukiwania dane są przekazywane przez kontroler do warstwy serwisowej. Serwis odpowiada za walidację kryteriów wyszukiwania. Jeżeli kryteria są niepoprawne, system zwraca listę błędów do widoku, a pracownik serwisu otrzymuje komunikat o błędnych danych.</w:t>
+      </w:r>
+    </w:p>
+    <w:p>
+      <w:r>
+        <w:t>W przypadku poprawnych kryteriów serwis korzysta z repozytorium części, które wykonuje zapytanie do bazy danych. Jeżeli nie zostaną znalezione żadne wyniki, system wyświetla informację o braku części oraz sugeruje zmianę filtrów. Jeżeli części zostaną odnalezione, system prezentuje użytkownikowi tabelę wyników.</w:t>
+      </w:r>
+    </w:p>
+    <w:p>
+      <w:r>
+        <w:t>Po wybraniu konkretnej części z listy system ponownie korzysta z warstwy serwisowej i repozytorium w celu pobrania szczegółowych danych części z bazy danych. Następnie widok prezentuje pracownikowi serwisu szczegóły części, jej dostępność oraz historię użycia.</w:t>
+      </w:r>
+    </w:p>
+    <w:p>
+      <w:r>
+        <w:t>Diagram pokazuje współpracę warstwy interfejsu użytkownika, kontrolera, logiki biznesowej, repozytorium oraz bazy danych, dlatego przedstawia realizację przypadku użycia na poziomie implementacyjnym.</w:t>
+      </w:r>
+    </w:p>
+    <w:p/>
     <w:p>
       <w:pPr>
         <w:jc w:val="center"/>
@@ -6987,6 +6795,128 @@
       </w:r>
     </w:p>
     <w:p>
+      <w:r>
+        <w:t xml:space="preserve">Diagram przedstawia cykl życia obiektu </w:t>
+      </w:r>
+      <w:r>
+        <w:rPr>
+          <w:b/>
+          <w:bCs/>
+        </w:rPr>
+        <w:t>„Zamówienie”</w:t>
+      </w:r>
+      <w:r>
+        <w:t xml:space="preserve"> w systemie zarządzania częściami zamiennymi. Zamówienie powstaje w stanie </w:t>
+      </w:r>
+      <w:r>
+        <w:rPr>
+          <w:b/>
+          <w:bCs/>
+        </w:rPr>
+        <w:t>„Utworzone”</w:t>
+      </w:r>
+      <w:r>
+        <w:t xml:space="preserve">, a następnie może zostać przekazane do zatwierdzenia przez kierownika. Po przekazaniu do akceptacji obiekt przechodzi do stanu </w:t>
+      </w:r>
+      <w:r>
+        <w:rPr>
+          <w:b/>
+          <w:bCs/>
+        </w:rPr>
+        <w:t>„OczekujeNaZatwierdzenie”</w:t>
+      </w:r>
+      <w:r>
+        <w:t>.</w:t>
+      </w:r>
+    </w:p>
+    <w:p>
+      <w:r>
+        <w:t xml:space="preserve">Kierownik serwisu może zatwierdzić albo odrzucić zamówienie. W przypadku odrzucenia zamówienie przechodzi do stanu </w:t>
+      </w:r>
+      <w:r>
+        <w:rPr>
+          <w:b/>
+          <w:bCs/>
+        </w:rPr>
+        <w:t>„Odrzucone”</w:t>
+      </w:r>
+      <w:r>
+        <w:t xml:space="preserve"> i jego obsługa zostaje zakończona. W przypadku zatwierdzenia zamówienie uzyskuje stan </w:t>
+      </w:r>
+      <w:r>
+        <w:rPr>
+          <w:b/>
+          <w:bCs/>
+        </w:rPr>
+        <w:t>„Zatwierdzone”</w:t>
+      </w:r>
+      <w:r>
+        <w:t>, a następnie może zostać wysłane do dostawcy.</w:t>
+      </w:r>
+    </w:p>
+    <w:p>
+      <w:r>
+        <w:lastRenderedPageBreak/>
+        <w:t xml:space="preserve">Po wysłaniu zamówienia do dostawcy obiekt przechodzi do stanu </w:t>
+      </w:r>
+      <w:r>
+        <w:rPr>
+          <w:b/>
+          <w:bCs/>
+        </w:rPr>
+        <w:t>„WysłaneDoDostawcy”</w:t>
+      </w:r>
+      <w:r>
+        <w:t xml:space="preserve">, a po przyjęciu zamówienia przez dostawcę do stanu </w:t>
+      </w:r>
+      <w:r>
+        <w:rPr>
+          <w:b/>
+          <w:bCs/>
+        </w:rPr>
+        <w:t>„WRealizacji”</w:t>
+      </w:r>
+      <w:r>
+        <w:t>. W zależności od przebiegu dostawy zamówienie może zostać w pełni zrealizowane, częściowo zrealizowane albo oznaczone jako wymagające wyjaśnienia w przypadku zgłoszenia niezgodności.</w:t>
+      </w:r>
+    </w:p>
+    <w:p>
+      <w:r>
+        <w:t xml:space="preserve">Diagram uwzględnia również możliwość anulowania zamówienia na różnych etapach procesu oraz zakończenie cyklu życia zamówienia w stanach końcowych, takich jak </w:t>
+      </w:r>
+      <w:r>
+        <w:rPr>
+          <w:b/>
+          <w:bCs/>
+        </w:rPr>
+        <w:t>„Zrealizowane”</w:t>
+      </w:r>
+      <w:r>
+        <w:t xml:space="preserve">, </w:t>
+      </w:r>
+      <w:r>
+        <w:rPr>
+          <w:b/>
+          <w:bCs/>
+        </w:rPr>
+        <w:t>„Odrzucone”</w:t>
+      </w:r>
+      <w:r>
+        <w:t xml:space="preserve"> albo </w:t>
+      </w:r>
+      <w:r>
+        <w:rPr>
+          <w:b/>
+          <w:bCs/>
+        </w:rPr>
+        <w:t>„Anulowane”</w:t>
+      </w:r>
+      <w:r>
+        <w:t>.</w:t>
+      </w:r>
+    </w:p>
+    <w:p/>
+    <w:p>
       <w:pPr>
         <w:jc w:val="center"/>
       </w:pPr>
@@ -6994,7 +6924,6 @@
         <w:rPr>
           <w:noProof/>
         </w:rPr>
-        <w:lastRenderedPageBreak/>
         <w:drawing>
           <wp:inline distT="0" distB="0" distL="0" distR="0" wp14:anchorId="3AE977A2" wp14:editId="768E113A">
             <wp:extent cx="5753735" cy="5210175"/>
@@ -7054,6 +6983,168 @@
       </w:r>
     </w:p>
     <w:p>
+      <w:r>
+        <w:t xml:space="preserve">Diagram przedstawia cykl życia obiektu </w:t>
+      </w:r>
+      <w:r>
+        <w:rPr>
+          <w:b/>
+          <w:bCs/>
+        </w:rPr>
+        <w:t>„Dostawa”</w:t>
+      </w:r>
+      <w:r>
+        <w:t xml:space="preserve"> w systemie zarządzania częściami zamiennymi. Dostawa początkowo znajduje się w stanie </w:t>
+      </w:r>
+      <w:r>
+        <w:rPr>
+          <w:b/>
+          <w:bCs/>
+        </w:rPr>
+        <w:t>„Oczekiwana”</w:t>
+      </w:r>
+      <w:r>
+        <w:t xml:space="preserve">, co oznacza, że system spodziewa się przyjęcia części powiązanych z wcześniej utworzonym zamówieniem. Po rozpoczęciu obsługi przez magazyniera dostawa przechodzi do stanu </w:t>
+      </w:r>
+      <w:r>
+        <w:rPr>
+          <w:b/>
+          <w:bCs/>
+        </w:rPr>
+        <w:t>„PrzyjętaDoObsługi”</w:t>
+      </w:r>
+      <w:r>
+        <w:t xml:space="preserve">, a następnie do stanu </w:t>
+      </w:r>
+      <w:r>
+        <w:rPr>
+          <w:b/>
+          <w:bCs/>
+        </w:rPr>
+        <w:t>„Weryfikowana”</w:t>
+      </w:r>
+      <w:r>
+        <w:t>.</w:t>
+      </w:r>
+    </w:p>
+    <w:p>
+      <w:r>
+        <w:lastRenderedPageBreak/>
+        <w:t xml:space="preserve">W stanie weryfikacji dostawa jest porównywana z danymi zamówienia. W zależności od wyniku sprawdzenia może zostać uznana za </w:t>
+      </w:r>
+      <w:r>
+        <w:rPr>
+          <w:b/>
+          <w:bCs/>
+        </w:rPr>
+        <w:t>zgodną</w:t>
+      </w:r>
+      <w:r>
+        <w:t xml:space="preserve">, </w:t>
+      </w:r>
+      <w:r>
+        <w:rPr>
+          <w:b/>
+          <w:bCs/>
+        </w:rPr>
+        <w:t>częściową</w:t>
+      </w:r>
+      <w:r>
+        <w:t xml:space="preserve"> albo </w:t>
+      </w:r>
+      <w:r>
+        <w:rPr>
+          <w:b/>
+          <w:bCs/>
+        </w:rPr>
+        <w:t>niezgodną</w:t>
+      </w:r>
+      <w:r>
+        <w:t xml:space="preserve">. Dostawa zgodna przechodzi do stanu </w:t>
+      </w:r>
+      <w:r>
+        <w:rPr>
+          <w:b/>
+          <w:bCs/>
+        </w:rPr>
+        <w:t>„Zgodna”</w:t>
+      </w:r>
+      <w:r>
+        <w:t xml:space="preserve">, a po zatwierdzeniu przyjęcia do stanu </w:t>
+      </w:r>
+      <w:r>
+        <w:rPr>
+          <w:b/>
+          <w:bCs/>
+        </w:rPr>
+        <w:t>„Przyjęta”</w:t>
+      </w:r>
+      <w:r>
+        <w:t xml:space="preserve">. Następnie system aktualizuje stany magazynowe i zapisuje dostawę, kończąc proces w stanie </w:t>
+      </w:r>
+      <w:r>
+        <w:rPr>
+          <w:b/>
+          <w:bCs/>
+        </w:rPr>
+        <w:t>„Zakończona”</w:t>
+      </w:r>
+      <w:r>
+        <w:t>.</w:t>
+      </w:r>
+    </w:p>
+    <w:p>
+      <w:r>
+        <w:t xml:space="preserve">Jeżeli dostawa obejmuje tylko część zamówienia, przechodzi do stanu </w:t>
+      </w:r>
+      <w:r>
+        <w:rPr>
+          <w:b/>
+          <w:bCs/>
+        </w:rPr>
+        <w:t>„Częściowa”</w:t>
+      </w:r>
+      <w:r>
+        <w:t xml:space="preserve">, a po zatwierdzeniu częściowego przyjęcia do stanu </w:t>
+      </w:r>
+      <w:r>
+        <w:rPr>
+          <w:b/>
+          <w:bCs/>
+        </w:rPr>
+        <w:t>„CzęściowoPrzyjęta”</w:t>
+      </w:r>
+      <w:r>
+        <w:t>. W takim przypadku system aktualizuje stany magazynowe tylko dla faktycznie dostarczonych części i zapisuje częściową realizację dostawy.</w:t>
+      </w:r>
+    </w:p>
+    <w:p>
+      <w:r>
+        <w:t xml:space="preserve">W przypadku wykrycia niezgodności dostawa przechodzi do stanu </w:t>
+      </w:r>
+      <w:r>
+        <w:rPr>
+          <w:b/>
+          <w:bCs/>
+        </w:rPr>
+        <w:t>„Niezgodna”</w:t>
+      </w:r>
+      <w:r>
+        <w:t xml:space="preserve">, a następnie do stanu </w:t>
+      </w:r>
+      <w:r>
+        <w:rPr>
+          <w:b/>
+          <w:bCs/>
+        </w:rPr>
+        <w:t>„WymagaWyjaśnienia”</w:t>
+      </w:r>
+      <w:r>
+        <w:t>. Po wyjaśnieniu problemu dostawa może zostać przyjęta w całości lub częściowo. Diagram uwzględnia również możliwość anulowania dostawy, zarówno przed rozpoczęciem obsługi, jak i po wykryciu niezgodności.</w:t>
+      </w:r>
+    </w:p>
+    <w:p/>
+    <w:p>
       <w:pPr>
         <w:jc w:val="center"/>
       </w:pPr>
@@ -7061,7 +7152,6 @@
         <w:rPr>
           <w:noProof/>
         </w:rPr>
-        <w:lastRenderedPageBreak/>
         <w:drawing>
           <wp:inline distT="0" distB="0" distL="0" distR="0" wp14:anchorId="25E23380" wp14:editId="5E79A659">
             <wp:extent cx="5753735" cy="4891405"/>
@@ -7121,9 +7211,2637 @@
       </w:r>
     </w:p>
     <w:p>
-      <w:pPr>
+      <w:r>
+        <w:lastRenderedPageBreak/>
+        <w:t xml:space="preserve">Diagram przedstawia cykl życia obiektu </w:t>
+      </w:r>
+      <w:r>
+        <w:rPr>
+          <w:b/>
+          <w:bCs/>
+        </w:rPr>
+        <w:t>„Część zamienna”</w:t>
+      </w:r>
+      <w:r>
+        <w:t xml:space="preserve"> w systemie zarządzania częściami zamiennymi. Obiekt powstaje w momencie dodania części do katalogu. Po ustawieniu dodatniego stanu magazynowego część przechodzi do stanu </w:t>
+      </w:r>
+      <w:r>
+        <w:rPr>
+          <w:b/>
+          <w:bCs/>
+        </w:rPr>
+        <w:t>„Dostępna”</w:t>
+      </w:r>
+      <w:r>
+        <w:t>, co oznacza, że może zostać wykorzystana w procesie naprawy lub przypisana do zlecenia.</w:t>
+      </w:r>
+    </w:p>
+    <w:p>
+      <w:r>
+        <w:t xml:space="preserve">W zależności od aktualnej liczby sztuk część może przejść do stanu </w:t>
+      </w:r>
+      <w:r>
+        <w:rPr>
+          <w:b/>
+          <w:bCs/>
+        </w:rPr>
+        <w:t>„NiskiStan”</w:t>
+      </w:r>
+      <w:r>
+        <w:t xml:space="preserve">, gdy jej ilość spadnie poniżej ustalonego minimalnego </w:t>
+      </w:r>
+      <w:r>
+        <w:t>poziomu</w:t>
+      </w:r>
+      <w:r>
+        <w:t xml:space="preserve"> albo do stanu </w:t>
+      </w:r>
+      <w:r>
+        <w:rPr>
+          <w:b/>
+          <w:bCs/>
+        </w:rPr>
+        <w:t>„BrakWMagazynie”</w:t>
+      </w:r>
+      <w:r>
+        <w:t xml:space="preserve">, gdy stan magazynowy wynosi zero. W przypadku niskiego stanu lub braku części możliwe jest utworzenie zamówienia uzupełniającego, co powoduje przejście do stanu </w:t>
+      </w:r>
+      <w:r>
+        <w:rPr>
+          <w:b/>
+          <w:bCs/>
+        </w:rPr>
+        <w:t>„Zamówiona”</w:t>
+      </w:r>
+      <w:r>
+        <w:t>.</w:t>
+      </w:r>
+    </w:p>
+    <w:p>
+      <w:r>
+        <w:t xml:space="preserve">Po przyjęciu dostawy część przechodzi do stanu </w:t>
+      </w:r>
+      <w:r>
+        <w:rPr>
+          <w:b/>
+          <w:bCs/>
+        </w:rPr>
+        <w:t>„Dostarczona”</w:t>
+      </w:r>
+      <w:r>
+        <w:t xml:space="preserve">, a następnie po aktualizacji stanu magazynowego ponownie staje się </w:t>
+      </w:r>
+      <w:r>
+        <w:rPr>
+          <w:b/>
+          <w:bCs/>
+        </w:rPr>
+        <w:t>„Dostępna”</w:t>
+      </w:r>
+      <w:r>
+        <w:t>. Diagram uwzględnia także rezerwację części do naprawy, przypisanie jej do zlecenia oraz możliwość zwrotu niewykorzystanej części.</w:t>
+      </w:r>
+    </w:p>
+    <w:p>
+      <w:r>
+        <w:t xml:space="preserve">Obiekt może również zostać wycofany z użycia lub usunięty z katalogu. W takim przypadku przechodzi do stanu </w:t>
+      </w:r>
+      <w:r>
+        <w:rPr>
+          <w:b/>
+          <w:bCs/>
+        </w:rPr>
+        <w:t>„Wycofana”</w:t>
+      </w:r>
+      <w:r>
+        <w:t>, który kończy jego cykl życia w systemie.</w:t>
+      </w:r>
+    </w:p>
+    <w:p>
+      <w:pPr>
+        <w:pStyle w:val="Akapitzlist"/>
+        <w:numPr>
+          <w:ilvl w:val="0"/>
+          <w:numId w:val="1"/>
+        </w:numPr>
+      </w:pPr>
+      <w:r>
+        <w:t>Wymagania niefunkcjonalne, technologie, plan pracy i analiza ryzyka</w:t>
+      </w:r>
+      <w:r>
+        <w:t>:</w:t>
+      </w:r>
+    </w:p>
+    <w:p>
+      <w:pPr>
+        <w:pStyle w:val="Akapitzlist"/>
+        <w:numPr>
+          <w:ilvl w:val="1"/>
+          <w:numId w:val="1"/>
+        </w:numPr>
+      </w:pPr>
+      <w:r>
+        <w:t>Wymagania niefunkcjonalne</w:t>
+      </w:r>
+      <w:r>
+        <w:t>:</w:t>
+      </w:r>
+    </w:p>
+    <w:p>
+      <w:pPr>
+        <w:pStyle w:val="Akapitzlist"/>
+        <w:numPr>
+          <w:ilvl w:val="2"/>
+          <w:numId w:val="1"/>
+        </w:numPr>
+      </w:pPr>
+      <w:r>
+        <w:rPr>
+          <w:b/>
+          <w:bCs/>
+        </w:rPr>
+        <w:t>Wydajność systemu</w:t>
+      </w:r>
+      <w:r>
+        <w:rPr>
+          <w:b/>
+          <w:bCs/>
+        </w:rPr>
+        <w:t>:</w:t>
+      </w:r>
+      <w:r>
+        <w:br/>
+        <w:t xml:space="preserve">System powinien umożliwiać wyszukiwanie części w katalogu w czasie nie dłuższym niż kilka sekund przy standardowej liczbie rekordów. Operacje takie jak zapis zamówienia, aktualizacja stanu magazynowego czy wyświetlenie szczegółów części powinny być wykonywane bez zauważalnych opóźnień dla użytkownika. </w:t>
+      </w:r>
+    </w:p>
+    <w:p>
+      <w:pPr>
+        <w:pStyle w:val="Akapitzlist"/>
+        <w:numPr>
+          <w:ilvl w:val="2"/>
+          <w:numId w:val="1"/>
+        </w:numPr>
+      </w:pPr>
+      <w:r>
+        <w:rPr>
+          <w:b/>
+          <w:bCs/>
+        </w:rPr>
+        <w:t>Bezpieczeństwo dostępu</w:t>
+      </w:r>
+      <w:r>
+        <w:rPr>
+          <w:b/>
+          <w:bCs/>
+        </w:rPr>
+        <w:t>:</w:t>
+      </w:r>
+      <w:r>
+        <w:br/>
+        <w:t xml:space="preserve">Dostęp do systemu powinien wymagać zalogowania użytkownika. Uprawnienia użytkowników powinny być zależne od ich roli, np. pracownik serwisu może wyszukiwać części i zgłaszać zapotrzebowanie, magazynier może aktualizować stany i tworzyć zamówienia, kierownik zatwierdza zamówienia, a administrator zarządza użytkownikami. </w:t>
+      </w:r>
+    </w:p>
+    <w:p>
+      <w:pPr>
+        <w:pStyle w:val="Akapitzlist"/>
+        <w:numPr>
+          <w:ilvl w:val="2"/>
+          <w:numId w:val="1"/>
+        </w:numPr>
+      </w:pPr>
+      <w:r>
+        <w:rPr>
+          <w:b/>
+          <w:bCs/>
+        </w:rPr>
+        <w:t>Integralność danych</w:t>
+      </w:r>
+      <w:r>
+        <w:rPr>
+          <w:b/>
+          <w:bCs/>
+        </w:rPr>
+        <w:t>:</w:t>
+      </w:r>
+      <w:r>
+        <w:br/>
+        <w:t xml:space="preserve">System powinien zapobiegać zapisaniu niepoprawnych danych, takich jak ujemna liczba części, brak dostawcy w zamówieniu lub przyjęcie dostawy bez powiązanego zamówienia. Dane dotyczące stanów magazynowych powinny być aktualizowane w sposób spójny. </w:t>
+      </w:r>
+    </w:p>
+    <w:p>
+      <w:pPr>
+        <w:pStyle w:val="Akapitzlist"/>
+        <w:numPr>
+          <w:ilvl w:val="2"/>
+          <w:numId w:val="1"/>
+        </w:numPr>
+      </w:pPr>
+      <w:r>
+        <w:rPr>
+          <w:b/>
+          <w:bCs/>
+        </w:rPr>
+        <w:t>Użyteczność interfejsu</w:t>
+      </w:r>
+      <w:r>
+        <w:rPr>
+          <w:b/>
+          <w:bCs/>
+        </w:rPr>
+        <w:t>:</w:t>
+      </w:r>
+      <w:r>
+        <w:br/>
+        <w:t xml:space="preserve">Interfejs użytkownika powinien być czytelny i prosty w obsłudze. Najważniejsze funkcje, takie jak katalog części, zamówienia i magazyn, powinny być dostępne z głównego menu systemu. </w:t>
+      </w:r>
+    </w:p>
+    <w:p>
+      <w:pPr>
+        <w:pStyle w:val="Akapitzlist"/>
+        <w:numPr>
+          <w:ilvl w:val="2"/>
+          <w:numId w:val="1"/>
+        </w:numPr>
+      </w:pPr>
+      <w:r>
+        <w:rPr>
+          <w:b/>
+          <w:bCs/>
+        </w:rPr>
+        <w:t>Niezawodność</w:t>
+      </w:r>
+      <w:r>
+        <w:rPr>
+          <w:b/>
+          <w:bCs/>
+        </w:rPr>
+        <w:t>:</w:t>
+      </w:r>
+      <w:r>
+        <w:br/>
+        <w:t xml:space="preserve">System powinien ograniczać ryzyko utraty danych poprzez poprawną </w:t>
+      </w:r>
+      <w:r>
+        <w:lastRenderedPageBreak/>
+        <w:t xml:space="preserve">obsługę błędów oraz zapisywanie istotnych operacji w bazie danych. W przypadku błędu formularza system powinien wskazać użytkownikowi, które dane wymagają poprawy. </w:t>
+      </w:r>
+    </w:p>
+    <w:p>
+      <w:pPr>
+        <w:pStyle w:val="Akapitzlist"/>
+        <w:numPr>
+          <w:ilvl w:val="2"/>
+          <w:numId w:val="1"/>
+        </w:numPr>
+      </w:pPr>
+      <w:r>
+        <w:rPr>
+          <w:b/>
+          <w:bCs/>
+        </w:rPr>
+        <w:t>Możliwość rozbudowy</w:t>
+      </w:r>
+      <w:r>
+        <w:rPr>
+          <w:b/>
+          <w:bCs/>
+        </w:rPr>
+        <w:t>:</w:t>
+      </w:r>
+      <w:r>
+        <w:br/>
+        <w:t xml:space="preserve">System powinien być zaprojektowany tak, aby w przyszłości można było dodać nowe funkcjonalności, np. integrację z dostawcami, automatyczne generowanie zamówień lub powiązanie z pełnym modułem obsługi napraw. </w:t>
+      </w:r>
+    </w:p>
+    <w:p>
+      <w:pPr>
+        <w:pStyle w:val="Akapitzlist"/>
+        <w:numPr>
+          <w:ilvl w:val="2"/>
+          <w:numId w:val="1"/>
+        </w:numPr>
+      </w:pPr>
+      <w:r>
+        <w:rPr>
+          <w:b/>
+          <w:bCs/>
+        </w:rPr>
+        <w:t>Tworzenie kopii zapasowych</w:t>
+      </w:r>
+      <w:r>
+        <w:rPr>
+          <w:b/>
+          <w:bCs/>
+        </w:rPr>
+        <w:t>:</w:t>
+      </w:r>
+      <w:r>
+        <w:br/>
+        <w:t xml:space="preserve">Dane systemowe, w szczególności informacje o częściach, zamówieniach, dostawach i użytkownikach, powinny być regularnie zabezpieczane poprzez wykonywanie kopii zapasowych bazy danych. </w:t>
+      </w:r>
+    </w:p>
+    <w:p>
+      <w:pPr>
+        <w:pStyle w:val="Akapitzlist"/>
+        <w:numPr>
+          <w:ilvl w:val="2"/>
+          <w:numId w:val="1"/>
+        </w:numPr>
+      </w:pPr>
+      <w:r>
+        <w:rPr>
+          <w:b/>
+          <w:bCs/>
+        </w:rPr>
+        <w:t>Kompatybilność</w:t>
+      </w:r>
+      <w:r>
+        <w:rPr>
+          <w:b/>
+          <w:bCs/>
+        </w:rPr>
+        <w:t>:</w:t>
+      </w:r>
+      <w:r>
+        <w:br/>
+        <w:t>System powinien działać na typowych stanowiskach komputerowych wykorzystywanych w serwisie. W przypadku aplikacji webowej powinien być dostępny z poziomu popularnych przeglądarek internetowych.</w:t>
+      </w:r>
+    </w:p>
+    <w:p>
+      <w:pPr>
+        <w:pStyle w:val="Akapitzlist"/>
+        <w:numPr>
+          <w:ilvl w:val="1"/>
+          <w:numId w:val="1"/>
+        </w:numPr>
+      </w:pPr>
+      <w:r>
+        <w:t>Propozycja technologii informatycznych</w:t>
+      </w:r>
+      <w:r>
+        <w:t>:</w:t>
+      </w:r>
+    </w:p>
+    <w:p>
+      <w:pPr>
+        <w:pStyle w:val="Akapitzlist"/>
+        <w:numPr>
+          <w:ilvl w:val="2"/>
+          <w:numId w:val="1"/>
+        </w:numPr>
+      </w:pPr>
+      <w:r>
+        <w:t>Do realizacji systemu proponuje się zastosowanie architektury aplikacji webowej. Takie rozwiązanie umożliwia dostęp do systemu z różnych stanowisk w serwisie bez konieczności instalowania oddzielnej aplikacji na każdym komputerze.</w:t>
+      </w:r>
+    </w:p>
+    <w:p>
+      <w:pPr>
+        <w:pStyle w:val="Akapitzlist"/>
+        <w:numPr>
+          <w:ilvl w:val="2"/>
+          <w:numId w:val="1"/>
+        </w:numPr>
+      </w:pPr>
+      <w:r>
+        <w:t>Proponowane technologie:</w:t>
+      </w:r>
+    </w:p>
+    <w:p>
+      <w:pPr>
+        <w:pStyle w:val="Akapitzlist"/>
+        <w:numPr>
+          <w:ilvl w:val="3"/>
+          <w:numId w:val="1"/>
+        </w:numPr>
+      </w:pPr>
+      <w:r>
+        <w:rPr>
+          <w:b/>
+          <w:bCs/>
+        </w:rPr>
+        <w:t>Warstwa interfejsu użytkownika:</w:t>
+      </w:r>
+      <w:r>
+        <w:br/>
+        <w:t xml:space="preserve">HTML, CSS, JavaScript oraz opcjonalnie biblioteka React. Technologie te pozwalają utworzyć czytelny i responsywny interfejs użytkownika dostępny z poziomu przeglądarki internetowej. </w:t>
+      </w:r>
+    </w:p>
+    <w:p>
+      <w:pPr>
+        <w:pStyle w:val="Akapitzlist"/>
+        <w:numPr>
+          <w:ilvl w:val="3"/>
+          <w:numId w:val="1"/>
+        </w:numPr>
+      </w:pPr>
+      <w:r>
+        <w:rPr>
+          <w:b/>
+          <w:bCs/>
+        </w:rPr>
+        <w:t>Warstwa logiki biznesowej:</w:t>
+      </w:r>
+      <w:r>
+        <w:br/>
+        <w:t xml:space="preserve">Java Spring Boot albo C# ASP.NET Core. Obie technologie umożliwiają tworzenie aplikacji serwerowych, obsługę logowania, zarządzanie rolami użytkowników oraz komunikację z bazą danych. </w:t>
+      </w:r>
+    </w:p>
+    <w:p>
+      <w:pPr>
+        <w:pStyle w:val="Akapitzlist"/>
+        <w:numPr>
+          <w:ilvl w:val="3"/>
+          <w:numId w:val="1"/>
+        </w:numPr>
+      </w:pPr>
+      <w:r>
+        <w:rPr>
+          <w:b/>
+          <w:bCs/>
+        </w:rPr>
+        <w:t>Baza danych:</w:t>
+      </w:r>
+      <w:r>
+        <w:br/>
+        <w:t xml:space="preserve">PostgreSQL. Relacyjna baza danych dobrze nadaje się do przechowywania informacji o częściach, zamówieniach, dostawach, użytkownikach i stanach magazynowych. </w:t>
+      </w:r>
+    </w:p>
+    <w:p>
+      <w:pPr>
+        <w:pStyle w:val="Akapitzlist"/>
+        <w:numPr>
+          <w:ilvl w:val="3"/>
+          <w:numId w:val="1"/>
+        </w:numPr>
+      </w:pPr>
+      <w:r>
+        <w:rPr>
+          <w:b/>
+          <w:bCs/>
+        </w:rPr>
+        <w:t>Warstwa dostępu do danych:</w:t>
+      </w:r>
+      <w:r>
+        <w:br/>
+        <w:t xml:space="preserve">ORM, np. Spring Data JPA/Hibernate w przypadku Javy lub Entity Framework w przypadku C#. Ułatwia to mapowanie klas systemu na tabele bazy danych. </w:t>
+      </w:r>
+    </w:p>
+    <w:p>
+      <w:pPr>
+        <w:pStyle w:val="Akapitzlist"/>
+        <w:numPr>
+          <w:ilvl w:val="3"/>
+          <w:numId w:val="1"/>
+        </w:numPr>
+      </w:pPr>
+      <w:r>
+        <w:rPr>
+          <w:b/>
+          <w:bCs/>
+        </w:rPr>
+        <w:lastRenderedPageBreak/>
+        <w:t>Projektowanie interfejsu użytkownika:</w:t>
+      </w:r>
+      <w:r>
+        <w:br/>
+        <w:t xml:space="preserve">Figma. Narzędzie pozwala przygotować makiety ekranów systemu przed rozpoczęciem implementacji. </w:t>
+      </w:r>
+    </w:p>
+    <w:p>
+      <w:pPr>
+        <w:pStyle w:val="Akapitzlist"/>
+        <w:numPr>
+          <w:ilvl w:val="3"/>
+          <w:numId w:val="1"/>
+        </w:numPr>
+      </w:pPr>
+      <w:r>
+        <w:rPr>
+          <w:b/>
+          <w:bCs/>
+        </w:rPr>
+        <w:t>Modelowanie UML:</w:t>
+      </w:r>
+      <w:r>
+        <w:br/>
+        <w:t xml:space="preserve">PlantUML oraz UMLet. Narzędzia te umożliwiają przygotowanie diagramów przypadków użycia, klas, czynności, przebiegu i stanów. </w:t>
+      </w:r>
+    </w:p>
+    <w:p>
+      <w:pPr>
+        <w:pStyle w:val="Akapitzlist"/>
+        <w:numPr>
+          <w:ilvl w:val="3"/>
+          <w:numId w:val="1"/>
+        </w:numPr>
+      </w:pPr>
+      <w:r>
+        <w:rPr>
+          <w:b/>
+          <w:bCs/>
+        </w:rPr>
+        <w:t>Wdrożenie i środowisko uruchomieniowe:</w:t>
+      </w:r>
+      <w:r>
+        <w:br/>
+        <w:t>System może zostać uruchomiony na lokalnym serwerze w serwisie lub w środowisku kontenerowym Docker. Ułatwia to instalację, aktualizację i przenoszenie systemu między środowiskami.</w:t>
+      </w:r>
+    </w:p>
+    <w:p>
+      <w:pPr>
+        <w:pStyle w:val="Akapitzlist"/>
+        <w:numPr>
+          <w:ilvl w:val="1"/>
+          <w:numId w:val="1"/>
+        </w:numPr>
+      </w:pPr>
+      <w:r>
+        <w:t>Proponowany plan pracy</w:t>
+      </w:r>
+      <w:r>
+        <w:t>:</w:t>
+      </w:r>
+    </w:p>
+    <w:tbl>
+      <w:tblPr>
+        <w:tblStyle w:val="Tabela-Siatka"/>
+        <w:tblW w:w="0" w:type="auto"/>
+        <w:tblLook w:val="04A0" w:firstRow="1" w:lastRow="0" w:firstColumn="1" w:lastColumn="0" w:noHBand="0" w:noVBand="1"/>
+      </w:tblPr>
+      <w:tblGrid>
+        <w:gridCol w:w="1940"/>
+        <w:gridCol w:w="3697"/>
+        <w:gridCol w:w="1093"/>
+        <w:gridCol w:w="2332"/>
+      </w:tblGrid>
+      <w:tr>
+        <w:tc>
+          <w:tcPr>
+            <w:tcW w:w="0" w:type="auto"/>
+            <w:hideMark/>
+          </w:tcPr>
+          <w:p>
+            <w:pPr>
+              <w:spacing w:after="160" w:line="278" w:lineRule="auto"/>
+              <w:rPr>
+                <w:b/>
+                <w:bCs/>
+              </w:rPr>
+            </w:pPr>
+            <w:r>
+              <w:rPr>
+                <w:b/>
+                <w:bCs/>
+              </w:rPr>
+              <w:t>Etap</w:t>
+            </w:r>
+          </w:p>
+        </w:tc>
+        <w:tc>
+          <w:tcPr>
+            <w:tcW w:w="0" w:type="auto"/>
+            <w:hideMark/>
+          </w:tcPr>
+          <w:p>
+            <w:pPr>
+              <w:spacing w:after="160" w:line="278" w:lineRule="auto"/>
+              <w:rPr>
+                <w:b/>
+                <w:bCs/>
+              </w:rPr>
+            </w:pPr>
+            <w:r>
+              <w:rPr>
+                <w:b/>
+                <w:bCs/>
+              </w:rPr>
+              <w:t>Zakres prac</w:t>
+            </w:r>
+          </w:p>
+        </w:tc>
+        <w:tc>
+          <w:tcPr>
+            <w:tcW w:w="0" w:type="auto"/>
+            <w:hideMark/>
+          </w:tcPr>
+          <w:p>
+            <w:pPr>
+              <w:spacing w:after="160" w:line="278" w:lineRule="auto"/>
+              <w:rPr>
+                <w:b/>
+                <w:bCs/>
+              </w:rPr>
+            </w:pPr>
+            <w:r>
+              <w:rPr>
+                <w:b/>
+                <w:bCs/>
+              </w:rPr>
+              <w:t>Czas trwania</w:t>
+            </w:r>
+          </w:p>
+        </w:tc>
+        <w:tc>
+          <w:tcPr>
+            <w:tcW w:w="0" w:type="auto"/>
+            <w:hideMark/>
+          </w:tcPr>
+          <w:p>
+            <w:pPr>
+              <w:spacing w:after="160" w:line="278" w:lineRule="auto"/>
+              <w:rPr>
+                <w:b/>
+                <w:bCs/>
+              </w:rPr>
+            </w:pPr>
+            <w:r>
+              <w:rPr>
+                <w:b/>
+                <w:bCs/>
+              </w:rPr>
+              <w:t>Rezultat</w:t>
+            </w:r>
+          </w:p>
+        </w:tc>
+      </w:tr>
+      <w:tr>
+        <w:tc>
+          <w:tcPr>
+            <w:tcW w:w="0" w:type="auto"/>
+            <w:hideMark/>
+          </w:tcPr>
+          <w:p>
+            <w:pPr>
+              <w:spacing w:after="160" w:line="278" w:lineRule="auto"/>
+            </w:pPr>
+            <w:r>
+              <w:t>1. Analiza wymagań</w:t>
+            </w:r>
+          </w:p>
+        </w:tc>
+        <w:tc>
+          <w:tcPr>
+            <w:tcW w:w="0" w:type="auto"/>
+            <w:hideMark/>
+          </w:tcPr>
+          <w:p>
+            <w:pPr>
+              <w:spacing w:after="160" w:line="278" w:lineRule="auto"/>
+            </w:pPr>
+            <w:r>
+              <w:t>Określenie celu systemu, aktorów, przypadków użycia, wymagań funkcjonalnych i niefunkcjonalnych</w:t>
+            </w:r>
+          </w:p>
+        </w:tc>
+        <w:tc>
+          <w:tcPr>
+            <w:tcW w:w="0" w:type="auto"/>
+            <w:hideMark/>
+          </w:tcPr>
+          <w:p>
+            <w:pPr>
+              <w:spacing w:after="160" w:line="278" w:lineRule="auto"/>
+            </w:pPr>
+            <w:r>
+              <w:t>5 dni</w:t>
+            </w:r>
+          </w:p>
+        </w:tc>
+        <w:tc>
+          <w:tcPr>
+            <w:tcW w:w="0" w:type="auto"/>
+            <w:hideMark/>
+          </w:tcPr>
+          <w:p>
+            <w:pPr>
+              <w:spacing w:after="160" w:line="278" w:lineRule="auto"/>
+            </w:pPr>
+            <w:r>
+              <w:t>Lista wymagań i opis zakresu systemu</w:t>
+            </w:r>
+          </w:p>
+        </w:tc>
+      </w:tr>
+      <w:tr>
+        <w:tc>
+          <w:tcPr>
+            <w:tcW w:w="0" w:type="auto"/>
+            <w:hideMark/>
+          </w:tcPr>
+          <w:p>
+            <w:pPr>
+              <w:spacing w:after="160" w:line="278" w:lineRule="auto"/>
+            </w:pPr>
+            <w:r>
+              <w:t>2. Projektowanie systemu</w:t>
+            </w:r>
+          </w:p>
+        </w:tc>
+        <w:tc>
+          <w:tcPr>
+            <w:tcW w:w="0" w:type="auto"/>
+            <w:hideMark/>
+          </w:tcPr>
+          <w:p>
+            <w:pPr>
+              <w:spacing w:after="160" w:line="278" w:lineRule="auto"/>
+            </w:pPr>
+            <w:r>
+              <w:t>Opracowanie diagramów UML, struktury klas, przepływu danych i stanów obiektów</w:t>
+            </w:r>
+          </w:p>
+        </w:tc>
+        <w:tc>
+          <w:tcPr>
+            <w:tcW w:w="0" w:type="auto"/>
+            <w:hideMark/>
+          </w:tcPr>
+          <w:p>
+            <w:pPr>
+              <w:spacing w:after="160" w:line="278" w:lineRule="auto"/>
+            </w:pPr>
+            <w:r>
+              <w:t>10 dni</w:t>
+            </w:r>
+          </w:p>
+        </w:tc>
+        <w:tc>
+          <w:tcPr>
+            <w:tcW w:w="0" w:type="auto"/>
+            <w:hideMark/>
+          </w:tcPr>
+          <w:p>
+            <w:pPr>
+              <w:spacing w:after="160" w:line="278" w:lineRule="auto"/>
+            </w:pPr>
+            <w:r>
+              <w:t>Dokumentacja projektowa UML</w:t>
+            </w:r>
+          </w:p>
+        </w:tc>
+      </w:tr>
+      <w:tr>
+        <w:tc>
+          <w:tcPr>
+            <w:tcW w:w="0" w:type="auto"/>
+            <w:hideMark/>
+          </w:tcPr>
+          <w:p>
+            <w:pPr>
+              <w:spacing w:after="160" w:line="278" w:lineRule="auto"/>
+            </w:pPr>
+            <w:r>
+              <w:t>3. Projektowanie interfejsu</w:t>
+            </w:r>
+          </w:p>
+        </w:tc>
+        <w:tc>
+          <w:tcPr>
+            <w:tcW w:w="0" w:type="auto"/>
+            <w:hideMark/>
+          </w:tcPr>
+          <w:p>
+            <w:pPr>
+              <w:spacing w:after="160" w:line="278" w:lineRule="auto"/>
+            </w:pPr>
+            <w:r>
+              <w:t>Przygotowanie makiet ekranów: logowanie, katalog części, zamówienia, magazyn</w:t>
+            </w:r>
+          </w:p>
+        </w:tc>
+        <w:tc>
+          <w:tcPr>
+            <w:tcW w:w="0" w:type="auto"/>
+            <w:hideMark/>
+          </w:tcPr>
+          <w:p>
+            <w:pPr>
+              <w:spacing w:after="160" w:line="278" w:lineRule="auto"/>
+            </w:pPr>
+            <w:r>
+              <w:t>5 dni</w:t>
+            </w:r>
+          </w:p>
+        </w:tc>
+        <w:tc>
+          <w:tcPr>
+            <w:tcW w:w="0" w:type="auto"/>
+            <w:hideMark/>
+          </w:tcPr>
+          <w:p>
+            <w:pPr>
+              <w:spacing w:after="160" w:line="278" w:lineRule="auto"/>
+            </w:pPr>
+            <w:r>
+              <w:t>Makiety interfejsu użytkownika</w:t>
+            </w:r>
+          </w:p>
+        </w:tc>
+      </w:tr>
+      <w:tr>
+        <w:tc>
+          <w:tcPr>
+            <w:tcW w:w="0" w:type="auto"/>
+            <w:hideMark/>
+          </w:tcPr>
+          <w:p>
+            <w:pPr>
+              <w:spacing w:after="160" w:line="278" w:lineRule="auto"/>
+            </w:pPr>
+            <w:r>
+              <w:t>4. Implementacja backendu</w:t>
+            </w:r>
+          </w:p>
+        </w:tc>
+        <w:tc>
+          <w:tcPr>
+            <w:tcW w:w="0" w:type="auto"/>
+            <w:hideMark/>
+          </w:tcPr>
+          <w:p>
+            <w:pPr>
+              <w:spacing w:after="160" w:line="278" w:lineRule="auto"/>
+            </w:pPr>
+            <w:r>
+              <w:t>Stworzenie logiki biznesowej, obsługi użytkowników, zamówień, dostaw i magazynu</w:t>
+            </w:r>
+          </w:p>
+        </w:tc>
+        <w:tc>
+          <w:tcPr>
+            <w:tcW w:w="0" w:type="auto"/>
+            <w:hideMark/>
+          </w:tcPr>
+          <w:p>
+            <w:pPr>
+              <w:spacing w:after="160" w:line="278" w:lineRule="auto"/>
+            </w:pPr>
+            <w:r>
+              <w:t>15 dni</w:t>
+            </w:r>
+          </w:p>
+        </w:tc>
+        <w:tc>
+          <w:tcPr>
+            <w:tcW w:w="0" w:type="auto"/>
+            <w:hideMark/>
+          </w:tcPr>
+          <w:p>
+            <w:pPr>
+              <w:spacing w:after="160" w:line="278" w:lineRule="auto"/>
+            </w:pPr>
+            <w:r>
+              <w:t>Działająca warstwa serwerowa</w:t>
+            </w:r>
+          </w:p>
+        </w:tc>
+      </w:tr>
+      <w:tr>
+        <w:tc>
+          <w:tcPr>
+            <w:tcW w:w="0" w:type="auto"/>
+            <w:hideMark/>
+          </w:tcPr>
+          <w:p>
+            <w:pPr>
+              <w:spacing w:after="160" w:line="278" w:lineRule="auto"/>
+            </w:pPr>
+            <w:r>
+              <w:t>5. Implementacja frontend</w:t>
+            </w:r>
+          </w:p>
+        </w:tc>
+        <w:tc>
+          <w:tcPr>
+            <w:tcW w:w="0" w:type="auto"/>
+            <w:hideMark/>
+          </w:tcPr>
+          <w:p>
+            <w:pPr>
+              <w:spacing w:after="160" w:line="278" w:lineRule="auto"/>
+            </w:pPr>
+            <w:r>
+              <w:t>Przygotowanie widoków użytkownika i połączenie ich z backendem</w:t>
+            </w:r>
+          </w:p>
+        </w:tc>
+        <w:tc>
+          <w:tcPr>
+            <w:tcW w:w="0" w:type="auto"/>
+            <w:hideMark/>
+          </w:tcPr>
+          <w:p>
+            <w:pPr>
+              <w:spacing w:after="160" w:line="278" w:lineRule="auto"/>
+            </w:pPr>
+            <w:r>
+              <w:t>10 dni</w:t>
+            </w:r>
+          </w:p>
+        </w:tc>
+        <w:tc>
+          <w:tcPr>
+            <w:tcW w:w="0" w:type="auto"/>
+            <w:hideMark/>
+          </w:tcPr>
+          <w:p>
+            <w:pPr>
+              <w:spacing w:after="160" w:line="278" w:lineRule="auto"/>
+            </w:pPr>
+            <w:r>
+              <w:t>Działający interfejs użytkownika</w:t>
+            </w:r>
+          </w:p>
+        </w:tc>
+      </w:tr>
+      <w:tr>
+        <w:tc>
+          <w:tcPr>
+            <w:tcW w:w="0" w:type="auto"/>
+            <w:hideMark/>
+          </w:tcPr>
+          <w:p>
+            <w:pPr>
+              <w:spacing w:after="160" w:line="278" w:lineRule="auto"/>
+            </w:pPr>
+            <w:r>
+              <w:t>6. Testowanie</w:t>
+            </w:r>
+          </w:p>
+        </w:tc>
+        <w:tc>
+          <w:tcPr>
+            <w:tcW w:w="0" w:type="auto"/>
+            <w:hideMark/>
+          </w:tcPr>
+          <w:p>
+            <w:pPr>
+              <w:spacing w:after="160" w:line="278" w:lineRule="auto"/>
+            </w:pPr>
+            <w:r>
+              <w:t>Testy formularzy, ról użytkowników, poprawności stanów magazynowych i zamówień</w:t>
+            </w:r>
+          </w:p>
+        </w:tc>
+        <w:tc>
+          <w:tcPr>
+            <w:tcW w:w="0" w:type="auto"/>
+            <w:hideMark/>
+          </w:tcPr>
+          <w:p>
+            <w:pPr>
+              <w:spacing w:after="160" w:line="278" w:lineRule="auto"/>
+            </w:pPr>
+            <w:r>
+              <w:t>6 dni</w:t>
+            </w:r>
+          </w:p>
+        </w:tc>
+        <w:tc>
+          <w:tcPr>
+            <w:tcW w:w="0" w:type="auto"/>
+            <w:hideMark/>
+          </w:tcPr>
+          <w:p>
+            <w:pPr>
+              <w:spacing w:after="160" w:line="278" w:lineRule="auto"/>
+            </w:pPr>
+            <w:r>
+              <w:t>Wykryte i poprawione błędy</w:t>
+            </w:r>
+          </w:p>
+        </w:tc>
+      </w:tr>
+      <w:tr>
+        <w:tc>
+          <w:tcPr>
+            <w:tcW w:w="0" w:type="auto"/>
+            <w:hideMark/>
+          </w:tcPr>
+          <w:p>
+            <w:pPr>
+              <w:spacing w:after="160" w:line="278" w:lineRule="auto"/>
+            </w:pPr>
+            <w:r>
+              <w:t>7. Wdrożenie</w:t>
+            </w:r>
+          </w:p>
+        </w:tc>
+        <w:tc>
+          <w:tcPr>
+            <w:tcW w:w="0" w:type="auto"/>
+            <w:hideMark/>
+          </w:tcPr>
+          <w:p>
+            <w:pPr>
+              <w:spacing w:after="160" w:line="278" w:lineRule="auto"/>
+            </w:pPr>
+            <w:r>
+              <w:t>Instalacja systemu w środowisku docelowym, konfiguracja bazy danych</w:t>
+            </w:r>
+          </w:p>
+        </w:tc>
+        <w:tc>
+          <w:tcPr>
+            <w:tcW w:w="0" w:type="auto"/>
+            <w:hideMark/>
+          </w:tcPr>
+          <w:p>
+            <w:pPr>
+              <w:spacing w:after="160" w:line="278" w:lineRule="auto"/>
+            </w:pPr>
+            <w:r>
+              <w:t>3 dni</w:t>
+            </w:r>
+          </w:p>
+        </w:tc>
+        <w:tc>
+          <w:tcPr>
+            <w:tcW w:w="0" w:type="auto"/>
+            <w:hideMark/>
+          </w:tcPr>
+          <w:p>
+            <w:pPr>
+              <w:spacing w:after="160" w:line="278" w:lineRule="auto"/>
+            </w:pPr>
+            <w:r>
+              <w:t>System gotowy do użycia</w:t>
+            </w:r>
+          </w:p>
+        </w:tc>
+      </w:tr>
+      <w:tr>
+        <w:tc>
+          <w:tcPr>
+            <w:tcW w:w="0" w:type="auto"/>
+            <w:hideMark/>
+          </w:tcPr>
+          <w:p>
+            <w:pPr>
+              <w:spacing w:after="160" w:line="278" w:lineRule="auto"/>
+            </w:pPr>
+            <w:r>
+              <w:lastRenderedPageBreak/>
+              <w:t>8. Szkolenie i dokumentacja</w:t>
+            </w:r>
+          </w:p>
+        </w:tc>
+        <w:tc>
+          <w:tcPr>
+            <w:tcW w:w="0" w:type="auto"/>
+            <w:hideMark/>
+          </w:tcPr>
+          <w:p>
+            <w:pPr>
+              <w:spacing w:after="160" w:line="278" w:lineRule="auto"/>
+            </w:pPr>
+            <w:r>
+              <w:t>Przygotowanie instrukcji oraz przeszkolenie użytkowników</w:t>
+            </w:r>
+          </w:p>
+        </w:tc>
+        <w:tc>
+          <w:tcPr>
+            <w:tcW w:w="0" w:type="auto"/>
+            <w:hideMark/>
+          </w:tcPr>
+          <w:p>
+            <w:pPr>
+              <w:spacing w:after="160" w:line="278" w:lineRule="auto"/>
+            </w:pPr>
+            <w:r>
+              <w:t>4 dni</w:t>
+            </w:r>
+          </w:p>
+        </w:tc>
+        <w:tc>
+          <w:tcPr>
+            <w:tcW w:w="0" w:type="auto"/>
+            <w:hideMark/>
+          </w:tcPr>
+          <w:p>
+            <w:pPr>
+              <w:spacing w:after="160" w:line="278" w:lineRule="auto"/>
+            </w:pPr>
+            <w:r>
+              <w:t>Użytkownicy przygotowani do pracy z systemem</w:t>
+            </w:r>
+          </w:p>
+        </w:tc>
+      </w:tr>
+    </w:tbl>
+    <w:p/>
+    <w:p>
+      <w:r>
+        <w:t xml:space="preserve">Łączny przewidywany czas realizacji: </w:t>
+      </w:r>
+      <w:r>
+        <w:rPr>
+          <w:b/>
+          <w:bCs/>
+        </w:rPr>
+        <w:t>około 58 dni roboczych</w:t>
+      </w:r>
+      <w:r>
+        <w:t>.</w:t>
+      </w:r>
+    </w:p>
+    <w:tbl>
+      <w:tblPr>
+        <w:tblStyle w:val="Tabela-Siatka"/>
+        <w:tblW w:w="0" w:type="auto"/>
         <w:jc w:val="center"/>
-      </w:pPr>
+        <w:tblLook w:val="04A0" w:firstRow="1" w:lastRow="0" w:firstColumn="1" w:lastColumn="0" w:noHBand="0" w:noVBand="1"/>
+      </w:tblPr>
+      <w:tblGrid>
+        <w:gridCol w:w="2674"/>
+        <w:gridCol w:w="831"/>
+      </w:tblGrid>
+      <w:tr>
+        <w:trPr>
+          <w:jc w:val="center"/>
+        </w:trPr>
+        <w:tc>
+          <w:tcPr>
+            <w:tcW w:w="0" w:type="auto"/>
+            <w:hideMark/>
+          </w:tcPr>
+          <w:p>
+            <w:pPr>
+              <w:spacing w:after="160" w:line="278" w:lineRule="auto"/>
+              <w:rPr>
+                <w:b/>
+                <w:bCs/>
+              </w:rPr>
+            </w:pPr>
+            <w:r>
+              <w:rPr>
+                <w:b/>
+                <w:bCs/>
+              </w:rPr>
+              <w:t>Etap</w:t>
+            </w:r>
+          </w:p>
+        </w:tc>
+        <w:tc>
+          <w:tcPr>
+            <w:tcW w:w="0" w:type="auto"/>
+            <w:hideMark/>
+          </w:tcPr>
+          <w:p>
+            <w:pPr>
+              <w:spacing w:after="160" w:line="278" w:lineRule="auto"/>
+              <w:rPr>
+                <w:b/>
+                <w:bCs/>
+              </w:rPr>
+            </w:pPr>
+            <w:r>
+              <w:rPr>
+                <w:b/>
+                <w:bCs/>
+              </w:rPr>
+              <w:t>Czas</w:t>
+            </w:r>
+          </w:p>
+        </w:tc>
+      </w:tr>
+      <w:tr>
+        <w:trPr>
+          <w:jc w:val="center"/>
+        </w:trPr>
+        <w:tc>
+          <w:tcPr>
+            <w:tcW w:w="0" w:type="auto"/>
+            <w:hideMark/>
+          </w:tcPr>
+          <w:p>
+            <w:pPr>
+              <w:spacing w:after="160" w:line="278" w:lineRule="auto"/>
+            </w:pPr>
+            <w:r>
+              <w:t>Analiza i projektowanie</w:t>
+            </w:r>
+          </w:p>
+        </w:tc>
+        <w:tc>
+          <w:tcPr>
+            <w:tcW w:w="0" w:type="auto"/>
+            <w:hideMark/>
+          </w:tcPr>
+          <w:p>
+            <w:pPr>
+              <w:spacing w:after="160" w:line="278" w:lineRule="auto"/>
+            </w:pPr>
+            <w:r>
+              <w:t>10 dni</w:t>
+            </w:r>
+          </w:p>
+        </w:tc>
+      </w:tr>
+      <w:tr>
+        <w:trPr>
+          <w:jc w:val="center"/>
+        </w:trPr>
+        <w:tc>
+          <w:tcPr>
+            <w:tcW w:w="0" w:type="auto"/>
+            <w:hideMark/>
+          </w:tcPr>
+          <w:p>
+            <w:pPr>
+              <w:spacing w:after="160" w:line="278" w:lineRule="auto"/>
+            </w:pPr>
+            <w:r>
+              <w:t>Implementacja</w:t>
+            </w:r>
+          </w:p>
+        </w:tc>
+        <w:tc>
+          <w:tcPr>
+            <w:tcW w:w="0" w:type="auto"/>
+            <w:hideMark/>
+          </w:tcPr>
+          <w:p>
+            <w:pPr>
+              <w:spacing w:after="160" w:line="278" w:lineRule="auto"/>
+            </w:pPr>
+            <w:r>
+              <w:t>25 dni</w:t>
+            </w:r>
+          </w:p>
+        </w:tc>
+      </w:tr>
+      <w:tr>
+        <w:trPr>
+          <w:jc w:val="center"/>
+        </w:trPr>
+        <w:tc>
+          <w:tcPr>
+            <w:tcW w:w="0" w:type="auto"/>
+            <w:hideMark/>
+          </w:tcPr>
+          <w:p>
+            <w:pPr>
+              <w:spacing w:after="160" w:line="278" w:lineRule="auto"/>
+            </w:pPr>
+            <w:r>
+              <w:t>Testowanie i wdrożenie</w:t>
+            </w:r>
+          </w:p>
+        </w:tc>
+        <w:tc>
+          <w:tcPr>
+            <w:tcW w:w="0" w:type="auto"/>
+            <w:hideMark/>
+          </w:tcPr>
+          <w:p>
+            <w:pPr>
+              <w:spacing w:after="160" w:line="278" w:lineRule="auto"/>
+            </w:pPr>
+            <w:r>
+              <w:t>8 dni</w:t>
+            </w:r>
+          </w:p>
+        </w:tc>
+      </w:tr>
+      <w:tr>
+        <w:trPr>
+          <w:jc w:val="center"/>
+        </w:trPr>
+        <w:tc>
+          <w:tcPr>
+            <w:tcW w:w="0" w:type="auto"/>
+            <w:hideMark/>
+          </w:tcPr>
+          <w:p>
+            <w:pPr>
+              <w:spacing w:after="160" w:line="278" w:lineRule="auto"/>
+            </w:pPr>
+            <w:r>
+              <w:t>Szkolenie i dokumentacja</w:t>
+            </w:r>
+          </w:p>
+        </w:tc>
+        <w:tc>
+          <w:tcPr>
+            <w:tcW w:w="0" w:type="auto"/>
+            <w:hideMark/>
+          </w:tcPr>
+          <w:p>
+            <w:pPr>
+              <w:spacing w:after="160" w:line="278" w:lineRule="auto"/>
+            </w:pPr>
+            <w:r>
+              <w:t>5 dni</w:t>
+            </w:r>
+          </w:p>
+        </w:tc>
+      </w:tr>
+      <w:tr>
+        <w:trPr>
+          <w:jc w:val="center"/>
+        </w:trPr>
+        <w:tc>
+          <w:tcPr>
+            <w:tcW w:w="0" w:type="auto"/>
+            <w:hideMark/>
+          </w:tcPr>
+          <w:p>
+            <w:pPr>
+              <w:spacing w:after="160" w:line="278" w:lineRule="auto"/>
+            </w:pPr>
+            <w:r>
+              <w:rPr>
+                <w:b/>
+                <w:bCs/>
+              </w:rPr>
+              <w:t>Razem</w:t>
+            </w:r>
+          </w:p>
+        </w:tc>
+        <w:tc>
+          <w:tcPr>
+            <w:tcW w:w="0" w:type="auto"/>
+            <w:hideMark/>
+          </w:tcPr>
+          <w:p>
+            <w:pPr>
+              <w:spacing w:after="160" w:line="278" w:lineRule="auto"/>
+            </w:pPr>
+            <w:r>
+              <w:rPr>
+                <w:b/>
+                <w:bCs/>
+              </w:rPr>
+              <w:t>48 dni</w:t>
+            </w:r>
+          </w:p>
+        </w:tc>
+      </w:tr>
+    </w:tbl>
+    <w:p/>
+    <w:p>
+      <w:pPr>
+        <w:pStyle w:val="Akapitzlist"/>
+        <w:numPr>
+          <w:ilvl w:val="1"/>
+          <w:numId w:val="1"/>
+        </w:numPr>
+      </w:pPr>
+      <w:r>
+        <w:t>Analiza ryzyka projektu</w:t>
+      </w:r>
+      <w:r>
+        <w:t>:</w:t>
+      </w:r>
+    </w:p>
+    <w:tbl>
+      <w:tblPr>
+        <w:tblStyle w:val="Tabela-Siatka"/>
+        <w:tblW w:w="0" w:type="auto"/>
+        <w:tblLook w:val="04A0" w:firstRow="1" w:lastRow="0" w:firstColumn="1" w:lastColumn="0" w:noHBand="0" w:noVBand="1"/>
+      </w:tblPr>
+      <w:tblGrid>
+        <w:gridCol w:w="2042"/>
+        <w:gridCol w:w="2411"/>
+        <w:gridCol w:w="2264"/>
+        <w:gridCol w:w="2345"/>
+      </w:tblGrid>
+      <w:tr>
+        <w:tc>
+          <w:tcPr>
+            <w:tcW w:w="0" w:type="auto"/>
+            <w:hideMark/>
+          </w:tcPr>
+          <w:p>
+            <w:pPr>
+              <w:spacing w:after="160" w:line="278" w:lineRule="auto"/>
+              <w:rPr>
+                <w:b/>
+                <w:bCs/>
+              </w:rPr>
+            </w:pPr>
+            <w:r>
+              <w:rPr>
+                <w:b/>
+                <w:bCs/>
+              </w:rPr>
+              <w:t>Ryzyko</w:t>
+            </w:r>
+          </w:p>
+        </w:tc>
+        <w:tc>
+          <w:tcPr>
+            <w:tcW w:w="0" w:type="auto"/>
+            <w:hideMark/>
+          </w:tcPr>
+          <w:p>
+            <w:pPr>
+              <w:spacing w:after="160" w:line="278" w:lineRule="auto"/>
+              <w:rPr>
+                <w:b/>
+                <w:bCs/>
+              </w:rPr>
+            </w:pPr>
+            <w:r>
+              <w:rPr>
+                <w:b/>
+                <w:bCs/>
+              </w:rPr>
+              <w:t>Prawdopodobieństwo</w:t>
+            </w:r>
+          </w:p>
+        </w:tc>
+        <w:tc>
+          <w:tcPr>
+            <w:tcW w:w="0" w:type="auto"/>
+            <w:hideMark/>
+          </w:tcPr>
+          <w:p>
+            <w:pPr>
+              <w:spacing w:after="160" w:line="278" w:lineRule="auto"/>
+              <w:rPr>
+                <w:b/>
+                <w:bCs/>
+              </w:rPr>
+            </w:pPr>
+            <w:r>
+              <w:rPr>
+                <w:b/>
+                <w:bCs/>
+              </w:rPr>
+              <w:t>Skutek</w:t>
+            </w:r>
+          </w:p>
+        </w:tc>
+        <w:tc>
+          <w:tcPr>
+            <w:tcW w:w="0" w:type="auto"/>
+            <w:hideMark/>
+          </w:tcPr>
+          <w:p>
+            <w:pPr>
+              <w:spacing w:after="160" w:line="278" w:lineRule="auto"/>
+              <w:rPr>
+                <w:b/>
+                <w:bCs/>
+              </w:rPr>
+            </w:pPr>
+            <w:r>
+              <w:rPr>
+                <w:b/>
+                <w:bCs/>
+              </w:rPr>
+              <w:t>Sposób ograniczenia ryzyka</w:t>
+            </w:r>
+          </w:p>
+        </w:tc>
+      </w:tr>
+      <w:tr>
+        <w:tc>
+          <w:tcPr>
+            <w:tcW w:w="0" w:type="auto"/>
+            <w:hideMark/>
+          </w:tcPr>
+          <w:p>
+            <w:pPr>
+              <w:spacing w:after="160" w:line="278" w:lineRule="auto"/>
+            </w:pPr>
+            <w:r>
+              <w:t>Niepełne określenie wymagań użytkowników</w:t>
+            </w:r>
+          </w:p>
+        </w:tc>
+        <w:tc>
+          <w:tcPr>
+            <w:tcW w:w="0" w:type="auto"/>
+            <w:hideMark/>
+          </w:tcPr>
+          <w:p>
+            <w:pPr>
+              <w:spacing w:after="160" w:line="278" w:lineRule="auto"/>
+            </w:pPr>
+            <w:r>
+              <w:t>Średnie</w:t>
+            </w:r>
+          </w:p>
+        </w:tc>
+        <w:tc>
+          <w:tcPr>
+            <w:tcW w:w="0" w:type="auto"/>
+            <w:hideMark/>
+          </w:tcPr>
+          <w:p>
+            <w:pPr>
+              <w:spacing w:after="160" w:line="278" w:lineRule="auto"/>
+            </w:pPr>
+            <w:r>
+              <w:t>System może nie obsługiwać wszystkich potrzeb serwisu</w:t>
+            </w:r>
+          </w:p>
+        </w:tc>
+        <w:tc>
+          <w:tcPr>
+            <w:tcW w:w="0" w:type="auto"/>
+            <w:hideMark/>
+          </w:tcPr>
+          <w:p>
+            <w:pPr>
+              <w:spacing w:after="160" w:line="278" w:lineRule="auto"/>
+            </w:pPr>
+            <w:r>
+              <w:t>Konsultacje z użytkownikami, aktualizacja wymagań przed implementacją</w:t>
+            </w:r>
+          </w:p>
+        </w:tc>
+      </w:tr>
+      <w:tr>
+        <w:tc>
+          <w:tcPr>
+            <w:tcW w:w="0" w:type="auto"/>
+            <w:hideMark/>
+          </w:tcPr>
+          <w:p>
+            <w:pPr>
+              <w:spacing w:after="160" w:line="278" w:lineRule="auto"/>
+            </w:pPr>
+            <w:r>
+              <w:t>Błędy w aktualizacji stanów magazynowych</w:t>
+            </w:r>
+          </w:p>
+        </w:tc>
+        <w:tc>
+          <w:tcPr>
+            <w:tcW w:w="0" w:type="auto"/>
+            <w:hideMark/>
+          </w:tcPr>
+          <w:p>
+            <w:pPr>
+              <w:spacing w:after="160" w:line="278" w:lineRule="auto"/>
+            </w:pPr>
+            <w:r>
+              <w:t>Średnie</w:t>
+            </w:r>
+          </w:p>
+        </w:tc>
+        <w:tc>
+          <w:tcPr>
+            <w:tcW w:w="0" w:type="auto"/>
+            <w:hideMark/>
+          </w:tcPr>
+          <w:p>
+            <w:pPr>
+              <w:spacing w:after="160" w:line="278" w:lineRule="auto"/>
+            </w:pPr>
+            <w:r>
+              <w:t>Nieprawidłowe dane o dostępności części</w:t>
+            </w:r>
+          </w:p>
+        </w:tc>
+        <w:tc>
+          <w:tcPr>
+            <w:tcW w:w="0" w:type="auto"/>
+            <w:hideMark/>
+          </w:tcPr>
+          <w:p>
+            <w:pPr>
+              <w:spacing w:after="160" w:line="278" w:lineRule="auto"/>
+            </w:pPr>
+            <w:r>
+              <w:t>Walidacja danych, testy operacji magazynowych, historia zmian</w:t>
+            </w:r>
+          </w:p>
+        </w:tc>
+      </w:tr>
+      <w:tr>
+        <w:tc>
+          <w:tcPr>
+            <w:tcW w:w="0" w:type="auto"/>
+            <w:hideMark/>
+          </w:tcPr>
+          <w:p>
+            <w:pPr>
+              <w:spacing w:after="160" w:line="278" w:lineRule="auto"/>
+            </w:pPr>
+            <w:r>
+              <w:t>Niepoprawne przypisanie uprawnień użytkownikom</w:t>
+            </w:r>
+          </w:p>
+        </w:tc>
+        <w:tc>
+          <w:tcPr>
+            <w:tcW w:w="0" w:type="auto"/>
+            <w:hideMark/>
+          </w:tcPr>
+          <w:p>
+            <w:pPr>
+              <w:spacing w:after="160" w:line="278" w:lineRule="auto"/>
+            </w:pPr>
+            <w:r>
+              <w:t>Średnie</w:t>
+            </w:r>
+          </w:p>
+        </w:tc>
+        <w:tc>
+          <w:tcPr>
+            <w:tcW w:w="0" w:type="auto"/>
+            <w:hideMark/>
+          </w:tcPr>
+          <w:p>
+            <w:pPr>
+              <w:spacing w:after="160" w:line="278" w:lineRule="auto"/>
+            </w:pPr>
+            <w:r>
+              <w:t>Użytkownik może uzyskać dostęp do funkcji, których nie powinien używać</w:t>
+            </w:r>
+          </w:p>
+        </w:tc>
+        <w:tc>
+          <w:tcPr>
+            <w:tcW w:w="0" w:type="auto"/>
+            <w:hideMark/>
+          </w:tcPr>
+          <w:p>
+            <w:pPr>
+              <w:spacing w:after="160" w:line="278" w:lineRule="auto"/>
+            </w:pPr>
+            <w:r>
+              <w:t>Jasne role użytkowników, testy logowania i uprawnień</w:t>
+            </w:r>
+          </w:p>
+        </w:tc>
+      </w:tr>
+      <w:tr>
+        <w:tc>
+          <w:tcPr>
+            <w:tcW w:w="0" w:type="auto"/>
+            <w:hideMark/>
+          </w:tcPr>
+          <w:p>
+            <w:pPr>
+              <w:spacing w:after="160" w:line="278" w:lineRule="auto"/>
+            </w:pPr>
+            <w:r>
+              <w:t>Opóźnienie implementacji</w:t>
+            </w:r>
+          </w:p>
+        </w:tc>
+        <w:tc>
+          <w:tcPr>
+            <w:tcW w:w="0" w:type="auto"/>
+            <w:hideMark/>
+          </w:tcPr>
+          <w:p>
+            <w:pPr>
+              <w:spacing w:after="160" w:line="278" w:lineRule="auto"/>
+            </w:pPr>
+            <w:r>
+              <w:t>Średnie</w:t>
+            </w:r>
+          </w:p>
+        </w:tc>
+        <w:tc>
+          <w:tcPr>
+            <w:tcW w:w="0" w:type="auto"/>
+            <w:hideMark/>
+          </w:tcPr>
+          <w:p>
+            <w:pPr>
+              <w:spacing w:after="160" w:line="278" w:lineRule="auto"/>
+            </w:pPr>
+            <w:r>
+              <w:t>Przesunięcie terminu zakończenia projektu</w:t>
+            </w:r>
+          </w:p>
+        </w:tc>
+        <w:tc>
+          <w:tcPr>
+            <w:tcW w:w="0" w:type="auto"/>
+            <w:hideMark/>
+          </w:tcPr>
+          <w:p>
+            <w:pPr>
+              <w:spacing w:after="160" w:line="278" w:lineRule="auto"/>
+            </w:pPr>
+            <w:r>
+              <w:t>Podział pracy na etapy, regularna kontrola postępu</w:t>
+            </w:r>
+          </w:p>
+        </w:tc>
+      </w:tr>
+      <w:tr>
+        <w:tc>
+          <w:tcPr>
+            <w:tcW w:w="0" w:type="auto"/>
+            <w:hideMark/>
+          </w:tcPr>
+          <w:p>
+            <w:pPr>
+              <w:spacing w:after="160" w:line="278" w:lineRule="auto"/>
+            </w:pPr>
+            <w:r>
+              <w:lastRenderedPageBreak/>
+              <w:t>Utrata danych</w:t>
+            </w:r>
+          </w:p>
+        </w:tc>
+        <w:tc>
+          <w:tcPr>
+            <w:tcW w:w="0" w:type="auto"/>
+            <w:hideMark/>
+          </w:tcPr>
+          <w:p>
+            <w:pPr>
+              <w:spacing w:after="160" w:line="278" w:lineRule="auto"/>
+            </w:pPr>
+            <w:r>
+              <w:t>Niskie/średnie</w:t>
+            </w:r>
+          </w:p>
+        </w:tc>
+        <w:tc>
+          <w:tcPr>
+            <w:tcW w:w="0" w:type="auto"/>
+            <w:hideMark/>
+          </w:tcPr>
+          <w:p>
+            <w:pPr>
+              <w:spacing w:after="160" w:line="278" w:lineRule="auto"/>
+            </w:pPr>
+            <w:r>
+              <w:t>Utrata informacji o częściach, zamówieniach i dostawach</w:t>
+            </w:r>
+          </w:p>
+        </w:tc>
+        <w:tc>
+          <w:tcPr>
+            <w:tcW w:w="0" w:type="auto"/>
+            <w:hideMark/>
+          </w:tcPr>
+          <w:p>
+            <w:pPr>
+              <w:spacing w:after="160" w:line="278" w:lineRule="auto"/>
+            </w:pPr>
+            <w:r>
+              <w:t>Regularne kopie zapasowe bazy danych</w:t>
+            </w:r>
+          </w:p>
+        </w:tc>
+      </w:tr>
+      <w:tr>
+        <w:tc>
+          <w:tcPr>
+            <w:tcW w:w="0" w:type="auto"/>
+            <w:hideMark/>
+          </w:tcPr>
+          <w:p>
+            <w:pPr>
+              <w:spacing w:after="160" w:line="278" w:lineRule="auto"/>
+            </w:pPr>
+            <w:r>
+              <w:t>Błędy w integracji z bazą danych</w:t>
+            </w:r>
+          </w:p>
+        </w:tc>
+        <w:tc>
+          <w:tcPr>
+            <w:tcW w:w="0" w:type="auto"/>
+            <w:hideMark/>
+          </w:tcPr>
+          <w:p>
+            <w:pPr>
+              <w:spacing w:after="160" w:line="278" w:lineRule="auto"/>
+            </w:pPr>
+            <w:r>
+              <w:t>Średnie</w:t>
+            </w:r>
+          </w:p>
+        </w:tc>
+        <w:tc>
+          <w:tcPr>
+            <w:tcW w:w="0" w:type="auto"/>
+            <w:hideMark/>
+          </w:tcPr>
+          <w:p>
+            <w:pPr>
+              <w:spacing w:after="160" w:line="278" w:lineRule="auto"/>
+            </w:pPr>
+            <w:r>
+              <w:t>Problemy z zapisem lub odczytem informacji</w:t>
+            </w:r>
+          </w:p>
+        </w:tc>
+        <w:tc>
+          <w:tcPr>
+            <w:tcW w:w="0" w:type="auto"/>
+            <w:hideMark/>
+          </w:tcPr>
+          <w:p>
+            <w:pPr>
+              <w:spacing w:after="160" w:line="278" w:lineRule="auto"/>
+            </w:pPr>
+            <w:r>
+              <w:t>Testy integracyjne, użycie sprawdzonego ORM</w:t>
+            </w:r>
+          </w:p>
+        </w:tc>
+      </w:tr>
+      <w:tr>
+        <w:tc>
+          <w:tcPr>
+            <w:tcW w:w="0" w:type="auto"/>
+            <w:hideMark/>
+          </w:tcPr>
+          <w:p>
+            <w:pPr>
+              <w:spacing w:after="160" w:line="278" w:lineRule="auto"/>
+            </w:pPr>
+            <w:r>
+              <w:t>Trudności użytkowników w obsłudze systemu</w:t>
+            </w:r>
+          </w:p>
+        </w:tc>
+        <w:tc>
+          <w:tcPr>
+            <w:tcW w:w="0" w:type="auto"/>
+            <w:hideMark/>
+          </w:tcPr>
+          <w:p>
+            <w:pPr>
+              <w:spacing w:after="160" w:line="278" w:lineRule="auto"/>
+            </w:pPr>
+            <w:r>
+              <w:t>Średnie</w:t>
+            </w:r>
+          </w:p>
+        </w:tc>
+        <w:tc>
+          <w:tcPr>
+            <w:tcW w:w="0" w:type="auto"/>
+            <w:hideMark/>
+          </w:tcPr>
+          <w:p>
+            <w:pPr>
+              <w:spacing w:after="160" w:line="278" w:lineRule="auto"/>
+            </w:pPr>
+            <w:r>
+              <w:t>Wolniejsze wdrożenie systemu w serwisie</w:t>
+            </w:r>
+          </w:p>
+        </w:tc>
+        <w:tc>
+          <w:tcPr>
+            <w:tcW w:w="0" w:type="auto"/>
+            <w:hideMark/>
+          </w:tcPr>
+          <w:p>
+            <w:pPr>
+              <w:spacing w:after="160" w:line="278" w:lineRule="auto"/>
+            </w:pPr>
+            <w:r>
+              <w:t>Prosty interfejs, instrukcja obsługi, szkolenie</w:t>
+            </w:r>
+          </w:p>
+        </w:tc>
+      </w:tr>
+      <w:tr>
+        <w:tc>
+          <w:tcPr>
+            <w:tcW w:w="0" w:type="auto"/>
+            <w:hideMark/>
+          </w:tcPr>
+          <w:p>
+            <w:pPr>
+              <w:spacing w:after="160" w:line="278" w:lineRule="auto"/>
+            </w:pPr>
+            <w:r>
+              <w:t>Zbyt duży zakres projektu</w:t>
+            </w:r>
+          </w:p>
+        </w:tc>
+        <w:tc>
+          <w:tcPr>
+            <w:tcW w:w="0" w:type="auto"/>
+            <w:hideMark/>
+          </w:tcPr>
+          <w:p>
+            <w:pPr>
+              <w:spacing w:after="160" w:line="278" w:lineRule="auto"/>
+            </w:pPr>
+            <w:r>
+              <w:t>Średnie</w:t>
+            </w:r>
+          </w:p>
+        </w:tc>
+        <w:tc>
+          <w:tcPr>
+            <w:tcW w:w="0" w:type="auto"/>
+            <w:hideMark/>
+          </w:tcPr>
+          <w:p>
+            <w:pPr>
+              <w:spacing w:after="160" w:line="278" w:lineRule="auto"/>
+            </w:pPr>
+            <w:r>
+              <w:t>Ryzyko niedokończenia części funkcji</w:t>
+            </w:r>
+          </w:p>
+        </w:tc>
+        <w:tc>
+          <w:tcPr>
+            <w:tcW w:w="0" w:type="auto"/>
+            <w:hideMark/>
+          </w:tcPr>
+          <w:p>
+            <w:pPr>
+              <w:spacing w:after="160" w:line="278" w:lineRule="auto"/>
+            </w:pPr>
+            <w:r>
+              <w:t>Ograniczenie zakresu do modułu zarządzania częściami i zamówieniami</w:t>
+            </w:r>
+          </w:p>
+        </w:tc>
+      </w:tr>
+      <w:tr>
+        <w:tc>
+          <w:tcPr>
+            <w:tcW w:w="0" w:type="auto"/>
+            <w:hideMark/>
+          </w:tcPr>
+          <w:p>
+            <w:pPr>
+              <w:spacing w:after="160" w:line="278" w:lineRule="auto"/>
+            </w:pPr>
+            <w:r>
+              <w:t>Awaria stanowiska lub serwera</w:t>
+            </w:r>
+          </w:p>
+        </w:tc>
+        <w:tc>
+          <w:tcPr>
+            <w:tcW w:w="0" w:type="auto"/>
+            <w:hideMark/>
+          </w:tcPr>
+          <w:p>
+            <w:pPr>
+              <w:spacing w:after="160" w:line="278" w:lineRule="auto"/>
+            </w:pPr>
+            <w:r>
+              <w:t>Niskie</w:t>
+            </w:r>
+          </w:p>
+        </w:tc>
+        <w:tc>
+          <w:tcPr>
+            <w:tcW w:w="0" w:type="auto"/>
+            <w:hideMark/>
+          </w:tcPr>
+          <w:p>
+            <w:pPr>
+              <w:spacing w:after="160" w:line="278" w:lineRule="auto"/>
+            </w:pPr>
+            <w:r>
+              <w:t>Czasowa niedostępność systemu</w:t>
+            </w:r>
+          </w:p>
+        </w:tc>
+        <w:tc>
+          <w:tcPr>
+            <w:tcW w:w="0" w:type="auto"/>
+            <w:hideMark/>
+          </w:tcPr>
+          <w:p>
+            <w:pPr>
+              <w:spacing w:after="160" w:line="278" w:lineRule="auto"/>
+            </w:pPr>
+            <w:r>
+              <w:t>Kopie zapasowe, możliwość odtworzenia systemu, dokumentacja wdrożeniowa</w:t>
+            </w:r>
+          </w:p>
+        </w:tc>
+      </w:tr>
+    </w:tbl>
+    <w:p/>
+    <w:p>
+      <w:pPr>
+        <w:pStyle w:val="Akapitzlist"/>
+        <w:numPr>
+          <w:ilvl w:val="0"/>
+          <w:numId w:val="1"/>
+        </w:numPr>
+        <w:rPr>
+          <w:b/>
+          <w:bCs/>
+        </w:rPr>
+      </w:pPr>
+      <w:r>
+        <w:rPr>
+          <w:b/>
+          <w:bCs/>
+        </w:rPr>
+        <w:t>Podział prac:</w:t>
+      </w:r>
+    </w:p>
+    <w:p>
+      <w:pPr>
+        <w:rPr>
+          <w:b/>
+          <w:bCs/>
+        </w:rPr>
+      </w:pPr>
+      <w:r>
+        <w:rPr>
+          <w:b/>
+          <w:bCs/>
+        </w:rPr>
+        <w:t>Wiktor Roszko</w:t>
+      </w:r>
+      <w:r>
+        <w:rPr>
+          <w:b/>
+          <w:bCs/>
+        </w:rPr>
+        <w:t>:</w:t>
+      </w:r>
+    </w:p>
+    <w:p>
+      <w:pPr>
+        <w:pStyle w:val="Akapitzlist"/>
+        <w:numPr>
+          <w:ilvl w:val="1"/>
+          <w:numId w:val="43"/>
+        </w:numPr>
+      </w:pPr>
+      <w:r>
+        <w:t xml:space="preserve">Opracowanie uzasadnienia wyboru tematu projektu. </w:t>
+      </w:r>
+    </w:p>
+    <w:p>
+      <w:pPr>
+        <w:pStyle w:val="Akapitzlist"/>
+        <w:numPr>
+          <w:ilvl w:val="1"/>
+          <w:numId w:val="43"/>
+        </w:numPr>
+      </w:pPr>
+      <w:r>
+        <w:t xml:space="preserve">Opracowanie celu, zakresu i kontekstu systemu. </w:t>
+      </w:r>
+    </w:p>
+    <w:p>
+      <w:pPr>
+        <w:pStyle w:val="Akapitzlist"/>
+        <w:numPr>
+          <w:ilvl w:val="1"/>
+          <w:numId w:val="43"/>
+        </w:numPr>
+      </w:pPr>
+      <w:r>
+        <w:t xml:space="preserve">Przygotowanie słownika pojęć dziedzinowych. </w:t>
+      </w:r>
+    </w:p>
+    <w:p>
+      <w:pPr>
+        <w:pStyle w:val="Akapitzlist"/>
+        <w:numPr>
+          <w:ilvl w:val="1"/>
+          <w:numId w:val="43"/>
+        </w:numPr>
+      </w:pPr>
+      <w:r>
+        <w:t xml:space="preserve">Opis przypadku użycia </w:t>
+      </w:r>
+      <w:r>
+        <w:rPr>
+          <w:b/>
+          <w:bCs/>
+        </w:rPr>
+        <w:t>„Utworzenie zamówienia na część”</w:t>
+      </w:r>
+      <w:r>
+        <w:t xml:space="preserve">. </w:t>
+      </w:r>
+    </w:p>
+    <w:p>
+      <w:pPr>
+        <w:pStyle w:val="Akapitzlist"/>
+        <w:numPr>
+          <w:ilvl w:val="1"/>
+          <w:numId w:val="43"/>
+        </w:numPr>
+      </w:pPr>
+      <w:r>
+        <w:t xml:space="preserve">Diagram przebiegu/interakcji na poziomie pojęciowym dla przypadku </w:t>
+      </w:r>
+      <w:r>
+        <w:rPr>
+          <w:b/>
+          <w:bCs/>
+        </w:rPr>
+        <w:t>„Utworzenie zamówienia na część”</w:t>
+      </w:r>
+      <w:r>
+        <w:t xml:space="preserve">. </w:t>
+      </w:r>
+    </w:p>
+    <w:p>
+      <w:pPr>
+        <w:pStyle w:val="Akapitzlist"/>
+        <w:numPr>
+          <w:ilvl w:val="1"/>
+          <w:numId w:val="43"/>
+        </w:numPr>
+      </w:pPr>
+      <w:r>
+        <w:t xml:space="preserve">Diagram przebiegu/interakcji na poziomie implementacyjnym dla przypadku </w:t>
+      </w:r>
+      <w:r>
+        <w:rPr>
+          <w:b/>
+          <w:bCs/>
+        </w:rPr>
+        <w:t>„Utworzenie zamówienia na część”</w:t>
+      </w:r>
+      <w:r>
+        <w:t xml:space="preserve">. </w:t>
+      </w:r>
+    </w:p>
+    <w:p>
+      <w:pPr>
+        <w:pStyle w:val="Akapitzlist"/>
+        <w:numPr>
+          <w:ilvl w:val="1"/>
+          <w:numId w:val="43"/>
+        </w:numPr>
+      </w:pPr>
+      <w:r>
+        <w:t xml:space="preserve">Diagram czynności dla przypadku użycia </w:t>
+      </w:r>
+      <w:r>
+        <w:rPr>
+          <w:b/>
+          <w:bCs/>
+        </w:rPr>
+        <w:t>„Utworzenie zamówienia na część”</w:t>
+      </w:r>
+      <w:r>
+        <w:t xml:space="preserve">. </w:t>
+      </w:r>
+    </w:p>
+    <w:p>
+      <w:pPr>
+        <w:pStyle w:val="Akapitzlist"/>
+        <w:numPr>
+          <w:ilvl w:val="1"/>
+          <w:numId w:val="43"/>
+        </w:numPr>
+      </w:pPr>
+      <w:r>
+        <w:t xml:space="preserve">Diagram stanów obiektu </w:t>
+      </w:r>
+      <w:r>
+        <w:rPr>
+          <w:b/>
+          <w:bCs/>
+        </w:rPr>
+        <w:t>„Zamówienie”</w:t>
+      </w:r>
+      <w:r>
+        <w:t xml:space="preserve">. </w:t>
+      </w:r>
+    </w:p>
+    <w:p>
+      <w:pPr>
+        <w:pStyle w:val="Akapitzlist"/>
+        <w:numPr>
+          <w:ilvl w:val="1"/>
+          <w:numId w:val="43"/>
+        </w:numPr>
+      </w:pPr>
+      <w:r>
+        <w:t xml:space="preserve">Opracowanie szacunkowego kosztorysu i czasu realizacji projektu. </w:t>
+      </w:r>
+    </w:p>
+    <w:p>
+      <w:pPr>
+        <w:pStyle w:val="Akapitzlist"/>
+        <w:numPr>
+          <w:ilvl w:val="1"/>
+          <w:numId w:val="43"/>
+        </w:numPr>
+      </w:pPr>
+      <w:r>
+        <w:t xml:space="preserve">Końcowa redakcja dokumentu projektowego. </w:t>
+      </w:r>
+    </w:p>
+    <w:p>
+      <w:pPr>
+        <w:rPr>
+          <w:b/>
+          <w:bCs/>
+        </w:rPr>
+      </w:pPr>
+      <w:r>
+        <w:rPr>
+          <w:b/>
+          <w:bCs/>
+        </w:rPr>
+        <w:t>Kamil Ambrożewicz</w:t>
+      </w:r>
+      <w:r>
+        <w:rPr>
+          <w:b/>
+          <w:bCs/>
+        </w:rPr>
+        <w:t>:</w:t>
+      </w:r>
+    </w:p>
+    <w:p>
+      <w:pPr>
+        <w:pStyle w:val="Akapitzlist"/>
+        <w:numPr>
+          <w:ilvl w:val="1"/>
+          <w:numId w:val="43"/>
+        </w:numPr>
+      </w:pPr>
+      <w:r>
+        <w:lastRenderedPageBreak/>
+        <w:t xml:space="preserve">Opracowanie listy aktorów systemu wraz z opisem ich ról. </w:t>
+      </w:r>
+    </w:p>
+    <w:p>
+      <w:pPr>
+        <w:pStyle w:val="Akapitzlist"/>
+        <w:numPr>
+          <w:ilvl w:val="1"/>
+          <w:numId w:val="43"/>
+        </w:numPr>
+      </w:pPr>
+      <w:r>
+        <w:t xml:space="preserve">Opracowanie listy przypadków użycia systemu. </w:t>
+      </w:r>
+    </w:p>
+    <w:p>
+      <w:pPr>
+        <w:pStyle w:val="Akapitzlist"/>
+        <w:numPr>
+          <w:ilvl w:val="1"/>
+          <w:numId w:val="43"/>
+        </w:numPr>
+      </w:pPr>
+      <w:r>
+        <w:t xml:space="preserve">Przygotowanie diagramu przypadków użycia. </w:t>
+      </w:r>
+    </w:p>
+    <w:p>
+      <w:pPr>
+        <w:pStyle w:val="Akapitzlist"/>
+        <w:numPr>
+          <w:ilvl w:val="1"/>
+          <w:numId w:val="43"/>
+        </w:numPr>
+      </w:pPr>
+      <w:r>
+        <w:t xml:space="preserve">Opis przypadku użycia </w:t>
+      </w:r>
+      <w:r>
+        <w:rPr>
+          <w:b/>
+          <w:bCs/>
+        </w:rPr>
+        <w:t>„Wyszukiwanie części”</w:t>
+      </w:r>
+      <w:r>
+        <w:t xml:space="preserve">. </w:t>
+      </w:r>
+    </w:p>
+    <w:p>
+      <w:pPr>
+        <w:pStyle w:val="Akapitzlist"/>
+        <w:numPr>
+          <w:ilvl w:val="1"/>
+          <w:numId w:val="43"/>
+        </w:numPr>
+      </w:pPr>
+      <w:r>
+        <w:t xml:space="preserve">Diagram przebiegu/interakcji na poziomie pojęciowym dla przypadku </w:t>
+      </w:r>
+      <w:r>
+        <w:rPr>
+          <w:b/>
+          <w:bCs/>
+        </w:rPr>
+        <w:t>„Wyszukiwanie części”</w:t>
+      </w:r>
+      <w:r>
+        <w:t xml:space="preserve">. </w:t>
+      </w:r>
+    </w:p>
+    <w:p>
+      <w:pPr>
+        <w:pStyle w:val="Akapitzlist"/>
+        <w:numPr>
+          <w:ilvl w:val="1"/>
+          <w:numId w:val="43"/>
+        </w:numPr>
+      </w:pPr>
+      <w:r>
+        <w:t xml:space="preserve">Diagram przebiegu/interakcji na poziomie implementacyjnym dla przypadku </w:t>
+      </w:r>
+      <w:r>
+        <w:rPr>
+          <w:b/>
+          <w:bCs/>
+        </w:rPr>
+        <w:t>„Wyszukiwanie części”</w:t>
+      </w:r>
+      <w:r>
+        <w:t xml:space="preserve">. </w:t>
+      </w:r>
+    </w:p>
+    <w:p>
+      <w:pPr>
+        <w:pStyle w:val="Akapitzlist"/>
+        <w:numPr>
+          <w:ilvl w:val="1"/>
+          <w:numId w:val="43"/>
+        </w:numPr>
+      </w:pPr>
+      <w:r>
+        <w:t xml:space="preserve">Diagram czynności dla przypadku użycia </w:t>
+      </w:r>
+      <w:r>
+        <w:rPr>
+          <w:b/>
+          <w:bCs/>
+        </w:rPr>
+        <w:t>„Wyszukiwanie części”</w:t>
+      </w:r>
+      <w:r>
+        <w:t xml:space="preserve">. </w:t>
+      </w:r>
+    </w:p>
+    <w:p>
+      <w:pPr>
+        <w:pStyle w:val="Akapitzlist"/>
+        <w:numPr>
+          <w:ilvl w:val="1"/>
+          <w:numId w:val="43"/>
+        </w:numPr>
+      </w:pPr>
+      <w:r>
+        <w:t xml:space="preserve">Diagram stanów obiektu </w:t>
+      </w:r>
+      <w:r>
+        <w:rPr>
+          <w:b/>
+          <w:bCs/>
+        </w:rPr>
+        <w:t>„Część zamienna”</w:t>
+      </w:r>
+      <w:r>
+        <w:t xml:space="preserve">. </w:t>
+      </w:r>
+    </w:p>
+    <w:p>
+      <w:pPr>
+        <w:pStyle w:val="Akapitzlist"/>
+        <w:numPr>
+          <w:ilvl w:val="1"/>
+          <w:numId w:val="43"/>
+        </w:numPr>
+      </w:pPr>
+      <w:r>
+        <w:t xml:space="preserve">Opracowanie wymagań niefunkcjonalnych systemu. </w:t>
+      </w:r>
+    </w:p>
+    <w:p>
+      <w:pPr>
+        <w:pStyle w:val="Akapitzlist"/>
+        <w:numPr>
+          <w:ilvl w:val="1"/>
+          <w:numId w:val="43"/>
+        </w:numPr>
+      </w:pPr>
+      <w:r>
+        <w:t xml:space="preserve">Przygotowanie opisu korzyści mierzalnych i niemierzalnych wynikających z wdrożenia systemu. </w:t>
+      </w:r>
+    </w:p>
+    <w:p>
+      <w:pPr>
+        <w:rPr>
+          <w:b/>
+          <w:bCs/>
+        </w:rPr>
+      </w:pPr>
+      <w:r>
+        <w:rPr>
+          <w:b/>
+          <w:bCs/>
+        </w:rPr>
+        <w:t>Adrian Butwiłowski</w:t>
+      </w:r>
+    </w:p>
+    <w:p>
+      <w:pPr>
+        <w:pStyle w:val="Akapitzlist"/>
+        <w:numPr>
+          <w:ilvl w:val="1"/>
+          <w:numId w:val="43"/>
+        </w:numPr>
+      </w:pPr>
+      <w:r>
+        <w:t xml:space="preserve">Przygotowanie propozycji interfejsu użytkownika. </w:t>
+      </w:r>
+    </w:p>
+    <w:p>
+      <w:pPr>
+        <w:pStyle w:val="Akapitzlist"/>
+        <w:numPr>
+          <w:ilvl w:val="1"/>
+          <w:numId w:val="43"/>
+        </w:numPr>
+      </w:pPr>
+      <w:r>
+        <w:t xml:space="preserve">Opracowanie makiet ekranów systemu: logowanie, katalog części, zamówienia, kreator zamówienia, przegląd magazynu. </w:t>
+      </w:r>
+    </w:p>
+    <w:p>
+      <w:pPr>
+        <w:pStyle w:val="Akapitzlist"/>
+        <w:numPr>
+          <w:ilvl w:val="1"/>
+          <w:numId w:val="43"/>
+        </w:numPr>
+      </w:pPr>
+      <w:r>
+        <w:t xml:space="preserve">Opracowanie diagramu klas. </w:t>
+      </w:r>
+    </w:p>
+    <w:p>
+      <w:pPr>
+        <w:pStyle w:val="Akapitzlist"/>
+        <w:numPr>
+          <w:ilvl w:val="1"/>
+          <w:numId w:val="43"/>
+        </w:numPr>
+      </w:pPr>
+      <w:r>
+        <w:t xml:space="preserve">Identyfikacja głównych klas, ich atrybutów i metod. </w:t>
+      </w:r>
+    </w:p>
+    <w:p>
+      <w:pPr>
+        <w:pStyle w:val="Akapitzlist"/>
+        <w:numPr>
+          <w:ilvl w:val="1"/>
+          <w:numId w:val="43"/>
+        </w:numPr>
+      </w:pPr>
+      <w:r>
+        <w:t xml:space="preserve">Opis przypadku użycia </w:t>
+      </w:r>
+      <w:r>
+        <w:rPr>
+          <w:b/>
+          <w:bCs/>
+        </w:rPr>
+        <w:t>„Obsługa dostawy”</w:t>
+      </w:r>
+      <w:r>
+        <w:t xml:space="preserve">. </w:t>
+      </w:r>
+    </w:p>
+    <w:p>
+      <w:pPr>
+        <w:pStyle w:val="Akapitzlist"/>
+        <w:numPr>
+          <w:ilvl w:val="1"/>
+          <w:numId w:val="43"/>
+        </w:numPr>
+      </w:pPr>
+      <w:r>
+        <w:t xml:space="preserve">Diagram przebiegu/interakcji na poziomie pojęciowym dla przypadku </w:t>
+      </w:r>
+      <w:r>
+        <w:rPr>
+          <w:b/>
+          <w:bCs/>
+        </w:rPr>
+        <w:t>„Obsługa dostawy”</w:t>
+      </w:r>
+      <w:r>
+        <w:t xml:space="preserve">. </w:t>
+      </w:r>
+    </w:p>
+    <w:p>
+      <w:pPr>
+        <w:pStyle w:val="Akapitzlist"/>
+        <w:numPr>
+          <w:ilvl w:val="1"/>
+          <w:numId w:val="43"/>
+        </w:numPr>
+      </w:pPr>
+      <w:r>
+        <w:t xml:space="preserve">Diagram przebiegu/interakcji na poziomie implementacyjnym dla przypadku </w:t>
+      </w:r>
+      <w:r>
+        <w:rPr>
+          <w:b/>
+          <w:bCs/>
+        </w:rPr>
+        <w:t>„Obsługa dostawy”</w:t>
+      </w:r>
+      <w:r>
+        <w:t xml:space="preserve">. </w:t>
+      </w:r>
+    </w:p>
+    <w:p>
+      <w:pPr>
+        <w:pStyle w:val="Akapitzlist"/>
+        <w:numPr>
+          <w:ilvl w:val="1"/>
+          <w:numId w:val="43"/>
+        </w:numPr>
+      </w:pPr>
+      <w:r>
+        <w:t xml:space="preserve">Diagram czynności dla przypadku użycia </w:t>
+      </w:r>
+      <w:r>
+        <w:rPr>
+          <w:b/>
+          <w:bCs/>
+        </w:rPr>
+        <w:t>„Obsługa dostawy”</w:t>
+      </w:r>
+      <w:r>
+        <w:t xml:space="preserve">. </w:t>
+      </w:r>
+    </w:p>
+    <w:p>
+      <w:pPr>
+        <w:pStyle w:val="Akapitzlist"/>
+        <w:numPr>
+          <w:ilvl w:val="1"/>
+          <w:numId w:val="43"/>
+        </w:numPr>
+      </w:pPr>
+      <w:r>
+        <w:t xml:space="preserve">Diagram stanów obiektu </w:t>
+      </w:r>
+      <w:r>
+        <w:rPr>
+          <w:b/>
+          <w:bCs/>
+        </w:rPr>
+        <w:t>„Dostawa”</w:t>
+      </w:r>
+      <w:r>
+        <w:t xml:space="preserve">. </w:t>
+      </w:r>
+    </w:p>
+    <w:p>
+      <w:pPr>
+        <w:pStyle w:val="Akapitzlist"/>
+        <w:numPr>
+          <w:ilvl w:val="1"/>
+          <w:numId w:val="43"/>
+        </w:numPr>
+      </w:pPr>
+      <w:r>
+        <w:t xml:space="preserve">Opracowanie propozycji technologii informatycznych. </w:t>
+      </w:r>
+    </w:p>
+    <w:p>
+      <w:pPr>
+        <w:pStyle w:val="Akapitzlist"/>
+        <w:numPr>
+          <w:ilvl w:val="1"/>
+          <w:numId w:val="43"/>
+        </w:numPr>
+      </w:pPr>
+      <w:r>
+        <w:t xml:space="preserve">Przygotowanie analizy ryzyka projektu. </w:t>
+      </w:r>
+    </w:p>
+    <w:p>
+      <w:pPr>
+        <w:pStyle w:val="Akapitzlist"/>
+        <w:numPr>
+          <w:ilvl w:val="1"/>
+          <w:numId w:val="43"/>
+        </w:numPr>
+      </w:pPr>
+      <w:r>
+        <w:t>Diagram stanów obiektu „</w:t>
+      </w:r>
+      <w:r>
+        <w:t>Część zamienna</w:t>
+      </w:r>
+      <w:r>
+        <w:t>”.</w:t>
+      </w:r>
     </w:p>
     <w:sectPr>
       <w:pgSz w:w="11906" w:h="16838"/>
@@ -7928,6 +10646,155 @@
     </w:lvl>
   </w:abstractNum>
   <w:abstractNum w:abstractNumId="6" w15:restartNumberingAfterBreak="0">
+    <w:nsid w:val="0A0A5235"/>
+    <w:multiLevelType w:val="multilevel"/>
+    <w:tmpl w:val="296A3302"/>
+    <w:lvl w:ilvl="0">
+      <w:start w:val="1"/>
+      <w:numFmt w:val="bullet"/>
+      <w:lvlText w:val=""/>
+      <w:lvlJc w:val="left"/>
+      <w:pPr>
+        <w:tabs>
+          <w:tab w:val="num" w:pos="720"/>
+        </w:tabs>
+        <w:ind w:left="720" w:hanging="360"/>
+      </w:pPr>
+      <w:rPr>
+        <w:rFonts w:ascii="Symbol" w:hAnsi="Symbol" w:hint="default"/>
+        <w:sz w:val="20"/>
+      </w:rPr>
+    </w:lvl>
+    <w:lvl w:ilvl="1" w:tentative="1">
+      <w:start w:val="1"/>
+      <w:numFmt w:val="bullet"/>
+      <w:lvlText w:val="o"/>
+      <w:lvlJc w:val="left"/>
+      <w:pPr>
+        <w:tabs>
+          <w:tab w:val="num" w:pos="1440"/>
+        </w:tabs>
+        <w:ind w:left="1440" w:hanging="360"/>
+      </w:pPr>
+      <w:rPr>
+        <w:rFonts w:ascii="Courier New" w:hAnsi="Courier New" w:hint="default"/>
+        <w:sz w:val="20"/>
+      </w:rPr>
+    </w:lvl>
+    <w:lvl w:ilvl="2" w:tentative="1">
+      <w:start w:val="1"/>
+      <w:numFmt w:val="bullet"/>
+      <w:lvlText w:val=""/>
+      <w:lvlJc w:val="left"/>
+      <w:pPr>
+        <w:tabs>
+          <w:tab w:val="num" w:pos="2160"/>
+        </w:tabs>
+        <w:ind w:left="2160" w:hanging="360"/>
+      </w:pPr>
+      <w:rPr>
+        <w:rFonts w:ascii="Wingdings" w:hAnsi="Wingdings" w:hint="default"/>
+        <w:sz w:val="20"/>
+      </w:rPr>
+    </w:lvl>
+    <w:lvl w:ilvl="3" w:tentative="1">
+      <w:start w:val="1"/>
+      <w:numFmt w:val="bullet"/>
+      <w:lvlText w:val=""/>
+      <w:lvlJc w:val="left"/>
+      <w:pPr>
+        <w:tabs>
+          <w:tab w:val="num" w:pos="2880"/>
+        </w:tabs>
+        <w:ind w:left="2880" w:hanging="360"/>
+      </w:pPr>
+      <w:rPr>
+        <w:rFonts w:ascii="Wingdings" w:hAnsi="Wingdings" w:hint="default"/>
+        <w:sz w:val="20"/>
+      </w:rPr>
+    </w:lvl>
+    <w:lvl w:ilvl="4" w:tentative="1">
+      <w:start w:val="1"/>
+      <w:numFmt w:val="bullet"/>
+      <w:lvlText w:val=""/>
+      <w:lvlJc w:val="left"/>
+      <w:pPr>
+        <w:tabs>
+          <w:tab w:val="num" w:pos="3600"/>
+        </w:tabs>
+        <w:ind w:left="3600" w:hanging="360"/>
+      </w:pPr>
+      <w:rPr>
+        <w:rFonts w:ascii="Wingdings" w:hAnsi="Wingdings" w:hint="default"/>
+        <w:sz w:val="20"/>
+      </w:rPr>
+    </w:lvl>
+    <w:lvl w:ilvl="5" w:tentative="1">
+      <w:start w:val="1"/>
+      <w:numFmt w:val="bullet"/>
+      <w:lvlText w:val=""/>
+      <w:lvlJc w:val="left"/>
+      <w:pPr>
+        <w:tabs>
+          <w:tab w:val="num" w:pos="4320"/>
+        </w:tabs>
+        <w:ind w:left="4320" w:hanging="360"/>
+      </w:pPr>
+      <w:rPr>
+        <w:rFonts w:ascii="Wingdings" w:hAnsi="Wingdings" w:hint="default"/>
+        <w:sz w:val="20"/>
+      </w:rPr>
+    </w:lvl>
+    <w:lvl w:ilvl="6" w:tentative="1">
+      <w:start w:val="1"/>
+      <w:numFmt w:val="bullet"/>
+      <w:lvlText w:val=""/>
+      <w:lvlJc w:val="left"/>
+      <w:pPr>
+        <w:tabs>
+          <w:tab w:val="num" w:pos="5040"/>
+        </w:tabs>
+        <w:ind w:left="5040" w:hanging="360"/>
+      </w:pPr>
+      <w:rPr>
+        <w:rFonts w:ascii="Wingdings" w:hAnsi="Wingdings" w:hint="default"/>
+        <w:sz w:val="20"/>
+      </w:rPr>
+    </w:lvl>
+    <w:lvl w:ilvl="7" w:tentative="1">
+      <w:start w:val="1"/>
+      <w:numFmt w:val="bullet"/>
+      <w:lvlText w:val=""/>
+      <w:lvlJc w:val="left"/>
+      <w:pPr>
+        <w:tabs>
+          <w:tab w:val="num" w:pos="5760"/>
+        </w:tabs>
+        <w:ind w:left="5760" w:hanging="360"/>
+      </w:pPr>
+      <w:rPr>
+        <w:rFonts w:ascii="Wingdings" w:hAnsi="Wingdings" w:hint="default"/>
+        <w:sz w:val="20"/>
+      </w:rPr>
+    </w:lvl>
+    <w:lvl w:ilvl="8" w:tentative="1">
+      <w:start w:val="1"/>
+      <w:numFmt w:val="bullet"/>
+      <w:lvlText w:val=""/>
+      <w:lvlJc w:val="left"/>
+      <w:pPr>
+        <w:tabs>
+          <w:tab w:val="num" w:pos="6480"/>
+        </w:tabs>
+        <w:ind w:left="6480" w:hanging="360"/>
+      </w:pPr>
+      <w:rPr>
+        <w:rFonts w:ascii="Wingdings" w:hAnsi="Wingdings" w:hint="default"/>
+        <w:sz w:val="20"/>
+      </w:rPr>
+    </w:lvl>
+  </w:abstractNum>
+  <w:abstractNum w:abstractNumId="7" w15:restartNumberingAfterBreak="0">
     <w:nsid w:val="0A186397"/>
     <w:multiLevelType w:val="multilevel"/>
     <w:tmpl w:val="BCC0918C"/>
@@ -8076,7 +10943,7 @@
       </w:rPr>
     </w:lvl>
   </w:abstractNum>
-  <w:abstractNum w:abstractNumId="7" w15:restartNumberingAfterBreak="0">
+  <w:abstractNum w:abstractNumId="8" w15:restartNumberingAfterBreak="0">
     <w:nsid w:val="0CED18C7"/>
     <w:multiLevelType w:val="multilevel"/>
     <w:tmpl w:val="71F06E7C"/>
@@ -8189,7 +11056,7 @@
       </w:pPr>
     </w:lvl>
   </w:abstractNum>
-  <w:abstractNum w:abstractNumId="8" w15:restartNumberingAfterBreak="0">
+  <w:abstractNum w:abstractNumId="9" w15:restartNumberingAfterBreak="0">
     <w:nsid w:val="0E103E11"/>
     <w:multiLevelType w:val="multilevel"/>
     <w:tmpl w:val="91C4B7A4"/>
@@ -8338,7 +11205,7 @@
       </w:rPr>
     </w:lvl>
   </w:abstractNum>
-  <w:abstractNum w:abstractNumId="9" w15:restartNumberingAfterBreak="0">
+  <w:abstractNum w:abstractNumId="10" w15:restartNumberingAfterBreak="0">
     <w:nsid w:val="0EBC6843"/>
     <w:multiLevelType w:val="multilevel"/>
     <w:tmpl w:val="5680C130"/>
@@ -8487,7 +11354,7 @@
       </w:rPr>
     </w:lvl>
   </w:abstractNum>
-  <w:abstractNum w:abstractNumId="10" w15:restartNumberingAfterBreak="0">
+  <w:abstractNum w:abstractNumId="11" w15:restartNumberingAfterBreak="0">
     <w:nsid w:val="17DF78D5"/>
     <w:multiLevelType w:val="multilevel"/>
     <w:tmpl w:val="C52CE48E"/>
@@ -8600,7 +11467,7 @@
       </w:pPr>
     </w:lvl>
   </w:abstractNum>
-  <w:abstractNum w:abstractNumId="11" w15:restartNumberingAfterBreak="0">
+  <w:abstractNum w:abstractNumId="12" w15:restartNumberingAfterBreak="0">
     <w:nsid w:val="1FEB2F81"/>
     <w:multiLevelType w:val="multilevel"/>
     <w:tmpl w:val="253276B2"/>
@@ -8713,7 +11580,7 @@
       </w:pPr>
     </w:lvl>
   </w:abstractNum>
-  <w:abstractNum w:abstractNumId="12" w15:restartNumberingAfterBreak="0">
+  <w:abstractNum w:abstractNumId="13" w15:restartNumberingAfterBreak="0">
     <w:nsid w:val="205A56C1"/>
     <w:multiLevelType w:val="multilevel"/>
     <w:tmpl w:val="01E8A1F2"/>
@@ -8826,7 +11693,7 @@
       </w:pPr>
     </w:lvl>
   </w:abstractNum>
-  <w:abstractNum w:abstractNumId="13" w15:restartNumberingAfterBreak="0">
+  <w:abstractNum w:abstractNumId="14" w15:restartNumberingAfterBreak="0">
     <w:nsid w:val="20731F58"/>
     <w:multiLevelType w:val="multilevel"/>
     <w:tmpl w:val="327C4858"/>
@@ -8975,7 +11842,7 @@
       </w:rPr>
     </w:lvl>
   </w:abstractNum>
-  <w:abstractNum w:abstractNumId="14" w15:restartNumberingAfterBreak="0">
+  <w:abstractNum w:abstractNumId="15" w15:restartNumberingAfterBreak="0">
     <w:nsid w:val="29252756"/>
     <w:multiLevelType w:val="multilevel"/>
     <w:tmpl w:val="87E6106A"/>
@@ -9124,7 +11991,7 @@
       </w:rPr>
     </w:lvl>
   </w:abstractNum>
-  <w:abstractNum w:abstractNumId="15" w15:restartNumberingAfterBreak="0">
+  <w:abstractNum w:abstractNumId="16" w15:restartNumberingAfterBreak="0">
     <w:nsid w:val="2BD847E4"/>
     <w:multiLevelType w:val="multilevel"/>
     <w:tmpl w:val="5108FE98"/>
@@ -9273,7 +12140,7 @@
       </w:rPr>
     </w:lvl>
   </w:abstractNum>
-  <w:abstractNum w:abstractNumId="16" w15:restartNumberingAfterBreak="0">
+  <w:abstractNum w:abstractNumId="17" w15:restartNumberingAfterBreak="0">
     <w:nsid w:val="2F3E1858"/>
     <w:multiLevelType w:val="multilevel"/>
     <w:tmpl w:val="190EA0CC"/>
@@ -9386,7 +12253,7 @@
       </w:pPr>
     </w:lvl>
   </w:abstractNum>
-  <w:abstractNum w:abstractNumId="17" w15:restartNumberingAfterBreak="0">
+  <w:abstractNum w:abstractNumId="18" w15:restartNumberingAfterBreak="0">
     <w:nsid w:val="31AC623C"/>
     <w:multiLevelType w:val="multilevel"/>
     <w:tmpl w:val="A4D064FC"/>
@@ -9535,7 +12402,7 @@
       </w:rPr>
     </w:lvl>
   </w:abstractNum>
-  <w:abstractNum w:abstractNumId="18" w15:restartNumberingAfterBreak="0">
+  <w:abstractNum w:abstractNumId="19" w15:restartNumberingAfterBreak="0">
     <w:nsid w:val="36730DB5"/>
     <w:multiLevelType w:val="multilevel"/>
     <w:tmpl w:val="FF284852"/>
@@ -9648,7 +12515,7 @@
       </w:pPr>
     </w:lvl>
   </w:abstractNum>
-  <w:abstractNum w:abstractNumId="19" w15:restartNumberingAfterBreak="0">
+  <w:abstractNum w:abstractNumId="20" w15:restartNumberingAfterBreak="0">
     <w:nsid w:val="37654E02"/>
     <w:multiLevelType w:val="multilevel"/>
     <w:tmpl w:val="F2A42604"/>
@@ -9797,7 +12664,7 @@
       </w:rPr>
     </w:lvl>
   </w:abstractNum>
-  <w:abstractNum w:abstractNumId="20" w15:restartNumberingAfterBreak="0">
+  <w:abstractNum w:abstractNumId="21" w15:restartNumberingAfterBreak="0">
     <w:nsid w:val="38611124"/>
     <w:multiLevelType w:val="multilevel"/>
     <w:tmpl w:val="7FAA188C"/>
@@ -9946,7 +12813,7 @@
       </w:rPr>
     </w:lvl>
   </w:abstractNum>
-  <w:abstractNum w:abstractNumId="21" w15:restartNumberingAfterBreak="0">
+  <w:abstractNum w:abstractNumId="22" w15:restartNumberingAfterBreak="0">
     <w:nsid w:val="388572D2"/>
     <w:multiLevelType w:val="multilevel"/>
     <w:tmpl w:val="705AC048"/>
@@ -10059,7 +12926,269 @@
       </w:pPr>
     </w:lvl>
   </w:abstractNum>
-  <w:abstractNum w:abstractNumId="22" w15:restartNumberingAfterBreak="0">
+  <w:abstractNum w:abstractNumId="23" w15:restartNumberingAfterBreak="0">
+    <w:nsid w:val="3C542CB3"/>
+    <w:multiLevelType w:val="hybridMultilevel"/>
+    <w:tmpl w:val="29889FA0"/>
+    <w:lvl w:ilvl="0" w:tplc="04150001">
+      <w:start w:val="1"/>
+      <w:numFmt w:val="bullet"/>
+      <w:lvlText w:val=""/>
+      <w:lvlJc w:val="left"/>
+      <w:pPr>
+        <w:ind w:left="360" w:hanging="360"/>
+      </w:pPr>
+      <w:rPr>
+        <w:rFonts w:ascii="Symbol" w:hAnsi="Symbol" w:hint="default"/>
+      </w:rPr>
+    </w:lvl>
+    <w:lvl w:ilvl="1" w:tplc="04150003">
+      <w:start w:val="1"/>
+      <w:numFmt w:val="bullet"/>
+      <w:lvlText w:val="o"/>
+      <w:lvlJc w:val="left"/>
+      <w:pPr>
+        <w:ind w:left="1080" w:hanging="360"/>
+      </w:pPr>
+      <w:rPr>
+        <w:rFonts w:ascii="Courier New" w:hAnsi="Courier New" w:cs="Courier New" w:hint="default"/>
+      </w:rPr>
+    </w:lvl>
+    <w:lvl w:ilvl="2" w:tplc="04150005" w:tentative="1">
+      <w:start w:val="1"/>
+      <w:numFmt w:val="bullet"/>
+      <w:lvlText w:val=""/>
+      <w:lvlJc w:val="left"/>
+      <w:pPr>
+        <w:ind w:left="1800" w:hanging="360"/>
+      </w:pPr>
+      <w:rPr>
+        <w:rFonts w:ascii="Wingdings" w:hAnsi="Wingdings" w:hint="default"/>
+      </w:rPr>
+    </w:lvl>
+    <w:lvl w:ilvl="3" w:tplc="04150001" w:tentative="1">
+      <w:start w:val="1"/>
+      <w:numFmt w:val="bullet"/>
+      <w:lvlText w:val=""/>
+      <w:lvlJc w:val="left"/>
+      <w:pPr>
+        <w:ind w:left="2520" w:hanging="360"/>
+      </w:pPr>
+      <w:rPr>
+        <w:rFonts w:ascii="Symbol" w:hAnsi="Symbol" w:hint="default"/>
+      </w:rPr>
+    </w:lvl>
+    <w:lvl w:ilvl="4" w:tplc="04150003" w:tentative="1">
+      <w:start w:val="1"/>
+      <w:numFmt w:val="bullet"/>
+      <w:lvlText w:val="o"/>
+      <w:lvlJc w:val="left"/>
+      <w:pPr>
+        <w:ind w:left="3240" w:hanging="360"/>
+      </w:pPr>
+      <w:rPr>
+        <w:rFonts w:ascii="Courier New" w:hAnsi="Courier New" w:cs="Courier New" w:hint="default"/>
+      </w:rPr>
+    </w:lvl>
+    <w:lvl w:ilvl="5" w:tplc="04150005" w:tentative="1">
+      <w:start w:val="1"/>
+      <w:numFmt w:val="bullet"/>
+      <w:lvlText w:val=""/>
+      <w:lvlJc w:val="left"/>
+      <w:pPr>
+        <w:ind w:left="3960" w:hanging="360"/>
+      </w:pPr>
+      <w:rPr>
+        <w:rFonts w:ascii="Wingdings" w:hAnsi="Wingdings" w:hint="default"/>
+      </w:rPr>
+    </w:lvl>
+    <w:lvl w:ilvl="6" w:tplc="04150001" w:tentative="1">
+      <w:start w:val="1"/>
+      <w:numFmt w:val="bullet"/>
+      <w:lvlText w:val=""/>
+      <w:lvlJc w:val="left"/>
+      <w:pPr>
+        <w:ind w:left="4680" w:hanging="360"/>
+      </w:pPr>
+      <w:rPr>
+        <w:rFonts w:ascii="Symbol" w:hAnsi="Symbol" w:hint="default"/>
+      </w:rPr>
+    </w:lvl>
+    <w:lvl w:ilvl="7" w:tplc="04150003" w:tentative="1">
+      <w:start w:val="1"/>
+      <w:numFmt w:val="bullet"/>
+      <w:lvlText w:val="o"/>
+      <w:lvlJc w:val="left"/>
+      <w:pPr>
+        <w:ind w:left="5400" w:hanging="360"/>
+      </w:pPr>
+      <w:rPr>
+        <w:rFonts w:ascii="Courier New" w:hAnsi="Courier New" w:cs="Courier New" w:hint="default"/>
+      </w:rPr>
+    </w:lvl>
+    <w:lvl w:ilvl="8" w:tplc="04150005" w:tentative="1">
+      <w:start w:val="1"/>
+      <w:numFmt w:val="bullet"/>
+      <w:lvlText w:val=""/>
+      <w:lvlJc w:val="left"/>
+      <w:pPr>
+        <w:ind w:left="6120" w:hanging="360"/>
+      </w:pPr>
+      <w:rPr>
+        <w:rFonts w:ascii="Wingdings" w:hAnsi="Wingdings" w:hint="default"/>
+      </w:rPr>
+    </w:lvl>
+  </w:abstractNum>
+  <w:abstractNum w:abstractNumId="24" w15:restartNumberingAfterBreak="0">
+    <w:nsid w:val="41645C28"/>
+    <w:multiLevelType w:val="multilevel"/>
+    <w:tmpl w:val="682E360E"/>
+    <w:lvl w:ilvl="0">
+      <w:start w:val="1"/>
+      <w:numFmt w:val="bullet"/>
+      <w:lvlText w:val=""/>
+      <w:lvlJc w:val="left"/>
+      <w:pPr>
+        <w:tabs>
+          <w:tab w:val="num" w:pos="720"/>
+        </w:tabs>
+        <w:ind w:left="720" w:hanging="360"/>
+      </w:pPr>
+      <w:rPr>
+        <w:rFonts w:ascii="Symbol" w:hAnsi="Symbol" w:hint="default"/>
+        <w:sz w:val="20"/>
+      </w:rPr>
+    </w:lvl>
+    <w:lvl w:ilvl="1" w:tentative="1">
+      <w:start w:val="1"/>
+      <w:numFmt w:val="bullet"/>
+      <w:lvlText w:val="o"/>
+      <w:lvlJc w:val="left"/>
+      <w:pPr>
+        <w:tabs>
+          <w:tab w:val="num" w:pos="1440"/>
+        </w:tabs>
+        <w:ind w:left="1440" w:hanging="360"/>
+      </w:pPr>
+      <w:rPr>
+        <w:rFonts w:ascii="Courier New" w:hAnsi="Courier New" w:hint="default"/>
+        <w:sz w:val="20"/>
+      </w:rPr>
+    </w:lvl>
+    <w:lvl w:ilvl="2" w:tentative="1">
+      <w:start w:val="1"/>
+      <w:numFmt w:val="bullet"/>
+      <w:lvlText w:val=""/>
+      <w:lvlJc w:val="left"/>
+      <w:pPr>
+        <w:tabs>
+          <w:tab w:val="num" w:pos="2160"/>
+        </w:tabs>
+        <w:ind w:left="2160" w:hanging="360"/>
+      </w:pPr>
+      <w:rPr>
+        <w:rFonts w:ascii="Wingdings" w:hAnsi="Wingdings" w:hint="default"/>
+        <w:sz w:val="20"/>
+      </w:rPr>
+    </w:lvl>
+    <w:lvl w:ilvl="3" w:tentative="1">
+      <w:start w:val="1"/>
+      <w:numFmt w:val="bullet"/>
+      <w:lvlText w:val=""/>
+      <w:lvlJc w:val="left"/>
+      <w:pPr>
+        <w:tabs>
+          <w:tab w:val="num" w:pos="2880"/>
+        </w:tabs>
+        <w:ind w:left="2880" w:hanging="360"/>
+      </w:pPr>
+      <w:rPr>
+        <w:rFonts w:ascii="Wingdings" w:hAnsi="Wingdings" w:hint="default"/>
+        <w:sz w:val="20"/>
+      </w:rPr>
+    </w:lvl>
+    <w:lvl w:ilvl="4" w:tentative="1">
+      <w:start w:val="1"/>
+      <w:numFmt w:val="bullet"/>
+      <w:lvlText w:val=""/>
+      <w:lvlJc w:val="left"/>
+      <w:pPr>
+        <w:tabs>
+          <w:tab w:val="num" w:pos="3600"/>
+        </w:tabs>
+        <w:ind w:left="3600" w:hanging="360"/>
+      </w:pPr>
+      <w:rPr>
+        <w:rFonts w:ascii="Wingdings" w:hAnsi="Wingdings" w:hint="default"/>
+        <w:sz w:val="20"/>
+      </w:rPr>
+    </w:lvl>
+    <w:lvl w:ilvl="5" w:tentative="1">
+      <w:start w:val="1"/>
+      <w:numFmt w:val="bullet"/>
+      <w:lvlText w:val=""/>
+      <w:lvlJc w:val="left"/>
+      <w:pPr>
+        <w:tabs>
+          <w:tab w:val="num" w:pos="4320"/>
+        </w:tabs>
+        <w:ind w:left="4320" w:hanging="360"/>
+      </w:pPr>
+      <w:rPr>
+        <w:rFonts w:ascii="Wingdings" w:hAnsi="Wingdings" w:hint="default"/>
+        <w:sz w:val="20"/>
+      </w:rPr>
+    </w:lvl>
+    <w:lvl w:ilvl="6" w:tentative="1">
+      <w:start w:val="1"/>
+      <w:numFmt w:val="bullet"/>
+      <w:lvlText w:val=""/>
+      <w:lvlJc w:val="left"/>
+      <w:pPr>
+        <w:tabs>
+          <w:tab w:val="num" w:pos="5040"/>
+        </w:tabs>
+        <w:ind w:left="5040" w:hanging="360"/>
+      </w:pPr>
+      <w:rPr>
+        <w:rFonts w:ascii="Wingdings" w:hAnsi="Wingdings" w:hint="default"/>
+        <w:sz w:val="20"/>
+      </w:rPr>
+    </w:lvl>
+    <w:lvl w:ilvl="7" w:tentative="1">
+      <w:start w:val="1"/>
+      <w:numFmt w:val="bullet"/>
+      <w:lvlText w:val=""/>
+      <w:lvlJc w:val="left"/>
+      <w:pPr>
+        <w:tabs>
+          <w:tab w:val="num" w:pos="5760"/>
+        </w:tabs>
+        <w:ind w:left="5760" w:hanging="360"/>
+      </w:pPr>
+      <w:rPr>
+        <w:rFonts w:ascii="Wingdings" w:hAnsi="Wingdings" w:hint="default"/>
+        <w:sz w:val="20"/>
+      </w:rPr>
+    </w:lvl>
+    <w:lvl w:ilvl="8" w:tentative="1">
+      <w:start w:val="1"/>
+      <w:numFmt w:val="bullet"/>
+      <w:lvlText w:val=""/>
+      <w:lvlJc w:val="left"/>
+      <w:pPr>
+        <w:tabs>
+          <w:tab w:val="num" w:pos="6480"/>
+        </w:tabs>
+        <w:ind w:left="6480" w:hanging="360"/>
+      </w:pPr>
+      <w:rPr>
+        <w:rFonts w:ascii="Wingdings" w:hAnsi="Wingdings" w:hint="default"/>
+        <w:sz w:val="20"/>
+      </w:rPr>
+    </w:lvl>
+  </w:abstractNum>
+  <w:abstractNum w:abstractNumId="25" w15:restartNumberingAfterBreak="0">
     <w:nsid w:val="4569210A"/>
     <w:multiLevelType w:val="multilevel"/>
     <w:tmpl w:val="4CA82DEE"/>
@@ -10208,7 +13337,7 @@
       </w:rPr>
     </w:lvl>
   </w:abstractNum>
-  <w:abstractNum w:abstractNumId="23" w15:restartNumberingAfterBreak="0">
+  <w:abstractNum w:abstractNumId="26" w15:restartNumberingAfterBreak="0">
     <w:nsid w:val="46741A15"/>
     <w:multiLevelType w:val="multilevel"/>
     <w:tmpl w:val="A0486856"/>
@@ -10357,7 +13486,7 @@
       </w:rPr>
     </w:lvl>
   </w:abstractNum>
-  <w:abstractNum w:abstractNumId="24" w15:restartNumberingAfterBreak="0">
+  <w:abstractNum w:abstractNumId="27" w15:restartNumberingAfterBreak="0">
     <w:nsid w:val="497F421D"/>
     <w:multiLevelType w:val="multilevel"/>
     <w:tmpl w:val="361ACD98"/>
@@ -10470,7 +13599,7 @@
       </w:pPr>
     </w:lvl>
   </w:abstractNum>
-  <w:abstractNum w:abstractNumId="25" w15:restartNumberingAfterBreak="0">
+  <w:abstractNum w:abstractNumId="28" w15:restartNumberingAfterBreak="0">
     <w:nsid w:val="4CD25FBA"/>
     <w:multiLevelType w:val="multilevel"/>
     <w:tmpl w:val="4E20B544"/>
@@ -10619,7 +13748,7 @@
       </w:rPr>
     </w:lvl>
   </w:abstractNum>
-  <w:abstractNum w:abstractNumId="26" w15:restartNumberingAfterBreak="0">
+  <w:abstractNum w:abstractNumId="29" w15:restartNumberingAfterBreak="0">
     <w:nsid w:val="55765C41"/>
     <w:multiLevelType w:val="multilevel"/>
     <w:tmpl w:val="D08AB2C2"/>
@@ -10768,7 +13897,7 @@
       </w:rPr>
     </w:lvl>
   </w:abstractNum>
-  <w:abstractNum w:abstractNumId="27" w15:restartNumberingAfterBreak="0">
+  <w:abstractNum w:abstractNumId="30" w15:restartNumberingAfterBreak="0">
     <w:nsid w:val="57C97A43"/>
     <w:multiLevelType w:val="multilevel"/>
     <w:tmpl w:val="7A50F060"/>
@@ -10917,7 +14046,7 @@
       </w:rPr>
     </w:lvl>
   </w:abstractNum>
-  <w:abstractNum w:abstractNumId="28" w15:restartNumberingAfterBreak="0">
+  <w:abstractNum w:abstractNumId="31" w15:restartNumberingAfterBreak="0">
     <w:nsid w:val="59777731"/>
     <w:multiLevelType w:val="multilevel"/>
     <w:tmpl w:val="DC427D46"/>
@@ -11066,7 +14195,156 @@
       </w:rPr>
     </w:lvl>
   </w:abstractNum>
-  <w:abstractNum w:abstractNumId="29" w15:restartNumberingAfterBreak="0">
+  <w:abstractNum w:abstractNumId="32" w15:restartNumberingAfterBreak="0">
+    <w:nsid w:val="59C819AD"/>
+    <w:multiLevelType w:val="multilevel"/>
+    <w:tmpl w:val="766A5A1A"/>
+    <w:lvl w:ilvl="0">
+      <w:start w:val="1"/>
+      <w:numFmt w:val="bullet"/>
+      <w:lvlText w:val=""/>
+      <w:lvlJc w:val="left"/>
+      <w:pPr>
+        <w:tabs>
+          <w:tab w:val="num" w:pos="720"/>
+        </w:tabs>
+        <w:ind w:left="720" w:hanging="360"/>
+      </w:pPr>
+      <w:rPr>
+        <w:rFonts w:ascii="Symbol" w:hAnsi="Symbol" w:hint="default"/>
+        <w:sz w:val="20"/>
+      </w:rPr>
+    </w:lvl>
+    <w:lvl w:ilvl="1" w:tentative="1">
+      <w:start w:val="1"/>
+      <w:numFmt w:val="bullet"/>
+      <w:lvlText w:val="o"/>
+      <w:lvlJc w:val="left"/>
+      <w:pPr>
+        <w:tabs>
+          <w:tab w:val="num" w:pos="1440"/>
+        </w:tabs>
+        <w:ind w:left="1440" w:hanging="360"/>
+      </w:pPr>
+      <w:rPr>
+        <w:rFonts w:ascii="Courier New" w:hAnsi="Courier New" w:hint="default"/>
+        <w:sz w:val="20"/>
+      </w:rPr>
+    </w:lvl>
+    <w:lvl w:ilvl="2" w:tentative="1">
+      <w:start w:val="1"/>
+      <w:numFmt w:val="bullet"/>
+      <w:lvlText w:val=""/>
+      <w:lvlJc w:val="left"/>
+      <w:pPr>
+        <w:tabs>
+          <w:tab w:val="num" w:pos="2160"/>
+        </w:tabs>
+        <w:ind w:left="2160" w:hanging="360"/>
+      </w:pPr>
+      <w:rPr>
+        <w:rFonts w:ascii="Wingdings" w:hAnsi="Wingdings" w:hint="default"/>
+        <w:sz w:val="20"/>
+      </w:rPr>
+    </w:lvl>
+    <w:lvl w:ilvl="3" w:tentative="1">
+      <w:start w:val="1"/>
+      <w:numFmt w:val="bullet"/>
+      <w:lvlText w:val=""/>
+      <w:lvlJc w:val="left"/>
+      <w:pPr>
+        <w:tabs>
+          <w:tab w:val="num" w:pos="2880"/>
+        </w:tabs>
+        <w:ind w:left="2880" w:hanging="360"/>
+      </w:pPr>
+      <w:rPr>
+        <w:rFonts w:ascii="Wingdings" w:hAnsi="Wingdings" w:hint="default"/>
+        <w:sz w:val="20"/>
+      </w:rPr>
+    </w:lvl>
+    <w:lvl w:ilvl="4" w:tentative="1">
+      <w:start w:val="1"/>
+      <w:numFmt w:val="bullet"/>
+      <w:lvlText w:val=""/>
+      <w:lvlJc w:val="left"/>
+      <w:pPr>
+        <w:tabs>
+          <w:tab w:val="num" w:pos="3600"/>
+        </w:tabs>
+        <w:ind w:left="3600" w:hanging="360"/>
+      </w:pPr>
+      <w:rPr>
+        <w:rFonts w:ascii="Wingdings" w:hAnsi="Wingdings" w:hint="default"/>
+        <w:sz w:val="20"/>
+      </w:rPr>
+    </w:lvl>
+    <w:lvl w:ilvl="5" w:tentative="1">
+      <w:start w:val="1"/>
+      <w:numFmt w:val="bullet"/>
+      <w:lvlText w:val=""/>
+      <w:lvlJc w:val="left"/>
+      <w:pPr>
+        <w:tabs>
+          <w:tab w:val="num" w:pos="4320"/>
+        </w:tabs>
+        <w:ind w:left="4320" w:hanging="360"/>
+      </w:pPr>
+      <w:rPr>
+        <w:rFonts w:ascii="Wingdings" w:hAnsi="Wingdings" w:hint="default"/>
+        <w:sz w:val="20"/>
+      </w:rPr>
+    </w:lvl>
+    <w:lvl w:ilvl="6" w:tentative="1">
+      <w:start w:val="1"/>
+      <w:numFmt w:val="bullet"/>
+      <w:lvlText w:val=""/>
+      <w:lvlJc w:val="left"/>
+      <w:pPr>
+        <w:tabs>
+          <w:tab w:val="num" w:pos="5040"/>
+        </w:tabs>
+        <w:ind w:left="5040" w:hanging="360"/>
+      </w:pPr>
+      <w:rPr>
+        <w:rFonts w:ascii="Wingdings" w:hAnsi="Wingdings" w:hint="default"/>
+        <w:sz w:val="20"/>
+      </w:rPr>
+    </w:lvl>
+    <w:lvl w:ilvl="7" w:tentative="1">
+      <w:start w:val="1"/>
+      <w:numFmt w:val="bullet"/>
+      <w:lvlText w:val=""/>
+      <w:lvlJc w:val="left"/>
+      <w:pPr>
+        <w:tabs>
+          <w:tab w:val="num" w:pos="5760"/>
+        </w:tabs>
+        <w:ind w:left="5760" w:hanging="360"/>
+      </w:pPr>
+      <w:rPr>
+        <w:rFonts w:ascii="Wingdings" w:hAnsi="Wingdings" w:hint="default"/>
+        <w:sz w:val="20"/>
+      </w:rPr>
+    </w:lvl>
+    <w:lvl w:ilvl="8" w:tentative="1">
+      <w:start w:val="1"/>
+      <w:numFmt w:val="bullet"/>
+      <w:lvlText w:val=""/>
+      <w:lvlJc w:val="left"/>
+      <w:pPr>
+        <w:tabs>
+          <w:tab w:val="num" w:pos="6480"/>
+        </w:tabs>
+        <w:ind w:left="6480" w:hanging="360"/>
+      </w:pPr>
+      <w:rPr>
+        <w:rFonts w:ascii="Wingdings" w:hAnsi="Wingdings" w:hint="default"/>
+        <w:sz w:val="20"/>
+      </w:rPr>
+    </w:lvl>
+  </w:abstractNum>
+  <w:abstractNum w:abstractNumId="33" w15:restartNumberingAfterBreak="0">
     <w:nsid w:val="5C0205D2"/>
     <w:multiLevelType w:val="multilevel"/>
     <w:tmpl w:val="D0A27334"/>
@@ -11179,7 +14457,7 @@
       </w:pPr>
     </w:lvl>
   </w:abstractNum>
-  <w:abstractNum w:abstractNumId="30" w15:restartNumberingAfterBreak="0">
+  <w:abstractNum w:abstractNumId="34" w15:restartNumberingAfterBreak="0">
     <w:nsid w:val="5CA32000"/>
     <w:multiLevelType w:val="multilevel"/>
     <w:tmpl w:val="BDBC624E"/>
@@ -11328,10 +14606,10 @@
       </w:rPr>
     </w:lvl>
   </w:abstractNum>
-  <w:abstractNum w:abstractNumId="31" w15:restartNumberingAfterBreak="0">
+  <w:abstractNum w:abstractNumId="35" w15:restartNumberingAfterBreak="0">
     <w:nsid w:val="5FAA5870"/>
     <w:multiLevelType w:val="hybridMultilevel"/>
-    <w:tmpl w:val="895E409C"/>
+    <w:tmpl w:val="C5665DFA"/>
     <w:lvl w:ilvl="0" w:tplc="0415000F">
       <w:start w:val="1"/>
       <w:numFmt w:val="decimal"/>
@@ -11417,7 +14695,7 @@
       </w:pPr>
     </w:lvl>
   </w:abstractNum>
-  <w:abstractNum w:abstractNumId="32" w15:restartNumberingAfterBreak="0">
+  <w:abstractNum w:abstractNumId="36" w15:restartNumberingAfterBreak="0">
     <w:nsid w:val="5FC24D81"/>
     <w:multiLevelType w:val="multilevel"/>
     <w:tmpl w:val="48BCEAA6"/>
@@ -11566,7 +14844,7 @@
       </w:rPr>
     </w:lvl>
   </w:abstractNum>
-  <w:abstractNum w:abstractNumId="33" w15:restartNumberingAfterBreak="0">
+  <w:abstractNum w:abstractNumId="37" w15:restartNumberingAfterBreak="0">
     <w:nsid w:val="63D35525"/>
     <w:multiLevelType w:val="multilevel"/>
     <w:tmpl w:val="4FAE2088"/>
@@ -11715,7 +14993,7 @@
       </w:rPr>
     </w:lvl>
   </w:abstractNum>
-  <w:abstractNum w:abstractNumId="34" w15:restartNumberingAfterBreak="0">
+  <w:abstractNum w:abstractNumId="38" w15:restartNumberingAfterBreak="0">
     <w:nsid w:val="6A127435"/>
     <w:multiLevelType w:val="multilevel"/>
     <w:tmpl w:val="D10A1DC0"/>
@@ -11828,7 +15106,7 @@
       </w:pPr>
     </w:lvl>
   </w:abstractNum>
-  <w:abstractNum w:abstractNumId="35" w15:restartNumberingAfterBreak="0">
+  <w:abstractNum w:abstractNumId="39" w15:restartNumberingAfterBreak="0">
     <w:nsid w:val="6AAD42A6"/>
     <w:multiLevelType w:val="multilevel"/>
     <w:tmpl w:val="1F404D6A"/>
@@ -11977,7 +15255,7 @@
       </w:rPr>
     </w:lvl>
   </w:abstractNum>
-  <w:abstractNum w:abstractNumId="36" w15:restartNumberingAfterBreak="0">
+  <w:abstractNum w:abstractNumId="40" w15:restartNumberingAfterBreak="0">
     <w:nsid w:val="6C4734CA"/>
     <w:multiLevelType w:val="multilevel"/>
     <w:tmpl w:val="AD5AF57E"/>
@@ -12090,7 +15368,120 @@
       </w:pPr>
     </w:lvl>
   </w:abstractNum>
-  <w:abstractNum w:abstractNumId="37" w15:restartNumberingAfterBreak="0">
+  <w:abstractNum w:abstractNumId="41" w15:restartNumberingAfterBreak="0">
+    <w:nsid w:val="6D273722"/>
+    <w:multiLevelType w:val="multilevel"/>
+    <w:tmpl w:val="C706B8EE"/>
+    <w:lvl w:ilvl="0">
+      <w:start w:val="1"/>
+      <w:numFmt w:val="decimal"/>
+      <w:lvlText w:val="%1."/>
+      <w:lvlJc w:val="left"/>
+      <w:pPr>
+        <w:tabs>
+          <w:tab w:val="num" w:pos="720"/>
+        </w:tabs>
+        <w:ind w:left="720" w:hanging="360"/>
+      </w:pPr>
+    </w:lvl>
+    <w:lvl w:ilvl="1" w:tentative="1">
+      <w:start w:val="1"/>
+      <w:numFmt w:val="decimal"/>
+      <w:lvlText w:val="%2."/>
+      <w:lvlJc w:val="left"/>
+      <w:pPr>
+        <w:tabs>
+          <w:tab w:val="num" w:pos="1440"/>
+        </w:tabs>
+        <w:ind w:left="1440" w:hanging="360"/>
+      </w:pPr>
+    </w:lvl>
+    <w:lvl w:ilvl="2" w:tentative="1">
+      <w:start w:val="1"/>
+      <w:numFmt w:val="decimal"/>
+      <w:lvlText w:val="%3."/>
+      <w:lvlJc w:val="left"/>
+      <w:pPr>
+        <w:tabs>
+          <w:tab w:val="num" w:pos="2160"/>
+        </w:tabs>
+        <w:ind w:left="2160" w:hanging="360"/>
+      </w:pPr>
+    </w:lvl>
+    <w:lvl w:ilvl="3" w:tentative="1">
+      <w:start w:val="1"/>
+      <w:numFmt w:val="decimal"/>
+      <w:lvlText w:val="%4."/>
+      <w:lvlJc w:val="left"/>
+      <w:pPr>
+        <w:tabs>
+          <w:tab w:val="num" w:pos="2880"/>
+        </w:tabs>
+        <w:ind w:left="2880" w:hanging="360"/>
+      </w:pPr>
+    </w:lvl>
+    <w:lvl w:ilvl="4" w:tentative="1">
+      <w:start w:val="1"/>
+      <w:numFmt w:val="decimal"/>
+      <w:lvlText w:val="%5."/>
+      <w:lvlJc w:val="left"/>
+      <w:pPr>
+        <w:tabs>
+          <w:tab w:val="num" w:pos="3600"/>
+        </w:tabs>
+        <w:ind w:left="3600" w:hanging="360"/>
+      </w:pPr>
+    </w:lvl>
+    <w:lvl w:ilvl="5" w:tentative="1">
+      <w:start w:val="1"/>
+      <w:numFmt w:val="decimal"/>
+      <w:lvlText w:val="%6."/>
+      <w:lvlJc w:val="left"/>
+      <w:pPr>
+        <w:tabs>
+          <w:tab w:val="num" w:pos="4320"/>
+        </w:tabs>
+        <w:ind w:left="4320" w:hanging="360"/>
+      </w:pPr>
+    </w:lvl>
+    <w:lvl w:ilvl="6" w:tentative="1">
+      <w:start w:val="1"/>
+      <w:numFmt w:val="decimal"/>
+      <w:lvlText w:val="%7."/>
+      <w:lvlJc w:val="left"/>
+      <w:pPr>
+        <w:tabs>
+          <w:tab w:val="num" w:pos="5040"/>
+        </w:tabs>
+        <w:ind w:left="5040" w:hanging="360"/>
+      </w:pPr>
+    </w:lvl>
+    <w:lvl w:ilvl="7" w:tentative="1">
+      <w:start w:val="1"/>
+      <w:numFmt w:val="decimal"/>
+      <w:lvlText w:val="%8."/>
+      <w:lvlJc w:val="left"/>
+      <w:pPr>
+        <w:tabs>
+          <w:tab w:val="num" w:pos="5760"/>
+        </w:tabs>
+        <w:ind w:left="5760" w:hanging="360"/>
+      </w:pPr>
+    </w:lvl>
+    <w:lvl w:ilvl="8" w:tentative="1">
+      <w:start w:val="1"/>
+      <w:numFmt w:val="decimal"/>
+      <w:lvlText w:val="%9."/>
+      <w:lvlJc w:val="left"/>
+      <w:pPr>
+        <w:tabs>
+          <w:tab w:val="num" w:pos="6480"/>
+        </w:tabs>
+        <w:ind w:left="6480" w:hanging="360"/>
+      </w:pPr>
+    </w:lvl>
+  </w:abstractNum>
+  <w:abstractNum w:abstractNumId="42" w15:restartNumberingAfterBreak="0">
     <w:nsid w:val="6E1D133B"/>
     <w:multiLevelType w:val="multilevel"/>
     <w:tmpl w:val="CDA0F9EE"/>
@@ -12239,7 +15630,7 @@
       </w:rPr>
     </w:lvl>
   </w:abstractNum>
-  <w:abstractNum w:abstractNumId="38" w15:restartNumberingAfterBreak="0">
+  <w:abstractNum w:abstractNumId="43" w15:restartNumberingAfterBreak="0">
     <w:nsid w:val="7A776C14"/>
     <w:multiLevelType w:val="multilevel"/>
     <w:tmpl w:val="0D8E42C8"/>
@@ -12356,7 +15747,7 @@
       </w:pPr>
     </w:lvl>
   </w:abstractNum>
-  <w:abstractNum w:abstractNumId="39" w15:restartNumberingAfterBreak="0">
+  <w:abstractNum w:abstractNumId="44" w15:restartNumberingAfterBreak="0">
     <w:nsid w:val="7D75449A"/>
     <w:multiLevelType w:val="multilevel"/>
     <w:tmpl w:val="12500EE6"/>
@@ -12505,7 +15896,7 @@
       </w:rPr>
     </w:lvl>
   </w:abstractNum>
-  <w:abstractNum w:abstractNumId="40" w15:restartNumberingAfterBreak="0">
+  <w:abstractNum w:abstractNumId="45" w15:restartNumberingAfterBreak="0">
     <w:nsid w:val="7E84601E"/>
     <w:multiLevelType w:val="multilevel"/>
     <w:tmpl w:val="4C7EFAFA"/>
@@ -12623,127 +16014,142 @@
     </w:lvl>
   </w:abstractNum>
   <w:num w:numId="1" w16cid:durableId="1061174661">
-    <w:abstractNumId w:val="31"/>
+    <w:abstractNumId w:val="35"/>
   </w:num>
   <w:num w:numId="2" w16cid:durableId="678310466">
-    <w:abstractNumId w:val="22"/>
+    <w:abstractNumId w:val="25"/>
   </w:num>
   <w:num w:numId="3" w16cid:durableId="167407973">
-    <w:abstractNumId w:val="23"/>
+    <w:abstractNumId w:val="26"/>
   </w:num>
   <w:num w:numId="4" w16cid:durableId="2127458290">
-    <w:abstractNumId w:val="7"/>
+    <w:abstractNumId w:val="8"/>
   </w:num>
   <w:num w:numId="5" w16cid:durableId="579364801">
-    <w:abstractNumId w:val="35"/>
+    <w:abstractNumId w:val="39"/>
   </w:num>
   <w:num w:numId="6" w16cid:durableId="294603067">
+    <w:abstractNumId w:val="30"/>
+  </w:num>
+  <w:num w:numId="7" w16cid:durableId="1091858710">
+    <w:abstractNumId w:val="9"/>
+  </w:num>
+  <w:num w:numId="8" w16cid:durableId="2021471147">
+    <w:abstractNumId w:val="21"/>
+  </w:num>
+  <w:num w:numId="9" w16cid:durableId="536741266">
+    <w:abstractNumId w:val="29"/>
+  </w:num>
+  <w:num w:numId="10" w16cid:durableId="1403523398">
+    <w:abstractNumId w:val="34"/>
+  </w:num>
+  <w:num w:numId="11" w16cid:durableId="50614870">
+    <w:abstractNumId w:val="10"/>
+  </w:num>
+  <w:num w:numId="12" w16cid:durableId="755789053">
+    <w:abstractNumId w:val="43"/>
+  </w:num>
+  <w:num w:numId="13" w16cid:durableId="1547182656">
+    <w:abstractNumId w:val="38"/>
+  </w:num>
+  <w:num w:numId="14" w16cid:durableId="874583085">
+    <w:abstractNumId w:val="13"/>
+  </w:num>
+  <w:num w:numId="15" w16cid:durableId="1991447847">
     <w:abstractNumId w:val="27"/>
   </w:num>
-  <w:num w:numId="7" w16cid:durableId="1091858710">
-    <w:abstractNumId w:val="8"/>
-  </w:num>
-  <w:num w:numId="8" w16cid:durableId="2021471147">
-    <w:abstractNumId w:val="20"/>
-  </w:num>
-  <w:num w:numId="9" w16cid:durableId="536741266">
-    <w:abstractNumId w:val="26"/>
-  </w:num>
-  <w:num w:numId="10" w16cid:durableId="1403523398">
-    <w:abstractNumId w:val="30"/>
-  </w:num>
-  <w:num w:numId="11" w16cid:durableId="50614870">
-    <w:abstractNumId w:val="9"/>
-  </w:num>
-  <w:num w:numId="12" w16cid:durableId="755789053">
-    <w:abstractNumId w:val="38"/>
-  </w:num>
-  <w:num w:numId="13" w16cid:durableId="1547182656">
-    <w:abstractNumId w:val="34"/>
-  </w:num>
-  <w:num w:numId="14" w16cid:durableId="874583085">
-    <w:abstractNumId w:val="12"/>
-  </w:num>
-  <w:num w:numId="15" w16cid:durableId="1991447847">
-    <w:abstractNumId w:val="24"/>
-  </w:num>
   <w:num w:numId="16" w16cid:durableId="718628185">
-    <w:abstractNumId w:val="16"/>
+    <w:abstractNumId w:val="17"/>
   </w:num>
   <w:num w:numId="17" w16cid:durableId="960186142">
-    <w:abstractNumId w:val="32"/>
+    <w:abstractNumId w:val="36"/>
   </w:num>
   <w:num w:numId="18" w16cid:durableId="1332100370">
     <w:abstractNumId w:val="1"/>
   </w:num>
   <w:num w:numId="19" w16cid:durableId="2041591049">
-    <w:abstractNumId w:val="11"/>
+    <w:abstractNumId w:val="12"/>
   </w:num>
   <w:num w:numId="20" w16cid:durableId="173345451">
-    <w:abstractNumId w:val="29"/>
+    <w:abstractNumId w:val="33"/>
   </w:num>
   <w:num w:numId="21" w16cid:durableId="1812558905">
-    <w:abstractNumId w:val="37"/>
+    <w:abstractNumId w:val="42"/>
   </w:num>
   <w:num w:numId="22" w16cid:durableId="676226027">
-    <w:abstractNumId w:val="28"/>
+    <w:abstractNumId w:val="31"/>
   </w:num>
   <w:num w:numId="23" w16cid:durableId="28263384">
-    <w:abstractNumId w:val="40"/>
+    <w:abstractNumId w:val="45"/>
   </w:num>
   <w:num w:numId="24" w16cid:durableId="1371146761">
     <w:abstractNumId w:val="0"/>
   </w:num>
   <w:num w:numId="25" w16cid:durableId="1925068416">
-    <w:abstractNumId w:val="18"/>
+    <w:abstractNumId w:val="19"/>
   </w:num>
   <w:num w:numId="26" w16cid:durableId="1631590638">
     <w:abstractNumId w:val="3"/>
   </w:num>
   <w:num w:numId="27" w16cid:durableId="1614677865">
-    <w:abstractNumId w:val="10"/>
+    <w:abstractNumId w:val="11"/>
   </w:num>
   <w:num w:numId="28" w16cid:durableId="2140568843">
-    <w:abstractNumId w:val="39"/>
+    <w:abstractNumId w:val="44"/>
   </w:num>
   <w:num w:numId="29" w16cid:durableId="233666186">
-    <w:abstractNumId w:val="21"/>
+    <w:abstractNumId w:val="22"/>
   </w:num>
   <w:num w:numId="30" w16cid:durableId="1069041696">
-    <w:abstractNumId w:val="36"/>
+    <w:abstractNumId w:val="40"/>
   </w:num>
   <w:num w:numId="31" w16cid:durableId="1161193090">
-    <w:abstractNumId w:val="33"/>
+    <w:abstractNumId w:val="37"/>
   </w:num>
   <w:num w:numId="32" w16cid:durableId="928733139">
-    <w:abstractNumId w:val="25"/>
+    <w:abstractNumId w:val="28"/>
   </w:num>
   <w:num w:numId="33" w16cid:durableId="1732313192">
     <w:abstractNumId w:val="4"/>
   </w:num>
   <w:num w:numId="34" w16cid:durableId="1402604378">
-    <w:abstractNumId w:val="17"/>
+    <w:abstractNumId w:val="18"/>
   </w:num>
   <w:num w:numId="35" w16cid:durableId="1566140863">
-    <w:abstractNumId w:val="13"/>
+    <w:abstractNumId w:val="14"/>
   </w:num>
   <w:num w:numId="36" w16cid:durableId="841748268">
     <w:abstractNumId w:val="2"/>
   </w:num>
   <w:num w:numId="37" w16cid:durableId="1768380832">
-    <w:abstractNumId w:val="19"/>
+    <w:abstractNumId w:val="20"/>
   </w:num>
   <w:num w:numId="38" w16cid:durableId="408893514">
-    <w:abstractNumId w:val="6"/>
+    <w:abstractNumId w:val="7"/>
   </w:num>
   <w:num w:numId="39" w16cid:durableId="1820924716">
-    <w:abstractNumId w:val="15"/>
+    <w:abstractNumId w:val="16"/>
   </w:num>
   <w:num w:numId="40" w16cid:durableId="2077778870">
-    <w:abstractNumId w:val="14"/>
+    <w:abstractNumId w:val="15"/>
   </w:num>
   <w:num w:numId="41" w16cid:durableId="1279751248">
     <w:abstractNumId w:val="5"/>
+  </w:num>
+  <w:num w:numId="42" w16cid:durableId="458570504">
+    <w:abstractNumId w:val="41"/>
+  </w:num>
+  <w:num w:numId="43" w16cid:durableId="265505828">
+    <w:abstractNumId w:val="23"/>
+  </w:num>
+  <w:num w:numId="44" w16cid:durableId="2127700099">
+    <w:abstractNumId w:val="32"/>
+  </w:num>
+  <w:num w:numId="45" w16cid:durableId="652875772">
+    <w:abstractNumId w:val="6"/>
+  </w:num>
+  <w:num w:numId="46" w16cid:durableId="189758782">
+    <w:abstractNumId w:val="24"/>
   </w:num>
 </w:numbering>
 </file>
@@ -13148,7 +16554,7 @@
   <w:style w:type="paragraph" w:default="1" w:styleId="Normalny">
     <w:name w:val="Normal"/>
     <w:qFormat/>
-    <w:rsid w:val="00E67207"/>
+    <w:rsid w:val="00A5408C"/>
   </w:style>
   <w:style w:type="paragraph" w:styleId="Nagwek1">
     <w:name w:val="heading 1"/>
